--- a/2026.9.22-调研精读.docx
+++ b/2026.9.22-调研精读.docx
@@ -1650,6 +1650,7 @@
     </w:p>
     <w:tbl>
       <w:tblPr>
+        <w:tblStyle w:val="8"/>
         <w:tblW w:w="0" w:type="auto"/>
         <w:tblCellSpacing w:w="15" w:type="dxa"/>
         <w:tblInd w:w="0" w:type="dxa"/>
@@ -1661,7 +1662,7 @@
           <w:insideH w:val="none" w:color="auto" w:sz="0" w:space="0"/>
           <w:insideV w:val="none" w:color="auto" w:sz="0" w:space="0"/>
         </w:tblBorders>
-        <w:shd w:val="clear"/>
+        <w:shd w:val="clear" w:color="auto" w:fill="auto"/>
         <w:tblLayout w:type="fixed"/>
         <w:tblCellMar>
           <w:top w:w="15" w:type="dxa"/>
@@ -1699,7 +1700,7 @@
         <w:tc>
           <w:tcPr>
             <w:tcW w:w="0" w:type="auto"/>
-            <w:shd w:val="clear"/>
+            <w:shd w:val="clear" w:color="auto" w:fill="auto"/>
             <w:vAlign w:val="center"/>
           </w:tcPr>
           <w:p>
@@ -1728,7 +1729,7 @@
         <w:tc>
           <w:tcPr>
             <w:tcW w:w="0" w:type="auto"/>
-            <w:shd w:val="clear"/>
+            <w:shd w:val="clear" w:color="auto" w:fill="auto"/>
             <w:vAlign w:val="center"/>
           </w:tcPr>
           <w:p>
@@ -1757,7 +1758,7 @@
         <w:tc>
           <w:tcPr>
             <w:tcW w:w="0" w:type="auto"/>
-            <w:shd w:val="clear"/>
+            <w:shd w:val="clear" w:color="auto" w:fill="auto"/>
             <w:vAlign w:val="center"/>
           </w:tcPr>
           <w:p>
@@ -1794,7 +1795,7 @@
             <w:insideH w:val="none" w:color="auto" w:sz="0" w:space="0"/>
             <w:insideV w:val="none" w:color="auto" w:sz="0" w:space="0"/>
           </w:tblBorders>
-          <w:shd w:val="clear"/>
+          <w:shd w:val="clear" w:color="auto" w:fill="auto"/>
           <w:tblCellMar>
             <w:top w:w="15" w:type="dxa"/>
             <w:left w:w="15" w:type="dxa"/>
@@ -1808,7 +1809,7 @@
         <w:tc>
           <w:tcPr>
             <w:tcW w:w="0" w:type="auto"/>
-            <w:shd w:val="clear"/>
+            <w:shd w:val="clear" w:color="auto" w:fill="auto"/>
             <w:vAlign w:val="center"/>
           </w:tcPr>
           <w:p>
@@ -1837,7 +1838,7 @@
         <w:tc>
           <w:tcPr>
             <w:tcW w:w="0" w:type="auto"/>
-            <w:shd w:val="clear"/>
+            <w:shd w:val="clear" w:color="auto" w:fill="auto"/>
             <w:vAlign w:val="center"/>
           </w:tcPr>
           <w:p>
@@ -1866,7 +1867,7 @@
         <w:tc>
           <w:tcPr>
             <w:tcW w:w="0" w:type="auto"/>
-            <w:shd w:val="clear"/>
+            <w:shd w:val="clear" w:color="auto" w:fill="auto"/>
             <w:vAlign w:val="center"/>
           </w:tcPr>
           <w:p>
@@ -1903,7 +1904,7 @@
             <w:insideH w:val="none" w:color="auto" w:sz="0" w:space="0"/>
             <w:insideV w:val="none" w:color="auto" w:sz="0" w:space="0"/>
           </w:tblBorders>
-          <w:shd w:val="clear"/>
+          <w:shd w:val="clear" w:color="auto" w:fill="auto"/>
           <w:tblCellMar>
             <w:top w:w="15" w:type="dxa"/>
             <w:left w:w="15" w:type="dxa"/>
@@ -1917,7 +1918,7 @@
         <w:tc>
           <w:tcPr>
             <w:tcW w:w="0" w:type="auto"/>
-            <w:shd w:val="clear"/>
+            <w:shd w:val="clear" w:color="auto" w:fill="auto"/>
             <w:vAlign w:val="center"/>
           </w:tcPr>
           <w:p>
@@ -1946,7 +1947,7 @@
         <w:tc>
           <w:tcPr>
             <w:tcW w:w="0" w:type="auto"/>
-            <w:shd w:val="clear"/>
+            <w:shd w:val="clear" w:color="auto" w:fill="auto"/>
             <w:vAlign w:val="center"/>
           </w:tcPr>
           <w:p>
@@ -1975,7 +1976,7 @@
         <w:tc>
           <w:tcPr>
             <w:tcW w:w="0" w:type="auto"/>
-            <w:shd w:val="clear"/>
+            <w:shd w:val="clear" w:color="auto" w:fill="auto"/>
             <w:vAlign w:val="center"/>
           </w:tcPr>
           <w:p>
@@ -2012,7 +2013,13 @@
             <w:insideH w:val="none" w:color="auto" w:sz="0" w:space="0"/>
             <w:insideV w:val="none" w:color="auto" w:sz="0" w:space="0"/>
           </w:tblBorders>
-          <w:shd w:val="clear"/>
+          <w:shd w:val="clear" w:color="auto" w:fill="auto"/>
+          <w:tblCellMar>
+            <w:top w:w="15" w:type="dxa"/>
+            <w:left w:w="15" w:type="dxa"/>
+            <w:bottom w:w="15" w:type="dxa"/>
+            <w:right w:w="15" w:type="dxa"/>
+          </w:tblCellMar>
         </w:tblPrEx>
         <w:trPr>
           <w:tblCellSpacing w:w="15" w:type="dxa"/>
@@ -2020,7 +2027,7 @@
         <w:tc>
           <w:tcPr>
             <w:tcW w:w="0" w:type="auto"/>
-            <w:shd w:val="clear"/>
+            <w:shd w:val="clear" w:color="auto" w:fill="auto"/>
             <w:vAlign w:val="center"/>
           </w:tcPr>
           <w:p>
@@ -2049,7 +2056,7 @@
         <w:tc>
           <w:tcPr>
             <w:tcW w:w="0" w:type="auto"/>
-            <w:shd w:val="clear"/>
+            <w:shd w:val="clear" w:color="auto" w:fill="auto"/>
             <w:vAlign w:val="center"/>
           </w:tcPr>
           <w:p>
@@ -2078,7 +2085,7 @@
         <w:tc>
           <w:tcPr>
             <w:tcW w:w="0" w:type="auto"/>
-            <w:shd w:val="clear"/>
+            <w:shd w:val="clear" w:color="auto" w:fill="auto"/>
             <w:vAlign w:val="center"/>
           </w:tcPr>
           <w:p>
@@ -2115,7 +2122,7 @@
             <w:insideH w:val="none" w:color="auto" w:sz="0" w:space="0"/>
             <w:insideV w:val="none" w:color="auto" w:sz="0" w:space="0"/>
           </w:tblBorders>
-          <w:shd w:val="clear"/>
+          <w:shd w:val="clear" w:color="auto" w:fill="auto"/>
           <w:tblCellMar>
             <w:top w:w="15" w:type="dxa"/>
             <w:left w:w="15" w:type="dxa"/>
@@ -2129,7 +2136,7 @@
         <w:tc>
           <w:tcPr>
             <w:tcW w:w="0" w:type="auto"/>
-            <w:shd w:val="clear"/>
+            <w:shd w:val="clear" w:color="auto" w:fill="auto"/>
             <w:vAlign w:val="center"/>
           </w:tcPr>
           <w:p>
@@ -2158,7 +2165,7 @@
         <w:tc>
           <w:tcPr>
             <w:tcW w:w="0" w:type="auto"/>
-            <w:shd w:val="clear"/>
+            <w:shd w:val="clear" w:color="auto" w:fill="auto"/>
             <w:vAlign w:val="center"/>
           </w:tcPr>
           <w:p>
@@ -2187,7 +2194,7 @@
         <w:tc>
           <w:tcPr>
             <w:tcW w:w="0" w:type="auto"/>
-            <w:shd w:val="clear"/>
+            <w:shd w:val="clear" w:color="auto" w:fill="auto"/>
             <w:vAlign w:val="center"/>
           </w:tcPr>
           <w:p>
@@ -2788,7 +2795,6 @@
           <w:woUserID w:val="1"/>
         </w:rPr>
       </w:pPr>
-      <w:bookmarkStart w:id="0" w:name="_GoBack"/>
       <w:r>
         <w:rPr>
           <w:rFonts w:hint="eastAsia"/>
@@ -2833,10 +2839,10 @@
           </wp:inline>
         </w:drawing>
       </w:r>
-      <w:bookmarkEnd w:id="0"/>
     </w:p>
     <w:tbl>
       <w:tblPr>
+        <w:tblStyle w:val="8"/>
         <w:tblW w:w="0" w:type="auto"/>
         <w:tblCellSpacing w:w="15" w:type="dxa"/>
         <w:tblInd w:w="0" w:type="dxa"/>
@@ -2848,7 +2854,7 @@
           <w:insideH w:val="none" w:color="auto" w:sz="0" w:space="0"/>
           <w:insideV w:val="none" w:color="auto" w:sz="0" w:space="0"/>
         </w:tblBorders>
-        <w:shd w:val="clear"/>
+        <w:shd w:val="clear" w:color="auto" w:fill="auto"/>
         <w:tblLayout w:type="fixed"/>
         <w:tblCellMar>
           <w:top w:w="15" w:type="dxa"/>
@@ -2885,7 +2891,7 @@
         <w:tc>
           <w:tcPr>
             <w:tcW w:w="0" w:type="auto"/>
-            <w:shd w:val="clear"/>
+            <w:shd w:val="clear" w:color="auto" w:fill="auto"/>
             <w:vAlign w:val="center"/>
           </w:tcPr>
           <w:p>
@@ -2917,7 +2923,7 @@
         <w:tc>
           <w:tcPr>
             <w:tcW w:w="0" w:type="auto"/>
-            <w:shd w:val="clear"/>
+            <w:shd w:val="clear" w:color="auto" w:fill="auto"/>
             <w:vAlign w:val="center"/>
           </w:tcPr>
           <w:p>
@@ -2943,6 +2949,1693 @@
                 <w:woUserID w:val="1"/>
               </w:rPr>
               <w:t>SafeSlice动作后果预测</w:t>
+            </w:r>
+          </w:p>
+        </w:tc>
+      </w:tr>
+      <w:tr>
+        <w:tblPrEx>
+          <w:tblBorders>
+            <w:top w:val="none" w:color="auto" w:sz="0" w:space="0"/>
+            <w:left w:val="none" w:color="auto" w:sz="0" w:space="0"/>
+            <w:bottom w:val="none" w:color="auto" w:sz="0" w:space="0"/>
+            <w:right w:val="none" w:color="auto" w:sz="0" w:space="0"/>
+            <w:insideH w:val="none" w:color="auto" w:sz="0" w:space="0"/>
+            <w:insideV w:val="none" w:color="auto" w:sz="0" w:space="0"/>
+          </w:tblBorders>
+          <w:shd w:val="clear" w:color="auto" w:fill="auto"/>
+          <w:tblCellMar>
+            <w:top w:w="15" w:type="dxa"/>
+            <w:left w:w="15" w:type="dxa"/>
+            <w:bottom w:w="15" w:type="dxa"/>
+            <w:right w:w="15" w:type="dxa"/>
+          </w:tblCellMar>
+        </w:tblPrEx>
+        <w:trPr>
+          <w:tblCellSpacing w:w="15" w:type="dxa"/>
+        </w:trPr>
+        <w:tc>
+          <w:tcPr>
+            <w:tcW w:w="0" w:type="auto"/>
+            <w:shd w:val="clear" w:color="auto" w:fill="auto"/>
+            <w:vAlign w:val="center"/>
+          </w:tcPr>
+          <w:p>
+            <w:pPr>
+              <w:numPr>
+                <w:ilvl w:val="0"/>
+                <w:numId w:val="0"/>
+              </w:numPr>
+              <w:bidi w:val="0"/>
+              <w:ind w:leftChars="0"/>
+              <w:rPr>
+                <w:rFonts w:hint="eastAsia"/>
+                <w:lang w:val="en-US" w:eastAsia="zh"/>
+                <w:woUserID w:val="1"/>
+              </w:rPr>
+            </w:pPr>
+            <w:r>
+              <w:rPr>
+                <w:rFonts w:hint="eastAsia"/>
+                <w:lang w:val="en-US" w:eastAsia="zh"/>
+                <w:woUserID w:val="1"/>
+              </w:rPr>
+              <w:t>预测未来自然趋势</w:t>
+            </w:r>
+          </w:p>
+        </w:tc>
+        <w:tc>
+          <w:tcPr>
+            <w:tcW w:w="0" w:type="auto"/>
+            <w:shd w:val="clear" w:color="auto" w:fill="auto"/>
+            <w:vAlign w:val="center"/>
+          </w:tcPr>
+          <w:p>
+            <w:pPr>
+              <w:numPr>
+                <w:ilvl w:val="0"/>
+                <w:numId w:val="0"/>
+              </w:numPr>
+              <w:bidi w:val="0"/>
+              <w:ind w:leftChars="0"/>
+              <w:rPr>
+                <w:rFonts w:hint="eastAsia"/>
+                <w:lang w:val="en-US" w:eastAsia="zh"/>
+                <w:woUserID w:val="1"/>
+              </w:rPr>
+            </w:pPr>
+            <w:r>
+              <w:rPr>
+                <w:rFonts w:hint="eastAsia"/>
+                <w:lang w:val="en-US" w:eastAsia="zh"/>
+                <w:woUserID w:val="1"/>
+              </w:rPr>
+              <w:t>预测一个动作的后果</w:t>
+            </w:r>
+          </w:p>
+        </w:tc>
+      </w:tr>
+      <w:tr>
+        <w:tblPrEx>
+          <w:tblBorders>
+            <w:top w:val="none" w:color="auto" w:sz="0" w:space="0"/>
+            <w:left w:val="none" w:color="auto" w:sz="0" w:space="0"/>
+            <w:bottom w:val="none" w:color="auto" w:sz="0" w:space="0"/>
+            <w:right w:val="none" w:color="auto" w:sz="0" w:space="0"/>
+            <w:insideH w:val="none" w:color="auto" w:sz="0" w:space="0"/>
+            <w:insideV w:val="none" w:color="auto" w:sz="0" w:space="0"/>
+          </w:tblBorders>
+          <w:shd w:val="clear" w:color="auto" w:fill="auto"/>
+          <w:tblCellMar>
+            <w:top w:w="15" w:type="dxa"/>
+            <w:left w:w="15" w:type="dxa"/>
+            <w:bottom w:w="15" w:type="dxa"/>
+            <w:right w:w="15" w:type="dxa"/>
+          </w:tblCellMar>
+        </w:tblPrEx>
+        <w:trPr>
+          <w:tblCellSpacing w:w="15" w:type="dxa"/>
+        </w:trPr>
+        <w:tc>
+          <w:tcPr>
+            <w:tcW w:w="0" w:type="auto"/>
+            <w:shd w:val="clear" w:color="auto" w:fill="auto"/>
+            <w:vAlign w:val="center"/>
+          </w:tcPr>
+          <w:p>
+            <w:pPr>
+              <w:numPr>
+                <w:ilvl w:val="0"/>
+                <w:numId w:val="0"/>
+              </w:numPr>
+              <w:bidi w:val="0"/>
+              <w:ind w:leftChars="0"/>
+              <w:rPr>
+                <w:rFonts w:hint="eastAsia"/>
+                <w:lang w:val="en-US" w:eastAsia="zh"/>
+                <w:woUserID w:val="1"/>
+              </w:rPr>
+            </w:pPr>
+            <w:r>
+              <w:rPr>
+                <w:rFonts w:hint="eastAsia"/>
+                <w:lang w:val="en-US" w:eastAsia="zh"/>
+                <w:woUserID w:val="1"/>
+              </w:rPr>
+              <w:t>主要输入历史序列</w:t>
+            </w:r>
+          </w:p>
+        </w:tc>
+        <w:tc>
+          <w:tcPr>
+            <w:tcW w:w="0" w:type="auto"/>
+            <w:shd w:val="clear" w:color="auto" w:fill="auto"/>
+            <w:vAlign w:val="center"/>
+          </w:tcPr>
+          <w:p>
+            <w:pPr>
+              <w:numPr>
+                <w:ilvl w:val="0"/>
+                <w:numId w:val="0"/>
+              </w:numPr>
+              <w:bidi w:val="0"/>
+              <w:ind w:leftChars="0"/>
+              <w:rPr>
+                <w:rFonts w:hint="eastAsia"/>
+                <w:lang w:val="en-US" w:eastAsia="zh"/>
+                <w:woUserID w:val="1"/>
+              </w:rPr>
+            </w:pPr>
+            <w:r>
+              <w:rPr>
+                <w:rFonts w:hint="eastAsia"/>
+                <w:lang w:val="en-US" w:eastAsia="zh"/>
+                <w:woUserID w:val="1"/>
+              </w:rPr>
+              <w:t>输入当前状态和指定动作</w:t>
+            </w:r>
+          </w:p>
+        </w:tc>
+      </w:tr>
+      <w:tr>
+        <w:tblPrEx>
+          <w:tblBorders>
+            <w:top w:val="none" w:color="auto" w:sz="0" w:space="0"/>
+            <w:left w:val="none" w:color="auto" w:sz="0" w:space="0"/>
+            <w:bottom w:val="none" w:color="auto" w:sz="0" w:space="0"/>
+            <w:right w:val="none" w:color="auto" w:sz="0" w:space="0"/>
+            <w:insideH w:val="none" w:color="auto" w:sz="0" w:space="0"/>
+            <w:insideV w:val="none" w:color="auto" w:sz="0" w:space="0"/>
+          </w:tblBorders>
+          <w:shd w:val="clear" w:color="auto" w:fill="auto"/>
+          <w:tblCellMar>
+            <w:top w:w="15" w:type="dxa"/>
+            <w:left w:w="15" w:type="dxa"/>
+            <w:bottom w:w="15" w:type="dxa"/>
+            <w:right w:w="15" w:type="dxa"/>
+          </w:tblCellMar>
+        </w:tblPrEx>
+        <w:trPr>
+          <w:tblCellSpacing w:w="15" w:type="dxa"/>
+        </w:trPr>
+        <w:tc>
+          <w:tcPr>
+            <w:tcW w:w="0" w:type="auto"/>
+            <w:shd w:val="clear" w:color="auto" w:fill="auto"/>
+            <w:vAlign w:val="center"/>
+          </w:tcPr>
+          <w:p>
+            <w:pPr>
+              <w:numPr>
+                <w:ilvl w:val="0"/>
+                <w:numId w:val="0"/>
+              </w:numPr>
+              <w:bidi w:val="0"/>
+              <w:ind w:leftChars="0"/>
+              <w:rPr>
+                <w:rFonts w:hint="eastAsia"/>
+                <w:lang w:val="en-US" w:eastAsia="zh"/>
+                <w:woUserID w:val="1"/>
+              </w:rPr>
+            </w:pPr>
+            <w:r>
+              <w:rPr>
+                <w:rFonts w:hint="eastAsia"/>
+                <w:lang w:val="en-US" w:eastAsia="zh"/>
+                <w:woUserID w:val="1"/>
+              </w:rPr>
+              <w:t>通常给出一种未来</w:t>
+            </w:r>
+          </w:p>
+        </w:tc>
+        <w:tc>
+          <w:tcPr>
+            <w:tcW w:w="0" w:type="auto"/>
+            <w:shd w:val="clear" w:color="auto" w:fill="auto"/>
+            <w:vAlign w:val="center"/>
+          </w:tcPr>
+          <w:p>
+            <w:pPr>
+              <w:numPr>
+                <w:ilvl w:val="0"/>
+                <w:numId w:val="0"/>
+              </w:numPr>
+              <w:bidi w:val="0"/>
+              <w:ind w:leftChars="0"/>
+              <w:rPr>
+                <w:rFonts w:hint="eastAsia"/>
+                <w:lang w:val="en-US" w:eastAsia="zh"/>
+                <w:woUserID w:val="1"/>
+              </w:rPr>
+            </w:pPr>
+            <w:r>
+              <w:rPr>
+                <w:rFonts w:hint="eastAsia"/>
+                <w:lang w:val="en-US" w:eastAsia="zh"/>
+                <w:woUserID w:val="1"/>
+              </w:rPr>
+              <w:t>每个候选动作对应一个预测</w:t>
+            </w:r>
+          </w:p>
+        </w:tc>
+      </w:tr>
+      <w:tr>
+        <w:tblPrEx>
+          <w:tblBorders>
+            <w:top w:val="none" w:color="auto" w:sz="0" w:space="0"/>
+            <w:left w:val="none" w:color="auto" w:sz="0" w:space="0"/>
+            <w:bottom w:val="none" w:color="auto" w:sz="0" w:space="0"/>
+            <w:right w:val="none" w:color="auto" w:sz="0" w:space="0"/>
+            <w:insideH w:val="none" w:color="auto" w:sz="0" w:space="0"/>
+            <w:insideV w:val="none" w:color="auto" w:sz="0" w:space="0"/>
+          </w:tblBorders>
+          <w:shd w:val="clear" w:color="auto" w:fill="auto"/>
+          <w:tblCellMar>
+            <w:top w:w="15" w:type="dxa"/>
+            <w:left w:w="15" w:type="dxa"/>
+            <w:bottom w:w="15" w:type="dxa"/>
+            <w:right w:w="15" w:type="dxa"/>
+          </w:tblCellMar>
+        </w:tblPrEx>
+        <w:trPr>
+          <w:tblCellSpacing w:w="15" w:type="dxa"/>
+        </w:trPr>
+        <w:tc>
+          <w:tcPr>
+            <w:tcW w:w="0" w:type="auto"/>
+            <w:shd w:val="clear" w:color="auto" w:fill="auto"/>
+            <w:vAlign w:val="center"/>
+          </w:tcPr>
+          <w:p>
+            <w:pPr>
+              <w:numPr>
+                <w:ilvl w:val="0"/>
+                <w:numId w:val="0"/>
+              </w:numPr>
+              <w:bidi w:val="0"/>
+              <w:ind w:leftChars="0"/>
+              <w:rPr>
+                <w:rFonts w:hint="eastAsia"/>
+                <w:lang w:val="en-US" w:eastAsia="zh"/>
+                <w:woUserID w:val="1"/>
+              </w:rPr>
+            </w:pPr>
+            <w:r>
+              <w:rPr>
+                <w:rFonts w:hint="eastAsia"/>
+                <w:lang w:val="en-US" w:eastAsia="zh"/>
+                <w:woUserID w:val="1"/>
+              </w:rPr>
+              <w:t>用于预警和规划</w:t>
+            </w:r>
+          </w:p>
+        </w:tc>
+        <w:tc>
+          <w:tcPr>
+            <w:tcW w:w="0" w:type="auto"/>
+            <w:shd w:val="clear" w:color="auto" w:fill="auto"/>
+            <w:vAlign w:val="center"/>
+          </w:tcPr>
+          <w:p>
+            <w:pPr>
+              <w:numPr>
+                <w:ilvl w:val="0"/>
+                <w:numId w:val="0"/>
+              </w:numPr>
+              <w:bidi w:val="0"/>
+              <w:ind w:leftChars="0"/>
+              <w:rPr>
+                <w:rFonts w:hint="eastAsia"/>
+                <w:lang w:val="en-US" w:eastAsia="zh"/>
+                <w:woUserID w:val="1"/>
+              </w:rPr>
+            </w:pPr>
+            <w:r>
+              <w:rPr>
+                <w:rFonts w:hint="eastAsia"/>
+                <w:lang w:val="en-US" w:eastAsia="zh"/>
+                <w:woUserID w:val="1"/>
+              </w:rPr>
+              <w:t>用于动作筛选和安全控制</w:t>
+            </w:r>
+          </w:p>
+        </w:tc>
+      </w:tr>
+    </w:tbl>
+    <w:p>
+      <w:pPr>
+        <w:numPr>
+          <w:ilvl w:val="0"/>
+          <w:numId w:val="0"/>
+        </w:numPr>
+        <w:bidi w:val="0"/>
+        <w:ind w:leftChars="0"/>
+        <w:rPr>
+          <w:rFonts w:hint="eastAsia"/>
+          <w:lang w:val="en-US" w:eastAsia="zh"/>
+          <w:woUserID w:val="1"/>
+        </w:rPr>
+      </w:pPr>
+      <w:r>
+        <w:rPr>
+          <w:rFonts w:hint="eastAsia"/>
+          <w:lang w:val="en-US" w:eastAsia="zh"/>
+          <w:woUserID w:val="1"/>
+        </w:rPr>
+        <w:t>SafeSlice虽然使用上一窗口时延，但没有使用一长段时延序列；候选动作是关键输入。因此更准确地说，它是单步动作后果预测，不是长期时序预测。</w:t>
+      </w:r>
+    </w:p>
+    <w:p>
+      <w:pPr>
+        <w:numPr>
+          <w:ilvl w:val="0"/>
+          <w:numId w:val="0"/>
+        </w:numPr>
+        <w:bidi w:val="0"/>
+        <w:ind w:leftChars="0"/>
+        <w:rPr>
+          <w:rFonts w:hint="eastAsia"/>
+          <w:b/>
+          <w:bCs/>
+          <w:color w:val="0070C0"/>
+          <w:lang w:val="en-US" w:eastAsia="zh"/>
+          <w:woUserID w:val="1"/>
+        </w:rPr>
+      </w:pPr>
+      <w:r>
+        <w:rPr>
+          <w:rFonts w:hint="eastAsia"/>
+          <w:b/>
+          <w:bCs/>
+          <w:color w:val="0070C0"/>
+          <w:lang w:val="en-US" w:eastAsia="zh"/>
+          <w:woUserID w:val="1"/>
+        </w:rPr>
+        <w:t>——预测结果的可信度</w:t>
+      </w:r>
+    </w:p>
+    <w:p>
+      <w:pPr>
+        <w:numPr>
+          <w:ilvl w:val="0"/>
+          <w:numId w:val="0"/>
+        </w:numPr>
+        <w:bidi w:val="0"/>
+        <w:ind w:leftChars="0"/>
+        <w:rPr>
+          <w:rFonts w:hint="eastAsia"/>
+          <w:color w:val="000000"/>
+          <w:lang w:val="en-US" w:eastAsia="zh"/>
+          <w:woUserID w:val="1"/>
+        </w:rPr>
+      </w:pPr>
+      <w:r>
+        <w:rPr>
+          <w:rFonts w:hint="eastAsia"/>
+          <w:color w:val="000000"/>
+          <w:lang w:val="en-US" w:eastAsia="zh"/>
+          <w:woUserID w:val="1"/>
+        </w:rPr>
+        <w:t>论文报告：R</w:t>
+      </w:r>
+      <w:r>
+        <w:rPr>
+          <w:rFonts w:hint="eastAsia"/>
+          <w:color w:val="000000"/>
+          <w:vertAlign w:val="superscript"/>
+          <w:lang w:val="en-US" w:eastAsia="zh"/>
+          <w:woUserID w:val="1"/>
+        </w:rPr>
+        <w:t>2</w:t>
+      </w:r>
+      <w:r>
+        <w:rPr>
+          <w:rFonts w:hint="eastAsia"/>
+          <w:color w:val="000000"/>
+          <w:lang w:val="en-US" w:eastAsia="zh"/>
+          <w:woUserID w:val="1"/>
+        </w:rPr>
+        <w:t xml:space="preserve">=0.94、RMSE为4.42 ms </w:t>
+      </w:r>
+    </w:p>
+    <w:p>
+      <w:pPr>
+        <w:numPr>
+          <w:ilvl w:val="0"/>
+          <w:numId w:val="0"/>
+        </w:numPr>
+        <w:bidi w:val="0"/>
+        <w:ind w:leftChars="0"/>
+        <w:rPr>
+          <w:rFonts w:hint="eastAsia"/>
+          <w:color w:val="000000"/>
+          <w:lang w:val="en-US" w:eastAsia="zh"/>
+          <w:woUserID w:val="1"/>
+        </w:rPr>
+      </w:pPr>
+      <w:r>
+        <w:rPr>
+          <w:rFonts w:hint="eastAsia"/>
+          <w:color w:val="000000"/>
+          <w:lang w:val="en-US" w:eastAsia="zh"/>
+          <w:woUserID w:val="1"/>
+        </w:rPr>
+        <w:t xml:space="preserve">预测时延范围约为0～50 ms。 </w:t>
+      </w:r>
+    </w:p>
+    <w:p>
+      <w:pPr>
+        <w:numPr>
+          <w:ilvl w:val="0"/>
+          <w:numId w:val="0"/>
+        </w:numPr>
+        <w:bidi w:val="0"/>
+        <w:ind w:leftChars="0"/>
+        <w:rPr>
+          <w:rFonts w:hint="eastAsia"/>
+          <w:color w:val="000000"/>
+          <w:lang w:val="en-US" w:eastAsia="zh"/>
+          <w:woUserID w:val="1"/>
+        </w:rPr>
+      </w:pPr>
+      <w:r>
+        <w:rPr>
+          <w:rFonts w:hint="eastAsia"/>
+          <w:color w:val="000000"/>
+          <w:lang w:val="en-US" w:eastAsia="zh"/>
+          <w:woUserID w:val="1"/>
+        </w:rPr>
+        <w:t>这说明模型在论文测试数据上的整体拟合效果较好，但不等于每次预测都有94%的可信度。</w:t>
+      </w:r>
+    </w:p>
+    <w:p>
+      <w:pPr>
+        <w:numPr>
+          <w:ilvl w:val="0"/>
+          <w:numId w:val="0"/>
+        </w:numPr>
+        <w:bidi w:val="0"/>
+        <w:ind w:leftChars="0"/>
+        <w:rPr>
+          <w:rFonts w:hint="eastAsia"/>
+          <w:color w:val="000000"/>
+          <w:lang w:val="en-US" w:eastAsia="zh"/>
+          <w:woUserID w:val="1"/>
+        </w:rPr>
+      </w:pPr>
+      <w:r>
+        <w:rPr>
+          <w:rFonts w:hint="eastAsia"/>
+          <w:color w:val="000000"/>
+          <w:lang w:val="en-US" w:eastAsia="zh"/>
+          <w:woUserID w:val="1"/>
+        </w:rPr>
+        <w:t>其边界包括：</w:t>
+      </w:r>
+    </w:p>
+    <w:p>
+      <w:pPr>
+        <w:numPr>
+          <w:ilvl w:val="0"/>
+          <w:numId w:val="2"/>
+        </w:numPr>
+        <w:bidi w:val="0"/>
+        <w:ind w:left="420" w:leftChars="0" w:hanging="420" w:firstLineChars="0"/>
+        <w:rPr>
+          <w:rFonts w:hint="eastAsia"/>
+          <w:color w:val="000000"/>
+          <w:lang w:val="en-US" w:eastAsia="zh"/>
+          <w:woUserID w:val="1"/>
+        </w:rPr>
+      </w:pPr>
+      <w:r>
+        <w:rPr>
+          <w:rFonts w:hint="eastAsia"/>
+          <w:color w:val="000000"/>
+          <w:lang w:val="en-US" w:eastAsia="zh"/>
+          <w:woUserID w:val="1"/>
+        </w:rPr>
+        <w:t xml:space="preserve">训练和验证主要基于虚拟网络； </w:t>
+      </w:r>
+    </w:p>
+    <w:p>
+      <w:pPr>
+        <w:numPr>
+          <w:ilvl w:val="0"/>
+          <w:numId w:val="2"/>
+        </w:numPr>
+        <w:bidi w:val="0"/>
+        <w:ind w:left="420" w:leftChars="0" w:hanging="420" w:firstLineChars="0"/>
+        <w:rPr>
+          <w:rFonts w:hint="eastAsia"/>
+          <w:color w:val="000000"/>
+          <w:lang w:val="en-US" w:eastAsia="zh"/>
+          <w:woUserID w:val="1"/>
+        </w:rPr>
+      </w:pPr>
+      <w:r>
+        <w:rPr>
+          <w:rFonts w:hint="eastAsia"/>
+          <w:color w:val="000000"/>
+          <w:lang w:val="en-US" w:eastAsia="zh"/>
+          <w:woUserID w:val="1"/>
+        </w:rPr>
+        <w:t xml:space="preserve">RMSE 4.42 ms相对于5 ms或10 ms门限并不小； </w:t>
+      </w:r>
+    </w:p>
+    <w:p>
+      <w:pPr>
+        <w:numPr>
+          <w:ilvl w:val="0"/>
+          <w:numId w:val="2"/>
+        </w:numPr>
+        <w:bidi w:val="0"/>
+        <w:ind w:left="420" w:leftChars="0" w:hanging="420" w:firstLineChars="0"/>
+        <w:rPr>
+          <w:rFonts w:hint="eastAsia"/>
+          <w:color w:val="000000"/>
+          <w:lang w:val="en-US" w:eastAsia="zh"/>
+          <w:woUserID w:val="1"/>
+        </w:rPr>
+      </w:pPr>
+      <w:r>
+        <w:rPr>
+          <w:rFonts w:hint="eastAsia"/>
+          <w:color w:val="000000"/>
+          <w:lang w:val="en-US" w:eastAsia="zh"/>
+          <w:woUserID w:val="1"/>
+        </w:rPr>
+        <w:t xml:space="preserve">模型只输出一个预测值，没有预测区间； </w:t>
+      </w:r>
+    </w:p>
+    <w:p>
+      <w:pPr>
+        <w:numPr>
+          <w:ilvl w:val="0"/>
+          <w:numId w:val="2"/>
+        </w:numPr>
+        <w:bidi w:val="0"/>
+        <w:ind w:left="420" w:leftChars="0" w:hanging="420" w:firstLineChars="0"/>
+        <w:rPr>
+          <w:rFonts w:hint="eastAsia"/>
+          <w:color w:val="000000"/>
+          <w:lang w:val="en-US" w:eastAsia="zh"/>
+          <w:woUserID w:val="1"/>
+        </w:rPr>
+      </w:pPr>
+      <w:r>
+        <w:rPr>
+          <w:rFonts w:hint="eastAsia"/>
+          <w:color w:val="000000"/>
+          <w:lang w:val="en-US" w:eastAsia="zh"/>
+          <w:woUserID w:val="1"/>
+        </w:rPr>
+        <w:t xml:space="preserve">没有给出单次预测的置信度； </w:t>
+      </w:r>
+    </w:p>
+    <w:p>
+      <w:pPr>
+        <w:numPr>
+          <w:ilvl w:val="0"/>
+          <w:numId w:val="2"/>
+        </w:numPr>
+        <w:bidi w:val="0"/>
+        <w:ind w:left="420" w:leftChars="0" w:hanging="420" w:firstLineChars="0"/>
+        <w:rPr>
+          <w:rFonts w:hint="eastAsia"/>
+          <w:color w:val="000000"/>
+          <w:lang w:val="en-US" w:eastAsia="zh"/>
+          <w:woUserID w:val="1"/>
+        </w:rPr>
+      </w:pPr>
+      <w:r>
+        <w:rPr>
+          <w:rFonts w:hint="eastAsia"/>
+          <w:color w:val="000000"/>
+          <w:lang w:val="en-US" w:eastAsia="zh"/>
+          <w:woUserID w:val="1"/>
+        </w:rPr>
+        <w:t xml:space="preserve">预测的是切片平均时延，可能掩盖部分用户的高时延； </w:t>
+      </w:r>
+    </w:p>
+    <w:p>
+      <w:pPr>
+        <w:numPr>
+          <w:ilvl w:val="0"/>
+          <w:numId w:val="2"/>
+        </w:numPr>
+        <w:bidi w:val="0"/>
+        <w:ind w:left="420" w:leftChars="0" w:hanging="420" w:firstLineChars="0"/>
+        <w:rPr>
+          <w:rFonts w:hint="eastAsia"/>
+          <w:color w:val="000000"/>
+          <w:lang w:val="en-US" w:eastAsia="zh"/>
+          <w:woUserID w:val="1"/>
+        </w:rPr>
+      </w:pPr>
+      <w:r>
+        <w:rPr>
+          <w:rFonts w:hint="eastAsia"/>
+          <w:color w:val="000000"/>
+          <w:lang w:val="en-US" w:eastAsia="zh"/>
+          <w:woUserID w:val="1"/>
+        </w:rPr>
+        <w:t xml:space="preserve">输入主要是流量比例和资源动作，没有充分描述SINR、CQI和干扰等无线状态。 </w:t>
+      </w:r>
+    </w:p>
+    <w:p>
+      <w:pPr>
+        <w:numPr>
+          <w:ilvl w:val="0"/>
+          <w:numId w:val="0"/>
+        </w:numPr>
+        <w:bidi w:val="0"/>
+        <w:ind w:leftChars="0"/>
+        <w:rPr>
+          <w:rFonts w:hint="eastAsia"/>
+          <w:color w:val="000000"/>
+          <w:lang w:val="en-US" w:eastAsia="zh"/>
+          <w:woUserID w:val="1"/>
+        </w:rPr>
+      </w:pPr>
+      <w:r>
+        <w:rPr>
+          <w:rFonts w:hint="eastAsia"/>
+          <w:color w:val="000000"/>
+          <w:lang w:val="en-US" w:eastAsia="zh"/>
+          <w:woUserID w:val="1"/>
+        </w:rPr>
+        <w:t>因此，更准确的评价是：</w:t>
+      </w:r>
+    </w:p>
+    <w:p>
+      <w:pPr>
+        <w:numPr>
+          <w:ilvl w:val="0"/>
+          <w:numId w:val="0"/>
+        </w:numPr>
+        <w:bidi w:val="0"/>
+        <w:ind w:leftChars="0"/>
+        <w:rPr>
+          <w:rFonts w:hint="eastAsia"/>
+          <w:color w:val="000000"/>
+          <w:lang w:val="en-US" w:eastAsia="zh"/>
+          <w:woUserID w:val="1"/>
+        </w:rPr>
+      </w:pPr>
+      <w:r>
+        <w:rPr>
+          <w:rFonts w:hint="eastAsia"/>
+          <w:b/>
+          <w:bCs/>
+          <w:color w:val="000000"/>
+          <w:lang w:val="en-US" w:eastAsia="zh"/>
+          <w:woUserID w:val="1"/>
+        </w:rPr>
+        <w:t>XGBoost能够在论文实验范围内较好地预测候选PRB动作造成的平均时延，但尚不能提供严格的单次动作安全保证</w:t>
+      </w:r>
+      <w:r>
+        <w:rPr>
+          <w:rFonts w:hint="eastAsia"/>
+          <w:color w:val="000000"/>
+          <w:lang w:val="en-US" w:eastAsia="zh"/>
+          <w:woUserID w:val="1"/>
+        </w:rPr>
+        <w:t>。</w:t>
+      </w:r>
+    </w:p>
+    <w:p>
+      <w:pPr>
+        <w:numPr>
+          <w:ilvl w:val="0"/>
+          <w:numId w:val="0"/>
+        </w:numPr>
+        <w:bidi w:val="0"/>
+        <w:ind w:leftChars="0"/>
+        <w:rPr>
+          <w:rFonts w:hint="eastAsia"/>
+          <w:color w:val="0070C0"/>
+          <w:lang w:val="en-US" w:eastAsia="zh"/>
+          <w:woUserID w:val="1"/>
+        </w:rPr>
+      </w:pPr>
+    </w:p>
+    <w:p>
+      <w:pPr>
+        <w:pStyle w:val="2"/>
+        <w:numPr>
+          <w:ilvl w:val="0"/>
+          <w:numId w:val="3"/>
+        </w:numPr>
+        <w:bidi w:val="0"/>
+        <w:ind w:leftChars="0"/>
+        <w:rPr>
+          <w:rFonts w:hint="eastAsia"/>
+          <w:color w:val="000000"/>
+          <w:lang w:val="en-US" w:eastAsia="zh"/>
+          <w:woUserID w:val="1"/>
+        </w:rPr>
+      </w:pPr>
+      <w:r>
+        <w:rPr>
+          <w:rFonts w:hint="eastAsia"/>
+          <w:color w:val="000000"/>
+          <w:lang w:val="en-US" w:eastAsia="zh"/>
+          <w:woUserID w:val="1"/>
+        </w:rPr>
+        <w:t>苹果智能通信调研</w:t>
+      </w:r>
+    </w:p>
+    <w:p>
+      <w:pPr>
+        <w:pStyle w:val="3"/>
+        <w:numPr>
+          <w:ilvl w:val="0"/>
+          <w:numId w:val="0"/>
+        </w:numPr>
+        <w:bidi w:val="0"/>
+        <w:rPr>
+          <w:rFonts w:hint="eastAsia"/>
+          <w:color w:val="000000"/>
+          <w:lang w:val="en-US" w:eastAsia="zh"/>
+          <w:woUserID w:val="1"/>
+        </w:rPr>
+      </w:pPr>
+      <w:r>
+        <w:rPr>
+          <w:rFonts w:hint="eastAsia"/>
+          <w:color w:val="000000"/>
+          <w:lang w:val="en-US" w:eastAsia="zh"/>
+          <w:woUserID w:val="1"/>
+        </w:rPr>
+        <w:t>1、播放卡顿预期上报</w:t>
+      </w:r>
+    </w:p>
+    <w:p>
+      <w:pPr>
+        <w:numPr>
+          <w:ilvl w:val="0"/>
+          <w:numId w:val="0"/>
+        </w:numPr>
+        <w:bidi w:val="0"/>
+        <w:rPr>
+          <w:rFonts w:hint="eastAsia"/>
+          <w:b/>
+          <w:bCs/>
+          <w:color w:val="000000"/>
+          <w:sz w:val="24"/>
+          <w:szCs w:val="28"/>
+          <w:lang w:val="en-US" w:eastAsia="zh"/>
+          <w:woUserID w:val="1"/>
+        </w:rPr>
+      </w:pPr>
+      <w:r>
+        <w:rPr>
+          <w:rFonts w:hint="eastAsia"/>
+          <w:b/>
+          <w:bCs/>
+          <w:color w:val="000000"/>
+          <w:sz w:val="24"/>
+          <w:szCs w:val="28"/>
+          <w:lang w:val="en-US" w:eastAsia="zh"/>
+          <w:woUserID w:val="1"/>
+        </w:rPr>
+        <w:t xml:space="preserve">申请：2024-01-26；公开：2024-11-07；授权：2026-05-05 </w:t>
+      </w:r>
+    </w:p>
+    <w:p>
+      <w:pPr>
+        <w:numPr>
+          <w:ilvl w:val="0"/>
+          <w:numId w:val="0"/>
+        </w:numPr>
+        <w:bidi w:val="0"/>
+        <w:rPr>
+          <w:rFonts w:hint="eastAsia"/>
+          <w:b/>
+          <w:bCs/>
+          <w:color w:val="000000"/>
+          <w:sz w:val="24"/>
+          <w:szCs w:val="28"/>
+          <w:lang w:val="en-US" w:eastAsia="zh"/>
+          <w:woUserID w:val="1"/>
+        </w:rPr>
+      </w:pPr>
+      <w:r>
+        <w:rPr>
+          <w:rFonts w:hint="eastAsia"/>
+          <w:b/>
+          <w:bCs/>
+          <w:color w:val="000000"/>
+          <w:sz w:val="24"/>
+          <w:szCs w:val="28"/>
+          <w:lang w:val="en-US" w:eastAsia="zh"/>
+          <w:woUserID w:val="1"/>
+        </w:rPr>
+        <w:t xml:space="preserve">专利 US12621840B2 — </w:t>
+      </w:r>
+      <w:r>
+        <w:rPr>
+          <w:rFonts w:hint="eastAsia"/>
+          <w:b/>
+          <w:bCs/>
+          <w:color w:val="000000"/>
+          <w:sz w:val="24"/>
+          <w:szCs w:val="28"/>
+          <w:u w:val="none"/>
+          <w:lang w:val="en-US" w:eastAsia="zh"/>
+          <w:woUserID w:val="1"/>
+        </w:rPr>
+        <w:fldChar w:fldCharType="begin"/>
+      </w:r>
+      <w:r>
+        <w:rPr>
+          <w:rFonts w:hint="eastAsia"/>
+          <w:b/>
+          <w:bCs/>
+          <w:color w:val="000000"/>
+          <w:sz w:val="24"/>
+          <w:szCs w:val="28"/>
+          <w:u w:val="none"/>
+          <w:lang w:val="en-US" w:eastAsia="zh"/>
+          <w:woUserID w:val="1"/>
+        </w:rPr>
+        <w:instrText xml:space="preserve"> HYPERLINK "https://patents.google.com/patent/US12621840B2/en" </w:instrText>
+      </w:r>
+      <w:r>
+        <w:rPr>
+          <w:rFonts w:hint="eastAsia"/>
+          <w:b/>
+          <w:bCs/>
+          <w:color w:val="000000"/>
+          <w:sz w:val="24"/>
+          <w:szCs w:val="28"/>
+          <w:u w:val="none"/>
+          <w:lang w:val="en-US" w:eastAsia="zh"/>
+          <w:woUserID w:val="1"/>
+        </w:rPr>
+        <w:fldChar w:fldCharType="separate"/>
+      </w:r>
+      <w:r>
+        <w:rPr>
+          <w:rStyle w:val="11"/>
+          <w:rFonts w:hint="eastAsia"/>
+          <w:b/>
+          <w:bCs/>
+          <w:sz w:val="24"/>
+          <w:szCs w:val="28"/>
+          <w:lang w:val="en-US" w:eastAsia="zh"/>
+          <w:woUserID w:val="1"/>
+        </w:rPr>
+        <w:t>Playback stall expectation reporting</w:t>
+      </w:r>
+      <w:r>
+        <w:rPr>
+          <w:rFonts w:hint="eastAsia"/>
+          <w:b/>
+          <w:bCs/>
+          <w:color w:val="000000"/>
+          <w:sz w:val="24"/>
+          <w:szCs w:val="28"/>
+          <w:u w:val="none"/>
+          <w:lang w:val="en-US" w:eastAsia="zh"/>
+          <w:woUserID w:val="1"/>
+        </w:rPr>
+        <w:fldChar w:fldCharType="end"/>
+      </w:r>
+    </w:p>
+    <w:p>
+      <w:pPr>
+        <w:numPr>
+          <w:ilvl w:val="0"/>
+          <w:numId w:val="0"/>
+        </w:numPr>
+        <w:bidi w:val="0"/>
+        <w:ind w:leftChars="0"/>
+        <w:rPr>
+          <w:rFonts w:hint="eastAsia"/>
+          <w:b/>
+          <w:bCs/>
+          <w:color w:val="000000"/>
+          <w:lang w:val="en-US" w:eastAsia="zh"/>
+          <w:woUserID w:val="1"/>
+        </w:rPr>
+      </w:pPr>
+      <w:r>
+        <w:rPr>
+          <w:rFonts w:hint="eastAsia"/>
+          <w:b/>
+          <w:bCs/>
+          <w:color w:val="000000"/>
+          <w:lang w:val="en-US" w:eastAsia="zh"/>
+          <w:woUserID w:val="1"/>
+        </w:rPr>
+        <w:t>类别：</w:t>
+      </w:r>
+      <w:r>
+        <w:rPr>
+          <w:rFonts w:ascii="宋体" w:hAnsi="宋体" w:eastAsia="宋体" w:cs="宋体"/>
+          <w:b/>
+          <w:bCs/>
+          <w:woUserID w:val="1"/>
+        </w:rPr>
+        <w:t>蜂窝网络QoE反馈和无线资源控制专利</w:t>
+      </w:r>
+    </w:p>
+    <w:p>
+      <w:pPr>
+        <w:numPr>
+          <w:ilvl w:val="0"/>
+          <w:numId w:val="0"/>
+        </w:numPr>
+        <w:bidi w:val="0"/>
+        <w:ind w:leftChars="0"/>
+        <w:rPr>
+          <w:rFonts w:hint="eastAsia"/>
+          <w:color w:val="000000"/>
+          <w:lang w:val="en-US" w:eastAsia="zh"/>
+          <w:woUserID w:val="1"/>
+        </w:rPr>
+      </w:pPr>
+      <w:r>
+        <w:rPr>
+          <w:rFonts w:hint="eastAsia"/>
+          <w:color w:val="000000"/>
+          <w:lang w:val="en-US" w:eastAsia="zh"/>
+          <w:woUserID w:val="1"/>
+        </w:rPr>
+        <w:t>它横跨三个层面：应用层的视频播放器发现卡顿风险；手机基带把信息转换为蜂窝网络能够接收的报告；基站根据报告决定是否调整无线资源。</w:t>
+      </w:r>
+    </w:p>
+    <w:p>
+      <w:pPr>
+        <w:numPr>
+          <w:ilvl w:val="0"/>
+          <w:numId w:val="0"/>
+        </w:numPr>
+        <w:bidi w:val="0"/>
+        <w:ind w:leftChars="0"/>
+        <w:rPr>
+          <w:rFonts w:hint="eastAsia"/>
+          <w:color w:val="000000"/>
+          <w:lang w:val="en-US" w:eastAsia="zh"/>
+          <w:woUserID w:val="1"/>
+        </w:rPr>
+      </w:pPr>
+      <w:r>
+        <w:rPr>
+          <w:rFonts w:hint="eastAsia"/>
+          <w:b/>
+          <w:bCs/>
+          <w:color w:val="0070C0"/>
+          <w:lang w:val="en-US" w:eastAsia="zh"/>
+          <w:woUserID w:val="1"/>
+        </w:rPr>
+        <w:t>——上报信息</w:t>
+      </w:r>
+    </w:p>
+    <w:p>
+      <w:pPr>
+        <w:numPr>
+          <w:ilvl w:val="0"/>
+          <w:numId w:val="0"/>
+        </w:numPr>
+        <w:bidi w:val="0"/>
+        <w:ind w:leftChars="0"/>
+        <w:rPr>
+          <w:rFonts w:hint="eastAsia"/>
+          <w:color w:val="000000"/>
+          <w:lang w:val="en-US" w:eastAsia="zh"/>
+          <w:woUserID w:val="1"/>
+        </w:rPr>
+      </w:pPr>
+      <w:r>
+        <w:rPr>
+          <w:rFonts w:hint="eastAsia"/>
+          <w:color w:val="000000"/>
+          <w:lang w:val="en-US" w:eastAsia="zh"/>
+          <w:woUserID w:val="1"/>
+        </w:rPr>
+        <w:t>无线设备中的应用可以识别一个“播放卡顿预期事件”，并将该事件通知无线设备的基带处理器。基带处理器随后把与该事件有关的信息发送给蜂窝基站。该信息可以包括：</w:t>
+      </w:r>
+    </w:p>
+    <w:p>
+      <w:pPr>
+        <w:numPr>
+          <w:ilvl w:val="0"/>
+          <w:numId w:val="4"/>
+        </w:numPr>
+        <w:bidi w:val="0"/>
+        <w:ind w:left="420" w:leftChars="0" w:hanging="420" w:firstLineChars="0"/>
+        <w:rPr>
+          <w:rFonts w:hint="eastAsia"/>
+          <w:color w:val="000000"/>
+          <w:lang w:val="en-US" w:eastAsia="zh"/>
+          <w:woUserID w:val="1"/>
+        </w:rPr>
+      </w:pPr>
+      <w:r>
+        <w:rPr>
+          <w:rFonts w:hint="eastAsia"/>
+          <w:color w:val="000000"/>
+          <w:lang w:val="en-US" w:eastAsia="zh"/>
+          <w:woUserID w:val="1"/>
+        </w:rPr>
+        <w:t>应用预计将发生播放卡顿；</w:t>
+      </w:r>
+    </w:p>
+    <w:p>
+      <w:pPr>
+        <w:numPr>
+          <w:ilvl w:val="0"/>
+          <w:numId w:val="4"/>
+        </w:numPr>
+        <w:bidi w:val="0"/>
+        <w:ind w:left="420" w:leftChars="0" w:hanging="420" w:firstLineChars="0"/>
+        <w:rPr>
+          <w:rFonts w:hint="eastAsia"/>
+          <w:color w:val="000000"/>
+          <w:lang w:val="en-US" w:eastAsia="zh"/>
+          <w:woUserID w:val="1"/>
+        </w:rPr>
+      </w:pPr>
+      <w:r>
+        <w:rPr>
+          <w:rFonts w:hint="eastAsia"/>
+          <w:color w:val="000000"/>
+          <w:lang w:val="en-US" w:eastAsia="zh"/>
+          <w:woUserID w:val="1"/>
+        </w:rPr>
+        <w:t>卡顿已经发生；</w:t>
+      </w:r>
+    </w:p>
+    <w:p>
+      <w:pPr>
+        <w:numPr>
+          <w:ilvl w:val="0"/>
+          <w:numId w:val="4"/>
+        </w:numPr>
+        <w:bidi w:val="0"/>
+        <w:ind w:left="420" w:leftChars="0" w:hanging="420" w:firstLineChars="0"/>
+        <w:rPr>
+          <w:rFonts w:hint="eastAsia"/>
+          <w:color w:val="000000"/>
+          <w:lang w:val="en-US" w:eastAsia="zh"/>
+          <w:woUserID w:val="1"/>
+        </w:rPr>
+      </w:pPr>
+      <w:r>
+        <w:rPr>
+          <w:rFonts w:hint="eastAsia"/>
+          <w:color w:val="000000"/>
+          <w:lang w:val="en-US" w:eastAsia="zh"/>
+          <w:woUserID w:val="1"/>
+        </w:rPr>
+        <w:t xml:space="preserve">距离预计卡顿还有多长时间； </w:t>
+      </w:r>
+    </w:p>
+    <w:p>
+      <w:pPr>
+        <w:numPr>
+          <w:ilvl w:val="0"/>
+          <w:numId w:val="4"/>
+        </w:numPr>
+        <w:bidi w:val="0"/>
+        <w:ind w:left="420" w:leftChars="0" w:hanging="420" w:firstLineChars="0"/>
+        <w:rPr>
+          <w:rFonts w:hint="eastAsia"/>
+          <w:color w:val="000000"/>
+          <w:lang w:val="en-US" w:eastAsia="zh"/>
+          <w:woUserID w:val="1"/>
+        </w:rPr>
+      </w:pPr>
+      <w:r>
+        <w:rPr>
+          <w:rFonts w:hint="eastAsia"/>
+          <w:color w:val="000000"/>
+          <w:lang w:val="en-US" w:eastAsia="zh"/>
+          <w:woUserID w:val="1"/>
+        </w:rPr>
+        <w:t>在某个时间点，播放器还有多少可播放的缓冲内容。</w:t>
+      </w:r>
+    </w:p>
+    <w:p>
+      <w:pPr>
+        <w:numPr>
+          <w:ilvl w:val="0"/>
+          <w:numId w:val="0"/>
+        </w:numPr>
+        <w:bidi w:val="0"/>
+        <w:ind w:leftChars="0"/>
+        <w:rPr>
+          <w:rFonts w:hint="eastAsia"/>
+          <w:b/>
+          <w:bCs/>
+          <w:color w:val="0070C0"/>
+          <w:lang w:val="en-US" w:eastAsia="zh"/>
+          <w:woUserID w:val="1"/>
+        </w:rPr>
+      </w:pPr>
+      <w:r>
+        <w:rPr>
+          <w:rFonts w:hint="eastAsia"/>
+          <w:b/>
+          <w:bCs/>
+          <w:color w:val="0070C0"/>
+          <w:lang w:val="en-US" w:eastAsia="zh"/>
+          <w:woUserID w:val="1"/>
+        </w:rPr>
+        <w:t>——应用通知基带“预计卡顿”</w:t>
+      </w:r>
+    </w:p>
+    <w:p>
+      <w:pPr>
+        <w:numPr>
+          <w:ilvl w:val="0"/>
+          <w:numId w:val="0"/>
+        </w:numPr>
+        <w:bidi w:val="0"/>
+        <w:ind w:leftChars="0"/>
+        <w:rPr>
+          <w:rFonts w:hint="eastAsia"/>
+          <w:b w:val="0"/>
+          <w:bCs w:val="0"/>
+          <w:color w:val="000000"/>
+          <w:lang w:val="en-US" w:eastAsia="zh"/>
+          <w:woUserID w:val="1"/>
+        </w:rPr>
+      </w:pPr>
+      <w:r>
+        <w:rPr>
+          <w:rFonts w:hint="eastAsia"/>
+          <w:b w:val="0"/>
+          <w:bCs w:val="0"/>
+          <w:color w:val="000000"/>
+          <w:lang w:val="en-US" w:eastAsia="zh"/>
+          <w:woUserID w:val="1"/>
+        </w:rPr>
+        <w:t>终端上的应用预测可能发生播放卡顿，或者识别出卡顿已经发生。</w:t>
+      </w:r>
+    </w:p>
+    <w:p>
+      <w:pPr>
+        <w:numPr>
+          <w:ilvl w:val="0"/>
+          <w:numId w:val="0"/>
+        </w:numPr>
+        <w:bidi w:val="0"/>
+        <w:ind w:leftChars="0"/>
+        <w:rPr>
+          <w:rFonts w:hint="eastAsia"/>
+          <w:b w:val="0"/>
+          <w:bCs w:val="0"/>
+          <w:color w:val="000000"/>
+          <w:lang w:val="en-US" w:eastAsia="zh"/>
+          <w:woUserID w:val="1"/>
+        </w:rPr>
+      </w:pPr>
+      <w:r>
+        <w:rPr>
+          <w:rFonts w:hint="eastAsia"/>
+          <w:b/>
+          <w:bCs/>
+          <w:color w:val="000000"/>
+          <w:lang w:val="en-US" w:eastAsia="zh"/>
+          <w:woUserID w:val="1"/>
+        </w:rPr>
+        <w:t>应用的判断</w:t>
+      </w:r>
+      <w:r>
+        <w:rPr>
+          <w:rFonts w:hint="eastAsia"/>
+          <w:b w:val="0"/>
+          <w:bCs w:val="0"/>
+          <w:color w:val="000000"/>
+          <w:lang w:val="en-US" w:eastAsia="zh"/>
+          <w:woUserID w:val="1"/>
+        </w:rPr>
+        <w:t>可以考虑：内容类型；当前播放进度；当前和历史缓冲水平；当前和历史数据传输速率；播放器算法及其参数；是否可以降低码率；是否还有其他应用内部的补救手段。应用把卡顿事件和有关信息传给基带处理器。</w:t>
+      </w:r>
+    </w:p>
+    <w:p>
+      <w:pPr>
+        <w:numPr>
+          <w:ilvl w:val="0"/>
+          <w:numId w:val="0"/>
+        </w:numPr>
+        <w:bidi w:val="0"/>
+        <w:ind w:leftChars="0"/>
+        <w:rPr>
+          <w:rFonts w:hint="eastAsia"/>
+          <w:b w:val="0"/>
+          <w:bCs w:val="0"/>
+          <w:color w:val="000000"/>
+          <w:lang w:val="en-US" w:eastAsia="zh"/>
+          <w:woUserID w:val="1"/>
+        </w:rPr>
+      </w:pPr>
+      <w:r>
+        <w:rPr>
+          <w:rFonts w:hint="eastAsia"/>
+          <w:b/>
+          <w:bCs/>
+          <w:color w:val="000000"/>
+          <w:lang w:val="en-US" w:eastAsia="zh"/>
+          <w:woUserID w:val="1"/>
+        </w:rPr>
+        <w:t>网络</w:t>
+      </w:r>
+      <w:r>
+        <w:rPr>
+          <w:rFonts w:hint="eastAsia"/>
+          <w:b w:val="0"/>
+          <w:bCs w:val="0"/>
+          <w:color w:val="000000"/>
+          <w:lang w:val="en-US" w:eastAsia="zh"/>
+          <w:woUserID w:val="1"/>
+        </w:rPr>
+        <w:t>可以</w:t>
+      </w:r>
+      <w:r>
+        <w:rPr>
+          <w:rFonts w:hint="eastAsia"/>
+          <w:b/>
+          <w:bCs/>
+          <w:color w:val="000000"/>
+          <w:lang w:val="en-US" w:eastAsia="zh"/>
+          <w:woUserID w:val="1"/>
+        </w:rPr>
+        <w:t>配置</w:t>
+      </w:r>
+      <w:r>
+        <w:rPr>
+          <w:rFonts w:hint="eastAsia"/>
+          <w:b w:val="0"/>
+          <w:bCs w:val="0"/>
+          <w:color w:val="000000"/>
+          <w:lang w:val="en-US" w:eastAsia="zh"/>
+          <w:woUserID w:val="1"/>
+        </w:rPr>
+        <w:t>：只有当应用已经没有内部方法避免卡顿时，才允许触发这种报告。例如播放器已经无法通过继续降低视频码率来解决问题。</w:t>
+      </w:r>
+    </w:p>
+    <w:p>
+      <w:pPr>
+        <w:numPr>
+          <w:ilvl w:val="0"/>
+          <w:numId w:val="0"/>
+        </w:numPr>
+        <w:bidi w:val="0"/>
+        <w:ind w:leftChars="0"/>
+        <w:rPr>
+          <w:rFonts w:hint="eastAsia"/>
+          <w:b/>
+          <w:bCs/>
+          <w:color w:val="0070C0"/>
+          <w:lang w:val="en-US" w:eastAsia="zh"/>
+          <w:woUserID w:val="1"/>
+        </w:rPr>
+      </w:pPr>
+      <w:r>
+        <w:rPr>
+          <w:rFonts w:hint="eastAsia"/>
+          <w:b/>
+          <w:bCs/>
+          <w:color w:val="0070C0"/>
+          <w:lang w:val="en-US" w:eastAsia="zh"/>
+          <w:woUserID w:val="1"/>
+        </w:rPr>
+        <w:t>——基带把信息上报给基站</w:t>
+      </w:r>
+    </w:p>
+    <w:p>
+      <w:pPr>
+        <w:numPr>
+          <w:ilvl w:val="0"/>
+          <w:numId w:val="0"/>
+        </w:numPr>
+        <w:bidi w:val="0"/>
+        <w:ind w:leftChars="0"/>
+        <w:rPr>
+          <w:rFonts w:hint="eastAsia"/>
+          <w:b w:val="0"/>
+          <w:bCs w:val="0"/>
+          <w:color w:val="000000"/>
+          <w:lang w:val="en-US" w:eastAsia="zh"/>
+          <w:woUserID w:val="1"/>
+        </w:rPr>
+      </w:pPr>
+      <w:r>
+        <w:rPr>
+          <w:rFonts w:hint="eastAsia"/>
+          <w:b w:val="0"/>
+          <w:bCs w:val="0"/>
+          <w:color w:val="000000"/>
+          <w:lang w:val="en-US" w:eastAsia="zh"/>
+          <w:woUserID w:val="1"/>
+        </w:rPr>
+        <w:t>基带通过</w:t>
+      </w:r>
+      <w:r>
+        <w:rPr>
+          <w:rFonts w:hint="eastAsia"/>
+          <w:b/>
+          <w:bCs/>
+          <w:color w:val="000000"/>
+          <w:lang w:val="en-US" w:eastAsia="zh"/>
+          <w:woUserID w:val="1"/>
+        </w:rPr>
+        <w:t>蜂窝接入层信令</w:t>
+      </w:r>
+      <w:r>
+        <w:rPr>
+          <w:rFonts w:hint="eastAsia"/>
+          <w:b w:val="0"/>
+          <w:bCs w:val="0"/>
+          <w:color w:val="000000"/>
+          <w:lang w:val="en-US" w:eastAsia="zh"/>
+          <w:woUserID w:val="1"/>
+        </w:rPr>
+        <w:t>向基站发送卡顿预期报告。报告可以使用</w:t>
+      </w:r>
+      <w:r>
+        <w:rPr>
+          <w:rFonts w:hint="eastAsia"/>
+          <w:b/>
+          <w:bCs/>
+          <w:color w:val="000000"/>
+          <w:lang w:val="en-US" w:eastAsia="zh"/>
+          <w:woUserID w:val="1"/>
+        </w:rPr>
+        <w:t>应用层测量报告、RVQoE报告或者支持QoE报告的信令承载传输，例如SRB4或SRB5</w:t>
+      </w:r>
+      <w:r>
+        <w:rPr>
+          <w:rFonts w:hint="eastAsia"/>
+          <w:b w:val="0"/>
+          <w:bCs w:val="0"/>
+          <w:color w:val="000000"/>
+          <w:lang w:val="en-US" w:eastAsia="zh"/>
+          <w:woUserID w:val="1"/>
+        </w:rPr>
+        <w:t>。</w:t>
+      </w:r>
+    </w:p>
+    <w:p>
+      <w:pPr>
+        <w:numPr>
+          <w:ilvl w:val="0"/>
+          <w:numId w:val="0"/>
+        </w:numPr>
+        <w:bidi w:val="0"/>
+        <w:ind w:leftChars="0"/>
+        <w:rPr>
+          <w:rFonts w:hint="eastAsia"/>
+          <w:b w:val="0"/>
+          <w:bCs w:val="0"/>
+          <w:color w:val="000000"/>
+          <w:lang w:val="en-US" w:eastAsia="zh"/>
+          <w:woUserID w:val="1"/>
+        </w:rPr>
+      </w:pPr>
+      <w:r>
+        <w:rPr>
+          <w:rFonts w:hint="eastAsia"/>
+          <w:b w:val="0"/>
+          <w:bCs w:val="0"/>
+          <w:color w:val="000000"/>
+          <w:lang w:val="en-US" w:eastAsia="zh"/>
+          <w:woUserID w:val="1"/>
+        </w:rPr>
+        <w:t>报告可以采用：事件触发上报；周期性上报。终端或者网络可以根据距离卡顿的时间和事件严重程度，选择使用哪一种方式。</w:t>
+      </w:r>
+    </w:p>
+    <w:p>
+      <w:pPr>
+        <w:numPr>
+          <w:ilvl w:val="0"/>
+          <w:numId w:val="0"/>
+        </w:numPr>
+        <w:bidi w:val="0"/>
+        <w:ind w:leftChars="0"/>
+        <w:rPr>
+          <w:rFonts w:hint="eastAsia"/>
+          <w:b w:val="0"/>
+          <w:bCs w:val="0"/>
+          <w:color w:val="000000"/>
+          <w:lang w:val="en-US" w:eastAsia="zh"/>
+          <w:woUserID w:val="1"/>
+        </w:rPr>
+      </w:pPr>
+      <w:r>
+        <w:rPr>
+          <w:rFonts w:hint="eastAsia"/>
+          <w:b w:val="0"/>
+          <w:bCs w:val="0"/>
+          <w:color w:val="000000"/>
+          <w:lang w:val="en-US" w:eastAsia="zh"/>
+          <w:woUserID w:val="1"/>
+        </w:rPr>
+        <w:t>基站收到报告后，可以根据：当前小区负载；无线信道；可用资源；用户订阅等级；运营商策略；其他用户需求；决定是否调整资源。</w:t>
+      </w:r>
+      <w:r>
+        <w:rPr>
+          <w:rFonts w:hint="eastAsia"/>
+          <w:b/>
+          <w:bCs/>
+          <w:color w:val="000000"/>
+          <w:lang w:val="en-US" w:eastAsia="zh"/>
+          <w:woUserID w:val="1"/>
+        </w:rPr>
+        <w:t>基站也可以不采取动作</w:t>
+      </w:r>
+      <w:r>
+        <w:rPr>
+          <w:rFonts w:hint="eastAsia"/>
+          <w:b w:val="0"/>
+          <w:bCs w:val="0"/>
+          <w:color w:val="000000"/>
+          <w:lang w:val="en-US" w:eastAsia="zh"/>
+          <w:woUserID w:val="1"/>
+        </w:rPr>
+        <w:t>。</w:t>
+      </w:r>
+    </w:p>
+    <w:p>
+      <w:pPr>
+        <w:numPr>
+          <w:ilvl w:val="0"/>
+          <w:numId w:val="0"/>
+        </w:numPr>
+        <w:bidi w:val="0"/>
+        <w:ind w:leftChars="0"/>
+        <w:rPr>
+          <w:rFonts w:hint="eastAsia"/>
+          <w:b w:val="0"/>
+          <w:bCs w:val="0"/>
+          <w:color w:val="000000"/>
+          <w:lang w:val="en-US" w:eastAsia="zh"/>
+          <w:woUserID w:val="1"/>
+        </w:rPr>
+      </w:pPr>
+      <w:r>
+        <w:rPr>
+          <w:rFonts w:hint="eastAsia"/>
+          <w:b w:val="0"/>
+          <w:bCs w:val="0"/>
+          <w:color w:val="000000"/>
+          <w:lang w:val="en-US" w:eastAsia="zh"/>
+          <w:woUserID w:val="1"/>
+        </w:rPr>
+        <w:t>网络还可以限制最大报告频率，以免应用频繁请求资源、制造信令负担，或者通过夸大卡顿风险取得不公平的资源优势。</w:t>
+      </w:r>
+    </w:p>
+    <w:p>
+      <w:pPr>
+        <w:numPr>
+          <w:ilvl w:val="0"/>
+          <w:numId w:val="0"/>
+        </w:numPr>
+        <w:bidi w:val="0"/>
+        <w:ind w:leftChars="0"/>
+        <w:rPr>
+          <w:rFonts w:hint="eastAsia"/>
+          <w:b/>
+          <w:bCs/>
+          <w:color w:val="0070C0"/>
+          <w:lang w:val="en-US" w:eastAsia="zh"/>
+          <w:woUserID w:val="1"/>
+        </w:rPr>
+      </w:pPr>
+      <w:r>
+        <w:rPr>
+          <w:rFonts w:hint="eastAsia"/>
+          <w:b/>
+          <w:bCs/>
+          <w:color w:val="0070C0"/>
+          <w:lang w:val="en-US" w:eastAsia="zh"/>
+          <w:woUserID w:val="1"/>
+        </w:rPr>
+        <w:t>——基带怎样封装成RAN可见报告</w:t>
+      </w:r>
+    </w:p>
+    <w:p>
+      <w:pPr>
+        <w:numPr>
+          <w:ilvl w:val="0"/>
+          <w:numId w:val="0"/>
+        </w:numPr>
+        <w:bidi w:val="0"/>
+        <w:ind w:leftChars="0"/>
+        <w:rPr>
+          <w:rFonts w:hint="eastAsia"/>
+          <w:b w:val="0"/>
+          <w:bCs w:val="0"/>
+          <w:color w:val="000000"/>
+          <w:lang w:val="en-US" w:eastAsia="zh"/>
+          <w:woUserID w:val="1"/>
+        </w:rPr>
+      </w:pPr>
+      <w:r>
+        <w:rPr>
+          <w:rFonts w:hint="eastAsia"/>
+          <w:b/>
+          <w:bCs/>
+          <w:color w:val="000000"/>
+          <w:lang w:val="en-US" w:eastAsia="zh"/>
+          <w:woUserID w:val="1"/>
+        </w:rPr>
+        <w:t>（1）RRC生成应用层测量报告</w:t>
+      </w:r>
+      <w:r>
+        <w:rPr>
+          <w:rFonts w:hint="eastAsia"/>
+          <w:b w:val="0"/>
+          <w:bCs w:val="0"/>
+          <w:color w:val="000000"/>
+          <w:lang w:val="en-US" w:eastAsia="zh"/>
+          <w:woUserID w:val="1"/>
+        </w:rPr>
+        <w:t>，基带RRC可以生成：MeasurementReportAppLayer，它是3GPP定义的“应用层测量报告”RRC消息。消息中可以包含：</w:t>
+      </w:r>
+    </w:p>
+    <w:tbl>
+      <w:tblPr>
+        <w:tblW w:w="0" w:type="auto"/>
+        <w:tblCellSpacing w:w="15" w:type="dxa"/>
+        <w:tblInd w:w="0" w:type="dxa"/>
+        <w:tblBorders>
+          <w:top w:val="none" w:color="auto" w:sz="0" w:space="0"/>
+          <w:left w:val="none" w:color="auto" w:sz="0" w:space="0"/>
+          <w:bottom w:val="none" w:color="auto" w:sz="0" w:space="0"/>
+          <w:right w:val="none" w:color="auto" w:sz="0" w:space="0"/>
+          <w:insideH w:val="none" w:color="auto" w:sz="0" w:space="0"/>
+          <w:insideV w:val="none" w:color="auto" w:sz="0" w:space="0"/>
+        </w:tblBorders>
+        <w:shd w:val="clear"/>
+        <w:tblLayout w:type="autofit"/>
+        <w:tblCellMar>
+          <w:top w:w="15" w:type="dxa"/>
+          <w:left w:w="15" w:type="dxa"/>
+          <w:bottom w:w="15" w:type="dxa"/>
+          <w:right w:w="15" w:type="dxa"/>
+        </w:tblCellMar>
+      </w:tblPr>
+      <w:tblGrid>
+        <w:gridCol w:w="2758"/>
+        <w:gridCol w:w="3435"/>
+      </w:tblGrid>
+      <w:tr>
+        <w:tblPrEx>
+          <w:tblBorders>
+            <w:top w:val="none" w:color="auto" w:sz="0" w:space="0"/>
+            <w:left w:val="none" w:color="auto" w:sz="0" w:space="0"/>
+            <w:bottom w:val="none" w:color="auto" w:sz="0" w:space="0"/>
+            <w:right w:val="none" w:color="auto" w:sz="0" w:space="0"/>
+            <w:insideH w:val="none" w:color="auto" w:sz="0" w:space="0"/>
+            <w:insideV w:val="none" w:color="auto" w:sz="0" w:space="0"/>
+          </w:tblBorders>
+          <w:shd w:val="clear"/>
+          <w:tblCellMar>
+            <w:top w:w="15" w:type="dxa"/>
+            <w:left w:w="15" w:type="dxa"/>
+            <w:bottom w:w="15" w:type="dxa"/>
+            <w:right w:w="15" w:type="dxa"/>
+          </w:tblCellMar>
+        </w:tblPrEx>
+        <w:trPr>
+          <w:tblHeader/>
+          <w:tblCellSpacing w:w="15" w:type="dxa"/>
+        </w:trPr>
+        <w:tc>
+          <w:tcPr>
+            <w:tcW w:w="0" w:type="auto"/>
+            <w:shd w:val="clear"/>
+            <w:vAlign w:val="center"/>
+          </w:tcPr>
+          <w:p>
+            <w:pPr>
+              <w:numPr>
+                <w:ilvl w:val="0"/>
+                <w:numId w:val="0"/>
+              </w:numPr>
+              <w:bidi w:val="0"/>
+              <w:ind w:leftChars="0"/>
+              <w:rPr>
+                <w:rFonts w:hint="eastAsia"/>
+                <w:b w:val="0"/>
+                <w:bCs w:val="0"/>
+                <w:color w:val="000000"/>
+                <w:lang w:val="en-US" w:eastAsia="zh"/>
+                <w:woUserID w:val="1"/>
+              </w:rPr>
+            </w:pPr>
+            <w:r>
+              <w:rPr>
+                <w:rFonts w:hint="eastAsia"/>
+                <w:b w:val="0"/>
+                <w:bCs w:val="0"/>
+                <w:color w:val="000000"/>
+                <w:lang w:val="en-US" w:eastAsia="zh"/>
+                <w:woUserID w:val="1"/>
+              </w:rPr>
+              <w:t>字段</w:t>
+            </w:r>
+          </w:p>
+        </w:tc>
+        <w:tc>
+          <w:tcPr>
+            <w:tcW w:w="0" w:type="auto"/>
+            <w:shd w:val="clear"/>
+            <w:vAlign w:val="center"/>
+          </w:tcPr>
+          <w:p>
+            <w:pPr>
+              <w:numPr>
+                <w:ilvl w:val="0"/>
+                <w:numId w:val="0"/>
+              </w:numPr>
+              <w:bidi w:val="0"/>
+              <w:ind w:leftChars="0"/>
+              <w:rPr>
+                <w:rFonts w:hint="eastAsia"/>
+                <w:b w:val="0"/>
+                <w:bCs w:val="0"/>
+                <w:color w:val="000000"/>
+                <w:lang w:val="en-US" w:eastAsia="zh"/>
+                <w:woUserID w:val="1"/>
+              </w:rPr>
+            </w:pPr>
+            <w:r>
+              <w:rPr>
+                <w:rFonts w:hint="eastAsia"/>
+                <w:b w:val="0"/>
+                <w:bCs w:val="0"/>
+                <w:color w:val="000000"/>
+                <w:lang w:val="en-US" w:eastAsia="zh"/>
+                <w:woUserID w:val="1"/>
+              </w:rPr>
+              <w:t>作用</w:t>
             </w:r>
           </w:p>
         </w:tc>
@@ -2984,6 +4677,9 @@
               <w:ind w:leftChars="0"/>
               <w:rPr>
                 <w:rFonts w:hint="eastAsia"/>
+                <w:b w:val="0"/>
+                <w:bCs w:val="0"/>
+                <w:color w:val="000000"/>
                 <w:lang w:val="en-US" w:eastAsia="zh"/>
                 <w:woUserID w:val="1"/>
               </w:rPr>
@@ -2991,10 +4687,13 @@
             <w:r>
               <w:rPr>
                 <w:rFonts w:hint="eastAsia"/>
+                <w:b w:val="0"/>
+                <w:bCs w:val="0"/>
+                <w:color w:val="000000"/>
                 <w:lang w:val="en-US" w:eastAsia="zh"/>
                 <w:woUserID w:val="1"/>
               </w:rPr>
-              <w:t>预测未来自然趋势</w:t>
+              <w:t>measConfigAppLayerId</w:t>
             </w:r>
           </w:p>
         </w:tc>
@@ -3014,6 +4713,9 @@
               <w:ind w:leftChars="0"/>
               <w:rPr>
                 <w:rFonts w:hint="eastAsia"/>
+                <w:b w:val="0"/>
+                <w:bCs w:val="0"/>
+                <w:color w:val="000000"/>
                 <w:lang w:val="en-US" w:eastAsia="zh"/>
                 <w:woUserID w:val="1"/>
               </w:rPr>
@@ -3021,10 +4723,13 @@
             <w:r>
               <w:rPr>
                 <w:rFonts w:hint="eastAsia"/>
+                <w:b w:val="0"/>
+                <w:bCs w:val="0"/>
+                <w:color w:val="000000"/>
                 <w:lang w:val="en-US" w:eastAsia="zh"/>
                 <w:woUserID w:val="1"/>
               </w:rPr>
-              <w:t>预测一个动作的后果</w:t>
+              <w:t>说明对应哪一项网络下发的测量配置</w:t>
             </w:r>
           </w:p>
         </w:tc>
@@ -3066,6 +4771,9 @@
               <w:ind w:leftChars="0"/>
               <w:rPr>
                 <w:rFonts w:hint="eastAsia"/>
+                <w:b w:val="0"/>
+                <w:bCs w:val="0"/>
+                <w:color w:val="000000"/>
                 <w:lang w:val="en-US" w:eastAsia="zh"/>
                 <w:woUserID w:val="1"/>
               </w:rPr>
@@ -3073,10 +4781,13 @@
             <w:r>
               <w:rPr>
                 <w:rFonts w:hint="eastAsia"/>
+                <w:b w:val="0"/>
+                <w:bCs w:val="0"/>
+                <w:color w:val="000000"/>
                 <w:lang w:val="en-US" w:eastAsia="zh"/>
                 <w:woUserID w:val="1"/>
               </w:rPr>
-              <w:t>主要输入历史序列</w:t>
+              <w:t>measReportAppLayerContainer</w:t>
             </w:r>
           </w:p>
         </w:tc>
@@ -3096,6 +4807,9 @@
               <w:ind w:leftChars="0"/>
               <w:rPr>
                 <w:rFonts w:hint="eastAsia"/>
+                <w:b w:val="0"/>
+                <w:bCs w:val="0"/>
+                <w:color w:val="000000"/>
                 <w:lang w:val="en-US" w:eastAsia="zh"/>
                 <w:woUserID w:val="1"/>
               </w:rPr>
@@ -3103,86 +4817,13 @@
             <w:r>
               <w:rPr>
                 <w:rFonts w:hint="eastAsia"/>
+                <w:b w:val="0"/>
+                <w:bCs w:val="0"/>
+                <w:color w:val="000000"/>
                 <w:lang w:val="en-US" w:eastAsia="zh"/>
                 <w:woUserID w:val="1"/>
               </w:rPr>
-              <w:t>输入当前状态和指定动作</w:t>
-            </w:r>
-          </w:p>
-        </w:tc>
-      </w:tr>
-      <w:tr>
-        <w:tblPrEx>
-          <w:tblBorders>
-            <w:top w:val="none" w:color="auto" w:sz="0" w:space="0"/>
-            <w:left w:val="none" w:color="auto" w:sz="0" w:space="0"/>
-            <w:bottom w:val="none" w:color="auto" w:sz="0" w:space="0"/>
-            <w:right w:val="none" w:color="auto" w:sz="0" w:space="0"/>
-            <w:insideH w:val="none" w:color="auto" w:sz="0" w:space="0"/>
-            <w:insideV w:val="none" w:color="auto" w:sz="0" w:space="0"/>
-          </w:tblBorders>
-          <w:shd w:val="clear"/>
-        </w:tblPrEx>
-        <w:trPr>
-          <w:tblCellSpacing w:w="15" w:type="dxa"/>
-        </w:trPr>
-        <w:tc>
-          <w:tcPr>
-            <w:tcW w:w="0" w:type="auto"/>
-            <w:shd w:val="clear"/>
-            <w:vAlign w:val="center"/>
-          </w:tcPr>
-          <w:p>
-            <w:pPr>
-              <w:numPr>
-                <w:ilvl w:val="0"/>
-                <w:numId w:val="0"/>
-              </w:numPr>
-              <w:bidi w:val="0"/>
-              <w:ind w:leftChars="0"/>
-              <w:rPr>
-                <w:rFonts w:hint="eastAsia"/>
-                <w:lang w:val="en-US" w:eastAsia="zh"/>
-                <w:woUserID w:val="1"/>
-              </w:rPr>
-            </w:pPr>
-            <w:r>
-              <w:rPr>
-                <w:rFonts w:hint="eastAsia"/>
-                <w:lang w:val="en-US" w:eastAsia="zh"/>
-                <w:woUserID w:val="1"/>
-              </w:rPr>
-              <w:t>通常给出一种未来</w:t>
-            </w:r>
-          </w:p>
-        </w:tc>
-        <w:tc>
-          <w:tcPr>
-            <w:tcW w:w="0" w:type="auto"/>
-            <w:shd w:val="clear"/>
-            <w:vAlign w:val="center"/>
-          </w:tcPr>
-          <w:p>
-            <w:pPr>
-              <w:numPr>
-                <w:ilvl w:val="0"/>
-                <w:numId w:val="0"/>
-              </w:numPr>
-              <w:bidi w:val="0"/>
-              <w:ind w:leftChars="0"/>
-              <w:rPr>
-                <w:rFonts w:hint="eastAsia"/>
-                <w:lang w:val="en-US" w:eastAsia="zh"/>
-                <w:woUserID w:val="1"/>
-              </w:rPr>
-            </w:pPr>
-            <w:r>
-              <w:rPr>
-                <w:rFonts w:hint="eastAsia"/>
-                <w:lang w:val="en-US" w:eastAsia="zh"/>
-                <w:woUserID w:val="1"/>
-              </w:rPr>
-              <w:t>每个候选动作对应一个预测</w:t>
+              <w:t>封装的应用层测量报告</w:t>
             </w:r>
           </w:p>
         </w:tc>
@@ -3224,6 +4865,9 @@
               <w:ind w:leftChars="0"/>
               <w:rPr>
                 <w:rFonts w:hint="eastAsia"/>
+                <w:b w:val="0"/>
+                <w:bCs w:val="0"/>
+                <w:color w:val="000000"/>
                 <w:lang w:val="en-US" w:eastAsia="zh"/>
                 <w:woUserID w:val="1"/>
               </w:rPr>
@@ -3231,10 +4875,13 @@
             <w:r>
               <w:rPr>
                 <w:rFonts w:hint="eastAsia"/>
+                <w:b w:val="0"/>
+                <w:bCs w:val="0"/>
+                <w:color w:val="000000"/>
                 <w:lang w:val="en-US" w:eastAsia="zh"/>
                 <w:woUserID w:val="1"/>
               </w:rPr>
-              <w:t>用于预警和规划</w:t>
+              <w:t>appLayerSessionStatus</w:t>
             </w:r>
           </w:p>
         </w:tc>
@@ -3254,6 +4901,9 @@
               <w:ind w:leftChars="0"/>
               <w:rPr>
                 <w:rFonts w:hint="eastAsia"/>
+                <w:b w:val="0"/>
+                <w:bCs w:val="0"/>
+                <w:color w:val="000000"/>
                 <w:lang w:val="en-US" w:eastAsia="zh"/>
                 <w:woUserID w:val="1"/>
               </w:rPr>
@@ -3261,10 +4911,107 @@
             <w:r>
               <w:rPr>
                 <w:rFonts w:hint="eastAsia"/>
+                <w:b w:val="0"/>
+                <w:bCs w:val="0"/>
+                <w:color w:val="000000"/>
                 <w:lang w:val="en-US" w:eastAsia="zh"/>
                 <w:woUserID w:val="1"/>
               </w:rPr>
-              <w:t>用于动作筛选和安全控制</w:t>
+              <w:t>表示测量会话开始或结束</w:t>
+            </w:r>
+          </w:p>
+        </w:tc>
+      </w:tr>
+      <w:tr>
+        <w:tblPrEx>
+          <w:tblBorders>
+            <w:top w:val="none" w:color="auto" w:sz="0" w:space="0"/>
+            <w:left w:val="none" w:color="auto" w:sz="0" w:space="0"/>
+            <w:bottom w:val="none" w:color="auto" w:sz="0" w:space="0"/>
+            <w:right w:val="none" w:color="auto" w:sz="0" w:space="0"/>
+            <w:insideH w:val="none" w:color="auto" w:sz="0" w:space="0"/>
+            <w:insideV w:val="none" w:color="auto" w:sz="0" w:space="0"/>
+          </w:tblBorders>
+          <w:shd w:val="clear"/>
+          <w:tblCellMar>
+            <w:top w:w="15" w:type="dxa"/>
+            <w:left w:w="15" w:type="dxa"/>
+            <w:bottom w:w="15" w:type="dxa"/>
+            <w:right w:w="15" w:type="dxa"/>
+          </w:tblCellMar>
+        </w:tblPrEx>
+        <w:trPr>
+          <w:tblCellSpacing w:w="15" w:type="dxa"/>
+        </w:trPr>
+        <w:tc>
+          <w:tcPr>
+            <w:tcW w:w="0" w:type="auto"/>
+            <w:shd w:val="clear"/>
+            <w:vAlign w:val="center"/>
+          </w:tcPr>
+          <w:p>
+            <w:pPr>
+              <w:numPr>
+                <w:ilvl w:val="0"/>
+                <w:numId w:val="0"/>
+              </w:numPr>
+              <w:bidi w:val="0"/>
+              <w:ind w:leftChars="0"/>
+              <w:rPr>
+                <w:rFonts w:hint="eastAsia"/>
+                <w:b w:val="0"/>
+                <w:bCs w:val="0"/>
+                <w:color w:val="000000"/>
+                <w:lang w:val="en-US" w:eastAsia="zh"/>
+                <w:woUserID w:val="1"/>
+              </w:rPr>
+            </w:pPr>
+            <w:r>
+              <w:rPr>
+                <w:rFonts w:hint="eastAsia"/>
+                <w:b w:val="0"/>
+                <w:bCs w:val="0"/>
+                <w:color w:val="000000"/>
+                <w:lang w:val="en-US" w:eastAsia="zh"/>
+                <w:woUserID w:val="1"/>
+              </w:rPr>
+              <w:t>ran-VisibleMeasurements</w:t>
+            </w:r>
+          </w:p>
+        </w:tc>
+        <w:tc>
+          <w:tcPr>
+            <w:tcW w:w="0" w:type="auto"/>
+            <w:shd w:val="clear"/>
+            <w:vAlign w:val="center"/>
+          </w:tcPr>
+          <w:p>
+            <w:pPr>
+              <w:numPr>
+                <w:ilvl w:val="0"/>
+                <w:numId w:val="0"/>
+              </w:numPr>
+              <w:bidi w:val="0"/>
+              <w:ind w:leftChars="0"/>
+              <w:rPr>
+                <w:rFonts w:hint="eastAsia"/>
+                <w:b w:val="0"/>
+                <w:bCs w:val="0"/>
+                <w:color w:val="000000"/>
+                <w:lang w:val="en-US" w:eastAsia="zh"/>
+                <w:woUserID w:val="1"/>
+              </w:rPr>
+            </w:pPr>
+            <w:r>
+              <w:rPr>
+                <w:rFonts w:hint="eastAsia"/>
+                <w:b w:val="0"/>
+                <w:bCs w:val="0"/>
+                <w:color w:val="000000"/>
+                <w:lang w:val="en-US" w:eastAsia="zh"/>
+                <w:woUserID w:val="1"/>
+              </w:rPr>
+              <w:t>基站可以直接读取的QoE测量信息</w:t>
             </w:r>
           </w:p>
         </w:tc>
@@ -3280,17 +5027,23 @@
         <w:ind w:leftChars="0"/>
         <w:rPr>
           <w:rFonts w:hint="eastAsia"/>
-          <w:lang w:val="en-US" w:eastAsia="zh"/>
-          <w:woUserID w:val="1"/>
-        </w:rPr>
-      </w:pPr>
-      <w:r>
-        <w:rPr>
-          <w:rFonts w:hint="eastAsia"/>
-          <w:lang w:val="en-US" w:eastAsia="zh"/>
-          <w:woUserID w:val="1"/>
-        </w:rPr>
-        <w:t>SafeSlice虽然使用上一窗口时延，但没有使用一长段时延序列；候选动作是关键输入。因此更准确地说，它是单步动作后果预测，不是长期时序预测。</w:t>
+          <w:b w:val="0"/>
+          <w:bCs w:val="0"/>
+          <w:color w:val="000000"/>
+          <w:lang w:val="en-US" w:eastAsia="zh"/>
+          <w:woUserID w:val="1"/>
+        </w:rPr>
+      </w:pPr>
+      <w:r>
+        <w:rPr>
+          <w:rFonts w:hint="eastAsia"/>
+          <w:b w:val="0"/>
+          <w:bCs w:val="0"/>
+          <w:color w:val="000000"/>
+          <w:lang w:val="en-US" w:eastAsia="zh"/>
+          <w:woUserID w:val="1"/>
+        </w:rPr>
+        <w:t xml:space="preserve">当前3GPP RRC规范中的RAN可见信息已经包括：应用层缓冲水平列表；媒体起播时延；对应的PDU会话；对应的QoS流标识QFI。 </w:t>
       </w:r>
     </w:p>
     <w:p>
@@ -3303,23 +5056,34 @@
         <w:ind w:leftChars="0"/>
         <w:rPr>
           <w:rFonts w:hint="eastAsia"/>
-          <w:b/>
-          <w:bCs/>
-          <w:color w:val="0070C0"/>
-          <w:lang w:val="en-US" w:eastAsia="zh"/>
-          <w:woUserID w:val="1"/>
-        </w:rPr>
-      </w:pPr>
-      <w:r>
-        <w:rPr>
-          <w:rFonts w:hint="eastAsia"/>
-          <w:b/>
-          <w:bCs/>
-          <w:color w:val="0070C0"/>
-          <w:lang w:val="en-US" w:eastAsia="zh"/>
-          <w:woUserID w:val="1"/>
-        </w:rPr>
-        <w:t>——预测结果的可信度</w:t>
+          <w:b w:val="0"/>
+          <w:bCs w:val="0"/>
+          <w:color w:val="000000"/>
+          <w:lang w:val="en-US" w:eastAsia="zh"/>
+          <w:woUserID w:val="1"/>
+        </w:rPr>
+      </w:pPr>
+      <w:r>
+        <w:rPr>
+          <w:rFonts w:hint="eastAsia"/>
+          <w:b/>
+          <w:bCs/>
+          <w:color w:val="000000"/>
+          <w:lang w:val="en-US" w:eastAsia="zh"/>
+          <w:woUserID w:val="1"/>
+        </w:rPr>
+        <w:t>（2）苹果专利增加“卡顿预期”语义：</w:t>
+      </w:r>
+      <w:r>
+        <w:rPr>
+          <w:rFonts w:hint="eastAsia"/>
+          <w:b w:val="0"/>
+          <w:bCs w:val="0"/>
+          <w:color w:val="000000"/>
+          <w:lang w:val="en-US" w:eastAsia="zh"/>
+          <w:woUserID w:val="1"/>
+        </w:rPr>
+        <w:t>现有的缓冲字段只能告诉基站当前缓冲还有3秒。</w:t>
       </w:r>
     </w:p>
     <w:p>
@@ -3332,38 +5096,23 @@
         <w:ind w:leftChars="0"/>
         <w:rPr>
           <w:rFonts w:hint="eastAsia"/>
-          <w:color w:val="000000"/>
-          <w:lang w:val="en-US" w:eastAsia="zh"/>
-          <w:woUserID w:val="1"/>
-        </w:rPr>
-      </w:pPr>
-      <w:r>
-        <w:rPr>
-          <w:rFonts w:hint="eastAsia"/>
-          <w:color w:val="000000"/>
-          <w:lang w:val="en-US" w:eastAsia="zh"/>
-          <w:woUserID w:val="1"/>
-        </w:rPr>
-        <w:t>论文报告：R</w:t>
-      </w:r>
-      <w:r>
-        <w:rPr>
-          <w:rFonts w:hint="eastAsia"/>
-          <w:color w:val="000000"/>
-          <w:vertAlign w:val="superscript"/>
-          <w:lang w:val="en-US" w:eastAsia="zh"/>
-          <w:woUserID w:val="1"/>
-        </w:rPr>
-        <w:t>2</w:t>
-      </w:r>
-      <w:r>
-        <w:rPr>
-          <w:rFonts w:hint="eastAsia"/>
-          <w:color w:val="000000"/>
-          <w:lang w:val="en-US" w:eastAsia="zh"/>
-          <w:woUserID w:val="1"/>
-        </w:rPr>
-        <w:t xml:space="preserve">=0.94、RMSE为4.42 ms </w:t>
+          <w:b w:val="0"/>
+          <w:bCs w:val="0"/>
+          <w:color w:val="000000"/>
+          <w:lang w:val="en-US" w:eastAsia="zh"/>
+          <w:woUserID w:val="1"/>
+        </w:rPr>
+      </w:pPr>
+      <w:r>
+        <w:rPr>
+          <w:rFonts w:hint="eastAsia"/>
+          <w:b w:val="0"/>
+          <w:bCs w:val="0"/>
+          <w:color w:val="000000"/>
+          <w:lang w:val="en-US" w:eastAsia="zh"/>
+          <w:woUserID w:val="1"/>
+        </w:rPr>
+        <w:t>苹果希望进一步表达：播放器已经无法自救，预计5秒后卡顿。</w:t>
       </w:r>
     </w:p>
     <w:p>
@@ -3376,19 +5125,23 @@
         <w:ind w:leftChars="0"/>
         <w:rPr>
           <w:rFonts w:hint="eastAsia"/>
-          <w:color w:val="000000"/>
-          <w:lang w:val="en-US" w:eastAsia="zh"/>
-          <w:woUserID w:val="1"/>
-        </w:rPr>
-      </w:pPr>
-      <w:r>
-        <w:rPr>
-          <w:rFonts w:hint="eastAsia"/>
-          <w:color w:val="000000"/>
-          <w:lang w:val="en-US" w:eastAsia="zh"/>
-          <w:woUserID w:val="1"/>
-        </w:rPr>
-        <w:t xml:space="preserve">预测时延范围约为0～50 ms。 </w:t>
+          <w:b w:val="0"/>
+          <w:bCs w:val="0"/>
+          <w:color w:val="000000"/>
+          <w:lang w:val="en-US" w:eastAsia="zh"/>
+          <w:woUserID w:val="1"/>
+        </w:rPr>
+      </w:pPr>
+      <w:r>
+        <w:rPr>
+          <w:rFonts w:hint="eastAsia"/>
+          <w:b w:val="0"/>
+          <w:bCs w:val="0"/>
+          <w:color w:val="000000"/>
+          <w:lang w:val="en-US" w:eastAsia="zh"/>
+          <w:woUserID w:val="1"/>
+        </w:rPr>
+        <w:t>因此专利提出，可把下列信息定义为新的RAN可见QoE指标或信息元素：卡顿预期事件；事件产生时间；预计卡顿延迟；对应的缓冲水平；卡顿已经发生的特殊值。</w:t>
       </w:r>
     </w:p>
     <w:p>
@@ -3401,19 +5154,23 @@
         <w:ind w:leftChars="0"/>
         <w:rPr>
           <w:rFonts w:hint="eastAsia"/>
-          <w:color w:val="000000"/>
-          <w:lang w:val="en-US" w:eastAsia="zh"/>
-          <w:woUserID w:val="1"/>
-        </w:rPr>
-      </w:pPr>
-      <w:r>
-        <w:rPr>
-          <w:rFonts w:hint="eastAsia"/>
-          <w:color w:val="000000"/>
-          <w:lang w:val="en-US" w:eastAsia="zh"/>
-          <w:woUserID w:val="1"/>
-        </w:rPr>
-        <w:t>这说明模型在论文测试数据上的整体拟合效果较好，但不等于每次预测都有94%的可信度。</w:t>
+          <w:b w:val="0"/>
+          <w:bCs w:val="0"/>
+          <w:color w:val="000000"/>
+          <w:lang w:val="en-US" w:eastAsia="zh"/>
+          <w:woUserID w:val="1"/>
+        </w:rPr>
+      </w:pPr>
+      <w:r>
+        <w:rPr>
+          <w:rFonts w:hint="eastAsia"/>
+          <w:b w:val="0"/>
+          <w:bCs w:val="0"/>
+          <w:color w:val="000000"/>
+          <w:lang w:val="en-US" w:eastAsia="zh"/>
+          <w:woUserID w:val="1"/>
+        </w:rPr>
+        <w:t>专利说这些信息可以放进应用层测量报告的IE或字段中，并通过SRB4/SRB5传输。但是要注意：专利提出了字段和编码思路，不代表“预计卡顿时间”已经作为现行3GPP标准中的固定字段全面落地。</w:t>
       </w:r>
     </w:p>
     <w:p>
@@ -3426,176 +5183,31 @@
         <w:ind w:leftChars="0"/>
         <w:rPr>
           <w:rFonts w:hint="eastAsia"/>
-          <w:color w:val="000000"/>
-          <w:lang w:val="en-US" w:eastAsia="zh"/>
-          <w:woUserID w:val="1"/>
-        </w:rPr>
-      </w:pPr>
-      <w:r>
-        <w:rPr>
-          <w:rFonts w:hint="eastAsia"/>
-          <w:color w:val="000000"/>
-          <w:lang w:val="en-US" w:eastAsia="zh"/>
-          <w:woUserID w:val="1"/>
-        </w:rPr>
-        <w:t>其边界包括：</w:t>
-      </w:r>
-    </w:p>
-    <w:p>
-      <w:pPr>
-        <w:numPr>
-          <w:ilvl w:val="0"/>
-          <w:numId w:val="2"/>
-        </w:numPr>
-        <w:bidi w:val="0"/>
-        <w:ind w:left="420" w:leftChars="0" w:hanging="420" w:firstLineChars="0"/>
-        <w:rPr>
-          <w:rFonts w:hint="eastAsia"/>
-          <w:color w:val="000000"/>
-          <w:lang w:val="en-US" w:eastAsia="zh"/>
-          <w:woUserID w:val="1"/>
-        </w:rPr>
-      </w:pPr>
-      <w:r>
-        <w:rPr>
-          <w:rFonts w:hint="eastAsia"/>
-          <w:color w:val="000000"/>
-          <w:lang w:val="en-US" w:eastAsia="zh"/>
-          <w:woUserID w:val="1"/>
-        </w:rPr>
-        <w:t xml:space="preserve">训练和验证主要基于虚拟网络； </w:t>
-      </w:r>
-    </w:p>
-    <w:p>
-      <w:pPr>
-        <w:numPr>
-          <w:ilvl w:val="0"/>
-          <w:numId w:val="2"/>
-        </w:numPr>
-        <w:bidi w:val="0"/>
-        <w:ind w:left="420" w:leftChars="0" w:hanging="420" w:firstLineChars="0"/>
-        <w:rPr>
-          <w:rFonts w:hint="eastAsia"/>
-          <w:color w:val="000000"/>
-          <w:lang w:val="en-US" w:eastAsia="zh"/>
-          <w:woUserID w:val="1"/>
-        </w:rPr>
-      </w:pPr>
-      <w:r>
-        <w:rPr>
-          <w:rFonts w:hint="eastAsia"/>
-          <w:color w:val="000000"/>
-          <w:lang w:val="en-US" w:eastAsia="zh"/>
-          <w:woUserID w:val="1"/>
-        </w:rPr>
-        <w:t xml:space="preserve">RMSE 4.42 ms相对于5 ms或10 ms门限并不小； </w:t>
-      </w:r>
-    </w:p>
-    <w:p>
-      <w:pPr>
-        <w:numPr>
-          <w:ilvl w:val="0"/>
-          <w:numId w:val="2"/>
-        </w:numPr>
-        <w:bidi w:val="0"/>
-        <w:ind w:left="420" w:leftChars="0" w:hanging="420" w:firstLineChars="0"/>
-        <w:rPr>
-          <w:rFonts w:hint="eastAsia"/>
-          <w:color w:val="000000"/>
-          <w:lang w:val="en-US" w:eastAsia="zh"/>
-          <w:woUserID w:val="1"/>
-        </w:rPr>
-      </w:pPr>
-      <w:r>
-        <w:rPr>
-          <w:rFonts w:hint="eastAsia"/>
-          <w:color w:val="000000"/>
-          <w:lang w:val="en-US" w:eastAsia="zh"/>
-          <w:woUserID w:val="1"/>
-        </w:rPr>
-        <w:t xml:space="preserve">模型只输出一个预测值，没有预测区间； </w:t>
-      </w:r>
-    </w:p>
-    <w:p>
-      <w:pPr>
-        <w:numPr>
-          <w:ilvl w:val="0"/>
-          <w:numId w:val="2"/>
-        </w:numPr>
-        <w:bidi w:val="0"/>
-        <w:ind w:left="420" w:leftChars="0" w:hanging="420" w:firstLineChars="0"/>
-        <w:rPr>
-          <w:rFonts w:hint="eastAsia"/>
-          <w:color w:val="000000"/>
-          <w:lang w:val="en-US" w:eastAsia="zh"/>
-          <w:woUserID w:val="1"/>
-        </w:rPr>
-      </w:pPr>
-      <w:r>
-        <w:rPr>
-          <w:rFonts w:hint="eastAsia"/>
-          <w:color w:val="000000"/>
-          <w:lang w:val="en-US" w:eastAsia="zh"/>
-          <w:woUserID w:val="1"/>
-        </w:rPr>
-        <w:t xml:space="preserve">没有给出单次预测的置信度； </w:t>
-      </w:r>
-    </w:p>
-    <w:p>
-      <w:pPr>
-        <w:numPr>
-          <w:ilvl w:val="0"/>
-          <w:numId w:val="2"/>
-        </w:numPr>
-        <w:bidi w:val="0"/>
-        <w:ind w:left="420" w:leftChars="0" w:hanging="420" w:firstLineChars="0"/>
-        <w:rPr>
-          <w:rFonts w:hint="eastAsia"/>
-          <w:color w:val="000000"/>
-          <w:lang w:val="en-US" w:eastAsia="zh"/>
-          <w:woUserID w:val="1"/>
-        </w:rPr>
-      </w:pPr>
-      <w:r>
-        <w:rPr>
-          <w:rFonts w:hint="eastAsia"/>
-          <w:color w:val="000000"/>
-          <w:lang w:val="en-US" w:eastAsia="zh"/>
-          <w:woUserID w:val="1"/>
-        </w:rPr>
-        <w:t xml:space="preserve">预测的是切片平均时延，可能掩盖部分用户的高时延； </w:t>
-      </w:r>
-    </w:p>
-    <w:p>
-      <w:pPr>
-        <w:numPr>
-          <w:ilvl w:val="0"/>
-          <w:numId w:val="2"/>
-        </w:numPr>
-        <w:bidi w:val="0"/>
-        <w:ind w:left="420" w:leftChars="0" w:hanging="420" w:firstLineChars="0"/>
-        <w:rPr>
-          <w:rFonts w:hint="eastAsia"/>
-          <w:color w:val="000000"/>
-          <w:lang w:val="en-US" w:eastAsia="zh"/>
-          <w:woUserID w:val="1"/>
-        </w:rPr>
-      </w:pPr>
-      <w:r>
-        <w:rPr>
-          <w:rFonts w:hint="eastAsia"/>
-          <w:color w:val="000000"/>
-          <w:lang w:val="en-US" w:eastAsia="zh"/>
-          <w:woUserID w:val="1"/>
-        </w:rPr>
-        <w:t xml:space="preserve">输入主要是流量比例和资源动作，没有充分描述SINR、CQI和干扰等无线状态。 </w:t>
-      </w:r>
-    </w:p>
-    <w:p>
-      <w:pPr>
-        <w:numPr>
-          <w:ilvl w:val="0"/>
-          <w:numId w:val="0"/>
+          <w:b w:val="0"/>
+          <w:bCs w:val="0"/>
+          <w:color w:val="000000"/>
+          <w:lang w:val="en-US" w:eastAsia="zh"/>
+          <w:woUserID w:val="1"/>
+        </w:rPr>
+      </w:pPr>
+      <w:r>
+        <w:rPr>
+          <w:rFonts w:hint="eastAsia"/>
+          <w:b w:val="0"/>
+          <w:bCs w:val="0"/>
+          <w:color w:val="000000"/>
+          <w:lang w:val="en-US" w:eastAsia="zh"/>
+          <w:woUserID w:val="1"/>
+        </w:rPr>
+        <w:t>真正商用需要：3GPP增加对应标准字段，或者手机和基站双方采用兼容的厂商扩展。</w:t>
+      </w:r>
+    </w:p>
+    <w:p>
+      <w:pPr>
+        <w:pStyle w:val="3"/>
+        <w:numPr>
+          <w:ilvl w:val="0"/>
+          <w:numId w:val="5"/>
         </w:numPr>
         <w:bidi w:val="0"/>
         <w:ind w:leftChars="0"/>
@@ -3613,39 +5225,332 @@
           <w:lang w:val="en-US" w:eastAsia="zh"/>
           <w:woUserID w:val="1"/>
         </w:rPr>
-        <w:t>因此，更准确的评价是：</w:t>
-      </w:r>
-    </w:p>
-    <w:p>
-      <w:pPr>
-        <w:numPr>
-          <w:ilvl w:val="0"/>
-          <w:numId w:val="0"/>
-        </w:numPr>
-        <w:bidi w:val="0"/>
-        <w:ind w:leftChars="0"/>
-        <w:rPr>
-          <w:rFonts w:hint="eastAsia"/>
-          <w:color w:val="000000"/>
-          <w:lang w:val="en-US" w:eastAsia="zh"/>
-          <w:woUserID w:val="1"/>
-        </w:rPr>
-      </w:pPr>
-      <w:r>
-        <w:rPr>
-          <w:rFonts w:hint="eastAsia"/>
-          <w:b/>
-          <w:bCs/>
-          <w:color w:val="000000"/>
-          <w:lang w:val="en-US" w:eastAsia="zh"/>
-          <w:woUserID w:val="1"/>
-        </w:rPr>
-        <w:t>XGBoost能够在论文实验范围内较好地预测候选PRB动作造成的平均时延，但尚不能提供严格的单次动作安全保证</w:t>
-      </w:r>
-      <w:r>
-        <w:rPr>
-          <w:rFonts w:hint="eastAsia"/>
-          <w:color w:val="000000"/>
+        <w:t>网络侧 AI 模型推理验证：</w:t>
+      </w:r>
+    </w:p>
+    <w:p>
+      <w:pPr>
+        <w:numPr>
+          <w:numId w:val="0"/>
+        </w:numPr>
+        <w:bidi w:val="0"/>
+        <w:rPr>
+          <w:rFonts w:hint="eastAsia"/>
+          <w:b/>
+          <w:bCs/>
+          <w:color w:val="000000"/>
+          <w:sz w:val="24"/>
+          <w:szCs w:val="28"/>
+          <w:lang w:val="en-US" w:eastAsia="zh"/>
+          <w:woUserID w:val="1"/>
+        </w:rPr>
+      </w:pPr>
+      <w:r>
+        <w:rPr>
+          <w:rFonts w:hint="eastAsia"/>
+          <w:b/>
+          <w:bCs/>
+          <w:color w:val="000000"/>
+          <w:sz w:val="24"/>
+          <w:szCs w:val="28"/>
+          <w:lang w:val="en-US" w:eastAsia="zh"/>
+          <w:woUserID w:val="1"/>
+        </w:rPr>
+        <w:t>申请：2024-04-03；公开：2025-10-09；授权：公开页面未列授权日期，状态显示待审。</w:t>
+      </w:r>
+    </w:p>
+    <w:p>
+      <w:pPr>
+        <w:numPr>
+          <w:numId w:val="0"/>
+        </w:numPr>
+        <w:bidi w:val="0"/>
+        <w:rPr>
+          <w:rFonts w:hint="eastAsia"/>
+          <w:b/>
+          <w:bCs/>
+          <w:color w:val="000000"/>
+          <w:sz w:val="24"/>
+          <w:szCs w:val="28"/>
+          <w:u w:val="none"/>
+          <w:lang w:val="en-US" w:eastAsia="zh"/>
+          <w:woUserID w:val="1"/>
+        </w:rPr>
+      </w:pPr>
+      <w:r>
+        <w:rPr>
+          <w:rFonts w:hint="eastAsia"/>
+          <w:b/>
+          <w:bCs/>
+          <w:color w:val="000000"/>
+          <w:sz w:val="24"/>
+          <w:szCs w:val="28"/>
+          <w:lang w:val="en-US" w:eastAsia="zh"/>
+          <w:woUserID w:val="1"/>
+        </w:rPr>
+        <w:t xml:space="preserve">苹果专利申请 WO2025208462A1 — </w:t>
+      </w:r>
+      <w:r>
+        <w:rPr>
+          <w:rFonts w:hint="eastAsia"/>
+          <w:b/>
+          <w:bCs/>
+          <w:color w:val="000000"/>
+          <w:sz w:val="24"/>
+          <w:szCs w:val="28"/>
+          <w:u w:val="none"/>
+          <w:lang w:val="en-US" w:eastAsia="zh"/>
+          <w:woUserID w:val="1"/>
+        </w:rPr>
+        <w:fldChar w:fldCharType="begin"/>
+      </w:r>
+      <w:r>
+        <w:rPr>
+          <w:rFonts w:hint="eastAsia"/>
+          <w:b/>
+          <w:bCs/>
+          <w:color w:val="000000"/>
+          <w:sz w:val="24"/>
+          <w:szCs w:val="28"/>
+          <w:u w:val="none"/>
+          <w:lang w:val="en-US" w:eastAsia="zh"/>
+          <w:woUserID w:val="1"/>
+        </w:rPr>
+        <w:instrText xml:space="preserve"> HYPERLINK "https://patents.google.com/patent/WO2025208462A1/en" </w:instrText>
+      </w:r>
+      <w:r>
+        <w:rPr>
+          <w:rFonts w:hint="eastAsia"/>
+          <w:b/>
+          <w:bCs/>
+          <w:color w:val="000000"/>
+          <w:sz w:val="24"/>
+          <w:szCs w:val="28"/>
+          <w:u w:val="none"/>
+          <w:lang w:val="en-US" w:eastAsia="zh"/>
+          <w:woUserID w:val="1"/>
+        </w:rPr>
+        <w:fldChar w:fldCharType="separate"/>
+      </w:r>
+      <w:r>
+        <w:rPr>
+          <w:rStyle w:val="11"/>
+          <w:rFonts w:hint="eastAsia"/>
+          <w:b/>
+          <w:bCs/>
+          <w:sz w:val="24"/>
+          <w:szCs w:val="28"/>
+          <w:lang w:val="en-US" w:eastAsia="zh"/>
+          <w:woUserID w:val="1"/>
+        </w:rPr>
+        <w:t>Network-side artificial intelligence based model inference validation</w:t>
+      </w:r>
+      <w:r>
+        <w:rPr>
+          <w:rFonts w:hint="eastAsia"/>
+          <w:b/>
+          <w:bCs/>
+          <w:color w:val="000000"/>
+          <w:sz w:val="24"/>
+          <w:szCs w:val="28"/>
+          <w:u w:val="none"/>
+          <w:lang w:val="en-US" w:eastAsia="zh"/>
+          <w:woUserID w:val="1"/>
+        </w:rPr>
+        <w:fldChar w:fldCharType="end"/>
+      </w:r>
+    </w:p>
+    <w:p>
+      <w:pPr>
+        <w:numPr>
+          <w:numId w:val="0"/>
+        </w:numPr>
+        <w:bidi w:val="0"/>
+        <w:rPr>
+          <w:rFonts w:hint="eastAsia"/>
+          <w:b/>
+          <w:bCs/>
+          <w:color w:val="000000"/>
+          <w:u w:val="none"/>
+          <w:lang w:val="en-US" w:eastAsia="zh"/>
+          <w:woUserID w:val="1"/>
+        </w:rPr>
+      </w:pPr>
+      <w:r>
+        <w:rPr>
+          <w:rFonts w:hint="eastAsia"/>
+          <w:b/>
+          <w:bCs/>
+          <w:color w:val="000000"/>
+          <w:u w:val="none"/>
+          <w:lang w:val="en-US" w:eastAsia="zh"/>
+          <w:woUserID w:val="1"/>
+        </w:rPr>
+        <w:t>（1）技术概述</w:t>
+      </w:r>
+    </w:p>
+    <w:p>
+      <w:pPr>
+        <w:numPr>
+          <w:numId w:val="0"/>
+        </w:numPr>
+        <w:bidi w:val="0"/>
+        <w:ind w:firstLine="420" w:firstLineChars="0"/>
+        <w:rPr>
+          <w:rFonts w:hint="eastAsia"/>
+          <w:color w:val="000000"/>
+          <w:u w:val="none"/>
+          <w:lang w:val="en-US" w:eastAsia="zh"/>
+          <w:woUserID w:val="1"/>
+        </w:rPr>
+      </w:pPr>
+      <w:r>
+        <w:rPr>
+          <w:rFonts w:hint="eastAsia"/>
+          <w:color w:val="000000"/>
+          <w:u w:val="none"/>
+          <w:lang w:val="en-US" w:eastAsia="zh"/>
+          <w:woUserID w:val="1"/>
+        </w:rPr>
+        <w:t>这篇研究的是：</w:t>
+      </w:r>
+      <w:r>
+        <w:rPr>
+          <w:rFonts w:hint="eastAsia"/>
+          <w:b/>
+          <w:bCs/>
+          <w:color w:val="000000"/>
+          <w:u w:val="none"/>
+          <w:lang w:val="en-US" w:eastAsia="zh"/>
+          <w:woUserID w:val="1"/>
+        </w:rPr>
+        <w:t>网络侧 AI 根据预测结果管理手机移动性时，怎样确认预测符合手机所在位置的实际无线环境</w:t>
+      </w:r>
+      <w:r>
+        <w:rPr>
+          <w:rFonts w:hint="eastAsia"/>
+          <w:color w:val="000000"/>
+          <w:u w:val="none"/>
+          <w:lang w:val="en-US" w:eastAsia="zh"/>
+          <w:woUserID w:val="1"/>
+        </w:rPr>
+        <w:t>。例如，网络预测邻小区信号已经足够好，于是准备让手机切换过去；如果手机实际测到的信号远差于预测，直接执行可能增加切换失败风险。苹果提出</w:t>
+      </w:r>
+      <w:r>
+        <w:rPr>
+          <w:rFonts w:hint="eastAsia"/>
+          <w:b/>
+          <w:bCs/>
+          <w:color w:val="000000"/>
+          <w:u w:val="none"/>
+          <w:lang w:val="en-US" w:eastAsia="zh"/>
+          <w:woUserID w:val="1"/>
+        </w:rPr>
+        <w:t>让手机充当现场核验者：网络在需要时触发手机测量，将实测值用于检查模型预测；对于基于预测发出的切换命令，还可让手机在执行前比较预测条件与实测条件</w:t>
+      </w:r>
+      <w:r>
+        <w:rPr>
+          <w:rFonts w:hint="eastAsia"/>
+          <w:color w:val="000000"/>
+          <w:u w:val="none"/>
+          <w:lang w:val="en-US" w:eastAsia="zh"/>
+          <w:woUserID w:val="1"/>
+        </w:rPr>
+        <w:t>。这篇关注的是推理结果的验证机制，没有提出一种新的信号预测模型。</w:t>
+      </w:r>
+    </w:p>
+    <w:p>
+      <w:pPr>
+        <w:numPr>
+          <w:numId w:val="0"/>
+        </w:numPr>
+        <w:bidi w:val="0"/>
+        <w:rPr>
+          <w:rFonts w:hint="eastAsia"/>
+          <w:b/>
+          <w:bCs/>
+          <w:color w:val="000000"/>
+          <w:u w:val="none"/>
+          <w:lang w:val="en-US" w:eastAsia="zh"/>
+          <w:woUserID w:val="1"/>
+        </w:rPr>
+      </w:pPr>
+      <w:r>
+        <w:rPr>
+          <w:rFonts w:hint="eastAsia"/>
+          <w:b/>
+          <w:bCs/>
+          <w:color w:val="000000"/>
+          <w:u w:val="none"/>
+          <w:lang w:val="en-US" w:eastAsia="zh"/>
+          <w:woUserID w:val="1"/>
+        </w:rPr>
+        <w:t>（2）关键机制</w:t>
+      </w:r>
+    </w:p>
+    <w:p>
+      <w:pPr>
+        <w:numPr>
+          <w:numId w:val="0"/>
+        </w:numPr>
+        <w:bidi w:val="0"/>
+        <w:rPr>
+          <w:rFonts w:hint="eastAsia"/>
+          <w:color w:val="000000"/>
+          <w:u w:val="none"/>
+          <w:lang w:val="en-US" w:eastAsia="zh"/>
+          <w:woUserID w:val="1"/>
+        </w:rPr>
+      </w:pPr>
+      <w:r>
+        <w:rPr>
+          <w:rFonts w:hint="eastAsia"/>
+          <w:color w:val="000000"/>
+          <w:u w:val="none"/>
+          <w:lang w:val="en-US" w:eastAsia="zh"/>
+          <w:woUserID w:val="1"/>
+        </w:rPr>
+        <w:t xml:space="preserve">1. </w:t>
+      </w:r>
+      <w:r>
+        <w:rPr>
+          <w:rFonts w:hint="eastAsia"/>
+          <w:b/>
+          <w:bCs/>
+          <w:color w:val="000000"/>
+          <w:u w:val="none"/>
+          <w:lang w:val="en-US" w:eastAsia="zh"/>
+          <w:woUserID w:val="1"/>
+        </w:rPr>
+        <w:t>一份测量配置，多次按需触发：</w:t>
+      </w:r>
+      <w:r>
+        <w:rPr>
+          <w:rFonts w:hint="eastAsia"/>
+          <w:color w:val="000000"/>
+          <w:u w:val="none"/>
+          <w:lang w:val="en-US" w:eastAsia="zh"/>
+          <w:woUserID w:val="1"/>
+        </w:rPr>
+        <w:t>网络先向手机下发“测什么、怎么报告”的配置，手机保存它。此后网络每次需要核验预测，只需发送触发指示，手机就能复用已有配置，完成测量并回报。这样设计是为了避免每核验一次都重新下发完整测量配置。触发时还可以限定本次测量的小区、时间和次数。这里的</w:t>
+      </w:r>
+      <w:r>
+        <w:rPr>
+          <w:rFonts w:hint="eastAsia"/>
+          <w:b/>
+          <w:bCs/>
+          <w:color w:val="000000"/>
+          <w:u w:val="none"/>
+          <w:lang w:val="en-US" w:eastAsia="zh"/>
+          <w:woUserID w:val="1"/>
+        </w:rPr>
+        <w:t>“一次性测量”指每次触发执行一次或指定次数，保存的配置可以再次使用</w:t>
+      </w:r>
+      <w:r>
+        <w:rPr>
+          <w:rFonts w:hint="eastAsia"/>
+          <w:color w:val="000000"/>
+          <w:u w:val="none"/>
           <w:lang w:val="en-US" w:eastAsia="zh"/>
           <w:woUserID w:val="1"/>
         </w:rPr>
@@ -3655,14 +5560,308 @@
     <w:p>
       <w:pPr>
         <w:numPr>
-          <w:ilvl w:val="0"/>
-          <w:numId w:val="0"/>
-        </w:numPr>
-        <w:bidi w:val="0"/>
-        <w:ind w:leftChars="0"/>
-        <w:rPr>
-          <w:rFonts w:hint="eastAsia"/>
-          <w:color w:val="0070C0"/>
+          <w:numId w:val="0"/>
+        </w:numPr>
+        <w:bidi w:val="0"/>
+        <w:rPr>
+          <w:rFonts w:hint="eastAsia"/>
+          <w:color w:val="000000"/>
+          <w:u w:val="none"/>
+          <w:lang w:val="en-US" w:eastAsia="zh"/>
+          <w:woUserID w:val="1"/>
+        </w:rPr>
+      </w:pPr>
+      <w:r>
+        <w:rPr>
+          <w:rFonts w:hint="eastAsia"/>
+          <w:color w:val="000000"/>
+          <w:u w:val="none"/>
+          <w:lang w:val="en-US" w:eastAsia="zh"/>
+          <w:woUserID w:val="1"/>
+        </w:rPr>
+        <w:t xml:space="preserve">2. </w:t>
+      </w:r>
+      <w:r>
+        <w:rPr>
+          <w:rFonts w:hint="eastAsia"/>
+          <w:b/>
+          <w:bCs/>
+          <w:color w:val="000000"/>
+          <w:u w:val="none"/>
+          <w:lang w:val="en-US" w:eastAsia="zh"/>
+          <w:woUserID w:val="1"/>
+        </w:rPr>
+        <w:t>切换前核对预测条件：</w:t>
+      </w:r>
+      <w:r>
+        <w:rPr>
+          <w:rFonts w:hint="eastAsia"/>
+          <w:color w:val="000000"/>
+          <w:u w:val="none"/>
+          <w:lang w:val="en-US" w:eastAsia="zh"/>
+          <w:woUserID w:val="1"/>
+        </w:rPr>
+        <w:t>专利进一步提出，</w:t>
+      </w:r>
+      <w:r>
+        <w:rPr>
+          <w:rFonts w:hint="eastAsia"/>
+          <w:b/>
+          <w:bCs/>
+          <w:color w:val="000000"/>
+          <w:u w:val="none"/>
+          <w:lang w:val="en-US" w:eastAsia="zh"/>
+          <w:woUserID w:val="1"/>
+        </w:rPr>
+        <w:t>如果网络因 AI 预测而下发切换命令，命令可以附上预测的服务小区、目标小区测量值及允许偏差</w:t>
+      </w:r>
+      <w:r>
+        <w:rPr>
+          <w:rFonts w:hint="eastAsia"/>
+          <w:color w:val="000000"/>
+          <w:u w:val="none"/>
+          <w:lang w:val="en-US" w:eastAsia="zh"/>
+          <w:woUserID w:val="1"/>
+        </w:rPr>
+        <w:t>。手机拿自己的实际测量比较；差异在门限内则执行切换，超出门限则按该方案拒绝，并反馈原因或测量信息。专利还考虑测量值是否足够新：过旧的实测数据不宜用来核对眼前的切换条件。</w:t>
+      </w:r>
+    </w:p>
+    <w:p>
+      <w:pPr>
+        <w:numPr>
+          <w:numId w:val="0"/>
+        </w:numPr>
+        <w:bidi w:val="0"/>
+        <w:ind w:firstLine="420" w:firstLineChars="0"/>
+        <w:rPr>
+          <w:rFonts w:hint="eastAsia"/>
+          <w:color w:val="000000"/>
+          <w:u w:val="none"/>
+          <w:lang w:val="en-US" w:eastAsia="zh"/>
+          <w:woUserID w:val="1"/>
+        </w:rPr>
+      </w:pPr>
+      <w:r>
+        <w:rPr>
+          <w:rFonts w:hint="eastAsia"/>
+          <w:color w:val="000000"/>
+          <w:u w:val="none"/>
+          <w:lang w:val="en-US" w:eastAsia="zh"/>
+          <w:woUserID w:val="1"/>
+        </w:rPr>
+        <w:t>这两点解决的问题不同：</w:t>
+      </w:r>
+      <w:r>
+        <w:rPr>
+          <w:rFonts w:hint="eastAsia"/>
+          <w:b/>
+          <w:bCs/>
+          <w:color w:val="000000"/>
+          <w:u w:val="none"/>
+          <w:lang w:val="en-US" w:eastAsia="zh"/>
+          <w:woUserID w:val="1"/>
+        </w:rPr>
+        <w:t>前者是低开销地取得实测值，用来检查网络模型；后者是在执行一次具体网络动作前，检查支撑该动作的预测是否成立</w:t>
+      </w:r>
+      <w:r>
+        <w:rPr>
+          <w:rFonts w:hint="eastAsia"/>
+          <w:color w:val="000000"/>
+          <w:u w:val="none"/>
+          <w:lang w:val="en-US" w:eastAsia="zh"/>
+          <w:woUserID w:val="1"/>
+        </w:rPr>
+        <w:t>。</w:t>
+      </w:r>
+    </w:p>
+    <w:p>
+      <w:pPr>
+        <w:numPr>
+          <w:numId w:val="0"/>
+        </w:numPr>
+        <w:bidi w:val="0"/>
+        <w:rPr>
+          <w:rFonts w:hint="eastAsia"/>
+          <w:color w:val="000000"/>
+          <w:u w:val="none"/>
+          <w:lang w:val="en-US" w:eastAsia="zh"/>
+          <w:woUserID w:val="1"/>
+        </w:rPr>
+      </w:pPr>
+      <w:r>
+        <w:rPr>
+          <w:rFonts w:hint="eastAsia"/>
+          <w:b/>
+          <w:bCs/>
+          <w:color w:val="000000"/>
+          <w:u w:val="none"/>
+          <w:lang w:val="en-US" w:eastAsia="zh"/>
+          <w:woUserID w:val="1"/>
+        </w:rPr>
+        <w:t>（3）研究启示与应用思路</w:t>
+      </w:r>
+    </w:p>
+    <w:p>
+      <w:pPr>
+        <w:numPr>
+          <w:numId w:val="0"/>
+        </w:numPr>
+        <w:bidi w:val="0"/>
+        <w:ind w:firstLine="420" w:firstLineChars="0"/>
+        <w:rPr>
+          <w:rFonts w:hint="eastAsia"/>
+          <w:color w:val="000000"/>
+          <w:u w:val="none"/>
+          <w:lang w:val="en-US" w:eastAsia="zh"/>
+          <w:woUserID w:val="1"/>
+        </w:rPr>
+      </w:pPr>
+      <w:r>
+        <w:rPr>
+          <w:rFonts w:hint="eastAsia"/>
+          <w:color w:val="000000"/>
+          <w:u w:val="none"/>
+          <w:lang w:val="en-US" w:eastAsia="zh"/>
+          <w:woUserID w:val="1"/>
+        </w:rPr>
+        <w:t>手机不只是被动提供测试数据，还可以用自身测量指出“网络预测与我当前位置的实际情况不符”。这与</w:t>
+      </w:r>
+      <w:r>
+        <w:rPr>
+          <w:rFonts w:hint="eastAsia"/>
+          <w:b/>
+          <w:bCs/>
+          <w:color w:val="000000"/>
+          <w:u w:val="none"/>
+          <w:lang w:val="en-US" w:eastAsia="zh"/>
+          <w:woUserID w:val="1"/>
+        </w:rPr>
+        <w:t>动态场景测试、预测可信度评估和动作安全校验</w:t>
+      </w:r>
+      <w:r>
+        <w:rPr>
+          <w:rFonts w:hint="eastAsia"/>
+          <w:color w:val="000000"/>
+          <w:u w:val="none"/>
+          <w:lang w:val="en-US" w:eastAsia="zh"/>
+          <w:woUserID w:val="1"/>
+        </w:rPr>
+        <w:t>直接相关。</w:t>
+      </w:r>
+    </w:p>
+    <w:p>
+      <w:pPr>
+        <w:numPr>
+          <w:numId w:val="0"/>
+        </w:numPr>
+        <w:bidi w:val="0"/>
+        <w:ind w:firstLine="420" w:firstLineChars="0"/>
+        <w:rPr>
+          <w:rFonts w:hint="eastAsia"/>
+          <w:color w:val="000000"/>
+          <w:u w:val="none"/>
+          <w:lang w:val="en-US" w:eastAsia="zh"/>
+          <w:woUserID w:val="1"/>
+        </w:rPr>
+      </w:pPr>
+      <w:r>
+        <w:rPr>
+          <w:rFonts w:hint="eastAsia"/>
+          <w:color w:val="000000"/>
+          <w:u w:val="none"/>
+          <w:lang w:val="en-US" w:eastAsia="zh"/>
+          <w:woUserID w:val="1"/>
+        </w:rPr>
+        <w:t>一个可行的研究起点是利用移动测试日志，将网络预测值、同一时刻的终端实测值、切换决定和最终切换结果对齐，分析多大预测偏差会对应更高的切换失败或通信中断风险。再比较“始终相信预测”与“超过门限时要求复核”两种策略，观察切换失败率、中断时长，以及额外测量和上报开销。这是从专利机制推导出的测试研究思路；完整复现其“手机拒绝网络切换命令”流程，则需要可控网络和终端协议支持。</w:t>
+      </w:r>
+    </w:p>
+    <w:p>
+      <w:pPr>
+        <w:numPr>
+          <w:numId w:val="0"/>
+        </w:numPr>
+        <w:bidi w:val="0"/>
+        <w:rPr>
+          <w:rFonts w:hint="eastAsia"/>
+          <w:color w:val="000000"/>
+          <w:u w:val="none"/>
+          <w:lang w:val="en-US" w:eastAsia="zh"/>
+          <w:woUserID w:val="1"/>
+        </w:rPr>
+      </w:pPr>
+      <w:r>
+        <w:rPr>
+          <w:rFonts w:hint="eastAsia"/>
+          <w:b/>
+          <w:bCs/>
+          <w:color w:val="000000"/>
+          <w:u w:val="none"/>
+          <w:lang w:val="en-US" w:eastAsia="zh"/>
+          <w:woUserID w:val="1"/>
+        </w:rPr>
+        <w:t>（4）研究成熟度</w:t>
+      </w:r>
+    </w:p>
+    <w:p>
+      <w:pPr>
+        <w:numPr>
+          <w:numId w:val="0"/>
+        </w:numPr>
+        <w:bidi w:val="0"/>
+        <w:ind w:firstLine="420" w:firstLineChars="0"/>
+        <w:rPr>
+          <w:rFonts w:hint="eastAsia"/>
+          <w:color w:val="000000"/>
+          <w:u w:val="none"/>
+          <w:lang w:val="en-US" w:eastAsia="zh"/>
+          <w:woUserID w:val="1"/>
+        </w:rPr>
+      </w:pPr>
+      <w:r>
+        <w:rPr>
+          <w:rFonts w:hint="eastAsia"/>
+          <w:color w:val="000000"/>
+          <w:u w:val="none"/>
+          <w:lang w:val="en-US" w:eastAsia="zh"/>
+          <w:woUserID w:val="1"/>
+        </w:rPr>
+        <w:t>目前应归为专利提出的协议与控制机制，不能归为已验证的成熟产品方案。专利详细描述了手机和基站的交互及判断条件，但文本没有提供可据以评价效果的公开实验数据，例如切换失败率降低多少、测量开销节省多少；也没有说明商用手机和基站已经部署该机制。尤其要注意，</w:t>
+      </w:r>
+      <w:bookmarkStart w:id="0" w:name="_GoBack"/>
+      <w:r>
+        <w:rPr>
+          <w:rFonts w:hint="eastAsia"/>
+          <w:b/>
+          <w:bCs/>
+          <w:color w:val="000000"/>
+          <w:u w:val="none"/>
+          <w:lang w:val="en-US" w:eastAsia="zh"/>
+          <w:woUserID w:val="1"/>
+        </w:rPr>
+        <w:t>“预测值与实测值之差小于门限”只验证了选定的无线条件，并不等于证明切换一定安全</w:t>
+      </w:r>
+      <w:bookmarkEnd w:id="0"/>
+      <w:r>
+        <w:rPr>
+          <w:rFonts w:hint="eastAsia"/>
+          <w:color w:val="000000"/>
+          <w:u w:val="none"/>
+          <w:lang w:val="en-US" w:eastAsia="zh"/>
+          <w:woUserID w:val="1"/>
+        </w:rPr>
+        <w:t>。</w:t>
+      </w:r>
+    </w:p>
+    <w:p>
+      <w:pPr>
+        <w:numPr>
+          <w:numId w:val="0"/>
+        </w:numPr>
+        <w:bidi w:val="0"/>
+        <w:rPr>
+          <w:rFonts w:hint="eastAsia"/>
+          <w:color w:val="000000"/>
+          <w:u w:val="none"/>
           <w:lang w:val="en-US" w:eastAsia="zh"/>
           <w:woUserID w:val="1"/>
         </w:rPr>
@@ -3821,6 +6020,173 @@
     </w:lvl>
   </w:abstractNum>
   <w:abstractNum w:abstractNumId="1">
+    <w:nsid w:val="ADFE1DEC"/>
+    <w:multiLevelType w:val="multilevel"/>
+    <w:tmpl w:val="ADFE1DEC"/>
+    <w:lvl w:ilvl="0" w:tentative="0">
+      <w:start w:val="1"/>
+      <w:numFmt w:val="bullet"/>
+      <w:lvlText w:val=""/>
+      <w:lvlJc w:val="left"/>
+      <w:pPr>
+        <w:tabs>
+          <w:tab w:val="left" w:pos="420"/>
+        </w:tabs>
+        <w:ind w:left="420" w:leftChars="0" w:hanging="420" w:firstLineChars="0"/>
+      </w:pPr>
+      <w:rPr>
+        <w:rFonts w:hint="default" w:ascii="Wingdings" w:hAnsi="Wingdings"/>
+      </w:rPr>
+    </w:lvl>
+    <w:lvl w:ilvl="1" w:tentative="0">
+      <w:start w:val="1"/>
+      <w:numFmt w:val="bullet"/>
+      <w:lvlText w:val=""/>
+      <w:lvlJc w:val="left"/>
+      <w:pPr>
+        <w:tabs>
+          <w:tab w:val="left" w:pos="840"/>
+        </w:tabs>
+        <w:ind w:left="840" w:leftChars="0" w:hanging="420" w:firstLineChars="0"/>
+      </w:pPr>
+      <w:rPr>
+        <w:rFonts w:hint="default" w:ascii="Wingdings" w:hAnsi="Wingdings"/>
+      </w:rPr>
+    </w:lvl>
+    <w:lvl w:ilvl="2" w:tentative="0">
+      <w:start w:val="1"/>
+      <w:numFmt w:val="bullet"/>
+      <w:lvlText w:val=""/>
+      <w:lvlJc w:val="left"/>
+      <w:pPr>
+        <w:tabs>
+          <w:tab w:val="left" w:pos="1260"/>
+        </w:tabs>
+        <w:ind w:left="1260" w:leftChars="0" w:hanging="420" w:firstLineChars="0"/>
+      </w:pPr>
+      <w:rPr>
+        <w:rFonts w:hint="default" w:ascii="Wingdings" w:hAnsi="Wingdings"/>
+      </w:rPr>
+    </w:lvl>
+    <w:lvl w:ilvl="3" w:tentative="0">
+      <w:start w:val="1"/>
+      <w:numFmt w:val="bullet"/>
+      <w:lvlText w:val=""/>
+      <w:lvlJc w:val="left"/>
+      <w:pPr>
+        <w:tabs>
+          <w:tab w:val="left" w:pos="1680"/>
+        </w:tabs>
+        <w:ind w:left="1680" w:leftChars="0" w:hanging="420" w:firstLineChars="0"/>
+      </w:pPr>
+      <w:rPr>
+        <w:rFonts w:hint="default" w:ascii="Wingdings" w:hAnsi="Wingdings"/>
+      </w:rPr>
+    </w:lvl>
+    <w:lvl w:ilvl="4" w:tentative="0">
+      <w:start w:val="1"/>
+      <w:numFmt w:val="bullet"/>
+      <w:lvlText w:val=""/>
+      <w:lvlJc w:val="left"/>
+      <w:pPr>
+        <w:tabs>
+          <w:tab w:val="left" w:pos="2100"/>
+        </w:tabs>
+        <w:ind w:left="2100" w:leftChars="0" w:hanging="420" w:firstLineChars="0"/>
+      </w:pPr>
+      <w:rPr>
+        <w:rFonts w:hint="default" w:ascii="Wingdings" w:hAnsi="Wingdings"/>
+      </w:rPr>
+    </w:lvl>
+    <w:lvl w:ilvl="5" w:tentative="0">
+      <w:start w:val="1"/>
+      <w:numFmt w:val="bullet"/>
+      <w:lvlText w:val=""/>
+      <w:lvlJc w:val="left"/>
+      <w:pPr>
+        <w:tabs>
+          <w:tab w:val="left" w:pos="2520"/>
+        </w:tabs>
+        <w:ind w:left="2520" w:leftChars="0" w:hanging="420" w:firstLineChars="0"/>
+      </w:pPr>
+      <w:rPr>
+        <w:rFonts w:hint="default" w:ascii="Wingdings" w:hAnsi="Wingdings"/>
+      </w:rPr>
+    </w:lvl>
+    <w:lvl w:ilvl="6" w:tentative="0">
+      <w:start w:val="1"/>
+      <w:numFmt w:val="bullet"/>
+      <w:lvlText w:val=""/>
+      <w:lvlJc w:val="left"/>
+      <w:pPr>
+        <w:tabs>
+          <w:tab w:val="left" w:pos="2940"/>
+        </w:tabs>
+        <w:ind w:left="2940" w:leftChars="0" w:hanging="420" w:firstLineChars="0"/>
+      </w:pPr>
+      <w:rPr>
+        <w:rFonts w:hint="default" w:ascii="Wingdings" w:hAnsi="Wingdings"/>
+      </w:rPr>
+    </w:lvl>
+    <w:lvl w:ilvl="7" w:tentative="0">
+      <w:start w:val="1"/>
+      <w:numFmt w:val="bullet"/>
+      <w:lvlText w:val=""/>
+      <w:lvlJc w:val="left"/>
+      <w:pPr>
+        <w:tabs>
+          <w:tab w:val="left" w:pos="3360"/>
+        </w:tabs>
+        <w:ind w:left="3360" w:leftChars="0" w:hanging="420" w:firstLineChars="0"/>
+      </w:pPr>
+      <w:rPr>
+        <w:rFonts w:hint="default" w:ascii="Wingdings" w:hAnsi="Wingdings"/>
+      </w:rPr>
+    </w:lvl>
+    <w:lvl w:ilvl="8" w:tentative="0">
+      <w:start w:val="1"/>
+      <w:numFmt w:val="bullet"/>
+      <w:lvlText w:val=""/>
+      <w:lvlJc w:val="left"/>
+      <w:pPr>
+        <w:tabs>
+          <w:tab w:val="left" w:pos="3780"/>
+        </w:tabs>
+        <w:ind w:left="3780" w:leftChars="0" w:hanging="420" w:firstLineChars="0"/>
+      </w:pPr>
+      <w:rPr>
+        <w:rFonts w:hint="default" w:ascii="Wingdings" w:hAnsi="Wingdings"/>
+      </w:rPr>
+    </w:lvl>
+  </w:abstractNum>
+  <w:abstractNum w:abstractNumId="2">
+    <w:nsid w:val="EDFEBE65"/>
+    <w:multiLevelType w:val="singleLevel"/>
+    <w:tmpl w:val="EDFEBE65"/>
+    <w:lvl w:ilvl="0" w:tentative="0">
+      <w:start w:val="2"/>
+      <w:numFmt w:val="chineseCounting"/>
+      <w:suff w:val="nothing"/>
+      <w:lvlText w:val="%1、"/>
+      <w:lvlJc w:val="left"/>
+      <w:rPr>
+        <w:rFonts w:hint="eastAsia"/>
+      </w:rPr>
+    </w:lvl>
+  </w:abstractNum>
+  <w:abstractNum w:abstractNumId="3">
+    <w:nsid w:val="EF9EAD00"/>
+    <w:multiLevelType w:val="singleLevel"/>
+    <w:tmpl w:val="EF9EAD00"/>
+    <w:lvl w:ilvl="0" w:tentative="0">
+      <w:start w:val="2"/>
+      <w:numFmt w:val="decimal"/>
+      <w:suff w:val="nothing"/>
+      <w:lvlText w:val="%1、"/>
+      <w:lvlJc w:val="left"/>
+    </w:lvl>
+  </w:abstractNum>
+  <w:abstractNum w:abstractNumId="4">
     <w:nsid w:val="7FDEE72C"/>
     <w:multiLevelType w:val="singleLevel"/>
     <w:tmpl w:val="7FDEE72C"/>
@@ -3836,10 +6202,19 @@
     </w:lvl>
   </w:abstractNum>
   <w:num w:numId="1">
-    <w:abstractNumId w:val="1"/>
+    <w:abstractNumId w:val="4"/>
   </w:num>
   <w:num w:numId="2">
     <w:abstractNumId w:val="0"/>
+  </w:num>
+  <w:num w:numId="3">
+    <w:abstractNumId w:val="2"/>
+  </w:num>
+  <w:num w:numId="4">
+    <w:abstractNumId w:val="1"/>
+  </w:num>
+  <w:num w:numId="5">
+    <w:abstractNumId w:val="3"/>
   </w:num>
 </w:numbering>
 </file>

--- a/2026.9.22-调研精读.docx
+++ b/2026.9.22-调研精读.docx
@@ -1686,6 +1686,7 @@
             <w:insideH w:val="none" w:color="auto" w:sz="0" w:space="0"/>
             <w:insideV w:val="none" w:color="auto" w:sz="0" w:space="0"/>
           </w:tblBorders>
+          <w:shd w:val="clear" w:color="auto" w:fill="auto"/>
           <w:tblCellMar>
             <w:top w:w="15" w:type="dxa"/>
             <w:left w:w="15" w:type="dxa"/>
@@ -2877,6 +2878,7 @@
             <w:insideH w:val="none" w:color="auto" w:sz="0" w:space="0"/>
             <w:insideV w:val="none" w:color="auto" w:sz="0" w:space="0"/>
           </w:tblBorders>
+          <w:shd w:val="clear" w:color="auto" w:fill="auto"/>
           <w:tblCellMar>
             <w:top w:w="15" w:type="dxa"/>
             <w:left w:w="15" w:type="dxa"/>
@@ -4521,6 +4523,7 @@
     </w:p>
     <w:tbl>
       <w:tblPr>
+        <w:tblStyle w:val="8"/>
         <w:tblW w:w="0" w:type="auto"/>
         <w:tblCellSpacing w:w="15" w:type="dxa"/>
         <w:tblInd w:w="0" w:type="dxa"/>
@@ -4532,7 +4535,7 @@
           <w:insideH w:val="none" w:color="auto" w:sz="0" w:space="0"/>
           <w:insideV w:val="none" w:color="auto" w:sz="0" w:space="0"/>
         </w:tblBorders>
-        <w:shd w:val="clear"/>
+        <w:shd w:val="clear" w:color="auto" w:fill="auto"/>
         <w:tblLayout w:type="autofit"/>
         <w:tblCellMar>
           <w:top w:w="15" w:type="dxa"/>
@@ -4555,7 +4558,7 @@
             <w:insideH w:val="none" w:color="auto" w:sz="0" w:space="0"/>
             <w:insideV w:val="none" w:color="auto" w:sz="0" w:space="0"/>
           </w:tblBorders>
-          <w:shd w:val="clear"/>
+          <w:shd w:val="clear" w:color="auto" w:fill="auto"/>
           <w:tblCellMar>
             <w:top w:w="15" w:type="dxa"/>
             <w:left w:w="15" w:type="dxa"/>
@@ -4570,7 +4573,7 @@
         <w:tc>
           <w:tcPr>
             <w:tcW w:w="0" w:type="auto"/>
-            <w:shd w:val="clear"/>
+            <w:shd w:val="clear" w:color="auto" w:fill="auto"/>
             <w:vAlign w:val="center"/>
           </w:tcPr>
           <w:p>
@@ -4606,7 +4609,7 @@
         <w:tc>
           <w:tcPr>
             <w:tcW w:w="0" w:type="auto"/>
-            <w:shd w:val="clear"/>
+            <w:shd w:val="clear" w:color="auto" w:fill="auto"/>
             <w:vAlign w:val="center"/>
           </w:tcPr>
           <w:p>
@@ -4636,6 +4639,1662 @@
                 <w:woUserID w:val="1"/>
               </w:rPr>
               <w:t>作用</w:t>
+            </w:r>
+          </w:p>
+        </w:tc>
+      </w:tr>
+      <w:tr>
+        <w:tblPrEx>
+          <w:tblBorders>
+            <w:top w:val="none" w:color="auto" w:sz="0" w:space="0"/>
+            <w:left w:val="none" w:color="auto" w:sz="0" w:space="0"/>
+            <w:bottom w:val="none" w:color="auto" w:sz="0" w:space="0"/>
+            <w:right w:val="none" w:color="auto" w:sz="0" w:space="0"/>
+            <w:insideH w:val="none" w:color="auto" w:sz="0" w:space="0"/>
+            <w:insideV w:val="none" w:color="auto" w:sz="0" w:space="0"/>
+          </w:tblBorders>
+          <w:shd w:val="clear" w:color="auto" w:fill="auto"/>
+          <w:tblCellMar>
+            <w:top w:w="15" w:type="dxa"/>
+            <w:left w:w="15" w:type="dxa"/>
+            <w:bottom w:w="15" w:type="dxa"/>
+            <w:right w:w="15" w:type="dxa"/>
+          </w:tblCellMar>
+        </w:tblPrEx>
+        <w:trPr>
+          <w:tblCellSpacing w:w="15" w:type="dxa"/>
+        </w:trPr>
+        <w:tc>
+          <w:tcPr>
+            <w:tcW w:w="0" w:type="auto"/>
+            <w:shd w:val="clear" w:color="auto" w:fill="auto"/>
+            <w:vAlign w:val="center"/>
+          </w:tcPr>
+          <w:p>
+            <w:pPr>
+              <w:numPr>
+                <w:ilvl w:val="0"/>
+                <w:numId w:val="0"/>
+              </w:numPr>
+              <w:bidi w:val="0"/>
+              <w:ind w:leftChars="0"/>
+              <w:rPr>
+                <w:rFonts w:hint="eastAsia"/>
+                <w:b w:val="0"/>
+                <w:bCs w:val="0"/>
+                <w:color w:val="000000"/>
+                <w:lang w:val="en-US" w:eastAsia="zh"/>
+                <w:woUserID w:val="1"/>
+              </w:rPr>
+            </w:pPr>
+            <w:r>
+              <w:rPr>
+                <w:rFonts w:hint="eastAsia"/>
+                <w:b w:val="0"/>
+                <w:bCs w:val="0"/>
+                <w:color w:val="000000"/>
+                <w:lang w:val="en-US" w:eastAsia="zh"/>
+                <w:woUserID w:val="1"/>
+              </w:rPr>
+              <w:t>measConfigAppLayerId</w:t>
+            </w:r>
+          </w:p>
+        </w:tc>
+        <w:tc>
+          <w:tcPr>
+            <w:tcW w:w="0" w:type="auto"/>
+            <w:shd w:val="clear" w:color="auto" w:fill="auto"/>
+            <w:vAlign w:val="center"/>
+          </w:tcPr>
+          <w:p>
+            <w:pPr>
+              <w:numPr>
+                <w:ilvl w:val="0"/>
+                <w:numId w:val="0"/>
+              </w:numPr>
+              <w:bidi w:val="0"/>
+              <w:ind w:leftChars="0"/>
+              <w:rPr>
+                <w:rFonts w:hint="eastAsia"/>
+                <w:b w:val="0"/>
+                <w:bCs w:val="0"/>
+                <w:color w:val="000000"/>
+                <w:lang w:val="en-US" w:eastAsia="zh"/>
+                <w:woUserID w:val="1"/>
+              </w:rPr>
+            </w:pPr>
+            <w:r>
+              <w:rPr>
+                <w:rFonts w:hint="eastAsia"/>
+                <w:b w:val="0"/>
+                <w:bCs w:val="0"/>
+                <w:color w:val="000000"/>
+                <w:lang w:val="en-US" w:eastAsia="zh"/>
+                <w:woUserID w:val="1"/>
+              </w:rPr>
+              <w:t>说明对应哪一项网络下发的测量配置</w:t>
+            </w:r>
+          </w:p>
+        </w:tc>
+      </w:tr>
+      <w:tr>
+        <w:tblPrEx>
+          <w:tblBorders>
+            <w:top w:val="none" w:color="auto" w:sz="0" w:space="0"/>
+            <w:left w:val="none" w:color="auto" w:sz="0" w:space="0"/>
+            <w:bottom w:val="none" w:color="auto" w:sz="0" w:space="0"/>
+            <w:right w:val="none" w:color="auto" w:sz="0" w:space="0"/>
+            <w:insideH w:val="none" w:color="auto" w:sz="0" w:space="0"/>
+            <w:insideV w:val="none" w:color="auto" w:sz="0" w:space="0"/>
+          </w:tblBorders>
+          <w:shd w:val="clear" w:color="auto" w:fill="auto"/>
+          <w:tblCellMar>
+            <w:top w:w="15" w:type="dxa"/>
+            <w:left w:w="15" w:type="dxa"/>
+            <w:bottom w:w="15" w:type="dxa"/>
+            <w:right w:w="15" w:type="dxa"/>
+          </w:tblCellMar>
+        </w:tblPrEx>
+        <w:trPr>
+          <w:tblCellSpacing w:w="15" w:type="dxa"/>
+        </w:trPr>
+        <w:tc>
+          <w:tcPr>
+            <w:tcW w:w="0" w:type="auto"/>
+            <w:shd w:val="clear" w:color="auto" w:fill="auto"/>
+            <w:vAlign w:val="center"/>
+          </w:tcPr>
+          <w:p>
+            <w:pPr>
+              <w:numPr>
+                <w:ilvl w:val="0"/>
+                <w:numId w:val="0"/>
+              </w:numPr>
+              <w:bidi w:val="0"/>
+              <w:ind w:leftChars="0"/>
+              <w:rPr>
+                <w:rFonts w:hint="eastAsia"/>
+                <w:b w:val="0"/>
+                <w:bCs w:val="0"/>
+                <w:color w:val="000000"/>
+                <w:lang w:val="en-US" w:eastAsia="zh"/>
+                <w:woUserID w:val="1"/>
+              </w:rPr>
+            </w:pPr>
+            <w:r>
+              <w:rPr>
+                <w:rFonts w:hint="eastAsia"/>
+                <w:b w:val="0"/>
+                <w:bCs w:val="0"/>
+                <w:color w:val="000000"/>
+                <w:lang w:val="en-US" w:eastAsia="zh"/>
+                <w:woUserID w:val="1"/>
+              </w:rPr>
+              <w:t>measReportAppLayerContainer</w:t>
+            </w:r>
+          </w:p>
+        </w:tc>
+        <w:tc>
+          <w:tcPr>
+            <w:tcW w:w="0" w:type="auto"/>
+            <w:shd w:val="clear" w:color="auto" w:fill="auto"/>
+            <w:vAlign w:val="center"/>
+          </w:tcPr>
+          <w:p>
+            <w:pPr>
+              <w:numPr>
+                <w:ilvl w:val="0"/>
+                <w:numId w:val="0"/>
+              </w:numPr>
+              <w:bidi w:val="0"/>
+              <w:ind w:leftChars="0"/>
+              <w:rPr>
+                <w:rFonts w:hint="eastAsia"/>
+                <w:b w:val="0"/>
+                <w:bCs w:val="0"/>
+                <w:color w:val="000000"/>
+                <w:lang w:val="en-US" w:eastAsia="zh"/>
+                <w:woUserID w:val="1"/>
+              </w:rPr>
+            </w:pPr>
+            <w:r>
+              <w:rPr>
+                <w:rFonts w:hint="eastAsia"/>
+                <w:b w:val="0"/>
+                <w:bCs w:val="0"/>
+                <w:color w:val="000000"/>
+                <w:lang w:val="en-US" w:eastAsia="zh"/>
+                <w:woUserID w:val="1"/>
+              </w:rPr>
+              <w:t>封装的应用层测量报告</w:t>
+            </w:r>
+          </w:p>
+        </w:tc>
+      </w:tr>
+      <w:tr>
+        <w:tblPrEx>
+          <w:tblBorders>
+            <w:top w:val="none" w:color="auto" w:sz="0" w:space="0"/>
+            <w:left w:val="none" w:color="auto" w:sz="0" w:space="0"/>
+            <w:bottom w:val="none" w:color="auto" w:sz="0" w:space="0"/>
+            <w:right w:val="none" w:color="auto" w:sz="0" w:space="0"/>
+            <w:insideH w:val="none" w:color="auto" w:sz="0" w:space="0"/>
+            <w:insideV w:val="none" w:color="auto" w:sz="0" w:space="0"/>
+          </w:tblBorders>
+          <w:shd w:val="clear" w:color="auto" w:fill="auto"/>
+          <w:tblCellMar>
+            <w:top w:w="15" w:type="dxa"/>
+            <w:left w:w="15" w:type="dxa"/>
+            <w:bottom w:w="15" w:type="dxa"/>
+            <w:right w:w="15" w:type="dxa"/>
+          </w:tblCellMar>
+        </w:tblPrEx>
+        <w:trPr>
+          <w:tblCellSpacing w:w="15" w:type="dxa"/>
+        </w:trPr>
+        <w:tc>
+          <w:tcPr>
+            <w:tcW w:w="0" w:type="auto"/>
+            <w:shd w:val="clear" w:color="auto" w:fill="auto"/>
+            <w:vAlign w:val="center"/>
+          </w:tcPr>
+          <w:p>
+            <w:pPr>
+              <w:numPr>
+                <w:ilvl w:val="0"/>
+                <w:numId w:val="0"/>
+              </w:numPr>
+              <w:bidi w:val="0"/>
+              <w:ind w:leftChars="0"/>
+              <w:rPr>
+                <w:rFonts w:hint="eastAsia"/>
+                <w:b w:val="0"/>
+                <w:bCs w:val="0"/>
+                <w:color w:val="000000"/>
+                <w:lang w:val="en-US" w:eastAsia="zh"/>
+                <w:woUserID w:val="1"/>
+              </w:rPr>
+            </w:pPr>
+            <w:r>
+              <w:rPr>
+                <w:rFonts w:hint="eastAsia"/>
+                <w:b w:val="0"/>
+                <w:bCs w:val="0"/>
+                <w:color w:val="000000"/>
+                <w:lang w:val="en-US" w:eastAsia="zh"/>
+                <w:woUserID w:val="1"/>
+              </w:rPr>
+              <w:t>appLayerSessionStatus</w:t>
+            </w:r>
+          </w:p>
+        </w:tc>
+        <w:tc>
+          <w:tcPr>
+            <w:tcW w:w="0" w:type="auto"/>
+            <w:shd w:val="clear" w:color="auto" w:fill="auto"/>
+            <w:vAlign w:val="center"/>
+          </w:tcPr>
+          <w:p>
+            <w:pPr>
+              <w:numPr>
+                <w:ilvl w:val="0"/>
+                <w:numId w:val="0"/>
+              </w:numPr>
+              <w:bidi w:val="0"/>
+              <w:ind w:leftChars="0"/>
+              <w:rPr>
+                <w:rFonts w:hint="eastAsia"/>
+                <w:b w:val="0"/>
+                <w:bCs w:val="0"/>
+                <w:color w:val="000000"/>
+                <w:lang w:val="en-US" w:eastAsia="zh"/>
+                <w:woUserID w:val="1"/>
+              </w:rPr>
+            </w:pPr>
+            <w:r>
+              <w:rPr>
+                <w:rFonts w:hint="eastAsia"/>
+                <w:b w:val="0"/>
+                <w:bCs w:val="0"/>
+                <w:color w:val="000000"/>
+                <w:lang w:val="en-US" w:eastAsia="zh"/>
+                <w:woUserID w:val="1"/>
+              </w:rPr>
+              <w:t>表示测量会话开始或结束</w:t>
+            </w:r>
+          </w:p>
+        </w:tc>
+      </w:tr>
+      <w:tr>
+        <w:tblPrEx>
+          <w:tblBorders>
+            <w:top w:val="none" w:color="auto" w:sz="0" w:space="0"/>
+            <w:left w:val="none" w:color="auto" w:sz="0" w:space="0"/>
+            <w:bottom w:val="none" w:color="auto" w:sz="0" w:space="0"/>
+            <w:right w:val="none" w:color="auto" w:sz="0" w:space="0"/>
+            <w:insideH w:val="none" w:color="auto" w:sz="0" w:space="0"/>
+            <w:insideV w:val="none" w:color="auto" w:sz="0" w:space="0"/>
+          </w:tblBorders>
+          <w:shd w:val="clear" w:color="auto" w:fill="auto"/>
+          <w:tblCellMar>
+            <w:top w:w="15" w:type="dxa"/>
+            <w:left w:w="15" w:type="dxa"/>
+            <w:bottom w:w="15" w:type="dxa"/>
+            <w:right w:w="15" w:type="dxa"/>
+          </w:tblCellMar>
+        </w:tblPrEx>
+        <w:trPr>
+          <w:tblCellSpacing w:w="15" w:type="dxa"/>
+        </w:trPr>
+        <w:tc>
+          <w:tcPr>
+            <w:tcW w:w="0" w:type="auto"/>
+            <w:shd w:val="clear" w:color="auto" w:fill="auto"/>
+            <w:vAlign w:val="center"/>
+          </w:tcPr>
+          <w:p>
+            <w:pPr>
+              <w:numPr>
+                <w:ilvl w:val="0"/>
+                <w:numId w:val="0"/>
+              </w:numPr>
+              <w:bidi w:val="0"/>
+              <w:ind w:leftChars="0"/>
+              <w:rPr>
+                <w:rFonts w:hint="eastAsia"/>
+                <w:b w:val="0"/>
+                <w:bCs w:val="0"/>
+                <w:color w:val="000000"/>
+                <w:lang w:val="en-US" w:eastAsia="zh"/>
+                <w:woUserID w:val="1"/>
+              </w:rPr>
+            </w:pPr>
+            <w:r>
+              <w:rPr>
+                <w:rFonts w:hint="eastAsia"/>
+                <w:b w:val="0"/>
+                <w:bCs w:val="0"/>
+                <w:color w:val="000000"/>
+                <w:lang w:val="en-US" w:eastAsia="zh"/>
+                <w:woUserID w:val="1"/>
+              </w:rPr>
+              <w:t>ran-VisibleMeasurements</w:t>
+            </w:r>
+          </w:p>
+        </w:tc>
+        <w:tc>
+          <w:tcPr>
+            <w:tcW w:w="0" w:type="auto"/>
+            <w:shd w:val="clear" w:color="auto" w:fill="auto"/>
+            <w:vAlign w:val="center"/>
+          </w:tcPr>
+          <w:p>
+            <w:pPr>
+              <w:numPr>
+                <w:ilvl w:val="0"/>
+                <w:numId w:val="0"/>
+              </w:numPr>
+              <w:bidi w:val="0"/>
+              <w:ind w:leftChars="0"/>
+              <w:rPr>
+                <w:rFonts w:hint="eastAsia"/>
+                <w:b w:val="0"/>
+                <w:bCs w:val="0"/>
+                <w:color w:val="000000"/>
+                <w:lang w:val="en-US" w:eastAsia="zh"/>
+                <w:woUserID w:val="1"/>
+              </w:rPr>
+            </w:pPr>
+            <w:r>
+              <w:rPr>
+                <w:rFonts w:hint="eastAsia"/>
+                <w:b w:val="0"/>
+                <w:bCs w:val="0"/>
+                <w:color w:val="000000"/>
+                <w:lang w:val="en-US" w:eastAsia="zh"/>
+                <w:woUserID w:val="1"/>
+              </w:rPr>
+              <w:t>基站可以直接读取的QoE测量信息</w:t>
+            </w:r>
+          </w:p>
+        </w:tc>
+      </w:tr>
+    </w:tbl>
+    <w:p>
+      <w:pPr>
+        <w:numPr>
+          <w:ilvl w:val="0"/>
+          <w:numId w:val="0"/>
+        </w:numPr>
+        <w:bidi w:val="0"/>
+        <w:ind w:leftChars="0"/>
+        <w:rPr>
+          <w:rFonts w:hint="eastAsia"/>
+          <w:b w:val="0"/>
+          <w:bCs w:val="0"/>
+          <w:color w:val="000000"/>
+          <w:lang w:val="en-US" w:eastAsia="zh"/>
+          <w:woUserID w:val="1"/>
+        </w:rPr>
+      </w:pPr>
+      <w:r>
+        <w:rPr>
+          <w:rFonts w:hint="eastAsia"/>
+          <w:b w:val="0"/>
+          <w:bCs w:val="0"/>
+          <w:color w:val="000000"/>
+          <w:lang w:val="en-US" w:eastAsia="zh"/>
+          <w:woUserID w:val="1"/>
+        </w:rPr>
+        <w:t xml:space="preserve">当前3GPP RRC规范中的RAN可见信息已经包括：应用层缓冲水平列表；媒体起播时延；对应的PDU会话；对应的QoS流标识QFI。 </w:t>
+      </w:r>
+    </w:p>
+    <w:p>
+      <w:pPr>
+        <w:numPr>
+          <w:ilvl w:val="0"/>
+          <w:numId w:val="0"/>
+        </w:numPr>
+        <w:bidi w:val="0"/>
+        <w:ind w:leftChars="0"/>
+        <w:rPr>
+          <w:rFonts w:hint="eastAsia"/>
+          <w:b w:val="0"/>
+          <w:bCs w:val="0"/>
+          <w:color w:val="000000"/>
+          <w:lang w:val="en-US" w:eastAsia="zh"/>
+          <w:woUserID w:val="1"/>
+        </w:rPr>
+      </w:pPr>
+      <w:r>
+        <w:rPr>
+          <w:rFonts w:hint="eastAsia"/>
+          <w:b/>
+          <w:bCs/>
+          <w:color w:val="000000"/>
+          <w:lang w:val="en-US" w:eastAsia="zh"/>
+          <w:woUserID w:val="1"/>
+        </w:rPr>
+        <w:t>（2）苹果专利增加“卡顿预期”语义：</w:t>
+      </w:r>
+      <w:r>
+        <w:rPr>
+          <w:rFonts w:hint="eastAsia"/>
+          <w:b w:val="0"/>
+          <w:bCs w:val="0"/>
+          <w:color w:val="000000"/>
+          <w:lang w:val="en-US" w:eastAsia="zh"/>
+          <w:woUserID w:val="1"/>
+        </w:rPr>
+        <w:t>现有的缓冲字段只能告诉基站当前缓冲还有3秒。</w:t>
+      </w:r>
+    </w:p>
+    <w:p>
+      <w:pPr>
+        <w:numPr>
+          <w:ilvl w:val="0"/>
+          <w:numId w:val="0"/>
+        </w:numPr>
+        <w:bidi w:val="0"/>
+        <w:ind w:leftChars="0"/>
+        <w:rPr>
+          <w:rFonts w:hint="eastAsia"/>
+          <w:b w:val="0"/>
+          <w:bCs w:val="0"/>
+          <w:color w:val="000000"/>
+          <w:lang w:val="en-US" w:eastAsia="zh"/>
+          <w:woUserID w:val="1"/>
+        </w:rPr>
+      </w:pPr>
+      <w:r>
+        <w:rPr>
+          <w:rFonts w:hint="eastAsia"/>
+          <w:b w:val="0"/>
+          <w:bCs w:val="0"/>
+          <w:color w:val="000000"/>
+          <w:lang w:val="en-US" w:eastAsia="zh"/>
+          <w:woUserID w:val="1"/>
+        </w:rPr>
+        <w:t>苹果希望进一步表达：播放器已经无法自救，预计5秒后卡顿。</w:t>
+      </w:r>
+    </w:p>
+    <w:p>
+      <w:pPr>
+        <w:numPr>
+          <w:ilvl w:val="0"/>
+          <w:numId w:val="0"/>
+        </w:numPr>
+        <w:bidi w:val="0"/>
+        <w:ind w:leftChars="0"/>
+        <w:rPr>
+          <w:rFonts w:hint="eastAsia"/>
+          <w:b w:val="0"/>
+          <w:bCs w:val="0"/>
+          <w:color w:val="000000"/>
+          <w:lang w:val="en-US" w:eastAsia="zh"/>
+          <w:woUserID w:val="1"/>
+        </w:rPr>
+      </w:pPr>
+      <w:r>
+        <w:rPr>
+          <w:rFonts w:hint="eastAsia"/>
+          <w:b w:val="0"/>
+          <w:bCs w:val="0"/>
+          <w:color w:val="000000"/>
+          <w:lang w:val="en-US" w:eastAsia="zh"/>
+          <w:woUserID w:val="1"/>
+        </w:rPr>
+        <w:t>因此专利提出，可把下列信息定义为新的RAN可见QoE指标或信息元素：卡顿预期事件；事件产生时间；预计卡顿延迟；对应的缓冲水平；卡顿已经发生的特殊值。</w:t>
+      </w:r>
+    </w:p>
+    <w:p>
+      <w:pPr>
+        <w:numPr>
+          <w:ilvl w:val="0"/>
+          <w:numId w:val="0"/>
+        </w:numPr>
+        <w:bidi w:val="0"/>
+        <w:ind w:leftChars="0"/>
+        <w:rPr>
+          <w:rFonts w:hint="eastAsia"/>
+          <w:b w:val="0"/>
+          <w:bCs w:val="0"/>
+          <w:color w:val="000000"/>
+          <w:lang w:val="en-US" w:eastAsia="zh"/>
+          <w:woUserID w:val="1"/>
+        </w:rPr>
+      </w:pPr>
+      <w:r>
+        <w:rPr>
+          <w:rFonts w:hint="eastAsia"/>
+          <w:b w:val="0"/>
+          <w:bCs w:val="0"/>
+          <w:color w:val="000000"/>
+          <w:lang w:val="en-US" w:eastAsia="zh"/>
+          <w:woUserID w:val="1"/>
+        </w:rPr>
+        <w:t>专利说这些信息可以放进应用层测量报告的IE或字段中，并通过SRB4/SRB5传输。但是要注意：专利提出了字段和编码思路，不代表“预计卡顿时间”已经作为现行3GPP标准中的固定字段全面落地。</w:t>
+      </w:r>
+    </w:p>
+    <w:p>
+      <w:pPr>
+        <w:numPr>
+          <w:ilvl w:val="0"/>
+          <w:numId w:val="0"/>
+        </w:numPr>
+        <w:bidi w:val="0"/>
+        <w:ind w:leftChars="0"/>
+        <w:rPr>
+          <w:rFonts w:hint="eastAsia"/>
+          <w:b w:val="0"/>
+          <w:bCs w:val="0"/>
+          <w:color w:val="000000"/>
+          <w:lang w:val="en-US" w:eastAsia="zh"/>
+          <w:woUserID w:val="1"/>
+        </w:rPr>
+      </w:pPr>
+      <w:r>
+        <w:rPr>
+          <w:rFonts w:hint="eastAsia"/>
+          <w:b w:val="0"/>
+          <w:bCs w:val="0"/>
+          <w:color w:val="000000"/>
+          <w:lang w:val="en-US" w:eastAsia="zh"/>
+          <w:woUserID w:val="1"/>
+        </w:rPr>
+        <w:t>真正商用需要：3GPP增加对应标准字段，或者手机和基站双方采用兼容的厂商扩展。</w:t>
+      </w:r>
+    </w:p>
+    <w:p>
+      <w:pPr>
+        <w:pStyle w:val="3"/>
+        <w:numPr>
+          <w:ilvl w:val="0"/>
+          <w:numId w:val="5"/>
+        </w:numPr>
+        <w:bidi w:val="0"/>
+        <w:ind w:leftChars="0"/>
+        <w:rPr>
+          <w:rFonts w:hint="eastAsia"/>
+          <w:color w:val="000000"/>
+          <w:lang w:val="en-US" w:eastAsia="zh"/>
+          <w:woUserID w:val="1"/>
+        </w:rPr>
+      </w:pPr>
+      <w:r>
+        <w:rPr>
+          <w:rFonts w:hint="eastAsia"/>
+          <w:color w:val="000000"/>
+          <w:lang w:val="en-US" w:eastAsia="zh"/>
+          <w:woUserID w:val="1"/>
+        </w:rPr>
+        <w:t>网络侧 AI 模型推理验证：</w:t>
+      </w:r>
+    </w:p>
+    <w:p>
+      <w:pPr>
+        <w:numPr>
+          <w:ilvl w:val="0"/>
+          <w:numId w:val="0"/>
+        </w:numPr>
+        <w:bidi w:val="0"/>
+        <w:rPr>
+          <w:rFonts w:hint="eastAsia"/>
+          <w:b/>
+          <w:bCs/>
+          <w:color w:val="000000"/>
+          <w:sz w:val="24"/>
+          <w:szCs w:val="28"/>
+          <w:lang w:val="en-US" w:eastAsia="zh"/>
+          <w:woUserID w:val="1"/>
+        </w:rPr>
+      </w:pPr>
+      <w:r>
+        <w:rPr>
+          <w:rFonts w:hint="eastAsia"/>
+          <w:b/>
+          <w:bCs/>
+          <w:color w:val="000000"/>
+          <w:sz w:val="24"/>
+          <w:szCs w:val="28"/>
+          <w:lang w:val="en-US" w:eastAsia="zh"/>
+          <w:woUserID w:val="1"/>
+        </w:rPr>
+        <w:t>申请：2024-04-03；公开：2025-10-09；授权：公开页面未列授权日期，状态显示待审。</w:t>
+      </w:r>
+    </w:p>
+    <w:p>
+      <w:pPr>
+        <w:numPr>
+          <w:ilvl w:val="0"/>
+          <w:numId w:val="0"/>
+        </w:numPr>
+        <w:bidi w:val="0"/>
+        <w:rPr>
+          <w:rFonts w:hint="eastAsia"/>
+          <w:b/>
+          <w:bCs/>
+          <w:color w:val="000000"/>
+          <w:sz w:val="24"/>
+          <w:szCs w:val="28"/>
+          <w:u w:val="none"/>
+          <w:lang w:val="en-US" w:eastAsia="zh"/>
+          <w:woUserID w:val="1"/>
+        </w:rPr>
+      </w:pPr>
+      <w:r>
+        <w:rPr>
+          <w:rFonts w:hint="eastAsia"/>
+          <w:b/>
+          <w:bCs/>
+          <w:color w:val="000000"/>
+          <w:sz w:val="24"/>
+          <w:szCs w:val="28"/>
+          <w:lang w:val="en-US" w:eastAsia="zh"/>
+          <w:woUserID w:val="1"/>
+        </w:rPr>
+        <w:t xml:space="preserve">苹果专利申请 WO2025208462A1 — </w:t>
+      </w:r>
+      <w:r>
+        <w:rPr>
+          <w:rFonts w:hint="eastAsia"/>
+          <w:b/>
+          <w:bCs/>
+          <w:color w:val="000000"/>
+          <w:sz w:val="24"/>
+          <w:szCs w:val="28"/>
+          <w:u w:val="none"/>
+          <w:lang w:val="en-US" w:eastAsia="zh"/>
+          <w:woUserID w:val="1"/>
+        </w:rPr>
+        <w:fldChar w:fldCharType="begin"/>
+      </w:r>
+      <w:r>
+        <w:rPr>
+          <w:rFonts w:hint="eastAsia"/>
+          <w:b/>
+          <w:bCs/>
+          <w:color w:val="000000"/>
+          <w:sz w:val="24"/>
+          <w:szCs w:val="28"/>
+          <w:u w:val="none"/>
+          <w:lang w:val="en-US" w:eastAsia="zh"/>
+          <w:woUserID w:val="1"/>
+        </w:rPr>
+        <w:instrText xml:space="preserve"> HYPERLINK "https://patents.google.com/patent/WO2025208462A1/en" </w:instrText>
+      </w:r>
+      <w:r>
+        <w:rPr>
+          <w:rFonts w:hint="eastAsia"/>
+          <w:b/>
+          <w:bCs/>
+          <w:color w:val="000000"/>
+          <w:sz w:val="24"/>
+          <w:szCs w:val="28"/>
+          <w:u w:val="none"/>
+          <w:lang w:val="en-US" w:eastAsia="zh"/>
+          <w:woUserID w:val="1"/>
+        </w:rPr>
+        <w:fldChar w:fldCharType="separate"/>
+      </w:r>
+      <w:r>
+        <w:rPr>
+          <w:rStyle w:val="11"/>
+          <w:rFonts w:hint="eastAsia"/>
+          <w:b/>
+          <w:bCs/>
+          <w:sz w:val="24"/>
+          <w:szCs w:val="28"/>
+          <w:lang w:val="en-US" w:eastAsia="zh"/>
+          <w:woUserID w:val="1"/>
+        </w:rPr>
+        <w:t>Network-side artificial intelligence based model inference validation</w:t>
+      </w:r>
+      <w:r>
+        <w:rPr>
+          <w:rFonts w:hint="eastAsia"/>
+          <w:b/>
+          <w:bCs/>
+          <w:color w:val="000000"/>
+          <w:sz w:val="24"/>
+          <w:szCs w:val="28"/>
+          <w:u w:val="none"/>
+          <w:lang w:val="en-US" w:eastAsia="zh"/>
+          <w:woUserID w:val="1"/>
+        </w:rPr>
+        <w:fldChar w:fldCharType="end"/>
+      </w:r>
+    </w:p>
+    <w:p>
+      <w:pPr>
+        <w:numPr>
+          <w:ilvl w:val="0"/>
+          <w:numId w:val="0"/>
+        </w:numPr>
+        <w:bidi w:val="0"/>
+        <w:rPr>
+          <w:rFonts w:hint="eastAsia"/>
+          <w:b/>
+          <w:bCs/>
+          <w:color w:val="000000"/>
+          <w:u w:val="none"/>
+          <w:lang w:val="en-US" w:eastAsia="zh"/>
+          <w:woUserID w:val="1"/>
+        </w:rPr>
+      </w:pPr>
+      <w:r>
+        <w:rPr>
+          <w:rFonts w:hint="eastAsia"/>
+          <w:b/>
+          <w:bCs/>
+          <w:color w:val="000000"/>
+          <w:u w:val="none"/>
+          <w:lang w:val="en-US" w:eastAsia="zh"/>
+          <w:woUserID w:val="1"/>
+        </w:rPr>
+        <w:t>（1）技术概述</w:t>
+      </w:r>
+    </w:p>
+    <w:p>
+      <w:pPr>
+        <w:numPr>
+          <w:ilvl w:val="0"/>
+          <w:numId w:val="0"/>
+        </w:numPr>
+        <w:bidi w:val="0"/>
+        <w:ind w:firstLine="420" w:firstLineChars="0"/>
+        <w:rPr>
+          <w:rFonts w:hint="eastAsia"/>
+          <w:color w:val="000000"/>
+          <w:u w:val="none"/>
+          <w:lang w:val="en-US" w:eastAsia="zh"/>
+          <w:woUserID w:val="1"/>
+        </w:rPr>
+      </w:pPr>
+      <w:r>
+        <w:rPr>
+          <w:rFonts w:hint="eastAsia"/>
+          <w:color w:val="000000"/>
+          <w:u w:val="none"/>
+          <w:lang w:val="en-US" w:eastAsia="zh"/>
+          <w:woUserID w:val="1"/>
+        </w:rPr>
+        <w:t>这篇研究的是：</w:t>
+      </w:r>
+      <w:r>
+        <w:rPr>
+          <w:rFonts w:hint="eastAsia"/>
+          <w:b/>
+          <w:bCs/>
+          <w:color w:val="000000"/>
+          <w:u w:val="none"/>
+          <w:lang w:val="en-US" w:eastAsia="zh"/>
+          <w:woUserID w:val="1"/>
+        </w:rPr>
+        <w:t>网络侧 AI 根据预测结果管理手机移动性时，怎样确认预测符合手机所在位置的实际无线环境</w:t>
+      </w:r>
+      <w:r>
+        <w:rPr>
+          <w:rFonts w:hint="eastAsia"/>
+          <w:color w:val="000000"/>
+          <w:u w:val="none"/>
+          <w:lang w:val="en-US" w:eastAsia="zh"/>
+          <w:woUserID w:val="1"/>
+        </w:rPr>
+        <w:t>。例如，网络预测邻小区信号已经足够好，于是准备让手机切换过去；如果手机实际测到的信号远差于预测，直接执行可能增加切换失败风险。苹果提出</w:t>
+      </w:r>
+      <w:r>
+        <w:rPr>
+          <w:rFonts w:hint="eastAsia"/>
+          <w:b/>
+          <w:bCs/>
+          <w:color w:val="000000"/>
+          <w:u w:val="none"/>
+          <w:lang w:val="en-US" w:eastAsia="zh"/>
+          <w:woUserID w:val="1"/>
+        </w:rPr>
+        <w:t>让手机充当现场核验者：网络在需要时触发手机测量，将实测值用于检查模型预测；对于基于预测发出的切换命令，还可让手机在执行前比较预测条件与实测条件</w:t>
+      </w:r>
+      <w:r>
+        <w:rPr>
+          <w:rFonts w:hint="eastAsia"/>
+          <w:color w:val="000000"/>
+          <w:u w:val="none"/>
+          <w:lang w:val="en-US" w:eastAsia="zh"/>
+          <w:woUserID w:val="1"/>
+        </w:rPr>
+        <w:t>。这篇关注的是推理结果的验证机制，没有提出一种新的信号预测模型。</w:t>
+      </w:r>
+    </w:p>
+    <w:p>
+      <w:pPr>
+        <w:numPr>
+          <w:ilvl w:val="0"/>
+          <w:numId w:val="0"/>
+        </w:numPr>
+        <w:bidi w:val="0"/>
+        <w:rPr>
+          <w:rFonts w:hint="eastAsia"/>
+          <w:b/>
+          <w:bCs/>
+          <w:color w:val="000000"/>
+          <w:u w:val="none"/>
+          <w:lang w:val="en-US" w:eastAsia="zh"/>
+          <w:woUserID w:val="1"/>
+        </w:rPr>
+      </w:pPr>
+      <w:r>
+        <w:rPr>
+          <w:rFonts w:hint="eastAsia"/>
+          <w:b/>
+          <w:bCs/>
+          <w:color w:val="000000"/>
+          <w:u w:val="none"/>
+          <w:lang w:val="en-US" w:eastAsia="zh"/>
+          <w:woUserID w:val="1"/>
+        </w:rPr>
+        <w:t>（2）关键机制</w:t>
+      </w:r>
+    </w:p>
+    <w:p>
+      <w:pPr>
+        <w:numPr>
+          <w:ilvl w:val="0"/>
+          <w:numId w:val="0"/>
+        </w:numPr>
+        <w:bidi w:val="0"/>
+        <w:rPr>
+          <w:rFonts w:hint="eastAsia"/>
+          <w:color w:val="000000"/>
+          <w:u w:val="none"/>
+          <w:lang w:val="en-US" w:eastAsia="zh"/>
+          <w:woUserID w:val="1"/>
+        </w:rPr>
+      </w:pPr>
+      <w:r>
+        <w:rPr>
+          <w:rFonts w:hint="eastAsia"/>
+          <w:color w:val="000000"/>
+          <w:u w:val="none"/>
+          <w:lang w:val="en-US" w:eastAsia="zh"/>
+          <w:woUserID w:val="1"/>
+        </w:rPr>
+        <w:t xml:space="preserve">1. </w:t>
+      </w:r>
+      <w:r>
+        <w:rPr>
+          <w:rFonts w:hint="eastAsia"/>
+          <w:b/>
+          <w:bCs/>
+          <w:color w:val="000000"/>
+          <w:u w:val="none"/>
+          <w:lang w:val="en-US" w:eastAsia="zh"/>
+          <w:woUserID w:val="1"/>
+        </w:rPr>
+        <w:t>一份测量配置，多次按需触发：</w:t>
+      </w:r>
+      <w:r>
+        <w:rPr>
+          <w:rFonts w:hint="eastAsia"/>
+          <w:color w:val="000000"/>
+          <w:u w:val="none"/>
+          <w:lang w:val="en-US" w:eastAsia="zh"/>
+          <w:woUserID w:val="1"/>
+        </w:rPr>
+        <w:t>网络先向手机下发“测什么、怎么报告”的配置，手机保存它。此后网络每次需要核验预测，只需发送触发指示，手机就能复用已有配置，完成测量并回报。这样设计是为了避免每核验一次都重新下发完整测量配置。触发时还可以限定本次测量的小区、时间和次数。这里的</w:t>
+      </w:r>
+      <w:r>
+        <w:rPr>
+          <w:rFonts w:hint="eastAsia"/>
+          <w:b/>
+          <w:bCs/>
+          <w:color w:val="000000"/>
+          <w:u w:val="none"/>
+          <w:lang w:val="en-US" w:eastAsia="zh"/>
+          <w:woUserID w:val="1"/>
+        </w:rPr>
+        <w:t>“一次性测量”指每次触发执行一次或指定次数，保存的配置可以再次使用</w:t>
+      </w:r>
+      <w:r>
+        <w:rPr>
+          <w:rFonts w:hint="eastAsia"/>
+          <w:color w:val="000000"/>
+          <w:u w:val="none"/>
+          <w:lang w:val="en-US" w:eastAsia="zh"/>
+          <w:woUserID w:val="1"/>
+        </w:rPr>
+        <w:t>。</w:t>
+      </w:r>
+    </w:p>
+    <w:p>
+      <w:pPr>
+        <w:numPr>
+          <w:ilvl w:val="0"/>
+          <w:numId w:val="0"/>
+        </w:numPr>
+        <w:bidi w:val="0"/>
+        <w:rPr>
+          <w:rFonts w:hint="eastAsia"/>
+          <w:color w:val="000000"/>
+          <w:u w:val="none"/>
+          <w:lang w:val="en-US" w:eastAsia="zh"/>
+          <w:woUserID w:val="1"/>
+        </w:rPr>
+      </w:pPr>
+      <w:r>
+        <w:rPr>
+          <w:rFonts w:hint="eastAsia"/>
+          <w:color w:val="000000"/>
+          <w:u w:val="none"/>
+          <w:lang w:val="en-US" w:eastAsia="zh"/>
+          <w:woUserID w:val="1"/>
+        </w:rPr>
+        <w:t xml:space="preserve">2. </w:t>
+      </w:r>
+      <w:r>
+        <w:rPr>
+          <w:rFonts w:hint="eastAsia"/>
+          <w:b/>
+          <w:bCs/>
+          <w:color w:val="000000"/>
+          <w:u w:val="none"/>
+          <w:lang w:val="en-US" w:eastAsia="zh"/>
+          <w:woUserID w:val="1"/>
+        </w:rPr>
+        <w:t>切换前核对预测条件：</w:t>
+      </w:r>
+      <w:r>
+        <w:rPr>
+          <w:rFonts w:hint="eastAsia"/>
+          <w:color w:val="000000"/>
+          <w:u w:val="none"/>
+          <w:lang w:val="en-US" w:eastAsia="zh"/>
+          <w:woUserID w:val="1"/>
+        </w:rPr>
+        <w:t>专利进一步提出，</w:t>
+      </w:r>
+      <w:r>
+        <w:rPr>
+          <w:rFonts w:hint="eastAsia"/>
+          <w:b/>
+          <w:bCs/>
+          <w:color w:val="000000"/>
+          <w:u w:val="none"/>
+          <w:lang w:val="en-US" w:eastAsia="zh"/>
+          <w:woUserID w:val="1"/>
+        </w:rPr>
+        <w:t>如果网络因 AI 预测而下发切换命令，命令可以附上预测的服务小区、目标小区测量值及允许偏差</w:t>
+      </w:r>
+      <w:r>
+        <w:rPr>
+          <w:rFonts w:hint="eastAsia"/>
+          <w:color w:val="000000"/>
+          <w:u w:val="none"/>
+          <w:lang w:val="en-US" w:eastAsia="zh"/>
+          <w:woUserID w:val="1"/>
+        </w:rPr>
+        <w:t>。手机拿自己的实际测量比较；差异在门限内则执行切换，超出门限则按该方案拒绝，并反馈原因或测量信息。专利还考虑测量值是否足够新：过旧的实测数据不宜用来核对眼前的切换条件。</w:t>
+      </w:r>
+    </w:p>
+    <w:p>
+      <w:pPr>
+        <w:numPr>
+          <w:ilvl w:val="0"/>
+          <w:numId w:val="0"/>
+        </w:numPr>
+        <w:bidi w:val="0"/>
+        <w:ind w:firstLine="420" w:firstLineChars="0"/>
+        <w:rPr>
+          <w:rFonts w:hint="eastAsia"/>
+          <w:color w:val="000000"/>
+          <w:u w:val="none"/>
+          <w:lang w:val="en-US" w:eastAsia="zh"/>
+          <w:woUserID w:val="1"/>
+        </w:rPr>
+      </w:pPr>
+      <w:r>
+        <w:rPr>
+          <w:rFonts w:hint="eastAsia"/>
+          <w:color w:val="000000"/>
+          <w:u w:val="none"/>
+          <w:lang w:val="en-US" w:eastAsia="zh"/>
+          <w:woUserID w:val="1"/>
+        </w:rPr>
+        <w:t>这两点解决的问题不同：</w:t>
+      </w:r>
+      <w:r>
+        <w:rPr>
+          <w:rFonts w:hint="eastAsia"/>
+          <w:b/>
+          <w:bCs/>
+          <w:color w:val="000000"/>
+          <w:u w:val="none"/>
+          <w:lang w:val="en-US" w:eastAsia="zh"/>
+          <w:woUserID w:val="1"/>
+        </w:rPr>
+        <w:t>前者是低开销地取得实测值，用来检查网络模型；后者是在执行一次具体网络动作前，检查支撑该动作的预测是否成立</w:t>
+      </w:r>
+      <w:r>
+        <w:rPr>
+          <w:rFonts w:hint="eastAsia"/>
+          <w:color w:val="000000"/>
+          <w:u w:val="none"/>
+          <w:lang w:val="en-US" w:eastAsia="zh"/>
+          <w:woUserID w:val="1"/>
+        </w:rPr>
+        <w:t>。</w:t>
+      </w:r>
+    </w:p>
+    <w:p>
+      <w:pPr>
+        <w:numPr>
+          <w:ilvl w:val="0"/>
+          <w:numId w:val="0"/>
+        </w:numPr>
+        <w:bidi w:val="0"/>
+        <w:rPr>
+          <w:rFonts w:hint="eastAsia"/>
+          <w:color w:val="000000"/>
+          <w:u w:val="none"/>
+          <w:lang w:val="en-US" w:eastAsia="zh"/>
+          <w:woUserID w:val="1"/>
+        </w:rPr>
+      </w:pPr>
+      <w:r>
+        <w:rPr>
+          <w:rFonts w:hint="eastAsia"/>
+          <w:b/>
+          <w:bCs/>
+          <w:color w:val="000000"/>
+          <w:u w:val="none"/>
+          <w:lang w:val="en-US" w:eastAsia="zh"/>
+          <w:woUserID w:val="1"/>
+        </w:rPr>
+        <w:t>（3）研究启示与应用思路</w:t>
+      </w:r>
+    </w:p>
+    <w:p>
+      <w:pPr>
+        <w:numPr>
+          <w:ilvl w:val="0"/>
+          <w:numId w:val="0"/>
+        </w:numPr>
+        <w:bidi w:val="0"/>
+        <w:ind w:firstLine="420" w:firstLineChars="0"/>
+        <w:rPr>
+          <w:rFonts w:hint="eastAsia"/>
+          <w:color w:val="000000"/>
+          <w:u w:val="none"/>
+          <w:lang w:val="en-US" w:eastAsia="zh"/>
+          <w:woUserID w:val="1"/>
+        </w:rPr>
+      </w:pPr>
+      <w:r>
+        <w:rPr>
+          <w:rFonts w:hint="eastAsia"/>
+          <w:color w:val="000000"/>
+          <w:u w:val="none"/>
+          <w:lang w:val="en-US" w:eastAsia="zh"/>
+          <w:woUserID w:val="1"/>
+        </w:rPr>
+        <w:t>手机不只是被动提供测试数据，还可以用自身测量指出“网络预测与我当前位置的实际情况不符”。这与</w:t>
+      </w:r>
+      <w:r>
+        <w:rPr>
+          <w:rFonts w:hint="eastAsia"/>
+          <w:b/>
+          <w:bCs/>
+          <w:color w:val="000000"/>
+          <w:u w:val="none"/>
+          <w:lang w:val="en-US" w:eastAsia="zh"/>
+          <w:woUserID w:val="1"/>
+        </w:rPr>
+        <w:t>动态场景测试、预测可信度评估和动作安全校验</w:t>
+      </w:r>
+      <w:r>
+        <w:rPr>
+          <w:rFonts w:hint="eastAsia"/>
+          <w:color w:val="000000"/>
+          <w:u w:val="none"/>
+          <w:lang w:val="en-US" w:eastAsia="zh"/>
+          <w:woUserID w:val="1"/>
+        </w:rPr>
+        <w:t>直接相关。</w:t>
+      </w:r>
+    </w:p>
+    <w:p>
+      <w:pPr>
+        <w:numPr>
+          <w:ilvl w:val="0"/>
+          <w:numId w:val="0"/>
+        </w:numPr>
+        <w:bidi w:val="0"/>
+        <w:ind w:firstLine="420" w:firstLineChars="0"/>
+        <w:rPr>
+          <w:rFonts w:hint="eastAsia"/>
+          <w:color w:val="000000"/>
+          <w:u w:val="none"/>
+          <w:lang w:val="en-US" w:eastAsia="zh"/>
+          <w:woUserID w:val="1"/>
+        </w:rPr>
+      </w:pPr>
+      <w:r>
+        <w:rPr>
+          <w:rFonts w:hint="eastAsia"/>
+          <w:color w:val="000000"/>
+          <w:u w:val="none"/>
+          <w:lang w:val="en-US" w:eastAsia="zh"/>
+          <w:woUserID w:val="1"/>
+        </w:rPr>
+        <w:t>一个可行的研究起点是利用移动测试日志，将网络预测值、同一时刻的终端实测值、切换决定和最终切换结果对齐，分析多大预测偏差会对应更高的切换失败或通信中断风险。再比较“始终相信预测”与“超过门限时要求复核”两种策略，观察切换失败率、中断时长，以及额外测量和上报开销。这是从专利机制推导出的测试研究思路；完整复现其“手机拒绝网络切换命令”流程，则需要可控网络和终端协议支持。</w:t>
+      </w:r>
+    </w:p>
+    <w:p>
+      <w:pPr>
+        <w:numPr>
+          <w:ilvl w:val="0"/>
+          <w:numId w:val="0"/>
+        </w:numPr>
+        <w:bidi w:val="0"/>
+        <w:rPr>
+          <w:rFonts w:hint="eastAsia"/>
+          <w:color w:val="000000"/>
+          <w:u w:val="none"/>
+          <w:lang w:val="en-US" w:eastAsia="zh"/>
+          <w:woUserID w:val="1"/>
+        </w:rPr>
+      </w:pPr>
+      <w:r>
+        <w:rPr>
+          <w:rFonts w:hint="eastAsia"/>
+          <w:b/>
+          <w:bCs/>
+          <w:color w:val="000000"/>
+          <w:u w:val="none"/>
+          <w:lang w:val="en-US" w:eastAsia="zh"/>
+          <w:woUserID w:val="1"/>
+        </w:rPr>
+        <w:t>（4）研究成熟度</w:t>
+      </w:r>
+    </w:p>
+    <w:p>
+      <w:pPr>
+        <w:numPr>
+          <w:ilvl w:val="0"/>
+          <w:numId w:val="0"/>
+        </w:numPr>
+        <w:bidi w:val="0"/>
+        <w:ind w:firstLine="420" w:firstLineChars="0"/>
+        <w:rPr>
+          <w:rFonts w:hint="eastAsia"/>
+          <w:color w:val="000000"/>
+          <w:u w:val="none"/>
+          <w:lang w:val="en-US" w:eastAsia="zh"/>
+          <w:woUserID w:val="1"/>
+        </w:rPr>
+      </w:pPr>
+      <w:r>
+        <w:rPr>
+          <w:rFonts w:hint="eastAsia"/>
+          <w:color w:val="000000"/>
+          <w:u w:val="none"/>
+          <w:lang w:val="en-US" w:eastAsia="zh"/>
+          <w:woUserID w:val="1"/>
+        </w:rPr>
+        <w:t>目前应归为专利提出的协议与控制机制，不能归为已验证的成熟产品方案。专利详细描述了手机和基站的交互及判断条件，但文本没有提供可据以评价效果的公开实验数据，例如切换失败率降低多少、测量开销节省多少；也没有说明商用手机和基站已经部署该机制。尤其要注意，</w:t>
+      </w:r>
+      <w:r>
+        <w:rPr>
+          <w:rFonts w:hint="eastAsia"/>
+          <w:b/>
+          <w:bCs/>
+          <w:color w:val="000000"/>
+          <w:u w:val="none"/>
+          <w:lang w:val="en-US" w:eastAsia="zh"/>
+          <w:woUserID w:val="1"/>
+        </w:rPr>
+        <w:t>“预测值与实测值之差小于门限”只验证了选定的无线条件，并不等于证明切换一定安全</w:t>
+      </w:r>
+      <w:r>
+        <w:rPr>
+          <w:rFonts w:hint="eastAsia"/>
+          <w:color w:val="000000"/>
+          <w:u w:val="none"/>
+          <w:lang w:val="en-US" w:eastAsia="zh"/>
+          <w:woUserID w:val="1"/>
+        </w:rPr>
+        <w:t>。</w:t>
+      </w:r>
+    </w:p>
+    <w:p>
+      <w:pPr>
+        <w:numPr>
+          <w:ilvl w:val="0"/>
+          <w:numId w:val="0"/>
+        </w:numPr>
+        <w:bidi w:val="0"/>
+        <w:rPr>
+          <w:rFonts w:hint="eastAsia"/>
+          <w:color w:val="000000"/>
+          <w:u w:val="none"/>
+          <w:lang w:val="en-US" w:eastAsia="zh"/>
+          <w:woUserID w:val="1"/>
+        </w:rPr>
+      </w:pPr>
+    </w:p>
+    <w:p>
+      <w:pPr>
+        <w:pStyle w:val="3"/>
+        <w:keepNext w:val="0"/>
+        <w:keepLines w:val="0"/>
+        <w:widowControl/>
+        <w:suppressLineNumbers w:val="0"/>
+        <w:rPr>
+          <w:woUserID w:val="1"/>
+        </w:rPr>
+      </w:pPr>
+      <w:r>
+        <w:rPr>
+          <w:rFonts w:hint="eastAsia"/>
+          <w:lang w:eastAsia="zh"/>
+          <w:woUserID w:val="1"/>
+        </w:rPr>
+        <w:t>3、</w:t>
+      </w:r>
+      <w:r>
+        <w:rPr>
+          <w:woUserID w:val="1"/>
+        </w:rPr>
+        <w:t>苹果专利：基于 AI 的切换失败与无线链路失败预测</w:t>
+      </w:r>
+    </w:p>
+    <w:p>
+      <w:pPr>
+        <w:keepNext w:val="0"/>
+        <w:keepLines w:val="0"/>
+        <w:widowControl/>
+        <w:suppressLineNumbers w:val="0"/>
+        <w:bidi w:val="0"/>
+        <w:rPr>
+          <w:sz w:val="24"/>
+          <w:szCs w:val="28"/>
+          <w:woUserID w:val="1"/>
+        </w:rPr>
+      </w:pPr>
+      <w:r>
+        <w:rPr>
+          <w:sz w:val="24"/>
+          <w:szCs w:val="28"/>
+          <w:woUserID w:val="1"/>
+        </w:rPr>
+        <w:t>专利申请 WO2025199933A1：</w:t>
+      </w:r>
+      <w:r>
+        <w:rPr>
+          <w:sz w:val="24"/>
+          <w:szCs w:val="28"/>
+          <w:woUserID w:val="1"/>
+        </w:rPr>
+        <w:fldChar w:fldCharType="begin"/>
+      </w:r>
+      <w:r>
+        <w:rPr>
+          <w:sz w:val="24"/>
+          <w:szCs w:val="28"/>
+          <w:woUserID w:val="1"/>
+        </w:rPr>
+        <w:instrText xml:space="preserve"> HYPERLINK "https://patents.google.com/patent/WO2025199933A1/en?utm_source=chatgpt.com" \t "_new" </w:instrText>
+      </w:r>
+      <w:r>
+        <w:rPr>
+          <w:sz w:val="24"/>
+          <w:szCs w:val="28"/>
+          <w:woUserID w:val="1"/>
+        </w:rPr>
+        <w:fldChar w:fldCharType="separate"/>
+      </w:r>
+      <w:r>
+        <w:rPr>
+          <w:rStyle w:val="11"/>
+          <w:sz w:val="24"/>
+          <w:szCs w:val="28"/>
+          <w:woUserID w:val="1"/>
+        </w:rPr>
+        <w:t>Artificial intelligence based hand over (HO) failure/radio link failure (RLF) prediction</w:t>
+      </w:r>
+      <w:r>
+        <w:rPr>
+          <w:sz w:val="24"/>
+          <w:szCs w:val="28"/>
+          <w:woUserID w:val="1"/>
+        </w:rPr>
+        <w:fldChar w:fldCharType="end"/>
+      </w:r>
+      <w:r>
+        <w:rPr>
+          <w:sz w:val="24"/>
+          <w:szCs w:val="28"/>
+          <w:woUserID w:val="1"/>
+        </w:rPr>
+        <w:t>。申请于 2024-03-29，公开于 2025-10-02；公开页面显示待审。</w:t>
+      </w:r>
+    </w:p>
+    <w:p>
+      <w:pPr>
+        <w:keepNext w:val="0"/>
+        <w:keepLines w:val="0"/>
+        <w:widowControl/>
+        <w:suppressLineNumbers w:val="0"/>
+        <w:bidi w:val="0"/>
+        <w:rPr>
+          <w:b/>
+          <w:bCs/>
+          <w:woUserID w:val="1"/>
+        </w:rPr>
+      </w:pPr>
+      <w:r>
+        <w:rPr>
+          <w:rFonts w:hint="eastAsia"/>
+          <w:b/>
+          <w:bCs/>
+          <w:lang w:eastAsia="zh"/>
+          <w:woUserID w:val="1"/>
+        </w:rPr>
+        <w:t>（1）</w:t>
+      </w:r>
+      <w:r>
+        <w:rPr>
+          <w:b/>
+          <w:bCs/>
+          <w:woUserID w:val="1"/>
+        </w:rPr>
+        <w:t>技术概述</w:t>
+      </w:r>
+    </w:p>
+    <w:p>
+      <w:pPr>
+        <w:keepNext w:val="0"/>
+        <w:keepLines w:val="0"/>
+        <w:widowControl/>
+        <w:suppressLineNumbers w:val="0"/>
+        <w:bidi w:val="0"/>
+        <w:ind w:firstLine="420" w:firstLineChars="0"/>
+        <w:rPr>
+          <w:woUserID w:val="1"/>
+        </w:rPr>
+      </w:pPr>
+      <w:r>
+        <w:rPr>
+          <w:woUserID w:val="1"/>
+        </w:rPr>
+        <w:t>这篇专利希望</w:t>
+      </w:r>
+      <w:r>
+        <w:rPr>
+          <w:b/>
+          <w:bCs/>
+          <w:woUserID w:val="1"/>
+        </w:rPr>
+        <w:t>把通信故障处理从“失败发生后再发现”，推进到手机提前预警</w:t>
+      </w:r>
+      <w:r>
+        <w:rPr>
+          <w:woUserID w:val="1"/>
+        </w:rPr>
+        <w:t>。其中，RLF 是手机与当前服务小区的无线链路无法正常维持；HO failure 是手机从当前小区切往目标小区的过程失败。两者有关联，但预测对象不同。</w:t>
+      </w:r>
+    </w:p>
+    <w:p>
+      <w:pPr>
+        <w:keepNext w:val="0"/>
+        <w:keepLines w:val="0"/>
+        <w:widowControl/>
+        <w:suppressLineNumbers w:val="0"/>
+        <w:bidi w:val="0"/>
+        <w:ind w:firstLine="420" w:firstLineChars="0"/>
+        <w:rPr>
+          <w:woUserID w:val="1"/>
+        </w:rPr>
+      </w:pPr>
+      <w:r>
+        <w:rPr>
+          <w:woUserID w:val="1"/>
+        </w:rPr>
+        <w:t>方案把模型推理放在手机侧：手机观察自身无线链路，预测当前链路是否可能失败，或切往某个候选邻小区是否可能失败；达到报告条件后，把风险信息交给当前基站，供网络作移动性决策。基站负责配置、启用和接收预测，手机并非独自决定切换。</w:t>
+      </w:r>
+    </w:p>
+    <w:p>
+      <w:pPr>
+        <w:keepNext w:val="0"/>
+        <w:keepLines w:val="0"/>
+        <w:widowControl/>
+        <w:numPr>
+          <w:numId w:val="0"/>
+        </w:numPr>
+        <w:suppressLineNumbers w:val="0"/>
+        <w:bidi w:val="0"/>
+        <w:ind w:leftChars="0"/>
+        <w:rPr>
+          <w:b/>
+          <w:bCs/>
+          <w:woUserID w:val="1"/>
+        </w:rPr>
+      </w:pPr>
+      <w:r>
+        <w:rPr>
+          <w:rFonts w:hint="eastAsia"/>
+          <w:b/>
+          <w:bCs/>
+          <w:lang w:eastAsia="zh"/>
+          <w:woUserID w:val="1"/>
+        </w:rPr>
+        <w:t>（2）</w:t>
+      </w:r>
+      <w:r>
+        <w:rPr>
+          <w:b/>
+          <w:bCs/>
+          <w:woUserID w:val="1"/>
+        </w:rPr>
+        <w:t>关键方法：从模型准备到故障预警</w:t>
+      </w:r>
+    </w:p>
+    <w:p>
+      <w:pPr>
+        <w:keepNext w:val="0"/>
+        <w:keepLines w:val="0"/>
+        <w:widowControl/>
+        <w:numPr>
+          <w:numId w:val="0"/>
+        </w:numPr>
+        <w:suppressLineNumbers w:val="0"/>
+        <w:bidi w:val="0"/>
+        <w:ind w:leftChars="0"/>
+        <w:rPr>
+          <w:rFonts w:hint="eastAsia" w:eastAsia="宋体"/>
+          <w:lang w:eastAsia="zh"/>
+          <w:woUserID w:val="1"/>
+        </w:rPr>
+      </w:pPr>
+      <w:r>
+        <w:rPr>
+          <w:woUserID w:val="1"/>
+        </w:rPr>
+        <w:t>RLF 预测主流程</w:t>
+      </w:r>
+      <w:r>
+        <w:rPr>
+          <w:rFonts w:hint="eastAsia"/>
+          <w:lang w:eastAsia="zh"/>
+          <w:woUserID w:val="1"/>
+        </w:rPr>
+        <w:t>如下：</w:t>
+      </w:r>
+    </w:p>
+    <w:tbl>
+      <w:tblPr>
+        <w:tblW w:w="5000" w:type="pct"/>
+        <w:tblCellSpacing w:w="15" w:type="dxa"/>
+        <w:tblInd w:w="0" w:type="dxa"/>
+        <w:tblBorders>
+          <w:top w:val="none" w:color="auto" w:sz="0" w:space="0"/>
+          <w:left w:val="none" w:color="auto" w:sz="0" w:space="0"/>
+          <w:bottom w:val="none" w:color="auto" w:sz="0" w:space="0"/>
+          <w:right w:val="none" w:color="auto" w:sz="0" w:space="0"/>
+          <w:insideH w:val="none" w:color="auto" w:sz="0" w:space="0"/>
+          <w:insideV w:val="none" w:color="auto" w:sz="0" w:space="0"/>
+        </w:tblBorders>
+        <w:shd w:val="clear"/>
+        <w:tblLayout w:type="autofit"/>
+        <w:tblCellMar>
+          <w:top w:w="15" w:type="dxa"/>
+          <w:left w:w="15" w:type="dxa"/>
+          <w:bottom w:w="15" w:type="dxa"/>
+          <w:right w:w="15" w:type="dxa"/>
+        </w:tblCellMar>
+      </w:tblPr>
+      <w:tblGrid>
+        <w:gridCol w:w="1366"/>
+        <w:gridCol w:w="7030"/>
+      </w:tblGrid>
+      <w:tr>
+        <w:tblPrEx>
+          <w:tblBorders>
+            <w:top w:val="none" w:color="auto" w:sz="0" w:space="0"/>
+            <w:left w:val="none" w:color="auto" w:sz="0" w:space="0"/>
+            <w:bottom w:val="none" w:color="auto" w:sz="0" w:space="0"/>
+            <w:right w:val="none" w:color="auto" w:sz="0" w:space="0"/>
+            <w:insideH w:val="none" w:color="auto" w:sz="0" w:space="0"/>
+            <w:insideV w:val="none" w:color="auto" w:sz="0" w:space="0"/>
+          </w:tblBorders>
+          <w:tblCellMar>
+            <w:top w:w="15" w:type="dxa"/>
+            <w:left w:w="15" w:type="dxa"/>
+            <w:bottom w:w="15" w:type="dxa"/>
+            <w:right w:w="15" w:type="dxa"/>
+          </w:tblCellMar>
+        </w:tblPrEx>
+        <w:trPr>
+          <w:tblHeader/>
+          <w:tblCellSpacing w:w="15" w:type="dxa"/>
+        </w:trPr>
+        <w:tc>
+          <w:tcPr>
+            <w:tcW w:w="787" w:type="pct"/>
+            <w:shd w:val="clear"/>
+            <w:vAlign w:val="center"/>
+          </w:tcPr>
+          <w:p>
+            <w:pPr>
+              <w:keepNext w:val="0"/>
+              <w:keepLines w:val="0"/>
+              <w:widowControl/>
+              <w:suppressLineNumbers w:val="0"/>
+              <w:bidi w:val="0"/>
+              <w:rPr>
+                <w:woUserID w:val="1"/>
+              </w:rPr>
+            </w:pPr>
+            <w:r>
+              <w:rPr>
+                <w:lang w:val="en-US" w:eastAsia="zh-CN"/>
+                <w:woUserID w:val="1"/>
+              </w:rPr>
+              <w:t>阶段</w:t>
+            </w:r>
+          </w:p>
+        </w:tc>
+        <w:tc>
+          <w:tcPr>
+            <w:tcW w:w="4159" w:type="pct"/>
+            <w:shd w:val="clear"/>
+            <w:vAlign w:val="center"/>
+          </w:tcPr>
+          <w:p>
+            <w:pPr>
+              <w:keepNext w:val="0"/>
+              <w:keepLines w:val="0"/>
+              <w:widowControl/>
+              <w:suppressLineNumbers w:val="0"/>
+              <w:bidi w:val="0"/>
+              <w:rPr>
+                <w:woUserID w:val="1"/>
+              </w:rPr>
+            </w:pPr>
+            <w:r>
+              <w:rPr>
+                <w:lang w:val="en-US" w:eastAsia="zh-CN"/>
+                <w:woUserID w:val="1"/>
+              </w:rPr>
+              <w:t>具体动作</w:t>
+            </w:r>
+          </w:p>
+        </w:tc>
+      </w:tr>
+      <w:tr>
+        <w:tblPrEx>
+          <w:tblBorders>
+            <w:top w:val="none" w:color="auto" w:sz="0" w:space="0"/>
+            <w:left w:val="none" w:color="auto" w:sz="0" w:space="0"/>
+            <w:bottom w:val="none" w:color="auto" w:sz="0" w:space="0"/>
+            <w:right w:val="none" w:color="auto" w:sz="0" w:space="0"/>
+            <w:insideH w:val="none" w:color="auto" w:sz="0" w:space="0"/>
+            <w:insideV w:val="none" w:color="auto" w:sz="0" w:space="0"/>
+          </w:tblBorders>
+          <w:shd w:val="clear"/>
+        </w:tblPrEx>
+        <w:trPr>
+          <w:tblCellSpacing w:w="15" w:type="dxa"/>
+        </w:trPr>
+        <w:tc>
+          <w:tcPr>
+            <w:tcW w:w="787" w:type="pct"/>
+            <w:shd w:val="clear"/>
+            <w:vAlign w:val="center"/>
+          </w:tcPr>
+          <w:p>
+            <w:pPr>
+              <w:keepNext w:val="0"/>
+              <w:keepLines w:val="0"/>
+              <w:widowControl/>
+              <w:suppressLineNumbers w:val="0"/>
+              <w:bidi w:val="0"/>
+              <w:rPr>
+                <w:woUserID w:val="1"/>
+              </w:rPr>
+            </w:pPr>
+            <w:r>
+              <w:rPr>
+                <w:lang w:val="en-US" w:eastAsia="zh-CN"/>
+                <w:woUserID w:val="1"/>
+              </w:rPr>
+              <w:t>能力声明</w:t>
+            </w:r>
+          </w:p>
+        </w:tc>
+        <w:tc>
+          <w:tcPr>
+            <w:tcW w:w="4159" w:type="pct"/>
+            <w:shd w:val="clear"/>
+            <w:vAlign w:val="center"/>
+          </w:tcPr>
+          <w:p>
+            <w:pPr>
+              <w:keepNext w:val="0"/>
+              <w:keepLines w:val="0"/>
+              <w:widowControl/>
+              <w:suppressLineNumbers w:val="0"/>
+              <w:bidi w:val="0"/>
+              <w:rPr>
+                <w:woUserID w:val="1"/>
+              </w:rPr>
+            </w:pPr>
+            <w:r>
+              <w:rPr>
+                <w:lang w:val="en-US" w:eastAsia="zh-CN"/>
+                <w:woUserID w:val="1"/>
+              </w:rPr>
+              <w:t>手机告诉基站自己支持哪些预测能力，例如预测模式、可用历史长度。</w:t>
             </w:r>
           </w:p>
         </w:tc>
@@ -4663,73 +6322,121 @@
         </w:trPr>
         <w:tc>
           <w:tcPr>
-            <w:tcW w:w="0" w:type="auto"/>
+            <w:tcW w:w="787" w:type="pct"/>
             <w:shd w:val="clear"/>
             <w:vAlign w:val="center"/>
           </w:tcPr>
           <w:p>
             <w:pPr>
-              <w:numPr>
-                <w:ilvl w:val="0"/>
-                <w:numId w:val="0"/>
-              </w:numPr>
+              <w:keepNext w:val="0"/>
+              <w:keepLines w:val="0"/>
+              <w:widowControl/>
+              <w:suppressLineNumbers w:val="0"/>
               <w:bidi w:val="0"/>
-              <w:ind w:leftChars="0"/>
-              <w:rPr>
-                <w:rFonts w:hint="eastAsia"/>
-                <w:b w:val="0"/>
-                <w:bCs w:val="0"/>
-                <w:color w:val="000000"/>
-                <w:lang w:val="en-US" w:eastAsia="zh"/>
+              <w:rPr>
                 <w:woUserID w:val="1"/>
               </w:rPr>
             </w:pPr>
             <w:r>
               <w:rPr>
-                <w:rFonts w:hint="eastAsia"/>
-                <w:b w:val="0"/>
-                <w:bCs w:val="0"/>
-                <w:color w:val="000000"/>
-                <w:lang w:val="en-US" w:eastAsia="zh"/>
-                <w:woUserID w:val="1"/>
-              </w:rPr>
-              <w:t>measConfigAppLayerId</w:t>
+                <w:lang w:val="en-US" w:eastAsia="zh-CN"/>
+                <w:woUserID w:val="1"/>
+              </w:rPr>
+              <w:t>配置与训练</w:t>
             </w:r>
           </w:p>
         </w:tc>
         <w:tc>
           <w:tcPr>
-            <w:tcW w:w="0" w:type="auto"/>
+            <w:tcW w:w="4159" w:type="pct"/>
             <w:shd w:val="clear"/>
             <w:vAlign w:val="center"/>
           </w:tcPr>
           <w:p>
             <w:pPr>
-              <w:numPr>
-                <w:ilvl w:val="0"/>
-                <w:numId w:val="0"/>
-              </w:numPr>
+              <w:keepNext w:val="0"/>
+              <w:keepLines w:val="0"/>
+              <w:widowControl/>
+              <w:suppressLineNumbers w:val="0"/>
               <w:bidi w:val="0"/>
-              <w:ind w:leftChars="0"/>
-              <w:rPr>
-                <w:rFonts w:hint="eastAsia"/>
-                <w:b w:val="0"/>
-                <w:bCs w:val="0"/>
-                <w:color w:val="000000"/>
-                <w:lang w:val="en-US" w:eastAsia="zh"/>
+              <w:rPr>
                 <w:woUserID w:val="1"/>
               </w:rPr>
             </w:pPr>
             <w:r>
               <w:rPr>
-                <w:rFonts w:hint="eastAsia"/>
-                <w:b w:val="0"/>
-                <w:bCs w:val="0"/>
-                <w:color w:val="000000"/>
-                <w:lang w:val="en-US" w:eastAsia="zh"/>
-                <w:woUserID w:val="1"/>
-              </w:rPr>
-              <w:t>说明对应哪一项网络下发的测量配置</w:t>
+                <w:lang w:val="en-US" w:eastAsia="zh-CN"/>
+                <w:woUserID w:val="1"/>
+              </w:rPr>
+              <w:t>基站给出相关配置；手机收集数据。专利既讨论终端训练，也举出将数据送往离线服务器训练的方式。</w:t>
+            </w:r>
+          </w:p>
+        </w:tc>
+      </w:tr>
+      <w:tr>
+        <w:tblPrEx>
+          <w:tblBorders>
+            <w:top w:val="none" w:color="auto" w:sz="0" w:space="0"/>
+            <w:left w:val="none" w:color="auto" w:sz="0" w:space="0"/>
+            <w:bottom w:val="none" w:color="auto" w:sz="0" w:space="0"/>
+            <w:right w:val="none" w:color="auto" w:sz="0" w:space="0"/>
+            <w:insideH w:val="none" w:color="auto" w:sz="0" w:space="0"/>
+            <w:insideV w:val="none" w:color="auto" w:sz="0" w:space="0"/>
+          </w:tblBorders>
+          <w:shd w:val="clear"/>
+        </w:tblPrEx>
+        <w:trPr>
+          <w:tblCellSpacing w:w="15" w:type="dxa"/>
+        </w:trPr>
+        <w:tc>
+          <w:tcPr>
+            <w:tcW w:w="787" w:type="pct"/>
+            <w:shd w:val="clear"/>
+            <w:vAlign w:val="center"/>
+          </w:tcPr>
+          <w:p>
+            <w:pPr>
+              <w:keepNext w:val="0"/>
+              <w:keepLines w:val="0"/>
+              <w:widowControl/>
+              <w:suppressLineNumbers w:val="0"/>
+              <w:bidi w:val="0"/>
+              <w:rPr>
+                <w:woUserID w:val="1"/>
+              </w:rPr>
+            </w:pPr>
+            <w:r>
+              <w:rPr>
+                <w:lang w:val="en-US" w:eastAsia="zh-CN"/>
+                <w:woUserID w:val="1"/>
+              </w:rPr>
+              <w:t>模型可用</w:t>
+            </w:r>
+          </w:p>
+        </w:tc>
+        <w:tc>
+          <w:tcPr>
+            <w:tcW w:w="4159" w:type="pct"/>
+            <w:shd w:val="clear"/>
+            <w:vAlign w:val="center"/>
+          </w:tcPr>
+          <w:p>
+            <w:pPr>
+              <w:keepNext w:val="0"/>
+              <w:keepLines w:val="0"/>
+              <w:widowControl/>
+              <w:suppressLineNumbers w:val="0"/>
+              <w:bidi w:val="0"/>
+              <w:rPr>
+                <w:woUserID w:val="1"/>
+              </w:rPr>
+            </w:pPr>
+            <w:r>
+              <w:rPr>
+                <w:lang w:val="en-US" w:eastAsia="zh-CN"/>
+                <w:woUserID w:val="1"/>
+              </w:rPr>
+              <w:t>模型准备好后，手机通知基站模型及其适用条件。</w:t>
             </w:r>
           </w:p>
         </w:tc>
@@ -4757,73 +6464,53 @@
         </w:trPr>
         <w:tc>
           <w:tcPr>
-            <w:tcW w:w="0" w:type="auto"/>
+            <w:tcW w:w="787" w:type="pct"/>
             <w:shd w:val="clear"/>
             <w:vAlign w:val="center"/>
           </w:tcPr>
           <w:p>
             <w:pPr>
-              <w:numPr>
-                <w:ilvl w:val="0"/>
-                <w:numId w:val="0"/>
-              </w:numPr>
+              <w:keepNext w:val="0"/>
+              <w:keepLines w:val="0"/>
+              <w:widowControl/>
+              <w:suppressLineNumbers w:val="0"/>
               <w:bidi w:val="0"/>
-              <w:ind w:leftChars="0"/>
-              <w:rPr>
-                <w:rFonts w:hint="eastAsia"/>
-                <w:b w:val="0"/>
-                <w:bCs w:val="0"/>
-                <w:color w:val="000000"/>
-                <w:lang w:val="en-US" w:eastAsia="zh"/>
+              <w:rPr>
                 <w:woUserID w:val="1"/>
               </w:rPr>
             </w:pPr>
             <w:r>
               <w:rPr>
-                <w:rFonts w:hint="eastAsia"/>
-                <w:b w:val="0"/>
-                <w:bCs w:val="0"/>
-                <w:color w:val="000000"/>
-                <w:lang w:val="en-US" w:eastAsia="zh"/>
-                <w:woUserID w:val="1"/>
-              </w:rPr>
-              <w:t>measReportAppLayerContainer</w:t>
+                <w:lang w:val="en-US" w:eastAsia="zh-CN"/>
+                <w:woUserID w:val="1"/>
+              </w:rPr>
+              <w:t>模型激活</w:t>
             </w:r>
           </w:p>
         </w:tc>
         <w:tc>
           <w:tcPr>
-            <w:tcW w:w="0" w:type="auto"/>
+            <w:tcW w:w="4159" w:type="pct"/>
             <w:shd w:val="clear"/>
             <w:vAlign w:val="center"/>
           </w:tcPr>
           <w:p>
             <w:pPr>
-              <w:numPr>
-                <w:ilvl w:val="0"/>
-                <w:numId w:val="0"/>
-              </w:numPr>
+              <w:keepNext w:val="0"/>
+              <w:keepLines w:val="0"/>
+              <w:widowControl/>
+              <w:suppressLineNumbers w:val="0"/>
               <w:bidi w:val="0"/>
-              <w:ind w:leftChars="0"/>
-              <w:rPr>
-                <w:rFonts w:hint="eastAsia"/>
-                <w:b w:val="0"/>
-                <w:bCs w:val="0"/>
-                <w:color w:val="000000"/>
-                <w:lang w:val="en-US" w:eastAsia="zh"/>
+              <w:rPr>
                 <w:woUserID w:val="1"/>
               </w:rPr>
             </w:pPr>
             <w:r>
               <w:rPr>
-                <w:rFonts w:hint="eastAsia"/>
-                <w:b w:val="0"/>
-                <w:bCs w:val="0"/>
-                <w:color w:val="000000"/>
-                <w:lang w:val="en-US" w:eastAsia="zh"/>
-                <w:woUserID w:val="1"/>
-              </w:rPr>
-              <w:t>封装的应用层测量报告</w:t>
+                <w:lang w:val="en-US" w:eastAsia="zh-CN"/>
+                <w:woUserID w:val="1"/>
+              </w:rPr>
+              <w:t>基站发送激活指示，手机才启用相应模型进行预测。</w:t>
             </w:r>
           </w:p>
         </w:tc>
@@ -4839,179 +6526,59 @@
             <w:insideV w:val="none" w:color="auto" w:sz="0" w:space="0"/>
           </w:tblBorders>
           <w:shd w:val="clear"/>
-          <w:tblCellMar>
-            <w:top w:w="15" w:type="dxa"/>
-            <w:left w:w="15" w:type="dxa"/>
-            <w:bottom w:w="15" w:type="dxa"/>
-            <w:right w:w="15" w:type="dxa"/>
-          </w:tblCellMar>
         </w:tblPrEx>
         <w:trPr>
           <w:tblCellSpacing w:w="15" w:type="dxa"/>
         </w:trPr>
         <w:tc>
           <w:tcPr>
-            <w:tcW w:w="0" w:type="auto"/>
+            <w:tcW w:w="787" w:type="pct"/>
             <w:shd w:val="clear"/>
             <w:vAlign w:val="center"/>
           </w:tcPr>
           <w:p>
             <w:pPr>
-              <w:numPr>
-                <w:ilvl w:val="0"/>
-                <w:numId w:val="0"/>
-              </w:numPr>
+              <w:keepNext w:val="0"/>
+              <w:keepLines w:val="0"/>
+              <w:widowControl/>
+              <w:suppressLineNumbers w:val="0"/>
               <w:bidi w:val="0"/>
-              <w:ind w:leftChars="0"/>
-              <w:rPr>
-                <w:rFonts w:hint="eastAsia"/>
-                <w:b w:val="0"/>
-                <w:bCs w:val="0"/>
-                <w:color w:val="000000"/>
-                <w:lang w:val="en-US" w:eastAsia="zh"/>
+              <w:rPr>
                 <w:woUserID w:val="1"/>
               </w:rPr>
             </w:pPr>
             <w:r>
               <w:rPr>
-                <w:rFonts w:hint="eastAsia"/>
-                <w:b w:val="0"/>
-                <w:bCs w:val="0"/>
-                <w:color w:val="000000"/>
-                <w:lang w:val="en-US" w:eastAsia="zh"/>
-                <w:woUserID w:val="1"/>
-              </w:rPr>
-              <w:t>appLayerSessionStatus</w:t>
+                <w:lang w:val="en-US" w:eastAsia="zh-CN"/>
+                <w:woUserID w:val="1"/>
+              </w:rPr>
+              <w:t>推理与上报</w:t>
             </w:r>
           </w:p>
         </w:tc>
         <w:tc>
           <w:tcPr>
-            <w:tcW w:w="0" w:type="auto"/>
+            <w:tcW w:w="4159" w:type="pct"/>
             <w:shd w:val="clear"/>
             <w:vAlign w:val="center"/>
           </w:tcPr>
           <w:p>
             <w:pPr>
-              <w:numPr>
-                <w:ilvl w:val="0"/>
-                <w:numId w:val="0"/>
-              </w:numPr>
+              <w:keepNext w:val="0"/>
+              <w:keepLines w:val="0"/>
+              <w:widowControl/>
+              <w:suppressLineNumbers w:val="0"/>
               <w:bidi w:val="0"/>
-              <w:ind w:leftChars="0"/>
-              <w:rPr>
-                <w:rFonts w:hint="eastAsia"/>
-                <w:b w:val="0"/>
-                <w:bCs w:val="0"/>
-                <w:color w:val="000000"/>
-                <w:lang w:val="en-US" w:eastAsia="zh"/>
+              <w:rPr>
                 <w:woUserID w:val="1"/>
               </w:rPr>
             </w:pPr>
             <w:r>
               <w:rPr>
-                <w:rFonts w:hint="eastAsia"/>
-                <w:b w:val="0"/>
-                <w:bCs w:val="0"/>
-                <w:color w:val="000000"/>
-                <w:lang w:val="en-US" w:eastAsia="zh"/>
-                <w:woUserID w:val="1"/>
-              </w:rPr>
-              <w:t>表示测量会话开始或结束</w:t>
-            </w:r>
-          </w:p>
-        </w:tc>
-      </w:tr>
-      <w:tr>
-        <w:tblPrEx>
-          <w:tblBorders>
-            <w:top w:val="none" w:color="auto" w:sz="0" w:space="0"/>
-            <w:left w:val="none" w:color="auto" w:sz="0" w:space="0"/>
-            <w:bottom w:val="none" w:color="auto" w:sz="0" w:space="0"/>
-            <w:right w:val="none" w:color="auto" w:sz="0" w:space="0"/>
-            <w:insideH w:val="none" w:color="auto" w:sz="0" w:space="0"/>
-            <w:insideV w:val="none" w:color="auto" w:sz="0" w:space="0"/>
-          </w:tblBorders>
-          <w:shd w:val="clear"/>
-          <w:tblCellMar>
-            <w:top w:w="15" w:type="dxa"/>
-            <w:left w:w="15" w:type="dxa"/>
-            <w:bottom w:w="15" w:type="dxa"/>
-            <w:right w:w="15" w:type="dxa"/>
-          </w:tblCellMar>
-        </w:tblPrEx>
-        <w:trPr>
-          <w:tblCellSpacing w:w="15" w:type="dxa"/>
-        </w:trPr>
-        <w:tc>
-          <w:tcPr>
-            <w:tcW w:w="0" w:type="auto"/>
-            <w:shd w:val="clear"/>
-            <w:vAlign w:val="center"/>
-          </w:tcPr>
-          <w:p>
-            <w:pPr>
-              <w:numPr>
-                <w:ilvl w:val="0"/>
-                <w:numId w:val="0"/>
-              </w:numPr>
-              <w:bidi w:val="0"/>
-              <w:ind w:leftChars="0"/>
-              <w:rPr>
-                <w:rFonts w:hint="eastAsia"/>
-                <w:b w:val="0"/>
-                <w:bCs w:val="0"/>
-                <w:color w:val="000000"/>
-                <w:lang w:val="en-US" w:eastAsia="zh"/>
-                <w:woUserID w:val="1"/>
-              </w:rPr>
-            </w:pPr>
-            <w:r>
-              <w:rPr>
-                <w:rFonts w:hint="eastAsia"/>
-                <w:b w:val="0"/>
-                <w:bCs w:val="0"/>
-                <w:color w:val="000000"/>
-                <w:lang w:val="en-US" w:eastAsia="zh"/>
-                <w:woUserID w:val="1"/>
-              </w:rPr>
-              <w:t>ran-VisibleMeasurements</w:t>
-            </w:r>
-          </w:p>
-        </w:tc>
-        <w:tc>
-          <w:tcPr>
-            <w:tcW w:w="0" w:type="auto"/>
-            <w:shd w:val="clear"/>
-            <w:vAlign w:val="center"/>
-          </w:tcPr>
-          <w:p>
-            <w:pPr>
-              <w:numPr>
-                <w:ilvl w:val="0"/>
-                <w:numId w:val="0"/>
-              </w:numPr>
-              <w:bidi w:val="0"/>
-              <w:ind w:leftChars="0"/>
-              <w:rPr>
-                <w:rFonts w:hint="eastAsia"/>
-                <w:b w:val="0"/>
-                <w:bCs w:val="0"/>
-                <w:color w:val="000000"/>
-                <w:lang w:val="en-US" w:eastAsia="zh"/>
-                <w:woUserID w:val="1"/>
-              </w:rPr>
-            </w:pPr>
-            <w:r>
-              <w:rPr>
-                <w:rFonts w:hint="eastAsia"/>
-                <w:b w:val="0"/>
-                <w:bCs w:val="0"/>
-                <w:color w:val="000000"/>
-                <w:lang w:val="en-US" w:eastAsia="zh"/>
-                <w:woUserID w:val="1"/>
-              </w:rPr>
-              <w:t>基站可以直接读取的QoE测量信息</w:t>
+                <w:lang w:val="en-US" w:eastAsia="zh-CN"/>
+                <w:woUserID w:val="1"/>
+              </w:rPr>
+              <w:t>手机计算 RLF 风险评分，与门限比较；满足条件时向基站报告。模型和网络还可以监测后续表现，必要时停用或切换模型。</w:t>
             </w:r>
           </w:p>
         </w:tc>
@@ -5019,539 +6586,125 @@
     </w:tbl>
     <w:p>
       <w:pPr>
-        <w:numPr>
-          <w:ilvl w:val="0"/>
-          <w:numId w:val="0"/>
-        </w:numPr>
-        <w:bidi w:val="0"/>
-        <w:ind w:leftChars="0"/>
-        <w:rPr>
-          <w:rFonts w:hint="eastAsia"/>
-          <w:b w:val="0"/>
-          <w:bCs w:val="0"/>
-          <w:color w:val="000000"/>
-          <w:lang w:val="en-US" w:eastAsia="zh"/>
-          <w:woUserID w:val="1"/>
-        </w:rPr>
-      </w:pPr>
-      <w:r>
-        <w:rPr>
-          <w:rFonts w:hint="eastAsia"/>
-          <w:b w:val="0"/>
-          <w:bCs w:val="0"/>
-          <w:color w:val="000000"/>
-          <w:lang w:val="en-US" w:eastAsia="zh"/>
-          <w:woUserID w:val="1"/>
-        </w:rPr>
-        <w:t xml:space="preserve">当前3GPP RRC规范中的RAN可见信息已经包括：应用层缓冲水平列表；媒体起播时延；对应的PDU会话；对应的QoS流标识QFI。 </w:t>
-      </w:r>
-    </w:p>
-    <w:p>
-      <w:pPr>
-        <w:numPr>
-          <w:ilvl w:val="0"/>
-          <w:numId w:val="0"/>
-        </w:numPr>
-        <w:bidi w:val="0"/>
-        <w:ind w:leftChars="0"/>
-        <w:rPr>
-          <w:rFonts w:hint="eastAsia"/>
-          <w:b w:val="0"/>
-          <w:bCs w:val="0"/>
-          <w:color w:val="000000"/>
-          <w:lang w:val="en-US" w:eastAsia="zh"/>
-          <w:woUserID w:val="1"/>
-        </w:rPr>
-      </w:pPr>
-      <w:r>
-        <w:rPr>
-          <w:rFonts w:hint="eastAsia"/>
-          <w:b/>
-          <w:bCs/>
-          <w:color w:val="000000"/>
-          <w:lang w:val="en-US" w:eastAsia="zh"/>
-          <w:woUserID w:val="1"/>
-        </w:rPr>
-        <w:t>（2）苹果专利增加“卡顿预期”语义：</w:t>
-      </w:r>
-      <w:r>
-        <w:rPr>
-          <w:rFonts w:hint="eastAsia"/>
-          <w:b w:val="0"/>
-          <w:bCs w:val="0"/>
-          <w:color w:val="000000"/>
-          <w:lang w:val="en-US" w:eastAsia="zh"/>
-          <w:woUserID w:val="1"/>
-        </w:rPr>
-        <w:t>现有的缓冲字段只能告诉基站当前缓冲还有3秒。</w:t>
-      </w:r>
-    </w:p>
-    <w:p>
-      <w:pPr>
-        <w:numPr>
-          <w:ilvl w:val="0"/>
-          <w:numId w:val="0"/>
-        </w:numPr>
-        <w:bidi w:val="0"/>
-        <w:ind w:leftChars="0"/>
-        <w:rPr>
-          <w:rFonts w:hint="eastAsia"/>
-          <w:b w:val="0"/>
-          <w:bCs w:val="0"/>
-          <w:color w:val="000000"/>
-          <w:lang w:val="en-US" w:eastAsia="zh"/>
-          <w:woUserID w:val="1"/>
-        </w:rPr>
-      </w:pPr>
-      <w:r>
-        <w:rPr>
-          <w:rFonts w:hint="eastAsia"/>
-          <w:b w:val="0"/>
-          <w:bCs w:val="0"/>
-          <w:color w:val="000000"/>
-          <w:lang w:val="en-US" w:eastAsia="zh"/>
-          <w:woUserID w:val="1"/>
-        </w:rPr>
-        <w:t>苹果希望进一步表达：播放器已经无法自救，预计5秒后卡顿。</w:t>
-      </w:r>
-    </w:p>
-    <w:p>
-      <w:pPr>
-        <w:numPr>
-          <w:ilvl w:val="0"/>
-          <w:numId w:val="0"/>
-        </w:numPr>
-        <w:bidi w:val="0"/>
-        <w:ind w:leftChars="0"/>
-        <w:rPr>
-          <w:rFonts w:hint="eastAsia"/>
-          <w:b w:val="0"/>
-          <w:bCs w:val="0"/>
-          <w:color w:val="000000"/>
-          <w:lang w:val="en-US" w:eastAsia="zh"/>
-          <w:woUserID w:val="1"/>
-        </w:rPr>
-      </w:pPr>
-      <w:r>
-        <w:rPr>
-          <w:rFonts w:hint="eastAsia"/>
-          <w:b w:val="0"/>
-          <w:bCs w:val="0"/>
-          <w:color w:val="000000"/>
-          <w:lang w:val="en-US" w:eastAsia="zh"/>
-          <w:woUserID w:val="1"/>
-        </w:rPr>
-        <w:t>因此专利提出，可把下列信息定义为新的RAN可见QoE指标或信息元素：卡顿预期事件；事件产生时间；预计卡顿延迟；对应的缓冲水平；卡顿已经发生的特殊值。</w:t>
-      </w:r>
-    </w:p>
-    <w:p>
-      <w:pPr>
-        <w:numPr>
-          <w:ilvl w:val="0"/>
-          <w:numId w:val="0"/>
-        </w:numPr>
-        <w:bidi w:val="0"/>
-        <w:ind w:leftChars="0"/>
-        <w:rPr>
-          <w:rFonts w:hint="eastAsia"/>
-          <w:b w:val="0"/>
-          <w:bCs w:val="0"/>
-          <w:color w:val="000000"/>
-          <w:lang w:val="en-US" w:eastAsia="zh"/>
-          <w:woUserID w:val="1"/>
-        </w:rPr>
-      </w:pPr>
-      <w:r>
-        <w:rPr>
-          <w:rFonts w:hint="eastAsia"/>
-          <w:b w:val="0"/>
-          <w:bCs w:val="0"/>
-          <w:color w:val="000000"/>
-          <w:lang w:val="en-US" w:eastAsia="zh"/>
-          <w:woUserID w:val="1"/>
-        </w:rPr>
-        <w:t>专利说这些信息可以放进应用层测量报告的IE或字段中，并通过SRB4/SRB5传输。但是要注意：专利提出了字段和编码思路，不代表“预计卡顿时间”已经作为现行3GPP标准中的固定字段全面落地。</w:t>
-      </w:r>
-    </w:p>
-    <w:p>
-      <w:pPr>
-        <w:numPr>
-          <w:ilvl w:val="0"/>
-          <w:numId w:val="0"/>
-        </w:numPr>
-        <w:bidi w:val="0"/>
-        <w:ind w:leftChars="0"/>
-        <w:rPr>
-          <w:rFonts w:hint="eastAsia"/>
-          <w:b w:val="0"/>
-          <w:bCs w:val="0"/>
-          <w:color w:val="000000"/>
-          <w:lang w:val="en-US" w:eastAsia="zh"/>
-          <w:woUserID w:val="1"/>
-        </w:rPr>
-      </w:pPr>
-      <w:r>
-        <w:rPr>
-          <w:rFonts w:hint="eastAsia"/>
-          <w:b w:val="0"/>
-          <w:bCs w:val="0"/>
-          <w:color w:val="000000"/>
-          <w:lang w:val="en-US" w:eastAsia="zh"/>
-          <w:woUserID w:val="1"/>
-        </w:rPr>
-        <w:t>真正商用需要：3GPP增加对应标准字段，或者手机和基站双方采用兼容的厂商扩展。</w:t>
-      </w:r>
-    </w:p>
-    <w:p>
-      <w:pPr>
-        <w:pStyle w:val="3"/>
-        <w:numPr>
-          <w:ilvl w:val="0"/>
-          <w:numId w:val="5"/>
-        </w:numPr>
-        <w:bidi w:val="0"/>
-        <w:ind w:leftChars="0"/>
-        <w:rPr>
-          <w:rFonts w:hint="eastAsia"/>
-          <w:color w:val="000000"/>
-          <w:lang w:val="en-US" w:eastAsia="zh"/>
-          <w:woUserID w:val="1"/>
-        </w:rPr>
-      </w:pPr>
-      <w:r>
-        <w:rPr>
-          <w:rFonts w:hint="eastAsia"/>
-          <w:color w:val="000000"/>
-          <w:lang w:val="en-US" w:eastAsia="zh"/>
-          <w:woUserID w:val="1"/>
-        </w:rPr>
-        <w:t>网络侧 AI 模型推理验证：</w:t>
-      </w:r>
-    </w:p>
-    <w:p>
-      <w:pPr>
-        <w:numPr>
-          <w:numId w:val="0"/>
-        </w:numPr>
-        <w:bidi w:val="0"/>
-        <w:rPr>
-          <w:rFonts w:hint="eastAsia"/>
-          <w:b/>
-          <w:bCs/>
-          <w:color w:val="000000"/>
-          <w:sz w:val="24"/>
-          <w:szCs w:val="28"/>
-          <w:lang w:val="en-US" w:eastAsia="zh"/>
-          <w:woUserID w:val="1"/>
-        </w:rPr>
-      </w:pPr>
-      <w:r>
-        <w:rPr>
-          <w:rFonts w:hint="eastAsia"/>
-          <w:b/>
-          <w:bCs/>
-          <w:color w:val="000000"/>
-          <w:sz w:val="24"/>
-          <w:szCs w:val="28"/>
-          <w:lang w:val="en-US" w:eastAsia="zh"/>
-          <w:woUserID w:val="1"/>
-        </w:rPr>
-        <w:t>申请：2024-04-03；公开：2025-10-09；授权：公开页面未列授权日期，状态显示待审。</w:t>
-      </w:r>
-    </w:p>
-    <w:p>
-      <w:pPr>
-        <w:numPr>
-          <w:numId w:val="0"/>
-        </w:numPr>
-        <w:bidi w:val="0"/>
-        <w:rPr>
-          <w:rFonts w:hint="eastAsia"/>
-          <w:b/>
-          <w:bCs/>
-          <w:color w:val="000000"/>
-          <w:sz w:val="24"/>
-          <w:szCs w:val="28"/>
-          <w:u w:val="none"/>
-          <w:lang w:val="en-US" w:eastAsia="zh"/>
-          <w:woUserID w:val="1"/>
-        </w:rPr>
-      </w:pPr>
-      <w:r>
-        <w:rPr>
-          <w:rFonts w:hint="eastAsia"/>
-          <w:b/>
-          <w:bCs/>
-          <w:color w:val="000000"/>
-          <w:sz w:val="24"/>
-          <w:szCs w:val="28"/>
-          <w:lang w:val="en-US" w:eastAsia="zh"/>
-          <w:woUserID w:val="1"/>
-        </w:rPr>
-        <w:t xml:space="preserve">苹果专利申请 WO2025208462A1 — </w:t>
-      </w:r>
-      <w:r>
-        <w:rPr>
-          <w:rFonts w:hint="eastAsia"/>
-          <w:b/>
-          <w:bCs/>
-          <w:color w:val="000000"/>
-          <w:sz w:val="24"/>
-          <w:szCs w:val="28"/>
-          <w:u w:val="none"/>
-          <w:lang w:val="en-US" w:eastAsia="zh"/>
-          <w:woUserID w:val="1"/>
-        </w:rPr>
-        <w:fldChar w:fldCharType="begin"/>
-      </w:r>
-      <w:r>
-        <w:rPr>
-          <w:rFonts w:hint="eastAsia"/>
-          <w:b/>
-          <w:bCs/>
-          <w:color w:val="000000"/>
-          <w:sz w:val="24"/>
-          <w:szCs w:val="28"/>
-          <w:u w:val="none"/>
-          <w:lang w:val="en-US" w:eastAsia="zh"/>
-          <w:woUserID w:val="1"/>
-        </w:rPr>
-        <w:instrText xml:space="preserve"> HYPERLINK "https://patents.google.com/patent/WO2025208462A1/en" </w:instrText>
-      </w:r>
-      <w:r>
-        <w:rPr>
-          <w:rFonts w:hint="eastAsia"/>
-          <w:b/>
-          <w:bCs/>
-          <w:color w:val="000000"/>
-          <w:sz w:val="24"/>
-          <w:szCs w:val="28"/>
-          <w:u w:val="none"/>
-          <w:lang w:val="en-US" w:eastAsia="zh"/>
-          <w:woUserID w:val="1"/>
-        </w:rPr>
-        <w:fldChar w:fldCharType="separate"/>
-      </w:r>
-      <w:r>
-        <w:rPr>
-          <w:rStyle w:val="11"/>
-          <w:rFonts w:hint="eastAsia"/>
-          <w:b/>
-          <w:bCs/>
-          <w:sz w:val="24"/>
-          <w:szCs w:val="28"/>
-          <w:lang w:val="en-US" w:eastAsia="zh"/>
-          <w:woUserID w:val="1"/>
-        </w:rPr>
-        <w:t>Network-side artificial intelligence based model inference validation</w:t>
-      </w:r>
-      <w:r>
-        <w:rPr>
-          <w:rFonts w:hint="eastAsia"/>
-          <w:b/>
-          <w:bCs/>
-          <w:color w:val="000000"/>
-          <w:sz w:val="24"/>
-          <w:szCs w:val="28"/>
-          <w:u w:val="none"/>
-          <w:lang w:val="en-US" w:eastAsia="zh"/>
-          <w:woUserID w:val="1"/>
-        </w:rPr>
-        <w:fldChar w:fldCharType="end"/>
-      </w:r>
-    </w:p>
-    <w:p>
-      <w:pPr>
-        <w:numPr>
-          <w:numId w:val="0"/>
-        </w:numPr>
-        <w:bidi w:val="0"/>
-        <w:rPr>
-          <w:rFonts w:hint="eastAsia"/>
-          <w:b/>
-          <w:bCs/>
-          <w:color w:val="000000"/>
-          <w:u w:val="none"/>
-          <w:lang w:val="en-US" w:eastAsia="zh"/>
-          <w:woUserID w:val="1"/>
-        </w:rPr>
-      </w:pPr>
-      <w:r>
-        <w:rPr>
-          <w:rFonts w:hint="eastAsia"/>
-          <w:b/>
-          <w:bCs/>
-          <w:color w:val="000000"/>
-          <w:u w:val="none"/>
-          <w:lang w:val="en-US" w:eastAsia="zh"/>
-          <w:woUserID w:val="1"/>
-        </w:rPr>
-        <w:t>（1）技术概述</w:t>
-      </w:r>
-    </w:p>
-    <w:p>
-      <w:pPr>
-        <w:numPr>
-          <w:numId w:val="0"/>
-        </w:numPr>
+        <w:keepNext w:val="0"/>
+        <w:keepLines w:val="0"/>
+        <w:widowControl/>
+        <w:suppressLineNumbers w:val="0"/>
         <w:bidi w:val="0"/>
         <w:ind w:firstLine="420" w:firstLineChars="0"/>
         <w:rPr>
-          <w:rFonts w:hint="eastAsia"/>
-          <w:color w:val="000000"/>
-          <w:u w:val="none"/>
-          <w:lang w:val="en-US" w:eastAsia="zh"/>
-          <w:woUserID w:val="1"/>
-        </w:rPr>
-      </w:pPr>
-      <w:r>
-        <w:rPr>
-          <w:rFonts w:hint="eastAsia"/>
-          <w:color w:val="000000"/>
-          <w:u w:val="none"/>
-          <w:lang w:val="en-US" w:eastAsia="zh"/>
-          <w:woUserID w:val="1"/>
-        </w:rPr>
-        <w:t>这篇研究的是：</w:t>
-      </w:r>
-      <w:r>
-        <w:rPr>
-          <w:rFonts w:hint="eastAsia"/>
-          <w:b/>
-          <w:bCs/>
-          <w:color w:val="000000"/>
-          <w:u w:val="none"/>
-          <w:lang w:val="en-US" w:eastAsia="zh"/>
-          <w:woUserID w:val="1"/>
-        </w:rPr>
-        <w:t>网络侧 AI 根据预测结果管理手机移动性时，怎样确认预测符合手机所在位置的实际无线环境</w:t>
-      </w:r>
-      <w:r>
-        <w:rPr>
-          <w:rFonts w:hint="eastAsia"/>
-          <w:color w:val="000000"/>
-          <w:u w:val="none"/>
-          <w:lang w:val="en-US" w:eastAsia="zh"/>
-          <w:woUserID w:val="1"/>
-        </w:rPr>
-        <w:t>。例如，网络预测邻小区信号已经足够好，于是准备让手机切换过去；如果手机实际测到的信号远差于预测，直接执行可能增加切换失败风险。苹果提出</w:t>
-      </w:r>
-      <w:r>
-        <w:rPr>
-          <w:rFonts w:hint="eastAsia"/>
-          <w:b/>
-          <w:bCs/>
-          <w:color w:val="000000"/>
-          <w:u w:val="none"/>
-          <w:lang w:val="en-US" w:eastAsia="zh"/>
-          <w:woUserID w:val="1"/>
-        </w:rPr>
-        <w:t>让手机充当现场核验者：网络在需要时触发手机测量，将实测值用于检查模型预测；对于基于预测发出的切换命令，还可让手机在执行前比较预测条件与实测条件</w:t>
-      </w:r>
-      <w:r>
-        <w:rPr>
-          <w:rFonts w:hint="eastAsia"/>
-          <w:color w:val="000000"/>
-          <w:u w:val="none"/>
-          <w:lang w:val="en-US" w:eastAsia="zh"/>
-          <w:woUserID w:val="1"/>
-        </w:rPr>
-        <w:t>。这篇关注的是推理结果的验证机制，没有提出一种新的信号预测模型。</w:t>
-      </w:r>
-    </w:p>
-    <w:p>
-      <w:pPr>
-        <w:numPr>
-          <w:numId w:val="0"/>
-        </w:numPr>
-        <w:bidi w:val="0"/>
-        <w:rPr>
-          <w:rFonts w:hint="eastAsia"/>
-          <w:b/>
-          <w:bCs/>
-          <w:color w:val="000000"/>
-          <w:u w:val="none"/>
-          <w:lang w:val="en-US" w:eastAsia="zh"/>
-          <w:woUserID w:val="1"/>
-        </w:rPr>
-      </w:pPr>
-      <w:r>
-        <w:rPr>
-          <w:rFonts w:hint="eastAsia"/>
-          <w:b/>
-          <w:bCs/>
-          <w:color w:val="000000"/>
-          <w:u w:val="none"/>
-          <w:lang w:val="en-US" w:eastAsia="zh"/>
-          <w:woUserID w:val="1"/>
-        </w:rPr>
-        <w:t>（2）关键机制</w:t>
-      </w:r>
-    </w:p>
-    <w:p>
-      <w:pPr>
-        <w:numPr>
-          <w:numId w:val="0"/>
-        </w:numPr>
-        <w:bidi w:val="0"/>
-        <w:rPr>
-          <w:rFonts w:hint="eastAsia"/>
-          <w:color w:val="000000"/>
-          <w:u w:val="none"/>
-          <w:lang w:val="en-US" w:eastAsia="zh"/>
-          <w:woUserID w:val="1"/>
-        </w:rPr>
-      </w:pPr>
-      <w:r>
-        <w:rPr>
-          <w:rFonts w:hint="eastAsia"/>
-          <w:color w:val="000000"/>
-          <w:u w:val="none"/>
-          <w:lang w:val="en-US" w:eastAsia="zh"/>
-          <w:woUserID w:val="1"/>
-        </w:rPr>
-        <w:t xml:space="preserve">1. </w:t>
-      </w:r>
-      <w:r>
-        <w:rPr>
-          <w:rFonts w:hint="eastAsia"/>
-          <w:b/>
-          <w:bCs/>
-          <w:color w:val="000000"/>
-          <w:u w:val="none"/>
-          <w:lang w:val="en-US" w:eastAsia="zh"/>
-          <w:woUserID w:val="1"/>
-        </w:rPr>
-        <w:t>一份测量配置，多次按需触发：</w:t>
-      </w:r>
-      <w:r>
-        <w:rPr>
-          <w:rFonts w:hint="eastAsia"/>
-          <w:color w:val="000000"/>
-          <w:u w:val="none"/>
-          <w:lang w:val="en-US" w:eastAsia="zh"/>
-          <w:woUserID w:val="1"/>
-        </w:rPr>
-        <w:t>网络先向手机下发“测什么、怎么报告”的配置，手机保存它。此后网络每次需要核验预测，只需发送触发指示，手机就能复用已有配置，完成测量并回报。这样设计是为了避免每核验一次都重新下发完整测量配置。触发时还可以限定本次测量的小区、时间和次数。这里的</w:t>
-      </w:r>
-      <w:r>
-        <w:rPr>
-          <w:rFonts w:hint="eastAsia"/>
-          <w:b/>
-          <w:bCs/>
-          <w:color w:val="000000"/>
-          <w:u w:val="none"/>
-          <w:lang w:val="en-US" w:eastAsia="zh"/>
-          <w:woUserID w:val="1"/>
-        </w:rPr>
-        <w:t>“一次性测量”指每次触发执行一次或指定次数，保存的配置可以再次使用</w:t>
-      </w:r>
-      <w:r>
-        <w:rPr>
-          <w:rFonts w:hint="eastAsia"/>
-          <w:color w:val="000000"/>
-          <w:u w:val="none"/>
-          <w:lang w:val="en-US" w:eastAsia="zh"/>
+          <w:woUserID w:val="1"/>
+        </w:rPr>
+      </w:pPr>
+      <w:r>
+        <w:rPr>
+          <w:woUserID w:val="1"/>
+        </w:rPr>
+        <w:t>这里尤其要分清：</w:t>
+      </w:r>
+      <w:r>
+        <w:rPr>
+          <w:b/>
+          <w:bCs/>
+          <w:woUserID w:val="1"/>
+        </w:rPr>
+        <w:t>“模型可用”表示预测能力已准备好；“预测报告可用”表示手机后来产生了一次具体风险预警</w:t>
+      </w:r>
+      <w:r>
+        <w:rPr>
+          <w:woUserID w:val="1"/>
+        </w:rPr>
+        <w:t>。它们是不同阶段的通知。</w:t>
+      </w:r>
+    </w:p>
+    <w:p>
+      <w:pPr>
+        <w:keepNext w:val="0"/>
+        <w:keepLines w:val="0"/>
+        <w:widowControl/>
+        <w:suppressLineNumbers w:val="0"/>
+        <w:bidi w:val="0"/>
+        <w:rPr>
+          <w:b/>
+          <w:bCs/>
+          <w:woUserID w:val="1"/>
+        </w:rPr>
+      </w:pPr>
+      <w:r>
+        <w:rPr>
+          <w:rFonts w:hint="eastAsia"/>
+          <w:b/>
+          <w:bCs/>
+          <w:lang w:eastAsia="zh"/>
+          <w:woUserID w:val="1"/>
+        </w:rPr>
+        <w:t>——</w:t>
+      </w:r>
+      <w:r>
+        <w:rPr>
+          <w:b/>
+          <w:bCs/>
+          <w:woUserID w:val="1"/>
+        </w:rPr>
+        <w:t>模型预测什么，预警怎样触发</w:t>
+      </w:r>
+    </w:p>
+    <w:p>
+      <w:pPr>
+        <w:keepNext w:val="0"/>
+        <w:keepLines w:val="0"/>
+        <w:widowControl/>
+        <w:suppressLineNumbers w:val="0"/>
+        <w:bidi w:val="0"/>
+        <w:ind w:firstLine="420" w:firstLineChars="0"/>
+        <w:rPr>
+          <w:woUserID w:val="1"/>
+        </w:rPr>
+      </w:pPr>
+      <w:r>
+        <w:rPr>
+          <w:woUserID w:val="1"/>
+        </w:rPr>
+        <w:t>原文提出两类可能的预测思路：</w:t>
+      </w:r>
+      <w:r>
+        <w:rPr>
+          <w:b/>
+          <w:bCs/>
+          <w:woUserID w:val="1"/>
+        </w:rPr>
+        <w:t>预测 BLER 等链路错误指标，再判断 RLF 风险</w:t>
+      </w:r>
+      <w:r>
+        <w:rPr>
+          <w:woUserID w:val="1"/>
+        </w:rPr>
+        <w:t>；</w:t>
+      </w:r>
+      <w:r>
+        <w:rPr>
+          <w:b/>
+          <w:bCs/>
+          <w:woUserID w:val="1"/>
+        </w:rPr>
+        <w:t>或者综合多个链路输入，直接分类失败风险</w:t>
+      </w:r>
+      <w:r>
+        <w:rPr>
+          <w:woUserID w:val="1"/>
+        </w:rPr>
+        <w:t>。LSTM、RNN 是举例的模型类型，不是专利已经确定并验证的唯一实现。</w:t>
+      </w:r>
+      <w:r>
+        <w:rPr>
+          <w:b/>
+          <w:bCs/>
+          <w:woUserID w:val="1"/>
+        </w:rPr>
+        <w:t>原文没有给出完整输入字段、训练标签构造、网络结构和模型性能数据</w:t>
+      </w:r>
+      <w:r>
+        <w:rPr>
           <w:woUserID w:val="1"/>
         </w:rPr>
         <w:t>。</w:t>
@@ -5559,302 +6712,338 @@
     </w:p>
     <w:p>
       <w:pPr>
-        <w:numPr>
-          <w:numId w:val="0"/>
-        </w:numPr>
-        <w:bidi w:val="0"/>
-        <w:rPr>
-          <w:rFonts w:hint="eastAsia"/>
-          <w:color w:val="000000"/>
-          <w:u w:val="none"/>
-          <w:lang w:val="en-US" w:eastAsia="zh"/>
-          <w:woUserID w:val="1"/>
-        </w:rPr>
-      </w:pPr>
-      <w:r>
-        <w:rPr>
-          <w:rFonts w:hint="eastAsia"/>
-          <w:color w:val="000000"/>
-          <w:u w:val="none"/>
-          <w:lang w:val="en-US" w:eastAsia="zh"/>
-          <w:woUserID w:val="1"/>
-        </w:rPr>
-        <w:t xml:space="preserve">2. </w:t>
-      </w:r>
-      <w:r>
-        <w:rPr>
-          <w:rFonts w:hint="eastAsia"/>
-          <w:b/>
-          <w:bCs/>
-          <w:color w:val="000000"/>
-          <w:u w:val="none"/>
-          <w:lang w:val="en-US" w:eastAsia="zh"/>
-          <w:woUserID w:val="1"/>
-        </w:rPr>
-        <w:t>切换前核对预测条件：</w:t>
-      </w:r>
-      <w:r>
-        <w:rPr>
-          <w:rFonts w:hint="eastAsia"/>
-          <w:color w:val="000000"/>
-          <w:u w:val="none"/>
-          <w:lang w:val="en-US" w:eastAsia="zh"/>
-          <w:woUserID w:val="1"/>
-        </w:rPr>
-        <w:t>专利进一步提出，</w:t>
-      </w:r>
-      <w:r>
-        <w:rPr>
-          <w:rFonts w:hint="eastAsia"/>
-          <w:b/>
-          <w:bCs/>
-          <w:color w:val="000000"/>
-          <w:u w:val="none"/>
-          <w:lang w:val="en-US" w:eastAsia="zh"/>
-          <w:woUserID w:val="1"/>
-        </w:rPr>
-        <w:t>如果网络因 AI 预测而下发切换命令，命令可以附上预测的服务小区、目标小区测量值及允许偏差</w:t>
-      </w:r>
-      <w:r>
-        <w:rPr>
-          <w:rFonts w:hint="eastAsia"/>
-          <w:color w:val="000000"/>
-          <w:u w:val="none"/>
-          <w:lang w:val="en-US" w:eastAsia="zh"/>
-          <w:woUserID w:val="1"/>
-        </w:rPr>
-        <w:t>。手机拿自己的实际测量比较；差异在门限内则执行切换，超出门限则按该方案拒绝，并反馈原因或测量信息。专利还考虑测量值是否足够新：过旧的实测数据不宜用来核对眼前的切换条件。</w:t>
-      </w:r>
-    </w:p>
-    <w:p>
-      <w:pPr>
-        <w:numPr>
-          <w:numId w:val="0"/>
-        </w:numPr>
+        <w:keepNext w:val="0"/>
+        <w:keepLines w:val="0"/>
+        <w:widowControl/>
+        <w:suppressLineNumbers w:val="0"/>
         <w:bidi w:val="0"/>
         <w:ind w:firstLine="420" w:firstLineChars="0"/>
         <w:rPr>
-          <w:rFonts w:hint="eastAsia"/>
-          <w:color w:val="000000"/>
-          <w:u w:val="none"/>
-          <w:lang w:val="en-US" w:eastAsia="zh"/>
-          <w:woUserID w:val="1"/>
-        </w:rPr>
-      </w:pPr>
-      <w:r>
-        <w:rPr>
-          <w:rFonts w:hint="eastAsia"/>
-          <w:color w:val="000000"/>
-          <w:u w:val="none"/>
-          <w:lang w:val="en-US" w:eastAsia="zh"/>
-          <w:woUserID w:val="1"/>
-        </w:rPr>
-        <w:t>这两点解决的问题不同：</w:t>
-      </w:r>
-      <w:r>
-        <w:rPr>
-          <w:rFonts w:hint="eastAsia"/>
-          <w:b/>
-          <w:bCs/>
-          <w:color w:val="000000"/>
-          <w:u w:val="none"/>
-          <w:lang w:val="en-US" w:eastAsia="zh"/>
-          <w:woUserID w:val="1"/>
-        </w:rPr>
-        <w:t>前者是低开销地取得实测值，用来检查网络模型；后者是在执行一次具体网络动作前，检查支撑该动作的预测是否成立</w:t>
-      </w:r>
-      <w:r>
-        <w:rPr>
-          <w:rFonts w:hint="eastAsia"/>
-          <w:color w:val="000000"/>
-          <w:u w:val="none"/>
-          <w:lang w:val="en-US" w:eastAsia="zh"/>
-          <w:woUserID w:val="1"/>
-        </w:rPr>
-        <w:t>。</w:t>
-      </w:r>
-    </w:p>
-    <w:p>
-      <w:pPr>
-        <w:numPr>
-          <w:numId w:val="0"/>
-        </w:numPr>
-        <w:bidi w:val="0"/>
-        <w:rPr>
-          <w:rFonts w:hint="eastAsia"/>
-          <w:color w:val="000000"/>
-          <w:u w:val="none"/>
-          <w:lang w:val="en-US" w:eastAsia="zh"/>
-          <w:woUserID w:val="1"/>
-        </w:rPr>
-      </w:pPr>
-      <w:r>
-        <w:rPr>
-          <w:rFonts w:hint="eastAsia"/>
-          <w:b/>
-          <w:bCs/>
-          <w:color w:val="000000"/>
-          <w:u w:val="none"/>
-          <w:lang w:val="en-US" w:eastAsia="zh"/>
-          <w:woUserID w:val="1"/>
-        </w:rPr>
-        <w:t>（3）研究启示与应用思路</w:t>
-      </w:r>
-    </w:p>
-    <w:p>
-      <w:pPr>
-        <w:numPr>
-          <w:numId w:val="0"/>
-        </w:numPr>
+          <w:woUserID w:val="1"/>
+        </w:rPr>
+      </w:pPr>
+      <w:r>
+        <w:rPr>
+          <w:woUserID w:val="1"/>
+        </w:rPr>
+        <w:t>模型可以</w:t>
+      </w:r>
+      <w:r>
+        <w:rPr>
+          <w:b/>
+          <w:bCs/>
+          <w:woUserID w:val="1"/>
+        </w:rPr>
+        <w:t>输出预测 RLF 的置信水平</w:t>
+      </w:r>
+      <w:r>
+        <w:rPr>
+          <w:woUserID w:val="1"/>
+        </w:rPr>
+        <w:t>，也可</w:t>
+      </w:r>
+      <w:r>
+        <w:rPr>
+          <w:b/>
+          <w:bCs/>
+          <w:woUserID w:val="1"/>
+        </w:rPr>
+        <w:t>输出预计距离失败还有多久</w:t>
+      </w:r>
+      <w:r>
+        <w:rPr>
+          <w:woUserID w:val="1"/>
+        </w:rPr>
+        <w:t>。基站能够配置上报门限；一种方案要求“</w:t>
+      </w:r>
+      <w:r>
+        <w:rPr>
+          <w:b/>
+          <w:bCs/>
+          <w:woUserID w:val="1"/>
+        </w:rPr>
+        <w:t>评分超过门限，而且预计失败时间短于门限</w:t>
+      </w:r>
+      <w:r>
+        <w:rPr>
+          <w:woUserID w:val="1"/>
+        </w:rPr>
+        <w:t>”才报告。专利举出的 95% 是门限示例，不是已验证的预测准确率，也不能直接解释成经过校准的真实故障概率。</w:t>
+      </w:r>
+    </w:p>
+    <w:p>
+      <w:pPr>
+        <w:keepNext w:val="0"/>
+        <w:keepLines w:val="0"/>
+        <w:widowControl/>
+        <w:suppressLineNumbers w:val="0"/>
+        <w:bidi w:val="0"/>
+        <w:rPr>
+          <w:woUserID w:val="1"/>
+        </w:rPr>
+      </w:pPr>
+      <w:r>
+        <w:rPr>
+          <w:b/>
+          <w:bCs/>
+          <w:woUserID w:val="1"/>
+        </w:rPr>
+        <w:t>预警发送方式</w:t>
+      </w:r>
+      <w:r>
+        <w:rPr>
+          <w:woUserID w:val="1"/>
+        </w:rPr>
+        <w:t>也有区别：</w:t>
+      </w:r>
+      <w:r>
+        <w:rPr>
+          <w:b/>
+          <w:bCs/>
+          <w:woUserID w:val="1"/>
+        </w:rPr>
+        <w:t>手机可以先提示“有报告可取”，等基站请求再给详情；可以主动提示；可以把预测附在本来就要发的测量报告上；也可以让风险越过门限本身触发一次新报告</w:t>
+      </w:r>
+      <w:r>
+        <w:rPr>
+          <w:woUserID w:val="1"/>
+        </w:rPr>
+        <w:t>。如果网络还没取报告，而风险已下降，专利还考虑撤销先前的提示。这些是可选的信令实施方式。</w:t>
+      </w:r>
+    </w:p>
+    <w:p>
+      <w:pPr>
+        <w:keepNext w:val="0"/>
+        <w:keepLines w:val="0"/>
+        <w:widowControl/>
+        <w:suppressLineNumbers w:val="0"/>
+        <w:bidi w:val="0"/>
+        <w:rPr>
+          <w:woUserID w:val="1"/>
+        </w:rPr>
+      </w:pPr>
+      <w:r>
+        <w:rPr>
+          <w:rFonts w:hint="eastAsia"/>
+          <w:b/>
+          <w:bCs/>
+          <w:lang w:eastAsia="zh"/>
+          <w:woUserID w:val="1"/>
+        </w:rPr>
+        <w:t>——</w:t>
+      </w:r>
+      <w:r>
+        <w:rPr>
+          <w:b/>
+          <w:bCs/>
+          <w:woUserID w:val="1"/>
+        </w:rPr>
+        <w:t>切换失败分支</w:t>
+      </w:r>
+    </w:p>
+    <w:p>
+      <w:pPr>
+        <w:keepNext w:val="0"/>
+        <w:keepLines w:val="0"/>
+        <w:widowControl/>
+        <w:suppressLineNumbers w:val="0"/>
         <w:bidi w:val="0"/>
         <w:ind w:firstLine="420" w:firstLineChars="0"/>
         <w:rPr>
-          <w:rFonts w:hint="eastAsia"/>
-          <w:color w:val="000000"/>
-          <w:u w:val="none"/>
-          <w:lang w:val="en-US" w:eastAsia="zh"/>
-          <w:woUserID w:val="1"/>
-        </w:rPr>
-      </w:pPr>
-      <w:r>
-        <w:rPr>
-          <w:rFonts w:hint="eastAsia"/>
-          <w:color w:val="000000"/>
-          <w:u w:val="none"/>
-          <w:lang w:val="en-US" w:eastAsia="zh"/>
-          <w:woUserID w:val="1"/>
-        </w:rPr>
-        <w:t>手机不只是被动提供测试数据，还可以用自身测量指出“网络预测与我当前位置的实际情况不符”。这与</w:t>
-      </w:r>
-      <w:r>
-        <w:rPr>
-          <w:rFonts w:hint="eastAsia"/>
-          <w:b/>
-          <w:bCs/>
-          <w:color w:val="000000"/>
-          <w:u w:val="none"/>
-          <w:lang w:val="en-US" w:eastAsia="zh"/>
-          <w:woUserID w:val="1"/>
-        </w:rPr>
-        <w:t>动态场景测试、预测可信度评估和动作安全校验</w:t>
-      </w:r>
-      <w:r>
-        <w:rPr>
-          <w:rFonts w:hint="eastAsia"/>
-          <w:color w:val="000000"/>
-          <w:u w:val="none"/>
-          <w:lang w:val="en-US" w:eastAsia="zh"/>
-          <w:woUserID w:val="1"/>
-        </w:rPr>
-        <w:t>直接相关。</w:t>
-      </w:r>
-    </w:p>
-    <w:p>
-      <w:pPr>
-        <w:numPr>
-          <w:numId w:val="0"/>
-        </w:numPr>
+          <w:woUserID w:val="1"/>
+        </w:rPr>
+      </w:pPr>
+      <w:r>
+        <w:rPr>
+          <w:woUserID w:val="1"/>
+        </w:rPr>
+        <w:t>手机从小区 A 向 B 移动时，通常先向 A 报告邻区测量，之后网络才决定是否请求 B 接纳手机、向手机下发切换命令。专利把切换失败预测放在这个决策之前：</w:t>
+      </w:r>
+      <w:r>
+        <w:rPr>
+          <w:b/>
+          <w:bCs/>
+          <w:woUserID w:val="1"/>
+        </w:rPr>
+        <w:t>手机可以随测量报告，给出切往 B、C 等不同候选小区各自的失败风险；还可能附上预计失败时间，以及切换过早、过晚或来回切换等类型</w:t>
+      </w:r>
+      <w:r>
+        <w:rPr>
+          <w:woUserID w:val="1"/>
+        </w:rPr>
+        <w:t>。这样网络在选择目标小区时，除了看信号测量，还能参考终端给出的失败风险。</w:t>
+      </w:r>
+    </w:p>
+    <w:p>
+      <w:pPr>
+        <w:keepNext w:val="0"/>
+        <w:keepLines w:val="0"/>
+        <w:widowControl/>
+        <w:suppressLineNumbers w:val="0"/>
         <w:bidi w:val="0"/>
         <w:ind w:firstLine="420" w:firstLineChars="0"/>
         <w:rPr>
-          <w:rFonts w:hint="eastAsia"/>
-          <w:color w:val="000000"/>
-          <w:u w:val="none"/>
-          <w:lang w:val="en-US" w:eastAsia="zh"/>
-          <w:woUserID w:val="1"/>
-        </w:rPr>
-      </w:pPr>
-      <w:r>
-        <w:rPr>
-          <w:rFonts w:hint="eastAsia"/>
-          <w:color w:val="000000"/>
-          <w:u w:val="none"/>
-          <w:lang w:val="en-US" w:eastAsia="zh"/>
-          <w:woUserID w:val="1"/>
-        </w:rPr>
-        <w:t>一个可行的研究起点是利用移动测试日志，将网络预测值、同一时刻的终端实测值、切换决定和最终切换结果对齐，分析多大预测偏差会对应更高的切换失败或通信中断风险。再比较“始终相信预测”与“超过门限时要求复核”两种策略，观察切换失败率、中断时长，以及额外测量和上报开销。这是从专利机制推导出的测试研究思路；完整复现其“手机拒绝网络切换命令”流程，则需要可控网络和终端协议支持。</w:t>
-      </w:r>
-    </w:p>
-    <w:p>
-      <w:pPr>
-        <w:numPr>
-          <w:numId w:val="0"/>
-        </w:numPr>
-        <w:bidi w:val="0"/>
-        <w:rPr>
-          <w:rFonts w:hint="eastAsia"/>
-          <w:color w:val="000000"/>
-          <w:u w:val="none"/>
-          <w:lang w:val="en-US" w:eastAsia="zh"/>
-          <w:woUserID w:val="1"/>
-        </w:rPr>
-      </w:pPr>
-      <w:r>
-        <w:rPr>
-          <w:rFonts w:hint="eastAsia"/>
-          <w:b/>
-          <w:bCs/>
-          <w:color w:val="000000"/>
-          <w:u w:val="none"/>
-          <w:lang w:val="en-US" w:eastAsia="zh"/>
-          <w:woUserID w:val="1"/>
-        </w:rPr>
-        <w:t>（4）研究成熟度</w:t>
-      </w:r>
-    </w:p>
-    <w:p>
-      <w:pPr>
-        <w:numPr>
-          <w:numId w:val="0"/>
-        </w:numPr>
+          <w:woUserID w:val="1"/>
+        </w:rPr>
+      </w:pPr>
+      <w:r>
+        <w:rPr>
+          <w:woUserID w:val="1"/>
+        </w:rPr>
+        <w:t xml:space="preserve">专利还把预测延伸到 </w:t>
+      </w:r>
+      <w:r>
+        <w:rPr>
+          <w:b/>
+          <w:bCs/>
+          <w:woUserID w:val="1"/>
+        </w:rPr>
+        <w:t>LTM 移动性流程</w:t>
+      </w:r>
+      <w:r>
+        <w:rPr>
+          <w:woUserID w:val="1"/>
+        </w:rPr>
+        <w:t>：例如</w:t>
+      </w:r>
+      <w:r>
+        <w:rPr>
+          <w:b/>
+          <w:bCs/>
+          <w:woUserID w:val="1"/>
+        </w:rPr>
+        <w:t>预测执行失败后恢复是否可能成功，以及如何传递相关风险信息</w:t>
+      </w:r>
+      <w:r>
+        <w:rPr>
+          <w:woUserID w:val="1"/>
+        </w:rPr>
+        <w:t>。这属于主方案的扩展，不改变其核心信息流——手机预测并报告，网络参与移动性控制。</w:t>
+      </w:r>
+    </w:p>
+    <w:p>
+      <w:pPr>
+        <w:keepNext w:val="0"/>
+        <w:keepLines w:val="0"/>
+        <w:widowControl/>
+        <w:suppressLineNumbers w:val="0"/>
+        <w:bidi w:val="0"/>
+        <w:rPr>
+          <w:woUserID w:val="1"/>
+        </w:rPr>
+      </w:pPr>
+      <w:r>
+        <w:rPr>
+          <w:rFonts w:hint="eastAsia"/>
+          <w:b/>
+          <w:bCs/>
+          <w:lang w:eastAsia="zh"/>
+          <w:woUserID w:val="1"/>
+        </w:rPr>
+        <w:t>（3）</w:t>
+      </w:r>
+      <w:r>
+        <w:rPr>
+          <w:b/>
+          <w:bCs/>
+          <w:woUserID w:val="1"/>
+        </w:rPr>
+        <w:t>研究启示与成熟度</w:t>
+      </w:r>
+    </w:p>
+    <w:p>
+      <w:pPr>
+        <w:keepNext w:val="0"/>
+        <w:keepLines w:val="0"/>
+        <w:widowControl/>
+        <w:suppressLineNumbers w:val="0"/>
         <w:bidi w:val="0"/>
         <w:ind w:firstLine="420" w:firstLineChars="0"/>
         <w:rPr>
-          <w:rFonts w:hint="eastAsia"/>
-          <w:color w:val="000000"/>
-          <w:u w:val="none"/>
-          <w:lang w:val="en-US" w:eastAsia="zh"/>
-          <w:woUserID w:val="1"/>
-        </w:rPr>
-      </w:pPr>
-      <w:r>
-        <w:rPr>
-          <w:rFonts w:hint="eastAsia"/>
-          <w:color w:val="000000"/>
-          <w:u w:val="none"/>
-          <w:lang w:val="en-US" w:eastAsia="zh"/>
-          <w:woUserID w:val="1"/>
-        </w:rPr>
-        <w:t>目前应归为专利提出的协议与控制机制，不能归为已验证的成熟产品方案。专利详细描述了手机和基站的交互及判断条件，但文本没有提供可据以评价效果的公开实验数据，例如切换失败率降低多少、测量开销节省多少；也没有说明商用手机和基站已经部署该机制。尤其要注意，</w:t>
+          <w:woUserID w:val="1"/>
+        </w:rPr>
+      </w:pPr>
+      <w:r>
+        <w:rPr>
+          <w:woUserID w:val="1"/>
+        </w:rPr>
+        <w:t>研究对象是</w:t>
+      </w:r>
+      <w:r>
+        <w:rPr>
+          <w:b/>
+          <w:bCs/>
+          <w:woUserID w:val="1"/>
+        </w:rPr>
+        <w:t>手机移动过程中的链路中断和切换失败</w:t>
+      </w:r>
+      <w:r>
+        <w:rPr>
+          <w:woUserID w:val="1"/>
+        </w:rPr>
+        <w:t>。测试时值得关注的不只是模型准确率，还包括预警能提前多久、漏报与误报多少、风险分数是否可信、对每个候选小区的判断是否有用，以及额外上报带来多少开销。这些是依据专利方案提出的验证问题，并非专利已报告的实验结果。</w:t>
+      </w:r>
+    </w:p>
+    <w:p>
+      <w:pPr>
+        <w:keepNext w:val="0"/>
+        <w:keepLines w:val="0"/>
+        <w:widowControl/>
+        <w:suppressLineNumbers w:val="0"/>
+        <w:bidi w:val="0"/>
+        <w:rPr>
+          <w:woUserID w:val="1"/>
+        </w:rPr>
+      </w:pPr>
+      <w:r>
+        <w:rPr>
+          <w:rFonts w:hint="eastAsia"/>
+          <w:b/>
+          <w:bCs/>
+          <w:lang w:eastAsia="zh"/>
+          <w:woUserID w:val="1"/>
+        </w:rPr>
+        <w:t>研究</w:t>
+      </w:r>
+      <w:r>
+        <w:rPr>
+          <w:b/>
+          <w:bCs/>
+          <w:woUserID w:val="1"/>
+        </w:rPr>
+        <w:t>成熟度</w:t>
+      </w:r>
+      <w:r>
+        <w:rPr>
+          <w:woUserID w:val="1"/>
+        </w:rPr>
+        <w:t>：终端与网络协同的专利方案，模型效果和现网落地尚无原文证据。</w:t>
       </w:r>
       <w:bookmarkStart w:id="0" w:name="_GoBack"/>
-      <w:r>
-        <w:rPr>
-          <w:rFonts w:hint="eastAsia"/>
-          <w:b/>
-          <w:bCs/>
-          <w:color w:val="000000"/>
-          <w:u w:val="none"/>
-          <w:lang w:val="en-US" w:eastAsia="zh"/>
-          <w:woUserID w:val="1"/>
-        </w:rPr>
-        <w:t>“预测值与实测值之差小于门限”只验证了选定的无线条件，并不等于证明切换一定安全</w:t>
-      </w:r>
       <w:bookmarkEnd w:id="0"/>
       <w:r>
         <w:rPr>
-          <w:rFonts w:hint="eastAsia"/>
-          <w:color w:val="000000"/>
-          <w:u w:val="none"/>
-          <w:lang w:val="en-US" w:eastAsia="zh"/>
-          <w:woUserID w:val="1"/>
-        </w:rPr>
-        <w:t>。</w:t>
-      </w:r>
-    </w:p>
-    <w:p>
-      <w:pPr>
-        <w:numPr>
+          <w:woUserID w:val="1"/>
+        </w:rPr>
+        <w:t>它对能力协商、启用、门限和信令给出了较具体的设计；对训练数据、具体模型和实际改善幅度没有提供可复现的实验。若只有手机侧测试日志，可先研究“预测是否能早于真实故障且评分是否可靠”；若要复现专利的完整基站配置与上报流程，则需要可控网络及终端协议支持。</w:t>
+      </w:r>
+    </w:p>
+    <w:p>
+      <w:pPr>
+        <w:keepNext w:val="0"/>
+        <w:keepLines w:val="0"/>
+        <w:widowControl/>
+        <w:suppressLineNumbers w:val="0"/>
+        <w:bidi w:val="0"/>
+        <w:rPr>
+          <w:woUserID w:val="1"/>
+        </w:rPr>
+      </w:pPr>
+    </w:p>
+    <w:p>
+      <w:pPr>
+        <w:numPr>
+          <w:ilvl w:val="0"/>
           <w:numId w:val="0"/>
         </w:numPr>
         <w:bidi w:val="0"/>

--- a/2026.9.22-调研精读.docx
+++ b/2026.9.22-调研精读.docx
@@ -123,7 +123,7 @@
       </w:r>
       <w:r>
         <w:rPr>
-          <w:rStyle w:val="11"/>
+          <w:rStyle w:val="12"/>
           <w:woUserID w:val="1"/>
         </w:rPr>
         <w:t>SafeSlice: Enabling SLA-Compliant O-RAN Slicing via Safe Deep Reinforcement Learning</w:t>
@@ -2015,12 +2015,6 @@
             <w:insideV w:val="none" w:color="auto" w:sz="0" w:space="0"/>
           </w:tblBorders>
           <w:shd w:val="clear" w:color="auto" w:fill="auto"/>
-          <w:tblCellMar>
-            <w:top w:w="15" w:type="dxa"/>
-            <w:left w:w="15" w:type="dxa"/>
-            <w:bottom w:w="15" w:type="dxa"/>
-            <w:right w:w="15" w:type="dxa"/>
-          </w:tblCellMar>
         </w:tblPrEx>
         <w:trPr>
           <w:tblCellSpacing w:w="15" w:type="dxa"/>
@@ -3676,6 +3670,3552 @@
         <w:ind w:leftChars="0"/>
         <w:rPr>
           <w:rFonts w:hint="eastAsia"/>
+          <w:color w:val="000000"/>
+          <w:lang w:val="en-US" w:eastAsia="zh"/>
+          <w:woUserID w:val="1"/>
+        </w:rPr>
+      </w:pPr>
+    </w:p>
+    <w:p>
+      <w:pPr>
+        <w:pStyle w:val="3"/>
+        <w:numPr>
+          <w:ilvl w:val="0"/>
+          <w:numId w:val="0"/>
+        </w:numPr>
+        <w:bidi w:val="0"/>
+        <w:ind w:leftChars="0"/>
+        <w:rPr>
+          <w:rFonts w:hint="eastAsia"/>
+          <w:color w:val="000000"/>
+          <w:lang w:val="en-US" w:eastAsia="zh"/>
+          <w:woUserID w:val="1"/>
+        </w:rPr>
+      </w:pPr>
+      <w:r>
+        <w:rPr>
+          <w:rFonts w:hint="eastAsia"/>
+          <w:color w:val="000000"/>
+          <w:lang w:val="en-US" w:eastAsia="zh"/>
+          <w:woUserID w:val="1"/>
+        </w:rPr>
+        <w:t>2、华为无线数字孪生专利与 SafeSlice：详细总结和对比</w:t>
+      </w:r>
+    </w:p>
+    <w:p>
+      <w:pPr>
+        <w:numPr>
+          <w:ilvl w:val="0"/>
+          <w:numId w:val="0"/>
+        </w:numPr>
+        <w:bidi w:val="0"/>
+        <w:ind w:leftChars="0" w:firstLine="420" w:firstLineChars="0"/>
+        <w:rPr>
+          <w:rFonts w:hint="eastAsia"/>
+          <w:color w:val="000000"/>
+          <w:lang w:val="en-US" w:eastAsia="zh"/>
+          <w:woUserID w:val="1"/>
+        </w:rPr>
+      </w:pPr>
+      <w:r>
+        <w:rPr>
+          <w:rFonts w:hint="eastAsia"/>
+          <w:color w:val="000000"/>
+          <w:lang w:val="en-US" w:eastAsia="zh"/>
+          <w:woUserID w:val="1"/>
+        </w:rPr>
+        <w:t xml:space="preserve">华为专利 WO2025010581A1 — </w:t>
+      </w:r>
+      <w:r>
+        <w:rPr>
+          <w:rFonts w:hint="eastAsia"/>
+          <w:color w:val="000000"/>
+          <w:lang w:val="en-US" w:eastAsia="zh"/>
+          <w:woUserID w:val="1"/>
+        </w:rPr>
+        <w:fldChar w:fldCharType="begin"/>
+      </w:r>
+      <w:r>
+        <w:rPr>
+          <w:rFonts w:hint="eastAsia"/>
+          <w:color w:val="000000"/>
+          <w:lang w:val="en-US" w:eastAsia="zh"/>
+          <w:woUserID w:val="1"/>
+        </w:rPr>
+        <w:instrText xml:space="preserve"> HYPERLINK "https://patents.google.com/patent/WO2025010581A1/en?utm_source=chatgpt.com" </w:instrText>
+      </w:r>
+      <w:r>
+        <w:rPr>
+          <w:rFonts w:hint="eastAsia"/>
+          <w:color w:val="000000"/>
+          <w:lang w:val="en-US" w:eastAsia="zh"/>
+          <w:woUserID w:val="1"/>
+        </w:rPr>
+        <w:fldChar w:fldCharType="separate"/>
+      </w:r>
+      <w:r>
+        <w:rPr>
+          <w:rFonts w:hint="eastAsia"/>
+          <w:color w:val="000000"/>
+          <w:lang w:val="en-US" w:eastAsia="zh"/>
+          <w:woUserID w:val="1"/>
+        </w:rPr>
+        <w:t>Attention-based model for wireless digital twin</w:t>
+      </w:r>
+      <w:r>
+        <w:rPr>
+          <w:rFonts w:hint="eastAsia"/>
+          <w:color w:val="000000"/>
+          <w:lang w:val="en-US" w:eastAsia="zh"/>
+          <w:woUserID w:val="1"/>
+        </w:rPr>
+        <w:fldChar w:fldCharType="end"/>
+      </w:r>
+      <w:r>
+        <w:rPr>
+          <w:rFonts w:hint="eastAsia"/>
+          <w:color w:val="000000"/>
+          <w:lang w:val="en-US" w:eastAsia="zh"/>
+          <w:woUserID w:val="1"/>
+        </w:rPr>
+        <w:t>，申请日为 2023 年 7 月 10 日，公开日为 2025 年 1 月 16 日。</w:t>
+      </w:r>
+    </w:p>
+    <w:p>
+      <w:pPr>
+        <w:numPr>
+          <w:ilvl w:val="0"/>
+          <w:numId w:val="0"/>
+        </w:numPr>
+        <w:bidi w:val="0"/>
+        <w:ind w:leftChars="0" w:firstLine="420" w:firstLineChars="0"/>
+        <w:rPr>
+          <w:rFonts w:hint="eastAsia"/>
+          <w:color w:val="000000"/>
+          <w:lang w:val="en-US" w:eastAsia="zh"/>
+          <w:woUserID w:val="1"/>
+        </w:rPr>
+      </w:pPr>
+      <w:r>
+        <w:rPr>
+          <w:rFonts w:hint="eastAsia"/>
+          <w:color w:val="000000"/>
+          <w:lang w:val="en-US" w:eastAsia="zh"/>
+          <w:woUserID w:val="1"/>
+        </w:rPr>
+        <w:t>两者都把</w:t>
+      </w:r>
+      <w:r>
+        <w:rPr>
+          <w:rFonts w:hint="eastAsia"/>
+          <w:b/>
+          <w:bCs/>
+          <w:color w:val="000000"/>
+          <w:lang w:val="en-US" w:eastAsia="zh"/>
+          <w:woUserID w:val="1"/>
+        </w:rPr>
+        <w:t>“网络状态＋动作”交给模型预测后果</w:t>
+      </w:r>
+      <w:r>
+        <w:rPr>
+          <w:rFonts w:hint="eastAsia"/>
+          <w:color w:val="000000"/>
+          <w:lang w:val="en-US" w:eastAsia="zh"/>
+          <w:woUserID w:val="1"/>
+        </w:rPr>
+        <w:t>，但</w:t>
+      </w:r>
+      <w:r>
+        <w:rPr>
+          <w:rFonts w:hint="eastAsia"/>
+          <w:b/>
+          <w:bCs/>
+          <w:color w:val="000000"/>
+          <w:lang w:val="en-US" w:eastAsia="zh"/>
+          <w:woUserID w:val="1"/>
+        </w:rPr>
+        <w:t>华为专利重点研究“网络参数变化下，未来业务量或吞吐量会怎样”</w:t>
+      </w:r>
+      <w:r>
+        <w:rPr>
+          <w:rFonts w:hint="eastAsia"/>
+          <w:color w:val="000000"/>
+          <w:lang w:val="en-US" w:eastAsia="zh"/>
+          <w:woUserID w:val="1"/>
+        </w:rPr>
+        <w:t>；</w:t>
+      </w:r>
+      <w:r>
+        <w:rPr>
+          <w:rFonts w:hint="eastAsia"/>
+          <w:b/>
+          <w:bCs/>
+          <w:color w:val="000000"/>
+          <w:lang w:val="en-US" w:eastAsia="zh"/>
+          <w:woUserID w:val="1"/>
+        </w:rPr>
+        <w:t>SafeSlice 则把“预测的动作后果”接入明确的时延门限，决定这次资源分配动作能不能执行</w:t>
+      </w:r>
+      <w:r>
+        <w:rPr>
+          <w:rFonts w:hint="eastAsia"/>
+          <w:color w:val="000000"/>
+          <w:lang w:val="en-US" w:eastAsia="zh"/>
+          <w:woUserID w:val="1"/>
+        </w:rPr>
+        <w:t>。 因此，把华为专利称为“候选动作效果评估的模型基础”是合适的。</w:t>
+      </w:r>
+    </w:p>
+    <w:p>
+      <w:pPr>
+        <w:numPr>
+          <w:ilvl w:val="0"/>
+          <w:numId w:val="0"/>
+        </w:numPr>
+        <w:bidi w:val="0"/>
+        <w:ind w:leftChars="0"/>
+        <w:rPr>
+          <w:rFonts w:hint="eastAsia"/>
+          <w:color w:val="000000"/>
+          <w:lang w:val="en-US" w:eastAsia="zh"/>
+          <w:woUserID w:val="1"/>
+        </w:rPr>
+      </w:pPr>
+      <w:r>
+        <w:rPr>
+          <w:rFonts w:hint="eastAsia"/>
+          <w:color w:val="000000"/>
+          <w:lang w:val="en-US" w:eastAsia="zh"/>
+          <w:woUserID w:val="1"/>
+        </w:rPr>
+        <w:t>（1）华为专利从头到尾在做什么</w:t>
+      </w:r>
+    </w:p>
+    <w:p>
+      <w:pPr>
+        <w:numPr>
+          <w:ilvl w:val="0"/>
+          <w:numId w:val="0"/>
+        </w:numPr>
+        <w:bidi w:val="0"/>
+        <w:ind w:leftChars="0"/>
+        <w:rPr>
+          <w:rFonts w:hint="eastAsia"/>
+          <w:color w:val="000000"/>
+          <w:lang w:val="en-US" w:eastAsia="zh"/>
+          <w:woUserID w:val="1"/>
+        </w:rPr>
+      </w:pPr>
+      <w:r>
+        <w:rPr>
+          <w:rFonts w:hint="eastAsia"/>
+          <w:color w:val="000000"/>
+          <w:lang w:val="en-US" w:eastAsia="zh"/>
+          <w:woUserID w:val="1"/>
+        </w:rPr>
+        <w:t>1. 它要解决的问题</w:t>
+      </w:r>
+    </w:p>
+    <w:p>
+      <w:pPr>
+        <w:numPr>
+          <w:ilvl w:val="0"/>
+          <w:numId w:val="0"/>
+        </w:numPr>
+        <w:bidi w:val="0"/>
+        <w:ind w:leftChars="0" w:firstLine="420" w:firstLineChars="0"/>
+        <w:rPr>
+          <w:rFonts w:hint="eastAsia"/>
+          <w:color w:val="000000"/>
+          <w:lang w:val="en-US" w:eastAsia="zh"/>
+          <w:woUserID w:val="1"/>
+        </w:rPr>
+      </w:pPr>
+      <w:r>
+        <w:rPr>
+          <w:rFonts w:hint="eastAsia"/>
+          <w:color w:val="000000"/>
+          <w:lang w:val="en-US" w:eastAsia="zh"/>
+          <w:woUserID w:val="1"/>
+        </w:rPr>
+        <w:t>网络管理人员准备调整无线网络参数时，希望事先知道：</w:t>
+      </w:r>
+      <w:r>
+        <w:rPr>
+          <w:rFonts w:hint="eastAsia"/>
+          <w:b/>
+          <w:bCs/>
+          <w:color w:val="000000"/>
+          <w:lang w:val="en-US" w:eastAsia="zh"/>
+          <w:woUserID w:val="1"/>
+        </w:rPr>
+        <w:t>调整后，网络性能可能怎样变化？</w:t>
+      </w:r>
+      <w:r>
+        <w:rPr>
+          <w:rFonts w:hint="eastAsia"/>
+          <w:color w:val="000000"/>
+          <w:lang w:val="en-US" w:eastAsia="zh"/>
+          <w:woUserID w:val="1"/>
+        </w:rPr>
+        <w:t xml:space="preserve"> 要回答这个问题，数字孪生需要学到两种规律：</w:t>
+      </w:r>
+    </w:p>
+    <w:p>
+      <w:pPr>
+        <w:numPr>
+          <w:ilvl w:val="0"/>
+          <w:numId w:val="0"/>
+        </w:numPr>
+        <w:bidi w:val="0"/>
+        <w:ind w:leftChars="0"/>
+        <w:rPr>
+          <w:rFonts w:hint="eastAsia"/>
+          <w:b/>
+          <w:bCs/>
+          <w:color w:val="000000"/>
+          <w:lang w:val="en-US" w:eastAsia="zh"/>
+          <w:woUserID w:val="1"/>
+        </w:rPr>
+      </w:pPr>
+      <w:r>
+        <w:rPr>
+          <w:rFonts w:hint="eastAsia"/>
+          <w:b/>
+          <w:bCs/>
+          <w:color w:val="000000"/>
+          <w:lang w:val="en-US" w:eastAsia="zh"/>
+          <w:woUserID w:val="1"/>
+        </w:rPr>
+        <w:t>时间规律：同一天不同小时的业务量、吞吐量会变化；不同天之间也有关联。</w:t>
+      </w:r>
+    </w:p>
+    <w:p>
+      <w:pPr>
+        <w:numPr>
+          <w:ilvl w:val="0"/>
+          <w:numId w:val="0"/>
+        </w:numPr>
+        <w:bidi w:val="0"/>
+        <w:ind w:leftChars="0"/>
+        <w:rPr>
+          <w:rFonts w:hint="eastAsia"/>
+          <w:color w:val="000000"/>
+          <w:lang w:val="en-US" w:eastAsia="zh"/>
+          <w:woUserID w:val="1"/>
+        </w:rPr>
+      </w:pPr>
+      <w:r>
+        <w:rPr>
+          <w:rFonts w:hint="eastAsia"/>
+          <w:b/>
+          <w:bCs/>
+          <w:color w:val="000000"/>
+          <w:lang w:val="en-US" w:eastAsia="zh"/>
+          <w:woUserID w:val="1"/>
+        </w:rPr>
+        <w:t>参数规律：网络采取了什么配置动作，也可能改变后续性能。</w:t>
+      </w:r>
+    </w:p>
+    <w:p>
+      <w:pPr>
+        <w:numPr>
+          <w:ilvl w:val="0"/>
+          <w:numId w:val="0"/>
+        </w:numPr>
+        <w:bidi w:val="0"/>
+        <w:ind w:leftChars="0" w:firstLine="420" w:firstLineChars="0"/>
+        <w:rPr>
+          <w:rFonts w:hint="eastAsia"/>
+          <w:color w:val="000000"/>
+          <w:lang w:val="en-US" w:eastAsia="zh"/>
+          <w:woUserID w:val="1"/>
+        </w:rPr>
+      </w:pPr>
+      <w:r>
+        <w:rPr>
+          <w:rFonts w:hint="eastAsia"/>
+          <w:color w:val="000000"/>
+          <w:lang w:val="en-US" w:eastAsia="zh"/>
+          <w:woUserID w:val="1"/>
+        </w:rPr>
+        <w:t>专利认为，已有预测方法对较长时间的变化以及网络参数的影响考虑不足，所以提出</w:t>
+      </w:r>
+      <w:r>
+        <w:rPr>
+          <w:rFonts w:hint="eastAsia"/>
+          <w:b/>
+          <w:bCs/>
+          <w:color w:val="000000"/>
+          <w:lang w:val="en-US" w:eastAsia="zh"/>
+          <w:woUserID w:val="1"/>
+        </w:rPr>
+        <w:t>同时学习小时尺度和天尺度规律的注意力模型</w:t>
+      </w:r>
+      <w:r>
+        <w:rPr>
+          <w:rFonts w:hint="eastAsia"/>
+          <w:color w:val="000000"/>
+          <w:lang w:val="en-US" w:eastAsia="zh"/>
+          <w:woUserID w:val="1"/>
+        </w:rPr>
+        <w:t>。这里的“数字孪生”可以先理解为依据历史数据建立的网络性能预测软件；专利展示的是其中的预测模型，并非完整复制了真实基站的所有行为。</w:t>
+      </w:r>
+    </w:p>
+    <w:p>
+      <w:pPr>
+        <w:numPr>
+          <w:ilvl w:val="0"/>
+          <w:numId w:val="0"/>
+        </w:numPr>
+        <w:bidi w:val="0"/>
+        <w:ind w:leftChars="0"/>
+        <w:rPr>
+          <w:rFonts w:hint="eastAsia"/>
+          <w:color w:val="000000"/>
+          <w:lang w:val="en-US" w:eastAsia="zh"/>
+          <w:woUserID w:val="1"/>
+        </w:rPr>
+      </w:pPr>
+      <w:r>
+        <w:rPr>
+          <w:rFonts w:hint="eastAsia"/>
+          <w:color w:val="000000"/>
+          <w:lang w:val="en-US" w:eastAsia="zh"/>
+          <w:woUserID w:val="1"/>
+        </w:rPr>
+        <w:t>2. 它究竟输入什么、输出什么</w:t>
+      </w:r>
+    </w:p>
+    <w:p>
+      <w:pPr>
+        <w:numPr>
+          <w:ilvl w:val="0"/>
+          <w:numId w:val="0"/>
+        </w:numPr>
+        <w:bidi w:val="0"/>
+        <w:ind w:leftChars="0" w:firstLine="420" w:firstLineChars="0"/>
+        <w:rPr>
+          <w:rFonts w:hint="eastAsia"/>
+          <w:color w:val="000000"/>
+          <w:lang w:val="en-US" w:eastAsia="zh"/>
+          <w:woUserID w:val="1"/>
+        </w:rPr>
+      </w:pPr>
+      <w:r>
+        <w:rPr>
+          <w:rFonts w:hint="eastAsia"/>
+          <w:color w:val="000000"/>
+          <w:lang w:val="en-US" w:eastAsia="zh"/>
+          <w:woUserID w:val="1"/>
+        </w:rPr>
+        <w:t>专利用一组状态—动作对组织历史记录。状态s_i 是某段时间的网络性能，例如一天中 24 个小时各自的吞吐量；动作 a_i 是相应的网络参数。预测第八天时，可以把问题写成：</w:t>
+      </w:r>
+    </w:p>
+    <w:p>
+      <w:pPr>
+        <w:numPr>
+          <w:ilvl w:val="0"/>
+          <w:numId w:val="0"/>
+        </w:numPr>
+        <w:bidi w:val="0"/>
+        <w:ind w:leftChars="0"/>
+        <w:jc w:val="center"/>
+        <w:rPr>
+          <w:rFonts w:hint="eastAsia"/>
+          <w:color w:val="000000"/>
+          <w:lang w:val="en-US" w:eastAsia="zh"/>
+          <w:woUserID w:val="1"/>
+        </w:rPr>
+      </w:pPr>
+      <w:r>
+        <w:rPr>
+          <w:rFonts w:hint="eastAsia"/>
+          <w:color w:val="000000"/>
+          <w:lang w:val="en-US" w:eastAsia="zh"/>
+          <w:woUserID w:val="1"/>
+        </w:rPr>
+        <w:drawing>
+          <wp:inline distT="0" distB="0" distL="114300" distR="114300">
+            <wp:extent cx="2400300" cy="220345"/>
+            <wp:effectExtent l="0" t="0" r="0" b="8255"/>
+            <wp:docPr id="6" name="图片 6"/>
+            <wp:cNvGraphicFramePr>
+              <a:graphicFrameLocks xmlns:a="http://schemas.openxmlformats.org/drawingml/2006/main" noChangeAspect="1"/>
+            </wp:cNvGraphicFramePr>
+            <a:graphic xmlns:a="http://schemas.openxmlformats.org/drawingml/2006/main">
+              <a:graphicData uri="http://schemas.openxmlformats.org/drawingml/2006/picture">
+                <pic:pic xmlns:pic="http://schemas.openxmlformats.org/drawingml/2006/picture">
+                  <pic:nvPicPr>
+                    <pic:cNvPr id="6" name="图片 6"/>
+                    <pic:cNvPicPr>
+                      <a:picLocks noChangeAspect="1"/>
+                    </pic:cNvPicPr>
+                  </pic:nvPicPr>
+                  <pic:blipFill>
+                    <a:blip r:embed="rId7"/>
+                    <a:stretch>
+                      <a:fillRect/>
+                    </a:stretch>
+                  </pic:blipFill>
+                  <pic:spPr>
+                    <a:xfrm>
+                      <a:off x="0" y="0"/>
+                      <a:ext cx="2400300" cy="220345"/>
+                    </a:xfrm>
+                    <a:prstGeom prst="rect">
+                      <a:avLst/>
+                    </a:prstGeom>
+                  </pic:spPr>
+                </pic:pic>
+              </a:graphicData>
+            </a:graphic>
+          </wp:inline>
+        </w:drawing>
+      </w:r>
+    </w:p>
+    <w:p>
+      <w:pPr>
+        <w:numPr>
+          <w:ilvl w:val="0"/>
+          <w:numId w:val="0"/>
+        </w:numPr>
+        <w:bidi w:val="0"/>
+        <w:ind w:leftChars="0"/>
+        <w:rPr>
+          <w:rFonts w:hint="eastAsia"/>
+          <w:color w:val="000000"/>
+          <w:lang w:val="en-US" w:eastAsia="zh"/>
+          <w:woUserID w:val="1"/>
+        </w:rPr>
+      </w:pPr>
+      <w:r>
+        <w:rPr>
+          <w:rFonts w:hint="eastAsia"/>
+          <w:color w:val="000000"/>
+          <w:lang w:val="en-US" w:eastAsia="zh"/>
+          <w:woUserID w:val="1"/>
+        </w:rPr>
+        <w:t>意思是：已知前七天的性能和参数，也知道第八天拟采用的参数，预测第八天的性能。 原文的具体示例是</w:t>
+      </w:r>
+      <w:r>
+        <w:rPr>
+          <w:rFonts w:hint="eastAsia"/>
+          <w:b/>
+          <w:bCs/>
+          <w:color w:val="000000"/>
+          <w:lang w:val="en-US" w:eastAsia="zh"/>
+          <w:woUserID w:val="1"/>
+        </w:rPr>
+        <w:t>预测下一天的逐小时吞吐量或业务量</w:t>
+      </w:r>
+      <w:r>
+        <w:rPr>
+          <w:rFonts w:hint="eastAsia"/>
+          <w:color w:val="000000"/>
+          <w:lang w:val="en-US" w:eastAsia="zh"/>
+          <w:woUserID w:val="1"/>
+        </w:rPr>
+        <w:t>。示例中，一天的 KPI 向量有 24 个值，动作向量有 38 个维度，输入序列长为七天。专利没有把这 38 个维度逐项列成具体的基站参数清单，所以不能直接说它评估的是天线下倾角、发射功率或 PRB 比例中的某一项。</w:t>
+      </w:r>
+    </w:p>
+    <w:p>
+      <w:pPr>
+        <w:numPr>
+          <w:ilvl w:val="0"/>
+          <w:numId w:val="0"/>
+        </w:numPr>
+        <w:bidi w:val="0"/>
+        <w:ind w:leftChars="0" w:firstLine="420" w:firstLineChars="0"/>
+        <w:rPr>
+          <w:rFonts w:hint="eastAsia"/>
+          <w:color w:val="000000"/>
+          <w:lang w:val="en-US" w:eastAsia="zh"/>
+          <w:woUserID w:val="1"/>
+        </w:rPr>
+      </w:pPr>
+      <w:r>
+        <w:rPr>
+          <w:rFonts w:hint="eastAsia"/>
+          <w:color w:val="000000"/>
+          <w:lang w:val="en-US" w:eastAsia="zh"/>
+          <w:woUserID w:val="1"/>
+        </w:rPr>
+        <w:t>用一个帮助理解、并非专利实验原始数据的例子：假设前七天每天都记录了逐小时小区吞吐量和所用网络参数。现在准备在第八天采用方案 A，模型给出一条第八天的吞吐量曲线；把拟采用参数换成方案 B，便可以再得到另一条曲线。这样做可以比较两个方案的预测效果。但两条预测曲线之差，并不会自动成为“方案 B 一定导致吞吐量增加”的因果证明；尤其当 B 很少出现在训练数据中时，更需要实际验证。</w:t>
+      </w:r>
+    </w:p>
+    <w:p>
+      <w:pPr>
+        <w:numPr>
+          <w:ilvl w:val="0"/>
+          <w:numId w:val="0"/>
+        </w:numPr>
+        <w:bidi w:val="0"/>
+        <w:ind w:leftChars="0"/>
+        <w:rPr>
+          <w:rFonts w:hint="eastAsia"/>
+          <w:color w:val="000000"/>
+          <w:lang w:val="en-US" w:eastAsia="zh"/>
+          <w:woUserID w:val="1"/>
+        </w:rPr>
+      </w:pPr>
+      <w:r>
+        <w:rPr>
+          <w:rFonts w:hint="eastAsia"/>
+          <w:color w:val="000000"/>
+          <w:lang w:val="en-US" w:eastAsia="zh"/>
+          <w:woUserID w:val="1"/>
+        </w:rPr>
+        <w:t xml:space="preserve">3. </w:t>
+      </w:r>
+      <w:r>
+        <w:rPr>
+          <w:rFonts w:hint="eastAsia"/>
+          <w:b/>
+          <w:bCs/>
+          <w:color w:val="000000"/>
+          <w:lang w:val="en-US" w:eastAsia="zh"/>
+          <w:woUserID w:val="1"/>
+        </w:rPr>
+        <w:t>为什么要用两条模型分支</w:t>
+      </w:r>
+    </w:p>
+    <w:p>
+      <w:pPr>
+        <w:numPr>
+          <w:ilvl w:val="0"/>
+          <w:numId w:val="0"/>
+        </w:numPr>
+        <w:bidi w:val="0"/>
+        <w:ind w:leftChars="0"/>
+        <w:rPr>
+          <w:rFonts w:hint="eastAsia"/>
+          <w:color w:val="000000"/>
+          <w:lang w:val="en-US" w:eastAsia="zh"/>
+          <w:woUserID w:val="1"/>
+        </w:rPr>
+      </w:pPr>
+      <w:r>
+        <w:rPr>
+          <w:rFonts w:hint="eastAsia"/>
+          <w:color w:val="000000"/>
+          <w:lang w:val="en-US" w:eastAsia="zh"/>
+          <w:woUserID w:val="1"/>
+        </w:rPr>
+        <w:t>图 4 的模型有两条分支：</w:t>
+      </w:r>
+    </w:p>
+    <w:tbl>
+      <w:tblPr>
+        <w:tblW w:w="5000" w:type="pct"/>
+        <w:tblCellSpacing w:w="15" w:type="dxa"/>
+        <w:tblInd w:w="0" w:type="dxa"/>
+        <w:tblBorders>
+          <w:top w:val="none" w:color="auto" w:sz="0" w:space="0"/>
+          <w:left w:val="none" w:color="auto" w:sz="0" w:space="0"/>
+          <w:bottom w:val="none" w:color="auto" w:sz="0" w:space="0"/>
+          <w:right w:val="none" w:color="auto" w:sz="0" w:space="0"/>
+          <w:insideH w:val="none" w:color="auto" w:sz="0" w:space="0"/>
+          <w:insideV w:val="none" w:color="auto" w:sz="0" w:space="0"/>
+        </w:tblBorders>
+        <w:shd w:val="clear"/>
+        <w:tblLayout w:type="autofit"/>
+        <w:tblCellMar>
+          <w:top w:w="15" w:type="dxa"/>
+          <w:left w:w="15" w:type="dxa"/>
+          <w:bottom w:w="15" w:type="dxa"/>
+          <w:right w:w="15" w:type="dxa"/>
+        </w:tblCellMar>
+      </w:tblPr>
+      <w:tblGrid>
+        <w:gridCol w:w="2935"/>
+        <w:gridCol w:w="2582"/>
+        <w:gridCol w:w="2879"/>
+      </w:tblGrid>
+      <w:tr>
+        <w:tblPrEx>
+          <w:tblBorders>
+            <w:top w:val="none" w:color="auto" w:sz="0" w:space="0"/>
+            <w:left w:val="none" w:color="auto" w:sz="0" w:space="0"/>
+            <w:bottom w:val="none" w:color="auto" w:sz="0" w:space="0"/>
+            <w:right w:val="none" w:color="auto" w:sz="0" w:space="0"/>
+            <w:insideH w:val="none" w:color="auto" w:sz="0" w:space="0"/>
+            <w:insideV w:val="none" w:color="auto" w:sz="0" w:space="0"/>
+          </w:tblBorders>
+          <w:shd w:val="clear"/>
+          <w:tblCellMar>
+            <w:top w:w="15" w:type="dxa"/>
+            <w:left w:w="15" w:type="dxa"/>
+            <w:bottom w:w="15" w:type="dxa"/>
+            <w:right w:w="15" w:type="dxa"/>
+          </w:tblCellMar>
+        </w:tblPrEx>
+        <w:trPr>
+          <w:tblHeader/>
+          <w:tblCellSpacing w:w="15" w:type="dxa"/>
+        </w:trPr>
+        <w:tc>
+          <w:tcPr>
+            <w:tcW w:w="1721" w:type="pct"/>
+            <w:shd w:val="clear"/>
+            <w:vAlign w:val="center"/>
+          </w:tcPr>
+          <w:p>
+            <w:pPr>
+              <w:numPr>
+                <w:ilvl w:val="0"/>
+                <w:numId w:val="0"/>
+              </w:numPr>
+              <w:bidi w:val="0"/>
+              <w:ind w:leftChars="0"/>
+              <w:rPr>
+                <w:rFonts w:hint="eastAsia"/>
+                <w:color w:val="000000"/>
+                <w:lang w:val="en-US" w:eastAsia="zh"/>
+                <w:woUserID w:val="1"/>
+              </w:rPr>
+            </w:pPr>
+            <w:r>
+              <w:rPr>
+                <w:rFonts w:hint="eastAsia"/>
+                <w:color w:val="000000"/>
+                <w:lang w:val="en-US" w:eastAsia="zh"/>
+                <w:woUserID w:val="1"/>
+              </w:rPr>
+              <w:t>分支</w:t>
+            </w:r>
+          </w:p>
+        </w:tc>
+        <w:tc>
+          <w:tcPr>
+            <w:tcW w:w="1519" w:type="pct"/>
+            <w:shd w:val="clear"/>
+            <w:vAlign w:val="center"/>
+          </w:tcPr>
+          <w:p>
+            <w:pPr>
+              <w:numPr>
+                <w:ilvl w:val="0"/>
+                <w:numId w:val="0"/>
+              </w:numPr>
+              <w:bidi w:val="0"/>
+              <w:ind w:leftChars="0"/>
+              <w:rPr>
+                <w:rFonts w:hint="eastAsia"/>
+                <w:color w:val="000000"/>
+                <w:lang w:val="en-US" w:eastAsia="zh"/>
+                <w:woUserID w:val="1"/>
+              </w:rPr>
+            </w:pPr>
+            <w:r>
+              <w:rPr>
+                <w:rFonts w:hint="eastAsia"/>
+                <w:color w:val="000000"/>
+                <w:lang w:val="en-US" w:eastAsia="zh"/>
+                <w:woUserID w:val="1"/>
+              </w:rPr>
+              <w:t>主要看什么</w:t>
+            </w:r>
+          </w:p>
+        </w:tc>
+        <w:tc>
+          <w:tcPr>
+            <w:tcW w:w="1687" w:type="pct"/>
+            <w:shd w:val="clear"/>
+            <w:vAlign w:val="center"/>
+          </w:tcPr>
+          <w:p>
+            <w:pPr>
+              <w:numPr>
+                <w:ilvl w:val="0"/>
+                <w:numId w:val="0"/>
+              </w:numPr>
+              <w:bidi w:val="0"/>
+              <w:ind w:leftChars="0"/>
+              <w:rPr>
+                <w:rFonts w:hint="eastAsia"/>
+                <w:color w:val="000000"/>
+                <w:lang w:val="en-US" w:eastAsia="zh"/>
+                <w:woUserID w:val="1"/>
+              </w:rPr>
+            </w:pPr>
+            <w:r>
+              <w:rPr>
+                <w:rFonts w:hint="eastAsia"/>
+                <w:color w:val="000000"/>
+                <w:lang w:val="en-US" w:eastAsia="zh"/>
+                <w:woUserID w:val="1"/>
+              </w:rPr>
+              <w:t>为什么需要</w:t>
+            </w:r>
+          </w:p>
+        </w:tc>
+      </w:tr>
+      <w:tr>
+        <w:tblPrEx>
+          <w:tblBorders>
+            <w:top w:val="none" w:color="auto" w:sz="0" w:space="0"/>
+            <w:left w:val="none" w:color="auto" w:sz="0" w:space="0"/>
+            <w:bottom w:val="none" w:color="auto" w:sz="0" w:space="0"/>
+            <w:right w:val="none" w:color="auto" w:sz="0" w:space="0"/>
+            <w:insideH w:val="none" w:color="auto" w:sz="0" w:space="0"/>
+            <w:insideV w:val="none" w:color="auto" w:sz="0" w:space="0"/>
+          </w:tblBorders>
+          <w:shd w:val="clear"/>
+          <w:tblCellMar>
+            <w:top w:w="15" w:type="dxa"/>
+            <w:left w:w="15" w:type="dxa"/>
+            <w:bottom w:w="15" w:type="dxa"/>
+            <w:right w:w="15" w:type="dxa"/>
+          </w:tblCellMar>
+        </w:tblPrEx>
+        <w:trPr>
+          <w:tblCellSpacing w:w="15" w:type="dxa"/>
+        </w:trPr>
+        <w:tc>
+          <w:tcPr>
+            <w:tcW w:w="1721" w:type="pct"/>
+            <w:shd w:val="clear"/>
+            <w:vAlign w:val="center"/>
+          </w:tcPr>
+          <w:p>
+            <w:pPr>
+              <w:numPr>
+                <w:ilvl w:val="0"/>
+                <w:numId w:val="0"/>
+              </w:numPr>
+              <w:bidi w:val="0"/>
+              <w:ind w:leftChars="0"/>
+              <w:rPr>
+                <w:rFonts w:hint="eastAsia"/>
+                <w:color w:val="000000"/>
+                <w:lang w:val="en-US" w:eastAsia="zh"/>
+                <w:woUserID w:val="1"/>
+              </w:rPr>
+            </w:pPr>
+            <w:r>
+              <w:rPr>
+                <w:rFonts w:hint="eastAsia"/>
+                <w:b/>
+                <w:bCs/>
+                <w:color w:val="000000"/>
+                <w:lang w:val="en-US" w:eastAsia="zh"/>
+                <w:woUserID w:val="1"/>
+              </w:rPr>
+              <w:t>Transformer 编码器</w:t>
+            </w:r>
+          </w:p>
+        </w:tc>
+        <w:tc>
+          <w:tcPr>
+            <w:tcW w:w="1519" w:type="pct"/>
+            <w:shd w:val="clear"/>
+            <w:vAlign w:val="center"/>
+          </w:tcPr>
+          <w:p>
+            <w:pPr>
+              <w:numPr>
+                <w:ilvl w:val="0"/>
+                <w:numId w:val="0"/>
+              </w:numPr>
+              <w:bidi w:val="0"/>
+              <w:ind w:leftChars="0"/>
+              <w:rPr>
+                <w:rFonts w:hint="eastAsia"/>
+                <w:color w:val="000000"/>
+                <w:lang w:val="en-US" w:eastAsia="zh"/>
+                <w:woUserID w:val="1"/>
+              </w:rPr>
+            </w:pPr>
+            <w:r>
+              <w:rPr>
+                <w:rFonts w:hint="eastAsia"/>
+                <w:color w:val="000000"/>
+                <w:lang w:val="en-US" w:eastAsia="zh"/>
+                <w:woUserID w:val="1"/>
+              </w:rPr>
+              <w:t>小时尺度的 KPI 变化</w:t>
+            </w:r>
+          </w:p>
+        </w:tc>
+        <w:tc>
+          <w:tcPr>
+            <w:tcW w:w="1687" w:type="pct"/>
+            <w:shd w:val="clear"/>
+            <w:vAlign w:val="center"/>
+          </w:tcPr>
+          <w:p>
+            <w:pPr>
+              <w:numPr>
+                <w:ilvl w:val="0"/>
+                <w:numId w:val="0"/>
+              </w:numPr>
+              <w:bidi w:val="0"/>
+              <w:ind w:leftChars="0"/>
+              <w:rPr>
+                <w:rFonts w:hint="eastAsia"/>
+                <w:color w:val="000000"/>
+                <w:lang w:val="en-US" w:eastAsia="zh"/>
+                <w:woUserID w:val="1"/>
+              </w:rPr>
+            </w:pPr>
+            <w:r>
+              <w:rPr>
+                <w:rFonts w:hint="eastAsia"/>
+                <w:color w:val="000000"/>
+                <w:lang w:val="en-US" w:eastAsia="zh"/>
+                <w:woUserID w:val="1"/>
+              </w:rPr>
+              <w:t>捕捉一天之内的变化形态</w:t>
+            </w:r>
+          </w:p>
+        </w:tc>
+      </w:tr>
+      <w:tr>
+        <w:tblPrEx>
+          <w:tblBorders>
+            <w:top w:val="none" w:color="auto" w:sz="0" w:space="0"/>
+            <w:left w:val="none" w:color="auto" w:sz="0" w:space="0"/>
+            <w:bottom w:val="none" w:color="auto" w:sz="0" w:space="0"/>
+            <w:right w:val="none" w:color="auto" w:sz="0" w:space="0"/>
+            <w:insideH w:val="none" w:color="auto" w:sz="0" w:space="0"/>
+            <w:insideV w:val="none" w:color="auto" w:sz="0" w:space="0"/>
+          </w:tblBorders>
+          <w:shd w:val="clear"/>
+          <w:tblCellMar>
+            <w:top w:w="15" w:type="dxa"/>
+            <w:left w:w="15" w:type="dxa"/>
+            <w:bottom w:w="15" w:type="dxa"/>
+            <w:right w:w="15" w:type="dxa"/>
+          </w:tblCellMar>
+        </w:tblPrEx>
+        <w:trPr>
+          <w:tblCellSpacing w:w="15" w:type="dxa"/>
+        </w:trPr>
+        <w:tc>
+          <w:tcPr>
+            <w:tcW w:w="1721" w:type="pct"/>
+            <w:shd w:val="clear"/>
+            <w:vAlign w:val="center"/>
+          </w:tcPr>
+          <w:p>
+            <w:pPr>
+              <w:numPr>
+                <w:ilvl w:val="0"/>
+                <w:numId w:val="0"/>
+              </w:numPr>
+              <w:bidi w:val="0"/>
+              <w:ind w:leftChars="0"/>
+              <w:rPr>
+                <w:rFonts w:hint="eastAsia"/>
+                <w:color w:val="000000"/>
+                <w:lang w:val="en-US" w:eastAsia="zh"/>
+                <w:woUserID w:val="1"/>
+              </w:rPr>
+            </w:pPr>
+            <w:r>
+              <w:rPr>
+                <w:rFonts w:hint="eastAsia"/>
+                <w:b/>
+                <w:bCs/>
+                <w:color w:val="000000"/>
+                <w:lang w:val="en-US" w:eastAsia="zh"/>
+                <w:woUserID w:val="1"/>
+              </w:rPr>
+              <w:t>AttenInAtten</w:t>
+            </w:r>
+            <w:r>
+              <w:rPr>
+                <w:rFonts w:hint="eastAsia"/>
+                <w:color w:val="000000"/>
+                <w:lang w:val="en-US" w:eastAsia="zh"/>
+                <w:woUserID w:val="1"/>
+              </w:rPr>
+              <w:t>，即“注意力中的注意力”</w:t>
+            </w:r>
+          </w:p>
+        </w:tc>
+        <w:tc>
+          <w:tcPr>
+            <w:tcW w:w="1519" w:type="pct"/>
+            <w:shd w:val="clear"/>
+            <w:vAlign w:val="center"/>
+          </w:tcPr>
+          <w:p>
+            <w:pPr>
+              <w:numPr>
+                <w:ilvl w:val="0"/>
+                <w:numId w:val="0"/>
+              </w:numPr>
+              <w:bidi w:val="0"/>
+              <w:ind w:leftChars="0"/>
+              <w:rPr>
+                <w:rFonts w:hint="eastAsia"/>
+                <w:color w:val="000000"/>
+                <w:lang w:val="en-US" w:eastAsia="zh"/>
+                <w:woUserID w:val="1"/>
+              </w:rPr>
+            </w:pPr>
+            <w:r>
+              <w:rPr>
+                <w:rFonts w:hint="eastAsia"/>
+                <w:color w:val="000000"/>
+                <w:lang w:val="en-US" w:eastAsia="zh"/>
+                <w:woUserID w:val="1"/>
+              </w:rPr>
+              <w:t>多天之间的状态、动作及预测任务关系</w:t>
+            </w:r>
+          </w:p>
+        </w:tc>
+        <w:tc>
+          <w:tcPr>
+            <w:tcW w:w="1687" w:type="pct"/>
+            <w:shd w:val="clear"/>
+            <w:vAlign w:val="center"/>
+          </w:tcPr>
+          <w:p>
+            <w:pPr>
+              <w:numPr>
+                <w:ilvl w:val="0"/>
+                <w:numId w:val="0"/>
+              </w:numPr>
+              <w:bidi w:val="0"/>
+              <w:ind w:leftChars="0"/>
+              <w:rPr>
+                <w:rFonts w:hint="eastAsia"/>
+                <w:color w:val="000000"/>
+                <w:lang w:val="en-US" w:eastAsia="zh"/>
+                <w:woUserID w:val="1"/>
+              </w:rPr>
+            </w:pPr>
+            <w:r>
+              <w:rPr>
+                <w:rFonts w:hint="eastAsia"/>
+                <w:color w:val="000000"/>
+                <w:lang w:val="en-US" w:eastAsia="zh"/>
+                <w:woUserID w:val="1"/>
+              </w:rPr>
+              <w:t>利用先前各天的规律，预测较远一天的状态</w:t>
+            </w:r>
+          </w:p>
+        </w:tc>
+      </w:tr>
+    </w:tbl>
+    <w:p>
+      <w:pPr>
+        <w:numPr>
+          <w:ilvl w:val="0"/>
+          <w:numId w:val="0"/>
+        </w:numPr>
+        <w:bidi w:val="0"/>
+        <w:ind w:leftChars="0" w:firstLine="420" w:firstLineChars="0"/>
+        <w:rPr>
+          <w:rFonts w:hint="eastAsia"/>
+          <w:color w:val="000000"/>
+          <w:lang w:val="en-US" w:eastAsia="zh"/>
+          <w:woUserID w:val="1"/>
+        </w:rPr>
+      </w:pPr>
+      <w:r>
+        <w:rPr>
+          <w:rFonts w:hint="eastAsia"/>
+          <w:color w:val="000000"/>
+          <w:lang w:val="en-US" w:eastAsia="zh"/>
+          <w:woUserID w:val="1"/>
+        </w:rPr>
+        <w:t>AttenInAtten 可以这样理解：预测第八天之前，模型也学习“如何用第一天预测第二天”“如何用前两天预测第三天”等较短的子预测任务。第一层注意力形成这些子任务的表示；第二层再参考第八天拟采用的动作，决定哪些历史子任务对预测第八天更有参考价值。随后模型综合两条分支的信息输出 KPI 预测。原文把未来动作作为注意力机制中的 query，把历史状态—动作信息用于形成 key 和 value；这是它强调“对参数变化敏感”的关键设计。</w:t>
+      </w:r>
+    </w:p>
+    <w:p>
+      <w:pPr>
+        <w:numPr>
+          <w:ilvl w:val="0"/>
+          <w:numId w:val="0"/>
+        </w:numPr>
+        <w:bidi w:val="0"/>
+        <w:ind w:leftChars="0"/>
+        <w:rPr>
+          <w:rFonts w:hint="eastAsia"/>
+          <w:color w:val="000000"/>
+          <w:lang w:val="en-US" w:eastAsia="zh"/>
+          <w:woUserID w:val="1"/>
+        </w:rPr>
+      </w:pPr>
+      <w:r>
+        <w:rPr>
+          <w:rFonts w:hint="eastAsia"/>
+          <w:color w:val="000000"/>
+          <w:lang w:val="en-US" w:eastAsia="zh"/>
+          <w:woUserID w:val="1"/>
+        </w:rPr>
+        <w:t>这里别把“注意力”理解成网络在人工判断哪个动作安全。它是模型计算当前预测应更重视哪些历史信息的一种方法。</w:t>
+      </w:r>
+    </w:p>
+    <w:p>
+      <w:pPr>
+        <w:numPr>
+          <w:ilvl w:val="0"/>
+          <w:numId w:val="0"/>
+        </w:numPr>
+        <w:bidi w:val="0"/>
+        <w:ind w:leftChars="0"/>
+        <w:rPr>
+          <w:rFonts w:hint="eastAsia"/>
+          <w:color w:val="000000"/>
+          <w:lang w:val="en-US" w:eastAsia="zh"/>
+          <w:woUserID w:val="1"/>
+        </w:rPr>
+      </w:pPr>
+      <w:r>
+        <w:rPr>
+          <w:rFonts w:hint="eastAsia"/>
+          <w:color w:val="000000"/>
+          <w:lang w:val="en-US" w:eastAsia="zh"/>
+          <w:woUserID w:val="1"/>
+        </w:rPr>
+        <w:t xml:space="preserve">4. </w:t>
+      </w:r>
+      <w:r>
+        <w:rPr>
+          <w:rFonts w:hint="eastAsia"/>
+          <w:b/>
+          <w:bCs/>
+          <w:color w:val="000000"/>
+          <w:lang w:val="en-US" w:eastAsia="zh"/>
+          <w:woUserID w:val="1"/>
+        </w:rPr>
+        <w:t>模型放在真实网络的哪里</w:t>
+      </w:r>
+    </w:p>
+    <w:p>
+      <w:pPr>
+        <w:numPr>
+          <w:ilvl w:val="0"/>
+          <w:numId w:val="0"/>
+        </w:numPr>
+        <w:bidi w:val="0"/>
+        <w:ind w:leftChars="0" w:firstLine="420" w:firstLineChars="0"/>
+        <w:rPr>
+          <w:rFonts w:hint="eastAsia"/>
+          <w:color w:val="000000"/>
+          <w:lang w:val="en-US" w:eastAsia="zh"/>
+          <w:woUserID w:val="1"/>
+        </w:rPr>
+      </w:pPr>
+      <w:r>
+        <w:rPr>
+          <w:rFonts w:hint="eastAsia"/>
+          <w:color w:val="000000"/>
+          <w:lang w:val="en-US" w:eastAsia="zh"/>
+          <w:woUserID w:val="1"/>
+        </w:rPr>
+        <w:t>专利图 7 把模型放在</w:t>
+      </w:r>
+      <w:r>
+        <w:rPr>
+          <w:rFonts w:hint="eastAsia"/>
+          <w:b/>
+          <w:bCs/>
+          <w:color w:val="000000"/>
+          <w:lang w:val="en-US" w:eastAsia="zh"/>
+          <w:woUserID w:val="1"/>
+        </w:rPr>
+        <w:t>无线网络数字孪生的软件模型库</w:t>
+      </w:r>
+      <w:r>
+        <w:rPr>
+          <w:rFonts w:hint="eastAsia"/>
+          <w:color w:val="000000"/>
+          <w:lang w:val="en-US" w:eastAsia="zh"/>
+          <w:woUserID w:val="1"/>
+        </w:rPr>
+        <w:t>中。无线网络向数字孪生提供数据；数字孪生提供性能建模和优化能力。图中还画了网络管理节点与基站。按这个架构，预测软件处于网络管理与优化一侧，并不在手机上运行，也不是要求每部手机自行决定基站配置。基站或网络系统才是配置动作最终可能生效的地方。图示是专利提出的应用架构，不能据此认定商用基站已经按图部署。</w:t>
+      </w:r>
+    </w:p>
+    <w:p>
+      <w:pPr>
+        <w:numPr>
+          <w:ilvl w:val="0"/>
+          <w:numId w:val="0"/>
+        </w:numPr>
+        <w:bidi w:val="0"/>
+        <w:ind w:leftChars="0"/>
+        <w:rPr>
+          <w:rFonts w:hint="eastAsia"/>
+          <w:color w:val="000000"/>
+          <w:lang w:val="en-US" w:eastAsia="zh"/>
+          <w:woUserID w:val="1"/>
+        </w:rPr>
+      </w:pPr>
+      <w:r>
+        <w:rPr>
+          <w:rFonts w:hint="eastAsia"/>
+          <w:color w:val="000000"/>
+          <w:lang w:val="en-US" w:eastAsia="zh"/>
+          <w:woUserID w:val="1"/>
+        </w:rPr>
+        <w:t>5. 实验证明到了什么程度</w:t>
+      </w:r>
+    </w:p>
+    <w:p>
+      <w:pPr>
+        <w:numPr>
+          <w:ilvl w:val="0"/>
+          <w:numId w:val="0"/>
+        </w:numPr>
+        <w:bidi w:val="0"/>
+        <w:ind w:leftChars="0" w:firstLine="420" w:firstLineChars="0"/>
+        <w:rPr>
+          <w:rFonts w:hint="eastAsia"/>
+          <w:color w:val="000000"/>
+          <w:lang w:val="en-US" w:eastAsia="zh"/>
+          <w:woUserID w:val="1"/>
+        </w:rPr>
+      </w:pPr>
+      <w:r>
+        <w:rPr>
+          <w:rFonts w:hint="eastAsia"/>
+          <w:color w:val="000000"/>
+          <w:lang w:val="en-US" w:eastAsia="zh"/>
+          <w:woUserID w:val="1"/>
+        </w:rPr>
+        <w:t>专利给出的一个实施例用七天历史预测第八天，描述了用 12 天数据训练、随后 3 天测试的设置；报告吞吐量和业务量预测结果，并通过预测曲线与真实曲线比较、误差指标及残差分析说明模型表现。它还给出模型尺寸示例，包括 64 维嵌入和 6 个注意力头。</w:t>
+      </w:r>
+    </w:p>
+    <w:p>
+      <w:pPr>
+        <w:numPr>
+          <w:ilvl w:val="0"/>
+          <w:numId w:val="0"/>
+        </w:numPr>
+        <w:bidi w:val="0"/>
+        <w:ind w:leftChars="0" w:firstLine="420" w:firstLineChars="0"/>
+        <w:rPr>
+          <w:rFonts w:hint="eastAsia"/>
+          <w:color w:val="000000"/>
+          <w:lang w:val="en-US" w:eastAsia="zh"/>
+          <w:woUserID w:val="1"/>
+        </w:rPr>
+      </w:pPr>
+      <w:r>
+        <w:rPr>
+          <w:rFonts w:hint="eastAsia"/>
+          <w:color w:val="000000"/>
+          <w:lang w:val="en-US" w:eastAsia="zh"/>
+          <w:woUserID w:val="1"/>
+        </w:rPr>
+        <w:t>这些证据</w:t>
+      </w:r>
+      <w:r>
+        <w:rPr>
+          <w:rFonts w:hint="eastAsia"/>
+          <w:b/>
+          <w:bCs/>
+          <w:color w:val="000000"/>
+          <w:lang w:val="en-US" w:eastAsia="zh"/>
+          <w:woUserID w:val="1"/>
+        </w:rPr>
+        <w:t>支持“这个模型能在所展示数据上预测 KPI”</w:t>
+      </w:r>
+      <w:r>
+        <w:rPr>
+          <w:rFonts w:hint="eastAsia"/>
+          <w:color w:val="000000"/>
+          <w:lang w:val="en-US" w:eastAsia="zh"/>
+          <w:woUserID w:val="1"/>
+        </w:rPr>
+        <w:t>。专利没有充分交代可供外部复现的原始数据来源、38 维动作各是什么、候选动作在测试数据中的覆盖范围，也没有展示“预测后自动下发配置、再在现网验证安全”的完整闭环。它报告的是预测误差，</w:t>
+      </w:r>
+      <w:r>
+        <w:rPr>
+          <w:rFonts w:hint="eastAsia"/>
+          <w:b/>
+          <w:bCs/>
+          <w:color w:val="000000"/>
+          <w:lang w:val="en-US" w:eastAsia="zh"/>
+          <w:woUserID w:val="1"/>
+        </w:rPr>
+        <w:t>并未给每次候选动作提供经过校准的安全概率或保守误差上界</w:t>
+      </w:r>
+      <w:r>
+        <w:rPr>
+          <w:rFonts w:hint="eastAsia"/>
+          <w:color w:val="000000"/>
+          <w:lang w:val="en-US" w:eastAsia="zh"/>
+          <w:woUserID w:val="1"/>
+        </w:rPr>
+        <w:t>。因此，不能把“预测曲线看着不错”当成“每次改参都可信”。</w:t>
+      </w:r>
+    </w:p>
+    <w:p>
+      <w:pPr>
+        <w:numPr>
+          <w:ilvl w:val="0"/>
+          <w:numId w:val="0"/>
+        </w:numPr>
+        <w:bidi w:val="0"/>
+        <w:ind w:leftChars="0"/>
+        <w:rPr>
+          <w:rFonts w:hint="eastAsia"/>
+          <w:color w:val="000000"/>
+          <w:lang w:val="en-US" w:eastAsia="zh"/>
+          <w:woUserID w:val="1"/>
+        </w:rPr>
+      </w:pPr>
+      <w:r>
+        <w:rPr>
+          <w:rFonts w:hint="eastAsia"/>
+          <w:color w:val="000000"/>
+          <w:lang w:val="en-US" w:eastAsia="zh"/>
+          <w:woUserID w:val="1"/>
+        </w:rPr>
+        <w:t>6. 那它到底怎样“判断动作安全”？</w:t>
+      </w:r>
+      <w:bookmarkStart w:id="0" w:name="_GoBack"/>
+      <w:bookmarkEnd w:id="0"/>
+    </w:p>
+    <w:p>
+      <w:pPr>
+        <w:numPr>
+          <w:ilvl w:val="0"/>
+          <w:numId w:val="0"/>
+        </w:numPr>
+        <w:bidi w:val="0"/>
+        <w:ind w:leftChars="0"/>
+        <w:rPr>
+          <w:rFonts w:hint="eastAsia"/>
+          <w:color w:val="000000"/>
+          <w:lang w:val="en-US" w:eastAsia="zh"/>
+          <w:woUserID w:val="1"/>
+        </w:rPr>
+      </w:pPr>
+      <w:r>
+        <w:rPr>
+          <w:rFonts w:hint="eastAsia"/>
+          <w:color w:val="000000"/>
+          <w:lang w:val="en-US" w:eastAsia="zh"/>
+          <w:woUserID w:val="1"/>
+        </w:rPr>
+        <w:t>专利中的模型本身没有完成这一步。 它提供的是：</w:t>
+      </w:r>
+    </w:p>
+    <w:p>
+      <w:pPr>
+        <w:numPr>
+          <w:ilvl w:val="0"/>
+          <w:numId w:val="0"/>
+        </w:numPr>
+        <w:bidi w:val="0"/>
+        <w:ind w:leftChars="0"/>
+        <w:rPr>
+          <w:rFonts w:hint="eastAsia"/>
+          <w:color w:val="000000"/>
+          <w:lang w:val="en-US" w:eastAsia="zh"/>
+          <w:woUserID w:val="1"/>
+        </w:rPr>
+      </w:pPr>
+      <w:r>
+        <w:rPr>
+          <w:rFonts w:hint="eastAsia"/>
+          <w:color w:val="000000"/>
+          <w:lang w:val="en-US" w:eastAsia="zh"/>
+          <w:woUserID w:val="1"/>
+        </w:rPr>
+        <w:t>给定历史状态和拟采用动作 → 预测未来 KPI。</w:t>
+      </w:r>
+    </w:p>
+    <w:p>
+      <w:pPr>
+        <w:numPr>
+          <w:ilvl w:val="0"/>
+          <w:numId w:val="0"/>
+        </w:numPr>
+        <w:bidi w:val="0"/>
+        <w:ind w:leftChars="0"/>
+        <w:rPr>
+          <w:rFonts w:hint="eastAsia"/>
+          <w:color w:val="000000"/>
+          <w:lang w:val="en-US" w:eastAsia="zh"/>
+          <w:woUserID w:val="1"/>
+        </w:rPr>
+      </w:pPr>
+      <w:r>
+        <w:rPr>
+          <w:rFonts w:hint="eastAsia"/>
+          <w:color w:val="000000"/>
+          <w:lang w:val="en-US" w:eastAsia="zh"/>
+          <w:woUserID w:val="1"/>
+        </w:rPr>
+        <w:t>如果工程上要用它审核候选动作，还得另加一层规则。例如，把候选方案 A、B 的预测吞吐量、掉线率、时延分别与事先制定的门限比较；对接近门限或模型不熟悉的动作暂缓执行，并在测试网验证。这是可沿用该模型开展的应用思路，不是该专利已经定义并验证的安全判定流程。 此外，专利具体展示的是吞吐量和业务量；虽然文字指出方法可用于其他 KPI，预测时延、掉线率等仍需要相应的历史标签、模型训练与验证，不能直接从现有吞吐量输出读出来。</w:t>
+      </w:r>
+      <w:r>
+        <w:rPr>
+          <w:rFonts w:hint="eastAsia"/>
+          <w:color w:val="000000"/>
+          <w:lang w:val="en-US" w:eastAsia="zh"/>
+          <w:woUserID w:val="1"/>
+        </w:rPr>
+        <w:fldChar w:fldCharType="begin"/>
+      </w:r>
+      <w:r>
+        <w:rPr>
+          <w:rFonts w:hint="eastAsia"/>
+          <w:color w:val="000000"/>
+          <w:lang w:val="en-US" w:eastAsia="zh"/>
+          <w:woUserID w:val="1"/>
+        </w:rPr>
+        <w:instrText xml:space="preserve"> HYPERLINK "https://patents.google.com/patent/WO2025010581A1/en?utm_source=chatgpt.com" </w:instrText>
+      </w:r>
+      <w:r>
+        <w:rPr>
+          <w:rFonts w:hint="eastAsia"/>
+          <w:color w:val="000000"/>
+          <w:lang w:val="en-US" w:eastAsia="zh"/>
+          <w:woUserID w:val="1"/>
+        </w:rPr>
+        <w:fldChar w:fldCharType="separate"/>
+      </w:r>
+      <w:r>
+        <w:rPr>
+          <w:rFonts w:hint="eastAsia"/>
+          <w:color w:val="000000"/>
+          <w:lang w:val="en-US" w:eastAsia="zh"/>
+          <w:woUserID w:val="1"/>
+        </w:rPr>
+        <w:t>Google Patents</w:t>
+      </w:r>
+      <w:r>
+        <w:rPr>
+          <w:rFonts w:hint="eastAsia"/>
+          <w:color w:val="000000"/>
+          <w:lang w:val="en-US" w:eastAsia="zh"/>
+          <w:woUserID w:val="1"/>
+        </w:rPr>
+        <w:fldChar w:fldCharType="end"/>
+      </w:r>
+    </w:p>
+    <w:p>
+      <w:pPr>
+        <w:numPr>
+          <w:ilvl w:val="0"/>
+          <w:numId w:val="0"/>
+        </w:numPr>
+        <w:bidi w:val="0"/>
+        <w:ind w:leftChars="0"/>
+        <w:rPr>
+          <w:rFonts w:hint="eastAsia"/>
+          <w:color w:val="000000"/>
+          <w:lang w:val="en-US" w:eastAsia="zh"/>
+          <w:woUserID w:val="1"/>
+        </w:rPr>
+      </w:pPr>
+      <w:r>
+        <w:rPr>
+          <w:rFonts w:hint="eastAsia"/>
+          <w:color w:val="000000"/>
+          <w:lang w:val="en-US" w:eastAsia="zh"/>
+          <w:woUserID w:val="1"/>
+        </w:rPr>
+        <w:t>二、对照 SafeSlice：它把哪一步补上了</w:t>
+      </w:r>
+    </w:p>
+    <w:p>
+      <w:pPr>
+        <w:numPr>
+          <w:ilvl w:val="0"/>
+          <w:numId w:val="0"/>
+        </w:numPr>
+        <w:bidi w:val="0"/>
+        <w:ind w:leftChars="0"/>
+        <w:rPr>
+          <w:rFonts w:hint="eastAsia"/>
+          <w:color w:val="000000"/>
+          <w:lang w:val="en-US" w:eastAsia="zh"/>
+          <w:woUserID w:val="1"/>
+        </w:rPr>
+      </w:pPr>
+      <w:r>
+        <w:rPr>
+          <w:rFonts w:hint="eastAsia"/>
+          <w:color w:val="000000"/>
+          <w:lang w:val="en-US" w:eastAsia="zh"/>
+          <w:woUserID w:val="1"/>
+        </w:rPr>
+        <w:t>SafeSlice 研究的是基站下行无线接入网切片。这里的“切片”可以理解为几类业务共享基站无线资源，但分别有服务要求；它要决定每一类业务分到多少 PRB（物理资源块）。在每个“切片窗口”开始时，强化学习控制器提出一个资源分配向量，例如 VR 业务分多少、视频业务分多少；窗口内基站再进行用户级调度。论文实验设置中，每 100 个 1 ms 调度时隙重新考虑一次切片间分配。</w:t>
+      </w:r>
+      <w:r>
+        <w:rPr>
+          <w:rFonts w:hint="eastAsia"/>
+          <w:color w:val="000000"/>
+          <w:lang w:val="en-US" w:eastAsia="zh"/>
+          <w:woUserID w:val="1"/>
+        </w:rPr>
+        <w:fldChar w:fldCharType="begin"/>
+      </w:r>
+      <w:r>
+        <w:rPr>
+          <w:rFonts w:hint="eastAsia"/>
+          <w:color w:val="000000"/>
+          <w:lang w:val="en-US" w:eastAsia="zh"/>
+          <w:woUserID w:val="1"/>
+        </w:rPr>
+        <w:instrText xml:space="preserve"> HYPERLINK "https://arxiv.org/html/2503.12753v1?utm_source=chatgpt.com" </w:instrText>
+      </w:r>
+      <w:r>
+        <w:rPr>
+          <w:rFonts w:hint="eastAsia"/>
+          <w:color w:val="000000"/>
+          <w:lang w:val="en-US" w:eastAsia="zh"/>
+          <w:woUserID w:val="1"/>
+        </w:rPr>
+        <w:fldChar w:fldCharType="separate"/>
+      </w:r>
+      <w:r>
+        <w:rPr>
+          <w:rFonts w:hint="eastAsia"/>
+          <w:color w:val="000000"/>
+          <w:lang w:val="en-US" w:eastAsia="zh"/>
+          <w:woUserID w:val="1"/>
+        </w:rPr>
+        <w:t>arxiv.org</w:t>
+      </w:r>
+      <w:r>
+        <w:rPr>
+          <w:rFonts w:hint="eastAsia"/>
+          <w:color w:val="000000"/>
+          <w:lang w:val="en-US" w:eastAsia="zh"/>
+          <w:woUserID w:val="1"/>
+        </w:rPr>
+        <w:fldChar w:fldCharType="end"/>
+      </w:r>
+    </w:p>
+    <w:p>
+      <w:pPr>
+        <w:numPr>
+          <w:ilvl w:val="0"/>
+          <w:numId w:val="0"/>
+        </w:numPr>
+        <w:bidi w:val="0"/>
+        <w:ind w:leftChars="0"/>
+        <w:rPr>
+          <w:rFonts w:hint="eastAsia"/>
+          <w:color w:val="000000"/>
+          <w:lang w:val="en-US" w:eastAsia="zh"/>
+          <w:woUserID w:val="1"/>
+        </w:rPr>
+      </w:pPr>
+      <w:r>
+        <w:rPr>
+          <w:rFonts w:hint="eastAsia"/>
+          <w:color w:val="000000"/>
+          <w:lang w:val="en-US" w:eastAsia="zh"/>
+          <w:woUserID w:val="1"/>
+        </w:rPr>
+        <w:t>SafeSlice 的闭环比华为专利多出明确的安全决策和动作执行：</w:t>
+      </w:r>
+    </w:p>
+    <w:p>
+      <w:pPr>
+        <w:numPr>
+          <w:ilvl w:val="0"/>
+          <w:numId w:val="0"/>
+        </w:numPr>
+        <w:bidi w:val="0"/>
+        <w:ind w:leftChars="0"/>
+        <w:rPr>
+          <w:rFonts w:hint="eastAsia"/>
+          <w:color w:val="000000"/>
+          <w:lang w:val="en-US" w:eastAsia="zh"/>
+          <w:woUserID w:val="1"/>
+        </w:rPr>
+      </w:pPr>
+      <w:r>
+        <w:rPr>
+          <w:rFonts w:hint="eastAsia"/>
+          <w:color w:val="000000"/>
+          <w:lang w:val="en-US" w:eastAsia="zh"/>
+          <w:woUserID w:val="1"/>
+        </w:rPr>
+        <w:t>提出动作：强化学习策略依据上一窗口各切片的业务占比，提出 PRB 分配。</w:t>
+      </w:r>
+    </w:p>
+    <w:p>
+      <w:pPr>
+        <w:numPr>
+          <w:ilvl w:val="0"/>
+          <w:numId w:val="0"/>
+        </w:numPr>
+        <w:bidi w:val="0"/>
+        <w:ind w:leftChars="0"/>
+        <w:rPr>
+          <w:rFonts w:hint="eastAsia"/>
+          <w:color w:val="000000"/>
+          <w:lang w:val="en-US" w:eastAsia="zh"/>
+          <w:woUserID w:val="1"/>
+        </w:rPr>
+      </w:pPr>
+      <w:r>
+        <w:rPr>
+          <w:rFonts w:hint="eastAsia"/>
+          <w:color w:val="000000"/>
+          <w:lang w:val="en-US" w:eastAsia="zh"/>
+          <w:woUserID w:val="1"/>
+        </w:rPr>
+        <w:t>预测后果：XGBoost 回归模型读取网络状态、拟执行动作、上一窗口观测到的代价，预测这次动作对应的窗口平均用户时延。</w:t>
+      </w:r>
+    </w:p>
+    <w:p>
+      <w:pPr>
+        <w:numPr>
+          <w:ilvl w:val="0"/>
+          <w:numId w:val="0"/>
+        </w:numPr>
+        <w:bidi w:val="0"/>
+        <w:ind w:leftChars="0"/>
+        <w:rPr>
+          <w:rFonts w:hint="eastAsia"/>
+          <w:color w:val="000000"/>
+          <w:lang w:val="en-US" w:eastAsia="zh"/>
+          <w:woUserID w:val="1"/>
+        </w:rPr>
+      </w:pPr>
+      <w:r>
+        <w:rPr>
+          <w:rFonts w:hint="eastAsia"/>
+          <w:color w:val="000000"/>
+          <w:lang w:val="en-US" w:eastAsia="zh"/>
+          <w:woUserID w:val="1"/>
+        </w:rPr>
+        <w:t>界定安全：运营商给各切片设置可接受的时延门限。只要某切片预测时延超过门限，这次动作就不通过。</w:t>
+      </w:r>
+    </w:p>
+    <w:p>
+      <w:pPr>
+        <w:numPr>
+          <w:ilvl w:val="0"/>
+          <w:numId w:val="0"/>
+        </w:numPr>
+        <w:bidi w:val="0"/>
+        <w:ind w:leftChars="0"/>
+        <w:rPr>
+          <w:rFonts w:hint="eastAsia"/>
+          <w:color w:val="000000"/>
+          <w:lang w:val="en-US" w:eastAsia="zh"/>
+          <w:woUserID w:val="1"/>
+        </w:rPr>
+      </w:pPr>
+      <w:r>
+        <w:rPr>
+          <w:rFonts w:hint="eastAsia"/>
+          <w:color w:val="000000"/>
+          <w:lang w:val="en-US" w:eastAsia="zh"/>
+          <w:woUserID w:val="1"/>
+        </w:rPr>
+        <w:t>替换动作：在模型预测为合格的资源分配方案中，选一个与原方案距离最近的方案执行。</w:t>
+      </w:r>
+    </w:p>
+    <w:p>
+      <w:pPr>
+        <w:numPr>
+          <w:ilvl w:val="0"/>
+          <w:numId w:val="0"/>
+        </w:numPr>
+        <w:bidi w:val="0"/>
+        <w:ind w:leftChars="0"/>
+        <w:rPr>
+          <w:rFonts w:hint="eastAsia"/>
+          <w:color w:val="000000"/>
+          <w:lang w:val="en-US" w:eastAsia="zh"/>
+          <w:woUserID w:val="1"/>
+        </w:rPr>
+      </w:pPr>
+      <w:r>
+        <w:rPr>
+          <w:rFonts w:hint="eastAsia"/>
+          <w:color w:val="000000"/>
+          <w:lang w:val="en-US" w:eastAsia="zh"/>
+          <w:woUserID w:val="1"/>
+        </w:rPr>
+        <w:t>接收反馈：窗口结束后读取实际时延、奖励和下一状态，继续更新策略。</w:t>
+      </w:r>
+    </w:p>
+    <w:p>
+      <w:pPr>
+        <w:numPr>
+          <w:ilvl w:val="0"/>
+          <w:numId w:val="0"/>
+        </w:numPr>
+        <w:bidi w:val="0"/>
+        <w:ind w:leftChars="0"/>
+        <w:rPr>
+          <w:rFonts w:hint="eastAsia"/>
+          <w:color w:val="000000"/>
+          <w:lang w:val="en-US" w:eastAsia="zh"/>
+          <w:woUserID w:val="1"/>
+        </w:rPr>
+      </w:pPr>
+      <w:r>
+        <w:rPr>
+          <w:rFonts w:hint="eastAsia"/>
+          <w:color w:val="000000"/>
+          <w:lang w:val="en-US" w:eastAsia="zh"/>
+          <w:woUserID w:val="1"/>
+        </w:rPr>
+        <w:t>例如，某业务门限是 10 ms，控制器提议的方案预测为 13 ms，安全层就查找预测不超过 10 ms 的备选方案，再选择与原方案最接近的一个。这里的“安全”有具体业务指标、具体门限和处理动作；它也仍是“依据模型预测为安全”，不是物理上的零违约保证。</w:t>
+      </w:r>
+      <w:r>
+        <w:rPr>
+          <w:rFonts w:hint="eastAsia"/>
+          <w:color w:val="000000"/>
+          <w:lang w:val="en-US" w:eastAsia="zh"/>
+          <w:woUserID w:val="1"/>
+        </w:rPr>
+        <w:fldChar w:fldCharType="begin"/>
+      </w:r>
+      <w:r>
+        <w:rPr>
+          <w:rFonts w:hint="eastAsia"/>
+          <w:color w:val="000000"/>
+          <w:lang w:val="en-US" w:eastAsia="zh"/>
+          <w:woUserID w:val="1"/>
+        </w:rPr>
+        <w:instrText xml:space="preserve"> HYPERLINK "https://arxiv.org/html/2503.12753v1?utm_source=chatgpt.com" </w:instrText>
+      </w:r>
+      <w:r>
+        <w:rPr>
+          <w:rFonts w:hint="eastAsia"/>
+          <w:color w:val="000000"/>
+          <w:lang w:val="en-US" w:eastAsia="zh"/>
+          <w:woUserID w:val="1"/>
+        </w:rPr>
+        <w:fldChar w:fldCharType="separate"/>
+      </w:r>
+      <w:r>
+        <w:rPr>
+          <w:rFonts w:hint="eastAsia"/>
+          <w:color w:val="000000"/>
+          <w:lang w:val="en-US" w:eastAsia="zh"/>
+          <w:woUserID w:val="1"/>
+        </w:rPr>
+        <w:t>arxiv.org</w:t>
+      </w:r>
+      <w:r>
+        <w:rPr>
+          <w:rFonts w:hint="eastAsia"/>
+          <w:color w:val="000000"/>
+          <w:lang w:val="en-US" w:eastAsia="zh"/>
+          <w:woUserID w:val="1"/>
+        </w:rPr>
+        <w:fldChar w:fldCharType="end"/>
+      </w:r>
+    </w:p>
+    <w:p>
+      <w:pPr>
+        <w:numPr>
+          <w:ilvl w:val="0"/>
+          <w:numId w:val="0"/>
+        </w:numPr>
+        <w:bidi w:val="0"/>
+        <w:ind w:leftChars="0"/>
+        <w:rPr>
+          <w:rFonts w:hint="eastAsia"/>
+          <w:color w:val="000000"/>
+          <w:lang w:val="en-US" w:eastAsia="zh"/>
+          <w:woUserID w:val="1"/>
+        </w:rPr>
+      </w:pPr>
+      <w:r>
+        <w:rPr>
+          <w:rFonts w:hint="eastAsia"/>
+          <w:color w:val="000000"/>
+          <w:lang w:val="en-US" w:eastAsia="zh"/>
+          <w:woUserID w:val="1"/>
+        </w:rPr>
+        <w:t>SafeSlice 还分别处理两种时间尺度的约束：在强化学习奖励函数中加入时延风险，使策略长期倾向于少用资源且少触碰时延限制；在每次执行前用安全层检查当前动作，处理单个窗口的即时风险。只靠长期奖励，不能保证某一次动作不会越过门限。</w:t>
+      </w:r>
+      <w:r>
+        <w:rPr>
+          <w:rFonts w:hint="eastAsia"/>
+          <w:color w:val="000000"/>
+          <w:lang w:val="en-US" w:eastAsia="zh"/>
+          <w:woUserID w:val="1"/>
+        </w:rPr>
+        <w:fldChar w:fldCharType="begin"/>
+      </w:r>
+      <w:r>
+        <w:rPr>
+          <w:rFonts w:hint="eastAsia"/>
+          <w:color w:val="000000"/>
+          <w:lang w:val="en-US" w:eastAsia="zh"/>
+          <w:woUserID w:val="1"/>
+        </w:rPr>
+        <w:instrText xml:space="preserve"> HYPERLINK "https://arxiv.org/html/2503.12753v1?utm_source=chatgpt.com" </w:instrText>
+      </w:r>
+      <w:r>
+        <w:rPr>
+          <w:rFonts w:hint="eastAsia"/>
+          <w:color w:val="000000"/>
+          <w:lang w:val="en-US" w:eastAsia="zh"/>
+          <w:woUserID w:val="1"/>
+        </w:rPr>
+        <w:fldChar w:fldCharType="separate"/>
+      </w:r>
+      <w:r>
+        <w:rPr>
+          <w:rFonts w:hint="eastAsia"/>
+          <w:color w:val="000000"/>
+          <w:lang w:val="en-US" w:eastAsia="zh"/>
+          <w:woUserID w:val="1"/>
+        </w:rPr>
+        <w:t>arxiv.org</w:t>
+      </w:r>
+      <w:r>
+        <w:rPr>
+          <w:rFonts w:hint="eastAsia"/>
+          <w:color w:val="000000"/>
+          <w:lang w:val="en-US" w:eastAsia="zh"/>
+          <w:woUserID w:val="1"/>
+        </w:rPr>
+        <w:fldChar w:fldCharType="end"/>
+      </w:r>
+    </w:p>
+    <w:p>
+      <w:pPr>
+        <w:numPr>
+          <w:ilvl w:val="0"/>
+          <w:numId w:val="0"/>
+        </w:numPr>
+        <w:bidi w:val="0"/>
+        <w:ind w:leftChars="0"/>
+        <w:rPr>
+          <w:rFonts w:hint="eastAsia"/>
+          <w:color w:val="000000"/>
+          <w:lang w:val="en-US" w:eastAsia="zh"/>
+          <w:woUserID w:val="1"/>
+        </w:rPr>
+      </w:pPr>
+      <w:r>
+        <w:rPr>
+          <w:rFonts w:hint="eastAsia"/>
+          <w:color w:val="000000"/>
+          <w:lang w:val="en-US" w:eastAsia="zh"/>
+          <w:woUserID w:val="1"/>
+        </w:rPr>
+        <w:t>这里也要看预测的可靠性。SafeSlice 报告代价模型测试集 RMSE 为 4.42 ms、\(R^2=0.94\)，同时测试了 5 ms、10 ms 等 VR 时延门限。整体拟合好不等于门限附近每次判定都对：当预测值靠近 5 ms 门限时，几毫秒的误差足以改变“通过还是拦截”的结论。论文也观察到门限改变时违规表现相对变差，并讨论了模型误差的影响。</w:t>
+      </w:r>
+      <w:r>
+        <w:rPr>
+          <w:rFonts w:hint="eastAsia"/>
+          <w:color w:val="000000"/>
+          <w:lang w:val="en-US" w:eastAsia="zh"/>
+          <w:woUserID w:val="1"/>
+        </w:rPr>
+        <w:fldChar w:fldCharType="begin"/>
+      </w:r>
+      <w:r>
+        <w:rPr>
+          <w:rFonts w:hint="eastAsia"/>
+          <w:color w:val="000000"/>
+          <w:lang w:val="en-US" w:eastAsia="zh"/>
+          <w:woUserID w:val="1"/>
+        </w:rPr>
+        <w:instrText xml:space="preserve"> HYPERLINK "https://arxiv.org/html/2503.12753v1?utm_source=chatgpt.com" </w:instrText>
+      </w:r>
+      <w:r>
+        <w:rPr>
+          <w:rFonts w:hint="eastAsia"/>
+          <w:color w:val="000000"/>
+          <w:lang w:val="en-US" w:eastAsia="zh"/>
+          <w:woUserID w:val="1"/>
+        </w:rPr>
+        <w:fldChar w:fldCharType="separate"/>
+      </w:r>
+      <w:r>
+        <w:rPr>
+          <w:rFonts w:hint="eastAsia"/>
+          <w:color w:val="000000"/>
+          <w:lang w:val="en-US" w:eastAsia="zh"/>
+          <w:woUserID w:val="1"/>
+        </w:rPr>
+        <w:t>arxiv.org</w:t>
+      </w:r>
+      <w:r>
+        <w:rPr>
+          <w:rFonts w:hint="eastAsia"/>
+          <w:color w:val="000000"/>
+          <w:lang w:val="en-US" w:eastAsia="zh"/>
+          <w:woUserID w:val="1"/>
+        </w:rPr>
+        <w:fldChar w:fldCharType="end"/>
+      </w:r>
+    </w:p>
+    <w:p>
+      <w:pPr>
+        <w:numPr>
+          <w:ilvl w:val="0"/>
+          <w:numId w:val="0"/>
+        </w:numPr>
+        <w:bidi w:val="0"/>
+        <w:ind w:leftChars="0"/>
+        <w:rPr>
+          <w:rFonts w:hint="eastAsia"/>
+          <w:color w:val="000000"/>
+          <w:lang w:val="en-US" w:eastAsia="zh"/>
+          <w:woUserID w:val="1"/>
+        </w:rPr>
+      </w:pPr>
+      <w:r>
+        <w:rPr>
+          <w:rFonts w:hint="eastAsia"/>
+          <w:color w:val="000000"/>
+          <w:lang w:val="en-US" w:eastAsia="zh"/>
+          <w:woUserID w:val="1"/>
+        </w:rPr>
+        <w:t>论文提出把训练数据与模型管理放在 非实时 RIC 一侧，把部署时的切片控制、安全检查与近实时控制流程结合；真正的资源分配作用于无线接入网，手机是业务和时延的承受者。其性能研究使用了真实 VR 游戏业务轨迹加其他业务的数学流量模型，在仿真环境评估；论文所写的 O-RAN 部署流程不等于已经证明在运营商生产现网长期运行。</w:t>
+      </w:r>
+      <w:r>
+        <w:rPr>
+          <w:rFonts w:hint="eastAsia"/>
+          <w:color w:val="000000"/>
+          <w:lang w:val="en-US" w:eastAsia="zh"/>
+          <w:woUserID w:val="1"/>
+        </w:rPr>
+        <w:fldChar w:fldCharType="begin"/>
+      </w:r>
+      <w:r>
+        <w:rPr>
+          <w:rFonts w:hint="eastAsia"/>
+          <w:color w:val="000000"/>
+          <w:lang w:val="en-US" w:eastAsia="zh"/>
+          <w:woUserID w:val="1"/>
+        </w:rPr>
+        <w:instrText xml:space="preserve"> HYPERLINK "https://arxiv.org/html/2503.12753v1?utm_source=chatgpt.com" </w:instrText>
+      </w:r>
+      <w:r>
+        <w:rPr>
+          <w:rFonts w:hint="eastAsia"/>
+          <w:color w:val="000000"/>
+          <w:lang w:val="en-US" w:eastAsia="zh"/>
+          <w:woUserID w:val="1"/>
+        </w:rPr>
+        <w:fldChar w:fldCharType="separate"/>
+      </w:r>
+      <w:r>
+        <w:rPr>
+          <w:rFonts w:hint="eastAsia"/>
+          <w:color w:val="000000"/>
+          <w:lang w:val="en-US" w:eastAsia="zh"/>
+          <w:woUserID w:val="1"/>
+        </w:rPr>
+        <w:t>arxiv.org</w:t>
+      </w:r>
+      <w:r>
+        <w:rPr>
+          <w:rFonts w:hint="eastAsia"/>
+          <w:color w:val="000000"/>
+          <w:lang w:val="en-US" w:eastAsia="zh"/>
+          <w:woUserID w:val="1"/>
+        </w:rPr>
+        <w:fldChar w:fldCharType="end"/>
+      </w:r>
+    </w:p>
+    <w:p>
+      <w:pPr>
+        <w:numPr>
+          <w:ilvl w:val="0"/>
+          <w:numId w:val="0"/>
+        </w:numPr>
+        <w:bidi w:val="0"/>
+        <w:ind w:leftChars="0"/>
+        <w:rPr>
+          <w:rFonts w:hint="eastAsia"/>
+          <w:color w:val="000000"/>
+          <w:lang w:val="en-US" w:eastAsia="zh"/>
+          <w:woUserID w:val="1"/>
+        </w:rPr>
+      </w:pPr>
+      <w:r>
+        <w:rPr>
+          <w:rFonts w:hint="eastAsia"/>
+          <w:color w:val="000000"/>
+          <w:lang w:val="en-US" w:eastAsia="zh"/>
+          <w:woUserID w:val="1"/>
+        </w:rPr>
+        <w:t>三、放在同一张表里看</w:t>
+      </w:r>
+    </w:p>
+    <w:tbl>
+      <w:tblPr>
+        <w:tblW w:w="5000" w:type="pct"/>
+        <w:tblCellSpacing w:w="15" w:type="dxa"/>
+        <w:tblInd w:w="0" w:type="dxa"/>
+        <w:tblBorders>
+          <w:top w:val="none" w:color="auto" w:sz="0" w:space="0"/>
+          <w:left w:val="none" w:color="auto" w:sz="0" w:space="0"/>
+          <w:bottom w:val="none" w:color="auto" w:sz="0" w:space="0"/>
+          <w:right w:val="none" w:color="auto" w:sz="0" w:space="0"/>
+          <w:insideH w:val="none" w:color="auto" w:sz="0" w:space="0"/>
+          <w:insideV w:val="none" w:color="auto" w:sz="0" w:space="0"/>
+        </w:tblBorders>
+        <w:shd w:val="clear"/>
+        <w:tblLayout w:type="autofit"/>
+        <w:tblCellMar>
+          <w:top w:w="15" w:type="dxa"/>
+          <w:left w:w="15" w:type="dxa"/>
+          <w:bottom w:w="15" w:type="dxa"/>
+          <w:right w:w="15" w:type="dxa"/>
+        </w:tblCellMar>
+      </w:tblPr>
+      <w:tblGrid>
+        <w:gridCol w:w="1041"/>
+        <w:gridCol w:w="3784"/>
+        <w:gridCol w:w="3571"/>
+      </w:tblGrid>
+      <w:tr>
+        <w:tblPrEx>
+          <w:tblBorders>
+            <w:top w:val="none" w:color="auto" w:sz="0" w:space="0"/>
+            <w:left w:val="none" w:color="auto" w:sz="0" w:space="0"/>
+            <w:bottom w:val="none" w:color="auto" w:sz="0" w:space="0"/>
+            <w:right w:val="none" w:color="auto" w:sz="0" w:space="0"/>
+            <w:insideH w:val="none" w:color="auto" w:sz="0" w:space="0"/>
+            <w:insideV w:val="none" w:color="auto" w:sz="0" w:space="0"/>
+          </w:tblBorders>
+          <w:shd w:val="clear"/>
+          <w:tblCellMar>
+            <w:top w:w="15" w:type="dxa"/>
+            <w:left w:w="15" w:type="dxa"/>
+            <w:bottom w:w="15" w:type="dxa"/>
+            <w:right w:w="15" w:type="dxa"/>
+          </w:tblCellMar>
+        </w:tblPrEx>
+        <w:trPr>
+          <w:tblHeader/>
+          <w:tblCellSpacing w:w="15" w:type="dxa"/>
+        </w:trPr>
+        <w:tc>
+          <w:tcPr>
+            <w:tcW w:w="593" w:type="pct"/>
+            <w:shd w:val="clear"/>
+            <w:vAlign w:val="center"/>
+          </w:tcPr>
+          <w:p>
+            <w:pPr>
+              <w:numPr>
+                <w:ilvl w:val="0"/>
+                <w:numId w:val="0"/>
+              </w:numPr>
+              <w:bidi w:val="0"/>
+              <w:ind w:leftChars="0"/>
+              <w:rPr>
+                <w:rFonts w:hint="eastAsia"/>
+                <w:color w:val="000000"/>
+                <w:lang w:val="en-US" w:eastAsia="zh"/>
+                <w:woUserID w:val="1"/>
+              </w:rPr>
+            </w:pPr>
+            <w:r>
+              <w:rPr>
+                <w:rFonts w:hint="eastAsia"/>
+                <w:color w:val="000000"/>
+                <w:lang w:val="en-US" w:eastAsia="zh"/>
+                <w:woUserID w:val="1"/>
+              </w:rPr>
+              <w:t>你关心的问题</w:t>
+            </w:r>
+          </w:p>
+        </w:tc>
+        <w:tc>
+          <w:tcPr>
+            <w:tcW w:w="2235" w:type="pct"/>
+            <w:shd w:val="clear"/>
+            <w:vAlign w:val="center"/>
+          </w:tcPr>
+          <w:p>
+            <w:pPr>
+              <w:numPr>
+                <w:ilvl w:val="0"/>
+                <w:numId w:val="0"/>
+              </w:numPr>
+              <w:bidi w:val="0"/>
+              <w:ind w:leftChars="0"/>
+              <w:rPr>
+                <w:rFonts w:hint="eastAsia"/>
+                <w:color w:val="000000"/>
+                <w:lang w:val="en-US" w:eastAsia="zh"/>
+                <w:woUserID w:val="1"/>
+              </w:rPr>
+            </w:pPr>
+            <w:r>
+              <w:rPr>
+                <w:rFonts w:hint="eastAsia"/>
+                <w:color w:val="000000"/>
+                <w:lang w:val="en-US" w:eastAsia="zh"/>
+                <w:woUserID w:val="1"/>
+              </w:rPr>
+              <w:t>华为 WO2025010581A1</w:t>
+            </w:r>
+          </w:p>
+        </w:tc>
+        <w:tc>
+          <w:tcPr>
+            <w:tcW w:w="2099" w:type="pct"/>
+            <w:shd w:val="clear"/>
+            <w:vAlign w:val="center"/>
+          </w:tcPr>
+          <w:p>
+            <w:pPr>
+              <w:numPr>
+                <w:ilvl w:val="0"/>
+                <w:numId w:val="0"/>
+              </w:numPr>
+              <w:bidi w:val="0"/>
+              <w:ind w:leftChars="0"/>
+              <w:rPr>
+                <w:rFonts w:hint="eastAsia"/>
+                <w:color w:val="000000"/>
+                <w:lang w:val="en-US" w:eastAsia="zh"/>
+                <w:woUserID w:val="1"/>
+              </w:rPr>
+            </w:pPr>
+            <w:r>
+              <w:rPr>
+                <w:rFonts w:hint="eastAsia"/>
+                <w:color w:val="000000"/>
+                <w:lang w:val="en-US" w:eastAsia="zh"/>
+                <w:woUserID w:val="1"/>
+              </w:rPr>
+              <w:t>SafeSlice</w:t>
+            </w:r>
+          </w:p>
+        </w:tc>
+      </w:tr>
+      <w:tr>
+        <w:tblPrEx>
+          <w:tblBorders>
+            <w:top w:val="none" w:color="auto" w:sz="0" w:space="0"/>
+            <w:left w:val="none" w:color="auto" w:sz="0" w:space="0"/>
+            <w:bottom w:val="none" w:color="auto" w:sz="0" w:space="0"/>
+            <w:right w:val="none" w:color="auto" w:sz="0" w:space="0"/>
+            <w:insideH w:val="none" w:color="auto" w:sz="0" w:space="0"/>
+            <w:insideV w:val="none" w:color="auto" w:sz="0" w:space="0"/>
+          </w:tblBorders>
+          <w:shd w:val="clear"/>
+          <w:tblCellMar>
+            <w:top w:w="15" w:type="dxa"/>
+            <w:left w:w="15" w:type="dxa"/>
+            <w:bottom w:w="15" w:type="dxa"/>
+            <w:right w:w="15" w:type="dxa"/>
+          </w:tblCellMar>
+        </w:tblPrEx>
+        <w:trPr>
+          <w:tblCellSpacing w:w="15" w:type="dxa"/>
+        </w:trPr>
+        <w:tc>
+          <w:tcPr>
+            <w:tcW w:w="593" w:type="pct"/>
+            <w:shd w:val="clear"/>
+            <w:vAlign w:val="center"/>
+          </w:tcPr>
+          <w:p>
+            <w:pPr>
+              <w:numPr>
+                <w:ilvl w:val="0"/>
+                <w:numId w:val="0"/>
+              </w:numPr>
+              <w:bidi w:val="0"/>
+              <w:ind w:leftChars="0"/>
+              <w:rPr>
+                <w:rFonts w:hint="eastAsia"/>
+                <w:color w:val="000000"/>
+                <w:lang w:val="en-US" w:eastAsia="zh"/>
+                <w:woUserID w:val="1"/>
+              </w:rPr>
+            </w:pPr>
+            <w:r>
+              <w:rPr>
+                <w:rFonts w:hint="eastAsia"/>
+                <w:color w:val="000000"/>
+                <w:lang w:val="en-US" w:eastAsia="zh"/>
+                <w:woUserID w:val="1"/>
+              </w:rPr>
+              <w:t>研究目标</w:t>
+            </w:r>
+          </w:p>
+        </w:tc>
+        <w:tc>
+          <w:tcPr>
+            <w:tcW w:w="2235" w:type="pct"/>
+            <w:shd w:val="clear"/>
+            <w:vAlign w:val="center"/>
+          </w:tcPr>
+          <w:p>
+            <w:pPr>
+              <w:numPr>
+                <w:ilvl w:val="0"/>
+                <w:numId w:val="0"/>
+              </w:numPr>
+              <w:bidi w:val="0"/>
+              <w:ind w:leftChars="0"/>
+              <w:rPr>
+                <w:rFonts w:hint="eastAsia"/>
+                <w:color w:val="000000"/>
+                <w:lang w:val="en-US" w:eastAsia="zh"/>
+                <w:woUserID w:val="1"/>
+              </w:rPr>
+            </w:pPr>
+            <w:r>
+              <w:rPr>
+                <w:rFonts w:hint="eastAsia"/>
+                <w:color w:val="000000"/>
+                <w:lang w:val="en-US" w:eastAsia="zh"/>
+                <w:woUserID w:val="1"/>
+              </w:rPr>
+              <w:t>建立对网络参数敏感、能预测较长时间 KPI 的数字孪生模型</w:t>
+            </w:r>
+          </w:p>
+        </w:tc>
+        <w:tc>
+          <w:tcPr>
+            <w:tcW w:w="2099" w:type="pct"/>
+            <w:shd w:val="clear"/>
+            <w:vAlign w:val="center"/>
+          </w:tcPr>
+          <w:p>
+            <w:pPr>
+              <w:numPr>
+                <w:ilvl w:val="0"/>
+                <w:numId w:val="0"/>
+              </w:numPr>
+              <w:bidi w:val="0"/>
+              <w:ind w:leftChars="0"/>
+              <w:rPr>
+                <w:rFonts w:hint="eastAsia"/>
+                <w:color w:val="000000"/>
+                <w:lang w:val="en-US" w:eastAsia="zh"/>
+                <w:woUserID w:val="1"/>
+              </w:rPr>
+            </w:pPr>
+            <w:r>
+              <w:rPr>
+                <w:rFonts w:hint="eastAsia"/>
+                <w:color w:val="000000"/>
+                <w:lang w:val="en-US" w:eastAsia="zh"/>
+                <w:woUserID w:val="1"/>
+              </w:rPr>
+              <w:t>在切片资源控制中减少时延违规，同时控制资源消耗</w:t>
+            </w:r>
+          </w:p>
+        </w:tc>
+      </w:tr>
+      <w:tr>
+        <w:tblPrEx>
+          <w:tblBorders>
+            <w:top w:val="none" w:color="auto" w:sz="0" w:space="0"/>
+            <w:left w:val="none" w:color="auto" w:sz="0" w:space="0"/>
+            <w:bottom w:val="none" w:color="auto" w:sz="0" w:space="0"/>
+            <w:right w:val="none" w:color="auto" w:sz="0" w:space="0"/>
+            <w:insideH w:val="none" w:color="auto" w:sz="0" w:space="0"/>
+            <w:insideV w:val="none" w:color="auto" w:sz="0" w:space="0"/>
+          </w:tblBorders>
+          <w:shd w:val="clear"/>
+          <w:tblCellMar>
+            <w:top w:w="15" w:type="dxa"/>
+            <w:left w:w="15" w:type="dxa"/>
+            <w:bottom w:w="15" w:type="dxa"/>
+            <w:right w:w="15" w:type="dxa"/>
+          </w:tblCellMar>
+        </w:tblPrEx>
+        <w:trPr>
+          <w:tblCellSpacing w:w="15" w:type="dxa"/>
+        </w:trPr>
+        <w:tc>
+          <w:tcPr>
+            <w:tcW w:w="593" w:type="pct"/>
+            <w:shd w:val="clear"/>
+            <w:vAlign w:val="center"/>
+          </w:tcPr>
+          <w:p>
+            <w:pPr>
+              <w:numPr>
+                <w:ilvl w:val="0"/>
+                <w:numId w:val="0"/>
+              </w:numPr>
+              <w:bidi w:val="0"/>
+              <w:ind w:leftChars="0"/>
+              <w:rPr>
+                <w:rFonts w:hint="eastAsia"/>
+                <w:color w:val="000000"/>
+                <w:lang w:val="en-US" w:eastAsia="zh"/>
+                <w:woUserID w:val="1"/>
+              </w:rPr>
+            </w:pPr>
+            <w:r>
+              <w:rPr>
+                <w:rFonts w:hint="eastAsia"/>
+                <w:color w:val="000000"/>
+                <w:lang w:val="en-US" w:eastAsia="zh"/>
+                <w:woUserID w:val="1"/>
+              </w:rPr>
+              <w:t>动作是什么</w:t>
+            </w:r>
+          </w:p>
+        </w:tc>
+        <w:tc>
+          <w:tcPr>
+            <w:tcW w:w="2235" w:type="pct"/>
+            <w:shd w:val="clear"/>
+            <w:vAlign w:val="center"/>
+          </w:tcPr>
+          <w:p>
+            <w:pPr>
+              <w:numPr>
+                <w:ilvl w:val="0"/>
+                <w:numId w:val="0"/>
+              </w:numPr>
+              <w:bidi w:val="0"/>
+              <w:ind w:leftChars="0"/>
+              <w:rPr>
+                <w:rFonts w:hint="eastAsia"/>
+                <w:color w:val="000000"/>
+                <w:lang w:val="en-US" w:eastAsia="zh"/>
+                <w:woUserID w:val="1"/>
+              </w:rPr>
+            </w:pPr>
+            <w:r>
+              <w:rPr>
+                <w:rFonts w:hint="eastAsia"/>
+                <w:color w:val="000000"/>
+                <w:lang w:val="en-US" w:eastAsia="zh"/>
+                <w:woUserID w:val="1"/>
+              </w:rPr>
+              <w:t>网络参数动作；实施例用 38 维向量，未逐项披露参数含义</w:t>
+            </w:r>
+          </w:p>
+        </w:tc>
+        <w:tc>
+          <w:tcPr>
+            <w:tcW w:w="2099" w:type="pct"/>
+            <w:shd w:val="clear"/>
+            <w:vAlign w:val="center"/>
+          </w:tcPr>
+          <w:p>
+            <w:pPr>
+              <w:numPr>
+                <w:ilvl w:val="0"/>
+                <w:numId w:val="0"/>
+              </w:numPr>
+              <w:bidi w:val="0"/>
+              <w:ind w:leftChars="0"/>
+              <w:rPr>
+                <w:rFonts w:hint="eastAsia"/>
+                <w:color w:val="000000"/>
+                <w:lang w:val="en-US" w:eastAsia="zh"/>
+                <w:woUserID w:val="1"/>
+              </w:rPr>
+            </w:pPr>
+            <w:r>
+              <w:rPr>
+                <w:rFonts w:hint="eastAsia"/>
+                <w:color w:val="000000"/>
+                <w:lang w:val="en-US" w:eastAsia="zh"/>
+                <w:woUserID w:val="1"/>
+              </w:rPr>
+              <w:t>各切片的 PRB 分配比例</w:t>
+            </w:r>
+          </w:p>
+        </w:tc>
+      </w:tr>
+      <w:tr>
+        <w:tblPrEx>
+          <w:tblBorders>
+            <w:top w:val="none" w:color="auto" w:sz="0" w:space="0"/>
+            <w:left w:val="none" w:color="auto" w:sz="0" w:space="0"/>
+            <w:bottom w:val="none" w:color="auto" w:sz="0" w:space="0"/>
+            <w:right w:val="none" w:color="auto" w:sz="0" w:space="0"/>
+            <w:insideH w:val="none" w:color="auto" w:sz="0" w:space="0"/>
+            <w:insideV w:val="none" w:color="auto" w:sz="0" w:space="0"/>
+          </w:tblBorders>
+          <w:shd w:val="clear"/>
+          <w:tblCellMar>
+            <w:top w:w="15" w:type="dxa"/>
+            <w:left w:w="15" w:type="dxa"/>
+            <w:bottom w:w="15" w:type="dxa"/>
+            <w:right w:w="15" w:type="dxa"/>
+          </w:tblCellMar>
+        </w:tblPrEx>
+        <w:trPr>
+          <w:tblCellSpacing w:w="15" w:type="dxa"/>
+        </w:trPr>
+        <w:tc>
+          <w:tcPr>
+            <w:tcW w:w="593" w:type="pct"/>
+            <w:shd w:val="clear"/>
+            <w:vAlign w:val="center"/>
+          </w:tcPr>
+          <w:p>
+            <w:pPr>
+              <w:numPr>
+                <w:ilvl w:val="0"/>
+                <w:numId w:val="0"/>
+              </w:numPr>
+              <w:bidi w:val="0"/>
+              <w:ind w:leftChars="0"/>
+              <w:rPr>
+                <w:rFonts w:hint="eastAsia"/>
+                <w:color w:val="000000"/>
+                <w:lang w:val="en-US" w:eastAsia="zh"/>
+                <w:woUserID w:val="1"/>
+              </w:rPr>
+            </w:pPr>
+            <w:r>
+              <w:rPr>
+                <w:rFonts w:hint="eastAsia"/>
+                <w:color w:val="000000"/>
+                <w:lang w:val="en-US" w:eastAsia="zh"/>
+                <w:woUserID w:val="1"/>
+              </w:rPr>
+              <w:t>谁提出动作</w:t>
+            </w:r>
+          </w:p>
+        </w:tc>
+        <w:tc>
+          <w:tcPr>
+            <w:tcW w:w="2235" w:type="pct"/>
+            <w:shd w:val="clear"/>
+            <w:vAlign w:val="center"/>
+          </w:tcPr>
+          <w:p>
+            <w:pPr>
+              <w:numPr>
+                <w:ilvl w:val="0"/>
+                <w:numId w:val="0"/>
+              </w:numPr>
+              <w:bidi w:val="0"/>
+              <w:ind w:leftChars="0"/>
+              <w:rPr>
+                <w:rFonts w:hint="eastAsia"/>
+                <w:color w:val="000000"/>
+                <w:lang w:val="en-US" w:eastAsia="zh"/>
+                <w:woUserID w:val="1"/>
+              </w:rPr>
+            </w:pPr>
+            <w:r>
+              <w:rPr>
+                <w:rFonts w:hint="eastAsia"/>
+                <w:color w:val="000000"/>
+                <w:lang w:val="en-US" w:eastAsia="zh"/>
+                <w:woUserID w:val="1"/>
+              </w:rPr>
+              <w:t>以已知或拟采用的动作为输入；专利未给完整候选动作生成器</w:t>
+            </w:r>
+          </w:p>
+        </w:tc>
+        <w:tc>
+          <w:tcPr>
+            <w:tcW w:w="2099" w:type="pct"/>
+            <w:shd w:val="clear"/>
+            <w:vAlign w:val="center"/>
+          </w:tcPr>
+          <w:p>
+            <w:pPr>
+              <w:numPr>
+                <w:ilvl w:val="0"/>
+                <w:numId w:val="0"/>
+              </w:numPr>
+              <w:bidi w:val="0"/>
+              <w:ind w:leftChars="0"/>
+              <w:rPr>
+                <w:rFonts w:hint="eastAsia"/>
+                <w:color w:val="000000"/>
+                <w:lang w:val="en-US" w:eastAsia="zh"/>
+                <w:woUserID w:val="1"/>
+              </w:rPr>
+            </w:pPr>
+            <w:r>
+              <w:rPr>
+                <w:rFonts w:hint="eastAsia"/>
+                <w:color w:val="000000"/>
+                <w:lang w:val="en-US" w:eastAsia="zh"/>
+                <w:woUserID w:val="1"/>
+              </w:rPr>
+              <w:t>强化学习策略提出</w:t>
+            </w:r>
+          </w:p>
+        </w:tc>
+      </w:tr>
+      <w:tr>
+        <w:tblPrEx>
+          <w:tblBorders>
+            <w:top w:val="none" w:color="auto" w:sz="0" w:space="0"/>
+            <w:left w:val="none" w:color="auto" w:sz="0" w:space="0"/>
+            <w:bottom w:val="none" w:color="auto" w:sz="0" w:space="0"/>
+            <w:right w:val="none" w:color="auto" w:sz="0" w:space="0"/>
+            <w:insideH w:val="none" w:color="auto" w:sz="0" w:space="0"/>
+            <w:insideV w:val="none" w:color="auto" w:sz="0" w:space="0"/>
+          </w:tblBorders>
+          <w:shd w:val="clear"/>
+          <w:tblCellMar>
+            <w:top w:w="15" w:type="dxa"/>
+            <w:left w:w="15" w:type="dxa"/>
+            <w:bottom w:w="15" w:type="dxa"/>
+            <w:right w:w="15" w:type="dxa"/>
+          </w:tblCellMar>
+        </w:tblPrEx>
+        <w:trPr>
+          <w:tblCellSpacing w:w="15" w:type="dxa"/>
+        </w:trPr>
+        <w:tc>
+          <w:tcPr>
+            <w:tcW w:w="593" w:type="pct"/>
+            <w:shd w:val="clear"/>
+            <w:vAlign w:val="center"/>
+          </w:tcPr>
+          <w:p>
+            <w:pPr>
+              <w:numPr>
+                <w:ilvl w:val="0"/>
+                <w:numId w:val="0"/>
+              </w:numPr>
+              <w:bidi w:val="0"/>
+              <w:ind w:leftChars="0"/>
+              <w:rPr>
+                <w:rFonts w:hint="eastAsia"/>
+                <w:color w:val="000000"/>
+                <w:lang w:val="en-US" w:eastAsia="zh"/>
+                <w:woUserID w:val="1"/>
+              </w:rPr>
+            </w:pPr>
+            <w:r>
+              <w:rPr>
+                <w:rFonts w:hint="eastAsia"/>
+                <w:color w:val="000000"/>
+                <w:lang w:val="en-US" w:eastAsia="zh"/>
+                <w:woUserID w:val="1"/>
+              </w:rPr>
+              <w:t>预测什么</w:t>
+            </w:r>
+          </w:p>
+        </w:tc>
+        <w:tc>
+          <w:tcPr>
+            <w:tcW w:w="2235" w:type="pct"/>
+            <w:shd w:val="clear"/>
+            <w:vAlign w:val="center"/>
+          </w:tcPr>
+          <w:p>
+            <w:pPr>
+              <w:numPr>
+                <w:ilvl w:val="0"/>
+                <w:numId w:val="0"/>
+              </w:numPr>
+              <w:bidi w:val="0"/>
+              <w:ind w:leftChars="0"/>
+              <w:rPr>
+                <w:rFonts w:hint="eastAsia"/>
+                <w:color w:val="000000"/>
+                <w:lang w:val="en-US" w:eastAsia="zh"/>
+                <w:woUserID w:val="1"/>
+              </w:rPr>
+            </w:pPr>
+            <w:r>
+              <w:rPr>
+                <w:rFonts w:hint="eastAsia"/>
+                <w:color w:val="000000"/>
+                <w:lang w:val="en-US" w:eastAsia="zh"/>
+                <w:woUserID w:val="1"/>
+              </w:rPr>
+              <w:t>示例为下一天逐小时的吞吐量、业务量</w:t>
+            </w:r>
+          </w:p>
+        </w:tc>
+        <w:tc>
+          <w:tcPr>
+            <w:tcW w:w="2099" w:type="pct"/>
+            <w:shd w:val="clear"/>
+            <w:vAlign w:val="center"/>
+          </w:tcPr>
+          <w:p>
+            <w:pPr>
+              <w:numPr>
+                <w:ilvl w:val="0"/>
+                <w:numId w:val="0"/>
+              </w:numPr>
+              <w:bidi w:val="0"/>
+              <w:ind w:leftChars="0"/>
+              <w:rPr>
+                <w:rFonts w:hint="eastAsia"/>
+                <w:color w:val="000000"/>
+                <w:lang w:val="en-US" w:eastAsia="zh"/>
+                <w:woUserID w:val="1"/>
+              </w:rPr>
+            </w:pPr>
+            <w:r>
+              <w:rPr>
+                <w:rFonts w:hint="eastAsia"/>
+                <w:color w:val="000000"/>
+                <w:lang w:val="en-US" w:eastAsia="zh"/>
+                <w:woUserID w:val="1"/>
+              </w:rPr>
+              <w:t>当前资源分配方案执行后，一个切片窗口内的平均时延代价</w:t>
+            </w:r>
+          </w:p>
+        </w:tc>
+      </w:tr>
+      <w:tr>
+        <w:tblPrEx>
+          <w:tblBorders>
+            <w:top w:val="none" w:color="auto" w:sz="0" w:space="0"/>
+            <w:left w:val="none" w:color="auto" w:sz="0" w:space="0"/>
+            <w:bottom w:val="none" w:color="auto" w:sz="0" w:space="0"/>
+            <w:right w:val="none" w:color="auto" w:sz="0" w:space="0"/>
+            <w:insideH w:val="none" w:color="auto" w:sz="0" w:space="0"/>
+            <w:insideV w:val="none" w:color="auto" w:sz="0" w:space="0"/>
+          </w:tblBorders>
+          <w:shd w:val="clear"/>
+          <w:tblCellMar>
+            <w:top w:w="15" w:type="dxa"/>
+            <w:left w:w="15" w:type="dxa"/>
+            <w:bottom w:w="15" w:type="dxa"/>
+            <w:right w:w="15" w:type="dxa"/>
+          </w:tblCellMar>
+        </w:tblPrEx>
+        <w:trPr>
+          <w:tblCellSpacing w:w="15" w:type="dxa"/>
+        </w:trPr>
+        <w:tc>
+          <w:tcPr>
+            <w:tcW w:w="593" w:type="pct"/>
+            <w:shd w:val="clear"/>
+            <w:vAlign w:val="center"/>
+          </w:tcPr>
+          <w:p>
+            <w:pPr>
+              <w:numPr>
+                <w:ilvl w:val="0"/>
+                <w:numId w:val="0"/>
+              </w:numPr>
+              <w:bidi w:val="0"/>
+              <w:ind w:leftChars="0"/>
+              <w:rPr>
+                <w:rFonts w:hint="eastAsia"/>
+                <w:color w:val="000000"/>
+                <w:lang w:val="en-US" w:eastAsia="zh"/>
+                <w:woUserID w:val="1"/>
+              </w:rPr>
+            </w:pPr>
+            <w:r>
+              <w:rPr>
+                <w:rFonts w:hint="eastAsia"/>
+                <w:color w:val="000000"/>
+                <w:lang w:val="en-US" w:eastAsia="zh"/>
+                <w:woUserID w:val="1"/>
+              </w:rPr>
+              <w:t>预测模型</w:t>
+            </w:r>
+          </w:p>
+        </w:tc>
+        <w:tc>
+          <w:tcPr>
+            <w:tcW w:w="2235" w:type="pct"/>
+            <w:shd w:val="clear"/>
+            <w:vAlign w:val="center"/>
+          </w:tcPr>
+          <w:p>
+            <w:pPr>
+              <w:numPr>
+                <w:ilvl w:val="0"/>
+                <w:numId w:val="0"/>
+              </w:numPr>
+              <w:bidi w:val="0"/>
+              <w:ind w:leftChars="0"/>
+              <w:rPr>
+                <w:rFonts w:hint="eastAsia"/>
+                <w:color w:val="000000"/>
+                <w:lang w:val="en-US" w:eastAsia="zh"/>
+                <w:woUserID w:val="1"/>
+              </w:rPr>
+            </w:pPr>
+            <w:r>
+              <w:rPr>
+                <w:rFonts w:hint="eastAsia"/>
+                <w:color w:val="000000"/>
+                <w:lang w:val="en-US" w:eastAsia="zh"/>
+                <w:woUserID w:val="1"/>
+              </w:rPr>
+              <w:t>Transformer＋AttenInAtten 注意力结构</w:t>
+            </w:r>
+          </w:p>
+        </w:tc>
+        <w:tc>
+          <w:tcPr>
+            <w:tcW w:w="2099" w:type="pct"/>
+            <w:shd w:val="clear"/>
+            <w:vAlign w:val="center"/>
+          </w:tcPr>
+          <w:p>
+            <w:pPr>
+              <w:numPr>
+                <w:ilvl w:val="0"/>
+                <w:numId w:val="0"/>
+              </w:numPr>
+              <w:bidi w:val="0"/>
+              <w:ind w:leftChars="0"/>
+              <w:rPr>
+                <w:rFonts w:hint="eastAsia"/>
+                <w:color w:val="000000"/>
+                <w:lang w:val="en-US" w:eastAsia="zh"/>
+                <w:woUserID w:val="1"/>
+              </w:rPr>
+            </w:pPr>
+            <w:r>
+              <w:rPr>
+                <w:rFonts w:hint="eastAsia"/>
+                <w:color w:val="000000"/>
+                <w:lang w:val="en-US" w:eastAsia="zh"/>
+                <w:woUserID w:val="1"/>
+              </w:rPr>
+              <w:t>用 XGBoost 建立的监督学习回归模型；TPOT 用于选择训练配置</w:t>
+            </w:r>
+          </w:p>
+        </w:tc>
+      </w:tr>
+      <w:tr>
+        <w:tblPrEx>
+          <w:tblBorders>
+            <w:top w:val="none" w:color="auto" w:sz="0" w:space="0"/>
+            <w:left w:val="none" w:color="auto" w:sz="0" w:space="0"/>
+            <w:bottom w:val="none" w:color="auto" w:sz="0" w:space="0"/>
+            <w:right w:val="none" w:color="auto" w:sz="0" w:space="0"/>
+            <w:insideH w:val="none" w:color="auto" w:sz="0" w:space="0"/>
+            <w:insideV w:val="none" w:color="auto" w:sz="0" w:space="0"/>
+          </w:tblBorders>
+          <w:shd w:val="clear"/>
+          <w:tblCellMar>
+            <w:top w:w="15" w:type="dxa"/>
+            <w:left w:w="15" w:type="dxa"/>
+            <w:bottom w:w="15" w:type="dxa"/>
+            <w:right w:w="15" w:type="dxa"/>
+          </w:tblCellMar>
+        </w:tblPrEx>
+        <w:trPr>
+          <w:tblCellSpacing w:w="15" w:type="dxa"/>
+        </w:trPr>
+        <w:tc>
+          <w:tcPr>
+            <w:tcW w:w="593" w:type="pct"/>
+            <w:shd w:val="clear"/>
+            <w:vAlign w:val="center"/>
+          </w:tcPr>
+          <w:p>
+            <w:pPr>
+              <w:numPr>
+                <w:ilvl w:val="0"/>
+                <w:numId w:val="0"/>
+              </w:numPr>
+              <w:bidi w:val="0"/>
+              <w:ind w:leftChars="0"/>
+              <w:rPr>
+                <w:rFonts w:hint="eastAsia"/>
+                <w:color w:val="000000"/>
+                <w:lang w:val="en-US" w:eastAsia="zh"/>
+                <w:woUserID w:val="1"/>
+              </w:rPr>
+            </w:pPr>
+            <w:r>
+              <w:rPr>
+                <w:rFonts w:hint="eastAsia"/>
+                <w:color w:val="000000"/>
+                <w:lang w:val="en-US" w:eastAsia="zh"/>
+                <w:woUserID w:val="1"/>
+              </w:rPr>
+              <w:t>预测时域</w:t>
+            </w:r>
+          </w:p>
+        </w:tc>
+        <w:tc>
+          <w:tcPr>
+            <w:tcW w:w="2235" w:type="pct"/>
+            <w:shd w:val="clear"/>
+            <w:vAlign w:val="center"/>
+          </w:tcPr>
+          <w:p>
+            <w:pPr>
+              <w:numPr>
+                <w:ilvl w:val="0"/>
+                <w:numId w:val="0"/>
+              </w:numPr>
+              <w:bidi w:val="0"/>
+              <w:ind w:leftChars="0"/>
+              <w:rPr>
+                <w:rFonts w:hint="eastAsia"/>
+                <w:color w:val="000000"/>
+                <w:lang w:val="en-US" w:eastAsia="zh"/>
+                <w:woUserID w:val="1"/>
+              </w:rPr>
+            </w:pPr>
+            <w:r>
+              <w:rPr>
+                <w:rFonts w:hint="eastAsia"/>
+                <w:color w:val="000000"/>
+                <w:lang w:val="en-US" w:eastAsia="zh"/>
+                <w:woUserID w:val="1"/>
+              </w:rPr>
+              <w:t>示例为过去七天预测下一天</w:t>
+            </w:r>
+          </w:p>
+        </w:tc>
+        <w:tc>
+          <w:tcPr>
+            <w:tcW w:w="2099" w:type="pct"/>
+            <w:shd w:val="clear"/>
+            <w:vAlign w:val="center"/>
+          </w:tcPr>
+          <w:p>
+            <w:pPr>
+              <w:numPr>
+                <w:ilvl w:val="0"/>
+                <w:numId w:val="0"/>
+              </w:numPr>
+              <w:bidi w:val="0"/>
+              <w:ind w:leftChars="0"/>
+              <w:rPr>
+                <w:rFonts w:hint="eastAsia"/>
+                <w:color w:val="000000"/>
+                <w:lang w:val="en-US" w:eastAsia="zh"/>
+                <w:woUserID w:val="1"/>
+              </w:rPr>
+            </w:pPr>
+            <w:r>
+              <w:rPr>
+                <w:rFonts w:hint="eastAsia"/>
+                <w:color w:val="000000"/>
+                <w:lang w:val="en-US" w:eastAsia="zh"/>
+                <w:woUserID w:val="1"/>
+              </w:rPr>
+              <w:t>每次资源分配决策对应的短窗口</w:t>
+            </w:r>
+          </w:p>
+        </w:tc>
+      </w:tr>
+      <w:tr>
+        <w:tblPrEx>
+          <w:tblBorders>
+            <w:top w:val="none" w:color="auto" w:sz="0" w:space="0"/>
+            <w:left w:val="none" w:color="auto" w:sz="0" w:space="0"/>
+            <w:bottom w:val="none" w:color="auto" w:sz="0" w:space="0"/>
+            <w:right w:val="none" w:color="auto" w:sz="0" w:space="0"/>
+            <w:insideH w:val="none" w:color="auto" w:sz="0" w:space="0"/>
+            <w:insideV w:val="none" w:color="auto" w:sz="0" w:space="0"/>
+          </w:tblBorders>
+          <w:shd w:val="clear"/>
+        </w:tblPrEx>
+        <w:trPr>
+          <w:tblCellSpacing w:w="15" w:type="dxa"/>
+        </w:trPr>
+        <w:tc>
+          <w:tcPr>
+            <w:tcW w:w="593" w:type="pct"/>
+            <w:shd w:val="clear"/>
+            <w:vAlign w:val="center"/>
+          </w:tcPr>
+          <w:p>
+            <w:pPr>
+              <w:numPr>
+                <w:ilvl w:val="0"/>
+                <w:numId w:val="0"/>
+              </w:numPr>
+              <w:bidi w:val="0"/>
+              <w:ind w:leftChars="0"/>
+              <w:rPr>
+                <w:rFonts w:hint="eastAsia"/>
+                <w:color w:val="000000"/>
+                <w:lang w:val="en-US" w:eastAsia="zh"/>
+                <w:woUserID w:val="1"/>
+              </w:rPr>
+            </w:pPr>
+            <w:r>
+              <w:rPr>
+                <w:rFonts w:hint="eastAsia"/>
+                <w:color w:val="000000"/>
+                <w:lang w:val="en-US" w:eastAsia="zh"/>
+                <w:woUserID w:val="1"/>
+              </w:rPr>
+              <w:t>怎样定义安全</w:t>
+            </w:r>
+          </w:p>
+        </w:tc>
+        <w:tc>
+          <w:tcPr>
+            <w:tcW w:w="2235" w:type="pct"/>
+            <w:shd w:val="clear"/>
+            <w:vAlign w:val="center"/>
+          </w:tcPr>
+          <w:p>
+            <w:pPr>
+              <w:numPr>
+                <w:ilvl w:val="0"/>
+                <w:numId w:val="0"/>
+              </w:numPr>
+              <w:bidi w:val="0"/>
+              <w:ind w:leftChars="0"/>
+              <w:rPr>
+                <w:rFonts w:hint="eastAsia"/>
+                <w:color w:val="000000"/>
+                <w:lang w:val="en-US" w:eastAsia="zh"/>
+                <w:woUserID w:val="1"/>
+              </w:rPr>
+            </w:pPr>
+            <w:r>
+              <w:rPr>
+                <w:rFonts w:hint="eastAsia"/>
+                <w:color w:val="000000"/>
+                <w:lang w:val="en-US" w:eastAsia="zh"/>
+                <w:woUserID w:val="1"/>
+              </w:rPr>
+              <w:t>未在所展示的模型中给出 KPI 安全门限与判定规则</w:t>
+            </w:r>
+          </w:p>
+        </w:tc>
+        <w:tc>
+          <w:tcPr>
+            <w:tcW w:w="2099" w:type="pct"/>
+            <w:shd w:val="clear"/>
+            <w:vAlign w:val="center"/>
+          </w:tcPr>
+          <w:p>
+            <w:pPr>
+              <w:numPr>
+                <w:ilvl w:val="0"/>
+                <w:numId w:val="0"/>
+              </w:numPr>
+              <w:bidi w:val="0"/>
+              <w:ind w:leftChars="0"/>
+              <w:rPr>
+                <w:rFonts w:hint="eastAsia"/>
+                <w:color w:val="000000"/>
+                <w:lang w:val="en-US" w:eastAsia="zh"/>
+                <w:woUserID w:val="1"/>
+              </w:rPr>
+            </w:pPr>
+            <w:r>
+              <w:rPr>
+                <w:rFonts w:hint="eastAsia"/>
+                <w:color w:val="000000"/>
+                <w:lang w:val="en-US" w:eastAsia="zh"/>
+                <w:woUserID w:val="1"/>
+              </w:rPr>
+              <w:t>各切片预测时延不得超过设定门限</w:t>
+            </w:r>
+          </w:p>
+        </w:tc>
+      </w:tr>
+      <w:tr>
+        <w:tblPrEx>
+          <w:tblBorders>
+            <w:top w:val="none" w:color="auto" w:sz="0" w:space="0"/>
+            <w:left w:val="none" w:color="auto" w:sz="0" w:space="0"/>
+            <w:bottom w:val="none" w:color="auto" w:sz="0" w:space="0"/>
+            <w:right w:val="none" w:color="auto" w:sz="0" w:space="0"/>
+            <w:insideH w:val="none" w:color="auto" w:sz="0" w:space="0"/>
+            <w:insideV w:val="none" w:color="auto" w:sz="0" w:space="0"/>
+          </w:tblBorders>
+          <w:shd w:val="clear"/>
+          <w:tblCellMar>
+            <w:top w:w="15" w:type="dxa"/>
+            <w:left w:w="15" w:type="dxa"/>
+            <w:bottom w:w="15" w:type="dxa"/>
+            <w:right w:w="15" w:type="dxa"/>
+          </w:tblCellMar>
+        </w:tblPrEx>
+        <w:trPr>
+          <w:tblCellSpacing w:w="15" w:type="dxa"/>
+        </w:trPr>
+        <w:tc>
+          <w:tcPr>
+            <w:tcW w:w="593" w:type="pct"/>
+            <w:shd w:val="clear"/>
+            <w:vAlign w:val="center"/>
+          </w:tcPr>
+          <w:p>
+            <w:pPr>
+              <w:numPr>
+                <w:ilvl w:val="0"/>
+                <w:numId w:val="0"/>
+              </w:numPr>
+              <w:bidi w:val="0"/>
+              <w:ind w:leftChars="0"/>
+              <w:rPr>
+                <w:rFonts w:hint="eastAsia"/>
+                <w:color w:val="000000"/>
+                <w:lang w:val="en-US" w:eastAsia="zh"/>
+                <w:woUserID w:val="1"/>
+              </w:rPr>
+            </w:pPr>
+            <w:r>
+              <w:rPr>
+                <w:rFonts w:hint="eastAsia"/>
+                <w:color w:val="000000"/>
+                <w:lang w:val="en-US" w:eastAsia="zh"/>
+                <w:woUserID w:val="1"/>
+              </w:rPr>
+              <w:t>预测不合格怎么办</w:t>
+            </w:r>
+          </w:p>
+        </w:tc>
+        <w:tc>
+          <w:tcPr>
+            <w:tcW w:w="2235" w:type="pct"/>
+            <w:shd w:val="clear"/>
+            <w:vAlign w:val="center"/>
+          </w:tcPr>
+          <w:p>
+            <w:pPr>
+              <w:numPr>
+                <w:ilvl w:val="0"/>
+                <w:numId w:val="0"/>
+              </w:numPr>
+              <w:bidi w:val="0"/>
+              <w:ind w:leftChars="0"/>
+              <w:rPr>
+                <w:rFonts w:hint="eastAsia"/>
+                <w:color w:val="000000"/>
+                <w:lang w:val="en-US" w:eastAsia="zh"/>
+                <w:woUserID w:val="1"/>
+              </w:rPr>
+            </w:pPr>
+            <w:r>
+              <w:rPr>
+                <w:rFonts w:hint="eastAsia"/>
+                <w:color w:val="000000"/>
+                <w:lang w:val="en-US" w:eastAsia="zh"/>
+                <w:woUserID w:val="1"/>
+              </w:rPr>
+              <w:t>未展示具体的动作屏蔽与替换算法</w:t>
+            </w:r>
+          </w:p>
+        </w:tc>
+        <w:tc>
+          <w:tcPr>
+            <w:tcW w:w="2099" w:type="pct"/>
+            <w:shd w:val="clear"/>
+            <w:vAlign w:val="center"/>
+          </w:tcPr>
+          <w:p>
+            <w:pPr>
+              <w:numPr>
+                <w:ilvl w:val="0"/>
+                <w:numId w:val="0"/>
+              </w:numPr>
+              <w:bidi w:val="0"/>
+              <w:ind w:leftChars="0"/>
+              <w:rPr>
+                <w:rFonts w:hint="eastAsia"/>
+                <w:color w:val="000000"/>
+                <w:lang w:val="en-US" w:eastAsia="zh"/>
+                <w:woUserID w:val="1"/>
+              </w:rPr>
+            </w:pPr>
+            <w:r>
+              <w:rPr>
+                <w:rFonts w:hint="eastAsia"/>
+                <w:color w:val="000000"/>
+                <w:lang w:val="en-US" w:eastAsia="zh"/>
+                <w:woUserID w:val="1"/>
+              </w:rPr>
+              <w:t>屏蔽预测违规的方案，执行距离原方案最近的可行方案</w:t>
+            </w:r>
+          </w:p>
+        </w:tc>
+      </w:tr>
+      <w:tr>
+        <w:tblPrEx>
+          <w:tblBorders>
+            <w:top w:val="none" w:color="auto" w:sz="0" w:space="0"/>
+            <w:left w:val="none" w:color="auto" w:sz="0" w:space="0"/>
+            <w:bottom w:val="none" w:color="auto" w:sz="0" w:space="0"/>
+            <w:right w:val="none" w:color="auto" w:sz="0" w:space="0"/>
+            <w:insideH w:val="none" w:color="auto" w:sz="0" w:space="0"/>
+            <w:insideV w:val="none" w:color="auto" w:sz="0" w:space="0"/>
+          </w:tblBorders>
+          <w:shd w:val="clear"/>
+        </w:tblPrEx>
+        <w:trPr>
+          <w:tblCellSpacing w:w="15" w:type="dxa"/>
+        </w:trPr>
+        <w:tc>
+          <w:tcPr>
+            <w:tcW w:w="593" w:type="pct"/>
+            <w:shd w:val="clear"/>
+            <w:vAlign w:val="center"/>
+          </w:tcPr>
+          <w:p>
+            <w:pPr>
+              <w:numPr>
+                <w:ilvl w:val="0"/>
+                <w:numId w:val="0"/>
+              </w:numPr>
+              <w:bidi w:val="0"/>
+              <w:ind w:leftChars="0"/>
+              <w:rPr>
+                <w:rFonts w:hint="eastAsia"/>
+                <w:color w:val="000000"/>
+                <w:lang w:val="en-US" w:eastAsia="zh"/>
+                <w:woUserID w:val="1"/>
+              </w:rPr>
+            </w:pPr>
+            <w:r>
+              <w:rPr>
+                <w:rFonts w:hint="eastAsia"/>
+                <w:color w:val="000000"/>
+                <w:lang w:val="en-US" w:eastAsia="zh"/>
+                <w:woUserID w:val="1"/>
+              </w:rPr>
+              <w:t>网络位置</w:t>
+            </w:r>
+          </w:p>
+        </w:tc>
+        <w:tc>
+          <w:tcPr>
+            <w:tcW w:w="2235" w:type="pct"/>
+            <w:shd w:val="clear"/>
+            <w:vAlign w:val="center"/>
+          </w:tcPr>
+          <w:p>
+            <w:pPr>
+              <w:numPr>
+                <w:ilvl w:val="0"/>
+                <w:numId w:val="0"/>
+              </w:numPr>
+              <w:bidi w:val="0"/>
+              <w:ind w:leftChars="0"/>
+              <w:rPr>
+                <w:rFonts w:hint="eastAsia"/>
+                <w:color w:val="000000"/>
+                <w:lang w:val="en-US" w:eastAsia="zh"/>
+                <w:woUserID w:val="1"/>
+              </w:rPr>
+            </w:pPr>
+            <w:r>
+              <w:rPr>
+                <w:rFonts w:hint="eastAsia"/>
+                <w:color w:val="000000"/>
+                <w:lang w:val="en-US" w:eastAsia="zh"/>
+                <w:woUserID w:val="1"/>
+              </w:rPr>
+              <w:t>网络管理侧的数字孪生软件模型库</w:t>
+            </w:r>
+          </w:p>
+        </w:tc>
+        <w:tc>
+          <w:tcPr>
+            <w:tcW w:w="2099" w:type="pct"/>
+            <w:shd w:val="clear"/>
+            <w:vAlign w:val="center"/>
+          </w:tcPr>
+          <w:p>
+            <w:pPr>
+              <w:numPr>
+                <w:ilvl w:val="0"/>
+                <w:numId w:val="0"/>
+              </w:numPr>
+              <w:bidi w:val="0"/>
+              <w:ind w:leftChars="0"/>
+              <w:rPr>
+                <w:rFonts w:hint="eastAsia"/>
+                <w:color w:val="000000"/>
+                <w:lang w:val="en-US" w:eastAsia="zh"/>
+                <w:woUserID w:val="1"/>
+              </w:rPr>
+            </w:pPr>
+            <w:r>
+              <w:rPr>
+                <w:rFonts w:hint="eastAsia"/>
+                <w:color w:val="000000"/>
+                <w:lang w:val="en-US" w:eastAsia="zh"/>
+                <w:woUserID w:val="1"/>
+              </w:rPr>
+              <w:t>O-RAN 切片控制流程；分配结果作用于基站无线资源</w:t>
+            </w:r>
+          </w:p>
+        </w:tc>
+      </w:tr>
+      <w:tr>
+        <w:tblPrEx>
+          <w:tblBorders>
+            <w:top w:val="none" w:color="auto" w:sz="0" w:space="0"/>
+            <w:left w:val="none" w:color="auto" w:sz="0" w:space="0"/>
+            <w:bottom w:val="none" w:color="auto" w:sz="0" w:space="0"/>
+            <w:right w:val="none" w:color="auto" w:sz="0" w:space="0"/>
+            <w:insideH w:val="none" w:color="auto" w:sz="0" w:space="0"/>
+            <w:insideV w:val="none" w:color="auto" w:sz="0" w:space="0"/>
+          </w:tblBorders>
+          <w:shd w:val="clear"/>
+          <w:tblCellMar>
+            <w:top w:w="15" w:type="dxa"/>
+            <w:left w:w="15" w:type="dxa"/>
+            <w:bottom w:w="15" w:type="dxa"/>
+            <w:right w:w="15" w:type="dxa"/>
+          </w:tblCellMar>
+        </w:tblPrEx>
+        <w:trPr>
+          <w:tblCellSpacing w:w="15" w:type="dxa"/>
+        </w:trPr>
+        <w:tc>
+          <w:tcPr>
+            <w:tcW w:w="593" w:type="pct"/>
+            <w:shd w:val="clear"/>
+            <w:vAlign w:val="center"/>
+          </w:tcPr>
+          <w:p>
+            <w:pPr>
+              <w:numPr>
+                <w:ilvl w:val="0"/>
+                <w:numId w:val="0"/>
+              </w:numPr>
+              <w:bidi w:val="0"/>
+              <w:ind w:leftChars="0"/>
+              <w:rPr>
+                <w:rFonts w:hint="eastAsia"/>
+                <w:color w:val="000000"/>
+                <w:lang w:val="en-US" w:eastAsia="zh"/>
+                <w:woUserID w:val="1"/>
+              </w:rPr>
+            </w:pPr>
+            <w:r>
+              <w:rPr>
+                <w:rFonts w:hint="eastAsia"/>
+                <w:color w:val="000000"/>
+                <w:lang w:val="en-US" w:eastAsia="zh"/>
+                <w:woUserID w:val="1"/>
+              </w:rPr>
+              <w:t>现有证据</w:t>
+            </w:r>
+          </w:p>
+        </w:tc>
+        <w:tc>
+          <w:tcPr>
+            <w:tcW w:w="2235" w:type="pct"/>
+            <w:shd w:val="clear"/>
+            <w:vAlign w:val="center"/>
+          </w:tcPr>
+          <w:p>
+            <w:pPr>
+              <w:numPr>
+                <w:ilvl w:val="0"/>
+                <w:numId w:val="0"/>
+              </w:numPr>
+              <w:bidi w:val="0"/>
+              <w:ind w:leftChars="0"/>
+              <w:rPr>
+                <w:rFonts w:hint="eastAsia"/>
+                <w:color w:val="000000"/>
+                <w:lang w:val="en-US" w:eastAsia="zh"/>
+                <w:woUserID w:val="1"/>
+              </w:rPr>
+            </w:pPr>
+            <w:r>
+              <w:rPr>
+                <w:rFonts w:hint="eastAsia"/>
+                <w:color w:val="000000"/>
+                <w:lang w:val="en-US" w:eastAsia="zh"/>
+                <w:woUserID w:val="1"/>
+              </w:rPr>
+              <w:t>专利中的 KPI 预测实施例</w:t>
+            </w:r>
+          </w:p>
+        </w:tc>
+        <w:tc>
+          <w:tcPr>
+            <w:tcW w:w="2099" w:type="pct"/>
+            <w:shd w:val="clear"/>
+            <w:vAlign w:val="center"/>
+          </w:tcPr>
+          <w:p>
+            <w:pPr>
+              <w:numPr>
+                <w:ilvl w:val="0"/>
+                <w:numId w:val="0"/>
+              </w:numPr>
+              <w:bidi w:val="0"/>
+              <w:ind w:leftChars="0"/>
+              <w:rPr>
+                <w:rFonts w:hint="eastAsia"/>
+                <w:color w:val="000000"/>
+                <w:lang w:val="en-US" w:eastAsia="zh"/>
+                <w:woUserID w:val="1"/>
+              </w:rPr>
+            </w:pPr>
+            <w:r>
+              <w:rPr>
+                <w:rFonts w:hint="eastAsia"/>
+                <w:color w:val="000000"/>
+                <w:lang w:val="en-US" w:eastAsia="zh"/>
+                <w:woUserID w:val="1"/>
+              </w:rPr>
+              <w:t>基于真实 VR 业务轨迹与建模流量的仿真实验，并给出控制效果</w:t>
+            </w:r>
+          </w:p>
+        </w:tc>
+      </w:tr>
+    </w:tbl>
+    <w:p>
+      <w:pPr>
+        <w:numPr>
+          <w:ilvl w:val="0"/>
+          <w:numId w:val="0"/>
+        </w:numPr>
+        <w:bidi w:val="0"/>
+        <w:ind w:leftChars="0"/>
+        <w:rPr>
+          <w:rFonts w:hint="eastAsia"/>
+          <w:color w:val="000000"/>
+          <w:lang w:val="en-US" w:eastAsia="zh"/>
+          <w:woUserID w:val="1"/>
+        </w:rPr>
+      </w:pPr>
+      <w:r>
+        <w:rPr>
+          <w:rFonts w:hint="eastAsia"/>
+          <w:color w:val="000000"/>
+          <w:lang w:val="en-US" w:eastAsia="zh"/>
+          <w:woUserID w:val="1"/>
+        </w:rPr>
+        <w:t>表中最容易混淆的是“预测未来”。华为专利确实在预测较远的未来：例如第八天的 24 个小时。SafeSlice 是预测候选动作在紧接着的控制窗口执行后会造成什么结果：时间跨度短，目的在于当前这一刀能否下发。两者都可以输入“拟采取的动作”，但回答的问题和决策节奏不同。</w:t>
+      </w:r>
+      <w:r>
+        <w:rPr>
+          <w:rFonts w:hint="eastAsia"/>
+          <w:color w:val="000000"/>
+          <w:lang w:val="en-US" w:eastAsia="zh"/>
+          <w:woUserID w:val="1"/>
+        </w:rPr>
+        <w:fldChar w:fldCharType="begin"/>
+      </w:r>
+      <w:r>
+        <w:rPr>
+          <w:rFonts w:hint="eastAsia"/>
+          <w:color w:val="000000"/>
+          <w:lang w:val="en-US" w:eastAsia="zh"/>
+          <w:woUserID w:val="1"/>
+        </w:rPr>
+        <w:instrText xml:space="preserve"> HYPERLINK "https://patents.google.com/patent/WO2025010581A1/en?utm_source=chatgpt.com" </w:instrText>
+      </w:r>
+      <w:r>
+        <w:rPr>
+          <w:rFonts w:hint="eastAsia"/>
+          <w:color w:val="000000"/>
+          <w:lang w:val="en-US" w:eastAsia="zh"/>
+          <w:woUserID w:val="1"/>
+        </w:rPr>
+        <w:fldChar w:fldCharType="separate"/>
+      </w:r>
+      <w:r>
+        <w:rPr>
+          <w:rFonts w:hint="eastAsia"/>
+          <w:color w:val="000000"/>
+          <w:lang w:val="en-US" w:eastAsia="zh"/>
+          <w:woUserID w:val="1"/>
+        </w:rPr>
+        <w:t>Google Patents</w:t>
+      </w:r>
+      <w:r>
+        <w:rPr>
+          <w:rFonts w:hint="eastAsia"/>
+          <w:color w:val="000000"/>
+          <w:lang w:val="en-US" w:eastAsia="zh"/>
+          <w:woUserID w:val="1"/>
+        </w:rPr>
+        <w:fldChar w:fldCharType="end"/>
+      </w:r>
+    </w:p>
+    <w:p>
+      <w:pPr>
+        <w:numPr>
+          <w:ilvl w:val="0"/>
+          <w:numId w:val="0"/>
+        </w:numPr>
+        <w:bidi w:val="0"/>
+        <w:ind w:leftChars="0"/>
+        <w:rPr>
+          <w:rFonts w:hint="eastAsia"/>
+          <w:color w:val="000000"/>
+          <w:lang w:val="en-US" w:eastAsia="zh"/>
+          <w:woUserID w:val="1"/>
+        </w:rPr>
+      </w:pPr>
+      <w:r>
+        <w:rPr>
+          <w:rFonts w:hint="eastAsia"/>
+          <w:color w:val="000000"/>
+          <w:lang w:val="en-US" w:eastAsia="zh"/>
+          <w:woUserID w:val="1"/>
+        </w:rPr>
+        <w:t>四、对你的调研和汇报有什么启示</w:t>
+      </w:r>
+    </w:p>
+    <w:p>
+      <w:pPr>
+        <w:numPr>
+          <w:ilvl w:val="0"/>
+          <w:numId w:val="0"/>
+        </w:numPr>
+        <w:bidi w:val="0"/>
+        <w:ind w:leftChars="0"/>
+        <w:rPr>
+          <w:rFonts w:hint="eastAsia"/>
+          <w:color w:val="000000"/>
+          <w:lang w:val="en-US" w:eastAsia="zh"/>
+          <w:woUserID w:val="1"/>
+        </w:rPr>
+      </w:pPr>
+      <w:r>
+        <w:rPr>
+          <w:rFonts w:hint="eastAsia"/>
+          <w:color w:val="000000"/>
+          <w:lang w:val="en-US" w:eastAsia="zh"/>
+          <w:woUserID w:val="1"/>
+        </w:rPr>
+        <w:t>如果老板问“我们要做动作安全校验，哪篇更直接？”，答案是 SafeSlice：它明确给出了“提出动作—预测时延—比对门限—替换动作—观察结果”的闭环。但它的动作局限在网络侧切片资源分配，手机企业通常不能在商用现网直接修改基站 PRB 比例；可以在可控基站或网络模拟器里研究这种校验方法。华为专利更适合作为较长时间尺度、多种网络参数的效果预测思路，用于事前试算；要变成安全控制系统，还需补门限、预测不确定性处理、动作权限、上线验证和回退。</w:t>
+      </w:r>
+      <w:r>
+        <w:rPr>
+          <w:rFonts w:hint="eastAsia"/>
+          <w:color w:val="000000"/>
+          <w:lang w:val="en-US" w:eastAsia="zh"/>
+          <w:woUserID w:val="1"/>
+        </w:rPr>
+        <w:fldChar w:fldCharType="begin"/>
+      </w:r>
+      <w:r>
+        <w:rPr>
+          <w:rFonts w:hint="eastAsia"/>
+          <w:color w:val="000000"/>
+          <w:lang w:val="en-US" w:eastAsia="zh"/>
+          <w:woUserID w:val="1"/>
+        </w:rPr>
+        <w:instrText xml:space="preserve"> HYPERLINK "https://patents.google.com/patent/WO2025010581A1/en?utm_source=chatgpt.com" </w:instrText>
+      </w:r>
+      <w:r>
+        <w:rPr>
+          <w:rFonts w:hint="eastAsia"/>
+          <w:color w:val="000000"/>
+          <w:lang w:val="en-US" w:eastAsia="zh"/>
+          <w:woUserID w:val="1"/>
+        </w:rPr>
+        <w:fldChar w:fldCharType="separate"/>
+      </w:r>
+      <w:r>
+        <w:rPr>
+          <w:rFonts w:hint="eastAsia"/>
+          <w:color w:val="000000"/>
+          <w:lang w:val="en-US" w:eastAsia="zh"/>
+          <w:woUserID w:val="1"/>
+        </w:rPr>
+        <w:t>Google Patents</w:t>
+      </w:r>
+      <w:r>
+        <w:rPr>
+          <w:rFonts w:hint="eastAsia"/>
+          <w:color w:val="000000"/>
+          <w:lang w:val="en-US" w:eastAsia="zh"/>
+          <w:woUserID w:val="1"/>
+        </w:rPr>
+        <w:fldChar w:fldCharType="end"/>
+      </w:r>
+    </w:p>
+    <w:p>
+      <w:pPr>
+        <w:numPr>
+          <w:ilvl w:val="0"/>
+          <w:numId w:val="0"/>
+        </w:numPr>
+        <w:bidi w:val="0"/>
+        <w:ind w:leftChars="0"/>
+        <w:rPr>
+          <w:rFonts w:hint="eastAsia"/>
+          <w:color w:val="000000"/>
+          <w:lang w:val="en-US" w:eastAsia="zh"/>
+          <w:woUserID w:val="1"/>
+        </w:rPr>
+      </w:pPr>
+      <w:r>
+        <w:rPr>
+          <w:rFonts w:hint="eastAsia"/>
+          <w:color w:val="000000"/>
+          <w:lang w:val="en-US" w:eastAsia="zh"/>
+          <w:woUserID w:val="1"/>
+        </w:rPr>
+        <w:t>若落到手机企业的测试研究，可迁移的是这条链：在可控网络环境中记录“无线环境与终端状态—候选网络或终端测试动作—执行后的吞吐量、时延、掉线或 QoE”，先训练效果预测器，再对候选动作设置测试门限，最后用真机验证预测和实际结果的偏差。终端在原两项研究中主要贡献业务需求并承受性能结果；把终端测量、耗电、温升、切换表现纳入输入和安全指标，是后续研究设计，不是这两篇已经完成的终端侧功能。</w:t>
+      </w:r>
+    </w:p>
+    <w:p>
+      <w:pPr>
+        <w:numPr>
+          <w:ilvl w:val="0"/>
+          <w:numId w:val="0"/>
+        </w:numPr>
+        <w:bidi w:val="0"/>
+        <w:ind w:leftChars="0"/>
+        <w:rPr>
+          <w:rFonts w:hint="eastAsia"/>
+          <w:color w:val="000000"/>
+          <w:lang w:val="en-US" w:eastAsia="zh"/>
+          <w:woUserID w:val="1"/>
+        </w:rPr>
+      </w:pPr>
+      <w:r>
+        <w:rPr>
+          <w:rFonts w:hint="eastAsia"/>
+          <w:color w:val="000000"/>
+          <w:lang w:val="en-US" w:eastAsia="zh"/>
+          <w:woUserID w:val="1"/>
+        </w:rPr>
+        <w:t>汇报时可以这样说：“华为 WO2025010581A1 研究的是网络数字孪生中的动作条件性能预测：给出历史 KPI 和拟采用网络参数，预测下一天的业务量或吞吐量，证明了‘改参前试算效果’这一方向；但专利没有给出安全门限和动作拦截闭环。SafeSlice 则面向基站切片 PRB 分配，用 XGBoost 预测本次动作可能带来的短窗口时延，超过 SLA 门限就换成最接近的预测合格动作。两者可以分别借鉴为‘效果预测’和‘执行前安全校验’，但目前的实验都不足以宣称对任意现网动作提供确定的安全保证。”</w:t>
+      </w:r>
+    </w:p>
+    <w:p>
+      <w:pPr>
+        <w:numPr>
+          <w:ilvl w:val="0"/>
+          <w:numId w:val="0"/>
+        </w:numPr>
+        <w:bidi w:val="0"/>
+        <w:ind w:leftChars="0"/>
+        <w:rPr>
+          <w:rFonts w:hint="eastAsia"/>
+          <w:color w:val="000000"/>
+          <w:lang w:val="en-US" w:eastAsia="zh"/>
+          <w:woUserID w:val="1"/>
+        </w:rPr>
+      </w:pPr>
+    </w:p>
+    <w:p>
+      <w:pPr>
+        <w:numPr>
+          <w:ilvl w:val="0"/>
+          <w:numId w:val="0"/>
+        </w:numPr>
+        <w:bidi w:val="0"/>
+        <w:ind w:leftChars="0"/>
+        <w:rPr>
+          <w:rFonts w:hint="eastAsia"/>
+          <w:color w:val="0070C0"/>
+          <w:lang w:val="en-US" w:eastAsia="zh"/>
+          <w:woUserID w:val="1"/>
+        </w:rPr>
+      </w:pPr>
+    </w:p>
+    <w:p>
+      <w:pPr>
+        <w:numPr>
+          <w:ilvl w:val="0"/>
+          <w:numId w:val="0"/>
+        </w:numPr>
+        <w:bidi w:val="0"/>
+        <w:ind w:leftChars="0"/>
+        <w:rPr>
+          <w:rFonts w:hint="eastAsia"/>
           <w:color w:val="0070C0"/>
           <w:lang w:val="en-US" w:eastAsia="zh"/>
           <w:woUserID w:val="1"/>
@@ -3840,7 +7380,7 @@
       </w:r>
       <w:r>
         <w:rPr>
-          <w:rStyle w:val="11"/>
+          <w:rStyle w:val="12"/>
           <w:rFonts w:hint="eastAsia"/>
           <w:b/>
           <w:bCs/>
@@ -4654,12 +8194,6 @@
             <w:insideV w:val="none" w:color="auto" w:sz="0" w:space="0"/>
           </w:tblBorders>
           <w:shd w:val="clear" w:color="auto" w:fill="auto"/>
-          <w:tblCellMar>
-            <w:top w:w="15" w:type="dxa"/>
-            <w:left w:w="15" w:type="dxa"/>
-            <w:bottom w:w="15" w:type="dxa"/>
-            <w:right w:w="15" w:type="dxa"/>
-          </w:tblCellMar>
         </w:tblPrEx>
         <w:trPr>
           <w:tblCellSpacing w:w="15" w:type="dxa"/>
@@ -4842,12 +8376,6 @@
             <w:insideV w:val="none" w:color="auto" w:sz="0" w:space="0"/>
           </w:tblBorders>
           <w:shd w:val="clear" w:color="auto" w:fill="auto"/>
-          <w:tblCellMar>
-            <w:top w:w="15" w:type="dxa"/>
-            <w:left w:w="15" w:type="dxa"/>
-            <w:bottom w:w="15" w:type="dxa"/>
-            <w:right w:w="15" w:type="dxa"/>
-          </w:tblCellMar>
         </w:tblPrEx>
         <w:trPr>
           <w:tblCellSpacing w:w="15" w:type="dxa"/>
@@ -5339,7 +8867,7 @@
       </w:r>
       <w:r>
         <w:rPr>
-          <w:rStyle w:val="11"/>
+          <w:rStyle w:val="12"/>
           <w:rFonts w:hint="eastAsia"/>
           <w:b/>
           <w:bCs/>
@@ -5955,7 +9483,7 @@
       </w:r>
       <w:r>
         <w:rPr>
-          <w:rStyle w:val="11"/>
+          <w:rStyle w:val="12"/>
           <w:sz w:val="24"/>
           <w:szCs w:val="28"/>
           <w:woUserID w:val="1"/>
@@ -6069,6 +9597,7 @@
         <w:keepLines w:val="0"/>
         <w:widowControl/>
         <w:numPr>
+          <w:ilvl w:val="0"/>
           <w:numId w:val="0"/>
         </w:numPr>
         <w:suppressLineNumbers w:val="0"/>
@@ -6105,6 +9634,7 @@
         <w:keepLines w:val="0"/>
         <w:widowControl/>
         <w:numPr>
+          <w:ilvl w:val="0"/>
           <w:numId w:val="0"/>
         </w:numPr>
         <w:suppressLineNumbers w:val="0"/>
@@ -6133,6 +9663,7 @@
     </w:p>
     <w:tbl>
       <w:tblPr>
+        <w:tblStyle w:val="8"/>
         <w:tblW w:w="5000" w:type="pct"/>
         <w:tblCellSpacing w:w="15" w:type="dxa"/>
         <w:tblInd w:w="0" w:type="dxa"/>
@@ -6144,7 +9675,7 @@
           <w:insideH w:val="none" w:color="auto" w:sz="0" w:space="0"/>
           <w:insideV w:val="none" w:color="auto" w:sz="0" w:space="0"/>
         </w:tblBorders>
-        <w:shd w:val="clear"/>
+        <w:shd w:val="clear" w:color="auto" w:fill="auto"/>
         <w:tblLayout w:type="autofit"/>
         <w:tblCellMar>
           <w:top w:w="15" w:type="dxa"/>
@@ -6181,7 +9712,7 @@
         <w:tc>
           <w:tcPr>
             <w:tcW w:w="787" w:type="pct"/>
-            <w:shd w:val="clear"/>
+            <w:shd w:val="clear" w:color="auto" w:fill="auto"/>
             <w:vAlign w:val="center"/>
           </w:tcPr>
           <w:p>
@@ -6207,7 +9738,7 @@
         <w:tc>
           <w:tcPr>
             <w:tcW w:w="4159" w:type="pct"/>
-            <w:shd w:val="clear"/>
+            <w:shd w:val="clear" w:color="auto" w:fill="auto"/>
             <w:vAlign w:val="center"/>
           </w:tcPr>
           <w:p>
@@ -6241,7 +9772,7 @@
             <w:insideH w:val="none" w:color="auto" w:sz="0" w:space="0"/>
             <w:insideV w:val="none" w:color="auto" w:sz="0" w:space="0"/>
           </w:tblBorders>
-          <w:shd w:val="clear"/>
+          <w:shd w:val="clear" w:color="auto" w:fill="auto"/>
         </w:tblPrEx>
         <w:trPr>
           <w:tblCellSpacing w:w="15" w:type="dxa"/>
@@ -6249,6 +9780,1974 @@
         <w:tc>
           <w:tcPr>
             <w:tcW w:w="787" w:type="pct"/>
+            <w:shd w:val="clear" w:color="auto" w:fill="auto"/>
+            <w:vAlign w:val="center"/>
+          </w:tcPr>
+          <w:p>
+            <w:pPr>
+              <w:keepNext w:val="0"/>
+              <w:keepLines w:val="0"/>
+              <w:widowControl/>
+              <w:suppressLineNumbers w:val="0"/>
+              <w:bidi w:val="0"/>
+              <w:rPr>
+                <w:woUserID w:val="1"/>
+              </w:rPr>
+            </w:pPr>
+            <w:r>
+              <w:rPr>
+                <w:lang w:val="en-US" w:eastAsia="zh-CN"/>
+                <w:woUserID w:val="1"/>
+              </w:rPr>
+              <w:t>能力声明</w:t>
+            </w:r>
+          </w:p>
+        </w:tc>
+        <w:tc>
+          <w:tcPr>
+            <w:tcW w:w="4159" w:type="pct"/>
+            <w:shd w:val="clear" w:color="auto" w:fill="auto"/>
+            <w:vAlign w:val="center"/>
+          </w:tcPr>
+          <w:p>
+            <w:pPr>
+              <w:keepNext w:val="0"/>
+              <w:keepLines w:val="0"/>
+              <w:widowControl/>
+              <w:suppressLineNumbers w:val="0"/>
+              <w:bidi w:val="0"/>
+              <w:rPr>
+                <w:woUserID w:val="1"/>
+              </w:rPr>
+            </w:pPr>
+            <w:r>
+              <w:rPr>
+                <w:lang w:val="en-US" w:eastAsia="zh-CN"/>
+                <w:woUserID w:val="1"/>
+              </w:rPr>
+              <w:t>手机告诉基站自己支持哪些预测能力，例如预测模式、可用历史长度。</w:t>
+            </w:r>
+          </w:p>
+        </w:tc>
+      </w:tr>
+      <w:tr>
+        <w:tblPrEx>
+          <w:tblBorders>
+            <w:top w:val="none" w:color="auto" w:sz="0" w:space="0"/>
+            <w:left w:val="none" w:color="auto" w:sz="0" w:space="0"/>
+            <w:bottom w:val="none" w:color="auto" w:sz="0" w:space="0"/>
+            <w:right w:val="none" w:color="auto" w:sz="0" w:space="0"/>
+            <w:insideH w:val="none" w:color="auto" w:sz="0" w:space="0"/>
+            <w:insideV w:val="none" w:color="auto" w:sz="0" w:space="0"/>
+          </w:tblBorders>
+          <w:shd w:val="clear" w:color="auto" w:fill="auto"/>
+          <w:tblCellMar>
+            <w:top w:w="15" w:type="dxa"/>
+            <w:left w:w="15" w:type="dxa"/>
+            <w:bottom w:w="15" w:type="dxa"/>
+            <w:right w:w="15" w:type="dxa"/>
+          </w:tblCellMar>
+        </w:tblPrEx>
+        <w:trPr>
+          <w:tblCellSpacing w:w="15" w:type="dxa"/>
+        </w:trPr>
+        <w:tc>
+          <w:tcPr>
+            <w:tcW w:w="787" w:type="pct"/>
+            <w:shd w:val="clear" w:color="auto" w:fill="auto"/>
+            <w:vAlign w:val="center"/>
+          </w:tcPr>
+          <w:p>
+            <w:pPr>
+              <w:keepNext w:val="0"/>
+              <w:keepLines w:val="0"/>
+              <w:widowControl/>
+              <w:suppressLineNumbers w:val="0"/>
+              <w:bidi w:val="0"/>
+              <w:rPr>
+                <w:woUserID w:val="1"/>
+              </w:rPr>
+            </w:pPr>
+            <w:r>
+              <w:rPr>
+                <w:lang w:val="en-US" w:eastAsia="zh-CN"/>
+                <w:woUserID w:val="1"/>
+              </w:rPr>
+              <w:t>配置与训练</w:t>
+            </w:r>
+          </w:p>
+        </w:tc>
+        <w:tc>
+          <w:tcPr>
+            <w:tcW w:w="4159" w:type="pct"/>
+            <w:shd w:val="clear" w:color="auto" w:fill="auto"/>
+            <w:vAlign w:val="center"/>
+          </w:tcPr>
+          <w:p>
+            <w:pPr>
+              <w:keepNext w:val="0"/>
+              <w:keepLines w:val="0"/>
+              <w:widowControl/>
+              <w:suppressLineNumbers w:val="0"/>
+              <w:bidi w:val="0"/>
+              <w:rPr>
+                <w:woUserID w:val="1"/>
+              </w:rPr>
+            </w:pPr>
+            <w:r>
+              <w:rPr>
+                <w:lang w:val="en-US" w:eastAsia="zh-CN"/>
+                <w:woUserID w:val="1"/>
+              </w:rPr>
+              <w:t>基站给出相关配置；手机收集数据。专利既讨论终端训练，也举出将数据送往离线服务器训练的方式。</w:t>
+            </w:r>
+          </w:p>
+        </w:tc>
+      </w:tr>
+      <w:tr>
+        <w:tblPrEx>
+          <w:tblBorders>
+            <w:top w:val="none" w:color="auto" w:sz="0" w:space="0"/>
+            <w:left w:val="none" w:color="auto" w:sz="0" w:space="0"/>
+            <w:bottom w:val="none" w:color="auto" w:sz="0" w:space="0"/>
+            <w:right w:val="none" w:color="auto" w:sz="0" w:space="0"/>
+            <w:insideH w:val="none" w:color="auto" w:sz="0" w:space="0"/>
+            <w:insideV w:val="none" w:color="auto" w:sz="0" w:space="0"/>
+          </w:tblBorders>
+          <w:shd w:val="clear" w:color="auto" w:fill="auto"/>
+        </w:tblPrEx>
+        <w:trPr>
+          <w:tblCellSpacing w:w="15" w:type="dxa"/>
+        </w:trPr>
+        <w:tc>
+          <w:tcPr>
+            <w:tcW w:w="787" w:type="pct"/>
+            <w:shd w:val="clear" w:color="auto" w:fill="auto"/>
+            <w:vAlign w:val="center"/>
+          </w:tcPr>
+          <w:p>
+            <w:pPr>
+              <w:keepNext w:val="0"/>
+              <w:keepLines w:val="0"/>
+              <w:widowControl/>
+              <w:suppressLineNumbers w:val="0"/>
+              <w:bidi w:val="0"/>
+              <w:rPr>
+                <w:woUserID w:val="1"/>
+              </w:rPr>
+            </w:pPr>
+            <w:r>
+              <w:rPr>
+                <w:lang w:val="en-US" w:eastAsia="zh-CN"/>
+                <w:woUserID w:val="1"/>
+              </w:rPr>
+              <w:t>模型可用</w:t>
+            </w:r>
+          </w:p>
+        </w:tc>
+        <w:tc>
+          <w:tcPr>
+            <w:tcW w:w="4159" w:type="pct"/>
+            <w:shd w:val="clear" w:color="auto" w:fill="auto"/>
+            <w:vAlign w:val="center"/>
+          </w:tcPr>
+          <w:p>
+            <w:pPr>
+              <w:keepNext w:val="0"/>
+              <w:keepLines w:val="0"/>
+              <w:widowControl/>
+              <w:suppressLineNumbers w:val="0"/>
+              <w:bidi w:val="0"/>
+              <w:rPr>
+                <w:woUserID w:val="1"/>
+              </w:rPr>
+            </w:pPr>
+            <w:r>
+              <w:rPr>
+                <w:lang w:val="en-US" w:eastAsia="zh-CN"/>
+                <w:woUserID w:val="1"/>
+              </w:rPr>
+              <w:t>模型准备好后，手机通知基站模型及其适用条件。</w:t>
+            </w:r>
+          </w:p>
+        </w:tc>
+      </w:tr>
+      <w:tr>
+        <w:tblPrEx>
+          <w:tblBorders>
+            <w:top w:val="none" w:color="auto" w:sz="0" w:space="0"/>
+            <w:left w:val="none" w:color="auto" w:sz="0" w:space="0"/>
+            <w:bottom w:val="none" w:color="auto" w:sz="0" w:space="0"/>
+            <w:right w:val="none" w:color="auto" w:sz="0" w:space="0"/>
+            <w:insideH w:val="none" w:color="auto" w:sz="0" w:space="0"/>
+            <w:insideV w:val="none" w:color="auto" w:sz="0" w:space="0"/>
+          </w:tblBorders>
+          <w:shd w:val="clear" w:color="auto" w:fill="auto"/>
+          <w:tblCellMar>
+            <w:top w:w="15" w:type="dxa"/>
+            <w:left w:w="15" w:type="dxa"/>
+            <w:bottom w:w="15" w:type="dxa"/>
+            <w:right w:w="15" w:type="dxa"/>
+          </w:tblCellMar>
+        </w:tblPrEx>
+        <w:trPr>
+          <w:tblCellSpacing w:w="15" w:type="dxa"/>
+        </w:trPr>
+        <w:tc>
+          <w:tcPr>
+            <w:tcW w:w="787" w:type="pct"/>
+            <w:shd w:val="clear" w:color="auto" w:fill="auto"/>
+            <w:vAlign w:val="center"/>
+          </w:tcPr>
+          <w:p>
+            <w:pPr>
+              <w:keepNext w:val="0"/>
+              <w:keepLines w:val="0"/>
+              <w:widowControl/>
+              <w:suppressLineNumbers w:val="0"/>
+              <w:bidi w:val="0"/>
+              <w:rPr>
+                <w:woUserID w:val="1"/>
+              </w:rPr>
+            </w:pPr>
+            <w:r>
+              <w:rPr>
+                <w:lang w:val="en-US" w:eastAsia="zh-CN"/>
+                <w:woUserID w:val="1"/>
+              </w:rPr>
+              <w:t>模型激活</w:t>
+            </w:r>
+          </w:p>
+        </w:tc>
+        <w:tc>
+          <w:tcPr>
+            <w:tcW w:w="4159" w:type="pct"/>
+            <w:shd w:val="clear" w:color="auto" w:fill="auto"/>
+            <w:vAlign w:val="center"/>
+          </w:tcPr>
+          <w:p>
+            <w:pPr>
+              <w:keepNext w:val="0"/>
+              <w:keepLines w:val="0"/>
+              <w:widowControl/>
+              <w:suppressLineNumbers w:val="0"/>
+              <w:bidi w:val="0"/>
+              <w:rPr>
+                <w:woUserID w:val="1"/>
+              </w:rPr>
+            </w:pPr>
+            <w:r>
+              <w:rPr>
+                <w:lang w:val="en-US" w:eastAsia="zh-CN"/>
+                <w:woUserID w:val="1"/>
+              </w:rPr>
+              <w:t>基站发送激活指示，手机才启用相应模型进行预测。</w:t>
+            </w:r>
+          </w:p>
+        </w:tc>
+      </w:tr>
+      <w:tr>
+        <w:tblPrEx>
+          <w:tblBorders>
+            <w:top w:val="none" w:color="auto" w:sz="0" w:space="0"/>
+            <w:left w:val="none" w:color="auto" w:sz="0" w:space="0"/>
+            <w:bottom w:val="none" w:color="auto" w:sz="0" w:space="0"/>
+            <w:right w:val="none" w:color="auto" w:sz="0" w:space="0"/>
+            <w:insideH w:val="none" w:color="auto" w:sz="0" w:space="0"/>
+            <w:insideV w:val="none" w:color="auto" w:sz="0" w:space="0"/>
+          </w:tblBorders>
+          <w:shd w:val="clear" w:color="auto" w:fill="auto"/>
+        </w:tblPrEx>
+        <w:trPr>
+          <w:tblCellSpacing w:w="15" w:type="dxa"/>
+        </w:trPr>
+        <w:tc>
+          <w:tcPr>
+            <w:tcW w:w="787" w:type="pct"/>
+            <w:shd w:val="clear" w:color="auto" w:fill="auto"/>
+            <w:vAlign w:val="center"/>
+          </w:tcPr>
+          <w:p>
+            <w:pPr>
+              <w:keepNext w:val="0"/>
+              <w:keepLines w:val="0"/>
+              <w:widowControl/>
+              <w:suppressLineNumbers w:val="0"/>
+              <w:bidi w:val="0"/>
+              <w:rPr>
+                <w:woUserID w:val="1"/>
+              </w:rPr>
+            </w:pPr>
+            <w:r>
+              <w:rPr>
+                <w:lang w:val="en-US" w:eastAsia="zh-CN"/>
+                <w:woUserID w:val="1"/>
+              </w:rPr>
+              <w:t>推理与上报</w:t>
+            </w:r>
+          </w:p>
+        </w:tc>
+        <w:tc>
+          <w:tcPr>
+            <w:tcW w:w="4159" w:type="pct"/>
+            <w:shd w:val="clear" w:color="auto" w:fill="auto"/>
+            <w:vAlign w:val="center"/>
+          </w:tcPr>
+          <w:p>
+            <w:pPr>
+              <w:keepNext w:val="0"/>
+              <w:keepLines w:val="0"/>
+              <w:widowControl/>
+              <w:suppressLineNumbers w:val="0"/>
+              <w:bidi w:val="0"/>
+              <w:rPr>
+                <w:woUserID w:val="1"/>
+              </w:rPr>
+            </w:pPr>
+            <w:r>
+              <w:rPr>
+                <w:lang w:val="en-US" w:eastAsia="zh-CN"/>
+                <w:woUserID w:val="1"/>
+              </w:rPr>
+              <w:t>手机计算 RLF 风险评分，与门限比较；满足条件时向基站报告。模型和网络还可以监测后续表现，必要时停用或切换模型。</w:t>
+            </w:r>
+          </w:p>
+        </w:tc>
+      </w:tr>
+    </w:tbl>
+    <w:p>
+      <w:pPr>
+        <w:keepNext w:val="0"/>
+        <w:keepLines w:val="0"/>
+        <w:widowControl/>
+        <w:suppressLineNumbers w:val="0"/>
+        <w:bidi w:val="0"/>
+        <w:ind w:firstLine="420" w:firstLineChars="0"/>
+        <w:rPr>
+          <w:woUserID w:val="1"/>
+        </w:rPr>
+      </w:pPr>
+      <w:r>
+        <w:rPr>
+          <w:woUserID w:val="1"/>
+        </w:rPr>
+        <w:t>这里尤其要分清：</w:t>
+      </w:r>
+      <w:r>
+        <w:rPr>
+          <w:b/>
+          <w:bCs/>
+          <w:woUserID w:val="1"/>
+        </w:rPr>
+        <w:t>“模型可用”表示预测能力已准备好；“预测报告可用”表示手机后来产生了一次具体风险预警</w:t>
+      </w:r>
+      <w:r>
+        <w:rPr>
+          <w:woUserID w:val="1"/>
+        </w:rPr>
+        <w:t>。它们是不同阶段的通知。</w:t>
+      </w:r>
+    </w:p>
+    <w:p>
+      <w:pPr>
+        <w:keepNext w:val="0"/>
+        <w:keepLines w:val="0"/>
+        <w:widowControl/>
+        <w:suppressLineNumbers w:val="0"/>
+        <w:bidi w:val="0"/>
+        <w:rPr>
+          <w:b/>
+          <w:bCs/>
+          <w:woUserID w:val="1"/>
+        </w:rPr>
+      </w:pPr>
+      <w:r>
+        <w:rPr>
+          <w:rFonts w:hint="eastAsia"/>
+          <w:b/>
+          <w:bCs/>
+          <w:lang w:eastAsia="zh"/>
+          <w:woUserID w:val="1"/>
+        </w:rPr>
+        <w:t>——</w:t>
+      </w:r>
+      <w:r>
+        <w:rPr>
+          <w:b/>
+          <w:bCs/>
+          <w:woUserID w:val="1"/>
+        </w:rPr>
+        <w:t>模型预测什么，预警怎样触发</w:t>
+      </w:r>
+    </w:p>
+    <w:p>
+      <w:pPr>
+        <w:keepNext w:val="0"/>
+        <w:keepLines w:val="0"/>
+        <w:widowControl/>
+        <w:suppressLineNumbers w:val="0"/>
+        <w:bidi w:val="0"/>
+        <w:ind w:firstLine="420" w:firstLineChars="0"/>
+        <w:rPr>
+          <w:woUserID w:val="1"/>
+        </w:rPr>
+      </w:pPr>
+      <w:r>
+        <w:rPr>
+          <w:woUserID w:val="1"/>
+        </w:rPr>
+        <w:t>原文提出两类可能的预测思路：</w:t>
+      </w:r>
+      <w:r>
+        <w:rPr>
+          <w:b/>
+          <w:bCs/>
+          <w:woUserID w:val="1"/>
+        </w:rPr>
+        <w:t>预测 BLER 等链路错误指标，再判断 RLF 风险</w:t>
+      </w:r>
+      <w:r>
+        <w:rPr>
+          <w:woUserID w:val="1"/>
+        </w:rPr>
+        <w:t>；</w:t>
+      </w:r>
+      <w:r>
+        <w:rPr>
+          <w:b/>
+          <w:bCs/>
+          <w:woUserID w:val="1"/>
+        </w:rPr>
+        <w:t>或者综合多个链路输入，直接分类失败风险</w:t>
+      </w:r>
+      <w:r>
+        <w:rPr>
+          <w:woUserID w:val="1"/>
+        </w:rPr>
+        <w:t>。LSTM、RNN 是举例的模型类型，不是专利已经确定并验证的唯一实现。</w:t>
+      </w:r>
+      <w:r>
+        <w:rPr>
+          <w:b/>
+          <w:bCs/>
+          <w:woUserID w:val="1"/>
+        </w:rPr>
+        <w:t>原文没有给出完整输入字段、训练标签构造、网络结构和模型性能数据</w:t>
+      </w:r>
+      <w:r>
+        <w:rPr>
+          <w:woUserID w:val="1"/>
+        </w:rPr>
+        <w:t>。</w:t>
+      </w:r>
+    </w:p>
+    <w:p>
+      <w:pPr>
+        <w:keepNext w:val="0"/>
+        <w:keepLines w:val="0"/>
+        <w:widowControl/>
+        <w:suppressLineNumbers w:val="0"/>
+        <w:bidi w:val="0"/>
+        <w:ind w:firstLine="420" w:firstLineChars="0"/>
+        <w:rPr>
+          <w:woUserID w:val="1"/>
+        </w:rPr>
+      </w:pPr>
+      <w:r>
+        <w:rPr>
+          <w:woUserID w:val="1"/>
+        </w:rPr>
+        <w:t>模型可以</w:t>
+      </w:r>
+      <w:r>
+        <w:rPr>
+          <w:b/>
+          <w:bCs/>
+          <w:woUserID w:val="1"/>
+        </w:rPr>
+        <w:t>输出预测 RLF 的置信水平</w:t>
+      </w:r>
+      <w:r>
+        <w:rPr>
+          <w:woUserID w:val="1"/>
+        </w:rPr>
+        <w:t>，也可</w:t>
+      </w:r>
+      <w:r>
+        <w:rPr>
+          <w:b/>
+          <w:bCs/>
+          <w:woUserID w:val="1"/>
+        </w:rPr>
+        <w:t>输出预计距离失败还有多久</w:t>
+      </w:r>
+      <w:r>
+        <w:rPr>
+          <w:woUserID w:val="1"/>
+        </w:rPr>
+        <w:t>。基站能够配置上报门限；一种方案要求“</w:t>
+      </w:r>
+      <w:r>
+        <w:rPr>
+          <w:b/>
+          <w:bCs/>
+          <w:woUserID w:val="1"/>
+        </w:rPr>
+        <w:t>评分超过门限，而且预计失败时间短于门限</w:t>
+      </w:r>
+      <w:r>
+        <w:rPr>
+          <w:woUserID w:val="1"/>
+        </w:rPr>
+        <w:t>”才报告。专利举出的 95% 是门限示例，不是已验证的预测准确率，也不能直接解释成经过校准的真实故障概率。</w:t>
+      </w:r>
+    </w:p>
+    <w:p>
+      <w:pPr>
+        <w:keepNext w:val="0"/>
+        <w:keepLines w:val="0"/>
+        <w:widowControl/>
+        <w:suppressLineNumbers w:val="0"/>
+        <w:bidi w:val="0"/>
+        <w:rPr>
+          <w:woUserID w:val="1"/>
+        </w:rPr>
+      </w:pPr>
+      <w:r>
+        <w:rPr>
+          <w:b/>
+          <w:bCs/>
+          <w:woUserID w:val="1"/>
+        </w:rPr>
+        <w:t>预警发送方式</w:t>
+      </w:r>
+      <w:r>
+        <w:rPr>
+          <w:woUserID w:val="1"/>
+        </w:rPr>
+        <w:t>也有区别：</w:t>
+      </w:r>
+      <w:r>
+        <w:rPr>
+          <w:b/>
+          <w:bCs/>
+          <w:woUserID w:val="1"/>
+        </w:rPr>
+        <w:t>手机可以先提示“有报告可取”，等基站请求再给详情；可以主动提示；可以把预测附在本来就要发的测量报告上；也可以让风险越过门限本身触发一次新报告</w:t>
+      </w:r>
+      <w:r>
+        <w:rPr>
+          <w:woUserID w:val="1"/>
+        </w:rPr>
+        <w:t>。如果网络还没取报告，而风险已下降，专利还考虑撤销先前的提示。这些是可选的信令实施方式。</w:t>
+      </w:r>
+    </w:p>
+    <w:p>
+      <w:pPr>
+        <w:keepNext w:val="0"/>
+        <w:keepLines w:val="0"/>
+        <w:widowControl/>
+        <w:suppressLineNumbers w:val="0"/>
+        <w:bidi w:val="0"/>
+        <w:rPr>
+          <w:woUserID w:val="1"/>
+        </w:rPr>
+      </w:pPr>
+      <w:r>
+        <w:rPr>
+          <w:rFonts w:hint="eastAsia"/>
+          <w:b/>
+          <w:bCs/>
+          <w:lang w:eastAsia="zh"/>
+          <w:woUserID w:val="1"/>
+        </w:rPr>
+        <w:t>——</w:t>
+      </w:r>
+      <w:r>
+        <w:rPr>
+          <w:b/>
+          <w:bCs/>
+          <w:woUserID w:val="1"/>
+        </w:rPr>
+        <w:t>切换失败分支</w:t>
+      </w:r>
+    </w:p>
+    <w:p>
+      <w:pPr>
+        <w:keepNext w:val="0"/>
+        <w:keepLines w:val="0"/>
+        <w:widowControl/>
+        <w:suppressLineNumbers w:val="0"/>
+        <w:bidi w:val="0"/>
+        <w:ind w:firstLine="420" w:firstLineChars="0"/>
+        <w:rPr>
+          <w:woUserID w:val="1"/>
+        </w:rPr>
+      </w:pPr>
+      <w:r>
+        <w:rPr>
+          <w:woUserID w:val="1"/>
+        </w:rPr>
+        <w:t>手机从小区 A 向 B 移动时，通常先向 A 报告邻区测量，之后网络才决定是否请求 B 接纳手机、向手机下发切换命令。专利把切换失败预测放在这个决策之前：</w:t>
+      </w:r>
+      <w:r>
+        <w:rPr>
+          <w:b/>
+          <w:bCs/>
+          <w:woUserID w:val="1"/>
+        </w:rPr>
+        <w:t>手机可以随测量报告，给出切往 B、C 等不同候选小区各自的失败风险；还可能附上预计失败时间，以及切换过早、过晚或来回切换等类型</w:t>
+      </w:r>
+      <w:r>
+        <w:rPr>
+          <w:woUserID w:val="1"/>
+        </w:rPr>
+        <w:t>。这样网络在选择目标小区时，除了看信号测量，还能参考终端给出的失败风险。</w:t>
+      </w:r>
+    </w:p>
+    <w:p>
+      <w:pPr>
+        <w:keepNext w:val="0"/>
+        <w:keepLines w:val="0"/>
+        <w:widowControl/>
+        <w:suppressLineNumbers w:val="0"/>
+        <w:bidi w:val="0"/>
+        <w:ind w:firstLine="420" w:firstLineChars="0"/>
+        <w:rPr>
+          <w:woUserID w:val="1"/>
+        </w:rPr>
+      </w:pPr>
+      <w:r>
+        <w:rPr>
+          <w:woUserID w:val="1"/>
+        </w:rPr>
+        <w:t xml:space="preserve">专利还把预测延伸到 </w:t>
+      </w:r>
+      <w:r>
+        <w:rPr>
+          <w:b/>
+          <w:bCs/>
+          <w:woUserID w:val="1"/>
+        </w:rPr>
+        <w:t>LTM 移动性流程</w:t>
+      </w:r>
+      <w:r>
+        <w:rPr>
+          <w:woUserID w:val="1"/>
+        </w:rPr>
+        <w:t>：例如</w:t>
+      </w:r>
+      <w:r>
+        <w:rPr>
+          <w:b/>
+          <w:bCs/>
+          <w:woUserID w:val="1"/>
+        </w:rPr>
+        <w:t>预测执行失败后恢复是否可能成功，以及如何传递相关风险信息</w:t>
+      </w:r>
+      <w:r>
+        <w:rPr>
+          <w:woUserID w:val="1"/>
+        </w:rPr>
+        <w:t>。这属于主方案的扩展，不改变其核心信息流——手机预测并报告，网络参与移动性控制。</w:t>
+      </w:r>
+    </w:p>
+    <w:p>
+      <w:pPr>
+        <w:keepNext w:val="0"/>
+        <w:keepLines w:val="0"/>
+        <w:widowControl/>
+        <w:suppressLineNumbers w:val="0"/>
+        <w:bidi w:val="0"/>
+        <w:rPr>
+          <w:woUserID w:val="1"/>
+        </w:rPr>
+      </w:pPr>
+      <w:r>
+        <w:rPr>
+          <w:rFonts w:hint="eastAsia"/>
+          <w:b/>
+          <w:bCs/>
+          <w:lang w:eastAsia="zh"/>
+          <w:woUserID w:val="1"/>
+        </w:rPr>
+        <w:t>（3）</w:t>
+      </w:r>
+      <w:r>
+        <w:rPr>
+          <w:b/>
+          <w:bCs/>
+          <w:woUserID w:val="1"/>
+        </w:rPr>
+        <w:t>研究启示与成熟度</w:t>
+      </w:r>
+    </w:p>
+    <w:p>
+      <w:pPr>
+        <w:keepNext w:val="0"/>
+        <w:keepLines w:val="0"/>
+        <w:widowControl/>
+        <w:suppressLineNumbers w:val="0"/>
+        <w:bidi w:val="0"/>
+        <w:ind w:firstLine="420" w:firstLineChars="0"/>
+        <w:rPr>
+          <w:woUserID w:val="1"/>
+        </w:rPr>
+      </w:pPr>
+      <w:r>
+        <w:rPr>
+          <w:woUserID w:val="1"/>
+        </w:rPr>
+        <w:t>研究对象是</w:t>
+      </w:r>
+      <w:r>
+        <w:rPr>
+          <w:b/>
+          <w:bCs/>
+          <w:woUserID w:val="1"/>
+        </w:rPr>
+        <w:t>手机移动过程中的链路中断和切换失败</w:t>
+      </w:r>
+      <w:r>
+        <w:rPr>
+          <w:woUserID w:val="1"/>
+        </w:rPr>
+        <w:t>。测试时值得关注的不只是模型准确率，还包括预警能提前多久、漏报与误报多少、风险分数是否可信、对每个候选小区的判断是否有用，以及额外上报带来多少开销。这些是依据专利方案提出的验证问题，并非专利已报告的实验结果。</w:t>
+      </w:r>
+    </w:p>
+    <w:p>
+      <w:pPr>
+        <w:keepNext w:val="0"/>
+        <w:keepLines w:val="0"/>
+        <w:widowControl/>
+        <w:suppressLineNumbers w:val="0"/>
+        <w:bidi w:val="0"/>
+        <w:rPr>
+          <w:woUserID w:val="1"/>
+        </w:rPr>
+      </w:pPr>
+      <w:r>
+        <w:rPr>
+          <w:rFonts w:hint="eastAsia"/>
+          <w:b/>
+          <w:bCs/>
+          <w:lang w:eastAsia="zh"/>
+          <w:woUserID w:val="1"/>
+        </w:rPr>
+        <w:t>研究</w:t>
+      </w:r>
+      <w:r>
+        <w:rPr>
+          <w:b/>
+          <w:bCs/>
+          <w:woUserID w:val="1"/>
+        </w:rPr>
+        <w:t>成熟度</w:t>
+      </w:r>
+      <w:r>
+        <w:rPr>
+          <w:woUserID w:val="1"/>
+        </w:rPr>
+        <w:t>：终端与网络协同的专利方案，模型效果和现网落地尚无原文证据。它对能力协商、启用、门限和信令给出了较具体的设计；对训练数据、具体模型和实际改善幅度没有提供可复现的实验。若只有手机侧测试日志，可先研究“预测是否能早于真实故障且评分是否可靠”；若要复现专利的完整基站配置与上报流程，则需要可控网络及终端协议支持。</w:t>
+      </w:r>
+    </w:p>
+    <w:p>
+      <w:pPr>
+        <w:keepNext w:val="0"/>
+        <w:keepLines w:val="0"/>
+        <w:widowControl/>
+        <w:suppressLineNumbers w:val="0"/>
+        <w:bidi w:val="0"/>
+        <w:rPr>
+          <w:woUserID w:val="1"/>
+        </w:rPr>
+      </w:pPr>
+    </w:p>
+    <w:p>
+      <w:pPr>
+        <w:pStyle w:val="3"/>
+        <w:keepNext w:val="0"/>
+        <w:keepLines w:val="0"/>
+        <w:widowControl/>
+        <w:suppressLineNumbers w:val="0"/>
+        <w:bidi w:val="0"/>
+        <w:rPr>
+          <w:woUserID w:val="1"/>
+        </w:rPr>
+      </w:pPr>
+      <w:r>
+        <w:rPr>
+          <w:rFonts w:hint="eastAsia"/>
+          <w:color w:val="000000"/>
+          <w:u w:val="none"/>
+          <w:lang w:val="en-US" w:eastAsia="zh"/>
+          <w:woUserID w:val="1"/>
+        </w:rPr>
+        <w:t>4、</w:t>
+      </w:r>
+      <w:r>
+        <w:rPr>
+          <w:woUserID w:val="1"/>
+        </w:rPr>
+        <w:t>苹果专利：部署后 AI/ML 功能与漂移验证</w:t>
+      </w:r>
+    </w:p>
+    <w:p>
+      <w:pPr>
+        <w:numPr>
+          <w:ilvl w:val="0"/>
+          <w:numId w:val="0"/>
+        </w:numPr>
+        <w:bidi w:val="0"/>
+        <w:rPr>
+          <w:rFonts w:hint="eastAsia"/>
+          <w:color w:val="000000"/>
+          <w:u w:val="none"/>
+          <w:lang w:val="en-US" w:eastAsia="zh"/>
+          <w:woUserID w:val="1"/>
+        </w:rPr>
+      </w:pPr>
+      <w:r>
+        <w:rPr>
+          <w:rFonts w:hint="eastAsia"/>
+          <w:color w:val="000000"/>
+          <w:u w:val="none"/>
+          <w:lang w:val="en-US" w:eastAsia="zh"/>
+          <w:woUserID w:val="1"/>
+        </w:rPr>
+        <w:t xml:space="preserve">优先权日：2024-04-02；公开日：2025-10-09；申请待审。专利 WO2025212463A1 — </w:t>
+      </w:r>
+      <w:r>
+        <w:rPr>
+          <w:rFonts w:hint="eastAsia"/>
+          <w:color w:val="000000"/>
+          <w:u w:val="none"/>
+          <w:lang w:val="en-US" w:eastAsia="zh"/>
+          <w:woUserID w:val="1"/>
+        </w:rPr>
+        <w:fldChar w:fldCharType="begin"/>
+      </w:r>
+      <w:r>
+        <w:rPr>
+          <w:rFonts w:hint="eastAsia"/>
+          <w:color w:val="000000"/>
+          <w:u w:val="none"/>
+          <w:lang w:val="en-US" w:eastAsia="zh"/>
+          <w:woUserID w:val="1"/>
+        </w:rPr>
+        <w:instrText xml:space="preserve"> HYPERLINK "https://patents.google.com/patent/WO2025212463A1/en" </w:instrText>
+      </w:r>
+      <w:r>
+        <w:rPr>
+          <w:rFonts w:hint="eastAsia"/>
+          <w:color w:val="000000"/>
+          <w:u w:val="none"/>
+          <w:lang w:val="en-US" w:eastAsia="zh"/>
+          <w:woUserID w:val="1"/>
+        </w:rPr>
+        <w:fldChar w:fldCharType="separate"/>
+      </w:r>
+      <w:r>
+        <w:rPr>
+          <w:rStyle w:val="12"/>
+          <w:rFonts w:hint="eastAsia"/>
+          <w:lang w:val="en-US" w:eastAsia="zh"/>
+          <w:woUserID w:val="1"/>
+        </w:rPr>
+        <w:t>Post deployment artificial intelligence / machine learning (AI/ML) functionality and drift validation</w:t>
+      </w:r>
+      <w:r>
+        <w:rPr>
+          <w:rFonts w:hint="eastAsia"/>
+          <w:color w:val="000000"/>
+          <w:u w:val="none"/>
+          <w:lang w:val="en-US" w:eastAsia="zh"/>
+          <w:woUserID w:val="1"/>
+        </w:rPr>
+        <w:fldChar w:fldCharType="end"/>
+      </w:r>
+    </w:p>
+    <w:p>
+      <w:pPr>
+        <w:numPr>
+          <w:ilvl w:val="0"/>
+          <w:numId w:val="0"/>
+        </w:numPr>
+        <w:bidi w:val="0"/>
+        <w:rPr>
+          <w:rFonts w:hint="eastAsia"/>
+          <w:b/>
+          <w:bCs/>
+          <w:color w:val="000000"/>
+          <w:u w:val="none"/>
+          <w:lang w:val="en-US" w:eastAsia="zh"/>
+          <w:woUserID w:val="1"/>
+        </w:rPr>
+      </w:pPr>
+      <w:r>
+        <w:rPr>
+          <w:rFonts w:hint="eastAsia"/>
+          <w:b/>
+          <w:bCs/>
+          <w:color w:val="000000"/>
+          <w:u w:val="none"/>
+          <w:lang w:val="en-US" w:eastAsia="zh"/>
+          <w:woUserID w:val="1"/>
+        </w:rPr>
+        <w:t>（1）技术概述</w:t>
+      </w:r>
+    </w:p>
+    <w:p>
+      <w:pPr>
+        <w:numPr>
+          <w:ilvl w:val="0"/>
+          <w:numId w:val="0"/>
+        </w:numPr>
+        <w:bidi w:val="0"/>
+        <w:ind w:firstLine="420" w:firstLineChars="0"/>
+        <w:rPr>
+          <w:rFonts w:hint="eastAsia"/>
+          <w:color w:val="000000"/>
+          <w:u w:val="none"/>
+          <w:lang w:val="en-US" w:eastAsia="zh"/>
+          <w:woUserID w:val="1"/>
+        </w:rPr>
+      </w:pPr>
+      <w:r>
+        <w:rPr>
+          <w:rFonts w:hint="eastAsia"/>
+          <w:color w:val="000000"/>
+          <w:u w:val="none"/>
+          <w:lang w:val="en-US" w:eastAsia="zh"/>
+          <w:woUserID w:val="1"/>
+        </w:rPr>
+        <w:t>这篇专利关注手机无线 AI 功能投入使用后的性能保障。一个模型在开发阶段通过测试，只能说明它在当时规定的场景和配置下表现合格。手机进入新的无线环境，或者模型通过更新、微调发生变化后，原先的测试结论可能不再适用。苹果要解决的问题是：</w:t>
+      </w:r>
+      <w:r>
+        <w:rPr>
+          <w:rFonts w:hint="eastAsia"/>
+          <w:b/>
+          <w:bCs/>
+          <w:color w:val="000000"/>
+          <w:u w:val="none"/>
+          <w:lang w:val="en-US" w:eastAsia="zh"/>
+          <w:woUserID w:val="1"/>
+        </w:rPr>
+        <w:t>怎样在运行中发现模型表现退化，以及怎样确认替代模型足够可靠，才允许它接管原来的功能</w:t>
+      </w:r>
+      <w:r>
+        <w:rPr>
+          <w:rFonts w:hint="eastAsia"/>
+          <w:color w:val="000000"/>
+          <w:u w:val="none"/>
+          <w:lang w:val="en-US" w:eastAsia="zh"/>
+          <w:woUserID w:val="1"/>
+        </w:rPr>
+        <w:t>。</w:t>
+      </w:r>
+    </w:p>
+    <w:p>
+      <w:pPr>
+        <w:numPr>
+          <w:ilvl w:val="0"/>
+          <w:numId w:val="0"/>
+        </w:numPr>
+        <w:bidi w:val="0"/>
+        <w:ind w:firstLine="420" w:firstLineChars="0"/>
+        <w:rPr>
+          <w:rFonts w:hint="eastAsia"/>
+          <w:color w:val="000000"/>
+          <w:u w:val="none"/>
+          <w:lang w:val="en-US" w:eastAsia="zh"/>
+          <w:woUserID w:val="1"/>
+        </w:rPr>
+      </w:pPr>
+      <w:r>
+        <w:rPr>
+          <w:rFonts w:hint="eastAsia"/>
+          <w:color w:val="000000"/>
+          <w:u w:val="none"/>
+          <w:lang w:val="en-US" w:eastAsia="zh"/>
+          <w:woUserID w:val="1"/>
+        </w:rPr>
+        <w:t>专利提出的整体机制是：</w:t>
+      </w:r>
+      <w:r>
+        <w:rPr>
+          <w:rFonts w:hint="eastAsia"/>
+          <w:b/>
+          <w:bCs/>
+          <w:color w:val="000000"/>
+          <w:u w:val="none"/>
+          <w:lang w:val="en-US" w:eastAsia="zh"/>
+          <w:woUserID w:val="1"/>
+        </w:rPr>
+        <w:t>手机计算并上报模型的监控指标；网络根据指标变化判断是否发生性能漂移；随后选择新模型或微调原模型；手机对候选模型重新计算指标；网络验证通过后发出激活消息，未通过则维持旧模型或回退到不使用该 AI 模型的功能</w:t>
+      </w:r>
+      <w:r>
+        <w:rPr>
+          <w:rFonts w:hint="eastAsia"/>
+          <w:color w:val="000000"/>
+          <w:u w:val="none"/>
+          <w:lang w:val="en-US" w:eastAsia="zh"/>
+          <w:woUserID w:val="1"/>
+        </w:rPr>
+        <w:t>。它讨论的是模型部署后的监控、更新和验收机制，没有限定必须使用某一种 AI 算法。</w:t>
+      </w:r>
+    </w:p>
+    <w:p>
+      <w:pPr>
+        <w:numPr>
+          <w:ilvl w:val="0"/>
+          <w:numId w:val="0"/>
+        </w:numPr>
+        <w:bidi w:val="0"/>
+        <w:rPr>
+          <w:rFonts w:hint="eastAsia"/>
+          <w:b/>
+          <w:bCs/>
+          <w:color w:val="000000"/>
+          <w:u w:val="none"/>
+          <w:lang w:val="en-US" w:eastAsia="zh"/>
+          <w:woUserID w:val="1"/>
+        </w:rPr>
+      </w:pPr>
+      <w:r>
+        <w:rPr>
+          <w:rFonts w:hint="eastAsia"/>
+          <w:b/>
+          <w:bCs/>
+          <w:color w:val="000000"/>
+          <w:u w:val="none"/>
+          <w:lang w:val="en-US" w:eastAsia="zh"/>
+          <w:woUserID w:val="1"/>
+        </w:rPr>
+        <w:t>（2）关键点</w:t>
+      </w:r>
+    </w:p>
+    <w:p>
+      <w:pPr>
+        <w:numPr>
+          <w:ilvl w:val="0"/>
+          <w:numId w:val="0"/>
+        </w:numPr>
+        <w:bidi w:val="0"/>
+        <w:ind w:firstLine="420" w:firstLineChars="0"/>
+        <w:rPr>
+          <w:rFonts w:hint="eastAsia"/>
+          <w:color w:val="000000"/>
+          <w:u w:val="none"/>
+          <w:lang w:val="en-US" w:eastAsia="zh"/>
+          <w:woUserID w:val="1"/>
+        </w:rPr>
+      </w:pPr>
+      <w:r>
+        <w:rPr>
+          <w:rFonts w:hint="eastAsia"/>
+          <w:color w:val="000000"/>
+          <w:u w:val="none"/>
+          <w:lang w:val="en-US" w:eastAsia="zh"/>
+          <w:woUserID w:val="1"/>
+        </w:rPr>
+        <w:t>第一，</w:t>
+      </w:r>
+      <w:r>
+        <w:rPr>
+          <w:rFonts w:hint="eastAsia"/>
+          <w:b/>
+          <w:bCs/>
+          <w:color w:val="000000"/>
+          <w:u w:val="none"/>
+          <w:lang w:val="en-US" w:eastAsia="zh"/>
+          <w:woUserID w:val="1"/>
+        </w:rPr>
+        <w:t>漂移检测与新模型验证是两次不同的判断</w:t>
+      </w:r>
+      <w:r>
+        <w:rPr>
+          <w:rFonts w:hint="eastAsia"/>
+          <w:color w:val="000000"/>
+          <w:u w:val="none"/>
+          <w:lang w:val="en-US" w:eastAsia="zh"/>
+          <w:woUserID w:val="1"/>
+        </w:rPr>
+        <w:t>。漂移检测比较的是现用模型当前与过去的监控指标，目的是发现它是否需要被处理；新模型验证比较的是候选模型的指标与启用门限，目的是决定它能否正式工作。即使旧模型表现变差，新模型也不能直接启用。图 11 展示了这条完整链路；图 14 和图 17 分别从手机侧、网络侧将其拆成执行步骤。</w:t>
+      </w:r>
+    </w:p>
+    <w:p>
+      <w:pPr>
+        <w:numPr>
+          <w:ilvl w:val="0"/>
+          <w:numId w:val="0"/>
+        </w:numPr>
+        <w:bidi w:val="0"/>
+        <w:ind w:firstLine="420" w:firstLineChars="0"/>
+        <w:rPr>
+          <w:rFonts w:hint="eastAsia"/>
+          <w:color w:val="000000"/>
+          <w:u w:val="none"/>
+          <w:lang w:val="en-US" w:eastAsia="zh"/>
+          <w:woUserID w:val="1"/>
+        </w:rPr>
+      </w:pPr>
+      <w:r>
+        <w:rPr>
+          <w:rFonts w:hint="eastAsia"/>
+          <w:color w:val="000000"/>
+          <w:u w:val="none"/>
+          <w:lang w:val="en-US" w:eastAsia="zh"/>
+          <w:woUserID w:val="1"/>
+        </w:rPr>
+        <w:t>第二，</w:t>
+      </w:r>
+      <w:r>
+        <w:rPr>
+          <w:rFonts w:hint="eastAsia"/>
+          <w:b/>
+          <w:bCs/>
+          <w:color w:val="000000"/>
+          <w:u w:val="none"/>
+          <w:lang w:val="en-US" w:eastAsia="zh"/>
+          <w:woUserID w:val="1"/>
+        </w:rPr>
+        <w:t>模型更新有多条路径，并非每次都重新训练</w:t>
+      </w:r>
+      <w:r>
+        <w:rPr>
+          <w:rFonts w:hint="eastAsia"/>
+          <w:color w:val="000000"/>
+          <w:u w:val="none"/>
+          <w:lang w:val="en-US" w:eastAsia="zh"/>
+          <w:woUserID w:val="1"/>
+        </w:rPr>
+        <w:t>。</w:t>
+      </w:r>
+      <w:r>
+        <w:rPr>
+          <w:rFonts w:hint="eastAsia"/>
+          <w:b/>
+          <w:bCs/>
+          <w:color w:val="000000"/>
+          <w:u w:val="none"/>
+          <w:lang w:val="en-US" w:eastAsia="zh"/>
+          <w:woUserID w:val="1"/>
+        </w:rPr>
+        <w:t>网络可以让手机切换到已经存储的另一模型，也可以通过网络或外部服务器向手机提供新模型</w:t>
+      </w:r>
+      <w:r>
+        <w:rPr>
+          <w:rFonts w:hint="eastAsia"/>
+          <w:color w:val="000000"/>
+          <w:u w:val="none"/>
+          <w:lang w:val="en-US" w:eastAsia="zh"/>
+          <w:woUserID w:val="1"/>
+        </w:rPr>
+        <w:t>。如果选择</w:t>
+      </w:r>
+      <w:r>
+        <w:rPr>
+          <w:rFonts w:hint="eastAsia"/>
+          <w:b/>
+          <w:bCs/>
+          <w:color w:val="000000"/>
+          <w:u w:val="none"/>
+          <w:lang w:val="en-US" w:eastAsia="zh"/>
+          <w:woUserID w:val="1"/>
+        </w:rPr>
+        <w:t>微调</w:t>
+      </w:r>
+      <w:r>
+        <w:rPr>
+          <w:rFonts w:hint="eastAsia"/>
+          <w:color w:val="000000"/>
+          <w:u w:val="none"/>
+          <w:lang w:val="en-US" w:eastAsia="zh"/>
+          <w:woUserID w:val="1"/>
+        </w:rPr>
+        <w:t>，图 12 描述</w:t>
+      </w:r>
+      <w:r>
+        <w:rPr>
+          <w:rFonts w:hint="eastAsia"/>
+          <w:b/>
+          <w:bCs/>
+          <w:color w:val="000000"/>
+          <w:u w:val="none"/>
+          <w:lang w:val="en-US" w:eastAsia="zh"/>
+          <w:woUserID w:val="1"/>
+        </w:rPr>
+        <w:t>手机本地采集数据并训练</w:t>
+      </w:r>
+      <w:r>
+        <w:rPr>
+          <w:rFonts w:hint="eastAsia"/>
+          <w:color w:val="000000"/>
+          <w:u w:val="none"/>
+          <w:lang w:val="en-US" w:eastAsia="zh"/>
+          <w:woUserID w:val="1"/>
+        </w:rPr>
+        <w:t>，图 13 描述</w:t>
+      </w:r>
+      <w:r>
+        <w:rPr>
+          <w:rFonts w:hint="eastAsia"/>
+          <w:b/>
+          <w:bCs/>
+          <w:color w:val="000000"/>
+          <w:u w:val="none"/>
+          <w:lang w:val="en-US" w:eastAsia="zh"/>
+          <w:woUserID w:val="1"/>
+        </w:rPr>
+        <w:t>手机采集数据、外部服务器承担训练。无论训练发生在哪里，微调后的模型回到手机上，都需要重新计算指标并接受启用判断</w:t>
+      </w:r>
+      <w:r>
+        <w:rPr>
+          <w:rFonts w:hint="eastAsia"/>
+          <w:color w:val="000000"/>
+          <w:u w:val="none"/>
+          <w:lang w:val="en-US" w:eastAsia="zh"/>
+          <w:woUserID w:val="1"/>
+        </w:rPr>
+        <w:t>。专利还提出</w:t>
+      </w:r>
+      <w:r>
+        <w:rPr>
+          <w:rFonts w:hint="eastAsia"/>
+          <w:b/>
+          <w:bCs/>
+          <w:color w:val="000000"/>
+          <w:u w:val="none"/>
+          <w:lang w:val="en-US" w:eastAsia="zh"/>
+          <w:woUserID w:val="1"/>
+        </w:rPr>
+        <w:t>用模型 ID 关联适用场景或配置</w:t>
+      </w:r>
+      <w:r>
+        <w:rPr>
+          <w:rFonts w:hint="eastAsia"/>
+          <w:color w:val="000000"/>
+          <w:u w:val="none"/>
+          <w:lang w:val="en-US" w:eastAsia="zh"/>
+          <w:woUserID w:val="1"/>
+        </w:rPr>
+        <w:t>，以便识别不同条件下可用的模型。</w:t>
+      </w:r>
+    </w:p>
+    <w:p>
+      <w:pPr>
+        <w:numPr>
+          <w:ilvl w:val="0"/>
+          <w:numId w:val="0"/>
+        </w:numPr>
+        <w:bidi w:val="0"/>
+        <w:ind w:firstLine="420" w:firstLineChars="0"/>
+        <w:rPr>
+          <w:rFonts w:hint="eastAsia"/>
+          <w:color w:val="000000"/>
+          <w:u w:val="none"/>
+          <w:lang w:val="en-US" w:eastAsia="zh"/>
+          <w:woUserID w:val="1"/>
+        </w:rPr>
+      </w:pPr>
+      <w:r>
+        <w:rPr>
+          <w:rFonts w:hint="eastAsia"/>
+          <w:color w:val="000000"/>
+          <w:u w:val="none"/>
+          <w:lang w:val="en-US" w:eastAsia="zh"/>
+          <w:woUserID w:val="1"/>
+        </w:rPr>
+        <w:t>第三，</w:t>
+      </w:r>
+      <w:r>
+        <w:rPr>
+          <w:rFonts w:hint="eastAsia"/>
+          <w:b/>
+          <w:bCs/>
+          <w:color w:val="000000"/>
+          <w:u w:val="none"/>
+          <w:lang w:val="en-US" w:eastAsia="zh"/>
+          <w:woUserID w:val="1"/>
+        </w:rPr>
+        <w:t>方案把失败后的回退纳入模型更新流程</w:t>
+      </w:r>
+      <w:r>
+        <w:rPr>
+          <w:rFonts w:hint="eastAsia"/>
+          <w:color w:val="000000"/>
+          <w:u w:val="none"/>
+          <w:lang w:val="en-US" w:eastAsia="zh"/>
+          <w:woUserID w:val="1"/>
+        </w:rPr>
+        <w:t>。</w:t>
+      </w:r>
+      <w:r>
+        <w:rPr>
+          <w:rFonts w:hint="eastAsia"/>
+          <w:b/>
+          <w:bCs/>
+          <w:color w:val="000000"/>
+          <w:u w:val="none"/>
+          <w:lang w:val="en-US" w:eastAsia="zh"/>
+          <w:woUserID w:val="1"/>
+        </w:rPr>
+        <w:t>如果候选模型的指标没有达到门限，手机可继续使用先前通过验证的模型，或暂时采用不依赖该 AI 模型的传统功能</w:t>
+      </w:r>
+      <w:r>
+        <w:rPr>
+          <w:rFonts w:hint="eastAsia"/>
+          <w:color w:val="000000"/>
+          <w:u w:val="none"/>
+          <w:lang w:val="en-US" w:eastAsia="zh"/>
+          <w:woUserID w:val="1"/>
+        </w:rPr>
+        <w:t>。微调期间也可采用这种方式。对无线功能而言，这一点很关键：模型更新不只是提高平均预测准确率，还要避免更新过程或新模型失准影响手机正常通信。</w:t>
+      </w:r>
+    </w:p>
+    <w:p>
+      <w:pPr>
+        <w:numPr>
+          <w:ilvl w:val="0"/>
+          <w:numId w:val="0"/>
+        </w:numPr>
+        <w:bidi w:val="0"/>
+        <w:ind w:firstLine="420" w:firstLineChars="0"/>
+        <w:rPr>
+          <w:rFonts w:hint="eastAsia"/>
+          <w:color w:val="000000"/>
+          <w:u w:val="none"/>
+          <w:lang w:val="en-US" w:eastAsia="zh"/>
+          <w:woUserID w:val="1"/>
+        </w:rPr>
+      </w:pPr>
+      <w:r>
+        <w:rPr>
+          <w:rFonts w:hint="eastAsia"/>
+          <w:color w:val="000000"/>
+          <w:u w:val="none"/>
+          <w:lang w:val="en-US" w:eastAsia="zh"/>
+          <w:woUserID w:val="1"/>
+        </w:rPr>
+        <w:t>第四，专利</w:t>
+      </w:r>
+      <w:r>
+        <w:rPr>
+          <w:rFonts w:hint="eastAsia"/>
+          <w:b/>
+          <w:bCs/>
+          <w:color w:val="000000"/>
+          <w:u w:val="none"/>
+          <w:lang w:val="en-US" w:eastAsia="zh"/>
+          <w:woUserID w:val="1"/>
+        </w:rPr>
+        <w:t>给出了验证框架，却没有给出完整的测试判据</w:t>
+      </w:r>
+      <w:r>
+        <w:rPr>
+          <w:rFonts w:hint="eastAsia"/>
+          <w:color w:val="000000"/>
+          <w:u w:val="none"/>
+          <w:lang w:val="en-US" w:eastAsia="zh"/>
+          <w:woUserID w:val="1"/>
+        </w:rPr>
+        <w:t>。原文提到可以监控数据特征、系统性能和环境条件，并以波束 RSRP、波束 ID 预测作为无线 AI 输出的例子；但它没有规定部署后必须使用哪组指标、漂移量如何计算、门限取多少，也没有说明所有场景中的真实结果如何取得。因此，“网络验证通过”在这篇中主要是一种流程设计，还不是可以直接照搬到测试仪表里的完整用例。</w:t>
+      </w:r>
+    </w:p>
+    <w:p>
+      <w:pPr>
+        <w:numPr>
+          <w:ilvl w:val="0"/>
+          <w:numId w:val="0"/>
+        </w:numPr>
+        <w:bidi w:val="0"/>
+        <w:rPr>
+          <w:rFonts w:hint="eastAsia"/>
+          <w:b/>
+          <w:bCs/>
+          <w:color w:val="000000"/>
+          <w:u w:val="none"/>
+          <w:lang w:val="en-US" w:eastAsia="zh"/>
+          <w:woUserID w:val="1"/>
+        </w:rPr>
+      </w:pPr>
+      <w:r>
+        <w:rPr>
+          <w:rFonts w:hint="eastAsia"/>
+          <w:b/>
+          <w:bCs/>
+          <w:color w:val="000000"/>
+          <w:u w:val="none"/>
+          <w:lang w:val="en-US" w:eastAsia="zh"/>
+          <w:woUserID w:val="1"/>
+        </w:rPr>
+        <w:t>（3）研究启示、成熟度与应用思路</w:t>
+      </w:r>
+    </w:p>
+    <w:p>
+      <w:pPr>
+        <w:numPr>
+          <w:ilvl w:val="0"/>
+          <w:numId w:val="0"/>
+        </w:numPr>
+        <w:bidi w:val="0"/>
+        <w:ind w:firstLine="420" w:firstLineChars="0"/>
+        <w:rPr>
+          <w:rFonts w:hint="eastAsia"/>
+          <w:color w:val="000000"/>
+          <w:u w:val="none"/>
+          <w:lang w:val="en-US" w:eastAsia="zh"/>
+          <w:woUserID w:val="1"/>
+        </w:rPr>
+      </w:pPr>
+      <w:r>
+        <w:rPr>
+          <w:rFonts w:hint="eastAsia"/>
+          <w:color w:val="000000"/>
+          <w:u w:val="none"/>
+          <w:lang w:val="en-US" w:eastAsia="zh"/>
+          <w:woUserID w:val="1"/>
+        </w:rPr>
+        <w:t>启示是：</w:t>
+      </w:r>
+      <w:r>
+        <w:rPr>
+          <w:rFonts w:hint="eastAsia"/>
+          <w:b/>
+          <w:bCs/>
+          <w:color w:val="000000"/>
+          <w:u w:val="none"/>
+          <w:lang w:val="en-US" w:eastAsia="zh"/>
+          <w:woUserID w:val="1"/>
+        </w:rPr>
+        <w:t>无线 AI 功能的测试不能只停在“初始模型在规定场景下是否达标”，还应关注环境变化或模型更新后，终端性能是否仍满足要求</w:t>
+      </w:r>
+      <w:r>
+        <w:rPr>
+          <w:rFonts w:hint="eastAsia"/>
+          <w:color w:val="000000"/>
+          <w:u w:val="none"/>
+          <w:lang w:val="en-US" w:eastAsia="zh"/>
+          <w:woUserID w:val="1"/>
+        </w:rPr>
+        <w:t>。专利明确指出，预先覆盖所有传播条件与配置并不现实，因而提出部署后的持续监控与再验证。当前 3GPP Rel-19 的 RAN4 工作已经涉及 AI/ML 波束管理相关的 L1-RSRP 测量和 TCI 状态切换时延要求，这为选择具体的终端性能观察对象提供了参照；苹果提出的网络审批激活流程本身不能等同于已被标准采用。</w:t>
+      </w:r>
+    </w:p>
+    <w:p>
+      <w:pPr>
+        <w:numPr>
+          <w:ilvl w:val="0"/>
+          <w:numId w:val="0"/>
+        </w:numPr>
+        <w:bidi w:val="0"/>
+        <w:ind w:firstLine="420" w:firstLineChars="0"/>
+        <w:rPr>
+          <w:rFonts w:hint="eastAsia"/>
+          <w:color w:val="000000"/>
+          <w:u w:val="none"/>
+          <w:lang w:val="en-US" w:eastAsia="zh"/>
+          <w:woUserID w:val="1"/>
+        </w:rPr>
+      </w:pPr>
+      <w:r>
+        <w:rPr>
+          <w:rFonts w:hint="eastAsia"/>
+          <w:color w:val="000000"/>
+          <w:u w:val="none"/>
+          <w:lang w:val="en-US" w:eastAsia="zh"/>
+          <w:woUserID w:val="1"/>
+        </w:rPr>
+        <w:t>应用思路可以落在手机企业可控的实验室测试中。以 AI 波束预测为例，先在一组信道和移动条件下测旧模型，再改变遮挡、移动状态或信道条件，观察模型预测与终端实际无线表现是否退化；随后载入候选模型，在原场景和新增场景中复测，并检查不达标时能否保持旧功能或回退。</w:t>
+      </w:r>
+      <w:r>
+        <w:rPr>
+          <w:rFonts w:hint="eastAsia"/>
+          <w:b/>
+          <w:bCs/>
+          <w:color w:val="000000"/>
+          <w:u w:val="none"/>
+          <w:lang w:val="en-US" w:eastAsia="zh"/>
+          <w:woUserID w:val="1"/>
+        </w:rPr>
+        <w:t>这样既能研究何时需要重新测试，也能研究更新后哪些性能必须复测</w:t>
+      </w:r>
+      <w:r>
+        <w:rPr>
+          <w:rFonts w:hint="eastAsia"/>
+          <w:color w:val="000000"/>
+          <w:u w:val="none"/>
+          <w:lang w:val="en-US" w:eastAsia="zh"/>
+          <w:woUserID w:val="1"/>
+        </w:rPr>
+        <w:t>。具体测试指标、场景组合和合格门限，需要结合对应版本的 RAN4 要求及实验目标另行设计；它们不是专利现成给出的结果。</w:t>
+      </w:r>
+    </w:p>
+    <w:p>
+      <w:pPr>
+        <w:numPr>
+          <w:ilvl w:val="0"/>
+          <w:numId w:val="0"/>
+        </w:numPr>
+        <w:bidi w:val="0"/>
+        <w:ind w:firstLine="420" w:firstLineChars="0"/>
+        <w:rPr>
+          <w:rFonts w:hint="eastAsia"/>
+          <w:color w:val="000000"/>
+          <w:u w:val="none"/>
+          <w:lang w:val="en-US" w:eastAsia="zh"/>
+          <w:woUserID w:val="1"/>
+        </w:rPr>
+      </w:pPr>
+      <w:r>
+        <w:rPr>
+          <w:rFonts w:hint="eastAsia"/>
+          <w:color w:val="000000"/>
+          <w:u w:val="none"/>
+          <w:lang w:val="en-US" w:eastAsia="zh"/>
+          <w:woUserID w:val="1"/>
+        </w:rPr>
+        <w:t>研究成熟度方面，这是一份提出系统流程和多种实施方式的待审专利。它已经把手机、网络、服务器各自的操作和回退关系描述清楚，但没有提供模型结构、数据集、定量实验或真实商用网络部署证据。因此，它适合作为部署后 AI 无线功能测试方法的研究依据，不能表述为苹果已经验证了一套可直接投入现网的完整测试系统。</w:t>
+      </w:r>
+    </w:p>
+    <w:p>
+      <w:pPr>
+        <w:numPr>
+          <w:ilvl w:val="0"/>
+          <w:numId w:val="0"/>
+        </w:numPr>
+        <w:bidi w:val="0"/>
+        <w:rPr>
+          <w:rFonts w:hint="eastAsia"/>
+          <w:color w:val="000000"/>
+          <w:u w:val="none"/>
+          <w:lang w:val="en-US" w:eastAsia="zh"/>
+          <w:woUserID w:val="1"/>
+        </w:rPr>
+      </w:pPr>
+    </w:p>
+    <w:p>
+      <w:pPr>
+        <w:pStyle w:val="3"/>
+        <w:keepNext w:val="0"/>
+        <w:keepLines w:val="0"/>
+        <w:widowControl/>
+        <w:suppressLineNumbers w:val="0"/>
+        <w:bidi w:val="0"/>
+        <w:rPr>
+          <w:woUserID w:val="1"/>
+        </w:rPr>
+      </w:pPr>
+      <w:r>
+        <w:rPr>
+          <w:rFonts w:hint="eastAsia"/>
+          <w:color w:val="000000"/>
+          <w:u w:val="none"/>
+          <w:lang w:val="en-US" w:eastAsia="zh"/>
+          <w:woUserID w:val="1"/>
+        </w:rPr>
+        <w:t>5、</w:t>
+      </w:r>
+      <w:r>
+        <w:rPr>
+          <w:woUserID w:val="1"/>
+        </w:rPr>
+        <w:t>苹果专利：AI/ML 模型能力交换与部署后监控条件信令</w:t>
+      </w:r>
+    </w:p>
+    <w:p>
+      <w:pPr>
+        <w:keepNext w:val="0"/>
+        <w:keepLines w:val="0"/>
+        <w:widowControl/>
+        <w:suppressLineNumbers w:val="0"/>
+        <w:bidi w:val="0"/>
+        <w:rPr>
+          <w:woUserID w:val="1"/>
+        </w:rPr>
+      </w:pPr>
+      <w:r>
+        <w:rPr>
+          <w:woUserID w:val="1"/>
+        </w:rPr>
+        <w:t xml:space="preserve">优先权日：2024-08-07；申请日：2025-07-10；公开日：2026-02-12；目前申请待审。专利 WO2026035397A1 — </w:t>
+      </w:r>
+      <w:r>
+        <w:rPr>
+          <w:woUserID w:val="1"/>
+        </w:rPr>
+        <w:fldChar w:fldCharType="begin"/>
+      </w:r>
+      <w:r>
+        <w:rPr>
+          <w:woUserID w:val="1"/>
+        </w:rPr>
+        <w:instrText xml:space="preserve"> HYPERLINK "https://patents.google.com/patent/WO2026035397A1/en?utm_source=chatgpt.com" </w:instrText>
+      </w:r>
+      <w:r>
+        <w:rPr>
+          <w:woUserID w:val="1"/>
+        </w:rPr>
+        <w:fldChar w:fldCharType="separate"/>
+      </w:r>
+      <w:r>
+        <w:rPr>
+          <w:rStyle w:val="12"/>
+          <w:woUserID w:val="1"/>
+        </w:rPr>
+        <w:t>Artificial intelligence/machine learning (AI/ML) model capability exchange and monitoring condition signaling for post deployment</w:t>
+      </w:r>
+      <w:r>
+        <w:rPr>
+          <w:woUserID w:val="1"/>
+        </w:rPr>
+        <w:fldChar w:fldCharType="end"/>
+      </w:r>
+    </w:p>
+    <w:p>
+      <w:pPr>
+        <w:keepNext w:val="0"/>
+        <w:keepLines w:val="0"/>
+        <w:widowControl/>
+        <w:suppressLineNumbers w:val="0"/>
+        <w:bidi w:val="0"/>
+        <w:rPr>
+          <w:rFonts w:hint="eastAsia"/>
+          <w:b/>
+          <w:bCs/>
+          <w:lang w:val="en-US" w:eastAsia="zh"/>
+          <w:woUserID w:val="1"/>
+        </w:rPr>
+      </w:pPr>
+      <w:r>
+        <w:rPr>
+          <w:rFonts w:hint="eastAsia"/>
+          <w:b/>
+          <w:bCs/>
+          <w:lang w:val="en-US" w:eastAsia="zh"/>
+          <w:woUserID w:val="1"/>
+        </w:rPr>
+        <w:t>（1）技术概述</w:t>
+      </w:r>
+    </w:p>
+    <w:p>
+      <w:pPr>
+        <w:keepNext w:val="0"/>
+        <w:keepLines w:val="0"/>
+        <w:widowControl/>
+        <w:suppressLineNumbers w:val="0"/>
+        <w:bidi w:val="0"/>
+        <w:ind w:firstLine="420" w:firstLineChars="0"/>
+        <w:rPr>
+          <w:rFonts w:hint="eastAsia"/>
+          <w:lang w:val="en-US" w:eastAsia="zh"/>
+          <w:woUserID w:val="1"/>
+        </w:rPr>
+      </w:pPr>
+      <w:r>
+        <w:rPr>
+          <w:rFonts w:hint="eastAsia"/>
+          <w:lang w:val="en-US" w:eastAsia="zh"/>
+          <w:woUserID w:val="1"/>
+        </w:rPr>
+        <w:t>这篇专利研究的是：</w:t>
+      </w:r>
+      <w:r>
+        <w:rPr>
+          <w:rFonts w:hint="eastAsia"/>
+          <w:b/>
+          <w:bCs/>
+          <w:lang w:val="en-US" w:eastAsia="zh"/>
+          <w:woUserID w:val="1"/>
+        </w:rPr>
+        <w:t>手机部署了多个无线 AI 模型以后，网络怎样知道手机有哪些模型、各模型当前是什么状态，以及在什么条件下让手机检查它们的表现</w:t>
+      </w:r>
+      <w:r>
+        <w:rPr>
+          <w:rFonts w:hint="eastAsia"/>
+          <w:lang w:val="en-US" w:eastAsia="zh"/>
+          <w:woUserID w:val="1"/>
+        </w:rPr>
+        <w:t>。苹果考虑的场景包括</w:t>
+      </w:r>
+      <w:r>
+        <w:rPr>
+          <w:rFonts w:hint="eastAsia"/>
+          <w:b/>
+          <w:bCs/>
+          <w:lang w:val="en-US" w:eastAsia="zh"/>
+          <w:woUserID w:val="1"/>
+        </w:rPr>
+        <w:t>空间波束预测、时间波束预测和信道状态信息（CSI）处理</w:t>
+      </w:r>
+      <w:r>
+        <w:rPr>
+          <w:rFonts w:hint="eastAsia"/>
+          <w:lang w:val="en-US" w:eastAsia="zh"/>
+          <w:woUserID w:val="1"/>
+        </w:rPr>
+        <w:t>。这些模型可能只适合特定传播环境、手机硬件或配置。即使某个版本此前通过测试，更新模型权重或换到新的小区后，它的表现也可能变化。若一直高频检查所有模型，会增加测量和处理负担；若等通信表现已经变差才检查，又可能反应太晚。因此，</w:t>
+      </w:r>
+      <w:r>
+        <w:rPr>
+          <w:rFonts w:hint="eastAsia"/>
+          <w:b/>
+          <w:bCs/>
+          <w:lang w:val="en-US" w:eastAsia="zh"/>
+          <w:woUserID w:val="1"/>
+        </w:rPr>
+        <w:t>专利提出由网络配置针对不同模型的监控条件，条件满足时手机才启动相应监控，并把测量结果或监控分数连同模型 ID报告给网络</w:t>
+      </w:r>
+      <w:r>
+        <w:rPr>
+          <w:rFonts w:hint="eastAsia"/>
+          <w:lang w:val="en-US" w:eastAsia="zh"/>
+          <w:woUserID w:val="1"/>
+        </w:rPr>
+        <w:t>。</w:t>
+      </w:r>
+    </w:p>
+    <w:p>
+      <w:pPr>
+        <w:keepNext w:val="0"/>
+        <w:keepLines w:val="0"/>
+        <w:widowControl/>
+        <w:suppressLineNumbers w:val="0"/>
+        <w:bidi w:val="0"/>
+        <w:rPr>
+          <w:rFonts w:hint="eastAsia"/>
+          <w:b/>
+          <w:bCs/>
+          <w:lang w:val="en-US" w:eastAsia="zh"/>
+          <w:woUserID w:val="1"/>
+        </w:rPr>
+      </w:pPr>
+      <w:r>
+        <w:rPr>
+          <w:rFonts w:hint="eastAsia"/>
+          <w:b/>
+          <w:bCs/>
+          <w:lang w:val="en-US" w:eastAsia="zh"/>
+          <w:woUserID w:val="1"/>
+        </w:rPr>
+        <w:t>（2）重要关键点</w:t>
+      </w:r>
+    </w:p>
+    <w:p>
+      <w:pPr>
+        <w:keepNext w:val="0"/>
+        <w:keepLines w:val="0"/>
+        <w:widowControl/>
+        <w:suppressLineNumbers w:val="0"/>
+        <w:bidi w:val="0"/>
+        <w:rPr>
+          <w:rFonts w:hint="eastAsia"/>
+          <w:lang w:val="en-US" w:eastAsia="zh"/>
+          <w:woUserID w:val="1"/>
+        </w:rPr>
+      </w:pPr>
+      <w:r>
+        <w:rPr>
+          <w:rFonts w:hint="eastAsia"/>
+          <w:b/>
+          <w:bCs/>
+          <w:lang w:val="en-US" w:eastAsia="zh"/>
+          <w:woUserID w:val="1"/>
+        </w:rPr>
+        <w:t>1. 把多个模型作为一个动态管理的候选库，而不是只盯着当前模型</w:t>
+      </w:r>
+      <w:r>
+        <w:rPr>
+          <w:rFonts w:hint="eastAsia"/>
+          <w:lang w:val="en-US" w:eastAsia="zh"/>
+          <w:woUserID w:val="1"/>
+        </w:rPr>
+        <w:t>。图 17 描述一个模型库：手机正在使用的模型、已更新但尚未验证的模型、适用于特殊环境的模型，以及经过评估但尚未激活的模型，</w:t>
+      </w:r>
+      <w:r>
+        <w:rPr>
+          <w:rFonts w:hint="eastAsia"/>
+          <w:b/>
+          <w:bCs/>
+          <w:lang w:val="en-US" w:eastAsia="zh"/>
+          <w:woUserID w:val="1"/>
+        </w:rPr>
+        <w:t>都可以有不同的 ID、版本、适用条件和状态</w:t>
+      </w:r>
+      <w:r>
+        <w:rPr>
+          <w:rFonts w:hint="eastAsia"/>
+          <w:lang w:val="en-US" w:eastAsia="zh"/>
+          <w:woUserID w:val="1"/>
+        </w:rPr>
+        <w:t>。专利特别区分了“曾在特定手机硬件上通过部署前测试”与“更新后的版本在当前条件下经过评估”；旧版本通过测试，不自动意味着新版本也通过。模型库及其状态可以随监控结果更新。这与手机硬件直接相关：</w:t>
+      </w:r>
+      <w:r>
+        <w:rPr>
+          <w:rFonts w:hint="eastAsia"/>
+          <w:b/>
+          <w:bCs/>
+          <w:lang w:val="en-US" w:eastAsia="zh"/>
+          <w:woUserID w:val="1"/>
+        </w:rPr>
+        <w:t>同一个服务器上训练的模型，即便在数据上表现不错，放到具体手机的射频架构、预处理链路和实际传播条件下，结果仍可能不同。专利因此提出，更新后的模型需要结合实际设备和条件验证</w:t>
+      </w:r>
+      <w:r>
+        <w:rPr>
+          <w:rFonts w:hint="eastAsia"/>
+          <w:lang w:val="en-US" w:eastAsia="zh"/>
+          <w:woUserID w:val="1"/>
+        </w:rPr>
+        <w:t>。</w:t>
+      </w:r>
+    </w:p>
+    <w:p>
+      <w:pPr>
+        <w:keepNext w:val="0"/>
+        <w:keepLines w:val="0"/>
+        <w:widowControl/>
+        <w:suppressLineNumbers w:val="0"/>
+        <w:bidi w:val="0"/>
+        <w:rPr>
+          <w:rFonts w:hint="eastAsia"/>
+          <w:lang w:val="en-US" w:eastAsia="zh"/>
+          <w:woUserID w:val="1"/>
+        </w:rPr>
+      </w:pPr>
+      <w:r>
+        <w:rPr>
+          <w:rFonts w:hint="eastAsia"/>
+          <w:lang w:val="en-US" w:eastAsia="zh"/>
+          <w:woUserID w:val="1"/>
+        </w:rPr>
+        <w:t xml:space="preserve">2. </w:t>
+      </w:r>
+      <w:r>
+        <w:rPr>
+          <w:rFonts w:hint="eastAsia"/>
+          <w:b/>
+          <w:bCs/>
+          <w:lang w:val="en-US" w:eastAsia="zh"/>
+          <w:woUserID w:val="1"/>
+        </w:rPr>
+        <w:t>网络配置“什么时候查”，手机执行测量并报告“查出了什么”</w:t>
+      </w:r>
+      <w:r>
+        <w:rPr>
+          <w:rFonts w:hint="eastAsia"/>
+          <w:lang w:val="en-US" w:eastAsia="zh"/>
+          <w:woUserID w:val="1"/>
+        </w:rPr>
+        <w:t>。图 18 是主要的信息交换流程：</w:t>
+      </w:r>
+      <w:r>
+        <w:rPr>
+          <w:rFonts w:hint="eastAsia"/>
+          <w:b/>
+          <w:bCs/>
+          <w:lang w:val="en-US" w:eastAsia="zh"/>
+          <w:woUserID w:val="1"/>
+        </w:rPr>
+        <w:t>网络经基站向手机传递带有模型 ID 的模型信息，再为模型 A、B 等分别配置监控条件。条件满足后，手机测量当前模型，必要时也测量尚未激活的候选模型；它可以自己计算监控分数，也可以把测量值交给网络计算。报告要带模型 ID，否则网络无法知道某项表现属于哪个模型。</w:t>
+      </w:r>
+      <w:r>
+        <w:rPr>
+          <w:rFonts w:hint="eastAsia"/>
+          <w:lang w:val="en-US" w:eastAsia="zh"/>
+          <w:woUserID w:val="1"/>
+        </w:rPr>
+        <w:t>图 20、21分别把这个过程从基站和手机的角度写成步骤。专利将无线资源控制（RRC）信令作为这些配置的实施方式之一。</w:t>
+      </w:r>
+    </w:p>
+    <w:p>
+      <w:pPr>
+        <w:keepNext w:val="0"/>
+        <w:keepLines w:val="0"/>
+        <w:widowControl/>
+        <w:suppressLineNumbers w:val="0"/>
+        <w:bidi w:val="0"/>
+        <w:rPr>
+          <w:rFonts w:hint="eastAsia"/>
+          <w:lang w:val="en-US" w:eastAsia="zh"/>
+          <w:woUserID w:val="1"/>
+        </w:rPr>
+      </w:pPr>
+      <w:r>
+        <w:rPr>
+          <w:rFonts w:hint="eastAsia"/>
+          <w:lang w:val="en-US" w:eastAsia="zh"/>
+          <w:woUserID w:val="1"/>
+        </w:rPr>
+        <w:t xml:space="preserve">3. </w:t>
+      </w:r>
+      <w:r>
+        <w:rPr>
+          <w:rFonts w:hint="eastAsia"/>
+          <w:b/>
+          <w:bCs/>
+          <w:lang w:val="en-US" w:eastAsia="zh"/>
+          <w:woUserID w:val="1"/>
+        </w:rPr>
+        <w:t>监控触发条件</w:t>
+      </w:r>
+      <w:r>
+        <w:rPr>
+          <w:rFonts w:hint="eastAsia"/>
+          <w:lang w:val="en-US" w:eastAsia="zh"/>
+          <w:woUserID w:val="1"/>
+        </w:rPr>
+        <w:t>因功能而异，这是本篇最具体的内容。专利没有要求每隔固定时间无差别地测试全部模型，而是给出多类触发线索：</w:t>
+      </w:r>
+    </w:p>
+    <w:tbl>
+      <w:tblPr>
+        <w:tblW w:w="5000" w:type="pct"/>
+        <w:tblCellSpacing w:w="15" w:type="dxa"/>
+        <w:tblInd w:w="0" w:type="dxa"/>
+        <w:tblBorders>
+          <w:top w:val="none" w:color="auto" w:sz="0" w:space="0"/>
+          <w:left w:val="none" w:color="auto" w:sz="0" w:space="0"/>
+          <w:bottom w:val="none" w:color="auto" w:sz="0" w:space="0"/>
+          <w:right w:val="none" w:color="auto" w:sz="0" w:space="0"/>
+          <w:insideH w:val="none" w:color="auto" w:sz="0" w:space="0"/>
+          <w:insideV w:val="none" w:color="auto" w:sz="0" w:space="0"/>
+        </w:tblBorders>
+        <w:shd w:val="clear"/>
+        <w:tblLayout w:type="autofit"/>
+        <w:tblCellMar>
+          <w:top w:w="15" w:type="dxa"/>
+          <w:left w:w="15" w:type="dxa"/>
+          <w:bottom w:w="15" w:type="dxa"/>
+          <w:right w:w="15" w:type="dxa"/>
+        </w:tblCellMar>
+      </w:tblPr>
+      <w:tblGrid>
+        <w:gridCol w:w="1387"/>
+        <w:gridCol w:w="7009"/>
+      </w:tblGrid>
+      <w:tr>
+        <w:tblPrEx>
+          <w:tblBorders>
+            <w:top w:val="none" w:color="auto" w:sz="0" w:space="0"/>
+            <w:left w:val="none" w:color="auto" w:sz="0" w:space="0"/>
+            <w:bottom w:val="none" w:color="auto" w:sz="0" w:space="0"/>
+            <w:right w:val="none" w:color="auto" w:sz="0" w:space="0"/>
+            <w:insideH w:val="none" w:color="auto" w:sz="0" w:space="0"/>
+            <w:insideV w:val="none" w:color="auto" w:sz="0" w:space="0"/>
+          </w:tblBorders>
+          <w:shd w:val="clear"/>
+          <w:tblCellMar>
+            <w:top w:w="15" w:type="dxa"/>
+            <w:left w:w="15" w:type="dxa"/>
+            <w:bottom w:w="15" w:type="dxa"/>
+            <w:right w:w="15" w:type="dxa"/>
+          </w:tblCellMar>
+        </w:tblPrEx>
+        <w:trPr>
+          <w:tblHeader/>
+          <w:tblCellSpacing w:w="15" w:type="dxa"/>
+        </w:trPr>
+        <w:tc>
+          <w:tcPr>
+            <w:tcW w:w="799" w:type="pct"/>
             <w:shd w:val="clear"/>
             <w:vAlign w:val="center"/>
           </w:tcPr>
@@ -6260,21 +11759,24 @@
               <w:suppressLineNumbers w:val="0"/>
               <w:bidi w:val="0"/>
               <w:rPr>
+                <w:rFonts w:hint="eastAsia"/>
+                <w:lang w:val="en-US" w:eastAsia="zh"/>
                 <w:woUserID w:val="1"/>
               </w:rPr>
             </w:pPr>
             <w:r>
               <w:rPr>
-                <w:lang w:val="en-US" w:eastAsia="zh-CN"/>
-                <w:woUserID w:val="1"/>
-              </w:rPr>
-              <w:t>能力声明</w:t>
+                <w:rFonts w:hint="eastAsia"/>
+                <w:lang w:val="en-US" w:eastAsia="zh"/>
+                <w:woUserID w:val="1"/>
+              </w:rPr>
+              <w:t>模型功能</w:t>
             </w:r>
           </w:p>
         </w:tc>
         <w:tc>
           <w:tcPr>
-            <w:tcW w:w="4159" w:type="pct"/>
+            <w:tcW w:w="4146" w:type="pct"/>
             <w:shd w:val="clear"/>
             <w:vAlign w:val="center"/>
           </w:tcPr>
@@ -6286,15 +11788,18 @@
               <w:suppressLineNumbers w:val="0"/>
               <w:bidi w:val="0"/>
               <w:rPr>
+                <w:rFonts w:hint="eastAsia"/>
+                <w:lang w:val="en-US" w:eastAsia="zh"/>
                 <w:woUserID w:val="1"/>
               </w:rPr>
             </w:pPr>
             <w:r>
               <w:rPr>
-                <w:lang w:val="en-US" w:eastAsia="zh-CN"/>
-                <w:woUserID w:val="1"/>
-              </w:rPr>
-              <w:t>手机告诉基站自己支持哪些预测能力，例如预测模式、可用历史长度。</w:t>
+                <w:rFonts w:hint="eastAsia"/>
+                <w:lang w:val="en-US" w:eastAsia="zh"/>
+                <w:woUserID w:val="1"/>
+              </w:rPr>
+              <w:t>专利举出的监控触发或观察量</w:t>
             </w:r>
           </w:p>
         </w:tc>
@@ -6322,7 +11827,7 @@
         </w:trPr>
         <w:tc>
           <w:tcPr>
-            <w:tcW w:w="787" w:type="pct"/>
+            <w:tcW w:w="799" w:type="pct"/>
             <w:shd w:val="clear"/>
             <w:vAlign w:val="center"/>
           </w:tcPr>
@@ -6334,21 +11839,26 @@
               <w:suppressLineNumbers w:val="0"/>
               <w:bidi w:val="0"/>
               <w:rPr>
+                <w:rFonts w:hint="eastAsia"/>
+                <w:lang w:val="en-US" w:eastAsia="zh"/>
                 <w:woUserID w:val="1"/>
               </w:rPr>
             </w:pPr>
             <w:r>
               <w:rPr>
-                <w:lang w:val="en-US" w:eastAsia="zh-CN"/>
-                <w:woUserID w:val="1"/>
-              </w:rPr>
-              <w:t>配置与训练</w:t>
+                <w:rFonts w:hint="eastAsia"/>
+                <w:b/>
+                <w:bCs/>
+                <w:lang w:val="en-US" w:eastAsia="zh"/>
+                <w:woUserID w:val="1"/>
+              </w:rPr>
+              <w:t>空间波束预测</w:t>
             </w:r>
           </w:p>
         </w:tc>
         <w:tc>
           <w:tcPr>
-            <w:tcW w:w="4159" w:type="pct"/>
+            <w:tcW w:w="4146" w:type="pct"/>
             <w:shd w:val="clear"/>
             <w:vAlign w:val="center"/>
           </w:tcPr>
@@ -6360,83 +11870,28 @@
               <w:suppressLineNumbers w:val="0"/>
               <w:bidi w:val="0"/>
               <w:rPr>
+                <w:rFonts w:hint="eastAsia"/>
+                <w:lang w:val="en-US" w:eastAsia="zh"/>
                 <w:woUserID w:val="1"/>
               </w:rPr>
             </w:pPr>
             <w:r>
               <w:rPr>
-                <w:lang w:val="en-US" w:eastAsia="zh-CN"/>
-                <w:woUserID w:val="1"/>
-              </w:rPr>
-              <w:t>基站给出相关配置；手机收集数据。专利既讨论终端训练，也举出将数据送往离线服务器训练的方式。</w:t>
+                <w:rFonts w:hint="eastAsia"/>
+                <w:b/>
+                <w:bCs/>
+                <w:lang w:val="en-US" w:eastAsia="zh"/>
+                <w:woUserID w:val="1"/>
+              </w:rPr>
+              <w:t>服务小区 RSRP／RSRQ 低于门限；预测值与实测值之差过大；更换小区；多普勒或传播场景变化；部分波束受遮挡；也可按定时器或周期触发</w:t>
             </w:r>
-          </w:p>
-        </w:tc>
-      </w:tr>
-      <w:tr>
-        <w:tblPrEx>
-          <w:tblBorders>
-            <w:top w:val="none" w:color="auto" w:sz="0" w:space="0"/>
-            <w:left w:val="none" w:color="auto" w:sz="0" w:space="0"/>
-            <w:bottom w:val="none" w:color="auto" w:sz="0" w:space="0"/>
-            <w:right w:val="none" w:color="auto" w:sz="0" w:space="0"/>
-            <w:insideH w:val="none" w:color="auto" w:sz="0" w:space="0"/>
-            <w:insideV w:val="none" w:color="auto" w:sz="0" w:space="0"/>
-          </w:tblBorders>
-          <w:shd w:val="clear"/>
-        </w:tblPrEx>
-        <w:trPr>
-          <w:tblCellSpacing w:w="15" w:type="dxa"/>
-        </w:trPr>
-        <w:tc>
-          <w:tcPr>
-            <w:tcW w:w="787" w:type="pct"/>
-            <w:shd w:val="clear"/>
-            <w:vAlign w:val="center"/>
-          </w:tcPr>
-          <w:p>
-            <w:pPr>
-              <w:keepNext w:val="0"/>
-              <w:keepLines w:val="0"/>
-              <w:widowControl/>
-              <w:suppressLineNumbers w:val="0"/>
-              <w:bidi w:val="0"/>
-              <w:rPr>
-                <w:woUserID w:val="1"/>
-              </w:rPr>
-            </w:pPr>
             <w:r>
               <w:rPr>
-                <w:lang w:val="en-US" w:eastAsia="zh-CN"/>
-                <w:woUserID w:val="1"/>
-              </w:rPr>
-              <w:t>模型可用</w:t>
-            </w:r>
-          </w:p>
-        </w:tc>
-        <w:tc>
-          <w:tcPr>
-            <w:tcW w:w="4159" w:type="pct"/>
-            <w:shd w:val="clear"/>
-            <w:vAlign w:val="center"/>
-          </w:tcPr>
-          <w:p>
-            <w:pPr>
-              <w:keepNext w:val="0"/>
-              <w:keepLines w:val="0"/>
-              <w:widowControl/>
-              <w:suppressLineNumbers w:val="0"/>
-              <w:bidi w:val="0"/>
-              <w:rPr>
-                <w:woUserID w:val="1"/>
-              </w:rPr>
-            </w:pPr>
-            <w:r>
-              <w:rPr>
-                <w:lang w:val="en-US" w:eastAsia="zh-CN"/>
-                <w:woUserID w:val="1"/>
-              </w:rPr>
-              <w:t>模型准备好后，手机通知基站模型及其适用条件。</w:t>
+                <w:rFonts w:hint="eastAsia"/>
+                <w:lang w:val="en-US" w:eastAsia="zh"/>
+                <w:woUserID w:val="1"/>
+              </w:rPr>
+              <w:t>。</w:t>
             </w:r>
           </w:p>
         </w:tc>
@@ -6464,7 +11919,7 @@
         </w:trPr>
         <w:tc>
           <w:tcPr>
-            <w:tcW w:w="787" w:type="pct"/>
+            <w:tcW w:w="799" w:type="pct"/>
             <w:shd w:val="clear"/>
             <w:vAlign w:val="center"/>
           </w:tcPr>
@@ -6476,21 +11931,26 @@
               <w:suppressLineNumbers w:val="0"/>
               <w:bidi w:val="0"/>
               <w:rPr>
+                <w:rFonts w:hint="eastAsia"/>
+                <w:lang w:val="en-US" w:eastAsia="zh"/>
                 <w:woUserID w:val="1"/>
               </w:rPr>
             </w:pPr>
             <w:r>
               <w:rPr>
-                <w:lang w:val="en-US" w:eastAsia="zh-CN"/>
-                <w:woUserID w:val="1"/>
-              </w:rPr>
-              <w:t>模型激活</w:t>
+                <w:rFonts w:hint="eastAsia"/>
+                <w:b/>
+                <w:bCs/>
+                <w:lang w:val="en-US" w:eastAsia="zh"/>
+                <w:woUserID w:val="1"/>
+              </w:rPr>
+              <w:t>时间波束预测</w:t>
             </w:r>
           </w:p>
         </w:tc>
         <w:tc>
           <w:tcPr>
-            <w:tcW w:w="4159" w:type="pct"/>
+            <w:tcW w:w="4146" w:type="pct"/>
             <w:shd w:val="clear"/>
             <w:vAlign w:val="center"/>
           </w:tcPr>
@@ -6502,15 +11962,28 @@
               <w:suppressLineNumbers w:val="0"/>
               <w:bidi w:val="0"/>
               <w:rPr>
+                <w:rFonts w:hint="eastAsia"/>
+                <w:lang w:val="en-US" w:eastAsia="zh"/>
                 <w:woUserID w:val="1"/>
               </w:rPr>
             </w:pPr>
             <w:r>
               <w:rPr>
-                <w:lang w:val="en-US" w:eastAsia="zh-CN"/>
-                <w:woUserID w:val="1"/>
-              </w:rPr>
-              <w:t>基站发送激活指示，手机才启用相应模型进行预测。</w:t>
+                <w:rFonts w:hint="eastAsia"/>
+                <w:b/>
+                <w:bCs/>
+                <w:lang w:val="en-US" w:eastAsia="zh"/>
+                <w:woUserID w:val="1"/>
+              </w:rPr>
+              <w:t>预测与实测 RSRP／RSRQ 的差异；手机移动状态或速度相关特征变化；信道特征改变；定时或周期触发</w:t>
+            </w:r>
+            <w:r>
+              <w:rPr>
+                <w:rFonts w:hint="eastAsia"/>
+                <w:lang w:val="en-US" w:eastAsia="zh"/>
+                <w:woUserID w:val="1"/>
+              </w:rPr>
+              <w:t>。</w:t>
             </w:r>
           </w:p>
         </w:tc>
@@ -6526,13 +11999,19 @@
             <w:insideV w:val="none" w:color="auto" w:sz="0" w:space="0"/>
           </w:tblBorders>
           <w:shd w:val="clear"/>
+          <w:tblCellMar>
+            <w:top w:w="15" w:type="dxa"/>
+            <w:left w:w="15" w:type="dxa"/>
+            <w:bottom w:w="15" w:type="dxa"/>
+            <w:right w:w="15" w:type="dxa"/>
+          </w:tblCellMar>
         </w:tblPrEx>
         <w:trPr>
           <w:tblCellSpacing w:w="15" w:type="dxa"/>
         </w:trPr>
         <w:tc>
           <w:tcPr>
-            <w:tcW w:w="787" w:type="pct"/>
+            <w:tcW w:w="799" w:type="pct"/>
             <w:shd w:val="clear"/>
             <w:vAlign w:val="center"/>
           </w:tcPr>
@@ -6544,21 +12023,26 @@
               <w:suppressLineNumbers w:val="0"/>
               <w:bidi w:val="0"/>
               <w:rPr>
+                <w:rFonts w:hint="eastAsia"/>
+                <w:lang w:val="en-US" w:eastAsia="zh"/>
                 <w:woUserID w:val="1"/>
               </w:rPr>
             </w:pPr>
             <w:r>
               <w:rPr>
-                <w:lang w:val="en-US" w:eastAsia="zh-CN"/>
-                <w:woUserID w:val="1"/>
-              </w:rPr>
-              <w:t>推理与上报</w:t>
+                <w:rFonts w:hint="eastAsia"/>
+                <w:b/>
+                <w:bCs/>
+                <w:lang w:val="en-US" w:eastAsia="zh"/>
+                <w:woUserID w:val="1"/>
+              </w:rPr>
+              <w:t>CSI 处理</w:t>
             </w:r>
           </w:p>
         </w:tc>
         <w:tc>
           <w:tcPr>
-            <w:tcW w:w="4159" w:type="pct"/>
+            <w:tcW w:w="4146" w:type="pct"/>
             <w:shd w:val="clear"/>
             <w:vAlign w:val="center"/>
           </w:tcPr>
@@ -6570,15 +12054,28 @@
               <w:suppressLineNumbers w:val="0"/>
               <w:bidi w:val="0"/>
               <w:rPr>
+                <w:rFonts w:hint="eastAsia"/>
+                <w:lang w:val="en-US" w:eastAsia="zh"/>
                 <w:woUserID w:val="1"/>
               </w:rPr>
             </w:pPr>
             <w:r>
               <w:rPr>
-                <w:lang w:val="en-US" w:eastAsia="zh-CN"/>
-                <w:woUserID w:val="1"/>
-              </w:rPr>
-              <w:t>手机计算 RLF 风险评分，与门限比较；满足条件时向基站报告。模型和网络还可以监测后续表现，必要时停用或切换模型。</w:t>
+                <w:rFonts w:hint="eastAsia"/>
+                <w:b/>
+                <w:bCs/>
+                <w:lang w:val="en-US" w:eastAsia="zh"/>
+                <w:woUserID w:val="1"/>
+              </w:rPr>
+              <w:t>目标 CSI 与重建 CSI 的差异，可用 NMSE 或 SGCS 衡量；模型输入或输出分布变化；小区、信噪比、多普勒或时延扩展变化</w:t>
+            </w:r>
+            <w:r>
+              <w:rPr>
+                <w:rFonts w:hint="eastAsia"/>
+                <w:lang w:val="en-US" w:eastAsia="zh"/>
+                <w:woUserID w:val="1"/>
+              </w:rPr>
+              <w:t>。</w:t>
             </w:r>
           </w:p>
         </w:tc>
@@ -6591,30 +12088,19 @@
         <w:widowControl/>
         <w:suppressLineNumbers w:val="0"/>
         <w:bidi w:val="0"/>
-        <w:ind w:firstLine="420" w:firstLineChars="0"/>
-        <w:rPr>
-          <w:woUserID w:val="1"/>
-        </w:rPr>
-      </w:pPr>
-      <w:r>
-        <w:rPr>
-          <w:woUserID w:val="1"/>
-        </w:rPr>
-        <w:t>这里尤其要分清：</w:t>
-      </w:r>
-      <w:r>
-        <w:rPr>
-          <w:b/>
-          <w:bCs/>
-          <w:woUserID w:val="1"/>
-        </w:rPr>
-        <w:t>“模型可用”表示预测能力已准备好；“预测报告可用”表示手机后来产生了一次具体风险预警</w:t>
-      </w:r>
-      <w:r>
-        <w:rPr>
-          <w:woUserID w:val="1"/>
-        </w:rPr>
-        <w:t>。它们是不同阶段的通知。</w:t>
+        <w:rPr>
+          <w:rFonts w:hint="eastAsia"/>
+          <w:lang w:val="en-US" w:eastAsia="zh"/>
+          <w:woUserID w:val="1"/>
+        </w:rPr>
+      </w:pPr>
+      <w:r>
+        <w:rPr>
+          <w:rFonts w:hint="eastAsia"/>
+          <w:lang w:val="en-US" w:eastAsia="zh"/>
+          <w:woUserID w:val="1"/>
+        </w:rPr>
+        <w:t>这里要特别注意：“满足触发条件”只表示值得启动检查，不等于已经证明模型失效。例如，进入新小区会触发重新观察，但新小区中的模型表现仍要通过后续测量或评分判断。</w:t>
       </w:r>
     </w:p>
     <w:p>
@@ -6625,28 +12111,54 @@
         <w:suppressLineNumbers w:val="0"/>
         <w:bidi w:val="0"/>
         <w:rPr>
-          <w:b/>
-          <w:bCs/>
-          <w:woUserID w:val="1"/>
-        </w:rPr>
-      </w:pPr>
-      <w:r>
-        <w:rPr>
-          <w:rFonts w:hint="eastAsia"/>
-          <w:b/>
-          <w:bCs/>
-          <w:lang w:eastAsia="zh"/>
-          <w:woUserID w:val="1"/>
-        </w:rPr>
-        <w:t>——</w:t>
-      </w:r>
-      <w:r>
-        <w:rPr>
-          <w:b/>
-          <w:bCs/>
-          <w:woUserID w:val="1"/>
-        </w:rPr>
-        <w:t>模型预测什么，预警怎样触发</w:t>
+          <w:rFonts w:hint="eastAsia"/>
+          <w:lang w:val="en-US" w:eastAsia="zh"/>
+          <w:woUserID w:val="1"/>
+        </w:rPr>
+      </w:pPr>
+      <w:r>
+        <w:rPr>
+          <w:rFonts w:hint="eastAsia"/>
+          <w:lang w:val="en-US" w:eastAsia="zh"/>
+          <w:woUserID w:val="1"/>
+        </w:rPr>
+        <w:t xml:space="preserve">4. </w:t>
+      </w:r>
+      <w:r>
+        <w:rPr>
+          <w:rFonts w:hint="eastAsia"/>
+          <w:b/>
+          <w:bCs/>
+          <w:lang w:val="en-US" w:eastAsia="zh"/>
+          <w:woUserID w:val="1"/>
+        </w:rPr>
+        <w:t>监控不只用于报警，也用于提前比较候选模型</w:t>
+      </w:r>
+      <w:r>
+        <w:rPr>
+          <w:rFonts w:hint="eastAsia"/>
+          <w:lang w:val="en-US" w:eastAsia="zh"/>
+          <w:woUserID w:val="1"/>
+        </w:rPr>
+        <w:t>。图 19给出一个例子：手机当前使用模型 X；若其监控分数良好，就继续使用。</w:t>
+      </w:r>
+      <w:r>
+        <w:rPr>
+          <w:rFonts w:hint="eastAsia"/>
+          <w:b/>
+          <w:bCs/>
+          <w:lang w:val="en-US" w:eastAsia="zh"/>
+          <w:woUserID w:val="1"/>
+        </w:rPr>
+        <w:t>若分数不好，网络或手机查询是否有适用于当前条件、且已有较好监控分数的模型 Y、Z。找到后可以选择替代模型；找不到则回退到传统方式</w:t>
+      </w:r>
+      <w:r>
+        <w:rPr>
+          <w:rFonts w:hint="eastAsia"/>
+          <w:lang w:val="en-US" w:eastAsia="zh"/>
+          <w:woUserID w:val="1"/>
+        </w:rPr>
+        <w:t>。因此，本篇也涉及模型选择和回退，不能简单说它“只有信令”。它与上一篇的侧重点之别在于：本篇尤其强调配置条件、同时观察活动与非活动模型、利用已有评分提前选择。</w:t>
       </w:r>
     </w:p>
     <w:p>
@@ -6656,58 +12168,91 @@
         <w:widowControl/>
         <w:suppressLineNumbers w:val="0"/>
         <w:bidi w:val="0"/>
-        <w:ind w:firstLine="420" w:firstLineChars="0"/>
-        <w:rPr>
-          <w:woUserID w:val="1"/>
-        </w:rPr>
-      </w:pPr>
-      <w:r>
-        <w:rPr>
-          <w:woUserID w:val="1"/>
-        </w:rPr>
-        <w:t>原文提出两类可能的预测思路：</w:t>
-      </w:r>
-      <w:r>
-        <w:rPr>
-          <w:b/>
-          <w:bCs/>
-          <w:woUserID w:val="1"/>
-        </w:rPr>
-        <w:t>预测 BLER 等链路错误指标，再判断 RLF 风险</w:t>
-      </w:r>
-      <w:r>
-        <w:rPr>
-          <w:woUserID w:val="1"/>
-        </w:rPr>
-        <w:t>；</w:t>
-      </w:r>
-      <w:r>
-        <w:rPr>
-          <w:b/>
-          <w:bCs/>
-          <w:woUserID w:val="1"/>
-        </w:rPr>
-        <w:t>或者综合多个链路输入，直接分类失败风险</w:t>
-      </w:r>
-      <w:r>
-        <w:rPr>
-          <w:woUserID w:val="1"/>
-        </w:rPr>
-        <w:t>。LSTM、RNN 是举例的模型类型，不是专利已经确定并验证的唯一实现。</w:t>
-      </w:r>
-      <w:r>
-        <w:rPr>
-          <w:b/>
-          <w:bCs/>
-          <w:woUserID w:val="1"/>
-        </w:rPr>
-        <w:t>原文没有给出完整输入字段、训练标签构造、网络结构和模型性能数据</w:t>
-      </w:r>
-      <w:r>
-        <w:rPr>
-          <w:woUserID w:val="1"/>
-        </w:rPr>
-        <w:t>。</w:t>
+        <w:rPr>
+          <w:rFonts w:hint="eastAsia"/>
+          <w:lang w:val="en-US" w:eastAsia="zh"/>
+          <w:woUserID w:val="1"/>
+        </w:rPr>
+      </w:pPr>
+      <w:r>
+        <w:rPr>
+          <w:rFonts w:hint="eastAsia"/>
+          <w:lang w:val="en-US" w:eastAsia="zh"/>
+          <w:woUserID w:val="1"/>
+        </w:rPr>
+        <w:t xml:space="preserve">5. </w:t>
+      </w:r>
+      <w:r>
+        <w:rPr>
+          <w:rFonts w:hint="eastAsia"/>
+          <w:b/>
+          <w:bCs/>
+          <w:lang w:val="en-US" w:eastAsia="zh"/>
+          <w:woUserID w:val="1"/>
+        </w:rPr>
+        <w:t>图 22给出一种“不熟悉的无线状态”检测思路</w:t>
+      </w:r>
+      <w:r>
+        <w:rPr>
+          <w:rFonts w:hint="eastAsia"/>
+          <w:lang w:val="en-US" w:eastAsia="zh"/>
+          <w:woUserID w:val="1"/>
+        </w:rPr>
+        <w:t>。对于</w:t>
+      </w:r>
+      <w:r>
+        <w:rPr>
+          <w:rFonts w:hint="eastAsia"/>
+          <w:b/>
+          <w:bCs/>
+          <w:lang w:val="en-US" w:eastAsia="zh"/>
+          <w:woUserID w:val="1"/>
+        </w:rPr>
+        <w:t xml:space="preserve"> CSI 模型</w:t>
+      </w:r>
+      <w:r>
+        <w:rPr>
+          <w:rFonts w:hint="eastAsia"/>
+          <w:lang w:val="en-US" w:eastAsia="zh"/>
+          <w:woUserID w:val="1"/>
+        </w:rPr>
+        <w:t xml:space="preserve">，苹果还举了一类 </w:t>
+      </w:r>
+      <w:r>
+        <w:rPr>
+          <w:rFonts w:hint="eastAsia"/>
+          <w:b/>
+          <w:bCs/>
+          <w:lang w:val="en-US" w:eastAsia="zh"/>
+          <w:woUserID w:val="1"/>
+        </w:rPr>
+        <w:t>SVM（单类支持向量机）</w:t>
+      </w:r>
+      <w:r>
+        <w:rPr>
+          <w:rFonts w:hint="eastAsia"/>
+          <w:lang w:val="en-US" w:eastAsia="zh"/>
+          <w:woUserID w:val="1"/>
+        </w:rPr>
+        <w:t>的例子：</w:t>
+      </w:r>
+      <w:r>
+        <w:rPr>
+          <w:rFonts w:hint="eastAsia"/>
+          <w:b/>
+          <w:bCs/>
+          <w:lang w:val="en-US" w:eastAsia="zh"/>
+          <w:woUserID w:val="1"/>
+        </w:rPr>
+        <w:t>先学习模型输出在正常条件下通常落入的分布；若新样本明显偏离该分布，就触发进一步监控</w:t>
+      </w:r>
+      <w:r>
+        <w:rPr>
+          <w:rFonts w:hint="eastAsia"/>
+          <w:lang w:val="en-US" w:eastAsia="zh"/>
+          <w:woUserID w:val="1"/>
+        </w:rPr>
+        <w:t>。这个机制发现的是输出变得异常或陌生，本身不能证明通信性能一定已经下降，仍需结合实际测量和性能指标判断。</w:t>
       </w:r>
     </w:p>
     <w:p>
@@ -6717,58 +12262,23 @@
         <w:widowControl/>
         <w:suppressLineNumbers w:val="0"/>
         <w:bidi w:val="0"/>
-        <w:ind w:firstLine="420" w:firstLineChars="0"/>
-        <w:rPr>
-          <w:woUserID w:val="1"/>
-        </w:rPr>
-      </w:pPr>
-      <w:r>
-        <w:rPr>
-          <w:woUserID w:val="1"/>
-        </w:rPr>
-        <w:t>模型可以</w:t>
-      </w:r>
-      <w:r>
-        <w:rPr>
-          <w:b/>
-          <w:bCs/>
-          <w:woUserID w:val="1"/>
-        </w:rPr>
-        <w:t>输出预测 RLF 的置信水平</w:t>
-      </w:r>
-      <w:r>
-        <w:rPr>
-          <w:woUserID w:val="1"/>
-        </w:rPr>
-        <w:t>，也可</w:t>
-      </w:r>
-      <w:r>
-        <w:rPr>
-          <w:b/>
-          <w:bCs/>
-          <w:woUserID w:val="1"/>
-        </w:rPr>
-        <w:t>输出预计距离失败还有多久</w:t>
-      </w:r>
-      <w:r>
-        <w:rPr>
-          <w:woUserID w:val="1"/>
-        </w:rPr>
-        <w:t>。基站能够配置上报门限；一种方案要求“</w:t>
-      </w:r>
-      <w:r>
-        <w:rPr>
-          <w:b/>
-          <w:bCs/>
-          <w:woUserID w:val="1"/>
-        </w:rPr>
-        <w:t>评分超过门限，而且预计失败时间短于门限</w:t>
-      </w:r>
-      <w:r>
-        <w:rPr>
-          <w:woUserID w:val="1"/>
-        </w:rPr>
-        <w:t>”才报告。专利举出的 95% 是门限示例，不是已验证的预测准确率，也不能直接解释成经过校准的真实故障概率。</w:t>
+        <w:rPr>
+          <w:rFonts w:hint="eastAsia"/>
+          <w:b/>
+          <w:bCs/>
+          <w:lang w:val="en-US" w:eastAsia="zh"/>
+          <w:woUserID w:val="1"/>
+        </w:rPr>
+      </w:pPr>
+      <w:r>
+        <w:rPr>
+          <w:rFonts w:hint="eastAsia"/>
+          <w:b/>
+          <w:bCs/>
+          <w:lang w:val="en-US" w:eastAsia="zh"/>
+          <w:woUserID w:val="1"/>
+        </w:rPr>
+        <w:t>（3）研究启示、成熟度与应用思路</w:t>
       </w:r>
     </w:p>
     <w:p>
@@ -6778,37 +12288,56 @@
         <w:widowControl/>
         <w:suppressLineNumbers w:val="0"/>
         <w:bidi w:val="0"/>
-        <w:rPr>
-          <w:woUserID w:val="1"/>
-        </w:rPr>
-      </w:pPr>
-      <w:r>
-        <w:rPr>
-          <w:b/>
-          <w:bCs/>
-          <w:woUserID w:val="1"/>
-        </w:rPr>
-        <w:t>预警发送方式</w:t>
-      </w:r>
-      <w:r>
-        <w:rPr>
-          <w:woUserID w:val="1"/>
-        </w:rPr>
-        <w:t>也有区别：</w:t>
-      </w:r>
-      <w:r>
-        <w:rPr>
-          <w:b/>
-          <w:bCs/>
-          <w:woUserID w:val="1"/>
-        </w:rPr>
-        <w:t>手机可以先提示“有报告可取”，等基站请求再给详情；可以主动提示；可以把预测附在本来就要发的测量报告上；也可以让风险越过门限本身触发一次新报告</w:t>
-      </w:r>
-      <w:r>
-        <w:rPr>
-          <w:woUserID w:val="1"/>
-        </w:rPr>
-        <w:t>。如果网络还没取报告，而风险已下降，专利还考虑撤销先前的提示。这些是可选的信令实施方式。</w:t>
+        <w:ind w:firstLine="420" w:firstLineChars="0"/>
+        <w:rPr>
+          <w:rFonts w:hint="eastAsia"/>
+          <w:lang w:val="en-US" w:eastAsia="zh"/>
+          <w:woUserID w:val="1"/>
+        </w:rPr>
+      </w:pPr>
+      <w:r>
+        <w:rPr>
+          <w:rFonts w:hint="eastAsia"/>
+          <w:lang w:val="en-US" w:eastAsia="zh"/>
+          <w:woUserID w:val="1"/>
+        </w:rPr>
+        <w:t>对 RAN4 和手机测试最有价值的，是它</w:t>
+      </w:r>
+      <w:r>
+        <w:rPr>
+          <w:rFonts w:hint="eastAsia"/>
+          <w:b/>
+          <w:bCs/>
+          <w:lang w:val="en-US" w:eastAsia="zh"/>
+          <w:woUserID w:val="1"/>
+        </w:rPr>
+        <w:t>把“何时复测”与具体无线条件联系起来</w:t>
+      </w:r>
+      <w:r>
+        <w:rPr>
+          <w:rFonts w:hint="eastAsia"/>
+          <w:lang w:val="en-US" w:eastAsia="zh"/>
+          <w:woUserID w:val="1"/>
+        </w:rPr>
+        <w:t>。与其只在固定场景、固定时间测试模型，不如</w:t>
+      </w:r>
+      <w:r>
+        <w:rPr>
+          <w:rFonts w:hint="eastAsia"/>
+          <w:b/>
+          <w:bCs/>
+          <w:lang w:val="en-US" w:eastAsia="zh"/>
+          <w:woUserID w:val="1"/>
+        </w:rPr>
+        <w:t>观察小区变化、移动状态变化、遮挡、预测与实测偏差等事件，再检查模型在这些条件下的实际表现</w:t>
+      </w:r>
+      <w:r>
+        <w:rPr>
+          <w:rFonts w:hint="eastAsia"/>
+          <w:lang w:val="en-US" w:eastAsia="zh"/>
+          <w:woUserID w:val="1"/>
+        </w:rPr>
+        <w:t>。对于 AI 波束管理，可以将预测误差、无线测量表现和波束切换相关性能联系起来；对于 CSI 模型，则可考察重建误差变化是否真的伴随终端接收性能退化。触发灵敏度、误触发次数、监控开销也值得测试：条件太敏感会频繁检查，太迟钝则可能漏掉退化。这些是基于专利提出的测试设计，具体门限仍需另行确定。</w:t>
       </w:r>
     </w:p>
     <w:p>
@@ -6818,27 +12347,38 @@
         <w:widowControl/>
         <w:suppressLineNumbers w:val="0"/>
         <w:bidi w:val="0"/>
-        <w:rPr>
-          <w:woUserID w:val="1"/>
-        </w:rPr>
-      </w:pPr>
-      <w:r>
-        <w:rPr>
-          <w:rFonts w:hint="eastAsia"/>
-          <w:b/>
-          <w:bCs/>
-          <w:lang w:eastAsia="zh"/>
-          <w:woUserID w:val="1"/>
-        </w:rPr>
-        <w:t>——</w:t>
-      </w:r>
-      <w:r>
-        <w:rPr>
-          <w:b/>
-          <w:bCs/>
-          <w:woUserID w:val="1"/>
-        </w:rPr>
-        <w:t>切换失败分支</w:t>
+        <w:ind w:firstLine="420" w:firstLineChars="0"/>
+        <w:rPr>
+          <w:rFonts w:hint="eastAsia"/>
+          <w:lang w:val="en-US" w:eastAsia="zh"/>
+          <w:woUserID w:val="1"/>
+        </w:rPr>
+      </w:pPr>
+      <w:r>
+        <w:rPr>
+          <w:rFonts w:hint="eastAsia"/>
+          <w:lang w:val="en-US" w:eastAsia="zh"/>
+          <w:woUserID w:val="1"/>
+        </w:rPr>
+        <w:t>应用思路可以先在实验室可控信道中实现简化版：给手机侧或测试原型准备两个波束预测模型，分别记录模型 ID、适用场景和状态；设计遮挡、信号下降、移动速度改变等条件；条件出现时，对比当前模型和候选模型的预测与实测结果，同时记录触发次数、测量开销及无线性能。这样能</w:t>
+      </w:r>
+      <w:r>
+        <w:rPr>
+          <w:rFonts w:hint="eastAsia"/>
+          <w:b w:val="0"/>
+          <w:bCs w:val="0"/>
+          <w:lang w:val="en-US" w:eastAsia="zh"/>
+          <w:woUserID w:val="1"/>
+        </w:rPr>
+        <w:t>检验事件驱动监控是否比固定周期监控更及时、更省资源，以及候选模型评分能否帮助避免错误切换</w:t>
+      </w:r>
+      <w:r>
+        <w:rPr>
+          <w:rFonts w:hint="eastAsia"/>
+          <w:lang w:val="en-US" w:eastAsia="zh"/>
+          <w:woUserID w:val="1"/>
+        </w:rPr>
+        <w:t>。这不要求先在商用网络中部署专利描述的整套信令。</w:t>
       </w:r>
     </w:p>
     <w:p>
@@ -6850,28 +12390,28 @@
         <w:bidi w:val="0"/>
         <w:ind w:firstLine="420" w:firstLineChars="0"/>
         <w:rPr>
-          <w:woUserID w:val="1"/>
-        </w:rPr>
-      </w:pPr>
-      <w:r>
-        <w:rPr>
-          <w:woUserID w:val="1"/>
-        </w:rPr>
-        <w:t>手机从小区 A 向 B 移动时，通常先向 A 报告邻区测量，之后网络才决定是否请求 B 接纳手机、向手机下发切换命令。专利把切换失败预测放在这个决策之前：</w:t>
-      </w:r>
-      <w:r>
-        <w:rPr>
-          <w:b/>
-          <w:bCs/>
-          <w:woUserID w:val="1"/>
-        </w:rPr>
-        <w:t>手机可以随测量报告，给出切往 B、C 等不同候选小区各自的失败风险；还可能附上预计失败时间，以及切换过早、过晚或来回切换等类型</w:t>
-      </w:r>
-      <w:r>
-        <w:rPr>
-          <w:woUserID w:val="1"/>
-        </w:rPr>
-        <w:t>。这样网络在选择目标小区时，除了看信号测量，还能参考终端给出的失败风险。</w:t>
+          <w:rFonts w:hint="eastAsia"/>
+          <w:lang w:val="en-US" w:eastAsia="zh"/>
+          <w:woUserID w:val="1"/>
+        </w:rPr>
+      </w:pPr>
+      <w:r>
+        <w:rPr>
+          <w:rFonts w:hint="eastAsia"/>
+          <w:b/>
+          <w:bCs/>
+          <w:lang w:val="en-US" w:eastAsia="zh"/>
+          <w:woUserID w:val="1"/>
+        </w:rPr>
+        <w:t>研究成熟度</w:t>
+      </w:r>
+      <w:r>
+        <w:rPr>
+          <w:rFonts w:hint="eastAsia"/>
+          <w:lang w:val="en-US" w:eastAsia="zh"/>
+          <w:woUserID w:val="1"/>
+        </w:rPr>
+        <w:t>：这是一份待审专利，提供了模型状态、消息流程、多个无线场景触发条件，以及单类 SVM 异常检测的实施示例；但原文没有给出可供比较的完整实验数据、统一评分公式、触发门限或商用网络验证结果。因此，它适合作为动态无线场景下模型监控与复测方法的设计参考，不能把这些示例写成已确定的 3GPP 测试要求。</w:t>
       </w:r>
     </w:p>
     <w:p>
@@ -6881,161 +12421,9 @@
         <w:widowControl/>
         <w:suppressLineNumbers w:val="0"/>
         <w:bidi w:val="0"/>
-        <w:ind w:firstLine="420" w:firstLineChars="0"/>
-        <w:rPr>
-          <w:woUserID w:val="1"/>
-        </w:rPr>
-      </w:pPr>
-      <w:r>
-        <w:rPr>
-          <w:woUserID w:val="1"/>
-        </w:rPr>
-        <w:t xml:space="preserve">专利还把预测延伸到 </w:t>
-      </w:r>
-      <w:r>
-        <w:rPr>
-          <w:b/>
-          <w:bCs/>
-          <w:woUserID w:val="1"/>
-        </w:rPr>
-        <w:t>LTM 移动性流程</w:t>
-      </w:r>
-      <w:r>
-        <w:rPr>
-          <w:woUserID w:val="1"/>
-        </w:rPr>
-        <w:t>：例如</w:t>
-      </w:r>
-      <w:r>
-        <w:rPr>
-          <w:b/>
-          <w:bCs/>
-          <w:woUserID w:val="1"/>
-        </w:rPr>
-        <w:t>预测执行失败后恢复是否可能成功，以及如何传递相关风险信息</w:t>
-      </w:r>
-      <w:r>
-        <w:rPr>
-          <w:woUserID w:val="1"/>
-        </w:rPr>
-        <w:t>。这属于主方案的扩展，不改变其核心信息流——手机预测并报告，网络参与移动性控制。</w:t>
-      </w:r>
-    </w:p>
-    <w:p>
-      <w:pPr>
-        <w:keepNext w:val="0"/>
-        <w:keepLines w:val="0"/>
-        <w:widowControl/>
-        <w:suppressLineNumbers w:val="0"/>
-        <w:bidi w:val="0"/>
-        <w:rPr>
-          <w:woUserID w:val="1"/>
-        </w:rPr>
-      </w:pPr>
-      <w:r>
-        <w:rPr>
-          <w:rFonts w:hint="eastAsia"/>
-          <w:b/>
-          <w:bCs/>
-          <w:lang w:eastAsia="zh"/>
-          <w:woUserID w:val="1"/>
-        </w:rPr>
-        <w:t>（3）</w:t>
-      </w:r>
-      <w:r>
-        <w:rPr>
-          <w:b/>
-          <w:bCs/>
-          <w:woUserID w:val="1"/>
-        </w:rPr>
-        <w:t>研究启示与成熟度</w:t>
-      </w:r>
-    </w:p>
-    <w:p>
-      <w:pPr>
-        <w:keepNext w:val="0"/>
-        <w:keepLines w:val="0"/>
-        <w:widowControl/>
-        <w:suppressLineNumbers w:val="0"/>
-        <w:bidi w:val="0"/>
-        <w:ind w:firstLine="420" w:firstLineChars="0"/>
-        <w:rPr>
-          <w:woUserID w:val="1"/>
-        </w:rPr>
-      </w:pPr>
-      <w:r>
-        <w:rPr>
-          <w:woUserID w:val="1"/>
-        </w:rPr>
-        <w:t>研究对象是</w:t>
-      </w:r>
-      <w:r>
-        <w:rPr>
-          <w:b/>
-          <w:bCs/>
-          <w:woUserID w:val="1"/>
-        </w:rPr>
-        <w:t>手机移动过程中的链路中断和切换失败</w:t>
-      </w:r>
-      <w:r>
-        <w:rPr>
-          <w:woUserID w:val="1"/>
-        </w:rPr>
-        <w:t>。测试时值得关注的不只是模型准确率，还包括预警能提前多久、漏报与误报多少、风险分数是否可信、对每个候选小区的判断是否有用，以及额外上报带来多少开销。这些是依据专利方案提出的验证问题，并非专利已报告的实验结果。</w:t>
-      </w:r>
-    </w:p>
-    <w:p>
-      <w:pPr>
-        <w:keepNext w:val="0"/>
-        <w:keepLines w:val="0"/>
-        <w:widowControl/>
-        <w:suppressLineNumbers w:val="0"/>
-        <w:bidi w:val="0"/>
-        <w:rPr>
-          <w:woUserID w:val="1"/>
-        </w:rPr>
-      </w:pPr>
-      <w:r>
-        <w:rPr>
-          <w:rFonts w:hint="eastAsia"/>
-          <w:b/>
-          <w:bCs/>
-          <w:lang w:eastAsia="zh"/>
-          <w:woUserID w:val="1"/>
-        </w:rPr>
-        <w:t>研究</w:t>
-      </w:r>
-      <w:r>
-        <w:rPr>
-          <w:b/>
-          <w:bCs/>
-          <w:woUserID w:val="1"/>
-        </w:rPr>
-        <w:t>成熟度</w:t>
-      </w:r>
-      <w:r>
-        <w:rPr>
-          <w:woUserID w:val="1"/>
-        </w:rPr>
-        <w:t>：终端与网络协同的专利方案，模型效果和现网落地尚无原文证据。</w:t>
-      </w:r>
-      <w:bookmarkStart w:id="0" w:name="_GoBack"/>
-      <w:bookmarkEnd w:id="0"/>
-      <w:r>
-        <w:rPr>
-          <w:woUserID w:val="1"/>
-        </w:rPr>
-        <w:t>它对能力协商、启用、门限和信令给出了较具体的设计；对训练数据、具体模型和实际改善幅度没有提供可复现的实验。若只有手机侧测试日志，可先研究“预测是否能早于真实故障且评分是否可靠”；若要复现专利的完整基站配置与上报流程，则需要可控网络及终端协议支持。</w:t>
-      </w:r>
-    </w:p>
-    <w:p>
-      <w:pPr>
-        <w:keepNext w:val="0"/>
-        <w:keepLines w:val="0"/>
-        <w:widowControl/>
-        <w:suppressLineNumbers w:val="0"/>
-        <w:bidi w:val="0"/>
-        <w:rPr>
+        <w:rPr>
+          <w:rFonts w:hint="eastAsia"/>
+          <w:lang w:val="en-US" w:eastAsia="zh"/>
           <w:woUserID w:val="1"/>
         </w:rPr>
       </w:pPr>
@@ -7847,6 +13235,15 @@
     </w:rPr>
   </w:style>
   <w:style w:type="character" w:styleId="11">
+    <w:name w:val="Emphasis"/>
+    <w:basedOn w:val="9"/>
+    <w:qFormat/>
+    <w:uiPriority w:val="20"/>
+    <w:rPr>
+      <w:i/>
+    </w:rPr>
+  </w:style>
+  <w:style w:type="character" w:styleId="12">
     <w:name w:val="Hyperlink"/>
     <w:basedOn w:val="9"/>
     <w:semiHidden/>
@@ -7857,7 +13254,7 @@
       <w:u w:val="single"/>
     </w:rPr>
   </w:style>
-  <w:style w:type="character" w:styleId="12">
+  <w:style w:type="character" w:styleId="13">
     <w:name w:val="HTML Code"/>
     <w:basedOn w:val="9"/>
     <w:semiHidden/>

--- a/2026.9.22-调研精读.docx
+++ b/2026.9.22-调研精读.docx
@@ -1,6 +1,6 @@
 
 <file path=word/document.xml><?xml version="1.0" encoding="utf-8"?>
-<w:document xmlns:wpc="http://schemas.microsoft.com/office/word/2010/wordprocessingCanvas" xmlns:mc="http://schemas.openxmlformats.org/markup-compatibility/2006" xmlns:o="urn:schemas-microsoft-com:office:office" xmlns:r="http://schemas.openxmlformats.org/officeDocument/2006/relationships" xmlns:m="http://schemas.openxmlformats.org/officeDocument/2006/math" xmlns:v="urn:schemas-microsoft-com:vml" xmlns:wp14="http://schemas.microsoft.com/office/word/2010/wordprocessingDrawing" xmlns:wp="http://schemas.openxmlformats.org/drawingml/2006/wordprocessingDrawing" xmlns:w="http://schemas.openxmlformats.org/wordprocessingml/2006/main" xmlns:w14="http://schemas.microsoft.com/office/word/2010/wordml" xmlns:w10="urn:schemas-microsoft-com:office:word" xmlns:w15="http://schemas.microsoft.com/office/word/2012/wordml" xmlns:wpg="http://schemas.microsoft.com/office/word/2010/wordprocessingGroup" xmlns:wpi="http://schemas.microsoft.com/office/word/2010/wordprocessingInk" xmlns:wne="http://schemas.microsoft.com/office/word/2006/wordml" xmlns:wps="http://schemas.microsoft.com/office/word/2010/wordprocessingShape" xmlns:wpsCustomData="http://www.wps.cn/officeDocument/2013/wpsCustomData" mc:Ignorable="w14 w15 wp14">
+<w:document xmlns:wpc="http://schemas.microsoft.com/office/word/2010/wordprocessingCanvas" xmlns:cx="http://schemas.microsoft.com/office/drawing/2014/chartex" xmlns:cx1="http://schemas.microsoft.com/office/drawing/2015/9/8/chartex" xmlns:cx2="http://schemas.microsoft.com/office/drawing/2015/10/21/chartex" xmlns:cx3="http://schemas.microsoft.com/office/drawing/2016/5/9/chartex" xmlns:cx4="http://schemas.microsoft.com/office/drawing/2016/5/10/chartex" xmlns:cx5="http://schemas.microsoft.com/office/drawing/2016/5/11/chartex" xmlns:cx6="http://schemas.microsoft.com/office/drawing/2016/5/12/chartex" xmlns:cx7="http://schemas.microsoft.com/office/drawing/2016/5/13/chartex" xmlns:cx8="http://schemas.microsoft.com/office/drawing/2016/5/14/chartex" xmlns:mc="http://schemas.openxmlformats.org/markup-compatibility/2006" xmlns:o="urn:schemas-microsoft-com:office:office" xmlns:r="http://schemas.openxmlformats.org/officeDocument/2006/relationships" xmlns:m="http://schemas.openxmlformats.org/officeDocument/2006/math" xmlns:v="urn:schemas-microsoft-com:vml" xmlns:wp14="http://schemas.microsoft.com/office/word/2010/wordprocessingDrawing" xmlns:wp="http://schemas.openxmlformats.org/drawingml/2006/wordprocessingDrawing" xmlns:w="http://schemas.openxmlformats.org/wordprocessingml/2006/main" xmlns:w14="http://schemas.microsoft.com/office/word/2010/wordml" xmlns:w10="urn:schemas-microsoft-com:office:word" xmlns:w15="http://schemas.microsoft.com/office/word/2012/wordml" xmlns:wpg="http://schemas.microsoft.com/office/word/2010/wordprocessingGroup" xmlns:wpi="http://schemas.microsoft.com/office/word/2010/wordprocessingInk" xmlns:wne="http://schemas.microsoft.com/office/word/2006/wordml" xmlns:wps="http://schemas.microsoft.com/office/word/2010/wordprocessingShape" xmlns:wpsCustomData="http://www.wps.cn/officeDocument/2013/wpsCustomData" mc:Ignorable="w14 w15 wp14">
   <w:body>
     <w:p>
       <w:pPr>
@@ -1838,7 +1838,6 @@
             <w:insideH w:val="none" w:color="auto" w:sz="0" w:space="0"/>
             <w:insideV w:val="none" w:color="auto" w:sz="0" w:space="0"/>
           </w:tblBorders>
-          <w:shd w:val="clear" w:color="auto" w:fill="auto"/>
           <w:tblCellMar>
             <w:top w:w="15" w:type="dxa"/>
             <w:left w:w="15" w:type="dxa"/>
@@ -1947,7 +1946,6 @@
             <w:insideH w:val="none" w:color="auto" w:sz="0" w:space="0"/>
             <w:insideV w:val="none" w:color="auto" w:sz="0" w:space="0"/>
           </w:tblBorders>
-          <w:shd w:val="clear" w:color="auto" w:fill="auto"/>
           <w:tblCellMar>
             <w:top w:w="15" w:type="dxa"/>
             <w:left w:w="15" w:type="dxa"/>
@@ -2056,7 +2054,6 @@
             <w:insideH w:val="none" w:color="auto" w:sz="0" w:space="0"/>
             <w:insideV w:val="none" w:color="auto" w:sz="0" w:space="0"/>
           </w:tblBorders>
-          <w:shd w:val="clear" w:color="auto" w:fill="auto"/>
           <w:tblCellMar>
             <w:top w:w="15" w:type="dxa"/>
             <w:left w:w="15" w:type="dxa"/>
@@ -2165,7 +2162,6 @@
             <w:insideH w:val="none" w:color="auto" w:sz="0" w:space="0"/>
             <w:insideV w:val="none" w:color="auto" w:sz="0" w:space="0"/>
           </w:tblBorders>
-          <w:shd w:val="clear" w:color="auto" w:fill="auto"/>
           <w:tblCellMar>
             <w:top w:w="15" w:type="dxa"/>
             <w:left w:w="15" w:type="dxa"/>
@@ -2920,7 +2916,6 @@
             <w:insideH w:val="none" w:color="auto" w:sz="0" w:space="0"/>
             <w:insideV w:val="none" w:color="auto" w:sz="0" w:space="0"/>
           </w:tblBorders>
-          <w:shd w:val="clear" w:color="auto" w:fill="auto"/>
           <w:tblCellMar>
             <w:top w:w="15" w:type="dxa"/>
             <w:left w:w="15" w:type="dxa"/>
@@ -3790,18 +3785,7 @@
           <w:lang w:val="en-US" w:eastAsia="zh"/>
           <w:woUserID w:val="1"/>
         </w:rPr>
-        <w:t xml:space="preserve">模拟了 </w:t>
-      </w:r>
-      <w:r>
-        <w:rPr>
-          <w:rFonts w:hint="eastAsia"/>
-          <w:b/>
-          <w:bCs/>
-          <w:color w:val="000000"/>
-          <w:lang w:val="en-US" w:eastAsia="zh"/>
-          <w:woUserID w:val="1"/>
-        </w:rPr>
-        <w:t>VR、视频和语音业务</w:t>
+        <w:t>模拟了 VR、视频和语音业务</w:t>
       </w:r>
       <w:r>
         <w:rPr>
@@ -3839,29 +3823,7 @@
           <w:lang w:val="en-US" w:eastAsia="zh"/>
           <w:woUserID w:val="1"/>
         </w:rPr>
-        <w:t>——动作</w:t>
-      </w:r>
-      <w:r>
-        <w:rPr>
-          <w:rFonts w:hint="eastAsia"/>
-          <w:b/>
-          <w:bCs/>
-          <w:color w:val="0070C0"/>
-          <w:lang w:val="en-US" w:eastAsia="zh"/>
-          <w:woUserID w:val="1"/>
-        </w:rPr>
-        <w:t>是否安全如</w:t>
-      </w:r>
-      <w:r>
-        <w:rPr>
-          <w:rFonts w:hint="eastAsia"/>
-          <w:b/>
-          <w:bCs/>
-          <w:color w:val="0070C0"/>
-          <w:lang w:val="en-US" w:eastAsia="zh"/>
-          <w:woUserID w:val="1"/>
-        </w:rPr>
-        <w:t>何界定？</w:t>
+        <w:t>——动作是否安全如何界定？</w:t>
       </w:r>
     </w:p>
     <w:p>
@@ -4023,6 +3985,7 @@
     </w:p>
     <w:tbl>
       <w:tblPr>
+        <w:tblStyle w:val="8"/>
         <w:tblW w:w="5000" w:type="pct"/>
         <w:tblCellSpacing w:w="15" w:type="dxa"/>
         <w:tblInd w:w="0" w:type="dxa"/>
@@ -4034,7 +3997,7 @@
           <w:insideH w:val="none" w:color="auto" w:sz="0" w:space="0"/>
           <w:insideV w:val="none" w:color="auto" w:sz="0" w:space="0"/>
         </w:tblBorders>
-        <w:shd w:val="clear"/>
+        <w:shd w:val="clear" w:color="auto" w:fill="auto"/>
         <w:tblLayout w:type="autofit"/>
         <w:tblCellMar>
           <w:top w:w="15" w:type="dxa"/>
@@ -4059,7 +4022,7 @@
             <w:insideH w:val="none" w:color="auto" w:sz="0" w:space="0"/>
             <w:insideV w:val="none" w:color="auto" w:sz="0" w:space="0"/>
           </w:tblBorders>
-          <w:shd w:val="clear"/>
+          <w:shd w:val="clear" w:color="auto" w:fill="auto"/>
           <w:tblCellMar>
             <w:top w:w="15" w:type="dxa"/>
             <w:left w:w="15" w:type="dxa"/>
@@ -4074,7 +4037,7 @@
         <w:tc>
           <w:tcPr>
             <w:tcW w:w="1027" w:type="pct"/>
-            <w:shd w:val="clear"/>
+            <w:shd w:val="clear" w:color="auto" w:fill="auto"/>
             <w:vAlign w:val="center"/>
           </w:tcPr>
           <w:p>
@@ -4106,7 +4069,7 @@
         <w:tc>
           <w:tcPr>
             <w:tcW w:w="1123" w:type="pct"/>
-            <w:shd w:val="clear"/>
+            <w:shd w:val="clear" w:color="auto" w:fill="auto"/>
             <w:vAlign w:val="center"/>
           </w:tcPr>
           <w:p>
@@ -4138,7 +4101,7 @@
         <w:tc>
           <w:tcPr>
             <w:tcW w:w="1257" w:type="pct"/>
-            <w:shd w:val="clear"/>
+            <w:shd w:val="clear" w:color="auto" w:fill="auto"/>
             <w:vAlign w:val="center"/>
           </w:tcPr>
           <w:p>
@@ -4170,7 +4133,7 @@
         <w:tc>
           <w:tcPr>
             <w:tcW w:w="1503" w:type="pct"/>
-            <w:shd w:val="clear"/>
+            <w:shd w:val="clear" w:color="auto" w:fill="auto"/>
             <w:vAlign w:val="center"/>
           </w:tcPr>
           <w:p>
@@ -4210,7 +4173,6 @@
             <w:insideH w:val="none" w:color="auto" w:sz="0" w:space="0"/>
             <w:insideV w:val="none" w:color="auto" w:sz="0" w:space="0"/>
           </w:tblBorders>
-          <w:shd w:val="clear"/>
           <w:tblCellMar>
             <w:top w:w="15" w:type="dxa"/>
             <w:left w:w="15" w:type="dxa"/>
@@ -4224,7 +4186,7 @@
         <w:tc>
           <w:tcPr>
             <w:tcW w:w="1027" w:type="pct"/>
-            <w:shd w:val="clear"/>
+            <w:shd w:val="clear" w:color="auto" w:fill="auto"/>
             <w:vAlign w:val="center"/>
           </w:tcPr>
           <w:p>
@@ -4256,7 +4218,7 @@
         <w:tc>
           <w:tcPr>
             <w:tcW w:w="1123" w:type="pct"/>
-            <w:shd w:val="clear"/>
+            <w:shd w:val="clear" w:color="auto" w:fill="auto"/>
             <w:vAlign w:val="center"/>
           </w:tcPr>
           <w:p>
@@ -4288,7 +4250,7 @@
         <w:tc>
           <w:tcPr>
             <w:tcW w:w="1257" w:type="pct"/>
-            <w:shd w:val="clear"/>
+            <w:shd w:val="clear" w:color="auto" w:fill="auto"/>
             <w:vAlign w:val="center"/>
           </w:tcPr>
           <w:p>
@@ -4320,7 +4282,7 @@
         <w:tc>
           <w:tcPr>
             <w:tcW w:w="1503" w:type="pct"/>
-            <w:shd w:val="clear"/>
+            <w:shd w:val="clear" w:color="auto" w:fill="auto"/>
             <w:vAlign w:val="center"/>
           </w:tcPr>
           <w:p>
@@ -4360,7 +4322,6 @@
             <w:insideH w:val="none" w:color="auto" w:sz="0" w:space="0"/>
             <w:insideV w:val="none" w:color="auto" w:sz="0" w:space="0"/>
           </w:tblBorders>
-          <w:shd w:val="clear"/>
           <w:tblCellMar>
             <w:top w:w="15" w:type="dxa"/>
             <w:left w:w="15" w:type="dxa"/>
@@ -4374,7 +4335,7 @@
         <w:tc>
           <w:tcPr>
             <w:tcW w:w="1027" w:type="pct"/>
-            <w:shd w:val="clear"/>
+            <w:shd w:val="clear" w:color="auto" w:fill="auto"/>
             <w:vAlign w:val="center"/>
           </w:tcPr>
           <w:p>
@@ -4406,7 +4367,7 @@
         <w:tc>
           <w:tcPr>
             <w:tcW w:w="1123" w:type="pct"/>
-            <w:shd w:val="clear"/>
+            <w:shd w:val="clear" w:color="auto" w:fill="auto"/>
             <w:vAlign w:val="center"/>
           </w:tcPr>
           <w:p>
@@ -4438,7 +4399,7 @@
         <w:tc>
           <w:tcPr>
             <w:tcW w:w="1257" w:type="pct"/>
-            <w:shd w:val="clear"/>
+            <w:shd w:val="clear" w:color="auto" w:fill="auto"/>
             <w:vAlign w:val="center"/>
           </w:tcPr>
           <w:p>
@@ -4470,7 +4431,7 @@
         <w:tc>
           <w:tcPr>
             <w:tcW w:w="1503" w:type="pct"/>
-            <w:shd w:val="clear"/>
+            <w:shd w:val="clear" w:color="auto" w:fill="auto"/>
             <w:vAlign w:val="center"/>
           </w:tcPr>
           <w:p>
@@ -4510,7 +4471,6 @@
             <w:insideH w:val="none" w:color="auto" w:sz="0" w:space="0"/>
             <w:insideV w:val="none" w:color="auto" w:sz="0" w:space="0"/>
           </w:tblBorders>
-          <w:shd w:val="clear"/>
           <w:tblCellMar>
             <w:top w:w="15" w:type="dxa"/>
             <w:left w:w="15" w:type="dxa"/>
@@ -4524,7 +4484,7 @@
         <w:tc>
           <w:tcPr>
             <w:tcW w:w="1027" w:type="pct"/>
-            <w:shd w:val="clear"/>
+            <w:shd w:val="clear" w:color="auto" w:fill="auto"/>
             <w:vAlign w:val="center"/>
           </w:tcPr>
           <w:p>
@@ -4556,7 +4516,7 @@
         <w:tc>
           <w:tcPr>
             <w:tcW w:w="1123" w:type="pct"/>
-            <w:shd w:val="clear"/>
+            <w:shd w:val="clear" w:color="auto" w:fill="auto"/>
             <w:vAlign w:val="center"/>
           </w:tcPr>
           <w:p>
@@ -4588,7 +4548,7 @@
         <w:tc>
           <w:tcPr>
             <w:tcW w:w="1257" w:type="pct"/>
-            <w:shd w:val="clear"/>
+            <w:shd w:val="clear" w:color="auto" w:fill="auto"/>
             <w:vAlign w:val="center"/>
           </w:tcPr>
           <w:p>
@@ -4620,7 +4580,7 @@
         <w:tc>
           <w:tcPr>
             <w:tcW w:w="1503" w:type="pct"/>
-            <w:shd w:val="clear"/>
+            <w:shd w:val="clear" w:color="auto" w:fill="auto"/>
             <w:vAlign w:val="center"/>
           </w:tcPr>
           <w:p>
@@ -4718,20 +4678,12 @@
           <w:lang w:val="en-US" w:eastAsia="zh"/>
           <w:woUserID w:val="1"/>
         </w:rPr>
-        <w:t>。 原论文的 XGBoost 学的是“网络状态＋资源分配动作 → 时延”，不能直接拿这个模型输出“卡顿概率”或“掉话率”。还要重新确定这些结果怎样测量、什么数值算不合格，并重点验证模型在门限附近会不会放错动作。具体而言：</w:t>
-      </w:r>
-      <w:r>
-        <w:rPr>
-          <w:rFonts w:hint="eastAsia"/>
-          <w:color w:val="000000"/>
-          <w:lang w:val="en-US" w:eastAsia="zh"/>
-          <w:woUserID w:val="1"/>
-        </w:rPr>
-        <w:t>在可控测试环境里，每次改变资源配置前，记录网络负载、信号情况、手机播放状态和准备执行的配置；执行后记录接下来一段明确时间内播放器是否卡顿。积累许多条“执行前输入—执行后结果”，就可以训练用于预测卡顿的 XGBoost 分类模型。和 SafeSlice 的思路相同，但不是把 SafeSlice 已训练好的时延模型直接拿来用。</w:t>
+        <w:t>。 原论文的 XGBoost 学的是“网络状态＋资源分配动作 → 时延”，不能直接拿这个模型输出“卡顿概率”或“掉话率”。还要重新确定这些结果怎样测量、什么数值算不合格，并重点验证模型在门限附近会不会放错动作。具体而言：在可控测试环境里，每次改变资源配置前，记录网络负载、信号情况、手机播放状态和准备执行的配置；执行后记录接下来一段明确时间内播放器是否卡顿。积累许多条“执行前输入—执行后结果”，就可以训练用于预测卡顿的 XGBoost 分类模型。和 SafeSlice 的思路相同，但不是把 SafeSlice 已训练好的时延模型直接拿来用。</w:t>
       </w:r>
     </w:p>
     <w:tbl>
       <w:tblPr>
+        <w:tblStyle w:val="8"/>
         <w:tblW w:w="0" w:type="auto"/>
         <w:tblCellSpacing w:w="15" w:type="dxa"/>
         <w:tblInd w:w="0" w:type="dxa"/>
@@ -4743,7 +4695,7 @@
           <w:insideH w:val="none" w:color="auto" w:sz="0" w:space="0"/>
           <w:insideV w:val="none" w:color="auto" w:sz="0" w:space="0"/>
         </w:tblBorders>
-        <w:shd w:val="clear"/>
+        <w:shd w:val="clear" w:color="auto" w:fill="auto"/>
         <w:tblLayout w:type="fixed"/>
         <w:tblCellMar>
           <w:top w:w="15" w:type="dxa"/>
@@ -4767,7 +4719,6 @@
             <w:insideH w:val="none" w:color="auto" w:sz="0" w:space="0"/>
             <w:insideV w:val="none" w:color="auto" w:sz="0" w:space="0"/>
           </w:tblBorders>
-          <w:shd w:val="clear"/>
           <w:tblCellMar>
             <w:top w:w="15" w:type="dxa"/>
             <w:left w:w="15" w:type="dxa"/>
@@ -4782,7 +4733,7 @@
         <w:tc>
           <w:tcPr>
             <w:tcW w:w="0" w:type="auto"/>
-            <w:shd w:val="clear"/>
+            <w:shd w:val="clear" w:color="auto" w:fill="auto"/>
             <w:vAlign w:val="center"/>
           </w:tcPr>
           <w:p>
@@ -4814,7 +4765,7 @@
         <w:tc>
           <w:tcPr>
             <w:tcW w:w="0" w:type="auto"/>
-            <w:shd w:val="clear"/>
+            <w:shd w:val="clear" w:color="auto" w:fill="auto"/>
             <w:vAlign w:val="center"/>
           </w:tcPr>
           <w:p>
@@ -4846,7 +4797,7 @@
         <w:tc>
           <w:tcPr>
             <w:tcW w:w="0" w:type="auto"/>
-            <w:shd w:val="clear"/>
+            <w:shd w:val="clear" w:color="auto" w:fill="auto"/>
             <w:vAlign w:val="center"/>
           </w:tcPr>
           <w:p>
@@ -4886,7 +4837,6 @@
             <w:insideH w:val="none" w:color="auto" w:sz="0" w:space="0"/>
             <w:insideV w:val="none" w:color="auto" w:sz="0" w:space="0"/>
           </w:tblBorders>
-          <w:shd w:val="clear"/>
           <w:tblCellMar>
             <w:top w:w="15" w:type="dxa"/>
             <w:left w:w="15" w:type="dxa"/>
@@ -4900,7 +4850,7 @@
         <w:tc>
           <w:tcPr>
             <w:tcW w:w="0" w:type="auto"/>
-            <w:shd w:val="clear"/>
+            <w:shd w:val="clear" w:color="auto" w:fill="auto"/>
             <w:vAlign w:val="center"/>
           </w:tcPr>
           <w:p>
@@ -4932,7 +4882,7 @@
         <w:tc>
           <w:tcPr>
             <w:tcW w:w="0" w:type="auto"/>
-            <w:shd w:val="clear"/>
+            <w:shd w:val="clear" w:color="auto" w:fill="auto"/>
             <w:vAlign w:val="center"/>
           </w:tcPr>
           <w:p>
@@ -4964,7 +4914,7 @@
         <w:tc>
           <w:tcPr>
             <w:tcW w:w="0" w:type="auto"/>
-            <w:shd w:val="clear"/>
+            <w:shd w:val="clear" w:color="auto" w:fill="auto"/>
             <w:vAlign w:val="center"/>
           </w:tcPr>
           <w:p>
@@ -5004,7 +4954,6 @@
             <w:insideH w:val="none" w:color="auto" w:sz="0" w:space="0"/>
             <w:insideV w:val="none" w:color="auto" w:sz="0" w:space="0"/>
           </w:tblBorders>
-          <w:shd w:val="clear"/>
           <w:tblCellMar>
             <w:top w:w="15" w:type="dxa"/>
             <w:left w:w="15" w:type="dxa"/>
@@ -5018,7 +4967,7 @@
         <w:tc>
           <w:tcPr>
             <w:tcW w:w="0" w:type="auto"/>
-            <w:shd w:val="clear"/>
+            <w:shd w:val="clear" w:color="auto" w:fill="auto"/>
             <w:vAlign w:val="center"/>
           </w:tcPr>
           <w:p>
@@ -5050,7 +4999,7 @@
         <w:tc>
           <w:tcPr>
             <w:tcW w:w="0" w:type="auto"/>
-            <w:shd w:val="clear"/>
+            <w:shd w:val="clear" w:color="auto" w:fill="auto"/>
             <w:vAlign w:val="center"/>
           </w:tcPr>
           <w:p>
@@ -5082,7 +5031,7 @@
         <w:tc>
           <w:tcPr>
             <w:tcW w:w="0" w:type="auto"/>
-            <w:shd w:val="clear"/>
+            <w:shd w:val="clear" w:color="auto" w:fill="auto"/>
             <w:vAlign w:val="center"/>
           </w:tcPr>
           <w:p>
@@ -5122,7 +5071,7 @@
             <w:insideH w:val="none" w:color="auto" w:sz="0" w:space="0"/>
             <w:insideV w:val="none" w:color="auto" w:sz="0" w:space="0"/>
           </w:tblBorders>
-          <w:shd w:val="clear"/>
+          <w:shd w:val="clear" w:color="auto" w:fill="auto"/>
           <w:tblCellMar>
             <w:top w:w="15" w:type="dxa"/>
             <w:left w:w="15" w:type="dxa"/>
@@ -5136,7 +5085,7 @@
         <w:tc>
           <w:tcPr>
             <w:tcW w:w="0" w:type="auto"/>
-            <w:shd w:val="clear"/>
+            <w:shd w:val="clear" w:color="auto" w:fill="auto"/>
             <w:vAlign w:val="center"/>
           </w:tcPr>
           <w:p>
@@ -5168,7 +5117,7 @@
         <w:tc>
           <w:tcPr>
             <w:tcW w:w="0" w:type="auto"/>
-            <w:shd w:val="clear"/>
+            <w:shd w:val="clear" w:color="auto" w:fill="auto"/>
             <w:vAlign w:val="center"/>
           </w:tcPr>
           <w:p>
@@ -5200,7 +5149,7 @@
         <w:tc>
           <w:tcPr>
             <w:tcW w:w="0" w:type="auto"/>
-            <w:shd w:val="clear"/>
+            <w:shd w:val="clear" w:color="auto" w:fill="auto"/>
             <w:vAlign w:val="center"/>
           </w:tcPr>
           <w:p>
@@ -6059,7 +6008,6 @@
             <w:insideH w:val="none" w:color="auto" w:sz="0" w:space="0"/>
             <w:insideV w:val="none" w:color="auto" w:sz="0" w:space="0"/>
           </w:tblBorders>
-          <w:shd w:val="clear" w:color="auto" w:fill="auto"/>
           <w:tblCellMar>
             <w:top w:w="15" w:type="dxa"/>
             <w:left w:w="15" w:type="dxa"/>
@@ -6375,18 +6323,7 @@
           <w:lang w:val="en-US" w:eastAsia="zh"/>
           <w:woUserID w:val="1"/>
         </w:rPr>
-        <w:t xml:space="preserve">4. </w:t>
-      </w:r>
-      <w:r>
-        <w:rPr>
-          <w:rFonts w:hint="eastAsia"/>
-          <w:b/>
-          <w:bCs/>
-          <w:color w:val="000000"/>
-          <w:lang w:val="en-US" w:eastAsia="zh"/>
-          <w:woUserID w:val="1"/>
-        </w:rPr>
-        <w:t>模型所在的网络位置</w:t>
+        <w:t>4. 模型所在的网络位置</w:t>
       </w:r>
     </w:p>
     <w:p>
@@ -9509,7 +9446,6 @@
             <w:insideH w:val="none" w:color="auto" w:sz="0" w:space="0"/>
             <w:insideV w:val="none" w:color="auto" w:sz="0" w:space="0"/>
           </w:tblBorders>
-          <w:shd w:val="clear" w:color="auto" w:fill="auto"/>
           <w:tblCellMar>
             <w:top w:w="15" w:type="dxa"/>
             <w:left w:w="15" w:type="dxa"/>
@@ -9603,7 +9539,6 @@
             <w:insideH w:val="none" w:color="auto" w:sz="0" w:space="0"/>
             <w:insideV w:val="none" w:color="auto" w:sz="0" w:space="0"/>
           </w:tblBorders>
-          <w:shd w:val="clear" w:color="auto" w:fill="auto"/>
           <w:tblCellMar>
             <w:top w:w="15" w:type="dxa"/>
             <w:left w:w="15" w:type="dxa"/>
@@ -9697,7 +9632,6 @@
             <w:insideH w:val="none" w:color="auto" w:sz="0" w:space="0"/>
             <w:insideV w:val="none" w:color="auto" w:sz="0" w:space="0"/>
           </w:tblBorders>
-          <w:shd w:val="clear" w:color="auto" w:fill="auto"/>
           <w:tblCellMar>
             <w:top w:w="15" w:type="dxa"/>
             <w:left w:w="15" w:type="dxa"/>
@@ -11039,12 +10973,7 @@
             <w:insideH w:val="none" w:color="auto" w:sz="0" w:space="0"/>
             <w:insideV w:val="none" w:color="auto" w:sz="0" w:space="0"/>
           </w:tblBorders>
-          <w:tblCellMar>
-            <w:top w:w="15" w:type="dxa"/>
-            <w:left w:w="15" w:type="dxa"/>
-            <w:bottom w:w="15" w:type="dxa"/>
-            <w:right w:w="15" w:type="dxa"/>
-          </w:tblCellMar>
+          <w:shd w:val="clear" w:color="auto" w:fill="auto"/>
         </w:tblPrEx>
         <w:trPr>
           <w:tblHeader/>
@@ -14829,6 +14758,7 @@
     </w:p>
     <w:tbl>
       <w:tblPr>
+        <w:tblStyle w:val="8"/>
         <w:tblW w:w="5000" w:type="pct"/>
         <w:tblCellSpacing w:w="15" w:type="dxa"/>
         <w:tblInd w:w="0" w:type="dxa"/>
@@ -14840,7 +14770,7 @@
           <w:insideH w:val="none" w:color="auto" w:sz="0" w:space="0"/>
           <w:insideV w:val="none" w:color="auto" w:sz="0" w:space="0"/>
         </w:tblBorders>
-        <w:shd w:val="clear"/>
+        <w:shd w:val="clear" w:color="auto" w:fill="auto"/>
         <w:tblLayout w:type="autofit"/>
         <w:tblCellMar>
           <w:top w:w="15" w:type="dxa"/>
@@ -14865,7 +14795,13 @@
             <w:insideH w:val="none" w:color="auto" w:sz="0" w:space="0"/>
             <w:insideV w:val="none" w:color="auto" w:sz="0" w:space="0"/>
           </w:tblBorders>
-          <w:shd w:val="clear"/>
+          <w:shd w:val="clear" w:color="auto" w:fill="auto"/>
+          <w:tblCellMar>
+            <w:top w:w="15" w:type="dxa"/>
+            <w:left w:w="15" w:type="dxa"/>
+            <w:bottom w:w="15" w:type="dxa"/>
+            <w:right w:w="15" w:type="dxa"/>
+          </w:tblCellMar>
         </w:tblPrEx>
         <w:trPr>
           <w:tblHeader/>
@@ -14874,12 +14810,13 @@
         <w:tc>
           <w:tcPr>
             <w:tcW w:w="590" w:type="pct"/>
-            <w:shd w:val="clear"/>
+            <w:shd w:val="clear" w:color="auto" w:fill="auto"/>
             <w:vAlign w:val="center"/>
           </w:tcPr>
           <w:p>
             <w:pPr>
               <w:numPr>
+                <w:ilvl w:val="0"/>
                 <w:numId w:val="0"/>
               </w:numPr>
               <w:bidi w:val="0"/>
@@ -14911,12 +14848,13 @@
         <w:tc>
           <w:tcPr>
             <w:tcW w:w="1553" w:type="pct"/>
-            <w:shd w:val="clear"/>
+            <w:shd w:val="clear" w:color="auto" w:fill="auto"/>
             <w:vAlign w:val="center"/>
           </w:tcPr>
           <w:p>
             <w:pPr>
               <w:numPr>
+                <w:ilvl w:val="0"/>
                 <w:numId w:val="0"/>
               </w:numPr>
               <w:bidi w:val="0"/>
@@ -14948,12 +14886,13 @@
         <w:tc>
           <w:tcPr>
             <w:tcW w:w="1229" w:type="pct"/>
-            <w:shd w:val="clear"/>
+            <w:shd w:val="clear" w:color="auto" w:fill="auto"/>
             <w:vAlign w:val="center"/>
           </w:tcPr>
           <w:p>
             <w:pPr>
               <w:numPr>
+                <w:ilvl w:val="0"/>
                 <w:numId w:val="0"/>
               </w:numPr>
               <w:bidi w:val="0"/>
@@ -14985,12 +14924,13 @@
         <w:tc>
           <w:tcPr>
             <w:tcW w:w="1537" w:type="pct"/>
-            <w:shd w:val="clear"/>
+            <w:shd w:val="clear" w:color="auto" w:fill="auto"/>
             <w:vAlign w:val="center"/>
           </w:tcPr>
           <w:p>
             <w:pPr>
               <w:numPr>
+                <w:ilvl w:val="0"/>
                 <w:numId w:val="0"/>
               </w:numPr>
               <w:bidi w:val="0"/>
@@ -15030,7 +14970,13 @@
             <w:insideH w:val="none" w:color="auto" w:sz="0" w:space="0"/>
             <w:insideV w:val="none" w:color="auto" w:sz="0" w:space="0"/>
           </w:tblBorders>
-          <w:shd w:val="clear"/>
+          <w:shd w:val="clear" w:color="auto" w:fill="auto"/>
+          <w:tblCellMar>
+            <w:top w:w="15" w:type="dxa"/>
+            <w:left w:w="15" w:type="dxa"/>
+            <w:bottom w:w="15" w:type="dxa"/>
+            <w:right w:w="15" w:type="dxa"/>
+          </w:tblCellMar>
         </w:tblPrEx>
         <w:trPr>
           <w:tblCellSpacing w:w="15" w:type="dxa"/>
@@ -15038,12 +14984,13 @@
         <w:tc>
           <w:tcPr>
             <w:tcW w:w="590" w:type="pct"/>
-            <w:shd w:val="clear"/>
+            <w:shd w:val="clear" w:color="auto" w:fill="auto"/>
             <w:vAlign w:val="center"/>
           </w:tcPr>
           <w:p>
             <w:pPr>
               <w:numPr>
+                <w:ilvl w:val="0"/>
                 <w:numId w:val="0"/>
               </w:numPr>
               <w:bidi w:val="0"/>
@@ -15075,12 +15022,13 @@
         <w:tc>
           <w:tcPr>
             <w:tcW w:w="1553" w:type="pct"/>
-            <w:shd w:val="clear"/>
+            <w:shd w:val="clear" w:color="auto" w:fill="auto"/>
             <w:vAlign w:val="center"/>
           </w:tcPr>
           <w:p>
             <w:pPr>
               <w:numPr>
+                <w:ilvl w:val="0"/>
                 <w:numId w:val="0"/>
               </w:numPr>
               <w:bidi w:val="0"/>
@@ -15112,12 +15060,13 @@
         <w:tc>
           <w:tcPr>
             <w:tcW w:w="1229" w:type="pct"/>
-            <w:shd w:val="clear"/>
+            <w:shd w:val="clear" w:color="auto" w:fill="auto"/>
             <w:vAlign w:val="center"/>
           </w:tcPr>
           <w:p>
             <w:pPr>
               <w:numPr>
+                <w:ilvl w:val="0"/>
                 <w:numId w:val="0"/>
               </w:numPr>
               <w:bidi w:val="0"/>
@@ -15149,12 +15098,13 @@
         <w:tc>
           <w:tcPr>
             <w:tcW w:w="1537" w:type="pct"/>
-            <w:shd w:val="clear"/>
+            <w:shd w:val="clear" w:color="auto" w:fill="auto"/>
             <w:vAlign w:val="center"/>
           </w:tcPr>
           <w:p>
             <w:pPr>
               <w:numPr>
+                <w:ilvl w:val="0"/>
                 <w:numId w:val="0"/>
               </w:numPr>
               <w:bidi w:val="0"/>
@@ -15194,7 +15144,13 @@
             <w:insideH w:val="none" w:color="auto" w:sz="0" w:space="0"/>
             <w:insideV w:val="none" w:color="auto" w:sz="0" w:space="0"/>
           </w:tblBorders>
-          <w:shd w:val="clear"/>
+          <w:shd w:val="clear" w:color="auto" w:fill="auto"/>
+          <w:tblCellMar>
+            <w:top w:w="15" w:type="dxa"/>
+            <w:left w:w="15" w:type="dxa"/>
+            <w:bottom w:w="15" w:type="dxa"/>
+            <w:right w:w="15" w:type="dxa"/>
+          </w:tblCellMar>
         </w:tblPrEx>
         <w:trPr>
           <w:tblCellSpacing w:w="15" w:type="dxa"/>
@@ -15202,12 +15158,13 @@
         <w:tc>
           <w:tcPr>
             <w:tcW w:w="590" w:type="pct"/>
-            <w:shd w:val="clear"/>
+            <w:shd w:val="clear" w:color="auto" w:fill="auto"/>
             <w:vAlign w:val="center"/>
           </w:tcPr>
           <w:p>
             <w:pPr>
               <w:numPr>
+                <w:ilvl w:val="0"/>
                 <w:numId w:val="0"/>
               </w:numPr>
               <w:bidi w:val="0"/>
@@ -15239,12 +15196,13 @@
         <w:tc>
           <w:tcPr>
             <w:tcW w:w="1553" w:type="pct"/>
-            <w:shd w:val="clear"/>
+            <w:shd w:val="clear" w:color="auto" w:fill="auto"/>
             <w:vAlign w:val="center"/>
           </w:tcPr>
           <w:p>
             <w:pPr>
               <w:numPr>
+                <w:ilvl w:val="0"/>
                 <w:numId w:val="0"/>
               </w:numPr>
               <w:bidi w:val="0"/>
@@ -15276,12 +15234,13 @@
         <w:tc>
           <w:tcPr>
             <w:tcW w:w="1229" w:type="pct"/>
-            <w:shd w:val="clear"/>
+            <w:shd w:val="clear" w:color="auto" w:fill="auto"/>
             <w:vAlign w:val="center"/>
           </w:tcPr>
           <w:p>
             <w:pPr>
               <w:numPr>
+                <w:ilvl w:val="0"/>
                 <w:numId w:val="0"/>
               </w:numPr>
               <w:bidi w:val="0"/>
@@ -15313,16 +15272,1769 @@
         <w:tc>
           <w:tcPr>
             <w:tcW w:w="1537" w:type="pct"/>
+            <w:shd w:val="clear" w:color="auto" w:fill="auto"/>
+            <w:vAlign w:val="center"/>
+          </w:tcPr>
+          <w:p>
+            <w:pPr>
+              <w:numPr>
+                <w:ilvl w:val="0"/>
+                <w:numId w:val="0"/>
+              </w:numPr>
+              <w:bidi w:val="0"/>
+              <w:ind w:leftChars="0"/>
+              <w:rPr>
+                <w:rFonts w:hint="eastAsia"/>
+                <w:b w:val="0"/>
+                <w:bCs w:val="0"/>
+                <w:color w:val="000000"/>
+                <w:u w:val="none"/>
+                <w:lang w:val="en-US" w:eastAsia="zh"/>
+                <w:woUserID w:val="1"/>
+              </w:rPr>
+            </w:pPr>
+            <w:r>
+              <w:rPr>
+                <w:rFonts w:hint="eastAsia"/>
+                <w:b w:val="0"/>
+                <w:bCs w:val="0"/>
+                <w:color w:val="000000"/>
+                <w:u w:val="none"/>
+                <w:lang w:val="en-US" w:eastAsia="zh"/>
+                <w:woUserID w:val="1"/>
+              </w:rPr>
+              <w:t>较密训练划分下，RSSI RMSE 4.74 dB；移动 BLE 设备定位平均误差 0.19 m</w:t>
+            </w:r>
+          </w:p>
+        </w:tc>
+      </w:tr>
+    </w:tbl>
+    <w:p>
+      <w:pPr>
+        <w:numPr>
+          <w:ilvl w:val="0"/>
+          <w:numId w:val="0"/>
+        </w:numPr>
+        <w:bidi w:val="0"/>
+        <w:ind w:leftChars="0" w:firstLine="420" w:firstLineChars="0"/>
+        <w:rPr>
+          <w:rFonts w:hint="eastAsia"/>
+          <w:b w:val="0"/>
+          <w:bCs w:val="0"/>
+          <w:color w:val="000000"/>
+          <w:u w:val="none"/>
+          <w:lang w:val="en-US" w:eastAsia="zh"/>
+          <w:woUserID w:val="1"/>
+        </w:rPr>
+      </w:pPr>
+      <w:r>
+        <w:rPr>
+          <w:rFonts w:hint="eastAsia"/>
+          <w:b w:val="0"/>
+          <w:bCs w:val="0"/>
+          <w:color w:val="000000"/>
+          <w:u w:val="none"/>
+          <w:lang w:val="en-US" w:eastAsia="zh"/>
+          <w:woUserID w:val="1"/>
+        </w:rPr>
+        <w:t>室外实验的 5.38 dB 是不同地区和频率结果的平均值；同一稀疏划分下，论文报告 WRF-GS+ 为 5.87 dB、Kriging 为 9.23 dB。还应同时看误差尾部：PropSplat 的第 95 百分位绝对误差约 11.17 dB。因此，平均效果较好不等于每个未测点都足够准。这里用的是真实路测数据训练和离线验证；发射源是实验中的连续波发射机。</w:t>
+      </w:r>
+    </w:p>
+    <w:p>
+      <w:pPr>
+        <w:numPr>
+          <w:ilvl w:val="0"/>
+          <w:numId w:val="0"/>
+        </w:numPr>
+        <w:bidi w:val="0"/>
+        <w:ind w:leftChars="0" w:firstLine="420" w:firstLineChars="0"/>
+        <w:rPr>
+          <w:rFonts w:hint="eastAsia"/>
+          <w:b w:val="0"/>
+          <w:bCs w:val="0"/>
+          <w:color w:val="000000"/>
+          <w:u w:val="none"/>
+          <w:lang w:val="en-US" w:eastAsia="zh"/>
+          <w:woUserID w:val="1"/>
+        </w:rPr>
+      </w:pPr>
+      <w:r>
+        <w:rPr>
+          <w:rFonts w:hint="eastAsia"/>
+          <w:b w:val="0"/>
+          <w:bCs w:val="0"/>
+          <w:color w:val="000000"/>
+          <w:u w:val="none"/>
+          <w:lang w:val="en-US" w:eastAsia="zh"/>
+          <w:woUserID w:val="1"/>
+        </w:rPr>
+        <w:t>室内实验的“0.19 m”：定位的是移动 BLE 发射设备，不是证明普通手机在商用蜂窝网络中的定位精度达到 0.19 m。数据里 21 个网关是接收端，移动设备是发射端。论文也测试了更稀疏的训练条件：只用 758 个位置，即全部位置的 12.6% 训练时，PropSplat 的平均定位误差为 0.44 m、RSSI RMSE 为 6.51 dB。</w:t>
+      </w:r>
+    </w:p>
+    <w:p>
+      <w:pPr>
+        <w:numPr>
+          <w:ilvl w:val="0"/>
+          <w:numId w:val="0"/>
+        </w:numPr>
+        <w:bidi w:val="0"/>
+        <w:ind w:leftChars="0"/>
+        <w:rPr>
+          <w:rFonts w:hint="eastAsia"/>
+          <w:b w:val="0"/>
+          <w:bCs w:val="0"/>
+          <w:color w:val="000000"/>
+          <w:u w:val="none"/>
+          <w:lang w:val="en-US" w:eastAsia="zh"/>
+          <w:woUserID w:val="1"/>
+        </w:rPr>
+      </w:pPr>
+      <w:r>
+        <w:rPr>
+          <w:rFonts w:hint="eastAsia"/>
+          <w:b/>
+          <w:bCs/>
+          <w:color w:val="000000"/>
+          <w:u w:val="none"/>
+          <w:lang w:val="en-US" w:eastAsia="zh"/>
+          <w:woUserID w:val="1"/>
+        </w:rPr>
+        <w:t>（5）既然做定位，为何训练还要知道位置？</w:t>
+      </w:r>
+    </w:p>
+    <w:p>
+      <w:pPr>
+        <w:numPr>
+          <w:ilvl w:val="0"/>
+          <w:numId w:val="0"/>
+        </w:numPr>
+        <w:bidi w:val="0"/>
+        <w:ind w:leftChars="0"/>
+        <w:rPr>
+          <w:rFonts w:hint="eastAsia"/>
+          <w:b w:val="0"/>
+          <w:bCs w:val="0"/>
+          <w:color w:val="000000"/>
+          <w:u w:val="none"/>
+          <w:lang w:val="en-US" w:eastAsia="zh"/>
+          <w:woUserID w:val="1"/>
+        </w:rPr>
+      </w:pPr>
+      <w:r>
+        <w:rPr>
+          <w:rFonts w:hint="eastAsia"/>
+          <w:b w:val="0"/>
+          <w:bCs w:val="0"/>
+          <w:color w:val="000000"/>
+          <w:u w:val="none"/>
+          <w:lang w:val="en-US" w:eastAsia="zh"/>
+          <w:woUserID w:val="1"/>
+        </w:rPr>
+        <w:t>因为这里有先建模、后定位两个阶段：</w:t>
+      </w:r>
+    </w:p>
+    <w:p>
+      <w:pPr>
+        <w:numPr>
+          <w:ilvl w:val="0"/>
+          <w:numId w:val="0"/>
+        </w:numPr>
+        <w:bidi w:val="0"/>
+        <w:ind w:leftChars="0"/>
+        <w:rPr>
+          <w:rFonts w:hint="eastAsia"/>
+          <w:b w:val="0"/>
+          <w:bCs w:val="0"/>
+          <w:color w:val="000000"/>
+          <w:u w:val="none"/>
+          <w:lang w:val="en-US" w:eastAsia="zh"/>
+          <w:woUserID w:val="1"/>
+        </w:rPr>
+      </w:pPr>
+      <w:r>
+        <w:rPr>
+          <w:rFonts w:hint="eastAsia"/>
+          <w:b/>
+          <w:bCs/>
+          <w:color w:val="000000"/>
+          <w:u w:val="none"/>
+          <w:lang w:val="en-US" w:eastAsia="zh"/>
+          <w:woUserID w:val="1"/>
+        </w:rPr>
+        <w:t>建模阶段：</w:t>
+      </w:r>
+      <w:r>
+        <w:rPr>
+          <w:rFonts w:hint="eastAsia"/>
+          <w:b w:val="0"/>
+          <w:bCs w:val="0"/>
+          <w:color w:val="000000"/>
+          <w:u w:val="none"/>
+          <w:lang w:val="en-US" w:eastAsia="zh"/>
+          <w:woUserID w:val="1"/>
+        </w:rPr>
+        <w:t>研究者用位置已知的移动 BLE 发射设备样本，以及固定网关的位置和 RSSI，训练“给定发射—接收位置 → 预计收到什么信号”的模型。</w:t>
+      </w:r>
+    </w:p>
+    <w:p>
+      <w:pPr>
+        <w:numPr>
+          <w:ilvl w:val="0"/>
+          <w:numId w:val="0"/>
+        </w:numPr>
+        <w:bidi w:val="0"/>
+        <w:ind w:leftChars="0"/>
+        <w:rPr>
+          <w:rFonts w:hint="eastAsia"/>
+          <w:b w:val="0"/>
+          <w:bCs w:val="0"/>
+          <w:color w:val="000000"/>
+          <w:u w:val="none"/>
+          <w:lang w:val="en-US" w:eastAsia="zh"/>
+          <w:woUserID w:val="1"/>
+        </w:rPr>
+      </w:pPr>
+      <w:r>
+        <w:rPr>
+          <w:rFonts w:hint="eastAsia"/>
+          <w:b/>
+          <w:bCs/>
+          <w:color w:val="000000"/>
+          <w:u w:val="none"/>
+          <w:lang w:val="en-US" w:eastAsia="zh"/>
+          <w:woUserID w:val="1"/>
+        </w:rPr>
+        <w:t>定位阶段：</w:t>
+      </w:r>
+      <w:r>
+        <w:rPr>
+          <w:rFonts w:hint="eastAsia"/>
+          <w:b w:val="0"/>
+          <w:bCs w:val="0"/>
+          <w:color w:val="000000"/>
+          <w:u w:val="none"/>
+          <w:lang w:val="en-US" w:eastAsia="zh"/>
+          <w:woUserID w:val="1"/>
+        </w:rPr>
+        <w:t>新来的移动发射设备位置未知。模型事先在许多候选位置生成对应的 21 维网关 RSSI 指纹；把新设备实际产生的 21 路观测与候选指纹比较，找出最相近的位置。论文使用 K=5 的近邻匹配。</w:t>
+      </w:r>
+    </w:p>
+    <w:p>
+      <w:pPr>
+        <w:numPr>
+          <w:ilvl w:val="0"/>
+          <w:numId w:val="0"/>
+        </w:numPr>
+        <w:bidi w:val="0"/>
+        <w:ind w:leftChars="0" w:firstLine="420" w:firstLineChars="0"/>
+        <w:rPr>
+          <w:rFonts w:hint="eastAsia"/>
+          <w:b w:val="0"/>
+          <w:bCs w:val="0"/>
+          <w:color w:val="000000"/>
+          <w:u w:val="none"/>
+          <w:lang w:val="en-US" w:eastAsia="zh"/>
+          <w:woUserID w:val="1"/>
+        </w:rPr>
+      </w:pPr>
+      <w:r>
+        <w:rPr>
+          <w:rFonts w:hint="eastAsia"/>
+          <w:b w:val="0"/>
+          <w:bCs w:val="0"/>
+          <w:color w:val="000000"/>
+          <w:u w:val="none"/>
+          <w:lang w:val="en-US" w:eastAsia="zh"/>
+          <w:woUserID w:val="1"/>
+        </w:rPr>
+        <w:t>所以，训练样本的位置已知与待定位设备的位置未知完全不矛盾。更重要的是，这篇论文先以路径损耗/RSSI 预测为研究核心，再把所建模型用于定位。室外实验只考察传播预测；室内实验才进一步考察定位。</w:t>
+      </w:r>
+    </w:p>
+    <w:p>
+      <w:pPr>
+        <w:numPr>
+          <w:ilvl w:val="0"/>
+          <w:numId w:val="0"/>
+        </w:numPr>
+        <w:bidi w:val="0"/>
+        <w:ind w:leftChars="0" w:firstLine="420" w:firstLineChars="0"/>
+        <w:rPr>
+          <w:rFonts w:hint="eastAsia"/>
+          <w:b w:val="0"/>
+          <w:bCs w:val="0"/>
+          <w:color w:val="000000"/>
+          <w:u w:val="none"/>
+          <w:lang w:val="en-US" w:eastAsia="zh"/>
+          <w:woUserID w:val="1"/>
+        </w:rPr>
+      </w:pPr>
+      <w:r>
+        <w:rPr>
+          <w:rFonts w:hint="eastAsia"/>
+          <w:b w:val="0"/>
+          <w:bCs w:val="0"/>
+          <w:color w:val="000000"/>
+          <w:u w:val="none"/>
+          <w:lang w:val="en-US" w:eastAsia="zh"/>
+          <w:woUserID w:val="1"/>
+        </w:rPr>
+        <w:t>论文还得到一个有意思的结果：室内较密训练时，NeRF² 的 RSSI RMSE 为 4.68 dB，与 PropSplat 的 4.74 dB 很接近；但定位平均误差分别为 1.84 m 和 0.19 m。原因在于</w:t>
+      </w:r>
+      <w:r>
+        <w:rPr>
+          <w:rFonts w:hint="eastAsia"/>
+          <w:b/>
+          <w:bCs/>
+          <w:color w:val="000000"/>
+          <w:u w:val="none"/>
+          <w:lang w:val="en-US" w:eastAsia="zh"/>
+          <w:woUserID w:val="1"/>
+        </w:rPr>
+        <w:t>定位不仅要求平均信号预测准确，还要求相邻位置产生的整组信号指纹足够可区分</w:t>
+      </w:r>
+      <w:r>
+        <w:rPr>
+          <w:rFonts w:hint="eastAsia"/>
+          <w:b w:val="0"/>
+          <w:bCs w:val="0"/>
+          <w:color w:val="000000"/>
+          <w:u w:val="none"/>
+          <w:lang w:val="en-US" w:eastAsia="zh"/>
+          <w:woUserID w:val="1"/>
+        </w:rPr>
+        <w:t>。如果模型把附近很多位置都预测得几乎一样，单路 RSSI 误差可以不大，定位仍会混淆。</w:t>
+      </w:r>
+    </w:p>
+    <w:p>
+      <w:pPr>
+        <w:numPr>
+          <w:ilvl w:val="0"/>
+          <w:numId w:val="0"/>
+        </w:numPr>
+        <w:bidi w:val="0"/>
+        <w:ind w:leftChars="0"/>
+        <w:rPr>
+          <w:rFonts w:hint="eastAsia"/>
+          <w:b/>
+          <w:bCs/>
+          <w:color w:val="000000"/>
+          <w:u w:val="none"/>
+          <w:lang w:val="en-US" w:eastAsia="zh"/>
+          <w:woUserID w:val="1"/>
+        </w:rPr>
+      </w:pPr>
+      <w:r>
+        <w:rPr>
+          <w:rFonts w:hint="eastAsia"/>
+          <w:b/>
+          <w:bCs/>
+          <w:color w:val="000000"/>
+          <w:u w:val="none"/>
+          <w:lang w:val="en-US" w:eastAsia="zh"/>
+          <w:woUserID w:val="1"/>
+        </w:rPr>
+        <w:t>（6）研究成熟度与启示</w:t>
+      </w:r>
+    </w:p>
+    <w:p>
+      <w:pPr>
+        <w:numPr>
+          <w:ilvl w:val="0"/>
+          <w:numId w:val="0"/>
+        </w:numPr>
+        <w:bidi w:val="0"/>
+        <w:ind w:leftChars="0" w:firstLine="420" w:firstLineChars="0"/>
+        <w:rPr>
+          <w:rFonts w:hint="eastAsia"/>
+          <w:b w:val="0"/>
+          <w:bCs w:val="0"/>
+          <w:color w:val="000000"/>
+          <w:u w:val="none"/>
+          <w:lang w:val="en-US" w:eastAsia="zh"/>
+          <w:woUserID w:val="1"/>
+        </w:rPr>
+      </w:pPr>
+      <w:r>
+        <w:rPr>
+          <w:rFonts w:hint="eastAsia"/>
+          <w:b w:val="0"/>
+          <w:bCs w:val="0"/>
+          <w:color w:val="000000"/>
+          <w:u w:val="none"/>
+          <w:lang w:val="en-US" w:eastAsia="zh"/>
+          <w:woUserID w:val="1"/>
+        </w:rPr>
+        <w:t>论文已经证明的范围是：对两套真实采集的数据，PropSplat 能在给定两端位置、频率及少量链路测量的条件下，进行离线传播重建；并在已有 BLE 数据上展示了定位用途。它是一种初始建图方法。原文也明确说，当前模型尚未处理时间变化、频率选择性衰落和多天线特性；</w:t>
+      </w:r>
+      <w:r>
+        <w:rPr>
+          <w:rFonts w:hint="eastAsia"/>
+          <w:b/>
+          <w:bCs/>
+          <w:color w:val="000000"/>
+          <w:u w:val="none"/>
+          <w:lang w:val="en-US" w:eastAsia="zh"/>
+          <w:woUserID w:val="1"/>
+        </w:rPr>
+        <w:t>实验使用大量可优化高斯体，且没有证明商用终端现场的持续在线更新闭环</w:t>
+      </w:r>
+      <w:r>
+        <w:rPr>
+          <w:rFonts w:hint="eastAsia"/>
+          <w:b w:val="0"/>
+          <w:bCs w:val="0"/>
+          <w:color w:val="000000"/>
+          <w:u w:val="none"/>
+          <w:lang w:val="en-US" w:eastAsia="zh"/>
+          <w:woUserID w:val="1"/>
+        </w:rPr>
+        <w:t>。暂未提供源码。</w:t>
+      </w:r>
+    </w:p>
+    <w:p>
+      <w:pPr>
+        <w:numPr>
+          <w:ilvl w:val="0"/>
+          <w:numId w:val="0"/>
+        </w:numPr>
+        <w:bidi w:val="0"/>
+        <w:ind w:leftChars="0"/>
+        <w:rPr>
+          <w:rFonts w:hint="eastAsia"/>
+          <w:b w:val="0"/>
+          <w:bCs w:val="0"/>
+          <w:color w:val="000000"/>
+          <w:u w:val="none"/>
+          <w:lang w:val="en-US" w:eastAsia="zh"/>
+          <w:woUserID w:val="1"/>
+        </w:rPr>
+      </w:pPr>
+      <w:r>
+        <w:rPr>
+          <w:rFonts w:hint="eastAsia"/>
+          <w:b w:val="0"/>
+          <w:bCs w:val="0"/>
+          <w:color w:val="000000"/>
+          <w:u w:val="none"/>
+          <w:lang w:val="en-US" w:eastAsia="zh"/>
+          <w:woUserID w:val="1"/>
+        </w:rPr>
+        <w:t>启示：</w:t>
+      </w:r>
+      <w:r>
+        <w:rPr>
+          <w:rFonts w:hint="eastAsia"/>
+          <w:b/>
+          <w:bCs/>
+          <w:color w:val="000000"/>
+          <w:u w:val="none"/>
+          <w:lang w:val="en-US" w:eastAsia="zh"/>
+          <w:woUserID w:val="1"/>
+        </w:rPr>
+        <w:t>少量、位置明确的无线实测，可以补出未测区域的传播信息，帮助决定后续去哪儿重点测试</w:t>
+      </w:r>
+      <w:r>
+        <w:rPr>
+          <w:rFonts w:hint="eastAsia"/>
+          <w:b w:val="0"/>
+          <w:bCs w:val="0"/>
+          <w:color w:val="000000"/>
+          <w:u w:val="none"/>
+          <w:lang w:val="en-US" w:eastAsia="zh"/>
+          <w:woUserID w:val="1"/>
+        </w:rPr>
+        <w:t>。PropSplat 用少量位置已知的发射—接收链路测量，在无需建筑和地形地图的条件下，学习“距离衰减＋三维局部修正”的场景传播模型；它在真实室外路测上验证路径损耗预测，并在室内 BLE 数据上展示定位应用，给动态终端测试提供了稀疏测量补全思路。</w:t>
+      </w:r>
+    </w:p>
+    <w:p>
+      <w:pPr>
+        <w:pStyle w:val="3"/>
+        <w:numPr>
+          <w:ilvl w:val="0"/>
+          <w:numId w:val="0"/>
+        </w:numPr>
+        <w:bidi w:val="0"/>
+        <w:ind w:leftChars="0"/>
+        <w:rPr>
+          <w:rFonts w:hint="eastAsia"/>
+          <w:color w:val="000000"/>
+          <w:u w:val="none"/>
+          <w:lang w:val="en-US" w:eastAsia="zh"/>
+          <w:woUserID w:val="1"/>
+        </w:rPr>
+      </w:pPr>
+      <w:r>
+        <w:rPr>
+          <w:rFonts w:hint="eastAsia"/>
+          <w:color w:val="000000"/>
+          <w:u w:val="none"/>
+          <w:lang w:val="en-US" w:eastAsia="zh"/>
+          <w:woUserID w:val="1"/>
+        </w:rPr>
+        <w:t>2、Radio Map 应用分类</w:t>
+      </w:r>
+    </w:p>
+    <w:tbl>
+      <w:tblPr>
+        <w:tblStyle w:val="8"/>
+        <w:tblW w:w="5000" w:type="pct"/>
+        <w:tblCellSpacing w:w="15" w:type="dxa"/>
+        <w:tblInd w:w="0" w:type="dxa"/>
+        <w:tblBorders>
+          <w:top w:val="single" w:color="auto" w:sz="4" w:space="0"/>
+          <w:left w:val="single" w:color="auto" w:sz="4" w:space="0"/>
+          <w:bottom w:val="single" w:color="auto" w:sz="4" w:space="0"/>
+          <w:right w:val="single" w:color="auto" w:sz="4" w:space="0"/>
+          <w:insideH w:val="single" w:color="auto" w:sz="4" w:space="0"/>
+          <w:insideV w:val="single" w:color="auto" w:sz="4" w:space="0"/>
+        </w:tblBorders>
+        <w:shd w:val="clear" w:color="auto" w:fill="auto"/>
+        <w:tblLayout w:type="autofit"/>
+        <w:tblCellMar>
+          <w:top w:w="15" w:type="dxa"/>
+          <w:left w:w="15" w:type="dxa"/>
+          <w:bottom w:w="15" w:type="dxa"/>
+          <w:right w:w="15" w:type="dxa"/>
+        </w:tblCellMar>
+      </w:tblPr>
+      <w:tblGrid>
+        <w:gridCol w:w="1884"/>
+        <w:gridCol w:w="1891"/>
+        <w:gridCol w:w="1746"/>
+        <w:gridCol w:w="2895"/>
+      </w:tblGrid>
+      <w:tr>
+        <w:tblPrEx>
+          <w:tblBorders>
+            <w:top w:val="single" w:color="auto" w:sz="4" w:space="0"/>
+            <w:left w:val="single" w:color="auto" w:sz="4" w:space="0"/>
+            <w:bottom w:val="single" w:color="auto" w:sz="4" w:space="0"/>
+            <w:right w:val="single" w:color="auto" w:sz="4" w:space="0"/>
+            <w:insideH w:val="single" w:color="auto" w:sz="4" w:space="0"/>
+            <w:insideV w:val="single" w:color="auto" w:sz="4" w:space="0"/>
+          </w:tblBorders>
+          <w:shd w:val="clear" w:color="auto" w:fill="auto"/>
+          <w:tblCellMar>
+            <w:top w:w="15" w:type="dxa"/>
+            <w:left w:w="15" w:type="dxa"/>
+            <w:bottom w:w="15" w:type="dxa"/>
+            <w:right w:w="15" w:type="dxa"/>
+          </w:tblCellMar>
+        </w:tblPrEx>
+        <w:trPr>
+          <w:tblHeader/>
+          <w:tblCellSpacing w:w="15" w:type="dxa"/>
+        </w:trPr>
+        <w:tc>
+          <w:tcPr>
+            <w:tcW w:w="1092" w:type="pct"/>
+            <w:shd w:val="clear" w:color="auto" w:fill="auto"/>
+            <w:vAlign w:val="center"/>
+          </w:tcPr>
+          <w:p>
+            <w:pPr>
+              <w:numPr>
+                <w:ilvl w:val="0"/>
+                <w:numId w:val="0"/>
+              </w:numPr>
+              <w:bidi w:val="0"/>
+              <w:ind w:leftChars="0"/>
+              <w:rPr>
+                <w:rFonts w:hint="eastAsia"/>
+                <w:b w:val="0"/>
+                <w:bCs w:val="0"/>
+                <w:color w:val="000000"/>
+                <w:u w:val="none"/>
+                <w:lang w:val="en-US" w:eastAsia="zh"/>
+                <w:woUserID w:val="1"/>
+              </w:rPr>
+            </w:pPr>
+            <w:r>
+              <w:rPr>
+                <w:rFonts w:hint="eastAsia"/>
+                <w:b w:val="0"/>
+                <w:bCs w:val="0"/>
+                <w:color w:val="000000"/>
+                <w:u w:val="none"/>
+                <w:lang w:val="en-US" w:eastAsia="zh"/>
+                <w:woUserID w:val="1"/>
+              </w:rPr>
+              <w:t>地图要回答的问题</w:t>
+            </w:r>
+          </w:p>
+        </w:tc>
+        <w:tc>
+          <w:tcPr>
+            <w:tcW w:w="1105" w:type="pct"/>
+            <w:shd w:val="clear" w:color="auto" w:fill="auto"/>
+            <w:vAlign w:val="center"/>
+          </w:tcPr>
+          <w:p>
+            <w:pPr>
+              <w:numPr>
+                <w:ilvl w:val="0"/>
+                <w:numId w:val="0"/>
+              </w:numPr>
+              <w:bidi w:val="0"/>
+              <w:ind w:leftChars="0"/>
+              <w:rPr>
+                <w:rFonts w:hint="eastAsia"/>
+                <w:b w:val="0"/>
+                <w:bCs w:val="0"/>
+                <w:color w:val="000000"/>
+                <w:u w:val="none"/>
+                <w:lang w:val="en-US" w:eastAsia="zh"/>
+                <w:woUserID w:val="1"/>
+              </w:rPr>
+            </w:pPr>
+            <w:r>
+              <w:rPr>
+                <w:rFonts w:hint="eastAsia"/>
+                <w:b w:val="0"/>
+                <w:bCs w:val="0"/>
+                <w:color w:val="000000"/>
+                <w:u w:val="none"/>
+                <w:lang w:val="en-US" w:eastAsia="zh"/>
+                <w:woUserID w:val="1"/>
+              </w:rPr>
+              <w:t>地图内容举例</w:t>
+            </w:r>
+          </w:p>
+        </w:tc>
+        <w:tc>
+          <w:tcPr>
+            <w:tcW w:w="1019" w:type="pct"/>
+            <w:shd w:val="clear" w:color="auto" w:fill="auto"/>
+            <w:vAlign w:val="center"/>
+          </w:tcPr>
+          <w:p>
+            <w:pPr>
+              <w:numPr>
+                <w:ilvl w:val="0"/>
+                <w:numId w:val="0"/>
+              </w:numPr>
+              <w:bidi w:val="0"/>
+              <w:ind w:leftChars="0"/>
+              <w:rPr>
+                <w:rFonts w:hint="eastAsia"/>
+                <w:b w:val="0"/>
+                <w:bCs w:val="0"/>
+                <w:color w:val="000000"/>
+                <w:u w:val="none"/>
+                <w:lang w:val="en-US" w:eastAsia="zh"/>
+                <w:woUserID w:val="1"/>
+              </w:rPr>
+            </w:pPr>
+            <w:r>
+              <w:rPr>
+                <w:rFonts w:hint="eastAsia"/>
+                <w:b w:val="0"/>
+                <w:bCs w:val="0"/>
+                <w:color w:val="000000"/>
+                <w:u w:val="none"/>
+                <w:lang w:val="en-US" w:eastAsia="zh"/>
+                <w:woUserID w:val="1"/>
+              </w:rPr>
+              <w:t>典型用途</w:t>
+            </w:r>
+          </w:p>
+        </w:tc>
+        <w:tc>
+          <w:tcPr>
+            <w:tcW w:w="1692" w:type="pct"/>
+            <w:shd w:val="clear" w:color="auto" w:fill="auto"/>
+            <w:vAlign w:val="center"/>
+          </w:tcPr>
+          <w:p>
+            <w:pPr>
+              <w:numPr>
+                <w:ilvl w:val="0"/>
+                <w:numId w:val="0"/>
+              </w:numPr>
+              <w:bidi w:val="0"/>
+              <w:ind w:leftChars="0"/>
+              <w:rPr>
+                <w:rFonts w:hint="eastAsia"/>
+                <w:b w:val="0"/>
+                <w:bCs w:val="0"/>
+                <w:color w:val="000000"/>
+                <w:u w:val="none"/>
+                <w:lang w:val="en-US" w:eastAsia="zh"/>
+                <w:woUserID w:val="1"/>
+              </w:rPr>
+            </w:pPr>
+            <w:r>
+              <w:rPr>
+                <w:rFonts w:hint="eastAsia"/>
+                <w:b w:val="0"/>
+                <w:bCs w:val="0"/>
+                <w:color w:val="000000"/>
+                <w:u w:val="none"/>
+                <w:lang w:val="en-US" w:eastAsia="zh"/>
+                <w:woUserID w:val="1"/>
+              </w:rPr>
+              <w:t>建图时通常需要什么位置</w:t>
+            </w:r>
+          </w:p>
+        </w:tc>
+      </w:tr>
+      <w:tr>
+        <w:tblPrEx>
+          <w:tblBorders>
+            <w:top w:val="single" w:color="auto" w:sz="4" w:space="0"/>
+            <w:left w:val="single" w:color="auto" w:sz="4" w:space="0"/>
+            <w:bottom w:val="single" w:color="auto" w:sz="4" w:space="0"/>
+            <w:right w:val="single" w:color="auto" w:sz="4" w:space="0"/>
+            <w:insideH w:val="single" w:color="auto" w:sz="4" w:space="0"/>
+            <w:insideV w:val="single" w:color="auto" w:sz="4" w:space="0"/>
+          </w:tblBorders>
+          <w:shd w:val="clear" w:color="auto" w:fill="auto"/>
+          <w:tblCellMar>
+            <w:top w:w="15" w:type="dxa"/>
+            <w:left w:w="15" w:type="dxa"/>
+            <w:bottom w:w="15" w:type="dxa"/>
+            <w:right w:w="15" w:type="dxa"/>
+          </w:tblCellMar>
+        </w:tblPrEx>
+        <w:trPr>
+          <w:tblCellSpacing w:w="15" w:type="dxa"/>
+        </w:trPr>
+        <w:tc>
+          <w:tcPr>
+            <w:tcW w:w="1092" w:type="pct"/>
+            <w:shd w:val="clear" w:color="auto" w:fill="auto"/>
+            <w:vAlign w:val="center"/>
+          </w:tcPr>
+          <w:p>
+            <w:pPr>
+              <w:numPr>
+                <w:ilvl w:val="0"/>
+                <w:numId w:val="0"/>
+              </w:numPr>
+              <w:bidi w:val="0"/>
+              <w:ind w:leftChars="0"/>
+              <w:rPr>
+                <w:rFonts w:hint="eastAsia"/>
+                <w:b w:val="0"/>
+                <w:bCs w:val="0"/>
+                <w:color w:val="000000"/>
+                <w:u w:val="none"/>
+                <w:lang w:val="en-US" w:eastAsia="zh"/>
+                <w:woUserID w:val="1"/>
+              </w:rPr>
+            </w:pPr>
+            <w:r>
+              <w:rPr>
+                <w:rFonts w:hint="eastAsia"/>
+                <w:b w:val="0"/>
+                <w:bCs w:val="0"/>
+                <w:color w:val="000000"/>
+                <w:u w:val="none"/>
+                <w:lang w:val="en-US" w:eastAsia="zh"/>
+                <w:woUserID w:val="1"/>
+              </w:rPr>
+              <w:t>某处有没有可用服务？</w:t>
+            </w:r>
+          </w:p>
+        </w:tc>
+        <w:tc>
+          <w:tcPr>
+            <w:tcW w:w="1105" w:type="pct"/>
+            <w:shd w:val="clear" w:color="auto" w:fill="auto"/>
+            <w:vAlign w:val="center"/>
+          </w:tcPr>
+          <w:p>
+            <w:pPr>
+              <w:numPr>
+                <w:ilvl w:val="0"/>
+                <w:numId w:val="0"/>
+              </w:numPr>
+              <w:bidi w:val="0"/>
+              <w:ind w:leftChars="0"/>
+              <w:rPr>
+                <w:rFonts w:hint="eastAsia"/>
+                <w:b w:val="0"/>
+                <w:bCs w:val="0"/>
+                <w:color w:val="000000"/>
+                <w:u w:val="none"/>
+                <w:lang w:val="en-US" w:eastAsia="zh"/>
+                <w:woUserID w:val="1"/>
+              </w:rPr>
+            </w:pPr>
+            <w:r>
+              <w:rPr>
+                <w:rFonts w:hint="eastAsia"/>
+                <w:b w:val="0"/>
+                <w:bCs w:val="0"/>
+                <w:color w:val="000000"/>
+                <w:u w:val="none"/>
+                <w:lang w:val="en-US" w:eastAsia="zh"/>
+                <w:woUserID w:val="1"/>
+              </w:rPr>
+              <w:t>位置 → 有/无覆盖</w:t>
+            </w:r>
+          </w:p>
+        </w:tc>
+        <w:tc>
+          <w:tcPr>
+            <w:tcW w:w="1019" w:type="pct"/>
+            <w:shd w:val="clear" w:color="auto" w:fill="auto"/>
+            <w:vAlign w:val="center"/>
+          </w:tcPr>
+          <w:p>
+            <w:pPr>
+              <w:numPr>
+                <w:ilvl w:val="0"/>
+                <w:numId w:val="0"/>
+              </w:numPr>
+              <w:bidi w:val="0"/>
+              <w:ind w:leftChars="0"/>
+              <w:rPr>
+                <w:rFonts w:hint="eastAsia"/>
+                <w:b w:val="0"/>
+                <w:bCs w:val="0"/>
+                <w:color w:val="000000"/>
+                <w:u w:val="none"/>
+                <w:lang w:val="en-US" w:eastAsia="zh"/>
+                <w:woUserID w:val="1"/>
+              </w:rPr>
+            </w:pPr>
+            <w:r>
+              <w:rPr>
+                <w:rFonts w:hint="eastAsia"/>
+                <w:b w:val="0"/>
+                <w:bCs w:val="0"/>
+                <w:color w:val="000000"/>
+                <w:u w:val="none"/>
+                <w:lang w:val="en-US" w:eastAsia="zh"/>
+                <w:woUserID w:val="1"/>
+              </w:rPr>
+              <w:t>找覆盖洞、规划测试路线</w:t>
+            </w:r>
+          </w:p>
+        </w:tc>
+        <w:tc>
+          <w:tcPr>
+            <w:tcW w:w="1692" w:type="pct"/>
+            <w:shd w:val="clear" w:color="auto" w:fill="auto"/>
+            <w:vAlign w:val="center"/>
+          </w:tcPr>
+          <w:p>
+            <w:pPr>
+              <w:numPr>
+                <w:ilvl w:val="0"/>
+                <w:numId w:val="0"/>
+              </w:numPr>
+              <w:bidi w:val="0"/>
+              <w:ind w:leftChars="0"/>
+              <w:rPr>
+                <w:rFonts w:hint="eastAsia"/>
+                <w:b w:val="0"/>
+                <w:bCs w:val="0"/>
+                <w:color w:val="000000"/>
+                <w:u w:val="none"/>
+                <w:lang w:val="en-US" w:eastAsia="zh"/>
+                <w:woUserID w:val="1"/>
+              </w:rPr>
+            </w:pPr>
+            <w:r>
+              <w:rPr>
+                <w:rFonts w:hint="eastAsia"/>
+                <w:b w:val="0"/>
+                <w:bCs w:val="0"/>
+                <w:color w:val="000000"/>
+                <w:u w:val="none"/>
+                <w:lang w:val="en-US" w:eastAsia="zh"/>
+                <w:woUserID w:val="1"/>
+              </w:rPr>
+              <w:t>测量发生的位置或区域；不必知道基站坐标</w:t>
+            </w:r>
+          </w:p>
+        </w:tc>
+      </w:tr>
+      <w:tr>
+        <w:tblPrEx>
+          <w:tblBorders>
+            <w:top w:val="single" w:color="auto" w:sz="4" w:space="0"/>
+            <w:left w:val="single" w:color="auto" w:sz="4" w:space="0"/>
+            <w:bottom w:val="single" w:color="auto" w:sz="4" w:space="0"/>
+            <w:right w:val="single" w:color="auto" w:sz="4" w:space="0"/>
+            <w:insideH w:val="single" w:color="auto" w:sz="4" w:space="0"/>
+            <w:insideV w:val="single" w:color="auto" w:sz="4" w:space="0"/>
+          </w:tblBorders>
+          <w:tblCellMar>
+            <w:top w:w="15" w:type="dxa"/>
+            <w:left w:w="15" w:type="dxa"/>
+            <w:bottom w:w="15" w:type="dxa"/>
+            <w:right w:w="15" w:type="dxa"/>
+          </w:tblCellMar>
+        </w:tblPrEx>
+        <w:trPr>
+          <w:tblCellSpacing w:w="15" w:type="dxa"/>
+        </w:trPr>
+        <w:tc>
+          <w:tcPr>
+            <w:tcW w:w="1092" w:type="pct"/>
+            <w:shd w:val="clear" w:color="auto" w:fill="auto"/>
+            <w:vAlign w:val="center"/>
+          </w:tcPr>
+          <w:p>
+            <w:pPr>
+              <w:numPr>
+                <w:ilvl w:val="0"/>
+                <w:numId w:val="0"/>
+              </w:numPr>
+              <w:bidi w:val="0"/>
+              <w:ind w:leftChars="0"/>
+              <w:rPr>
+                <w:rFonts w:hint="eastAsia"/>
+                <w:b w:val="0"/>
+                <w:bCs w:val="0"/>
+                <w:color w:val="000000"/>
+                <w:u w:val="none"/>
+                <w:lang w:val="en-US" w:eastAsia="zh"/>
+                <w:woUserID w:val="1"/>
+              </w:rPr>
+            </w:pPr>
+            <w:r>
+              <w:rPr>
+                <w:rFonts w:hint="eastAsia"/>
+                <w:b w:val="0"/>
+                <w:bCs w:val="0"/>
+                <w:color w:val="000000"/>
+                <w:u w:val="none"/>
+                <w:lang w:val="en-US" w:eastAsia="zh"/>
+                <w:woUserID w:val="1"/>
+              </w:rPr>
+              <w:t>某处信号有多强？</w:t>
+            </w:r>
+          </w:p>
+        </w:tc>
+        <w:tc>
+          <w:tcPr>
+            <w:tcW w:w="1105" w:type="pct"/>
+            <w:shd w:val="clear" w:color="auto" w:fill="auto"/>
+            <w:vAlign w:val="center"/>
+          </w:tcPr>
+          <w:p>
+            <w:pPr>
+              <w:numPr>
+                <w:ilvl w:val="0"/>
+                <w:numId w:val="0"/>
+              </w:numPr>
+              <w:bidi w:val="0"/>
+              <w:ind w:leftChars="0"/>
+              <w:rPr>
+                <w:rFonts w:hint="eastAsia"/>
+                <w:b w:val="0"/>
+                <w:bCs w:val="0"/>
+                <w:color w:val="000000"/>
+                <w:u w:val="none"/>
+                <w:lang w:val="en-US" w:eastAsia="zh"/>
+                <w:woUserID w:val="1"/>
+              </w:rPr>
+            </w:pPr>
+            <w:r>
+              <w:rPr>
+                <w:rFonts w:hint="eastAsia"/>
+                <w:b w:val="0"/>
+                <w:bCs w:val="0"/>
+                <w:color w:val="000000"/>
+                <w:u w:val="none"/>
+                <w:lang w:val="en-US" w:eastAsia="zh"/>
+                <w:woUserID w:val="1"/>
+              </w:rPr>
+              <w:t>位置、小区/频段 → RSRP、RSSI 等</w:t>
+            </w:r>
+          </w:p>
+        </w:tc>
+        <w:tc>
+          <w:tcPr>
+            <w:tcW w:w="1019" w:type="pct"/>
+            <w:shd w:val="clear" w:color="auto" w:fill="auto"/>
+            <w:vAlign w:val="center"/>
+          </w:tcPr>
+          <w:p>
+            <w:pPr>
+              <w:numPr>
+                <w:ilvl w:val="0"/>
+                <w:numId w:val="0"/>
+              </w:numPr>
+              <w:bidi w:val="0"/>
+              <w:ind w:leftChars="0"/>
+              <w:rPr>
+                <w:rFonts w:hint="eastAsia"/>
+                <w:b w:val="0"/>
+                <w:bCs w:val="0"/>
+                <w:color w:val="000000"/>
+                <w:u w:val="none"/>
+                <w:lang w:val="en-US" w:eastAsia="zh"/>
+                <w:woUserID w:val="1"/>
+              </w:rPr>
+            </w:pPr>
+            <w:r>
+              <w:rPr>
+                <w:rFonts w:hint="eastAsia"/>
+                <w:b w:val="0"/>
+                <w:bCs w:val="0"/>
+                <w:color w:val="000000"/>
+                <w:u w:val="none"/>
+                <w:lang w:val="en-US" w:eastAsia="zh"/>
+                <w:woUserID w:val="1"/>
+              </w:rPr>
+              <w:t>覆盖分析、弱点测试、网络规划</w:t>
+            </w:r>
+          </w:p>
+        </w:tc>
+        <w:tc>
+          <w:tcPr>
+            <w:tcW w:w="1692" w:type="pct"/>
+            <w:shd w:val="clear" w:color="auto" w:fill="auto"/>
+            <w:vAlign w:val="center"/>
+          </w:tcPr>
+          <w:p>
+            <w:pPr>
+              <w:numPr>
+                <w:ilvl w:val="0"/>
+                <w:numId w:val="0"/>
+              </w:numPr>
+              <w:bidi w:val="0"/>
+              <w:ind w:leftChars="0"/>
+              <w:rPr>
+                <w:rFonts w:hint="eastAsia"/>
+                <w:b w:val="0"/>
+                <w:bCs w:val="0"/>
+                <w:color w:val="000000"/>
+                <w:u w:val="none"/>
+                <w:lang w:val="en-US" w:eastAsia="zh"/>
+                <w:woUserID w:val="1"/>
+              </w:rPr>
+            </w:pPr>
+            <w:r>
+              <w:rPr>
+                <w:rFonts w:hint="eastAsia"/>
+                <w:b w:val="0"/>
+                <w:bCs w:val="0"/>
+                <w:color w:val="000000"/>
+                <w:u w:val="none"/>
+                <w:lang w:val="en-US" w:eastAsia="zh"/>
+                <w:woUserID w:val="1"/>
+              </w:rPr>
+              <w:t>测量位置；发射机位置可未知</w:t>
+            </w:r>
+          </w:p>
+        </w:tc>
+      </w:tr>
+      <w:tr>
+        <w:tblPrEx>
+          <w:tblBorders>
+            <w:top w:val="single" w:color="auto" w:sz="4" w:space="0"/>
+            <w:left w:val="single" w:color="auto" w:sz="4" w:space="0"/>
+            <w:bottom w:val="single" w:color="auto" w:sz="4" w:space="0"/>
+            <w:right w:val="single" w:color="auto" w:sz="4" w:space="0"/>
+            <w:insideH w:val="single" w:color="auto" w:sz="4" w:space="0"/>
+            <w:insideV w:val="single" w:color="auto" w:sz="4" w:space="0"/>
+          </w:tblBorders>
+          <w:shd w:val="clear" w:color="auto" w:fill="auto"/>
+          <w:tblCellMar>
+            <w:top w:w="15" w:type="dxa"/>
+            <w:left w:w="15" w:type="dxa"/>
+            <w:bottom w:w="15" w:type="dxa"/>
+            <w:right w:w="15" w:type="dxa"/>
+          </w:tblCellMar>
+        </w:tblPrEx>
+        <w:trPr>
+          <w:tblCellSpacing w:w="15" w:type="dxa"/>
+        </w:trPr>
+        <w:tc>
+          <w:tcPr>
+            <w:tcW w:w="1092" w:type="pct"/>
+            <w:shd w:val="clear" w:color="auto" w:fill="auto"/>
+            <w:vAlign w:val="center"/>
+          </w:tcPr>
+          <w:p>
+            <w:pPr>
+              <w:numPr>
+                <w:ilvl w:val="0"/>
+                <w:numId w:val="0"/>
+              </w:numPr>
+              <w:bidi w:val="0"/>
+              <w:ind w:leftChars="0"/>
+              <w:rPr>
+                <w:rFonts w:hint="eastAsia"/>
+                <w:b w:val="0"/>
+                <w:bCs w:val="0"/>
+                <w:color w:val="000000"/>
+                <w:u w:val="none"/>
+                <w:lang w:val="en-US" w:eastAsia="zh"/>
+                <w:woUserID w:val="1"/>
+              </w:rPr>
+            </w:pPr>
+            <w:r>
+              <w:rPr>
+                <w:rFonts w:hint="eastAsia"/>
+                <w:b w:val="0"/>
+                <w:bCs w:val="0"/>
+                <w:color w:val="000000"/>
+                <w:u w:val="none"/>
+                <w:lang w:val="en-US" w:eastAsia="zh"/>
+                <w:woUserID w:val="1"/>
+              </w:rPr>
+              <w:t>某处失效风险多大？</w:t>
+            </w:r>
+          </w:p>
+        </w:tc>
+        <w:tc>
+          <w:tcPr>
+            <w:tcW w:w="1105" w:type="pct"/>
+            <w:shd w:val="clear" w:color="auto" w:fill="auto"/>
+            <w:vAlign w:val="center"/>
+          </w:tcPr>
+          <w:p>
+            <w:pPr>
+              <w:numPr>
+                <w:ilvl w:val="0"/>
+                <w:numId w:val="0"/>
+              </w:numPr>
+              <w:bidi w:val="0"/>
+              <w:ind w:leftChars="0"/>
+              <w:rPr>
+                <w:rFonts w:hint="eastAsia"/>
+                <w:b w:val="0"/>
+                <w:bCs w:val="0"/>
+                <w:color w:val="000000"/>
+                <w:u w:val="none"/>
+                <w:lang w:val="en-US" w:eastAsia="zh"/>
+                <w:woUserID w:val="1"/>
+              </w:rPr>
+            </w:pPr>
+            <w:r>
+              <w:rPr>
+                <w:rFonts w:hint="eastAsia"/>
+                <w:b w:val="0"/>
+                <w:bCs w:val="0"/>
+                <w:color w:val="000000"/>
+                <w:u w:val="none"/>
+                <w:lang w:val="en-US" w:eastAsia="zh"/>
+                <w:woUserID w:val="1"/>
+              </w:rPr>
+              <w:t>位置 → 信号低于要求的概率，或统计分布</w:t>
+            </w:r>
+          </w:p>
+        </w:tc>
+        <w:tc>
+          <w:tcPr>
+            <w:tcW w:w="1019" w:type="pct"/>
+            <w:shd w:val="clear" w:color="auto" w:fill="auto"/>
+            <w:vAlign w:val="center"/>
+          </w:tcPr>
+          <w:p>
+            <w:pPr>
+              <w:numPr>
+                <w:ilvl w:val="0"/>
+                <w:numId w:val="0"/>
+              </w:numPr>
+              <w:bidi w:val="0"/>
+              <w:ind w:leftChars="0"/>
+              <w:rPr>
+                <w:rFonts w:hint="eastAsia"/>
+                <w:b w:val="0"/>
+                <w:bCs w:val="0"/>
+                <w:color w:val="000000"/>
+                <w:u w:val="none"/>
+                <w:lang w:val="en-US" w:eastAsia="zh"/>
+                <w:woUserID w:val="1"/>
+              </w:rPr>
+            </w:pPr>
+            <w:r>
+              <w:rPr>
+                <w:rFonts w:hint="eastAsia"/>
+                <w:b w:val="0"/>
+                <w:bCs w:val="0"/>
+                <w:color w:val="000000"/>
+                <w:u w:val="none"/>
+                <w:lang w:val="en-US" w:eastAsia="zh"/>
+                <w:woUserID w:val="1"/>
+              </w:rPr>
+              <w:t>高可靠通信、移动路径评估</w:t>
+            </w:r>
+          </w:p>
+        </w:tc>
+        <w:tc>
+          <w:tcPr>
+            <w:tcW w:w="1692" w:type="pct"/>
+            <w:shd w:val="clear" w:color="auto" w:fill="auto"/>
+            <w:vAlign w:val="center"/>
+          </w:tcPr>
+          <w:p>
+            <w:pPr>
+              <w:numPr>
+                <w:ilvl w:val="0"/>
+                <w:numId w:val="0"/>
+              </w:numPr>
+              <w:bidi w:val="0"/>
+              <w:ind w:leftChars="0"/>
+              <w:rPr>
+                <w:rFonts w:hint="eastAsia"/>
+                <w:b w:val="0"/>
+                <w:bCs w:val="0"/>
+                <w:color w:val="000000"/>
+                <w:u w:val="none"/>
+                <w:lang w:val="en-US" w:eastAsia="zh"/>
+                <w:woUserID w:val="1"/>
+              </w:rPr>
+            </w:pPr>
+            <w:r>
+              <w:rPr>
+                <w:rFonts w:hint="eastAsia"/>
+                <w:b w:val="0"/>
+                <w:bCs w:val="0"/>
+                <w:color w:val="000000"/>
+                <w:u w:val="none"/>
+                <w:lang w:val="en-US" w:eastAsia="zh"/>
+                <w:woUserID w:val="1"/>
+              </w:rPr>
+              <w:t>多次测量的位置及足够数据；Tx 坐标是否需要视模型而定</w:t>
+            </w:r>
+          </w:p>
+        </w:tc>
+      </w:tr>
+      <w:tr>
+        <w:tblPrEx>
+          <w:tblBorders>
+            <w:top w:val="single" w:color="auto" w:sz="4" w:space="0"/>
+            <w:left w:val="single" w:color="auto" w:sz="4" w:space="0"/>
+            <w:bottom w:val="single" w:color="auto" w:sz="4" w:space="0"/>
+            <w:right w:val="single" w:color="auto" w:sz="4" w:space="0"/>
+            <w:insideH w:val="single" w:color="auto" w:sz="4" w:space="0"/>
+            <w:insideV w:val="single" w:color="auto" w:sz="4" w:space="0"/>
+          </w:tblBorders>
+          <w:shd w:val="clear" w:color="auto" w:fill="auto"/>
+          <w:tblCellMar>
+            <w:top w:w="15" w:type="dxa"/>
+            <w:left w:w="15" w:type="dxa"/>
+            <w:bottom w:w="15" w:type="dxa"/>
+            <w:right w:w="15" w:type="dxa"/>
+          </w:tblCellMar>
+        </w:tblPrEx>
+        <w:trPr>
+          <w:tblCellSpacing w:w="15" w:type="dxa"/>
+        </w:trPr>
+        <w:tc>
+          <w:tcPr>
+            <w:tcW w:w="1092" w:type="pct"/>
+            <w:shd w:val="clear" w:color="auto" w:fill="auto"/>
+            <w:vAlign w:val="center"/>
+          </w:tcPr>
+          <w:p>
+            <w:pPr>
+              <w:numPr>
+                <w:ilvl w:val="0"/>
+                <w:numId w:val="0"/>
+              </w:numPr>
+              <w:bidi w:val="0"/>
+              <w:ind w:leftChars="0"/>
+              <w:rPr>
+                <w:rFonts w:hint="eastAsia"/>
+                <w:b w:val="0"/>
+                <w:bCs w:val="0"/>
+                <w:color w:val="000000"/>
+                <w:u w:val="none"/>
+                <w:lang w:val="en-US" w:eastAsia="zh"/>
+                <w:woUserID w:val="1"/>
+              </w:rPr>
+            </w:pPr>
+            <w:r>
+              <w:rPr>
+                <w:rFonts w:hint="eastAsia"/>
+                <w:b w:val="0"/>
+                <w:bCs w:val="0"/>
+                <w:color w:val="000000"/>
+                <w:u w:val="none"/>
+                <w:lang w:val="en-US" w:eastAsia="zh"/>
+                <w:woUserID w:val="1"/>
+              </w:rPr>
+              <w:t>某处有什么“无线指纹”？</w:t>
+            </w:r>
+          </w:p>
+        </w:tc>
+        <w:tc>
+          <w:tcPr>
+            <w:tcW w:w="1105" w:type="pct"/>
+            <w:shd w:val="clear" w:color="auto" w:fill="auto"/>
+            <w:vAlign w:val="center"/>
+          </w:tcPr>
+          <w:p>
+            <w:pPr>
+              <w:numPr>
+                <w:ilvl w:val="0"/>
+                <w:numId w:val="0"/>
+              </w:numPr>
+              <w:bidi w:val="0"/>
+              <w:ind w:leftChars="0"/>
+              <w:rPr>
+                <w:rFonts w:hint="eastAsia"/>
+                <w:b w:val="0"/>
+                <w:bCs w:val="0"/>
+                <w:color w:val="000000"/>
+                <w:u w:val="none"/>
+                <w:lang w:val="en-US" w:eastAsia="zh"/>
+                <w:woUserID w:val="1"/>
+              </w:rPr>
+            </w:pPr>
+            <w:r>
+              <w:rPr>
+                <w:rFonts w:hint="eastAsia"/>
+                <w:b w:val="0"/>
+                <w:bCs w:val="0"/>
+                <w:color w:val="000000"/>
+                <w:u w:val="none"/>
+                <w:lang w:val="en-US" w:eastAsia="zh"/>
+                <w:woUserID w:val="1"/>
+              </w:rPr>
+              <w:t>位置 → 多个 AP/小区的信号向量</w:t>
+            </w:r>
+          </w:p>
+        </w:tc>
+        <w:tc>
+          <w:tcPr>
+            <w:tcW w:w="1019" w:type="pct"/>
+            <w:shd w:val="clear" w:color="auto" w:fill="auto"/>
+            <w:vAlign w:val="center"/>
+          </w:tcPr>
+          <w:p>
+            <w:pPr>
+              <w:numPr>
+                <w:ilvl w:val="0"/>
+                <w:numId w:val="0"/>
+              </w:numPr>
+              <w:bidi w:val="0"/>
+              <w:ind w:leftChars="0"/>
+              <w:rPr>
+                <w:rFonts w:hint="eastAsia"/>
+                <w:b w:val="0"/>
+                <w:bCs w:val="0"/>
+                <w:color w:val="000000"/>
+                <w:u w:val="none"/>
+                <w:lang w:val="en-US" w:eastAsia="zh"/>
+                <w:woUserID w:val="1"/>
+              </w:rPr>
+            </w:pPr>
+            <w:r>
+              <w:rPr>
+                <w:rFonts w:hint="eastAsia"/>
+                <w:b w:val="0"/>
+                <w:bCs w:val="0"/>
+                <w:color w:val="000000"/>
+                <w:u w:val="none"/>
+                <w:lang w:val="en-US" w:eastAsia="zh"/>
+                <w:woUserID w:val="1"/>
+              </w:rPr>
+              <w:t>手机室内定位、楼层识别</w:t>
+            </w:r>
+          </w:p>
+        </w:tc>
+        <w:tc>
+          <w:tcPr>
+            <w:tcW w:w="1692" w:type="pct"/>
+            <w:shd w:val="clear" w:color="auto" w:fill="auto"/>
+            <w:vAlign w:val="center"/>
+          </w:tcPr>
+          <w:p>
+            <w:pPr>
+              <w:numPr>
+                <w:ilvl w:val="0"/>
+                <w:numId w:val="0"/>
+              </w:numPr>
+              <w:bidi w:val="0"/>
+              <w:ind w:leftChars="0"/>
+              <w:rPr>
+                <w:rFonts w:hint="eastAsia"/>
+                <w:b w:val="0"/>
+                <w:bCs w:val="0"/>
+                <w:color w:val="000000"/>
+                <w:u w:val="none"/>
+                <w:lang w:val="en-US" w:eastAsia="zh"/>
+                <w:woUserID w:val="1"/>
+              </w:rPr>
+            </w:pPr>
+            <w:r>
+              <w:rPr>
+                <w:rFonts w:hint="eastAsia"/>
+                <w:b w:val="0"/>
+                <w:bCs w:val="0"/>
+                <w:color w:val="000000"/>
+                <w:u w:val="none"/>
+                <w:lang w:val="en-US" w:eastAsia="zh"/>
+                <w:woUserID w:val="1"/>
+              </w:rPr>
+              <w:t>建图时要给指纹某种位置标签；AP 坐标可未知</w:t>
+            </w:r>
+          </w:p>
+        </w:tc>
+      </w:tr>
+      <w:tr>
+        <w:tblPrEx>
+          <w:tblBorders>
+            <w:top w:val="single" w:color="auto" w:sz="4" w:space="0"/>
+            <w:left w:val="single" w:color="auto" w:sz="4" w:space="0"/>
+            <w:bottom w:val="single" w:color="auto" w:sz="4" w:space="0"/>
+            <w:right w:val="single" w:color="auto" w:sz="4" w:space="0"/>
+            <w:insideH w:val="single" w:color="auto" w:sz="4" w:space="0"/>
+            <w:insideV w:val="single" w:color="auto" w:sz="4" w:space="0"/>
+          </w:tblBorders>
+          <w:shd w:val="clear" w:color="auto" w:fill="auto"/>
+          <w:tblCellMar>
+            <w:top w:w="15" w:type="dxa"/>
+            <w:left w:w="15" w:type="dxa"/>
+            <w:bottom w:w="15" w:type="dxa"/>
+            <w:right w:w="15" w:type="dxa"/>
+          </w:tblCellMar>
+        </w:tblPrEx>
+        <w:trPr>
+          <w:tblCellSpacing w:w="15" w:type="dxa"/>
+        </w:trPr>
+        <w:tc>
+          <w:tcPr>
+            <w:tcW w:w="1092" w:type="pct"/>
+            <w:shd w:val="clear" w:color="auto" w:fill="auto"/>
+            <w:vAlign w:val="center"/>
+          </w:tcPr>
+          <w:p>
+            <w:pPr>
+              <w:numPr>
+                <w:ilvl w:val="0"/>
+                <w:numId w:val="0"/>
+              </w:numPr>
+              <w:bidi w:val="0"/>
+              <w:ind w:leftChars="0"/>
+              <w:rPr>
+                <w:rFonts w:hint="eastAsia"/>
+                <w:b w:val="0"/>
+                <w:bCs w:val="0"/>
+                <w:color w:val="000000"/>
+                <w:u w:val="none"/>
+                <w:lang w:val="en-US" w:eastAsia="zh"/>
+                <w:woUserID w:val="1"/>
+              </w:rPr>
+            </w:pPr>
+            <w:r>
+              <w:rPr>
+                <w:rFonts w:hint="eastAsia"/>
+                <w:b w:val="0"/>
+                <w:bCs w:val="0"/>
+                <w:color w:val="000000"/>
+                <w:u w:val="none"/>
+                <w:lang w:val="en-US" w:eastAsia="zh"/>
+                <w:woUserID w:val="1"/>
+              </w:rPr>
+              <w:t>任意两处如何传播？</w:t>
+            </w:r>
+          </w:p>
+        </w:tc>
+        <w:tc>
+          <w:tcPr>
+            <w:tcW w:w="1105" w:type="pct"/>
+            <w:shd w:val="clear" w:color="auto" w:fill="auto"/>
+            <w:vAlign w:val="center"/>
+          </w:tcPr>
+          <w:p>
+            <w:pPr>
+              <w:numPr>
+                <w:ilvl w:val="0"/>
+                <w:numId w:val="0"/>
+              </w:numPr>
+              <w:bidi w:val="0"/>
+              <w:ind w:leftChars="0"/>
+              <w:rPr>
+                <w:rFonts w:hint="eastAsia"/>
+                <w:b w:val="0"/>
+                <w:bCs w:val="0"/>
+                <w:color w:val="000000"/>
+                <w:u w:val="none"/>
+                <w:lang w:val="en-US" w:eastAsia="zh"/>
+                <w:woUserID w:val="1"/>
+              </w:rPr>
+            </w:pPr>
+            <w:r>
+              <w:rPr>
+                <w:rFonts w:hint="eastAsia"/>
+                <w:b w:val="0"/>
+                <w:bCs w:val="0"/>
+                <w:color w:val="000000"/>
+                <w:u w:val="none"/>
+                <w:lang w:val="en-US" w:eastAsia="zh"/>
+                <w:woUserID w:val="1"/>
+              </w:rPr>
+              <w:t>发射位置、接收位置 → 路径损耗/信道增益</w:t>
+            </w:r>
+          </w:p>
+        </w:tc>
+        <w:tc>
+          <w:tcPr>
+            <w:tcW w:w="1019" w:type="pct"/>
+            <w:shd w:val="clear" w:color="auto" w:fill="auto"/>
+            <w:vAlign w:val="center"/>
+          </w:tcPr>
+          <w:p>
+            <w:pPr>
+              <w:numPr>
+                <w:ilvl w:val="0"/>
+                <w:numId w:val="0"/>
+              </w:numPr>
+              <w:bidi w:val="0"/>
+              <w:ind w:leftChars="0"/>
+              <w:rPr>
+                <w:rFonts w:hint="eastAsia"/>
+                <w:b w:val="0"/>
+                <w:bCs w:val="0"/>
+                <w:color w:val="000000"/>
+                <w:u w:val="none"/>
+                <w:lang w:val="en-US" w:eastAsia="zh"/>
+                <w:woUserID w:val="1"/>
+              </w:rPr>
+            </w:pPr>
+            <w:r>
+              <w:rPr>
+                <w:rFonts w:hint="eastAsia"/>
+                <w:b w:val="0"/>
+                <w:bCs w:val="0"/>
+                <w:color w:val="000000"/>
+                <w:u w:val="none"/>
+                <w:lang w:val="en-US" w:eastAsia="zh"/>
+                <w:woUserID w:val="1"/>
+              </w:rPr>
+              <w:t>评估新发射位置、干扰、链路设计</w:t>
+            </w:r>
+          </w:p>
+        </w:tc>
+        <w:tc>
+          <w:tcPr>
+            <w:tcW w:w="1692" w:type="pct"/>
+            <w:shd w:val="clear" w:color="auto" w:fill="auto"/>
+            <w:vAlign w:val="center"/>
+          </w:tcPr>
+          <w:p>
+            <w:pPr>
+              <w:numPr>
+                <w:ilvl w:val="0"/>
+                <w:numId w:val="0"/>
+              </w:numPr>
+              <w:bidi w:val="0"/>
+              <w:ind w:leftChars="0"/>
+              <w:rPr>
+                <w:rFonts w:hint="eastAsia"/>
+                <w:b w:val="0"/>
+                <w:bCs w:val="0"/>
+                <w:color w:val="000000"/>
+                <w:u w:val="none"/>
+                <w:lang w:val="en-US" w:eastAsia="zh"/>
+                <w:woUserID w:val="1"/>
+              </w:rPr>
+            </w:pPr>
+            <w:r>
+              <w:rPr>
+                <w:rFonts w:hint="eastAsia"/>
+                <w:b w:val="0"/>
+                <w:bCs w:val="0"/>
+                <w:color w:val="000000"/>
+                <w:u w:val="none"/>
+                <w:lang w:val="en-US" w:eastAsia="zh"/>
+                <w:woUserID w:val="1"/>
+              </w:rPr>
+              <w:t>PropSplat 这种实现训练时要两端坐标</w:t>
+            </w:r>
+          </w:p>
+        </w:tc>
+      </w:tr>
+    </w:tbl>
+    <w:p>
+      <w:pPr>
+        <w:numPr>
+          <w:ilvl w:val="0"/>
+          <w:numId w:val="0"/>
+        </w:numPr>
+        <w:bidi w:val="0"/>
+        <w:ind w:leftChars="0" w:firstLine="420" w:firstLineChars="0"/>
+        <w:rPr>
+          <w:rFonts w:hint="eastAsia"/>
+          <w:b w:val="0"/>
+          <w:bCs w:val="0"/>
+          <w:color w:val="000000"/>
+          <w:u w:val="none"/>
+          <w:lang w:val="en-US" w:eastAsia="zh"/>
+          <w:woUserID w:val="1"/>
+        </w:rPr>
+      </w:pPr>
+      <w:r>
+        <w:rPr>
+          <w:rFonts w:hint="eastAsia"/>
+          <w:b/>
+          <w:bCs/>
+          <w:color w:val="000000"/>
+          <w:u w:val="none"/>
+          <w:lang w:val="en-US" w:eastAsia="zh"/>
+          <w:woUserID w:val="1"/>
+        </w:rPr>
+        <w:t>地图本身描述什么与建图算法要求哪些输入是两回事</w:t>
+      </w:r>
+      <w:r>
+        <w:rPr>
+          <w:rFonts w:hint="eastAsia"/>
+          <w:b w:val="0"/>
+          <w:bCs w:val="0"/>
+          <w:color w:val="000000"/>
+          <w:u w:val="none"/>
+          <w:lang w:val="en-US" w:eastAsia="zh"/>
+          <w:woUserID w:val="1"/>
+        </w:rPr>
+        <w:t>。比如同样做“接收功率地图”，你可以用实测点之间的空间插值，不输入基站位置；也可以采用“已知基站位置＋传播公式”的方法，那又需要基站位置。一类方法无需发射机位置，而以发射机为中心的参数化传播模型需要它。</w:t>
+      </w:r>
+    </w:p>
+    <w:p>
+      <w:pPr>
+        <w:numPr>
+          <w:ilvl w:val="0"/>
+          <w:numId w:val="0"/>
+        </w:numPr>
+        <w:bidi w:val="0"/>
+        <w:ind w:left="0" w:leftChars="0" w:firstLine="0" w:firstLineChars="0"/>
+        <w:rPr>
+          <w:rFonts w:hint="eastAsia"/>
+          <w:b w:val="0"/>
+          <w:bCs w:val="0"/>
+          <w:color w:val="000000"/>
+          <w:u w:val="none"/>
+          <w:lang w:val="en-US" w:eastAsia="zh"/>
+          <w:woUserID w:val="1"/>
+        </w:rPr>
+      </w:pPr>
+      <w:r>
+        <w:rPr>
+          <w:rFonts w:hint="eastAsia"/>
+          <w:b/>
+          <w:bCs/>
+          <w:color w:val="000000"/>
+          <w:u w:val="none"/>
+          <w:lang w:val="en-US" w:eastAsia="zh"/>
+          <w:woUserID w:val="1"/>
+        </w:rPr>
+        <w:t>（1）应用一：</w:t>
+      </w:r>
+      <w:r>
+        <w:rPr>
+          <w:rStyle w:val="15"/>
+          <w:rFonts w:hint="eastAsia"/>
+          <w:lang w:val="en-US" w:eastAsia="zh"/>
+        </w:rPr>
+        <w:t>室内定位：用当前信号反查“我在哪里”</w:t>
+      </w:r>
+    </w:p>
+    <w:p>
+      <w:pPr>
+        <w:numPr>
+          <w:ilvl w:val="0"/>
+          <w:numId w:val="0"/>
+        </w:numPr>
+        <w:bidi w:val="0"/>
+        <w:ind w:left="0" w:leftChars="0" w:firstLine="0" w:firstLineChars="0"/>
+        <w:rPr>
+          <w:rFonts w:hint="eastAsia"/>
+          <w:b w:val="0"/>
+          <w:bCs w:val="0"/>
+          <w:color w:val="000000"/>
+          <w:u w:val="none"/>
+          <w:lang w:val="en-US" w:eastAsia="zh"/>
+          <w:woUserID w:val="1"/>
+        </w:rPr>
+      </w:pPr>
+      <w:r>
+        <w:rPr>
+          <w:rFonts w:hint="eastAsia"/>
+          <w:b/>
+          <w:bCs/>
+          <w:color w:val="000000"/>
+          <w:u w:val="none"/>
+          <w:lang w:val="en-US" w:eastAsia="zh"/>
+          <w:woUserID w:val="1"/>
+        </w:rPr>
+        <w:t>地图里存什么？</w:t>
+      </w:r>
+      <w:r>
+        <w:rPr>
+          <w:rFonts w:hint="eastAsia"/>
+          <w:b w:val="0"/>
+          <w:bCs w:val="0"/>
+          <w:color w:val="000000"/>
+          <w:u w:val="none"/>
+          <w:lang w:val="en-US" w:eastAsia="zh"/>
+          <w:woUserID w:val="1"/>
+        </w:rPr>
+        <w:t>例如：</w:t>
+      </w:r>
+    </w:p>
+    <w:tbl>
+      <w:tblPr>
+        <w:tblW w:w="0" w:type="auto"/>
+        <w:tblCellSpacing w:w="15" w:type="dxa"/>
+        <w:tblInd w:w="0" w:type="dxa"/>
+        <w:tblBorders>
+          <w:top w:val="single" w:color="auto" w:sz="4" w:space="0"/>
+          <w:left w:val="single" w:color="auto" w:sz="4" w:space="0"/>
+          <w:bottom w:val="single" w:color="auto" w:sz="4" w:space="0"/>
+          <w:right w:val="single" w:color="auto" w:sz="4" w:space="0"/>
+          <w:insideH w:val="single" w:color="auto" w:sz="4" w:space="0"/>
+          <w:insideV w:val="single" w:color="auto" w:sz="4" w:space="0"/>
+        </w:tblBorders>
+        <w:shd w:val="clear"/>
+        <w:tblLayout w:type="autofit"/>
+        <w:tblCellMar>
+          <w:top w:w="15" w:type="dxa"/>
+          <w:left w:w="15" w:type="dxa"/>
+          <w:bottom w:w="15" w:type="dxa"/>
+          <w:right w:w="15" w:type="dxa"/>
+        </w:tblCellMar>
+      </w:tblPr>
+      <w:tblGrid>
+        <w:gridCol w:w="935"/>
+        <w:gridCol w:w="3059"/>
+      </w:tblGrid>
+      <w:tr>
+        <w:tblPrEx>
+          <w:tblBorders>
+            <w:top w:val="single" w:color="auto" w:sz="4" w:space="0"/>
+            <w:left w:val="single" w:color="auto" w:sz="4" w:space="0"/>
+            <w:bottom w:val="single" w:color="auto" w:sz="4" w:space="0"/>
+            <w:right w:val="single" w:color="auto" w:sz="4" w:space="0"/>
+            <w:insideH w:val="single" w:color="auto" w:sz="4" w:space="0"/>
+            <w:insideV w:val="single" w:color="auto" w:sz="4" w:space="0"/>
+          </w:tblBorders>
+          <w:shd w:val="clear"/>
+          <w:tblCellMar>
+            <w:top w:w="15" w:type="dxa"/>
+            <w:left w:w="15" w:type="dxa"/>
+            <w:bottom w:w="15" w:type="dxa"/>
+            <w:right w:w="15" w:type="dxa"/>
+          </w:tblCellMar>
+        </w:tblPrEx>
+        <w:trPr>
+          <w:tblHeader/>
+          <w:tblCellSpacing w:w="15" w:type="dxa"/>
+        </w:trPr>
+        <w:tc>
+          <w:tcPr>
+            <w:tcW w:w="0" w:type="auto"/>
             <w:shd w:val="clear"/>
             <w:vAlign w:val="center"/>
           </w:tcPr>
           <w:p>
             <w:pPr>
               <w:numPr>
+                <w:ilvl w:val="0"/>
                 <w:numId w:val="0"/>
               </w:numPr>
               <w:bidi w:val="0"/>
-              <w:ind w:leftChars="0"/>
+              <w:ind w:left="0" w:leftChars="0" w:firstLine="0" w:firstLineChars="0"/>
               <w:rPr>
                 <w:rFonts w:hint="eastAsia"/>
                 <w:b w:val="0"/>
@@ -15343,7 +17055,265 @@
                 <w:lang w:val="en-US" w:eastAsia="zh"/>
                 <w:woUserID w:val="1"/>
               </w:rPr>
-              <w:t>较密训练划分下，RSSI RMSE 4.74 dB；移动 BLE 设备定位平均误差 0.19 m</w:t>
+              <w:t>已知位置</w:t>
+            </w:r>
+          </w:p>
+        </w:tc>
+        <w:tc>
+          <w:tcPr>
+            <w:tcW w:w="0" w:type="auto"/>
+            <w:shd w:val="clear"/>
+            <w:vAlign w:val="center"/>
+          </w:tcPr>
+          <w:p>
+            <w:pPr>
+              <w:numPr>
+                <w:ilvl w:val="0"/>
+                <w:numId w:val="0"/>
+              </w:numPr>
+              <w:bidi w:val="0"/>
+              <w:ind w:left="0" w:leftChars="0" w:firstLine="0" w:firstLineChars="0"/>
+              <w:rPr>
+                <w:rFonts w:hint="eastAsia"/>
+                <w:b w:val="0"/>
+                <w:bCs w:val="0"/>
+                <w:color w:val="000000"/>
+                <w:u w:val="none"/>
+                <w:lang w:val="en-US" w:eastAsia="zh"/>
+                <w:woUserID w:val="1"/>
+              </w:rPr>
+            </w:pPr>
+            <w:r>
+              <w:rPr>
+                <w:rFonts w:hint="eastAsia"/>
+                <w:b w:val="0"/>
+                <w:bCs w:val="0"/>
+                <w:color w:val="000000"/>
+                <w:u w:val="none"/>
+                <w:lang w:val="en-US" w:eastAsia="zh"/>
+                <w:woUserID w:val="1"/>
+              </w:rPr>
+              <w:t>当时测到的 Wi</w:t>
+            </w:r>
+            <w:r>
+              <w:rPr>
+                <w:rFonts w:hint="eastAsia"/>
+                <w:b w:val="0"/>
+                <w:bCs w:val="0"/>
+                <w:color w:val="000000"/>
+                <w:u w:val="none"/>
+                <w:lang w:val="en-US" w:eastAsia="zh"/>
+                <w:woUserID w:val="1"/>
+              </w:rPr>
+              <w:noBreakHyphen/>
+            </w:r>
+            <w:r>
+              <w:rPr>
+                <w:rFonts w:hint="eastAsia"/>
+                <w:b w:val="0"/>
+                <w:bCs w:val="0"/>
+                <w:color w:val="000000"/>
+                <w:u w:val="none"/>
+                <w:lang w:val="en-US" w:eastAsia="zh"/>
+                <w:woUserID w:val="1"/>
+              </w:rPr>
+              <w:t>Fi 指纹</w:t>
+            </w:r>
+          </w:p>
+        </w:tc>
+      </w:tr>
+      <w:tr>
+        <w:tblPrEx>
+          <w:tblBorders>
+            <w:top w:val="single" w:color="auto" w:sz="4" w:space="0"/>
+            <w:left w:val="single" w:color="auto" w:sz="4" w:space="0"/>
+            <w:bottom w:val="single" w:color="auto" w:sz="4" w:space="0"/>
+            <w:right w:val="single" w:color="auto" w:sz="4" w:space="0"/>
+            <w:insideH w:val="single" w:color="auto" w:sz="4" w:space="0"/>
+            <w:insideV w:val="single" w:color="auto" w:sz="4" w:space="0"/>
+          </w:tblBorders>
+          <w:shd w:val="clear"/>
+          <w:tblCellMar>
+            <w:top w:w="15" w:type="dxa"/>
+            <w:left w:w="15" w:type="dxa"/>
+            <w:bottom w:w="15" w:type="dxa"/>
+            <w:right w:w="15" w:type="dxa"/>
+          </w:tblCellMar>
+        </w:tblPrEx>
+        <w:trPr>
+          <w:tblCellSpacing w:w="15" w:type="dxa"/>
+        </w:trPr>
+        <w:tc>
+          <w:tcPr>
+            <w:tcW w:w="0" w:type="auto"/>
+            <w:shd w:val="clear"/>
+            <w:vAlign w:val="center"/>
+          </w:tcPr>
+          <w:p>
+            <w:pPr>
+              <w:numPr>
+                <w:ilvl w:val="0"/>
+                <w:numId w:val="0"/>
+              </w:numPr>
+              <w:bidi w:val="0"/>
+              <w:ind w:left="0" w:leftChars="0" w:firstLine="0" w:firstLineChars="0"/>
+              <w:rPr>
+                <w:rFonts w:hint="eastAsia"/>
+                <w:b w:val="0"/>
+                <w:bCs w:val="0"/>
+                <w:color w:val="000000"/>
+                <w:u w:val="none"/>
+                <w:lang w:val="en-US" w:eastAsia="zh"/>
+                <w:woUserID w:val="1"/>
+              </w:rPr>
+            </w:pPr>
+            <w:r>
+              <w:rPr>
+                <w:rFonts w:hint="eastAsia"/>
+                <w:b w:val="0"/>
+                <w:bCs w:val="0"/>
+                <w:color w:val="000000"/>
+                <w:u w:val="none"/>
+                <w:lang w:val="en-US" w:eastAsia="zh"/>
+                <w:woUserID w:val="1"/>
+              </w:rPr>
+              <w:t>位置 A</w:t>
+            </w:r>
+          </w:p>
+        </w:tc>
+        <w:tc>
+          <w:tcPr>
+            <w:tcW w:w="0" w:type="auto"/>
+            <w:shd w:val="clear"/>
+            <w:vAlign w:val="center"/>
+          </w:tcPr>
+          <w:p>
+            <w:pPr>
+              <w:numPr>
+                <w:ilvl w:val="0"/>
+                <w:numId w:val="0"/>
+              </w:numPr>
+              <w:bidi w:val="0"/>
+              <w:ind w:left="0" w:leftChars="0" w:firstLine="0" w:firstLineChars="0"/>
+              <w:rPr>
+                <w:rFonts w:hint="eastAsia"/>
+                <w:b w:val="0"/>
+                <w:bCs w:val="0"/>
+                <w:color w:val="000000"/>
+                <w:u w:val="none"/>
+                <w:lang w:val="en-US" w:eastAsia="zh"/>
+                <w:woUserID w:val="1"/>
+              </w:rPr>
+            </w:pPr>
+            <w:r>
+              <w:rPr>
+                <w:rFonts w:hint="eastAsia"/>
+                <w:b w:val="0"/>
+                <w:bCs w:val="0"/>
+                <w:color w:val="000000"/>
+                <w:u w:val="none"/>
+                <w:lang w:val="en-US" w:eastAsia="zh"/>
+                <w:woUserID w:val="1"/>
+              </w:rPr>
+              <w:t>AP1：−48 dBm；AP2：−76 dBm</w:t>
+            </w:r>
+          </w:p>
+        </w:tc>
+      </w:tr>
+      <w:tr>
+        <w:tblPrEx>
+          <w:tblBorders>
+            <w:top w:val="single" w:color="auto" w:sz="4" w:space="0"/>
+            <w:left w:val="single" w:color="auto" w:sz="4" w:space="0"/>
+            <w:bottom w:val="single" w:color="auto" w:sz="4" w:space="0"/>
+            <w:right w:val="single" w:color="auto" w:sz="4" w:space="0"/>
+            <w:insideH w:val="single" w:color="auto" w:sz="4" w:space="0"/>
+            <w:insideV w:val="single" w:color="auto" w:sz="4" w:space="0"/>
+          </w:tblBorders>
+          <w:shd w:val="clear"/>
+          <w:tblCellMar>
+            <w:top w:w="15" w:type="dxa"/>
+            <w:left w:w="15" w:type="dxa"/>
+            <w:bottom w:w="15" w:type="dxa"/>
+            <w:right w:w="15" w:type="dxa"/>
+          </w:tblCellMar>
+        </w:tblPrEx>
+        <w:trPr>
+          <w:tblCellSpacing w:w="15" w:type="dxa"/>
+        </w:trPr>
+        <w:tc>
+          <w:tcPr>
+            <w:tcW w:w="0" w:type="auto"/>
+            <w:shd w:val="clear"/>
+            <w:vAlign w:val="center"/>
+          </w:tcPr>
+          <w:p>
+            <w:pPr>
+              <w:numPr>
+                <w:ilvl w:val="0"/>
+                <w:numId w:val="0"/>
+              </w:numPr>
+              <w:bidi w:val="0"/>
+              <w:ind w:left="0" w:leftChars="0" w:firstLine="0" w:firstLineChars="0"/>
+              <w:rPr>
+                <w:rFonts w:hint="eastAsia"/>
+                <w:b w:val="0"/>
+                <w:bCs w:val="0"/>
+                <w:color w:val="000000"/>
+                <w:u w:val="none"/>
+                <w:lang w:val="en-US" w:eastAsia="zh"/>
+                <w:woUserID w:val="1"/>
+              </w:rPr>
+            </w:pPr>
+            <w:r>
+              <w:rPr>
+                <w:rFonts w:hint="eastAsia"/>
+                <w:b w:val="0"/>
+                <w:bCs w:val="0"/>
+                <w:color w:val="000000"/>
+                <w:u w:val="none"/>
+                <w:lang w:val="en-US" w:eastAsia="zh"/>
+                <w:woUserID w:val="1"/>
+              </w:rPr>
+              <w:t>位置 B</w:t>
+            </w:r>
+          </w:p>
+        </w:tc>
+        <w:tc>
+          <w:tcPr>
+            <w:tcW w:w="0" w:type="auto"/>
+            <w:shd w:val="clear"/>
+            <w:vAlign w:val="center"/>
+          </w:tcPr>
+          <w:p>
+            <w:pPr>
+              <w:numPr>
+                <w:ilvl w:val="0"/>
+                <w:numId w:val="0"/>
+              </w:numPr>
+              <w:bidi w:val="0"/>
+              <w:ind w:left="0" w:leftChars="0" w:firstLine="0" w:firstLineChars="0"/>
+              <w:rPr>
+                <w:rFonts w:hint="eastAsia"/>
+                <w:b w:val="0"/>
+                <w:bCs w:val="0"/>
+                <w:color w:val="000000"/>
+                <w:u w:val="none"/>
+                <w:lang w:val="en-US" w:eastAsia="zh"/>
+                <w:woUserID w:val="1"/>
+              </w:rPr>
+            </w:pPr>
+            <w:r>
+              <w:rPr>
+                <w:rFonts w:hint="eastAsia"/>
+                <w:b w:val="0"/>
+                <w:bCs w:val="0"/>
+                <w:color w:val="000000"/>
+                <w:u w:val="none"/>
+                <w:lang w:val="en-US" w:eastAsia="zh"/>
+                <w:woUserID w:val="1"/>
+              </w:rPr>
+              <w:t>AP1：−70 dBm；AP2：−52 dBm</w:t>
             </w:r>
           </w:p>
         </w:tc>
@@ -15352,459 +17322,1844 @@
     <w:p>
       <w:pPr>
         <w:numPr>
-          <w:numId w:val="0"/>
-        </w:numPr>
-        <w:bidi w:val="0"/>
-        <w:ind w:leftChars="0" w:firstLine="420" w:firstLineChars="0"/>
-        <w:rPr>
-          <w:rFonts w:hint="eastAsia"/>
-          <w:b w:val="0"/>
-          <w:bCs w:val="0"/>
-          <w:color w:val="000000"/>
-          <w:u w:val="none"/>
-          <w:lang w:val="en-US" w:eastAsia="zh"/>
-          <w:woUserID w:val="1"/>
-        </w:rPr>
-      </w:pPr>
-      <w:r>
-        <w:rPr>
-          <w:rFonts w:hint="eastAsia"/>
-          <w:b w:val="0"/>
-          <w:bCs w:val="0"/>
-          <w:color w:val="000000"/>
-          <w:u w:val="none"/>
-          <w:lang w:val="en-US" w:eastAsia="zh"/>
-          <w:woUserID w:val="1"/>
-        </w:rPr>
-        <w:t>室外实验的 5.38 dB 是不同地区和频率结果的平均值；同一稀疏划分下，论文报告 WRF-GS+ 为 5.87 dB、Kriging 为 9.23 dB。还应同时看误差尾部：PropSplat 的第 95 百分位绝对误差约 11.17 dB。因此，平均效果较好不等于每个未测点都足够准。这里用的是真实路测数据训练和离线验证；发射源是实验中的连续波发射机。</w:t>
-      </w:r>
-    </w:p>
-    <w:p>
-      <w:pPr>
-        <w:numPr>
-          <w:numId w:val="0"/>
-        </w:numPr>
-        <w:bidi w:val="0"/>
-        <w:ind w:leftChars="0" w:firstLine="420" w:firstLineChars="0"/>
-        <w:rPr>
-          <w:rFonts w:hint="eastAsia"/>
-          <w:b w:val="0"/>
-          <w:bCs w:val="0"/>
-          <w:color w:val="000000"/>
-          <w:u w:val="none"/>
-          <w:lang w:val="en-US" w:eastAsia="zh"/>
-          <w:woUserID w:val="1"/>
-        </w:rPr>
-      </w:pPr>
-      <w:r>
-        <w:rPr>
-          <w:rFonts w:hint="eastAsia"/>
-          <w:b w:val="0"/>
-          <w:bCs w:val="0"/>
-          <w:color w:val="000000"/>
-          <w:u w:val="none"/>
-          <w:lang w:val="en-US" w:eastAsia="zh"/>
-          <w:woUserID w:val="1"/>
-        </w:rPr>
-        <w:t>室内实验的“0.19 m”：定位的是移动 BLE 发射设备，不是证明普通手机在商用蜂窝网络中的定位精度达到 0.19 m。数据里 21 个网关是接收端，移动设备是发射端。论文也测试了更稀疏的训练条件：只用 758 个位置，即全部位置的 12.6% 训练时，PropSplat 的平均定位误差为 0.44 m、RSSI RMSE 为 6.51 dB。</w:t>
-      </w:r>
-    </w:p>
-    <w:p>
-      <w:pPr>
-        <w:numPr>
-          <w:numId w:val="0"/>
-        </w:numPr>
-        <w:bidi w:val="0"/>
-        <w:ind w:leftChars="0"/>
-        <w:rPr>
-          <w:rFonts w:hint="eastAsia"/>
-          <w:b w:val="0"/>
-          <w:bCs w:val="0"/>
-          <w:color w:val="000000"/>
-          <w:u w:val="none"/>
-          <w:lang w:val="en-US" w:eastAsia="zh"/>
-          <w:woUserID w:val="1"/>
-        </w:rPr>
-      </w:pPr>
-      <w:r>
-        <w:rPr>
-          <w:rFonts w:hint="eastAsia"/>
-          <w:b/>
-          <w:bCs/>
-          <w:color w:val="000000"/>
-          <w:u w:val="none"/>
-          <w:lang w:val="en-US" w:eastAsia="zh"/>
-          <w:woUserID w:val="1"/>
-        </w:rPr>
-        <w:t>（5）既然做定位，为何训练还要知道位置？</w:t>
-      </w:r>
-    </w:p>
-    <w:p>
-      <w:pPr>
-        <w:numPr>
-          <w:numId w:val="0"/>
-        </w:numPr>
-        <w:bidi w:val="0"/>
-        <w:ind w:leftChars="0"/>
-        <w:rPr>
-          <w:rFonts w:hint="eastAsia"/>
-          <w:b w:val="0"/>
-          <w:bCs w:val="0"/>
-          <w:color w:val="000000"/>
-          <w:u w:val="none"/>
-          <w:lang w:val="en-US" w:eastAsia="zh"/>
-          <w:woUserID w:val="1"/>
-        </w:rPr>
-      </w:pPr>
-      <w:r>
-        <w:rPr>
-          <w:rFonts w:hint="eastAsia"/>
-          <w:b w:val="0"/>
-          <w:bCs w:val="0"/>
-          <w:color w:val="000000"/>
-          <w:u w:val="none"/>
-          <w:lang w:val="en-US" w:eastAsia="zh"/>
-          <w:woUserID w:val="1"/>
-        </w:rPr>
-        <w:t>因为这里有先建模、后定位两个阶段：</w:t>
-      </w:r>
-    </w:p>
-    <w:p>
-      <w:pPr>
-        <w:numPr>
-          <w:numId w:val="0"/>
-        </w:numPr>
-        <w:bidi w:val="0"/>
-        <w:ind w:leftChars="0"/>
-        <w:rPr>
-          <w:rFonts w:hint="eastAsia"/>
-          <w:b w:val="0"/>
-          <w:bCs w:val="0"/>
-          <w:color w:val="000000"/>
-          <w:u w:val="none"/>
-          <w:lang w:val="en-US" w:eastAsia="zh"/>
-          <w:woUserID w:val="1"/>
-        </w:rPr>
-      </w:pPr>
-      <w:r>
-        <w:rPr>
-          <w:rFonts w:hint="eastAsia"/>
-          <w:b/>
-          <w:bCs/>
-          <w:color w:val="000000"/>
-          <w:u w:val="none"/>
-          <w:lang w:val="en-US" w:eastAsia="zh"/>
-          <w:woUserID w:val="1"/>
-        </w:rPr>
-        <w:t>建模阶段：</w:t>
-      </w:r>
-      <w:r>
-        <w:rPr>
-          <w:rFonts w:hint="eastAsia"/>
-          <w:b w:val="0"/>
-          <w:bCs w:val="0"/>
-          <w:color w:val="000000"/>
-          <w:u w:val="none"/>
-          <w:lang w:val="en-US" w:eastAsia="zh"/>
-          <w:woUserID w:val="1"/>
-        </w:rPr>
-        <w:t>研究者用位置已知的移动 BLE 发射设备样本，以及固定网关的位置和 RSSI，训练“给定发射—接收位置 → 预计收到什么信号”的模型。</w:t>
-      </w:r>
-    </w:p>
-    <w:p>
-      <w:pPr>
-        <w:numPr>
-          <w:numId w:val="0"/>
-        </w:numPr>
-        <w:bidi w:val="0"/>
-        <w:ind w:leftChars="0"/>
-        <w:rPr>
-          <w:rFonts w:hint="eastAsia"/>
-          <w:b w:val="0"/>
-          <w:bCs w:val="0"/>
-          <w:color w:val="000000"/>
-          <w:u w:val="none"/>
-          <w:lang w:val="en-US" w:eastAsia="zh"/>
-          <w:woUserID w:val="1"/>
-        </w:rPr>
-      </w:pPr>
-      <w:r>
-        <w:rPr>
-          <w:rFonts w:hint="eastAsia"/>
-          <w:b/>
-          <w:bCs/>
-          <w:color w:val="000000"/>
-          <w:u w:val="none"/>
-          <w:lang w:val="en-US" w:eastAsia="zh"/>
-          <w:woUserID w:val="1"/>
-        </w:rPr>
-        <w:t>定位阶段：</w:t>
-      </w:r>
-      <w:r>
-        <w:rPr>
-          <w:rFonts w:hint="eastAsia"/>
-          <w:b w:val="0"/>
-          <w:bCs w:val="0"/>
-          <w:color w:val="000000"/>
-          <w:u w:val="none"/>
-          <w:lang w:val="en-US" w:eastAsia="zh"/>
-          <w:woUserID w:val="1"/>
-        </w:rPr>
-        <w:t>新来的移动发射设备位置未知。模型事先在许多候选位置生成对应的 21 维网关 RSSI 指纹；把新设备实际产生的 21 路观测与候选指纹比较，找出最相近的位置。论文使用 K=5 的近邻匹配。</w:t>
-      </w:r>
-    </w:p>
-    <w:p>
-      <w:pPr>
-        <w:numPr>
-          <w:numId w:val="0"/>
-        </w:numPr>
-        <w:bidi w:val="0"/>
-        <w:ind w:leftChars="0" w:firstLine="420" w:firstLineChars="0"/>
-        <w:rPr>
-          <w:rFonts w:hint="eastAsia"/>
-          <w:b w:val="0"/>
-          <w:bCs w:val="0"/>
-          <w:color w:val="000000"/>
-          <w:u w:val="none"/>
-          <w:lang w:val="en-US" w:eastAsia="zh"/>
-          <w:woUserID w:val="1"/>
-        </w:rPr>
-      </w:pPr>
-      <w:r>
-        <w:rPr>
-          <w:rFonts w:hint="eastAsia"/>
-          <w:b w:val="0"/>
-          <w:bCs w:val="0"/>
-          <w:color w:val="000000"/>
-          <w:u w:val="none"/>
-          <w:lang w:val="en-US" w:eastAsia="zh"/>
-          <w:woUserID w:val="1"/>
-        </w:rPr>
-        <w:t>所以，训练样本的位置已知与待定位设备的位置未知完全不矛盾。更重要的是，这篇论文先以路径损耗/RSSI 预测为研究核心，再把所建模型用于定位。室外实验只考察传播预测；室内实验才进一步考察定位。</w:t>
-      </w:r>
-    </w:p>
-    <w:p>
-      <w:pPr>
-        <w:numPr>
-          <w:numId w:val="0"/>
-        </w:numPr>
-        <w:bidi w:val="0"/>
-        <w:ind w:leftChars="0" w:firstLine="420" w:firstLineChars="0"/>
-        <w:rPr>
-          <w:rFonts w:hint="eastAsia"/>
-          <w:b w:val="0"/>
-          <w:bCs w:val="0"/>
-          <w:color w:val="000000"/>
-          <w:u w:val="none"/>
-          <w:lang w:val="en-US" w:eastAsia="zh"/>
-          <w:woUserID w:val="1"/>
-        </w:rPr>
-      </w:pPr>
-      <w:r>
-        <w:rPr>
-          <w:rFonts w:hint="eastAsia"/>
-          <w:b w:val="0"/>
-          <w:bCs w:val="0"/>
-          <w:color w:val="000000"/>
-          <w:u w:val="none"/>
-          <w:lang w:val="en-US" w:eastAsia="zh"/>
-          <w:woUserID w:val="1"/>
-        </w:rPr>
-        <w:t>论文还得到一个有意思的结果：室内较密训练时，NeRF² 的 RSSI RMSE 为 4.68 dB，与 PropSplat 的 4.74 dB 很接近；但定位平均误差分别为 1.84 m 和 0.19 m。原因在于</w:t>
-      </w:r>
-      <w:r>
-        <w:rPr>
-          <w:rFonts w:hint="eastAsia"/>
-          <w:b/>
-          <w:bCs/>
-          <w:color w:val="000000"/>
-          <w:u w:val="none"/>
-          <w:lang w:val="en-US" w:eastAsia="zh"/>
-          <w:woUserID w:val="1"/>
-        </w:rPr>
-        <w:t>定位不仅要求平均信号预测准确，还要求相邻位置产生的整组信号指纹足够可区分</w:t>
-      </w:r>
-      <w:r>
-        <w:rPr>
-          <w:rFonts w:hint="eastAsia"/>
-          <w:b w:val="0"/>
-          <w:bCs w:val="0"/>
-          <w:color w:val="000000"/>
-          <w:u w:val="none"/>
-          <w:lang w:val="en-US" w:eastAsia="zh"/>
-          <w:woUserID w:val="1"/>
-        </w:rPr>
-        <w:t>。如果模型把附近很多位置都预测得几乎一样，单路 RSSI 误差可以不大，定位仍会混淆。</w:t>
-      </w:r>
-    </w:p>
-    <w:p>
-      <w:pPr>
-        <w:numPr>
-          <w:numId w:val="0"/>
-        </w:numPr>
-        <w:bidi w:val="0"/>
-        <w:ind w:leftChars="0"/>
-        <w:rPr>
-          <w:rFonts w:hint="eastAsia"/>
-          <w:b/>
-          <w:bCs/>
-          <w:color w:val="000000"/>
-          <w:u w:val="none"/>
-          <w:lang w:val="en-US" w:eastAsia="zh"/>
-          <w:woUserID w:val="1"/>
-        </w:rPr>
-      </w:pPr>
-      <w:r>
-        <w:rPr>
-          <w:rFonts w:hint="eastAsia"/>
-          <w:b/>
-          <w:bCs/>
-          <w:color w:val="000000"/>
-          <w:u w:val="none"/>
-          <w:lang w:val="en-US" w:eastAsia="zh"/>
-          <w:woUserID w:val="1"/>
-        </w:rPr>
-        <w:t>（6）研究成熟度与启示</w:t>
-      </w:r>
-    </w:p>
-    <w:p>
-      <w:pPr>
-        <w:numPr>
-          <w:numId w:val="0"/>
-        </w:numPr>
-        <w:bidi w:val="0"/>
-        <w:ind w:leftChars="0" w:firstLine="420" w:firstLineChars="0"/>
-        <w:rPr>
-          <w:rFonts w:hint="eastAsia"/>
-          <w:b w:val="0"/>
-          <w:bCs w:val="0"/>
-          <w:color w:val="000000"/>
-          <w:u w:val="none"/>
-          <w:lang w:val="en-US" w:eastAsia="zh"/>
-          <w:woUserID w:val="1"/>
-        </w:rPr>
-      </w:pPr>
-      <w:r>
-        <w:rPr>
-          <w:rFonts w:hint="eastAsia"/>
-          <w:b w:val="0"/>
-          <w:bCs w:val="0"/>
-          <w:color w:val="000000"/>
-          <w:u w:val="none"/>
-          <w:lang w:val="en-US" w:eastAsia="zh"/>
-          <w:woUserID w:val="1"/>
-        </w:rPr>
-        <w:t>论文已经证明的范围是：对两套真实采集的数据，PropSplat 能在给定两端位置、频率及少量链路测量的条件下，进行离线传播重建；并在已有 BLE 数据上展示了定位用途。它是一种初始建图方法。原文也明确说，当前模型尚未处理时间变化、频率选择性衰落和多天线特性；</w:t>
-      </w:r>
-      <w:r>
-        <w:rPr>
-          <w:rFonts w:hint="eastAsia"/>
-          <w:b/>
-          <w:bCs/>
-          <w:color w:val="000000"/>
-          <w:u w:val="none"/>
-          <w:lang w:val="en-US" w:eastAsia="zh"/>
-          <w:woUserID w:val="1"/>
-        </w:rPr>
-        <w:t>实验使用大量可优化高斯体，且没有证明商用终端现场的持续在线更新闭环</w:t>
-      </w:r>
-      <w:r>
-        <w:rPr>
-          <w:rFonts w:hint="eastAsia"/>
-          <w:b w:val="0"/>
-          <w:bCs w:val="0"/>
-          <w:color w:val="000000"/>
-          <w:u w:val="none"/>
-          <w:lang w:val="en-US" w:eastAsia="zh"/>
-          <w:woUserID w:val="1"/>
-        </w:rPr>
-        <w:t>。暂未提供源码。</w:t>
-      </w:r>
-    </w:p>
-    <w:p>
-      <w:pPr>
-        <w:numPr>
-          <w:numId w:val="0"/>
-        </w:numPr>
-        <w:bidi w:val="0"/>
-        <w:ind w:leftChars="0"/>
-        <w:rPr>
-          <w:rFonts w:hint="eastAsia"/>
-          <w:b w:val="0"/>
-          <w:bCs w:val="0"/>
-          <w:color w:val="000000"/>
-          <w:u w:val="none"/>
-          <w:lang w:val="en-US" w:eastAsia="zh"/>
-          <w:woUserID w:val="1"/>
-        </w:rPr>
-      </w:pPr>
-      <w:r>
-        <w:rPr>
-          <w:rFonts w:hint="eastAsia"/>
-          <w:b w:val="0"/>
-          <w:bCs w:val="0"/>
-          <w:color w:val="000000"/>
-          <w:u w:val="none"/>
-          <w:lang w:val="en-US" w:eastAsia="zh"/>
-          <w:woUserID w:val="1"/>
-        </w:rPr>
-        <w:t>启示：</w:t>
-      </w:r>
-      <w:r>
-        <w:rPr>
-          <w:rFonts w:hint="eastAsia"/>
-          <w:b/>
-          <w:bCs/>
-          <w:color w:val="000000"/>
-          <w:u w:val="none"/>
-          <w:lang w:val="en-US" w:eastAsia="zh"/>
-          <w:woUserID w:val="1"/>
-        </w:rPr>
-        <w:t>少量、位置明确的无线实测，可以补出未测区域的传播信息，帮助决定后续去哪儿重点测试</w:t>
-      </w:r>
-      <w:r>
-        <w:rPr>
-          <w:rFonts w:hint="eastAsia"/>
-          <w:b w:val="0"/>
-          <w:bCs w:val="0"/>
-          <w:color w:val="000000"/>
-          <w:u w:val="none"/>
-          <w:lang w:val="en-US" w:eastAsia="zh"/>
-          <w:woUserID w:val="1"/>
-        </w:rPr>
-        <w:t>。PropSplat 用少量位置已知的发射—接收链路测量，在无需建筑和地形地图的条件下，学习“距离衰减＋三维局部修正”的场景传播模型；它在真实室外路测上验证路径损耗预测，并在室内 BLE 数据上展示定位应用，给动态终端测试提供了稀疏测量补全思路。</w:t>
+          <w:ilvl w:val="0"/>
+          <w:numId w:val="5"/>
+        </w:numPr>
+        <w:bidi w:val="0"/>
+        <w:rPr>
+          <w:rFonts w:hint="eastAsia"/>
+          <w:b w:val="0"/>
+          <w:bCs w:val="0"/>
+          <w:color w:val="000000"/>
+          <w:u w:val="none"/>
+          <w:lang w:val="en-US" w:eastAsia="zh"/>
+          <w:woUserID w:val="1"/>
+        </w:rPr>
+      </w:pPr>
+      <w:r>
+        <w:rPr>
+          <w:rFonts w:hint="eastAsia"/>
+          <w:b w:val="0"/>
+          <w:bCs w:val="0"/>
+          <w:color w:val="000000"/>
+          <w:u w:val="none"/>
+          <w:lang w:val="en-US" w:eastAsia="zh"/>
+          <w:woUserID w:val="1"/>
+        </w:rPr>
+        <w:t>这里“指纹”就是同一位置能看到哪些 AP，以及各自大约多强。建图完成后，另一部手机在未知位置扫到 {AP1：−68，AP2：−54}，便可判断它的观测更像位置 B，于是估计“我在 B 附近”。这项应用的关键是拿信号找位置。建图时，系统必须以某种方式知道或推断“A、B 分别在哪儿”；却不一定需要知道 AP1 和 AP2 的安装坐标。Leto 研究的正是</w:t>
+      </w:r>
+      <w:r>
+        <w:rPr>
+          <w:rFonts w:hint="eastAsia"/>
+          <w:b/>
+          <w:bCs/>
+          <w:color w:val="000000"/>
+          <w:u w:val="none"/>
+          <w:lang w:val="en-US" w:eastAsia="zh"/>
+          <w:woUserID w:val="1"/>
+        </w:rPr>
+        <w:t>如何减少逐点人工定位标注的工作量</w:t>
+      </w:r>
+      <w:r>
+        <w:rPr>
+          <w:rFonts w:hint="eastAsia"/>
+          <w:b w:val="0"/>
+          <w:bCs w:val="0"/>
+          <w:color w:val="000000"/>
+          <w:u w:val="none"/>
+          <w:lang w:val="en-US" w:eastAsia="zh"/>
+          <w:woUserID w:val="1"/>
+        </w:rPr>
+        <w:t>。这里手机提供 Wi</w:t>
+      </w:r>
+      <w:r>
+        <w:rPr>
+          <w:rFonts w:hint="eastAsia"/>
+          <w:b w:val="0"/>
+          <w:bCs w:val="0"/>
+          <w:color w:val="000000"/>
+          <w:u w:val="none"/>
+          <w:lang w:val="en-US" w:eastAsia="zh"/>
+          <w:woUserID w:val="1"/>
+        </w:rPr>
+        <w:noBreakHyphen/>
+      </w:r>
+      <w:r>
+        <w:rPr>
+          <w:rFonts w:hint="eastAsia"/>
+          <w:b w:val="0"/>
+          <w:bCs w:val="0"/>
+          <w:color w:val="000000"/>
+          <w:u w:val="none"/>
+          <w:lang w:val="en-US" w:eastAsia="zh"/>
+          <w:woUserID w:val="1"/>
+        </w:rPr>
+        <w:t>Fi 扫描和运动数据，定位服务可利用建好的图，不能仅凭论文断定整套建图计算都在手机本机运行。</w:t>
       </w:r>
     </w:p>
     <w:p>
       <w:pPr>
         <w:pStyle w:val="3"/>
-        <w:numPr>
-          <w:numId w:val="0"/>
-        </w:numPr>
-        <w:bidi w:val="0"/>
-        <w:ind w:leftChars="0"/>
-        <w:rPr>
-          <w:rFonts w:hint="eastAsia"/>
-          <w:color w:val="000000"/>
-          <w:u w:val="none"/>
-          <w:lang w:val="en-US" w:eastAsia="zh"/>
-          <w:woUserID w:val="1"/>
-        </w:rPr>
-      </w:pPr>
-      <w:r>
-        <w:rPr>
-          <w:rFonts w:hint="eastAsia"/>
-          <w:color w:val="000000"/>
-          <w:u w:val="none"/>
-          <w:lang w:val="en-US" w:eastAsia="zh"/>
-          <w:woUserID w:val="1"/>
-        </w:rPr>
-        <w:t>2、Radio Map 应用分类</w:t>
+        <w:bidi w:val="0"/>
+        <w:rPr>
+          <w:rFonts w:hint="eastAsia"/>
+          <w:lang w:val="en-US" w:eastAsia="zh"/>
+        </w:rPr>
+      </w:pPr>
+      <w:r>
+        <w:rPr>
+          <w:rFonts w:hint="eastAsia"/>
+          <w:lang w:val="en-US" w:eastAsia="zh-CN"/>
+        </w:rPr>
+        <w:t>（2）</w:t>
+      </w:r>
+      <w:r>
+        <w:rPr>
+          <w:rFonts w:hint="eastAsia"/>
+          <w:lang w:val="en-US" w:eastAsia="zh"/>
+        </w:rPr>
+        <w:t>蜂窝覆盖分析：问“某处能不能用，弱点在哪里”</w:t>
+      </w:r>
+    </w:p>
+    <w:p>
+      <w:pPr>
+        <w:numPr>
+          <w:ilvl w:val="0"/>
+          <w:numId w:val="0"/>
+        </w:numPr>
+        <w:bidi w:val="0"/>
+        <w:ind w:left="0" w:leftChars="0" w:firstLine="0" w:firstLineChars="0"/>
+        <w:rPr>
+          <w:rFonts w:hint="eastAsia"/>
+          <w:b w:val="0"/>
+          <w:bCs w:val="0"/>
+          <w:color w:val="000000"/>
+          <w:u w:val="none"/>
+          <w:lang w:val="en-US" w:eastAsia="zh"/>
+          <w:woUserID w:val="1"/>
+        </w:rPr>
+      </w:pPr>
+      <w:r>
+        <w:rPr>
+          <w:rFonts w:hint="eastAsia"/>
+          <w:b w:val="0"/>
+          <w:bCs w:val="0"/>
+          <w:color w:val="000000"/>
+          <w:u w:val="none"/>
+          <w:lang w:val="en-US" w:eastAsia="zh-CN"/>
+          <w:woUserID w:val="1"/>
+        </w:rPr>
+        <w:t>——</w:t>
+      </w:r>
+      <w:r>
+        <w:rPr>
+          <w:rFonts w:hint="eastAsia"/>
+          <w:b w:val="0"/>
+          <w:bCs w:val="0"/>
+          <w:color w:val="000000"/>
+          <w:u w:val="none"/>
+          <w:lang w:val="en-US" w:eastAsia="zh"/>
+          <w:woUserID w:val="1"/>
+        </w:rPr>
+        <w:t>地图里存什么？</w:t>
+      </w:r>
+    </w:p>
+    <w:p>
+      <w:pPr>
+        <w:numPr>
+          <w:ilvl w:val="0"/>
+          <w:numId w:val="0"/>
+        </w:numPr>
+        <w:bidi w:val="0"/>
+        <w:ind w:left="0" w:leftChars="0" w:firstLine="0" w:firstLineChars="0"/>
+        <w:rPr>
+          <w:rFonts w:hint="eastAsia"/>
+          <w:b w:val="0"/>
+          <w:bCs w:val="0"/>
+          <w:color w:val="000000"/>
+          <w:u w:val="none"/>
+          <w:lang w:val="en-US" w:eastAsia="zh"/>
+          <w:woUserID w:val="1"/>
+        </w:rPr>
+      </w:pPr>
+      <w:r>
+        <w:rPr>
+          <w:rFonts w:hint="eastAsia"/>
+          <w:b w:val="0"/>
+          <w:bCs w:val="0"/>
+          <w:color w:val="000000"/>
+          <w:u w:val="none"/>
+          <w:lang w:val="en-US" w:eastAsia="zh"/>
+          <w:woUserID w:val="1"/>
+        </w:rPr>
+        <w:t>把许多手机在不同地点的观测汇总，例如：</w:t>
       </w:r>
     </w:p>
     <w:tbl>
       <w:tblPr>
-        <w:tblW w:w="5000" w:type="pct"/>
+        <w:tblW w:w="0" w:type="auto"/>
+        <w:tblCellSpacing w:w="15" w:type="dxa"/>
+        <w:tblInd w:w="0" w:type="dxa"/>
+        <w:tblBorders>
+          <w:top w:val="single" w:color="auto" w:sz="4" w:space="0"/>
+          <w:left w:val="single" w:color="auto" w:sz="4" w:space="0"/>
+          <w:bottom w:val="single" w:color="auto" w:sz="4" w:space="0"/>
+          <w:right w:val="single" w:color="auto" w:sz="4" w:space="0"/>
+          <w:insideH w:val="single" w:color="auto" w:sz="4" w:space="0"/>
+          <w:insideV w:val="single" w:color="auto" w:sz="4" w:space="0"/>
+        </w:tblBorders>
+        <w:shd w:val="clear"/>
+        <w:tblLayout w:type="autofit"/>
+        <w:tblCellMar>
+          <w:top w:w="15" w:type="dxa"/>
+          <w:left w:w="15" w:type="dxa"/>
+          <w:bottom w:w="15" w:type="dxa"/>
+          <w:right w:w="15" w:type="dxa"/>
+        </w:tblCellMar>
+      </w:tblPr>
+      <w:tblGrid>
+        <w:gridCol w:w="935"/>
+        <w:gridCol w:w="3665"/>
+      </w:tblGrid>
+      <w:tr>
+        <w:tblPrEx>
+          <w:tblBorders>
+            <w:top w:val="single" w:color="auto" w:sz="4" w:space="0"/>
+            <w:left w:val="single" w:color="auto" w:sz="4" w:space="0"/>
+            <w:bottom w:val="single" w:color="auto" w:sz="4" w:space="0"/>
+            <w:right w:val="single" w:color="auto" w:sz="4" w:space="0"/>
+            <w:insideH w:val="single" w:color="auto" w:sz="4" w:space="0"/>
+            <w:insideV w:val="single" w:color="auto" w:sz="4" w:space="0"/>
+          </w:tblBorders>
+          <w:tblCellMar>
+            <w:top w:w="15" w:type="dxa"/>
+            <w:left w:w="15" w:type="dxa"/>
+            <w:bottom w:w="15" w:type="dxa"/>
+            <w:right w:w="15" w:type="dxa"/>
+          </w:tblCellMar>
+        </w:tblPrEx>
+        <w:trPr>
+          <w:tblHeader/>
+          <w:tblCellSpacing w:w="15" w:type="dxa"/>
+        </w:trPr>
+        <w:tc>
+          <w:tcPr>
+            <w:tcW w:w="0" w:type="auto"/>
+            <w:shd w:val="clear"/>
+            <w:vAlign w:val="center"/>
+          </w:tcPr>
+          <w:p>
+            <w:pPr>
+              <w:numPr>
+                <w:ilvl w:val="0"/>
+                <w:numId w:val="0"/>
+              </w:numPr>
+              <w:bidi w:val="0"/>
+              <w:ind w:left="0" w:leftChars="0" w:firstLine="0" w:firstLineChars="0"/>
+              <w:rPr>
+                <w:rFonts w:hint="eastAsia"/>
+                <w:b w:val="0"/>
+                <w:bCs w:val="0"/>
+                <w:color w:val="000000"/>
+                <w:u w:val="none"/>
+                <w:lang w:val="en-US" w:eastAsia="zh"/>
+                <w:woUserID w:val="1"/>
+              </w:rPr>
+            </w:pPr>
+            <w:r>
+              <w:rPr>
+                <w:rFonts w:hint="eastAsia"/>
+                <w:b w:val="0"/>
+                <w:bCs w:val="0"/>
+                <w:color w:val="000000"/>
+                <w:u w:val="none"/>
+                <w:lang w:val="en-US" w:eastAsia="zh"/>
+                <w:woUserID w:val="1"/>
+              </w:rPr>
+              <w:t>位置区域</w:t>
+            </w:r>
+          </w:p>
+        </w:tc>
+        <w:tc>
+          <w:tcPr>
+            <w:tcW w:w="0" w:type="auto"/>
+            <w:shd w:val="clear"/>
+            <w:vAlign w:val="center"/>
+          </w:tcPr>
+          <w:p>
+            <w:pPr>
+              <w:numPr>
+                <w:ilvl w:val="0"/>
+                <w:numId w:val="0"/>
+              </w:numPr>
+              <w:bidi w:val="0"/>
+              <w:ind w:left="0" w:leftChars="0" w:firstLine="0" w:firstLineChars="0"/>
+              <w:rPr>
+                <w:rFonts w:hint="eastAsia"/>
+                <w:b w:val="0"/>
+                <w:bCs w:val="0"/>
+                <w:color w:val="000000"/>
+                <w:u w:val="none"/>
+                <w:lang w:val="en-US" w:eastAsia="zh"/>
+                <w:woUserID w:val="1"/>
+              </w:rPr>
+            </w:pPr>
+            <w:r>
+              <w:rPr>
+                <w:rFonts w:hint="eastAsia"/>
+                <w:b w:val="0"/>
+                <w:bCs w:val="0"/>
+                <w:color w:val="000000"/>
+                <w:u w:val="none"/>
+                <w:lang w:val="en-US" w:eastAsia="zh"/>
+                <w:woUserID w:val="1"/>
+              </w:rPr>
+              <w:t>手机观测</w:t>
+            </w:r>
+          </w:p>
+        </w:tc>
+      </w:tr>
+      <w:tr>
+        <w:tblPrEx>
+          <w:tblBorders>
+            <w:top w:val="single" w:color="auto" w:sz="4" w:space="0"/>
+            <w:left w:val="single" w:color="auto" w:sz="4" w:space="0"/>
+            <w:bottom w:val="single" w:color="auto" w:sz="4" w:space="0"/>
+            <w:right w:val="single" w:color="auto" w:sz="4" w:space="0"/>
+            <w:insideH w:val="single" w:color="auto" w:sz="4" w:space="0"/>
+            <w:insideV w:val="single" w:color="auto" w:sz="4" w:space="0"/>
+          </w:tblBorders>
+          <w:shd w:val="clear"/>
+          <w:tblCellMar>
+            <w:top w:w="15" w:type="dxa"/>
+            <w:left w:w="15" w:type="dxa"/>
+            <w:bottom w:w="15" w:type="dxa"/>
+            <w:right w:w="15" w:type="dxa"/>
+          </w:tblCellMar>
+        </w:tblPrEx>
+        <w:trPr>
+          <w:tblCellSpacing w:w="15" w:type="dxa"/>
+        </w:trPr>
+        <w:tc>
+          <w:tcPr>
+            <w:tcW w:w="0" w:type="auto"/>
+            <w:shd w:val="clear"/>
+            <w:vAlign w:val="center"/>
+          </w:tcPr>
+          <w:p>
+            <w:pPr>
+              <w:numPr>
+                <w:ilvl w:val="0"/>
+                <w:numId w:val="0"/>
+              </w:numPr>
+              <w:bidi w:val="0"/>
+              <w:ind w:left="0" w:leftChars="0" w:firstLine="0" w:firstLineChars="0"/>
+              <w:rPr>
+                <w:rFonts w:hint="eastAsia"/>
+                <w:b w:val="0"/>
+                <w:bCs w:val="0"/>
+                <w:color w:val="000000"/>
+                <w:u w:val="none"/>
+                <w:lang w:val="en-US" w:eastAsia="zh"/>
+                <w:woUserID w:val="1"/>
+              </w:rPr>
+            </w:pPr>
+            <w:r>
+              <w:rPr>
+                <w:rFonts w:hint="eastAsia"/>
+                <w:b w:val="0"/>
+                <w:bCs w:val="0"/>
+                <w:color w:val="000000"/>
+                <w:u w:val="none"/>
+                <w:lang w:val="en-US" w:eastAsia="zh"/>
+                <w:woUserID w:val="1"/>
+              </w:rPr>
+              <w:t>区域 A</w:t>
+            </w:r>
+          </w:p>
+        </w:tc>
+        <w:tc>
+          <w:tcPr>
+            <w:tcW w:w="0" w:type="auto"/>
+            <w:shd w:val="clear"/>
+            <w:vAlign w:val="center"/>
+          </w:tcPr>
+          <w:p>
+            <w:pPr>
+              <w:numPr>
+                <w:ilvl w:val="0"/>
+                <w:numId w:val="0"/>
+              </w:numPr>
+              <w:bidi w:val="0"/>
+              <w:ind w:left="0" w:leftChars="0" w:firstLine="0" w:firstLineChars="0"/>
+              <w:rPr>
+                <w:rFonts w:hint="eastAsia"/>
+                <w:b w:val="0"/>
+                <w:bCs w:val="0"/>
+                <w:color w:val="000000"/>
+                <w:u w:val="none"/>
+                <w:lang w:val="en-US" w:eastAsia="zh"/>
+                <w:woUserID w:val="1"/>
+              </w:rPr>
+            </w:pPr>
+            <w:r>
+              <w:rPr>
+                <w:rFonts w:hint="eastAsia"/>
+                <w:b w:val="0"/>
+                <w:bCs w:val="0"/>
+                <w:color w:val="000000"/>
+                <w:u w:val="none"/>
+                <w:lang w:val="en-US" w:eastAsia="zh"/>
+                <w:woUserID w:val="1"/>
+              </w:rPr>
+              <w:t>多次观测到某小区、信号较强、有服务</w:t>
+            </w:r>
+          </w:p>
+        </w:tc>
+      </w:tr>
+      <w:tr>
+        <w:tblPrEx>
+          <w:tblBorders>
+            <w:top w:val="single" w:color="auto" w:sz="4" w:space="0"/>
+            <w:left w:val="single" w:color="auto" w:sz="4" w:space="0"/>
+            <w:bottom w:val="single" w:color="auto" w:sz="4" w:space="0"/>
+            <w:right w:val="single" w:color="auto" w:sz="4" w:space="0"/>
+            <w:insideH w:val="single" w:color="auto" w:sz="4" w:space="0"/>
+            <w:insideV w:val="single" w:color="auto" w:sz="4" w:space="0"/>
+          </w:tblBorders>
+          <w:shd w:val="clear"/>
+          <w:tblCellMar>
+            <w:top w:w="15" w:type="dxa"/>
+            <w:left w:w="15" w:type="dxa"/>
+            <w:bottom w:w="15" w:type="dxa"/>
+            <w:right w:w="15" w:type="dxa"/>
+          </w:tblCellMar>
+        </w:tblPrEx>
+        <w:trPr>
+          <w:tblCellSpacing w:w="15" w:type="dxa"/>
+        </w:trPr>
+        <w:tc>
+          <w:tcPr>
+            <w:tcW w:w="0" w:type="auto"/>
+            <w:shd w:val="clear"/>
+            <w:vAlign w:val="center"/>
+          </w:tcPr>
+          <w:p>
+            <w:pPr>
+              <w:numPr>
+                <w:ilvl w:val="0"/>
+                <w:numId w:val="0"/>
+              </w:numPr>
+              <w:bidi w:val="0"/>
+              <w:ind w:left="0" w:leftChars="0" w:firstLine="0" w:firstLineChars="0"/>
+              <w:rPr>
+                <w:rFonts w:hint="eastAsia"/>
+                <w:b w:val="0"/>
+                <w:bCs w:val="0"/>
+                <w:color w:val="000000"/>
+                <w:u w:val="none"/>
+                <w:lang w:val="en-US" w:eastAsia="zh"/>
+                <w:woUserID w:val="1"/>
+              </w:rPr>
+            </w:pPr>
+            <w:r>
+              <w:rPr>
+                <w:rFonts w:hint="eastAsia"/>
+                <w:b w:val="0"/>
+                <w:bCs w:val="0"/>
+                <w:color w:val="000000"/>
+                <w:u w:val="none"/>
+                <w:lang w:val="en-US" w:eastAsia="zh"/>
+                <w:woUserID w:val="1"/>
+              </w:rPr>
+              <w:t>区域 B</w:t>
+            </w:r>
+          </w:p>
+        </w:tc>
+        <w:tc>
+          <w:tcPr>
+            <w:tcW w:w="0" w:type="auto"/>
+            <w:shd w:val="clear"/>
+            <w:vAlign w:val="center"/>
+          </w:tcPr>
+          <w:p>
+            <w:pPr>
+              <w:numPr>
+                <w:ilvl w:val="0"/>
+                <w:numId w:val="0"/>
+              </w:numPr>
+              <w:bidi w:val="0"/>
+              <w:ind w:left="0" w:leftChars="0" w:firstLine="0" w:firstLineChars="0"/>
+              <w:rPr>
+                <w:rFonts w:hint="eastAsia"/>
+                <w:b w:val="0"/>
+                <w:bCs w:val="0"/>
+                <w:color w:val="000000"/>
+                <w:u w:val="none"/>
+                <w:lang w:val="en-US" w:eastAsia="zh"/>
+                <w:woUserID w:val="1"/>
+              </w:rPr>
+            </w:pPr>
+            <w:r>
+              <w:rPr>
+                <w:rFonts w:hint="eastAsia"/>
+                <w:b w:val="0"/>
+                <w:bCs w:val="0"/>
+                <w:color w:val="000000"/>
+                <w:u w:val="none"/>
+                <w:lang w:val="en-US" w:eastAsia="zh"/>
+                <w:woUserID w:val="1"/>
+              </w:rPr>
+              <w:t>信号较弱，偶尔出现无服务记录</w:t>
+            </w:r>
+          </w:p>
+        </w:tc>
+      </w:tr>
+    </w:tbl>
+    <w:p>
+      <w:pPr>
+        <w:numPr>
+          <w:ilvl w:val="0"/>
+          <w:numId w:val="0"/>
+        </w:numPr>
+        <w:bidi w:val="0"/>
+        <w:ind w:left="0" w:leftChars="0" w:firstLine="420" w:firstLineChars="0"/>
+        <w:rPr>
+          <w:rFonts w:hint="eastAsia"/>
+          <w:b w:val="0"/>
+          <w:bCs w:val="0"/>
+          <w:color w:val="000000"/>
+          <w:u w:val="none"/>
+          <w:lang w:val="en-US" w:eastAsia="zh"/>
+          <w:woUserID w:val="1"/>
+        </w:rPr>
+      </w:pPr>
+      <w:r>
+        <w:rPr>
+          <w:rFonts w:hint="eastAsia"/>
+          <w:b w:val="0"/>
+          <w:bCs w:val="0"/>
+          <w:color w:val="000000"/>
+          <w:u w:val="none"/>
+          <w:lang w:val="en-US" w:eastAsia="zh"/>
+          <w:woUserID w:val="1"/>
+        </w:rPr>
+        <w:t>地图回答的是“手机在各处实际经历了什么”。例如测试人员可以查看哪里值得补测，运营方可以寻找疑似覆盖弱点。要制作一张对应真实地理位置的图，通常需要手机测量时的位置；但如果直接根据手机观测绘图，不必先知道基站精确坐标。</w:t>
+      </w:r>
+    </w:p>
+    <w:p>
+      <w:pPr>
+        <w:numPr>
+          <w:ilvl w:val="0"/>
+          <w:numId w:val="0"/>
+        </w:numPr>
+        <w:bidi w:val="0"/>
+        <w:ind w:left="0" w:leftChars="0" w:firstLine="420" w:firstLineChars="0"/>
+        <w:rPr>
+          <w:rFonts w:hint="eastAsia"/>
+          <w:b w:val="0"/>
+          <w:bCs w:val="0"/>
+          <w:color w:val="000000"/>
+          <w:u w:val="none"/>
+          <w:lang w:val="en-US" w:eastAsia="zh"/>
+          <w:woUserID w:val="1"/>
+        </w:rPr>
+      </w:pPr>
+      <w:r>
+        <w:rPr>
+          <w:rFonts w:hint="eastAsia"/>
+          <w:b w:val="0"/>
+          <w:bCs w:val="0"/>
+          <w:color w:val="000000"/>
+          <w:u w:val="none"/>
+          <w:lang w:val="en-US" w:eastAsia="zh"/>
+          <w:woUserID w:val="1"/>
+        </w:rPr>
+        <w:fldChar w:fldCharType="begin"/>
+      </w:r>
+      <w:r>
+        <w:rPr>
+          <w:rFonts w:hint="eastAsia"/>
+          <w:b w:val="0"/>
+          <w:bCs w:val="0"/>
+          <w:color w:val="000000"/>
+          <w:u w:val="none"/>
+          <w:lang w:val="en-US" w:eastAsia="zh"/>
+          <w:woUserID w:val="1"/>
+        </w:rPr>
+        <w:instrText xml:space="preserve"> HYPERLINK "https://arxiv.org/abs/2510.13459?utm_source=chatgpt.com" </w:instrText>
+      </w:r>
+      <w:r>
+        <w:rPr>
+          <w:rFonts w:hint="eastAsia"/>
+          <w:b w:val="0"/>
+          <w:bCs w:val="0"/>
+          <w:color w:val="000000"/>
+          <w:u w:val="none"/>
+          <w:lang w:val="en-US" w:eastAsia="zh"/>
+          <w:woUserID w:val="1"/>
+        </w:rPr>
+        <w:fldChar w:fldCharType="separate"/>
+      </w:r>
+      <w:r>
+        <w:rPr>
+          <w:rFonts w:hint="eastAsia"/>
+          <w:b w:val="0"/>
+          <w:bCs w:val="0"/>
+          <w:color w:val="000000"/>
+          <w:u w:val="none"/>
+          <w:lang w:val="en-US" w:eastAsia="zh"/>
+          <w:woUserID w:val="1"/>
+        </w:rPr>
+        <w:t>Wong 等人的蜂窝覆盖分析论文</w:t>
+      </w:r>
+      <w:r>
+        <w:rPr>
+          <w:rFonts w:hint="eastAsia"/>
+          <w:b w:val="0"/>
+          <w:bCs w:val="0"/>
+          <w:color w:val="000000"/>
+          <w:u w:val="none"/>
+          <w:lang w:val="en-US" w:eastAsia="zh"/>
+          <w:woUserID w:val="1"/>
+        </w:rPr>
+        <w:fldChar w:fldCharType="end"/>
+      </w:r>
+      <w:r>
+        <w:rPr>
+          <w:rFonts w:hint="eastAsia"/>
+          <w:b w:val="0"/>
+          <w:bCs w:val="0"/>
+          <w:color w:val="000000"/>
+          <w:u w:val="none"/>
+          <w:lang w:val="en-US" w:eastAsia="zh"/>
+          <w:woUserID w:val="1"/>
+        </w:rPr>
+        <w:t>就是这一类：</w:t>
+      </w:r>
+      <w:r>
+        <w:rPr>
+          <w:rFonts w:hint="eastAsia"/>
+          <w:b/>
+          <w:bCs/>
+          <w:color w:val="000000"/>
+          <w:u w:val="none"/>
+          <w:lang w:val="en-US" w:eastAsia="zh"/>
+          <w:woUserID w:val="1"/>
+        </w:rPr>
+        <w:t>它根据带位置的移动通信观测，为小区估计覆盖轮廓，并分析服务丢失的空间分布</w:t>
+      </w:r>
+      <w:r>
+        <w:rPr>
+          <w:rFonts w:hint="eastAsia"/>
+          <w:b w:val="0"/>
+          <w:bCs w:val="0"/>
+          <w:color w:val="000000"/>
+          <w:u w:val="none"/>
+          <w:lang w:val="en-US" w:eastAsia="zh"/>
+          <w:woUserID w:val="1"/>
+        </w:rPr>
+        <w:t>。请注意证据范围：论文介绍的数据采集体系来自手机端，但其方法实验使用的是基于该体系生成的合成数据。另外，地图上某处“没有上报记录”，不能直接判成“那里没有信号”，也可能只是没人测到。</w:t>
+      </w:r>
+    </w:p>
+    <w:p>
+      <w:pPr>
+        <w:numPr>
+          <w:ilvl w:val="0"/>
+          <w:numId w:val="0"/>
+        </w:numPr>
+        <w:bidi w:val="0"/>
+        <w:ind w:left="0" w:leftChars="0" w:firstLine="0" w:firstLineChars="0"/>
+        <w:rPr>
+          <w:rFonts w:hint="eastAsia"/>
+          <w:b w:val="0"/>
+          <w:bCs w:val="0"/>
+          <w:color w:val="000000"/>
+          <w:u w:val="none"/>
+          <w:lang w:val="en-US" w:eastAsia="zh"/>
+          <w:woUserID w:val="1"/>
+        </w:rPr>
+      </w:pPr>
+      <w:r>
+        <w:rPr>
+          <w:rFonts w:hint="eastAsia"/>
+          <w:b w:val="0"/>
+          <w:bCs w:val="0"/>
+          <w:color w:val="000000"/>
+          <w:u w:val="none"/>
+          <w:lang w:val="en-US" w:eastAsia="zh-CN"/>
+          <w:woUserID w:val="1"/>
+        </w:rPr>
+        <w:t>启示：</w:t>
+      </w:r>
+      <w:r>
+        <w:rPr>
+          <w:rFonts w:hint="eastAsia"/>
+          <w:b w:val="0"/>
+          <w:bCs w:val="0"/>
+          <w:color w:val="000000"/>
+          <w:u w:val="none"/>
+          <w:lang w:val="en-US" w:eastAsia="zh"/>
+          <w:woUserID w:val="1"/>
+        </w:rPr>
+        <w:t>输入可以是不同手机在同一地点的实测体验。但它首先是一种分析地图，并不自动告诉我们基站该怎样调整、手机为什么发生某次掉线。</w:t>
+      </w:r>
+    </w:p>
+    <w:p>
+      <w:pPr>
+        <w:pStyle w:val="3"/>
+        <w:bidi w:val="0"/>
+        <w:rPr>
+          <w:rFonts w:hint="eastAsia"/>
+          <w:lang w:val="en-US" w:eastAsia="zh"/>
+        </w:rPr>
+      </w:pPr>
+      <w:r>
+        <w:rPr>
+          <w:rFonts w:hint="eastAsia"/>
+          <w:lang w:val="en-US" w:eastAsia="zh"/>
+        </w:rPr>
+        <w:t>3. 移动与切换：问“继续往前走，哪个连接选择更可靠”</w:t>
+      </w:r>
+    </w:p>
+    <w:p>
+      <w:pPr>
+        <w:numPr>
+          <w:ilvl w:val="0"/>
+          <w:numId w:val="0"/>
+        </w:numPr>
+        <w:bidi w:val="0"/>
+        <w:ind w:left="0" w:leftChars="0" w:firstLine="420" w:firstLineChars="0"/>
+        <w:rPr>
+          <w:rFonts w:hint="eastAsia"/>
+          <w:b w:val="0"/>
+          <w:bCs w:val="0"/>
+          <w:color w:val="000000"/>
+          <w:u w:val="none"/>
+          <w:lang w:val="en-US" w:eastAsia="zh"/>
+          <w:woUserID w:val="1"/>
+        </w:rPr>
+      </w:pPr>
+      <w:r>
+        <w:rPr>
+          <w:rFonts w:hint="eastAsia"/>
+          <w:b w:val="0"/>
+          <w:bCs w:val="0"/>
+          <w:color w:val="000000"/>
+          <w:u w:val="none"/>
+          <w:lang w:val="en-US" w:eastAsia="zh"/>
+          <w:woUserID w:val="1"/>
+        </w:rPr>
+        <w:t>这里的地图比“强或弱”多存一步：</w:t>
+      </w:r>
+      <w:r>
+        <w:rPr>
+          <w:rFonts w:hint="eastAsia"/>
+          <w:b/>
+          <w:bCs/>
+          <w:color w:val="000000"/>
+          <w:u w:val="none"/>
+          <w:lang w:val="en-US" w:eastAsia="zh"/>
+          <w:woUserID w:val="1"/>
+        </w:rPr>
+        <w:t>不同位置的信号质量及其波动、低于要求的风险</w:t>
+      </w:r>
+      <w:r>
+        <w:rPr>
+          <w:rFonts w:hint="eastAsia"/>
+          <w:b w:val="0"/>
+          <w:bCs w:val="0"/>
+          <w:color w:val="000000"/>
+          <w:u w:val="none"/>
+          <w:lang w:val="en-US" w:eastAsia="zh"/>
+          <w:woUserID w:val="1"/>
+        </w:rPr>
+        <w:t>。假设用户从 A 走向 B，当前位置连接小区 1 还不错，但地图显示 B 附近小区 1 容易出现低质量信号，小区 2 则更稳定。系统就可以把沿途的预测风险作为评估切换时机和目标小区的依据。</w:t>
+      </w:r>
+    </w:p>
+    <w:p>
+      <w:pPr>
+        <w:numPr>
+          <w:ilvl w:val="0"/>
+          <w:numId w:val="0"/>
+        </w:numPr>
+        <w:bidi w:val="0"/>
+        <w:ind w:left="0" w:leftChars="0" w:firstLine="0" w:firstLineChars="0"/>
+        <w:rPr>
+          <w:rFonts w:hint="eastAsia"/>
+          <w:b w:val="0"/>
+          <w:bCs w:val="0"/>
+          <w:color w:val="000000"/>
+          <w:u w:val="none"/>
+          <w:lang w:val="en-US" w:eastAsia="zh"/>
+          <w:woUserID w:val="1"/>
+        </w:rPr>
+      </w:pPr>
+      <w:r>
+        <w:rPr>
+          <w:rFonts w:hint="eastAsia"/>
+          <w:b w:val="0"/>
+          <w:bCs w:val="0"/>
+          <w:color w:val="000000"/>
+          <w:u w:val="none"/>
+          <w:lang w:val="en-US" w:eastAsia="zh"/>
+          <w:woUserID w:val="1"/>
+        </w:rPr>
+        <w:fldChar w:fldCharType="begin"/>
+      </w:r>
+      <w:r>
+        <w:rPr>
+          <w:rFonts w:hint="eastAsia"/>
+          <w:b w:val="0"/>
+          <w:bCs w:val="0"/>
+          <w:color w:val="000000"/>
+          <w:u w:val="none"/>
+          <w:lang w:val="en-US" w:eastAsia="zh"/>
+          <w:woUserID w:val="1"/>
+        </w:rPr>
+        <w:instrText xml:space="preserve"> HYPERLINK "https://arxiv.org/html/2510.13459v2" </w:instrText>
+      </w:r>
+      <w:r>
+        <w:rPr>
+          <w:rFonts w:hint="eastAsia"/>
+          <w:b w:val="0"/>
+          <w:bCs w:val="0"/>
+          <w:color w:val="000000"/>
+          <w:u w:val="none"/>
+          <w:lang w:val="en-US" w:eastAsia="zh"/>
+          <w:woUserID w:val="1"/>
+        </w:rPr>
+        <w:fldChar w:fldCharType="separate"/>
+      </w:r>
+      <w:r>
+        <w:rPr>
+          <w:rStyle w:val="12"/>
+          <w:rFonts w:hint="eastAsia"/>
+          <w:b w:val="0"/>
+          <w:bCs w:val="0"/>
+          <w:lang w:val="en-US" w:eastAsia="zh"/>
+          <w:woUserID w:val="1"/>
+        </w:rPr>
+        <w:t>2025 年的极值理论 Radio Map 切换论文</w:t>
+      </w:r>
+      <w:r>
+        <w:rPr>
+          <w:rFonts w:hint="eastAsia"/>
+          <w:b w:val="0"/>
+          <w:bCs w:val="0"/>
+          <w:color w:val="000000"/>
+          <w:u w:val="none"/>
+          <w:lang w:val="en-US" w:eastAsia="zh"/>
+          <w:woUserID w:val="1"/>
+        </w:rPr>
+        <w:fldChar w:fldCharType="end"/>
+      </w:r>
+      <w:r>
+        <w:rPr>
+          <w:rFonts w:hint="eastAsia"/>
+          <w:b w:val="0"/>
+          <w:bCs w:val="0"/>
+          <w:color w:val="000000"/>
+          <w:u w:val="none"/>
+          <w:lang w:val="en-US" w:eastAsia="zh"/>
+          <w:woUserID w:val="1"/>
+        </w:rPr>
+        <w:t>进一步关注少见却严重的信号低谷，而不只看平均值；它</w:t>
+      </w:r>
+      <w:r>
+        <w:rPr>
+          <w:rFonts w:hint="eastAsia"/>
+          <w:b/>
+          <w:bCs/>
+          <w:color w:val="000000"/>
+          <w:u w:val="none"/>
+          <w:lang w:val="en-US" w:eastAsia="zh"/>
+          <w:woUserID w:val="1"/>
+        </w:rPr>
+        <w:t>把统计地图用于可靠性约束下的切换和功率决策</w:t>
+      </w:r>
+      <w:r>
+        <w:rPr>
+          <w:rFonts w:hint="eastAsia"/>
+          <w:b w:val="0"/>
+          <w:bCs w:val="0"/>
+          <w:color w:val="000000"/>
+          <w:u w:val="none"/>
+          <w:lang w:val="en-US" w:eastAsia="zh"/>
+          <w:woUserID w:val="1"/>
+        </w:rPr>
+        <w:t>。该研究以已知位置的 SINR 测量建图，并用数值实验评价。它说明了“Radio Map 如何参与切换决策”，其决策还涉及网络侧资源和基站选择。</w:t>
+      </w:r>
+    </w:p>
+    <w:p>
+      <w:pPr>
+        <w:numPr>
+          <w:ilvl w:val="0"/>
+          <w:numId w:val="0"/>
+        </w:numPr>
+        <w:bidi w:val="0"/>
+        <w:ind w:left="0" w:leftChars="0" w:firstLine="0" w:firstLineChars="0"/>
+        <w:rPr>
+          <w:rFonts w:hint="eastAsia"/>
+          <w:b w:val="0"/>
+          <w:bCs w:val="0"/>
+          <w:color w:val="000000"/>
+          <w:u w:val="none"/>
+          <w:lang w:val="en-US" w:eastAsia="zh"/>
+          <w:woUserID w:val="1"/>
+        </w:rPr>
+      </w:pPr>
+      <w:r>
+        <w:rPr>
+          <w:rFonts w:hint="eastAsia"/>
+          <w:b/>
+          <w:bCs/>
+          <w:color w:val="000000"/>
+          <w:u w:val="none"/>
+          <w:lang w:val="en-US" w:eastAsia="zh"/>
+          <w:woUserID w:val="1"/>
+        </w:rPr>
+        <w:t>与覆盖分析的区别</w:t>
+      </w:r>
+      <w:r>
+        <w:rPr>
+          <w:rFonts w:hint="eastAsia"/>
+          <w:b w:val="0"/>
+          <w:bCs w:val="0"/>
+          <w:color w:val="000000"/>
+          <w:u w:val="none"/>
+          <w:lang w:val="en-US" w:eastAsia="zh"/>
+          <w:woUserID w:val="1"/>
+        </w:rPr>
+        <w:t>：覆盖图主要指出“哪里可能不好”；切换应用还要利用沿途多个候选小区的质量信息，决定“接下来选谁、何时选”。</w:t>
+      </w:r>
+    </w:p>
+    <w:p>
+      <w:pPr>
+        <w:pStyle w:val="3"/>
+        <w:bidi w:val="0"/>
+        <w:rPr>
+          <w:rFonts w:hint="eastAsia"/>
+          <w:lang w:val="en-US" w:eastAsia="zh"/>
+        </w:rPr>
+      </w:pPr>
+      <w:r>
+        <w:rPr>
+          <w:rFonts w:hint="eastAsia"/>
+          <w:lang w:val="en-US" w:eastAsia="zh"/>
+        </w:rPr>
+        <w:t>4. 基站覆盖优化：问“改了配置之后会怎样”</w:t>
+      </w:r>
+    </w:p>
+    <w:p>
+      <w:pPr>
+        <w:numPr>
+          <w:ilvl w:val="0"/>
+          <w:numId w:val="0"/>
+        </w:numPr>
+        <w:bidi w:val="0"/>
+        <w:ind w:left="0" w:leftChars="0" w:firstLine="0" w:firstLineChars="0"/>
+        <w:rPr>
+          <w:rFonts w:hint="eastAsia"/>
+          <w:b w:val="0"/>
+          <w:bCs w:val="0"/>
+          <w:color w:val="000000"/>
+          <w:u w:val="none"/>
+          <w:lang w:val="en-US" w:eastAsia="zh"/>
+          <w:woUserID w:val="1"/>
+        </w:rPr>
+      </w:pPr>
+      <w:r>
+        <w:rPr>
+          <w:rFonts w:hint="eastAsia"/>
+          <w:b w:val="0"/>
+          <w:bCs w:val="0"/>
+          <w:color w:val="000000"/>
+          <w:u w:val="none"/>
+          <w:lang w:val="en-US" w:eastAsia="zh"/>
+          <w:woUserID w:val="1"/>
+        </w:rPr>
+        <w:t>前几类侧重描述已观测或预计的当前位置状态。这里更进一步：假设把某基站天线转一个方向，哪些位置会变好，哪些可能变差？</w:t>
+      </w:r>
+    </w:p>
+    <w:p>
+      <w:pPr>
+        <w:numPr>
+          <w:ilvl w:val="0"/>
+          <w:numId w:val="0"/>
+        </w:numPr>
+        <w:bidi w:val="0"/>
+        <w:ind w:left="0" w:leftChars="0" w:firstLine="0" w:firstLineChars="0"/>
+        <w:rPr>
+          <w:rFonts w:hint="eastAsia"/>
+          <w:b w:val="0"/>
+          <w:bCs w:val="0"/>
+          <w:color w:val="000000"/>
+          <w:u w:val="none"/>
+          <w:lang w:val="en-US" w:eastAsia="zh"/>
+          <w:woUserID w:val="1"/>
+        </w:rPr>
+      </w:pPr>
+      <w:r>
+        <w:rPr>
+          <w:rFonts w:hint="eastAsia"/>
+          <w:b w:val="0"/>
+          <w:bCs w:val="0"/>
+          <w:color w:val="000000"/>
+          <w:u w:val="none"/>
+          <w:lang w:val="en-US" w:eastAsia="zh"/>
+          <w:woUserID w:val="1"/>
+        </w:rPr>
+        <w:fldChar w:fldCharType="begin"/>
+      </w:r>
+      <w:r>
+        <w:rPr>
+          <w:rFonts w:hint="eastAsia"/>
+          <w:b w:val="0"/>
+          <w:bCs w:val="0"/>
+          <w:color w:val="000000"/>
+          <w:u w:val="none"/>
+          <w:lang w:val="en-US" w:eastAsia="zh"/>
+          <w:woUserID w:val="1"/>
+        </w:rPr>
+        <w:instrText xml:space="preserve"> HYPERLINK "https://arxiv.org/abs/2410.17264?utm_source=chatgpt.com" </w:instrText>
+      </w:r>
+      <w:r>
+        <w:rPr>
+          <w:rFonts w:hint="eastAsia"/>
+          <w:b w:val="0"/>
+          <w:bCs w:val="0"/>
+          <w:color w:val="000000"/>
+          <w:u w:val="none"/>
+          <w:lang w:val="en-US" w:eastAsia="zh"/>
+          <w:woUserID w:val="1"/>
+        </w:rPr>
+        <w:fldChar w:fldCharType="separate"/>
+      </w:r>
+      <w:r>
+        <w:rPr>
+          <w:rFonts w:hint="eastAsia"/>
+          <w:b w:val="0"/>
+          <w:bCs w:val="0"/>
+          <w:color w:val="000000"/>
+          <w:u w:val="none"/>
+          <w:lang w:val="en-US" w:eastAsia="zh"/>
+          <w:woUserID w:val="1"/>
+        </w:rPr>
+        <w:t>Jaensch 等人的覆盖优化论文</w:t>
+      </w:r>
+      <w:r>
+        <w:rPr>
+          <w:rFonts w:hint="eastAsia"/>
+          <w:b w:val="0"/>
+          <w:bCs w:val="0"/>
+          <w:color w:val="000000"/>
+          <w:u w:val="none"/>
+          <w:lang w:val="en-US" w:eastAsia="zh"/>
+          <w:woUserID w:val="1"/>
+        </w:rPr>
+        <w:fldChar w:fldCharType="end"/>
+      </w:r>
+      <w:r>
+        <w:rPr>
+          <w:rFonts w:hint="eastAsia"/>
+          <w:b w:val="0"/>
+          <w:bCs w:val="0"/>
+          <w:color w:val="000000"/>
+          <w:u w:val="none"/>
+          <w:lang w:val="en-US" w:eastAsia="zh"/>
+          <w:woUserID w:val="1"/>
+        </w:rPr>
+        <w:t>先用航拍图等输入预测路径损耗图，再在模型中改变基站天线朝向，计算目标区域的接收功率或信干噪比如何变化，寻找较好的方向。它展示的是</w:t>
+      </w:r>
+      <w:r>
+        <w:rPr>
+          <w:rFonts w:hint="eastAsia"/>
+          <w:b/>
+          <w:bCs/>
+          <w:color w:val="000000"/>
+          <w:u w:val="none"/>
+          <w:lang w:val="en-US" w:eastAsia="zh"/>
+          <w:woUserID w:val="1"/>
+        </w:rPr>
+        <w:t>利用地图评估候选基站配置，因此需要表示基站的位置及待调整的天线方向</w:t>
+      </w:r>
+      <w:r>
+        <w:rPr>
+          <w:rFonts w:hint="eastAsia"/>
+          <w:b w:val="0"/>
+          <w:bCs w:val="0"/>
+          <w:color w:val="000000"/>
+          <w:u w:val="none"/>
+          <w:lang w:val="en-US" w:eastAsia="zh"/>
+          <w:woUserID w:val="1"/>
+        </w:rPr>
+        <w:t>。</w:t>
+      </w:r>
+    </w:p>
+    <w:p>
+      <w:pPr>
+        <w:numPr>
+          <w:ilvl w:val="0"/>
+          <w:numId w:val="0"/>
+        </w:numPr>
+        <w:bidi w:val="0"/>
+        <w:ind w:left="0" w:leftChars="0" w:firstLine="0" w:firstLineChars="0"/>
+        <w:rPr>
+          <w:rFonts w:hint="eastAsia"/>
+          <w:b w:val="0"/>
+          <w:bCs w:val="0"/>
+          <w:color w:val="000000"/>
+          <w:u w:val="none"/>
+          <w:lang w:val="en-US" w:eastAsia="zh"/>
+          <w:woUserID w:val="1"/>
+        </w:rPr>
+      </w:pPr>
+    </w:p>
+    <w:p>
+      <w:pPr>
+        <w:pStyle w:val="2"/>
+        <w:bidi w:val="0"/>
+        <w:rPr>
+          <w:rFonts w:hint="default"/>
+          <w:lang w:val="en-US" w:eastAsia="zh-CN"/>
+        </w:rPr>
+      </w:pPr>
+      <w:r>
+        <w:rPr>
+          <w:rFonts w:hint="eastAsia"/>
+          <w:lang w:val="en-US" w:eastAsia="zh-CN"/>
+        </w:rPr>
+        <w:t>四、卫星通信</w:t>
+      </w:r>
+    </w:p>
+    <w:p>
+      <w:pPr>
+        <w:pStyle w:val="2"/>
+        <w:bidi w:val="0"/>
+        <w:rPr>
+          <w:rFonts w:hint="eastAsia"/>
+          <w:lang w:val="en-US" w:eastAsia="zh-CN"/>
+        </w:rPr>
+      </w:pPr>
+      <w:r>
+        <w:rPr>
+          <w:rFonts w:hint="eastAsia"/>
+          <w:lang w:val="en-US" w:eastAsia="zh-CN"/>
+        </w:rPr>
+        <w:t>1、Joint LEO：联合优化卫星切换与视频码率</w:t>
+      </w:r>
+    </w:p>
+    <w:p>
+      <w:pPr>
+        <w:numPr>
+          <w:ilvl w:val="0"/>
+          <w:numId w:val="0"/>
+        </w:numPr>
+        <w:bidi w:val="0"/>
+        <w:ind w:left="0" w:leftChars="0" w:firstLine="0" w:firstLineChars="0"/>
+        <w:rPr>
+          <w:rFonts w:hint="eastAsia"/>
+          <w:b w:val="0"/>
+          <w:bCs w:val="0"/>
+          <w:color w:val="000000"/>
+          <w:u w:val="none"/>
+          <w:lang w:val="en-US" w:eastAsia="zh-CN"/>
+          <w:woUserID w:val="1"/>
+        </w:rPr>
+      </w:pPr>
+      <w:r>
+        <w:rPr>
+          <w:rFonts w:hint="eastAsia"/>
+          <w:b w:val="0"/>
+          <w:bCs w:val="0"/>
+          <w:color w:val="000000"/>
+          <w:u w:val="none"/>
+          <w:lang w:val="en-US" w:eastAsia="zh-CN"/>
+          <w:woUserID w:val="1"/>
+        </w:rPr>
+        <w:t>出处：K. Park et al., “Joint Optimization of Handoff and Video Rate in LEO Satellite Networks,” IEEE INFOCOM, 2026.</w:t>
+      </w:r>
+    </w:p>
+    <w:p>
+      <w:pPr>
+        <w:numPr>
+          <w:ilvl w:val="0"/>
+          <w:numId w:val="0"/>
+        </w:numPr>
+        <w:bidi w:val="0"/>
+        <w:ind w:left="0" w:leftChars="0" w:firstLine="0" w:firstLineChars="0"/>
+        <w:rPr>
+          <w:rFonts w:hint="eastAsia" w:eastAsia="宋体"/>
+          <w:b w:val="0"/>
+          <w:bCs w:val="0"/>
+          <w:color w:val="000000"/>
+          <w:u w:val="none"/>
+          <w:lang w:val="en-US" w:eastAsia="zh-CN"/>
+          <w:woUserID w:val="1"/>
+        </w:rPr>
+      </w:pPr>
+      <w:r>
+        <w:rPr>
+          <w:rFonts w:hint="eastAsia" w:eastAsia="宋体"/>
+          <w:b w:val="0"/>
+          <w:bCs w:val="0"/>
+          <w:color w:val="000000"/>
+          <w:u w:val="none"/>
+          <w:lang w:val="en-US" w:eastAsia="zh-CN"/>
+          <w:woUserID w:val="1"/>
+        </w:rPr>
+        <w:t>1. 为什么切换和码率要一起决定</w:t>
+      </w:r>
+    </w:p>
+    <w:p>
+      <w:pPr>
+        <w:numPr>
+          <w:ilvl w:val="0"/>
+          <w:numId w:val="0"/>
+        </w:numPr>
+        <w:bidi w:val="0"/>
+        <w:ind w:left="0" w:leftChars="0" w:firstLine="0" w:firstLineChars="0"/>
+        <w:rPr>
+          <w:rFonts w:hint="eastAsia" w:eastAsia="宋体"/>
+          <w:b w:val="0"/>
+          <w:bCs w:val="0"/>
+          <w:color w:val="000000"/>
+          <w:u w:val="none"/>
+          <w:lang w:val="en-US" w:eastAsia="zh-CN"/>
+          <w:woUserID w:val="1"/>
+        </w:rPr>
+      </w:pPr>
+      <w:r>
+        <w:rPr>
+          <w:rFonts w:hint="eastAsia" w:eastAsia="宋体"/>
+          <w:b w:val="0"/>
+          <w:bCs w:val="0"/>
+          <w:color w:val="000000"/>
+          <w:u w:val="none"/>
+          <w:lang w:val="en-US" w:eastAsia="zh-CN"/>
+          <w:woUserID w:val="1"/>
+        </w:rPr>
+        <w:t>播放器通常会根据网络速度选视频码率：网速好，就下载清晰的一段；网速差，就降低清晰度，避免等待和卡顿。但在低轨卫星网络中，接入哪颗卫星本身也会改变后续吞吐量，切换还会暂时中断传输。</w:t>
+      </w:r>
+    </w:p>
+    <w:p>
+      <w:pPr>
+        <w:numPr>
+          <w:ilvl w:val="0"/>
+          <w:numId w:val="0"/>
+        </w:numPr>
+        <w:bidi w:val="0"/>
+        <w:ind w:left="0" w:leftChars="0" w:firstLine="0" w:firstLineChars="0"/>
+        <w:rPr>
+          <w:rFonts w:hint="eastAsia" w:eastAsia="宋体"/>
+          <w:b w:val="0"/>
+          <w:bCs w:val="0"/>
+          <w:color w:val="000000"/>
+          <w:u w:val="none"/>
+          <w:lang w:val="en-US" w:eastAsia="zh-CN"/>
+          <w:woUserID w:val="1"/>
+        </w:rPr>
+      </w:pPr>
+      <w:r>
+        <w:rPr>
+          <w:rFonts w:hint="eastAsia" w:eastAsia="宋体"/>
+          <w:b w:val="0"/>
+          <w:bCs w:val="0"/>
+          <w:color w:val="000000"/>
+          <w:u w:val="none"/>
+          <w:lang w:val="en-US" w:eastAsia="zh-CN"/>
+          <w:woUserID w:val="1"/>
+        </w:rPr>
+        <w:t>于是，两个分开做的决定可能互相冲突：终端刚根据当前高速链路选了高清，卫星随即切走，视频段下载不完，发生卡顿；或者虽然某颗卫星信号最强，另一颗卫星却能提供更稳定的后续下载速度。论文因此把画质、卡顿时长、画质频繁变化放在同一个 QoE（体验质量）目标中，并让卫星选择与码率共同影响这个目标。</w:t>
+      </w:r>
+      <w:r>
+        <w:rPr>
+          <w:rFonts w:hint="eastAsia" w:eastAsia="宋体"/>
+          <w:b w:val="0"/>
+          <w:bCs w:val="0"/>
+          <w:color w:val="000000"/>
+          <w:u w:val="none"/>
+          <w:lang w:val="en-US" w:eastAsia="zh-CN"/>
+          <w:woUserID w:val="1"/>
+        </w:rPr>
+        <w:fldChar w:fldCharType="begin"/>
+      </w:r>
+      <w:r>
+        <w:rPr>
+          <w:rFonts w:hint="eastAsia" w:eastAsia="宋体"/>
+          <w:b w:val="0"/>
+          <w:bCs w:val="0"/>
+          <w:color w:val="000000"/>
+          <w:u w:val="none"/>
+          <w:lang w:val="en-US" w:eastAsia="zh-CN"/>
+          <w:woUserID w:val="1"/>
+        </w:rPr>
+        <w:instrText xml:space="preserve"> HYPERLINK "https://arxiv.org/html/2504.04586v2?utm_source=chatgpt.com" </w:instrText>
+      </w:r>
+      <w:r>
+        <w:rPr>
+          <w:rFonts w:hint="eastAsia" w:eastAsia="宋体"/>
+          <w:b w:val="0"/>
+          <w:bCs w:val="0"/>
+          <w:color w:val="000000"/>
+          <w:u w:val="none"/>
+          <w:lang w:val="en-US" w:eastAsia="zh-CN"/>
+          <w:woUserID w:val="1"/>
+        </w:rPr>
+        <w:fldChar w:fldCharType="separate"/>
+      </w:r>
+      <w:r>
+        <w:rPr>
+          <w:rFonts w:hint="eastAsia" w:eastAsia="宋体"/>
+          <w:b w:val="0"/>
+          <w:bCs w:val="0"/>
+          <w:color w:val="000000"/>
+          <w:u w:val="none"/>
+          <w:lang w:val="en-US" w:eastAsia="zh-CN"/>
+          <w:woUserID w:val="1"/>
+        </w:rPr>
+        <w:t>arxiv.org</w:t>
+      </w:r>
+      <w:r>
+        <w:rPr>
+          <w:rFonts w:hint="eastAsia" w:eastAsia="宋体"/>
+          <w:b w:val="0"/>
+          <w:bCs w:val="0"/>
+          <w:color w:val="000000"/>
+          <w:u w:val="none"/>
+          <w:lang w:val="en-US" w:eastAsia="zh-CN"/>
+          <w:woUserID w:val="1"/>
+        </w:rPr>
+        <w:fldChar w:fldCharType="end"/>
+      </w:r>
+    </w:p>
+    <w:p>
+      <w:pPr>
+        <w:numPr>
+          <w:ilvl w:val="0"/>
+          <w:numId w:val="0"/>
+        </w:numPr>
+        <w:bidi w:val="0"/>
+        <w:ind w:left="0" w:leftChars="0" w:firstLine="0" w:firstLineChars="0"/>
+        <w:rPr>
+          <w:rFonts w:hint="eastAsia" w:eastAsia="宋体"/>
+          <w:b w:val="0"/>
+          <w:bCs w:val="0"/>
+          <w:color w:val="000000"/>
+          <w:u w:val="none"/>
+          <w:lang w:val="en-US" w:eastAsia="zh-CN"/>
+          <w:woUserID w:val="1"/>
+        </w:rPr>
+      </w:pPr>
+      <w:r>
+        <w:rPr>
+          <w:rFonts w:hint="eastAsia" w:eastAsia="宋体"/>
+          <w:b w:val="0"/>
+          <w:bCs w:val="0"/>
+          <w:color w:val="000000"/>
+          <w:u w:val="none"/>
+          <w:lang w:val="en-US" w:eastAsia="zh-CN"/>
+          <w:woUserID w:val="1"/>
+        </w:rPr>
+        <w:t>可以用一个帮助理解的假设例子看懂决策，数字不是论文的实验数据：</w:t>
+      </w:r>
+    </w:p>
+    <w:p>
+      <w:pPr>
+        <w:numPr>
+          <w:ilvl w:val="0"/>
+          <w:numId w:val="0"/>
+        </w:numPr>
+        <w:bidi w:val="0"/>
+        <w:ind w:left="0" w:leftChars="0" w:firstLine="0" w:firstLineChars="0"/>
+        <w:rPr>
+          <w:rFonts w:hint="eastAsia" w:eastAsia="宋体"/>
+          <w:b w:val="0"/>
+          <w:bCs w:val="0"/>
+          <w:color w:val="000000"/>
+          <w:u w:val="none"/>
+          <w:lang w:val="en-US" w:eastAsia="zh-CN"/>
+          <w:woUserID w:val="1"/>
+        </w:rPr>
+      </w:pPr>
+      <w:r>
+        <w:rPr>
+          <w:rFonts w:hint="eastAsia" w:eastAsia="宋体"/>
+          <w:b w:val="0"/>
+          <w:bCs w:val="0"/>
+          <w:color w:val="000000"/>
+          <w:u w:val="none"/>
+          <w:lang w:val="en-US" w:eastAsia="zh-CN"/>
+          <w:woUserID w:val="1"/>
+        </w:rPr>
+        <w:t>播放器还缓存了 3 秒视频。下一段长 2 秒，选 2.85 Mbps 画质约需下载 5.7 Mb。若继续用卫星 A，预计速度只有 1 Mbps，下载约需 5.7 秒，缓存会先耗尽；若切到卫星 B，预计速度为 4 Mbps，即使加上 0.2 秒切换开销，也可能及时下载完成。因此，“切到 B＋保持高清”可能比“留在 A＋保持高清”好。若 B 也不可靠，算法还可以比较“留在 A＋降低码率”。</w:t>
+      </w:r>
+    </w:p>
+    <w:p>
+      <w:pPr>
+        <w:numPr>
+          <w:ilvl w:val="0"/>
+          <w:numId w:val="0"/>
+        </w:numPr>
+        <w:bidi w:val="0"/>
+        <w:ind w:left="0" w:leftChars="0" w:firstLine="0" w:firstLineChars="0"/>
+        <w:rPr>
+          <w:rFonts w:hint="eastAsia" w:eastAsia="宋体"/>
+          <w:b w:val="0"/>
+          <w:bCs w:val="0"/>
+          <w:color w:val="000000"/>
+          <w:u w:val="none"/>
+          <w:lang w:val="en-US" w:eastAsia="zh-CN"/>
+          <w:woUserID w:val="1"/>
+        </w:rPr>
+      </w:pPr>
+      <w:r>
+        <w:rPr>
+          <w:rFonts w:hint="eastAsia" w:eastAsia="宋体"/>
+          <w:b w:val="0"/>
+          <w:bCs w:val="0"/>
+          <w:color w:val="000000"/>
+          <w:u w:val="none"/>
+          <w:lang w:val="en-US" w:eastAsia="zh-CN"/>
+          <w:woUserID w:val="1"/>
+        </w:rPr>
+        <w:t>这就是“联合”的实质：比较的是一组完整动作及其播放后果，而不是先独立选卫星、再独立选码率。</w:t>
+      </w:r>
+    </w:p>
+    <w:p>
+      <w:pPr>
+        <w:numPr>
+          <w:ilvl w:val="0"/>
+          <w:numId w:val="0"/>
+        </w:numPr>
+        <w:bidi w:val="0"/>
+        <w:ind w:left="0" w:leftChars="0" w:firstLine="0" w:firstLineChars="0"/>
+        <w:rPr>
+          <w:rFonts w:hint="eastAsia" w:eastAsia="宋体"/>
+          <w:b w:val="0"/>
+          <w:bCs w:val="0"/>
+          <w:color w:val="000000"/>
+          <w:u w:val="none"/>
+          <w:lang w:val="en-US" w:eastAsia="zh-CN"/>
+          <w:woUserID w:val="1"/>
+        </w:rPr>
+      </w:pPr>
+      <w:r>
+        <w:rPr>
+          <w:rFonts w:hint="eastAsia" w:eastAsia="宋体"/>
+          <w:b w:val="0"/>
+          <w:bCs w:val="0"/>
+          <w:color w:val="000000"/>
+          <w:u w:val="none"/>
+          <w:lang w:val="en-US" w:eastAsia="zh-CN"/>
+          <w:woUserID w:val="1"/>
+        </w:rPr>
+        <w:t>2. 方法一：联合 MPC，先算几步再执行一步</w:t>
+      </w:r>
+    </w:p>
+    <w:p>
+      <w:pPr>
+        <w:numPr>
+          <w:ilvl w:val="0"/>
+          <w:numId w:val="0"/>
+        </w:numPr>
+        <w:bidi w:val="0"/>
+        <w:ind w:left="0" w:leftChars="0" w:firstLine="0" w:firstLineChars="0"/>
+        <w:rPr>
+          <w:rFonts w:hint="eastAsia" w:eastAsia="宋体"/>
+          <w:b w:val="0"/>
+          <w:bCs w:val="0"/>
+          <w:color w:val="000000"/>
+          <w:u w:val="none"/>
+          <w:lang w:val="en-US" w:eastAsia="zh-CN"/>
+          <w:woUserID w:val="1"/>
+        </w:rPr>
+      </w:pPr>
+      <w:r>
+        <w:rPr>
+          <w:rFonts w:hint="eastAsia" w:eastAsia="宋体"/>
+          <w:b w:val="0"/>
+          <w:bCs w:val="0"/>
+          <w:color w:val="000000"/>
+          <w:u w:val="none"/>
+          <w:lang w:val="en-US" w:eastAsia="zh-CN"/>
+          <w:woUserID w:val="1"/>
+        </w:rPr>
+        <w:t>MPC（模型预测控制）在每次准备下载新视频段时，按下面的顺序工作：</w:t>
+      </w:r>
+    </w:p>
+    <w:p>
+      <w:pPr>
+        <w:numPr>
+          <w:ilvl w:val="0"/>
+          <w:numId w:val="0"/>
+        </w:numPr>
+        <w:bidi w:val="0"/>
+        <w:ind w:left="0" w:leftChars="0" w:firstLine="0" w:firstLineChars="0"/>
+        <w:rPr>
+          <w:rFonts w:hint="eastAsia" w:eastAsia="宋体"/>
+          <w:b w:val="0"/>
+          <w:bCs w:val="0"/>
+          <w:color w:val="000000"/>
+          <w:u w:val="none"/>
+          <w:lang w:val="en-US" w:eastAsia="zh-CN"/>
+          <w:woUserID w:val="1"/>
+        </w:rPr>
+      </w:pPr>
+      <w:r>
+        <w:rPr>
+          <w:rFonts w:hint="eastAsia" w:eastAsia="宋体"/>
+          <w:b w:val="0"/>
+          <w:bCs w:val="0"/>
+          <w:color w:val="000000"/>
+          <w:u w:val="none"/>
+          <w:lang w:val="en-US" w:eastAsia="zh-CN"/>
+          <w:woUserID w:val="1"/>
+        </w:rPr>
+        <w:t>看当前状态：现在连哪颗卫星、播放器缓存还能播放多久、上一段是什么码率，以及已测得的吞吐量。</w:t>
+      </w:r>
+    </w:p>
+    <w:p>
+      <w:pPr>
+        <w:numPr>
+          <w:ilvl w:val="0"/>
+          <w:numId w:val="0"/>
+        </w:numPr>
+        <w:bidi w:val="0"/>
+        <w:ind w:left="0" w:leftChars="0" w:firstLine="0" w:firstLineChars="0"/>
+        <w:rPr>
+          <w:rFonts w:hint="eastAsia" w:eastAsia="宋体"/>
+          <w:b w:val="0"/>
+          <w:bCs w:val="0"/>
+          <w:color w:val="000000"/>
+          <w:u w:val="none"/>
+          <w:lang w:val="en-US" w:eastAsia="zh-CN"/>
+          <w:woUserID w:val="1"/>
+        </w:rPr>
+      </w:pPr>
+      <w:r>
+        <w:rPr>
+          <w:rFonts w:hint="eastAsia" w:eastAsia="宋体"/>
+          <w:b w:val="0"/>
+          <w:bCs w:val="0"/>
+          <w:color w:val="000000"/>
+          <w:u w:val="none"/>
+          <w:lang w:val="en-US" w:eastAsia="zh-CN"/>
+          <w:woUserID w:val="1"/>
+        </w:rPr>
+        <w:t>估计候选卫星的后续吞吐量：论文比较了两种办法，一种用历史吞吐量的调和平均，另一种结合卫星仰角、方位角、天气等信息，用学习模型预测。</w:t>
+      </w:r>
+    </w:p>
+    <w:p>
+      <w:pPr>
+        <w:numPr>
+          <w:ilvl w:val="0"/>
+          <w:numId w:val="0"/>
+        </w:numPr>
+        <w:bidi w:val="0"/>
+        <w:ind w:left="0" w:leftChars="0" w:firstLine="0" w:firstLineChars="0"/>
+        <w:rPr>
+          <w:rFonts w:hint="eastAsia" w:eastAsia="宋体"/>
+          <w:b w:val="0"/>
+          <w:bCs w:val="0"/>
+          <w:color w:val="000000"/>
+          <w:u w:val="none"/>
+          <w:lang w:val="en-US" w:eastAsia="zh-CN"/>
+          <w:woUserID w:val="1"/>
+        </w:rPr>
+      </w:pPr>
+      <w:r>
+        <w:rPr>
+          <w:rFonts w:hint="eastAsia" w:eastAsia="宋体"/>
+          <w:b w:val="0"/>
+          <w:bCs w:val="0"/>
+          <w:color w:val="000000"/>
+          <w:u w:val="none"/>
+          <w:lang w:val="en-US" w:eastAsia="zh-CN"/>
+          <w:woUserID w:val="1"/>
+        </w:rPr>
+        <w:t>试算不同方案：未来几段分别选什么码率、是否切到可见的另一颗卫星、在哪一段前切；计算每种方案可能得到的画质、卡顿和画质波动，同时计入切换带来的延迟。</w:t>
+      </w:r>
+    </w:p>
+    <w:p>
+      <w:pPr>
+        <w:numPr>
+          <w:ilvl w:val="0"/>
+          <w:numId w:val="0"/>
+        </w:numPr>
+        <w:bidi w:val="0"/>
+        <w:ind w:left="0" w:leftChars="0" w:firstLine="0" w:firstLineChars="0"/>
+        <w:rPr>
+          <w:rFonts w:hint="eastAsia" w:eastAsia="宋体"/>
+          <w:b w:val="0"/>
+          <w:bCs w:val="0"/>
+          <w:color w:val="000000"/>
+          <w:u w:val="none"/>
+          <w:lang w:val="en-US" w:eastAsia="zh-CN"/>
+          <w:woUserID w:val="1"/>
+        </w:rPr>
+      </w:pPr>
+      <w:r>
+        <w:rPr>
+          <w:rFonts w:hint="eastAsia" w:eastAsia="宋体"/>
+          <w:b w:val="0"/>
+          <w:bCs w:val="0"/>
+          <w:color w:val="000000"/>
+          <w:u w:val="none"/>
+          <w:lang w:val="en-US" w:eastAsia="zh-CN"/>
+          <w:woUserID w:val="1"/>
+        </w:rPr>
+        <w:t>执行当前决定，然后重新计算：只采用眼前要下载的视频段对应的决定。下载完成后得到新吞吐量和缓存状态，再规划下一次。预测错了，后续还有机会修正。</w:t>
+      </w:r>
+      <w:r>
+        <w:rPr>
+          <w:rFonts w:hint="eastAsia" w:eastAsia="宋体"/>
+          <w:b w:val="0"/>
+          <w:bCs w:val="0"/>
+          <w:color w:val="000000"/>
+          <w:u w:val="none"/>
+          <w:lang w:val="en-US" w:eastAsia="zh-CN"/>
+          <w:woUserID w:val="1"/>
+        </w:rPr>
+        <w:fldChar w:fldCharType="begin"/>
+      </w:r>
+      <w:r>
+        <w:rPr>
+          <w:rFonts w:hint="eastAsia" w:eastAsia="宋体"/>
+          <w:b w:val="0"/>
+          <w:bCs w:val="0"/>
+          <w:color w:val="000000"/>
+          <w:u w:val="none"/>
+          <w:lang w:val="en-US" w:eastAsia="zh-CN"/>
+          <w:woUserID w:val="1"/>
+        </w:rPr>
+        <w:instrText xml:space="preserve"> HYPERLINK "https://arxiv.org/html/2504.04586v2?utm_source=chatgpt.com" </w:instrText>
+      </w:r>
+      <w:r>
+        <w:rPr>
+          <w:rFonts w:hint="eastAsia" w:eastAsia="宋体"/>
+          <w:b w:val="0"/>
+          <w:bCs w:val="0"/>
+          <w:color w:val="000000"/>
+          <w:u w:val="none"/>
+          <w:lang w:val="en-US" w:eastAsia="zh-CN"/>
+          <w:woUserID w:val="1"/>
+        </w:rPr>
+        <w:fldChar w:fldCharType="separate"/>
+      </w:r>
+      <w:r>
+        <w:rPr>
+          <w:rFonts w:hint="eastAsia" w:eastAsia="宋体"/>
+          <w:b w:val="0"/>
+          <w:bCs w:val="0"/>
+          <w:color w:val="000000"/>
+          <w:u w:val="none"/>
+          <w:lang w:val="en-US" w:eastAsia="zh-CN"/>
+          <w:woUserID w:val="1"/>
+        </w:rPr>
+        <w:t>arxiv.org</w:t>
+      </w:r>
+      <w:r>
+        <w:rPr>
+          <w:rFonts w:hint="eastAsia" w:eastAsia="宋体"/>
+          <w:b w:val="0"/>
+          <w:bCs w:val="0"/>
+          <w:color w:val="000000"/>
+          <w:u w:val="none"/>
+          <w:lang w:val="en-US" w:eastAsia="zh-CN"/>
+          <w:woUserID w:val="1"/>
+        </w:rPr>
+        <w:fldChar w:fldCharType="end"/>
+      </w:r>
+    </w:p>
+    <w:p>
+      <w:pPr>
+        <w:numPr>
+          <w:ilvl w:val="0"/>
+          <w:numId w:val="0"/>
+        </w:numPr>
+        <w:bidi w:val="0"/>
+        <w:ind w:left="0" w:leftChars="0" w:firstLine="0" w:firstLineChars="0"/>
+        <w:rPr>
+          <w:rFonts w:hint="eastAsia" w:eastAsia="宋体"/>
+          <w:b w:val="0"/>
+          <w:bCs w:val="0"/>
+          <w:color w:val="000000"/>
+          <w:u w:val="none"/>
+          <w:lang w:val="en-US" w:eastAsia="zh-CN"/>
+          <w:woUserID w:val="1"/>
+        </w:rPr>
+      </w:pPr>
+      <w:r>
+        <w:rPr>
+          <w:rFonts w:hint="eastAsia" w:eastAsia="宋体"/>
+          <w:b w:val="0"/>
+          <w:bCs w:val="0"/>
+          <w:color w:val="000000"/>
+          <w:u w:val="none"/>
+          <w:lang w:val="en-US" w:eastAsia="zh-CN"/>
+          <w:woUserID w:val="1"/>
+        </w:rPr>
+        <w:t>若穷举未来每一段的“卫星×码率”，组合数量增长很快。作者实际评估的 **pruned MPC（剪枝 MPC）**作了一个关键简化：在短预测窗口内最多考虑切换一次卫星。它仍比较切换目标、切换时点和码率组合，但减少了计算量。论文还沿用 RobustMPC 的思路，对吞吐量预测作保守修正，以降低高估网速后卡顿的风险。</w:t>
+      </w:r>
+      <w:r>
+        <w:rPr>
+          <w:rFonts w:hint="eastAsia" w:eastAsia="宋体"/>
+          <w:b w:val="0"/>
+          <w:bCs w:val="0"/>
+          <w:color w:val="000000"/>
+          <w:u w:val="none"/>
+          <w:lang w:val="en-US" w:eastAsia="zh-CN"/>
+          <w:woUserID w:val="1"/>
+        </w:rPr>
+        <w:fldChar w:fldCharType="begin"/>
+      </w:r>
+      <w:r>
+        <w:rPr>
+          <w:rFonts w:hint="eastAsia" w:eastAsia="宋体"/>
+          <w:b w:val="0"/>
+          <w:bCs w:val="0"/>
+          <w:color w:val="000000"/>
+          <w:u w:val="none"/>
+          <w:lang w:val="en-US" w:eastAsia="zh-CN"/>
+          <w:woUserID w:val="1"/>
+        </w:rPr>
+        <w:instrText xml:space="preserve"> HYPERLINK "https://arxiv.org/html/2504.04586v2?utm_source=chatgpt.com" </w:instrText>
+      </w:r>
+      <w:r>
+        <w:rPr>
+          <w:rFonts w:hint="eastAsia" w:eastAsia="宋体"/>
+          <w:b w:val="0"/>
+          <w:bCs w:val="0"/>
+          <w:color w:val="000000"/>
+          <w:u w:val="none"/>
+          <w:lang w:val="en-US" w:eastAsia="zh-CN"/>
+          <w:woUserID w:val="1"/>
+        </w:rPr>
+        <w:fldChar w:fldCharType="separate"/>
+      </w:r>
+      <w:r>
+        <w:rPr>
+          <w:rFonts w:hint="eastAsia" w:eastAsia="宋体"/>
+          <w:b w:val="0"/>
+          <w:bCs w:val="0"/>
+          <w:color w:val="000000"/>
+          <w:u w:val="none"/>
+          <w:lang w:val="en-US" w:eastAsia="zh-CN"/>
+          <w:woUserID w:val="1"/>
+        </w:rPr>
+        <w:t>arxiv.org</w:t>
+      </w:r>
+      <w:r>
+        <w:rPr>
+          <w:rFonts w:hint="eastAsia" w:eastAsia="宋体"/>
+          <w:b w:val="0"/>
+          <w:bCs w:val="0"/>
+          <w:color w:val="000000"/>
+          <w:u w:val="none"/>
+          <w:lang w:val="en-US" w:eastAsia="zh-CN"/>
+          <w:woUserID w:val="1"/>
+        </w:rPr>
+        <w:fldChar w:fldCharType="end"/>
+      </w:r>
+    </w:p>
+    <w:p>
+      <w:pPr>
+        <w:numPr>
+          <w:ilvl w:val="0"/>
+          <w:numId w:val="0"/>
+        </w:numPr>
+        <w:bidi w:val="0"/>
+        <w:ind w:left="0" w:leftChars="0" w:firstLine="0" w:firstLineChars="0"/>
+        <w:rPr>
+          <w:rFonts w:hint="eastAsia" w:eastAsia="宋体"/>
+          <w:b w:val="0"/>
+          <w:bCs w:val="0"/>
+          <w:color w:val="000000"/>
+          <w:u w:val="none"/>
+          <w:lang w:val="en-US" w:eastAsia="zh-CN"/>
+          <w:woUserID w:val="1"/>
+        </w:rPr>
+      </w:pPr>
+      <w:r>
+        <w:rPr>
+          <w:rFonts w:hint="eastAsia" w:eastAsia="宋体"/>
+          <w:b w:val="0"/>
+          <w:bCs w:val="0"/>
+          <w:color w:val="000000"/>
+          <w:u w:val="none"/>
+          <w:lang w:val="en-US" w:eastAsia="zh-CN"/>
+          <w:woUserID w:val="1"/>
+        </w:rPr>
+        <w:t>3. 方法二：联合强化学习，直接学会选动作</w:t>
+      </w:r>
+    </w:p>
+    <w:p>
+      <w:pPr>
+        <w:numPr>
+          <w:ilvl w:val="0"/>
+          <w:numId w:val="0"/>
+        </w:numPr>
+        <w:bidi w:val="0"/>
+        <w:ind w:left="0" w:leftChars="0" w:firstLine="0" w:firstLineChars="0"/>
+        <w:rPr>
+          <w:rFonts w:hint="eastAsia" w:eastAsia="宋体"/>
+          <w:b w:val="0"/>
+          <w:bCs w:val="0"/>
+          <w:color w:val="000000"/>
+          <w:u w:val="none"/>
+          <w:lang w:val="en-US" w:eastAsia="zh-CN"/>
+          <w:woUserID w:val="1"/>
+        </w:rPr>
+      </w:pPr>
+      <w:r>
+        <w:rPr>
+          <w:rFonts w:hint="eastAsia" w:eastAsia="宋体"/>
+          <w:b w:val="0"/>
+          <w:bCs w:val="0"/>
+          <w:color w:val="000000"/>
+          <w:u w:val="none"/>
+          <w:lang w:val="en-US" w:eastAsia="zh-CN"/>
+          <w:woUserID w:val="1"/>
+        </w:rPr>
+        <w:t>论文也训练了基于 PPO 的策略。这里 MPC 和 PPO 是两套可比较的方法，不是“先运行 MPC，再把结果交给 PPO”。</w:t>
+      </w:r>
+    </w:p>
+    <w:p>
+      <w:pPr>
+        <w:numPr>
+          <w:ilvl w:val="0"/>
+          <w:numId w:val="0"/>
+        </w:numPr>
+        <w:bidi w:val="0"/>
+        <w:ind w:left="0" w:leftChars="0" w:firstLine="0" w:firstLineChars="0"/>
+        <w:rPr>
+          <w:rFonts w:hint="eastAsia" w:eastAsia="宋体"/>
+          <w:b w:val="0"/>
+          <w:bCs w:val="0"/>
+          <w:color w:val="000000"/>
+          <w:u w:val="none"/>
+          <w:lang w:val="en-US" w:eastAsia="zh-CN"/>
+          <w:woUserID w:val="1"/>
+        </w:rPr>
+      </w:pPr>
+      <w:r>
+        <w:rPr>
+          <w:rFonts w:hint="eastAsia" w:eastAsia="宋体"/>
+          <w:b w:val="0"/>
+          <w:bCs w:val="0"/>
+          <w:color w:val="000000"/>
+          <w:u w:val="none"/>
+          <w:lang w:val="en-US" w:eastAsia="zh-CN"/>
+          <w:woUserID w:val="1"/>
+        </w:rPr>
+        <w:t>强化学习策略每下载一段视频就作一次选择：</w:t>
+      </w:r>
+    </w:p>
+    <w:tbl>
+      <w:tblPr>
+        <w:tblW w:w="0" w:type="auto"/>
         <w:tblCellSpacing w:w="15" w:type="dxa"/>
         <w:tblInd w:w="0" w:type="dxa"/>
         <w:tblBorders>
@@ -15825,10 +19180,8 @@
         </w:tblCellMar>
       </w:tblPr>
       <w:tblGrid>
-        <w:gridCol w:w="1879"/>
-        <w:gridCol w:w="1887"/>
-        <w:gridCol w:w="1742"/>
-        <w:gridCol w:w="2888"/>
+        <w:gridCol w:w="739"/>
+        <w:gridCol w:w="7657"/>
       </w:tblGrid>
       <w:tr>
         <w:tblPrEx>
@@ -15840,7 +19193,6 @@
             <w:insideH w:val="none" w:color="auto" w:sz="0" w:space="0"/>
             <w:insideV w:val="none" w:color="auto" w:sz="0" w:space="0"/>
           </w:tblBorders>
-          <w:shd w:val="clear"/>
           <w:tblCellMar>
             <w:top w:w="15" w:type="dxa"/>
             <w:left w:w="15" w:type="dxa"/>
@@ -15854,149 +19206,77 @@
         </w:trPr>
         <w:tc>
           <w:tcPr>
-            <w:tcW w:w="1092" w:type="pct"/>
+            <w:tcW w:w="0" w:type="auto"/>
             <w:shd w:val="clear"/>
             <w:vAlign w:val="center"/>
           </w:tcPr>
           <w:p>
             <w:pPr>
               <w:numPr>
+                <w:ilvl w:val="0"/>
                 <w:numId w:val="0"/>
               </w:numPr>
               <w:bidi w:val="0"/>
-              <w:ind w:leftChars="0"/>
-              <w:rPr>
-                <w:rFonts w:hint="eastAsia"/>
+              <w:ind w:left="0" w:leftChars="0" w:firstLine="0" w:firstLineChars="0"/>
+              <w:rPr>
+                <w:rFonts w:hint="eastAsia" w:eastAsia="宋体"/>
                 <w:b w:val="0"/>
                 <w:bCs w:val="0"/>
                 <w:color w:val="000000"/>
                 <w:u w:val="none"/>
-                <w:lang w:val="en-US" w:eastAsia="zh"/>
+                <w:lang w:val="en-US" w:eastAsia="zh-CN"/>
                 <w:woUserID w:val="1"/>
               </w:rPr>
             </w:pPr>
             <w:r>
               <w:rPr>
-                <w:rFonts w:hint="eastAsia"/>
+                <w:rFonts w:hint="eastAsia" w:eastAsia="宋体"/>
                 <w:b w:val="0"/>
                 <w:bCs w:val="0"/>
                 <w:color w:val="000000"/>
                 <w:u w:val="none"/>
-                <w:lang w:val="en-US" w:eastAsia="zh"/>
-                <w:woUserID w:val="1"/>
-              </w:rPr>
-              <w:t>地图要回答的问题</w:t>
+                <w:lang w:val="en-US" w:eastAsia="zh-CN"/>
+                <w:woUserID w:val="1"/>
+              </w:rPr>
+              <w:t>环节</w:t>
             </w:r>
           </w:p>
         </w:tc>
         <w:tc>
           <w:tcPr>
-            <w:tcW w:w="1105" w:type="pct"/>
+            <w:tcW w:w="0" w:type="auto"/>
             <w:shd w:val="clear"/>
             <w:vAlign w:val="center"/>
           </w:tcPr>
           <w:p>
             <w:pPr>
               <w:numPr>
+                <w:ilvl w:val="0"/>
                 <w:numId w:val="0"/>
               </w:numPr>
               <w:bidi w:val="0"/>
-              <w:ind w:leftChars="0"/>
-              <w:rPr>
-                <w:rFonts w:hint="eastAsia"/>
+              <w:ind w:left="0" w:leftChars="0" w:firstLine="0" w:firstLineChars="0"/>
+              <w:rPr>
+                <w:rFonts w:hint="eastAsia" w:eastAsia="宋体"/>
                 <w:b w:val="0"/>
                 <w:bCs w:val="0"/>
                 <w:color w:val="000000"/>
                 <w:u w:val="none"/>
-                <w:lang w:val="en-US" w:eastAsia="zh"/>
+                <w:lang w:val="en-US" w:eastAsia="zh-CN"/>
                 <w:woUserID w:val="1"/>
               </w:rPr>
             </w:pPr>
             <w:r>
               <w:rPr>
-                <w:rFonts w:hint="eastAsia"/>
+                <w:rFonts w:hint="eastAsia" w:eastAsia="宋体"/>
                 <w:b w:val="0"/>
                 <w:bCs w:val="0"/>
                 <w:color w:val="000000"/>
                 <w:u w:val="none"/>
-                <w:lang w:val="en-US" w:eastAsia="zh"/>
-                <w:woUserID w:val="1"/>
-              </w:rPr>
-              <w:t>地图内容举例</w:t>
-            </w:r>
-          </w:p>
-        </w:tc>
-        <w:tc>
-          <w:tcPr>
-            <w:tcW w:w="1019" w:type="pct"/>
-            <w:shd w:val="clear"/>
-            <w:vAlign w:val="center"/>
-          </w:tcPr>
-          <w:p>
-            <w:pPr>
-              <w:numPr>
-                <w:numId w:val="0"/>
-              </w:numPr>
-              <w:bidi w:val="0"/>
-              <w:ind w:leftChars="0"/>
-              <w:rPr>
-                <w:rFonts w:hint="eastAsia"/>
-                <w:b w:val="0"/>
-                <w:bCs w:val="0"/>
-                <w:color w:val="000000"/>
-                <w:u w:val="none"/>
-                <w:lang w:val="en-US" w:eastAsia="zh"/>
-                <w:woUserID w:val="1"/>
-              </w:rPr>
-            </w:pPr>
-            <w:r>
-              <w:rPr>
-                <w:rFonts w:hint="eastAsia"/>
-                <w:b w:val="0"/>
-                <w:bCs w:val="0"/>
-                <w:color w:val="000000"/>
-                <w:u w:val="none"/>
-                <w:lang w:val="en-US" w:eastAsia="zh"/>
-                <w:woUserID w:val="1"/>
-              </w:rPr>
-              <w:t>典型用途</w:t>
-            </w:r>
-          </w:p>
-        </w:tc>
-        <w:tc>
-          <w:tcPr>
-            <w:tcW w:w="1692" w:type="pct"/>
-            <w:shd w:val="clear"/>
-            <w:vAlign w:val="center"/>
-          </w:tcPr>
-          <w:p>
-            <w:pPr>
-              <w:numPr>
-                <w:numId w:val="0"/>
-              </w:numPr>
-              <w:bidi w:val="0"/>
-              <w:ind w:leftChars="0"/>
-              <w:rPr>
-                <w:rFonts w:hint="eastAsia"/>
-                <w:b w:val="0"/>
-                <w:bCs w:val="0"/>
-                <w:color w:val="000000"/>
-                <w:u w:val="none"/>
-                <w:lang w:val="en-US" w:eastAsia="zh"/>
-                <w:woUserID w:val="1"/>
-              </w:rPr>
-            </w:pPr>
-            <w:r>
-              <w:rPr>
-                <w:rFonts w:hint="eastAsia"/>
-                <w:b w:val="0"/>
-                <w:bCs w:val="0"/>
-                <w:color w:val="000000"/>
-                <w:u w:val="none"/>
-                <w:lang w:val="en-US" w:eastAsia="zh"/>
-                <w:woUserID w:val="1"/>
-              </w:rPr>
-              <w:t>建图时通常需要什么位置</w:t>
+                <w:lang w:val="en-US" w:eastAsia="zh-CN"/>
+                <w:woUserID w:val="1"/>
+              </w:rPr>
+              <w:t>论文中的含义</w:t>
             </w:r>
           </w:p>
         </w:tc>
@@ -16024,313 +19304,77 @@
         </w:trPr>
         <w:tc>
           <w:tcPr>
-            <w:tcW w:w="1092" w:type="pct"/>
+            <w:tcW w:w="0" w:type="auto"/>
             <w:shd w:val="clear"/>
             <w:vAlign w:val="center"/>
           </w:tcPr>
           <w:p>
             <w:pPr>
               <w:numPr>
+                <w:ilvl w:val="0"/>
                 <w:numId w:val="0"/>
               </w:numPr>
               <w:bidi w:val="0"/>
-              <w:ind w:leftChars="0"/>
-              <w:rPr>
-                <w:rFonts w:hint="eastAsia"/>
+              <w:ind w:left="0" w:leftChars="0" w:firstLine="0" w:firstLineChars="0"/>
+              <w:rPr>
+                <w:rFonts w:hint="eastAsia" w:eastAsia="宋体"/>
                 <w:b w:val="0"/>
                 <w:bCs w:val="0"/>
                 <w:color w:val="000000"/>
                 <w:u w:val="none"/>
-                <w:lang w:val="en-US" w:eastAsia="zh"/>
+                <w:lang w:val="en-US" w:eastAsia="zh-CN"/>
                 <w:woUserID w:val="1"/>
               </w:rPr>
             </w:pPr>
             <w:r>
               <w:rPr>
-                <w:rFonts w:hint="eastAsia"/>
+                <w:rFonts w:hint="eastAsia" w:eastAsia="宋体"/>
                 <w:b w:val="0"/>
                 <w:bCs w:val="0"/>
                 <w:color w:val="000000"/>
                 <w:u w:val="none"/>
-                <w:lang w:val="en-US" w:eastAsia="zh"/>
-                <w:woUserID w:val="1"/>
-              </w:rPr>
-              <w:t>某处有没有可用服务？</w:t>
+                <w:lang w:val="en-US" w:eastAsia="zh-CN"/>
+                <w:woUserID w:val="1"/>
+              </w:rPr>
+              <w:t>输入状态</w:t>
             </w:r>
           </w:p>
         </w:tc>
         <w:tc>
           <w:tcPr>
-            <w:tcW w:w="1105" w:type="pct"/>
+            <w:tcW w:w="0" w:type="auto"/>
             <w:shd w:val="clear"/>
             <w:vAlign w:val="center"/>
           </w:tcPr>
           <w:p>
             <w:pPr>
               <w:numPr>
+                <w:ilvl w:val="0"/>
                 <w:numId w:val="0"/>
               </w:numPr>
               <w:bidi w:val="0"/>
-              <w:ind w:leftChars="0"/>
-              <w:rPr>
-                <w:rFonts w:hint="eastAsia"/>
+              <w:ind w:left="0" w:leftChars="0" w:firstLine="0" w:firstLineChars="0"/>
+              <w:rPr>
+                <w:rFonts w:hint="eastAsia" w:eastAsia="宋体"/>
                 <w:b w:val="0"/>
                 <w:bCs w:val="0"/>
                 <w:color w:val="000000"/>
                 <w:u w:val="none"/>
-                <w:lang w:val="en-US" w:eastAsia="zh"/>
+                <w:lang w:val="en-US" w:eastAsia="zh-CN"/>
                 <w:woUserID w:val="1"/>
               </w:rPr>
             </w:pPr>
             <w:r>
               <w:rPr>
-                <w:rFonts w:hint="eastAsia"/>
+                <w:rFonts w:hint="eastAsia" w:eastAsia="宋体"/>
                 <w:b w:val="0"/>
                 <w:bCs w:val="0"/>
                 <w:color w:val="000000"/>
                 <w:u w:val="none"/>
-                <w:lang w:val="en-US" w:eastAsia="zh"/>
-                <w:woUserID w:val="1"/>
-              </w:rPr>
-              <w:t>位置 → 有/无覆盖</w:t>
-            </w:r>
-          </w:p>
-        </w:tc>
-        <w:tc>
-          <w:tcPr>
-            <w:tcW w:w="1019" w:type="pct"/>
-            <w:shd w:val="clear"/>
-            <w:vAlign w:val="center"/>
-          </w:tcPr>
-          <w:p>
-            <w:pPr>
-              <w:numPr>
-                <w:numId w:val="0"/>
-              </w:numPr>
-              <w:bidi w:val="0"/>
-              <w:ind w:leftChars="0"/>
-              <w:rPr>
-                <w:rFonts w:hint="eastAsia"/>
-                <w:b w:val="0"/>
-                <w:bCs w:val="0"/>
-                <w:color w:val="000000"/>
-                <w:u w:val="none"/>
-                <w:lang w:val="en-US" w:eastAsia="zh"/>
-                <w:woUserID w:val="1"/>
-              </w:rPr>
-            </w:pPr>
-            <w:r>
-              <w:rPr>
-                <w:rFonts w:hint="eastAsia"/>
-                <w:b w:val="0"/>
-                <w:bCs w:val="0"/>
-                <w:color w:val="000000"/>
-                <w:u w:val="none"/>
-                <w:lang w:val="en-US" w:eastAsia="zh"/>
-                <w:woUserID w:val="1"/>
-              </w:rPr>
-              <w:t>找覆盖洞、规划测试路线</w:t>
-            </w:r>
-          </w:p>
-        </w:tc>
-        <w:tc>
-          <w:tcPr>
-            <w:tcW w:w="1692" w:type="pct"/>
-            <w:shd w:val="clear"/>
-            <w:vAlign w:val="center"/>
-          </w:tcPr>
-          <w:p>
-            <w:pPr>
-              <w:numPr>
-                <w:numId w:val="0"/>
-              </w:numPr>
-              <w:bidi w:val="0"/>
-              <w:ind w:leftChars="0"/>
-              <w:rPr>
-                <w:rFonts w:hint="eastAsia"/>
-                <w:b w:val="0"/>
-                <w:bCs w:val="0"/>
-                <w:color w:val="000000"/>
-                <w:u w:val="none"/>
-                <w:lang w:val="en-US" w:eastAsia="zh"/>
-                <w:woUserID w:val="1"/>
-              </w:rPr>
-            </w:pPr>
-            <w:r>
-              <w:rPr>
-                <w:rFonts w:hint="eastAsia"/>
-                <w:b w:val="0"/>
-                <w:bCs w:val="0"/>
-                <w:color w:val="000000"/>
-                <w:u w:val="none"/>
-                <w:lang w:val="en-US" w:eastAsia="zh"/>
-                <w:woUserID w:val="1"/>
-              </w:rPr>
-              <w:t>测量发生的位置或区域；不必知道基站坐标</w:t>
-            </w:r>
-          </w:p>
-        </w:tc>
-      </w:tr>
-      <w:tr>
-        <w:tblPrEx>
-          <w:tblBorders>
-            <w:top w:val="none" w:color="auto" w:sz="0" w:space="0"/>
-            <w:left w:val="none" w:color="auto" w:sz="0" w:space="0"/>
-            <w:bottom w:val="none" w:color="auto" w:sz="0" w:space="0"/>
-            <w:right w:val="none" w:color="auto" w:sz="0" w:space="0"/>
-            <w:insideH w:val="none" w:color="auto" w:sz="0" w:space="0"/>
-            <w:insideV w:val="none" w:color="auto" w:sz="0" w:space="0"/>
-          </w:tblBorders>
-          <w:shd w:val="clear"/>
-        </w:tblPrEx>
-        <w:trPr>
-          <w:tblCellSpacing w:w="15" w:type="dxa"/>
-        </w:trPr>
-        <w:tc>
-          <w:tcPr>
-            <w:tcW w:w="1092" w:type="pct"/>
-            <w:shd w:val="clear"/>
-            <w:vAlign w:val="center"/>
-          </w:tcPr>
-          <w:p>
-            <w:pPr>
-              <w:numPr>
-                <w:numId w:val="0"/>
-              </w:numPr>
-              <w:bidi w:val="0"/>
-              <w:ind w:leftChars="0"/>
-              <w:rPr>
-                <w:rFonts w:hint="eastAsia"/>
-                <w:b w:val="0"/>
-                <w:bCs w:val="0"/>
-                <w:color w:val="000000"/>
-                <w:u w:val="none"/>
-                <w:lang w:val="en-US" w:eastAsia="zh"/>
-                <w:woUserID w:val="1"/>
-              </w:rPr>
-            </w:pPr>
-            <w:r>
-              <w:rPr>
-                <w:rFonts w:hint="eastAsia"/>
-                <w:b w:val="0"/>
-                <w:bCs w:val="0"/>
-                <w:color w:val="000000"/>
-                <w:u w:val="none"/>
-                <w:lang w:val="en-US" w:eastAsia="zh"/>
-                <w:woUserID w:val="1"/>
-              </w:rPr>
-              <w:t>某处信号有多强？</w:t>
-            </w:r>
-          </w:p>
-        </w:tc>
-        <w:tc>
-          <w:tcPr>
-            <w:tcW w:w="1105" w:type="pct"/>
-            <w:shd w:val="clear"/>
-            <w:vAlign w:val="center"/>
-          </w:tcPr>
-          <w:p>
-            <w:pPr>
-              <w:numPr>
-                <w:numId w:val="0"/>
-              </w:numPr>
-              <w:bidi w:val="0"/>
-              <w:ind w:leftChars="0"/>
-              <w:rPr>
-                <w:rFonts w:hint="eastAsia"/>
-                <w:b w:val="0"/>
-                <w:bCs w:val="0"/>
-                <w:color w:val="000000"/>
-                <w:u w:val="none"/>
-                <w:lang w:val="en-US" w:eastAsia="zh"/>
-                <w:woUserID w:val="1"/>
-              </w:rPr>
-            </w:pPr>
-            <w:r>
-              <w:rPr>
-                <w:rFonts w:hint="eastAsia"/>
-                <w:b w:val="0"/>
-                <w:bCs w:val="0"/>
-                <w:color w:val="000000"/>
-                <w:u w:val="none"/>
-                <w:lang w:val="en-US" w:eastAsia="zh"/>
-                <w:woUserID w:val="1"/>
-              </w:rPr>
-              <w:t>位置、小区/频段 → RSRP、RSSI 等</w:t>
-            </w:r>
-          </w:p>
-        </w:tc>
-        <w:tc>
-          <w:tcPr>
-            <w:tcW w:w="1019" w:type="pct"/>
-            <w:shd w:val="clear"/>
-            <w:vAlign w:val="center"/>
-          </w:tcPr>
-          <w:p>
-            <w:pPr>
-              <w:numPr>
-                <w:numId w:val="0"/>
-              </w:numPr>
-              <w:bidi w:val="0"/>
-              <w:ind w:leftChars="0"/>
-              <w:rPr>
-                <w:rFonts w:hint="eastAsia"/>
-                <w:b w:val="0"/>
-                <w:bCs w:val="0"/>
-                <w:color w:val="000000"/>
-                <w:u w:val="none"/>
-                <w:lang w:val="en-US" w:eastAsia="zh"/>
-                <w:woUserID w:val="1"/>
-              </w:rPr>
-            </w:pPr>
-            <w:r>
-              <w:rPr>
-                <w:rFonts w:hint="eastAsia"/>
-                <w:b w:val="0"/>
-                <w:bCs w:val="0"/>
-                <w:color w:val="000000"/>
-                <w:u w:val="none"/>
-                <w:lang w:val="en-US" w:eastAsia="zh"/>
-                <w:woUserID w:val="1"/>
-              </w:rPr>
-              <w:t>覆盖分析、弱点测试、网络规划</w:t>
-            </w:r>
-          </w:p>
-        </w:tc>
-        <w:tc>
-          <w:tcPr>
-            <w:tcW w:w="1692" w:type="pct"/>
-            <w:shd w:val="clear"/>
-            <w:vAlign w:val="center"/>
-          </w:tcPr>
-          <w:p>
-            <w:pPr>
-              <w:numPr>
-                <w:numId w:val="0"/>
-              </w:numPr>
-              <w:bidi w:val="0"/>
-              <w:ind w:leftChars="0"/>
-              <w:rPr>
-                <w:rFonts w:hint="eastAsia"/>
-                <w:b w:val="0"/>
-                <w:bCs w:val="0"/>
-                <w:color w:val="000000"/>
-                <w:u w:val="none"/>
-                <w:lang w:val="en-US" w:eastAsia="zh"/>
-                <w:woUserID w:val="1"/>
-              </w:rPr>
-            </w:pPr>
-            <w:r>
-              <w:rPr>
-                <w:rFonts w:hint="eastAsia"/>
-                <w:b w:val="0"/>
-                <w:bCs w:val="0"/>
-                <w:color w:val="000000"/>
-                <w:u w:val="none"/>
-                <w:lang w:val="en-US" w:eastAsia="zh"/>
-                <w:woUserID w:val="1"/>
-              </w:rPr>
-              <w:t>测量位置；发射机位置可未知</w:t>
+                <w:lang w:val="en-US" w:eastAsia="zh-CN"/>
+                <w:woUserID w:val="1"/>
+              </w:rPr>
+              <w:t>缓存量、剩余视频段数、上一段码率、可选视频段大小、过去的下载时间，以及候选卫星的吞吐量和可见时间等</w:t>
             </w:r>
           </w:p>
         </w:tc>
@@ -16358,149 +19402,77 @@
         </w:trPr>
         <w:tc>
           <w:tcPr>
-            <w:tcW w:w="1092" w:type="pct"/>
+            <w:tcW w:w="0" w:type="auto"/>
             <w:shd w:val="clear"/>
             <w:vAlign w:val="center"/>
           </w:tcPr>
           <w:p>
             <w:pPr>
               <w:numPr>
+                <w:ilvl w:val="0"/>
                 <w:numId w:val="0"/>
               </w:numPr>
               <w:bidi w:val="0"/>
-              <w:ind w:leftChars="0"/>
-              <w:rPr>
-                <w:rFonts w:hint="eastAsia"/>
+              <w:ind w:left="0" w:leftChars="0" w:firstLine="0" w:firstLineChars="0"/>
+              <w:rPr>
+                <w:rFonts w:hint="eastAsia" w:eastAsia="宋体"/>
                 <w:b w:val="0"/>
                 <w:bCs w:val="0"/>
                 <w:color w:val="000000"/>
                 <w:u w:val="none"/>
-                <w:lang w:val="en-US" w:eastAsia="zh"/>
+                <w:lang w:val="en-US" w:eastAsia="zh-CN"/>
                 <w:woUserID w:val="1"/>
               </w:rPr>
             </w:pPr>
             <w:r>
               <w:rPr>
-                <w:rFonts w:hint="eastAsia"/>
+                <w:rFonts w:hint="eastAsia" w:eastAsia="宋体"/>
                 <w:b w:val="0"/>
                 <w:bCs w:val="0"/>
                 <w:color w:val="000000"/>
                 <w:u w:val="none"/>
-                <w:lang w:val="en-US" w:eastAsia="zh"/>
-                <w:woUserID w:val="1"/>
-              </w:rPr>
-              <w:t>某处失效风险多大？</w:t>
+                <w:lang w:val="en-US" w:eastAsia="zh-CN"/>
+                <w:woUserID w:val="1"/>
+              </w:rPr>
+              <w:t>输出动作</w:t>
             </w:r>
           </w:p>
         </w:tc>
         <w:tc>
           <w:tcPr>
-            <w:tcW w:w="1105" w:type="pct"/>
+            <w:tcW w:w="0" w:type="auto"/>
             <w:shd w:val="clear"/>
             <w:vAlign w:val="center"/>
           </w:tcPr>
           <w:p>
             <w:pPr>
               <w:numPr>
+                <w:ilvl w:val="0"/>
                 <w:numId w:val="0"/>
               </w:numPr>
               <w:bidi w:val="0"/>
-              <w:ind w:leftChars="0"/>
-              <w:rPr>
-                <w:rFonts w:hint="eastAsia"/>
+              <w:ind w:left="0" w:leftChars="0" w:firstLine="0" w:firstLineChars="0"/>
+              <w:rPr>
+                <w:rFonts w:hint="eastAsia" w:eastAsia="宋体"/>
                 <w:b w:val="0"/>
                 <w:bCs w:val="0"/>
                 <w:color w:val="000000"/>
                 <w:u w:val="none"/>
-                <w:lang w:val="en-US" w:eastAsia="zh"/>
+                <w:lang w:val="en-US" w:eastAsia="zh-CN"/>
                 <w:woUserID w:val="1"/>
               </w:rPr>
             </w:pPr>
             <w:r>
               <w:rPr>
-                <w:rFonts w:hint="eastAsia"/>
+                <w:rFonts w:hint="eastAsia" w:eastAsia="宋体"/>
                 <w:b w:val="0"/>
                 <w:bCs w:val="0"/>
                 <w:color w:val="000000"/>
                 <w:u w:val="none"/>
-                <w:lang w:val="en-US" w:eastAsia="zh"/>
-                <w:woUserID w:val="1"/>
-              </w:rPr>
-              <w:t>位置 → 信号低于要求的概率，或统计分布</w:t>
-            </w:r>
-          </w:p>
-        </w:tc>
-        <w:tc>
-          <w:tcPr>
-            <w:tcW w:w="1019" w:type="pct"/>
-            <w:shd w:val="clear"/>
-            <w:vAlign w:val="center"/>
-          </w:tcPr>
-          <w:p>
-            <w:pPr>
-              <w:numPr>
-                <w:numId w:val="0"/>
-              </w:numPr>
-              <w:bidi w:val="0"/>
-              <w:ind w:leftChars="0"/>
-              <w:rPr>
-                <w:rFonts w:hint="eastAsia"/>
-                <w:b w:val="0"/>
-                <w:bCs w:val="0"/>
-                <w:color w:val="000000"/>
-                <w:u w:val="none"/>
-                <w:lang w:val="en-US" w:eastAsia="zh"/>
-                <w:woUserID w:val="1"/>
-              </w:rPr>
-            </w:pPr>
-            <w:r>
-              <w:rPr>
-                <w:rFonts w:hint="eastAsia"/>
-                <w:b w:val="0"/>
-                <w:bCs w:val="0"/>
-                <w:color w:val="000000"/>
-                <w:u w:val="none"/>
-                <w:lang w:val="en-US" w:eastAsia="zh"/>
-                <w:woUserID w:val="1"/>
-              </w:rPr>
-              <w:t>高可靠通信、移动路径评估</w:t>
-            </w:r>
-          </w:p>
-        </w:tc>
-        <w:tc>
-          <w:tcPr>
-            <w:tcW w:w="1692" w:type="pct"/>
-            <w:shd w:val="clear"/>
-            <w:vAlign w:val="center"/>
-          </w:tcPr>
-          <w:p>
-            <w:pPr>
-              <w:numPr>
-                <w:numId w:val="0"/>
-              </w:numPr>
-              <w:bidi w:val="0"/>
-              <w:ind w:leftChars="0"/>
-              <w:rPr>
-                <w:rFonts w:hint="eastAsia"/>
-                <w:b w:val="0"/>
-                <w:bCs w:val="0"/>
-                <w:color w:val="000000"/>
-                <w:u w:val="none"/>
-                <w:lang w:val="en-US" w:eastAsia="zh"/>
-                <w:woUserID w:val="1"/>
-              </w:rPr>
-            </w:pPr>
-            <w:r>
-              <w:rPr>
-                <w:rFonts w:hint="eastAsia"/>
-                <w:b w:val="0"/>
-                <w:bCs w:val="0"/>
-                <w:color w:val="000000"/>
-                <w:u w:val="none"/>
-                <w:lang w:val="en-US" w:eastAsia="zh"/>
-                <w:woUserID w:val="1"/>
-              </w:rPr>
-              <w:t>多次测量的位置及足够数据；Tx 坐标是否需要视模型而定</w:t>
+                <w:lang w:val="en-US" w:eastAsia="zh-CN"/>
+                <w:woUserID w:val="1"/>
+              </w:rPr>
+              <w:t>下一段码率＋选择哪颗卫星；实验中主要考虑当前卫星与另一颗候选卫星</w:t>
             </w:r>
           </w:p>
         </w:tc>
@@ -16515,171 +19487,6 @@
             <w:insideH w:val="none" w:color="auto" w:sz="0" w:space="0"/>
             <w:insideV w:val="none" w:color="auto" w:sz="0" w:space="0"/>
           </w:tblBorders>
-          <w:shd w:val="clear"/>
-        </w:tblPrEx>
-        <w:trPr>
-          <w:tblCellSpacing w:w="15" w:type="dxa"/>
-        </w:trPr>
-        <w:tc>
-          <w:tcPr>
-            <w:tcW w:w="1092" w:type="pct"/>
-            <w:shd w:val="clear"/>
-            <w:vAlign w:val="center"/>
-          </w:tcPr>
-          <w:p>
-            <w:pPr>
-              <w:numPr>
-                <w:numId w:val="0"/>
-              </w:numPr>
-              <w:bidi w:val="0"/>
-              <w:ind w:leftChars="0"/>
-              <w:rPr>
-                <w:rFonts w:hint="eastAsia"/>
-                <w:b w:val="0"/>
-                <w:bCs w:val="0"/>
-                <w:color w:val="000000"/>
-                <w:u w:val="none"/>
-                <w:lang w:val="en-US" w:eastAsia="zh"/>
-                <w:woUserID w:val="1"/>
-              </w:rPr>
-            </w:pPr>
-            <w:r>
-              <w:rPr>
-                <w:rFonts w:hint="eastAsia"/>
-                <w:b w:val="0"/>
-                <w:bCs w:val="0"/>
-                <w:color w:val="000000"/>
-                <w:u w:val="none"/>
-                <w:lang w:val="en-US" w:eastAsia="zh"/>
-                <w:woUserID w:val="1"/>
-              </w:rPr>
-              <w:t>某处有什么“无线指纹”？</w:t>
-            </w:r>
-          </w:p>
-        </w:tc>
-        <w:tc>
-          <w:tcPr>
-            <w:tcW w:w="1105" w:type="pct"/>
-            <w:shd w:val="clear"/>
-            <w:vAlign w:val="center"/>
-          </w:tcPr>
-          <w:p>
-            <w:pPr>
-              <w:numPr>
-                <w:numId w:val="0"/>
-              </w:numPr>
-              <w:bidi w:val="0"/>
-              <w:ind w:leftChars="0"/>
-              <w:rPr>
-                <w:rFonts w:hint="eastAsia"/>
-                <w:b w:val="0"/>
-                <w:bCs w:val="0"/>
-                <w:color w:val="000000"/>
-                <w:u w:val="none"/>
-                <w:lang w:val="en-US" w:eastAsia="zh"/>
-                <w:woUserID w:val="1"/>
-              </w:rPr>
-            </w:pPr>
-            <w:r>
-              <w:rPr>
-                <w:rFonts w:hint="eastAsia"/>
-                <w:b w:val="0"/>
-                <w:bCs w:val="0"/>
-                <w:color w:val="000000"/>
-                <w:u w:val="none"/>
-                <w:lang w:val="en-US" w:eastAsia="zh"/>
-                <w:woUserID w:val="1"/>
-              </w:rPr>
-              <w:t>位置 → 多个 AP/小区的信号向量</w:t>
-            </w:r>
-          </w:p>
-        </w:tc>
-        <w:tc>
-          <w:tcPr>
-            <w:tcW w:w="1019" w:type="pct"/>
-            <w:shd w:val="clear"/>
-            <w:vAlign w:val="center"/>
-          </w:tcPr>
-          <w:p>
-            <w:pPr>
-              <w:numPr>
-                <w:numId w:val="0"/>
-              </w:numPr>
-              <w:bidi w:val="0"/>
-              <w:ind w:leftChars="0"/>
-              <w:rPr>
-                <w:rFonts w:hint="eastAsia"/>
-                <w:b w:val="0"/>
-                <w:bCs w:val="0"/>
-                <w:color w:val="000000"/>
-                <w:u w:val="none"/>
-                <w:lang w:val="en-US" w:eastAsia="zh"/>
-                <w:woUserID w:val="1"/>
-              </w:rPr>
-            </w:pPr>
-            <w:r>
-              <w:rPr>
-                <w:rFonts w:hint="eastAsia"/>
-                <w:b w:val="0"/>
-                <w:bCs w:val="0"/>
-                <w:color w:val="000000"/>
-                <w:u w:val="none"/>
-                <w:lang w:val="en-US" w:eastAsia="zh"/>
-                <w:woUserID w:val="1"/>
-              </w:rPr>
-              <w:t>手机室内定位、楼层识别</w:t>
-            </w:r>
-          </w:p>
-        </w:tc>
-        <w:tc>
-          <w:tcPr>
-            <w:tcW w:w="1692" w:type="pct"/>
-            <w:shd w:val="clear"/>
-            <w:vAlign w:val="center"/>
-          </w:tcPr>
-          <w:p>
-            <w:pPr>
-              <w:numPr>
-                <w:numId w:val="0"/>
-              </w:numPr>
-              <w:bidi w:val="0"/>
-              <w:ind w:leftChars="0"/>
-              <w:rPr>
-                <w:rFonts w:hint="eastAsia"/>
-                <w:b w:val="0"/>
-                <w:bCs w:val="0"/>
-                <w:color w:val="000000"/>
-                <w:u w:val="none"/>
-                <w:lang w:val="en-US" w:eastAsia="zh"/>
-                <w:woUserID w:val="1"/>
-              </w:rPr>
-            </w:pPr>
-            <w:r>
-              <w:rPr>
-                <w:rFonts w:hint="eastAsia"/>
-                <w:b w:val="0"/>
-                <w:bCs w:val="0"/>
-                <w:color w:val="000000"/>
-                <w:u w:val="none"/>
-                <w:lang w:val="en-US" w:eastAsia="zh"/>
-                <w:woUserID w:val="1"/>
-              </w:rPr>
-              <w:t>建图时要给指纹某种位置标签；AP 坐标可未知</w:t>
-            </w:r>
-          </w:p>
-        </w:tc>
-      </w:tr>
-      <w:tr>
-        <w:tblPrEx>
-          <w:tblBorders>
-            <w:top w:val="none" w:color="auto" w:sz="0" w:space="0"/>
-            <w:left w:val="none" w:color="auto" w:sz="0" w:space="0"/>
-            <w:bottom w:val="none" w:color="auto" w:sz="0" w:space="0"/>
-            <w:right w:val="none" w:color="auto" w:sz="0" w:space="0"/>
-            <w:insideH w:val="none" w:color="auto" w:sz="0" w:space="0"/>
-            <w:insideV w:val="none" w:color="auto" w:sz="0" w:space="0"/>
-          </w:tblBorders>
-          <w:shd w:val="clear"/>
           <w:tblCellMar>
             <w:top w:w="15" w:type="dxa"/>
             <w:left w:w="15" w:type="dxa"/>
@@ -16692,149 +19499,77 @@
         </w:trPr>
         <w:tc>
           <w:tcPr>
-            <w:tcW w:w="1092" w:type="pct"/>
+            <w:tcW w:w="0" w:type="auto"/>
             <w:shd w:val="clear"/>
             <w:vAlign w:val="center"/>
           </w:tcPr>
           <w:p>
             <w:pPr>
               <w:numPr>
+                <w:ilvl w:val="0"/>
                 <w:numId w:val="0"/>
               </w:numPr>
               <w:bidi w:val="0"/>
-              <w:ind w:leftChars="0"/>
-              <w:rPr>
-                <w:rFonts w:hint="eastAsia"/>
+              <w:ind w:left="0" w:leftChars="0" w:firstLine="0" w:firstLineChars="0"/>
+              <w:rPr>
+                <w:rFonts w:hint="eastAsia" w:eastAsia="宋体"/>
                 <w:b w:val="0"/>
                 <w:bCs w:val="0"/>
                 <w:color w:val="000000"/>
                 <w:u w:val="none"/>
-                <w:lang w:val="en-US" w:eastAsia="zh"/>
+                <w:lang w:val="en-US" w:eastAsia="zh-CN"/>
                 <w:woUserID w:val="1"/>
               </w:rPr>
             </w:pPr>
             <w:r>
               <w:rPr>
-                <w:rFonts w:hint="eastAsia"/>
+                <w:rFonts w:hint="eastAsia" w:eastAsia="宋体"/>
                 <w:b w:val="0"/>
                 <w:bCs w:val="0"/>
                 <w:color w:val="000000"/>
                 <w:u w:val="none"/>
-                <w:lang w:val="en-US" w:eastAsia="zh"/>
-                <w:woUserID w:val="1"/>
-              </w:rPr>
-              <w:t>任意两处如何传播？</w:t>
+                <w:lang w:val="en-US" w:eastAsia="zh-CN"/>
+                <w:woUserID w:val="1"/>
+              </w:rPr>
+              <w:t>学习反馈</w:t>
             </w:r>
           </w:p>
         </w:tc>
         <w:tc>
           <w:tcPr>
-            <w:tcW w:w="1105" w:type="pct"/>
+            <w:tcW w:w="0" w:type="auto"/>
             <w:shd w:val="clear"/>
             <w:vAlign w:val="center"/>
           </w:tcPr>
           <w:p>
             <w:pPr>
               <w:numPr>
+                <w:ilvl w:val="0"/>
                 <w:numId w:val="0"/>
               </w:numPr>
               <w:bidi w:val="0"/>
-              <w:ind w:leftChars="0"/>
-              <w:rPr>
-                <w:rFonts w:hint="eastAsia"/>
+              <w:ind w:left="0" w:leftChars="0" w:firstLine="0" w:firstLineChars="0"/>
+              <w:rPr>
+                <w:rFonts w:hint="eastAsia" w:eastAsia="宋体"/>
                 <w:b w:val="0"/>
                 <w:bCs w:val="0"/>
                 <w:color w:val="000000"/>
                 <w:u w:val="none"/>
-                <w:lang w:val="en-US" w:eastAsia="zh"/>
+                <w:lang w:val="en-US" w:eastAsia="zh-CN"/>
                 <w:woUserID w:val="1"/>
               </w:rPr>
             </w:pPr>
             <w:r>
               <w:rPr>
-                <w:rFonts w:hint="eastAsia"/>
+                <w:rFonts w:hint="eastAsia" w:eastAsia="宋体"/>
                 <w:b w:val="0"/>
                 <w:bCs w:val="0"/>
                 <w:color w:val="000000"/>
                 <w:u w:val="none"/>
-                <w:lang w:val="en-US" w:eastAsia="zh"/>
-                <w:woUserID w:val="1"/>
-              </w:rPr>
-              <w:t>发射位置、接收位置 → 路径损耗/信道增益</w:t>
-            </w:r>
-          </w:p>
-        </w:tc>
-        <w:tc>
-          <w:tcPr>
-            <w:tcW w:w="1019" w:type="pct"/>
-            <w:shd w:val="clear"/>
-            <w:vAlign w:val="center"/>
-          </w:tcPr>
-          <w:p>
-            <w:pPr>
-              <w:numPr>
-                <w:numId w:val="0"/>
-              </w:numPr>
-              <w:bidi w:val="0"/>
-              <w:ind w:leftChars="0"/>
-              <w:rPr>
-                <w:rFonts w:hint="eastAsia"/>
-                <w:b w:val="0"/>
-                <w:bCs w:val="0"/>
-                <w:color w:val="000000"/>
-                <w:u w:val="none"/>
-                <w:lang w:val="en-US" w:eastAsia="zh"/>
-                <w:woUserID w:val="1"/>
-              </w:rPr>
-            </w:pPr>
-            <w:r>
-              <w:rPr>
-                <w:rFonts w:hint="eastAsia"/>
-                <w:b w:val="0"/>
-                <w:bCs w:val="0"/>
-                <w:color w:val="000000"/>
-                <w:u w:val="none"/>
-                <w:lang w:val="en-US" w:eastAsia="zh"/>
-                <w:woUserID w:val="1"/>
-              </w:rPr>
-              <w:t>评估新发射位置、干扰、链路设计</w:t>
-            </w:r>
-          </w:p>
-        </w:tc>
-        <w:tc>
-          <w:tcPr>
-            <w:tcW w:w="1692" w:type="pct"/>
-            <w:shd w:val="clear"/>
-            <w:vAlign w:val="center"/>
-          </w:tcPr>
-          <w:p>
-            <w:pPr>
-              <w:numPr>
-                <w:numId w:val="0"/>
-              </w:numPr>
-              <w:bidi w:val="0"/>
-              <w:ind w:leftChars="0"/>
-              <w:rPr>
-                <w:rFonts w:hint="eastAsia"/>
-                <w:b w:val="0"/>
-                <w:bCs w:val="0"/>
-                <w:color w:val="000000"/>
-                <w:u w:val="none"/>
-                <w:lang w:val="en-US" w:eastAsia="zh"/>
-                <w:woUserID w:val="1"/>
-              </w:rPr>
-            </w:pPr>
-            <w:r>
-              <w:rPr>
-                <w:rFonts w:hint="eastAsia"/>
-                <w:b w:val="0"/>
-                <w:bCs w:val="0"/>
-                <w:color w:val="000000"/>
-                <w:u w:val="none"/>
-                <w:lang w:val="en-US" w:eastAsia="zh"/>
-                <w:woUserID w:val="1"/>
-              </w:rPr>
-              <w:t>PropSplat 这种实现训练时要两端坐标</w:t>
+                <w:lang w:val="en-US" w:eastAsia="zh-CN"/>
+                <w:woUserID w:val="1"/>
+              </w:rPr>
+              <w:t>下载后形成的 QoE：画质得到收益，卡顿和画质跳变受到惩罚</w:t>
             </w:r>
           </w:p>
         </w:tc>
@@ -16843,256 +19578,1705 @@
     <w:p>
       <w:pPr>
         <w:numPr>
-          <w:numId w:val="0"/>
-        </w:numPr>
-        <w:bidi w:val="0"/>
-        <w:ind w:leftChars="0" w:firstLine="420" w:firstLineChars="0"/>
-        <w:rPr>
-          <w:rFonts w:hint="eastAsia"/>
-          <w:b w:val="0"/>
-          <w:bCs w:val="0"/>
-          <w:color w:val="000000"/>
-          <w:u w:val="none"/>
-          <w:lang w:val="en-US" w:eastAsia="zh"/>
-          <w:woUserID w:val="1"/>
-        </w:rPr>
-      </w:pPr>
-      <w:r>
-        <w:rPr>
-          <w:rFonts w:hint="eastAsia"/>
-          <w:b/>
-          <w:bCs/>
-          <w:color w:val="000000"/>
-          <w:u w:val="none"/>
-          <w:lang w:val="en-US" w:eastAsia="zh"/>
-          <w:woUserID w:val="1"/>
-        </w:rPr>
-        <w:t>地图本身描述什么与建图算法要求哪些输入是两回事</w:t>
-      </w:r>
-      <w:r>
-        <w:rPr>
-          <w:rFonts w:hint="eastAsia"/>
-          <w:b w:val="0"/>
-          <w:bCs w:val="0"/>
-          <w:color w:val="000000"/>
-          <w:u w:val="none"/>
-          <w:lang w:val="en-US" w:eastAsia="zh"/>
-          <w:woUserID w:val="1"/>
-        </w:rPr>
-        <w:t>。比如同样做“接收功率地图”，你可以用实测点之间的空间插值，不输入基站位置；也可以采用“已知基站位置＋传播公式”的方法，那又需要基站位置。一类方法无需发射机位置，而以发射机为中心的参数化传播模型需要它。</w:t>
-      </w:r>
-    </w:p>
-    <w:p>
-      <w:pPr>
-        <w:numPr>
           <w:ilvl w:val="0"/>
           <w:numId w:val="0"/>
         </w:numPr>
         <w:bidi w:val="0"/>
         <w:ind w:left="0" w:leftChars="0" w:firstLine="0" w:firstLineChars="0"/>
         <w:rPr>
-          <w:rFonts w:hint="eastAsia"/>
-          <w:b/>
-          <w:bCs/>
-          <w:color w:val="000000"/>
-          <w:u w:val="none"/>
-          <w:lang w:val="en-US" w:eastAsia="zh"/>
-          <w:woUserID w:val="1"/>
-        </w:rPr>
-      </w:pPr>
-      <w:r>
-        <w:rPr>
-          <w:rFonts w:hint="eastAsia"/>
-          <w:b/>
-          <w:bCs/>
-          <w:color w:val="000000"/>
-          <w:u w:val="none"/>
-          <w:lang w:val="en-US" w:eastAsia="zh"/>
-          <w:woUserID w:val="1"/>
-        </w:rPr>
-        <w:t>（1）应用一：手机室内定位——“我现在在哪里？”</w:t>
-      </w:r>
-    </w:p>
-    <w:p>
-      <w:pPr>
-        <w:numPr>
-          <w:ilvl w:val="0"/>
-          <w:numId w:val="0"/>
-        </w:numPr>
-        <w:bidi w:val="0"/>
-        <w:ind w:left="0" w:leftChars="0" w:firstLine="420" w:firstLineChars="0"/>
-        <w:rPr>
-          <w:rFonts w:hint="eastAsia"/>
-          <w:b w:val="0"/>
-          <w:bCs w:val="0"/>
-          <w:color w:val="000000"/>
-          <w:u w:val="none"/>
-          <w:lang w:val="en-US" w:eastAsia="zh"/>
-          <w:woUserID w:val="1"/>
-        </w:rPr>
-      </w:pPr>
-      <w:r>
-        <w:rPr>
-          <w:rFonts w:hint="eastAsia"/>
-          <w:b w:val="0"/>
-          <w:bCs w:val="0"/>
-          <w:color w:val="000000"/>
-          <w:u w:val="none"/>
-          <w:lang w:val="en-US" w:eastAsia="zh"/>
-          <w:woUserID w:val="1"/>
-        </w:rPr>
-        <w:t>典型输入是一部手机当前扫到的多路 Wi</w:t>
-      </w:r>
-      <w:r>
-        <w:rPr>
-          <w:rFonts w:hint="eastAsia"/>
-          <w:b w:val="0"/>
-          <w:bCs w:val="0"/>
-          <w:color w:val="000000"/>
-          <w:u w:val="none"/>
-          <w:lang w:val="en-US" w:eastAsia="zh"/>
-          <w:woUserID w:val="1"/>
-        </w:rPr>
-        <w:noBreakHyphen/>
-      </w:r>
-      <w:r>
-        <w:rPr>
-          <w:rFonts w:hint="eastAsia"/>
-          <w:b w:val="0"/>
-          <w:bCs w:val="0"/>
-          <w:color w:val="000000"/>
-          <w:u w:val="none"/>
-          <w:lang w:val="en-US" w:eastAsia="zh"/>
-          <w:woUserID w:val="1"/>
-        </w:rPr>
-        <w:t>Fi/BLE 信号，例如 {AP甲: −55，AP乙: −78，AP丙: −67 dBm}。地图存有不同位置的同类指纹；系统寻找哪一处的指纹最像当前观测，输出手机的位置或楼层。它利用的是信号组合的可区分性，不需要先测准每台 AP 的安装坐标。</w:t>
-      </w:r>
-    </w:p>
-    <w:p>
-      <w:pPr>
-        <w:numPr>
-          <w:ilvl w:val="0"/>
-          <w:numId w:val="0"/>
-        </w:numPr>
-        <w:bidi w:val="0"/>
-        <w:ind w:left="0" w:leftChars="0" w:firstLine="420" w:firstLineChars="0"/>
-        <w:rPr>
-          <w:rFonts w:hint="eastAsia"/>
-          <w:b w:val="0"/>
-          <w:bCs w:val="0"/>
-          <w:color w:val="000000"/>
-          <w:u w:val="none"/>
-          <w:lang w:val="en-US" w:eastAsia="zh"/>
-          <w:woUserID w:val="1"/>
-        </w:rPr>
-      </w:pPr>
-      <w:r>
-        <w:rPr>
-          <w:rFonts w:hint="eastAsia"/>
-          <w:b w:val="0"/>
-          <w:bCs w:val="0"/>
-          <w:color w:val="000000"/>
-          <w:u w:val="none"/>
-          <w:lang w:val="en-US" w:eastAsia="zh"/>
-          <w:woUserID w:val="1"/>
-        </w:rPr>
-        <w:t xml:space="preserve">eg： 2024 年的 </w:t>
-      </w:r>
-      <w:r>
-        <w:rPr>
-          <w:rFonts w:hint="eastAsia"/>
-          <w:b w:val="0"/>
-          <w:bCs w:val="0"/>
-          <w:color w:val="000000"/>
-          <w:u w:val="none"/>
-          <w:lang w:val="en-US" w:eastAsia="zh"/>
+          <w:rFonts w:hint="eastAsia" w:eastAsia="宋体"/>
+          <w:b w:val="0"/>
+          <w:bCs w:val="0"/>
+          <w:color w:val="000000"/>
+          <w:u w:val="none"/>
+          <w:lang w:val="en-US" w:eastAsia="zh-CN"/>
+          <w:woUserID w:val="1"/>
+        </w:rPr>
+      </w:pPr>
+      <w:r>
+        <w:rPr>
+          <w:rFonts w:hint="eastAsia" w:eastAsia="宋体"/>
+          <w:b w:val="0"/>
+          <w:bCs w:val="0"/>
+          <w:color w:val="000000"/>
+          <w:u w:val="none"/>
+          <w:lang w:val="en-US" w:eastAsia="zh-CN"/>
+          <w:woUserID w:val="1"/>
+        </w:rPr>
+        <w:t>它并非先单独输出一张“未来吞吐量预测表”。策略通过反复经历状态、动作和播放结果，学习在什么缓存量和链路条件下该切换、该降码率。论文观察到，它有时会比传统选星方法切换得更频繁，但倾向于在缓存较充足时切换，以争取更高画质；所以“切换次数最少”并不必然意味着“视频体验最好”</w:t>
+      </w:r>
+      <w:r>
+        <w:rPr>
+          <w:rFonts w:hint="eastAsia"/>
+          <w:b w:val="0"/>
+          <w:bCs w:val="0"/>
+          <w:color w:val="000000"/>
+          <w:u w:val="none"/>
+          <w:lang w:val="en-US" w:eastAsia="zh-CN"/>
+          <w:woUserID w:val="1"/>
+        </w:rPr>
+        <w:t>。</w:t>
+      </w:r>
+    </w:p>
+    <w:p>
+      <w:pPr>
+        <w:numPr>
+          <w:ilvl w:val="0"/>
+          <w:numId w:val="0"/>
+        </w:numPr>
+        <w:bidi w:val="0"/>
+        <w:ind w:left="0" w:leftChars="0" w:firstLine="0" w:firstLineChars="0"/>
+        <w:rPr>
+          <w:rFonts w:hint="eastAsia" w:eastAsia="宋体"/>
+          <w:b w:val="0"/>
+          <w:bCs w:val="0"/>
+          <w:color w:val="000000"/>
+          <w:u w:val="none"/>
+          <w:lang w:val="en-US" w:eastAsia="zh-CN"/>
+          <w:woUserID w:val="1"/>
+        </w:rPr>
+      </w:pPr>
+      <w:r>
+        <w:rPr>
+          <w:rFonts w:hint="eastAsia" w:eastAsia="宋体"/>
+          <w:b w:val="0"/>
+          <w:bCs w:val="0"/>
+          <w:color w:val="000000"/>
+          <w:u w:val="none"/>
+          <w:lang w:val="en-US" w:eastAsia="zh-CN"/>
+          <w:woUserID w:val="1"/>
+        </w:rPr>
+        <w:t>4. 多人共用卫星时，为什么又有一个 L+？</w:t>
+      </w:r>
+    </w:p>
+    <w:p>
+      <w:pPr>
+        <w:numPr>
+          <w:ilvl w:val="0"/>
+          <w:numId w:val="0"/>
+        </w:numPr>
+        <w:bidi w:val="0"/>
+        <w:ind w:left="0" w:leftChars="0" w:firstLine="0" w:firstLineChars="0"/>
+        <w:rPr>
+          <w:rFonts w:hint="eastAsia" w:eastAsia="宋体"/>
+          <w:b w:val="0"/>
+          <w:bCs w:val="0"/>
+          <w:color w:val="000000"/>
+          <w:u w:val="none"/>
+          <w:lang w:val="en-US" w:eastAsia="zh-CN"/>
+          <w:woUserID w:val="1"/>
+        </w:rPr>
+      </w:pPr>
+      <w:r>
+        <w:rPr>
+          <w:rFonts w:hint="eastAsia" w:eastAsia="宋体"/>
+          <w:b w:val="0"/>
+          <w:bCs w:val="0"/>
+          <w:color w:val="000000"/>
+          <w:u w:val="none"/>
+          <w:lang w:val="en-US" w:eastAsia="zh-CN"/>
+          <w:woUserID w:val="1"/>
+        </w:rPr>
+        <w:t>一个人选卫星时，主要关心自己的链路；多人共用一颗卫星时，你的选择会影响别人可分到的吞吐量。作者比较了只看自己状态的策略 L、运行时也需要所有用户状态的策略 G，以及折中的 L+。</w:t>
+      </w:r>
+    </w:p>
+    <w:p>
+      <w:pPr>
+        <w:numPr>
+          <w:ilvl w:val="0"/>
+          <w:numId w:val="0"/>
+        </w:numPr>
+        <w:bidi w:val="0"/>
+        <w:ind w:left="0" w:leftChars="0" w:firstLine="0" w:firstLineChars="0"/>
+        <w:rPr>
+          <w:rFonts w:hint="eastAsia" w:eastAsia="宋体"/>
+          <w:b w:val="0"/>
+          <w:bCs w:val="0"/>
+          <w:color w:val="000000"/>
+          <w:u w:val="none"/>
+          <w:lang w:val="en-US" w:eastAsia="zh-CN"/>
+          <w:woUserID w:val="1"/>
+        </w:rPr>
+      </w:pPr>
+      <w:r>
+        <w:rPr>
+          <w:rFonts w:hint="eastAsia" w:eastAsia="宋体"/>
+          <w:b w:val="0"/>
+          <w:bCs w:val="0"/>
+          <w:color w:val="000000"/>
+          <w:u w:val="none"/>
+          <w:lang w:val="en-US" w:eastAsia="zh-CN"/>
+          <w:woUserID w:val="1"/>
+        </w:rPr>
+        <w:t>L+ 的关键是“集中训练、分散推理”：训练时利用多个用户的信息学习资源竞争；实际作决定时，每个终端只输入自己的本地状态。这样，终端不必每下载一段视频就取得所有其他用户的实时缓存和网速。论文将 L+ 作为更注重部署可行性的方案；G 在实验中通常有更充分的信息、表现更好，但运行时收集全局状态更难。</w:t>
+      </w:r>
+      <w:r>
+        <w:rPr>
+          <w:rFonts w:hint="eastAsia" w:eastAsia="宋体"/>
+          <w:b w:val="0"/>
+          <w:bCs w:val="0"/>
+          <w:color w:val="000000"/>
+          <w:u w:val="none"/>
+          <w:lang w:val="en-US" w:eastAsia="zh-CN"/>
           <w:woUserID w:val="1"/>
         </w:rPr>
         <w:fldChar w:fldCharType="begin"/>
       </w:r>
       <w:r>
         <w:rPr>
-          <w:rFonts w:hint="eastAsia"/>
-          <w:b w:val="0"/>
-          <w:bCs w:val="0"/>
-          <w:color w:val="000000"/>
-          <w:u w:val="none"/>
-          <w:lang w:val="en-US" w:eastAsia="zh"/>
-          <w:woUserID w:val="1"/>
-        </w:rPr>
-        <w:instrText xml:space="preserve"> HYPERLINK "https://doi.org/10.1109/TMC.2023.3266198" </w:instrText>
-      </w:r>
-      <w:r>
-        <w:rPr>
-          <w:rFonts w:hint="eastAsia"/>
-          <w:b w:val="0"/>
-          <w:bCs w:val="0"/>
-          <w:color w:val="000000"/>
-          <w:u w:val="none"/>
-          <w:lang w:val="en-US" w:eastAsia="zh"/>
+          <w:rFonts w:hint="eastAsia" w:eastAsia="宋体"/>
+          <w:b w:val="0"/>
+          <w:bCs w:val="0"/>
+          <w:color w:val="000000"/>
+          <w:u w:val="none"/>
+          <w:lang w:val="en-US" w:eastAsia="zh-CN"/>
+          <w:woUserID w:val="1"/>
+        </w:rPr>
+        <w:instrText xml:space="preserve"> HYPERLINK "https://arxiv.org/html/2504.04586v2?utm_source=chatgpt.com" </w:instrText>
+      </w:r>
+      <w:r>
+        <w:rPr>
+          <w:rFonts w:hint="eastAsia" w:eastAsia="宋体"/>
+          <w:b w:val="0"/>
+          <w:bCs w:val="0"/>
+          <w:color w:val="000000"/>
+          <w:u w:val="none"/>
+          <w:lang w:val="en-US" w:eastAsia="zh-CN"/>
           <w:woUserID w:val="1"/>
         </w:rPr>
         <w:fldChar w:fldCharType="separate"/>
       </w:r>
       <w:r>
         <w:rPr>
-          <w:rStyle w:val="12"/>
-          <w:rFonts w:hint="eastAsia"/>
-          <w:b w:val="0"/>
-          <w:bCs w:val="0"/>
-          <w:lang w:val="en-US" w:eastAsia="zh"/>
-          <w:woUserID w:val="1"/>
-        </w:rPr>
-        <w:t>Leto: Crowdsourced Radio Map Construction With Learned Topology and a Few Landmarks</w:t>
-      </w:r>
-      <w:r>
-        <w:rPr>
-          <w:rFonts w:hint="eastAsia"/>
-          <w:b w:val="0"/>
-          <w:bCs w:val="0"/>
-          <w:color w:val="000000"/>
-          <w:u w:val="none"/>
-          <w:lang w:val="en-US" w:eastAsia="zh"/>
+          <w:rFonts w:hint="eastAsia" w:eastAsia="宋体"/>
+          <w:b w:val="0"/>
+          <w:bCs w:val="0"/>
+          <w:color w:val="000000"/>
+          <w:u w:val="none"/>
+          <w:lang w:val="en-US" w:eastAsia="zh-CN"/>
+          <w:woUserID w:val="1"/>
+        </w:rPr>
+        <w:t>arxiv.org</w:t>
+      </w:r>
+      <w:r>
+        <w:rPr>
+          <w:rFonts w:hint="eastAsia" w:eastAsia="宋体"/>
+          <w:b w:val="0"/>
+          <w:bCs w:val="0"/>
+          <w:color w:val="000000"/>
+          <w:u w:val="none"/>
+          <w:lang w:val="en-US" w:eastAsia="zh-CN"/>
           <w:woUserID w:val="1"/>
         </w:rPr>
         <w:fldChar w:fldCharType="end"/>
       </w:r>
-      <w:r>
-        <w:rPr>
-          <w:rFonts w:hint="eastAsia"/>
-          <w:b w:val="0"/>
-          <w:bCs w:val="0"/>
-          <w:color w:val="000000"/>
-          <w:u w:val="none"/>
-          <w:lang w:val="en-US" w:eastAsia="zh"/>
-          <w:woUserID w:val="1"/>
-        </w:rPr>
-        <w:t>：利用人们手机采集的 Wi</w:t>
-      </w:r>
-      <w:r>
-        <w:rPr>
-          <w:rFonts w:hint="eastAsia"/>
-          <w:b w:val="0"/>
-          <w:bCs w:val="0"/>
-          <w:color w:val="000000"/>
-          <w:u w:val="none"/>
-          <w:lang w:val="en-US" w:eastAsia="zh"/>
-          <w:woUserID w:val="1"/>
-        </w:rPr>
-        <w:noBreakHyphen/>
-      </w:r>
-      <w:r>
-        <w:rPr>
-          <w:rFonts w:hint="eastAsia"/>
-          <w:b w:val="0"/>
-          <w:bCs w:val="0"/>
-          <w:color w:val="000000"/>
-          <w:u w:val="none"/>
-          <w:lang w:val="en-US" w:eastAsia="zh"/>
-          <w:woUserID w:val="1"/>
-        </w:rPr>
-        <w:t>Fi 和加速度计记录，先学习地点之间的相对拓扑，再用少数地标把拓扑对应到真实建筑。这说明“手机每次扫描时的精确坐标也未知”可以处理，但若最终要在平面图上指出电梯口，仍需要某种地标来固定地图。该论文报告了真实数据集实验。</w:t>
-      </w:r>
+    </w:p>
+    <w:p>
+      <w:pPr>
+        <w:numPr>
+          <w:ilvl w:val="0"/>
+          <w:numId w:val="0"/>
+        </w:numPr>
+        <w:bidi w:val="0"/>
+        <w:ind w:left="0" w:leftChars="0" w:firstLine="0" w:firstLineChars="0"/>
+        <w:rPr>
+          <w:rFonts w:hint="eastAsia" w:eastAsia="宋体"/>
+          <w:b w:val="0"/>
+          <w:bCs w:val="0"/>
+          <w:color w:val="000000"/>
+          <w:u w:val="none"/>
+          <w:lang w:val="en-US" w:eastAsia="zh-CN"/>
+          <w:woUserID w:val="1"/>
+        </w:rPr>
+      </w:pPr>
+      <w:r>
+        <w:rPr>
+          <w:rFonts w:hint="eastAsia" w:eastAsia="宋体"/>
+          <w:b w:val="0"/>
+          <w:bCs w:val="0"/>
+          <w:color w:val="000000"/>
+          <w:u w:val="none"/>
+          <w:lang w:val="en-US" w:eastAsia="zh-CN"/>
+          <w:woUserID w:val="1"/>
+        </w:rPr>
+        <w:t>5. 结果可信到哪一步？和手机有什么关系？</w:t>
+      </w:r>
+    </w:p>
+    <w:p>
+      <w:pPr>
+        <w:numPr>
+          <w:ilvl w:val="0"/>
+          <w:numId w:val="0"/>
+        </w:numPr>
+        <w:bidi w:val="0"/>
+        <w:ind w:left="0" w:leftChars="0" w:firstLine="0" w:firstLineChars="0"/>
+        <w:rPr>
+          <w:rFonts w:hint="eastAsia" w:eastAsia="宋体"/>
+          <w:b w:val="0"/>
+          <w:bCs w:val="0"/>
+          <w:color w:val="000000"/>
+          <w:u w:val="none"/>
+          <w:lang w:val="en-US" w:eastAsia="zh-CN"/>
+          <w:woUserID w:val="1"/>
+        </w:rPr>
+      </w:pPr>
+      <w:r>
+        <w:rPr>
+          <w:rFonts w:hint="eastAsia" w:eastAsia="宋体"/>
+          <w:b w:val="0"/>
+          <w:bCs w:val="0"/>
+          <w:color w:val="000000"/>
+          <w:u w:val="none"/>
+          <w:lang w:val="en-US" w:eastAsia="zh-CN"/>
+          <w:woUserID w:val="1"/>
+        </w:rPr>
+        <w:t>论文用三类数据评估：轨道和信道模型生成的仿真数据、实测 NOAA 卫星信噪比构造的数据，以及 Starlink 终端到服务器的真实端到端吞吐量记录。在 Starlink 数据对应的实验中，相比表现最好的“分别选星、分别选码率”组合，联合方法在 1、5、20 个视频用户的设置下分别报告 18%、68%、57% 的 QoE 提升。这些是论文特定数据和设置下的结果，不能直接理解成商用手机观看卫星视频也会提升相同百分比。</w:t>
+      </w:r>
+      <w:r>
+        <w:rPr>
+          <w:rFonts w:hint="eastAsia" w:eastAsia="宋体"/>
+          <w:b w:val="0"/>
+          <w:bCs w:val="0"/>
+          <w:color w:val="000000"/>
+          <w:u w:val="none"/>
+          <w:lang w:val="en-US" w:eastAsia="zh-CN"/>
+          <w:woUserID w:val="1"/>
+        </w:rPr>
+        <w:fldChar w:fldCharType="begin"/>
+      </w:r>
+      <w:r>
+        <w:rPr>
+          <w:rFonts w:hint="eastAsia" w:eastAsia="宋体"/>
+          <w:b w:val="0"/>
+          <w:bCs w:val="0"/>
+          <w:color w:val="000000"/>
+          <w:u w:val="none"/>
+          <w:lang w:val="en-US" w:eastAsia="zh-CN"/>
+          <w:woUserID w:val="1"/>
+        </w:rPr>
+        <w:instrText xml:space="preserve"> HYPERLINK "https://arxiv.org/html/2504.04586v2?utm_source=chatgpt.com" </w:instrText>
+      </w:r>
+      <w:r>
+        <w:rPr>
+          <w:rFonts w:hint="eastAsia" w:eastAsia="宋体"/>
+          <w:b w:val="0"/>
+          <w:bCs w:val="0"/>
+          <w:color w:val="000000"/>
+          <w:u w:val="none"/>
+          <w:lang w:val="en-US" w:eastAsia="zh-CN"/>
+          <w:woUserID w:val="1"/>
+        </w:rPr>
+        <w:fldChar w:fldCharType="separate"/>
+      </w:r>
+      <w:r>
+        <w:rPr>
+          <w:rFonts w:hint="eastAsia" w:eastAsia="宋体"/>
+          <w:b w:val="0"/>
+          <w:bCs w:val="0"/>
+          <w:color w:val="000000"/>
+          <w:u w:val="none"/>
+          <w:lang w:val="en-US" w:eastAsia="zh-CN"/>
+          <w:woUserID w:val="1"/>
+        </w:rPr>
+        <w:t>arxiv.org</w:t>
+      </w:r>
+      <w:r>
+        <w:rPr>
+          <w:rFonts w:hint="eastAsia" w:eastAsia="宋体"/>
+          <w:b w:val="0"/>
+          <w:bCs w:val="0"/>
+          <w:color w:val="000000"/>
+          <w:u w:val="none"/>
+          <w:lang w:val="en-US" w:eastAsia="zh-CN"/>
+          <w:woUserID w:val="1"/>
+        </w:rPr>
+        <w:fldChar w:fldCharType="end"/>
+      </w:r>
+    </w:p>
+    <w:p>
+      <w:pPr>
+        <w:numPr>
+          <w:ilvl w:val="0"/>
+          <w:numId w:val="0"/>
+        </w:numPr>
+        <w:bidi w:val="0"/>
+        <w:ind w:left="0" w:leftChars="0" w:firstLine="0" w:firstLineChars="0"/>
+        <w:rPr>
+          <w:rFonts w:hint="eastAsia"/>
+          <w:b w:val="0"/>
+          <w:bCs w:val="0"/>
+          <w:color w:val="000000"/>
+          <w:u w:val="none"/>
+          <w:lang w:val="en-US" w:eastAsia="zh-CN"/>
+          <w:woUserID w:val="1"/>
+        </w:rPr>
+      </w:pPr>
+      <w:r>
+        <w:rPr>
+          <w:rFonts w:hint="eastAsia" w:eastAsia="宋体"/>
+          <w:b w:val="0"/>
+          <w:bCs w:val="0"/>
+          <w:color w:val="000000"/>
+          <w:u w:val="none"/>
+          <w:lang w:val="en-US" w:eastAsia="zh-CN"/>
+          <w:woUserID w:val="1"/>
+        </w:rPr>
+        <w:t>最容易汇报错的是“真实切换”：作者明确说明，Starlink 没有向其开放让客户端主动指定卫星的接口。测试床用不同 TCP 连接代表不同卫星链路，按采集到的吞吐量轨迹限制各连接速度；所谓切换，是在这个测试系统里更换连接。因而论文验证了决策算法及其在轨迹回放测试床中的效果，没有证明普通手机或现有 Starlink 用户可以自行命令卫星切换。对手机企业来说，播放器按链路变化调码率可以直接研究；手机主动选星则需要相应卫星接入接口或可控实验网</w:t>
+      </w:r>
+      <w:r>
+        <w:rPr>
+          <w:rFonts w:hint="eastAsia"/>
+          <w:b w:val="0"/>
+          <w:bCs w:val="0"/>
+          <w:color w:val="000000"/>
+          <w:u w:val="none"/>
+          <w:lang w:val="en-US" w:eastAsia="zh-CN"/>
+          <w:woUserID w:val="1"/>
+        </w:rPr>
+        <w:t>。</w:t>
+      </w:r>
+    </w:p>
+    <w:p>
+      <w:pPr>
+        <w:numPr>
+          <w:ilvl w:val="0"/>
+          <w:numId w:val="0"/>
+        </w:numPr>
+        <w:bidi w:val="0"/>
+        <w:ind w:left="0" w:leftChars="0" w:firstLine="0" w:firstLineChars="0"/>
+        <w:rPr>
+          <w:rFonts w:hint="default"/>
+          <w:b w:val="0"/>
+          <w:bCs w:val="0"/>
+          <w:color w:val="000000"/>
+          <w:u w:val="none"/>
+          <w:lang w:val="en-US" w:eastAsia="zh-CN"/>
+          <w:woUserID w:val="1"/>
+        </w:rPr>
+      </w:pPr>
+    </w:p>
+    <w:p>
+      <w:pPr>
+        <w:pStyle w:val="2"/>
+        <w:numPr>
+          <w:ilvl w:val="0"/>
+          <w:numId w:val="6"/>
+        </w:numPr>
+        <w:bidi w:val="0"/>
+        <w:rPr>
+          <w:rFonts w:hint="eastAsia"/>
+          <w:lang w:val="en-US" w:eastAsia="zh-CN"/>
+        </w:rPr>
+      </w:pPr>
+      <w:r>
+        <w:rPr>
+          <w:rFonts w:hint="eastAsia"/>
+          <w:lang w:val="en-US" w:eastAsia="zh-CN"/>
+        </w:rPr>
+        <w:t>测试系统——AI算法验证</w:t>
+      </w:r>
+    </w:p>
+    <w:p>
+      <w:pPr>
+        <w:numPr>
+          <w:numId w:val="0"/>
+        </w:numPr>
+        <w:bidi w:val="0"/>
+        <w:ind w:leftChars="0"/>
+        <w:rPr>
+          <w:rFonts w:hint="default"/>
+          <w:b w:val="0"/>
+          <w:bCs w:val="0"/>
+          <w:color w:val="000000"/>
+          <w:u w:val="none"/>
+          <w:lang w:val="en-US" w:eastAsia="zh-CN"/>
+          <w:woUserID w:val="1"/>
+        </w:rPr>
+      </w:pPr>
+      <w:r>
+        <w:rPr>
+          <w:rFonts w:hint="default"/>
+          <w:b w:val="0"/>
+          <w:bCs w:val="0"/>
+          <w:color w:val="000000"/>
+          <w:u w:val="none"/>
+          <w:lang w:val="en-US" w:eastAsia="zh-CN"/>
+          <w:woUserID w:val="1"/>
+        </w:rPr>
+        <w:t>我建议补充一项诺基亚的终端 AI 功能联合测试专利。它很贴合“测试系统——AI 算法验证”，也比单纯介绍某个 AI 模型更适合手机企业的视角。</w:t>
+      </w:r>
+    </w:p>
+    <w:p>
+      <w:pPr>
+        <w:numPr>
+          <w:numId w:val="0"/>
+        </w:numPr>
+        <w:bidi w:val="0"/>
+        <w:ind w:leftChars="0"/>
+        <w:rPr>
+          <w:rFonts w:hint="default"/>
+          <w:b w:val="0"/>
+          <w:bCs w:val="0"/>
+          <w:color w:val="000000"/>
+          <w:u w:val="none"/>
+          <w:lang w:val="en-US" w:eastAsia="zh-CN"/>
+          <w:woUserID w:val="1"/>
+        </w:rPr>
+      </w:pPr>
+      <w:r>
+        <w:rPr>
+          <w:rFonts w:hint="default"/>
+          <w:b w:val="0"/>
+          <w:bCs w:val="0"/>
+          <w:color w:val="000000"/>
+          <w:u w:val="none"/>
+          <w:lang w:val="en-US" w:eastAsia="zh-CN"/>
+          <w:woUserID w:val="1"/>
+        </w:rPr>
+        <w:t xml:space="preserve">**终端多项 AI 功能并行验证：优先权日 2023-05-23；国际申请公开 2024-11-28；美国申请公开 2026-09-24。专利 </w:t>
+      </w:r>
+      <w:r>
+        <w:rPr>
+          <w:rFonts w:hint="default"/>
+          <w:b w:val="0"/>
+          <w:bCs w:val="0"/>
+          <w:color w:val="000000"/>
+          <w:u w:val="none"/>
+          <w:lang w:val="en-US" w:eastAsia="zh-CN"/>
+          <w:woUserID w:val="1"/>
+        </w:rPr>
+        <w:fldChar w:fldCharType="begin"/>
+      </w:r>
+      <w:r>
+        <w:rPr>
+          <w:rFonts w:hint="default"/>
+          <w:b w:val="0"/>
+          <w:bCs w:val="0"/>
+          <w:color w:val="000000"/>
+          <w:u w:val="none"/>
+          <w:lang w:val="en-US" w:eastAsia="zh-CN"/>
+          <w:woUserID w:val="1"/>
+        </w:rPr>
+        <w:instrText xml:space="preserve"> HYPERLINK "https://patents.google.com/patent/WO2024240425A1/en?utm_source=chatgpt.com" </w:instrText>
+      </w:r>
+      <w:r>
+        <w:rPr>
+          <w:rFonts w:hint="default"/>
+          <w:b w:val="0"/>
+          <w:bCs w:val="0"/>
+          <w:color w:val="000000"/>
+          <w:u w:val="none"/>
+          <w:lang w:val="en-US" w:eastAsia="zh-CN"/>
+          <w:woUserID w:val="1"/>
+        </w:rPr>
+        <w:fldChar w:fldCharType="separate"/>
+      </w:r>
+      <w:r>
+        <w:rPr>
+          <w:rFonts w:hint="default"/>
+          <w:b w:val="0"/>
+          <w:bCs w:val="0"/>
+          <w:color w:val="000000"/>
+          <w:u w:val="none"/>
+          <w:lang w:val="en-US" w:eastAsia="zh-CN"/>
+          <w:woUserID w:val="1"/>
+        </w:rPr>
+        <w:t>WO2024240425A1 — Evaluating impact of two simultaneous machine learning enabled features</w:t>
+      </w:r>
+      <w:r>
+        <w:rPr>
+          <w:rFonts w:hint="default"/>
+          <w:b w:val="0"/>
+          <w:bCs w:val="0"/>
+          <w:color w:val="000000"/>
+          <w:u w:val="none"/>
+          <w:lang w:val="en-US" w:eastAsia="zh-CN"/>
+          <w:woUserID w:val="1"/>
+        </w:rPr>
+        <w:fldChar w:fldCharType="end"/>
+      </w:r>
+      <w:r>
+        <w:rPr>
+          <w:rFonts w:hint="default"/>
+          <w:b w:val="0"/>
+          <w:bCs w:val="0"/>
+          <w:color w:val="000000"/>
+          <w:u w:val="none"/>
+          <w:lang w:val="en-US" w:eastAsia="zh-CN"/>
+          <w:woUserID w:val="1"/>
+        </w:rPr>
+        <w:t xml:space="preserve">，美国公开文本为 </w:t>
+      </w:r>
+      <w:r>
+        <w:rPr>
+          <w:rFonts w:hint="default"/>
+          <w:b w:val="0"/>
+          <w:bCs w:val="0"/>
+          <w:color w:val="000000"/>
+          <w:u w:val="none"/>
+          <w:lang w:val="en-US" w:eastAsia="zh-CN"/>
+          <w:woUserID w:val="1"/>
+        </w:rPr>
+        <w:fldChar w:fldCharType="begin"/>
+      </w:r>
+      <w:r>
+        <w:rPr>
+          <w:rFonts w:hint="default"/>
+          <w:b w:val="0"/>
+          <w:bCs w:val="0"/>
+          <w:color w:val="000000"/>
+          <w:u w:val="none"/>
+          <w:lang w:val="en-US" w:eastAsia="zh-CN"/>
+          <w:woUserID w:val="1"/>
+        </w:rPr>
+        <w:instrText xml:space="preserve"> HYPERLINK "https://eureka.patsnap.com/patent/US20260291627A1?utm_source=chatgpt.com" </w:instrText>
+      </w:r>
+      <w:r>
+        <w:rPr>
+          <w:rFonts w:hint="default"/>
+          <w:b w:val="0"/>
+          <w:bCs w:val="0"/>
+          <w:color w:val="000000"/>
+          <w:u w:val="none"/>
+          <w:lang w:val="en-US" w:eastAsia="zh-CN"/>
+          <w:woUserID w:val="1"/>
+        </w:rPr>
+        <w:fldChar w:fldCharType="separate"/>
+      </w:r>
+      <w:r>
+        <w:rPr>
+          <w:rFonts w:hint="default"/>
+          <w:b w:val="0"/>
+          <w:bCs w:val="0"/>
+          <w:color w:val="000000"/>
+          <w:u w:val="none"/>
+          <w:lang w:val="en-US" w:eastAsia="zh-CN"/>
+          <w:woUserID w:val="1"/>
+        </w:rPr>
+        <w:t>US20260291627A1</w:t>
+      </w:r>
+      <w:r>
+        <w:rPr>
+          <w:rFonts w:hint="default"/>
+          <w:b w:val="0"/>
+          <w:bCs w:val="0"/>
+          <w:color w:val="000000"/>
+          <w:u w:val="none"/>
+          <w:lang w:val="en-US" w:eastAsia="zh-CN"/>
+          <w:woUserID w:val="1"/>
+        </w:rPr>
+        <w:fldChar w:fldCharType="end"/>
+      </w:r>
+      <w:r>
+        <w:rPr>
+          <w:rFonts w:hint="default"/>
+          <w:b w:val="0"/>
+          <w:bCs w:val="0"/>
+          <w:color w:val="000000"/>
+          <w:u w:val="none"/>
+          <w:lang w:val="en-US" w:eastAsia="zh-CN"/>
+          <w:woUserID w:val="1"/>
+        </w:rPr>
+        <w:t>。**这里的“近期”指美国文本近期公开；核心方案在 2024 年国际公开文本中已经出现，并非 2026 年才提出的新实验结果。</w:t>
+      </w:r>
+      <w:r>
+        <w:rPr>
+          <w:rFonts w:hint="default"/>
+          <w:b w:val="0"/>
+          <w:bCs w:val="0"/>
+          <w:color w:val="000000"/>
+          <w:u w:val="none"/>
+          <w:lang w:val="en-US" w:eastAsia="zh-CN"/>
+          <w:woUserID w:val="1"/>
+        </w:rPr>
+        <w:fldChar w:fldCharType="begin"/>
+      </w:r>
+      <w:r>
+        <w:rPr>
+          <w:rFonts w:hint="default"/>
+          <w:b w:val="0"/>
+          <w:bCs w:val="0"/>
+          <w:color w:val="000000"/>
+          <w:u w:val="none"/>
+          <w:lang w:val="en-US" w:eastAsia="zh-CN"/>
+          <w:woUserID w:val="1"/>
+        </w:rPr>
+        <w:instrText xml:space="preserve"> HYPERLINK "https://patents.google.com/patent/WO2024240425A1/en?utm_source=chatgpt.com" </w:instrText>
+      </w:r>
+      <w:r>
+        <w:rPr>
+          <w:rFonts w:hint="default"/>
+          <w:b w:val="0"/>
+          <w:bCs w:val="0"/>
+          <w:color w:val="000000"/>
+          <w:u w:val="none"/>
+          <w:lang w:val="en-US" w:eastAsia="zh-CN"/>
+          <w:woUserID w:val="1"/>
+        </w:rPr>
+        <w:fldChar w:fldCharType="separate"/>
+      </w:r>
+      <w:r>
+        <w:rPr>
+          <w:rFonts w:hint="default"/>
+          <w:b w:val="0"/>
+          <w:bCs w:val="0"/>
+          <w:color w:val="000000"/>
+          <w:u w:val="none"/>
+          <w:lang w:val="en-US" w:eastAsia="zh-CN"/>
+          <w:woUserID w:val="1"/>
+        </w:rPr>
+        <w:t>Google Patents</w:t>
+      </w:r>
+      <w:r>
+        <w:rPr>
+          <w:rFonts w:hint="default"/>
+          <w:b w:val="0"/>
+          <w:bCs w:val="0"/>
+          <w:color w:val="000000"/>
+          <w:u w:val="none"/>
+          <w:lang w:val="en-US" w:eastAsia="zh-CN"/>
+          <w:woUserID w:val="1"/>
+        </w:rPr>
+        <w:fldChar w:fldCharType="end"/>
+      </w:r>
+    </w:p>
+    <w:p>
+      <w:pPr>
+        <w:numPr>
+          <w:numId w:val="0"/>
+        </w:numPr>
+        <w:bidi w:val="0"/>
+        <w:ind w:leftChars="0"/>
+        <w:rPr>
+          <w:rFonts w:hint="default"/>
+          <w:b w:val="0"/>
+          <w:bCs w:val="0"/>
+          <w:color w:val="000000"/>
+          <w:u w:val="none"/>
+          <w:lang w:val="en-US" w:eastAsia="zh-CN"/>
+          <w:woUserID w:val="1"/>
+        </w:rPr>
+      </w:pPr>
+      <w:r>
+        <w:rPr>
+          <w:rFonts w:hint="default"/>
+          <w:b w:val="0"/>
+          <w:bCs w:val="0"/>
+          <w:color w:val="000000"/>
+          <w:u w:val="none"/>
+          <w:lang w:val="en-US" w:eastAsia="zh-CN"/>
+          <w:woUserID w:val="1"/>
+        </w:rPr>
+        <w:t>技术概述：为什么要测“两个 AI 一起运行”</w:t>
+      </w:r>
+    </w:p>
+    <w:p>
+      <w:pPr>
+        <w:numPr>
+          <w:numId w:val="0"/>
+        </w:numPr>
+        <w:bidi w:val="0"/>
+        <w:ind w:leftChars="0"/>
+        <w:rPr>
+          <w:rFonts w:hint="default"/>
+          <w:b w:val="0"/>
+          <w:bCs w:val="0"/>
+          <w:color w:val="000000"/>
+          <w:u w:val="none"/>
+          <w:lang w:val="en-US" w:eastAsia="zh-CN"/>
+          <w:woUserID w:val="1"/>
+        </w:rPr>
+      </w:pPr>
+      <w:r>
+        <w:rPr>
+          <w:rFonts w:hint="default"/>
+          <w:b w:val="0"/>
+          <w:bCs w:val="0"/>
+          <w:color w:val="000000"/>
+          <w:u w:val="none"/>
+          <w:lang w:val="en-US" w:eastAsia="zh-CN"/>
+          <w:woUserID w:val="1"/>
+        </w:rPr>
+        <w:t>设想手机支持两个通信 AI 功能：一个预测较好的无线波束，另一个压缩并上报信道状态信息（CSI）。分别测试时，两者都可能准确、及时；实际同时运行时，它们可能争用手机有限的计算、内存或处理时间，导致预测变慢、上报超时，或准确度下降。</w:t>
+      </w:r>
+    </w:p>
+    <w:p>
+      <w:pPr>
+        <w:numPr>
+          <w:numId w:val="0"/>
+        </w:numPr>
+        <w:bidi w:val="0"/>
+        <w:ind w:leftChars="0"/>
+        <w:rPr>
+          <w:rFonts w:hint="default"/>
+          <w:b w:val="0"/>
+          <w:bCs w:val="0"/>
+          <w:color w:val="000000"/>
+          <w:u w:val="none"/>
+          <w:lang w:val="en-US" w:eastAsia="zh-CN"/>
+          <w:woUserID w:val="1"/>
+        </w:rPr>
+      </w:pPr>
+      <w:r>
+        <w:rPr>
+          <w:rFonts w:hint="default"/>
+          <w:b w:val="0"/>
+          <w:bCs w:val="0"/>
+          <w:color w:val="000000"/>
+          <w:u w:val="none"/>
+          <w:lang w:val="en-US" w:eastAsia="zh-CN"/>
+          <w:woUserID w:val="1"/>
+        </w:rPr>
+        <w:t>这项专利抓住的就是这个缺口：**验证一个 AI 功能时，还要观察手机同时运行其他 AI 功能，会不会使原功能或整机通信性能退化。**被测对象是终端（UE）；负责配置场景、提供测试信号和判定结果的是测试设备（TE）。专利列举的功能包括波束预测、CSI 压缩或预测、定位以及移动性相关功能。</w:t>
+      </w:r>
+      <w:r>
+        <w:rPr>
+          <w:rFonts w:hint="default"/>
+          <w:b w:val="0"/>
+          <w:bCs w:val="0"/>
+          <w:color w:val="000000"/>
+          <w:u w:val="none"/>
+          <w:lang w:val="en-US" w:eastAsia="zh-CN"/>
+          <w:woUserID w:val="1"/>
+        </w:rPr>
+        <w:fldChar w:fldCharType="begin"/>
+      </w:r>
+      <w:r>
+        <w:rPr>
+          <w:rFonts w:hint="default"/>
+          <w:b w:val="0"/>
+          <w:bCs w:val="0"/>
+          <w:color w:val="000000"/>
+          <w:u w:val="none"/>
+          <w:lang w:val="en-US" w:eastAsia="zh-CN"/>
+          <w:woUserID w:val="1"/>
+        </w:rPr>
+        <w:instrText xml:space="preserve"> HYPERLINK "https://patents.google.com/patent/GB2630327A/en?utm_source=chatgpt.com" </w:instrText>
+      </w:r>
+      <w:r>
+        <w:rPr>
+          <w:rFonts w:hint="default"/>
+          <w:b w:val="0"/>
+          <w:bCs w:val="0"/>
+          <w:color w:val="000000"/>
+          <w:u w:val="none"/>
+          <w:lang w:val="en-US" w:eastAsia="zh-CN"/>
+          <w:woUserID w:val="1"/>
+        </w:rPr>
+        <w:fldChar w:fldCharType="separate"/>
+      </w:r>
+      <w:r>
+        <w:rPr>
+          <w:rFonts w:hint="default"/>
+          <w:b w:val="0"/>
+          <w:bCs w:val="0"/>
+          <w:color w:val="000000"/>
+          <w:u w:val="none"/>
+          <w:lang w:val="en-US" w:eastAsia="zh-CN"/>
+          <w:woUserID w:val="1"/>
+        </w:rPr>
+        <w:t>Google Patents</w:t>
+      </w:r>
+      <w:r>
+        <w:rPr>
+          <w:rFonts w:hint="default"/>
+          <w:b w:val="0"/>
+          <w:bCs w:val="0"/>
+          <w:color w:val="000000"/>
+          <w:u w:val="none"/>
+          <w:lang w:val="en-US" w:eastAsia="zh-CN"/>
+          <w:woUserID w:val="1"/>
+        </w:rPr>
+        <w:fldChar w:fldCharType="end"/>
+      </w:r>
+    </w:p>
+    <w:p>
+      <w:pPr>
+        <w:numPr>
+          <w:numId w:val="0"/>
+        </w:numPr>
+        <w:bidi w:val="0"/>
+        <w:ind w:leftChars="0"/>
+        <w:rPr>
+          <w:rFonts w:hint="default"/>
+          <w:b w:val="0"/>
+          <w:bCs w:val="0"/>
+          <w:color w:val="000000"/>
+          <w:u w:val="none"/>
+          <w:lang w:val="en-US" w:eastAsia="zh-CN"/>
+          <w:woUserID w:val="1"/>
+        </w:rPr>
+      </w:pPr>
+      <w:r>
+        <w:rPr>
+          <w:rFonts w:hint="default"/>
+          <w:b w:val="0"/>
+          <w:bCs w:val="0"/>
+          <w:color w:val="000000"/>
+          <w:u w:val="none"/>
+          <w:lang w:val="en-US" w:eastAsia="zh-CN"/>
+          <w:woUserID w:val="1"/>
+        </w:rPr>
+        <w:t>测试系统怎样工作</w:t>
+      </w:r>
+    </w:p>
+    <w:p>
+      <w:pPr>
+        <w:numPr>
+          <w:numId w:val="0"/>
+        </w:numPr>
+        <w:bidi w:val="0"/>
+        <w:ind w:leftChars="0"/>
+        <w:rPr>
+          <w:rFonts w:hint="default"/>
+          <w:b w:val="0"/>
+          <w:bCs w:val="0"/>
+          <w:color w:val="000000"/>
+          <w:u w:val="none"/>
+          <w:lang w:val="en-US" w:eastAsia="zh-CN"/>
+          <w:woUserID w:val="1"/>
+        </w:rPr>
+      </w:pPr>
+      <w:r>
+        <w:rPr>
+          <w:rFonts w:hint="default"/>
+          <w:b w:val="0"/>
+          <w:bCs w:val="0"/>
+          <w:color w:val="000000"/>
+          <w:u w:val="none"/>
+          <w:lang w:val="en-US" w:eastAsia="zh-CN"/>
+          <w:woUserID w:val="1"/>
+        </w:rPr>
+        <w:t>最容易理解的是专利图 2 的流程。假设 F1 是手机上的 AI 波束预测功能，F2 是另一个 AI 通信功能：</w:t>
+      </w:r>
+    </w:p>
+    <w:p>
+      <w:pPr>
+        <w:numPr>
+          <w:numId w:val="0"/>
+        </w:numPr>
+        <w:bidi w:val="0"/>
+        <w:ind w:leftChars="0"/>
+        <w:rPr>
+          <w:rFonts w:hint="default"/>
+          <w:b w:val="0"/>
+          <w:bCs w:val="0"/>
+          <w:color w:val="000000"/>
+          <w:u w:val="none"/>
+          <w:lang w:val="en-US" w:eastAsia="zh-CN"/>
+          <w:woUserID w:val="1"/>
+        </w:rPr>
+      </w:pPr>
+      <w:r>
+        <w:rPr>
+          <w:rFonts w:hint="default"/>
+          <w:b w:val="0"/>
+          <w:bCs w:val="0"/>
+          <w:color w:val="000000"/>
+          <w:u w:val="none"/>
+          <w:lang w:val="en-US" w:eastAsia="zh-CN"/>
+          <w:woUserID w:val="1"/>
+        </w:rPr>
+        <w:t>**先测 F1 单独运行。**测试设备配置终端接收参考信号，激活 F1，发送测试信号，再收集终端的预测结果和性能报告，形成基准。</w:t>
+      </w:r>
+    </w:p>
+    <w:p>
+      <w:pPr>
+        <w:numPr>
+          <w:numId w:val="0"/>
+        </w:numPr>
+        <w:bidi w:val="0"/>
+        <w:ind w:leftChars="0"/>
+        <w:rPr>
+          <w:rFonts w:hint="default"/>
+          <w:b w:val="0"/>
+          <w:bCs w:val="0"/>
+          <w:color w:val="000000"/>
+          <w:u w:val="none"/>
+          <w:lang w:val="en-US" w:eastAsia="zh-CN"/>
+          <w:woUserID w:val="1"/>
+        </w:rPr>
+      </w:pPr>
+      <w:r>
+        <w:rPr>
+          <w:rFonts w:hint="default"/>
+          <w:b w:val="0"/>
+          <w:bCs w:val="0"/>
+          <w:color w:val="000000"/>
+          <w:u w:val="none"/>
+          <w:lang w:val="en-US" w:eastAsia="zh-CN"/>
+          <w:woUserID w:val="1"/>
+        </w:rPr>
+        <w:t>**保持测试条件可比较，加入 F2。**测试设备激活 F2，并提供其所需信号或数据；终端同时执行两个功能。</w:t>
+      </w:r>
+    </w:p>
+    <w:p>
+      <w:pPr>
+        <w:numPr>
+          <w:numId w:val="0"/>
+        </w:numPr>
+        <w:bidi w:val="0"/>
+        <w:ind w:leftChars="0"/>
+        <w:rPr>
+          <w:rFonts w:hint="default"/>
+          <w:b w:val="0"/>
+          <w:bCs w:val="0"/>
+          <w:color w:val="000000"/>
+          <w:u w:val="none"/>
+          <w:lang w:val="en-US" w:eastAsia="zh-CN"/>
+          <w:woUserID w:val="1"/>
+        </w:rPr>
+      </w:pPr>
+      <w:r>
+        <w:rPr>
+          <w:rFonts w:hint="default"/>
+          <w:b w:val="0"/>
+          <w:bCs w:val="0"/>
+          <w:color w:val="000000"/>
+          <w:u w:val="none"/>
+          <w:lang w:val="en-US" w:eastAsia="zh-CN"/>
+          <w:woUserID w:val="1"/>
+        </w:rPr>
+        <w:t>**重新测试并比较。**测试设备再次收集结果，看 F1 的准确度、报告时延等是否变差，同时记录 F2 的结果及处理负载、内存占用等信息。</w:t>
+      </w:r>
+    </w:p>
+    <w:p>
+      <w:pPr>
+        <w:numPr>
+          <w:numId w:val="0"/>
+        </w:numPr>
+        <w:bidi w:val="0"/>
+        <w:ind w:leftChars="0"/>
+        <w:rPr>
+          <w:rFonts w:hint="default"/>
+          <w:b w:val="0"/>
+          <w:bCs w:val="0"/>
+          <w:color w:val="000000"/>
+          <w:u w:val="none"/>
+          <w:lang w:val="en-US" w:eastAsia="zh-CN"/>
+          <w:woUserID w:val="1"/>
+        </w:rPr>
+      </w:pPr>
+      <w:r>
+        <w:rPr>
+          <w:rFonts w:hint="default"/>
+          <w:b w:val="0"/>
+          <w:bCs w:val="0"/>
+          <w:color w:val="000000"/>
+          <w:u w:val="none"/>
+          <w:lang w:val="en-US" w:eastAsia="zh-CN"/>
+          <w:woUserID w:val="1"/>
+        </w:rPr>
+        <w:t>**形成判定。**如果单独运行合格、同时运行却超过规定的时延或性能门限，就能发现单功能测试漏掉的问题。具体合格门限需由相应测试要求设定，专利没有给所有 AI 功能规定一套统一数值。</w:t>
+      </w:r>
+      <w:r>
+        <w:rPr>
+          <w:rFonts w:hint="default"/>
+          <w:b w:val="0"/>
+          <w:bCs w:val="0"/>
+          <w:color w:val="000000"/>
+          <w:u w:val="none"/>
+          <w:lang w:val="en-US" w:eastAsia="zh-CN"/>
+          <w:woUserID w:val="1"/>
+        </w:rPr>
+        <w:fldChar w:fldCharType="begin"/>
+      </w:r>
+      <w:r>
+        <w:rPr>
+          <w:rFonts w:hint="default"/>
+          <w:b w:val="0"/>
+          <w:bCs w:val="0"/>
+          <w:color w:val="000000"/>
+          <w:u w:val="none"/>
+          <w:lang w:val="en-US" w:eastAsia="zh-CN"/>
+          <w:woUserID w:val="1"/>
+        </w:rPr>
+        <w:instrText xml:space="preserve"> HYPERLINK "https://patents.google.com/patent/GB2630327A/en?utm_source=chatgpt.com" </w:instrText>
+      </w:r>
+      <w:r>
+        <w:rPr>
+          <w:rFonts w:hint="default"/>
+          <w:b w:val="0"/>
+          <w:bCs w:val="0"/>
+          <w:color w:val="000000"/>
+          <w:u w:val="none"/>
+          <w:lang w:val="en-US" w:eastAsia="zh-CN"/>
+          <w:woUserID w:val="1"/>
+        </w:rPr>
+        <w:fldChar w:fldCharType="separate"/>
+      </w:r>
+      <w:r>
+        <w:rPr>
+          <w:rFonts w:hint="default"/>
+          <w:b w:val="0"/>
+          <w:bCs w:val="0"/>
+          <w:color w:val="000000"/>
+          <w:u w:val="none"/>
+          <w:lang w:val="en-US" w:eastAsia="zh-CN"/>
+          <w:woUserID w:val="1"/>
+        </w:rPr>
+        <w:t>Google Patents</w:t>
+      </w:r>
+      <w:r>
+        <w:rPr>
+          <w:rFonts w:hint="default"/>
+          <w:b w:val="0"/>
+          <w:bCs w:val="0"/>
+          <w:color w:val="000000"/>
+          <w:u w:val="none"/>
+          <w:lang w:val="en-US" w:eastAsia="zh-CN"/>
+          <w:woUserID w:val="1"/>
+        </w:rPr>
+        <w:fldChar w:fldCharType="end"/>
+      </w:r>
+    </w:p>
+    <w:p>
+      <w:pPr>
+        <w:numPr>
+          <w:numId w:val="0"/>
+        </w:numPr>
+        <w:bidi w:val="0"/>
+        <w:ind w:leftChars="0"/>
+        <w:rPr>
+          <w:rFonts w:hint="default"/>
+          <w:b w:val="0"/>
+          <w:bCs w:val="0"/>
+          <w:color w:val="000000"/>
+          <w:u w:val="none"/>
+          <w:lang w:val="en-US" w:eastAsia="zh-CN"/>
+          <w:woUserID w:val="1"/>
+        </w:rPr>
+      </w:pPr>
+      <w:r>
+        <w:rPr>
+          <w:rFonts w:hint="default"/>
+          <w:b w:val="0"/>
+          <w:bCs w:val="0"/>
+          <w:color w:val="000000"/>
+          <w:u w:val="none"/>
+          <w:lang w:val="en-US" w:eastAsia="zh-CN"/>
+          <w:woUserID w:val="1"/>
+        </w:rPr>
+        <w:t>**图 3 又给了一种很实用的变体：**F1 仍接受无线测试信号；F2 可以接收测试设备提供的数据集并运行，从而给终端制造另一项 AI 功能实际执行时的负载。这样可以观察 F2 对 F1 的干扰，但要说清楚：这种数据集注入方式不等于两个功能都经过了完整的空口测试。</w:t>
+      </w:r>
+      <w:r>
+        <w:rPr>
+          <w:rFonts w:hint="default"/>
+          <w:b w:val="0"/>
+          <w:bCs w:val="0"/>
+          <w:color w:val="000000"/>
+          <w:u w:val="none"/>
+          <w:lang w:val="en-US" w:eastAsia="zh-CN"/>
+          <w:woUserID w:val="1"/>
+        </w:rPr>
+        <w:fldChar w:fldCharType="begin"/>
+      </w:r>
+      <w:r>
+        <w:rPr>
+          <w:rFonts w:hint="default"/>
+          <w:b w:val="0"/>
+          <w:bCs w:val="0"/>
+          <w:color w:val="000000"/>
+          <w:u w:val="none"/>
+          <w:lang w:val="en-US" w:eastAsia="zh-CN"/>
+          <w:woUserID w:val="1"/>
+        </w:rPr>
+        <w:instrText xml:space="preserve"> HYPERLINK "https://patents.google.com/patent/GB2630327A/en?utm_source=chatgpt.com" </w:instrText>
+      </w:r>
+      <w:r>
+        <w:rPr>
+          <w:rFonts w:hint="default"/>
+          <w:b w:val="0"/>
+          <w:bCs w:val="0"/>
+          <w:color w:val="000000"/>
+          <w:u w:val="none"/>
+          <w:lang w:val="en-US" w:eastAsia="zh-CN"/>
+          <w:woUserID w:val="1"/>
+        </w:rPr>
+        <w:fldChar w:fldCharType="separate"/>
+      </w:r>
+      <w:r>
+        <w:rPr>
+          <w:rFonts w:hint="default"/>
+          <w:b w:val="0"/>
+          <w:bCs w:val="0"/>
+          <w:color w:val="000000"/>
+          <w:u w:val="none"/>
+          <w:lang w:val="en-US" w:eastAsia="zh-CN"/>
+          <w:woUserID w:val="1"/>
+        </w:rPr>
+        <w:t>Google Patents</w:t>
+      </w:r>
+      <w:r>
+        <w:rPr>
+          <w:rFonts w:hint="default"/>
+          <w:b w:val="0"/>
+          <w:bCs w:val="0"/>
+          <w:color w:val="000000"/>
+          <w:u w:val="none"/>
+          <w:lang w:val="en-US" w:eastAsia="zh-CN"/>
+          <w:woUserID w:val="1"/>
+        </w:rPr>
+        <w:fldChar w:fldCharType="end"/>
+      </w:r>
+    </w:p>
+    <w:p>
+      <w:pPr>
+        <w:numPr>
+          <w:numId w:val="0"/>
+        </w:numPr>
+        <w:bidi w:val="0"/>
+        <w:ind w:leftChars="0"/>
+        <w:rPr>
+          <w:rFonts w:hint="default"/>
+          <w:b w:val="0"/>
+          <w:bCs w:val="0"/>
+          <w:color w:val="000000"/>
+          <w:u w:val="none"/>
+          <w:lang w:val="en-US" w:eastAsia="zh-CN"/>
+          <w:woUserID w:val="1"/>
+        </w:rPr>
+      </w:pPr>
+      <w:r>
+        <w:rPr>
+          <w:rFonts w:hint="default"/>
+          <w:b w:val="0"/>
+          <w:bCs w:val="0"/>
+          <w:color w:val="000000"/>
+          <w:u w:val="none"/>
+          <w:lang w:val="en-US" w:eastAsia="zh-CN"/>
+          <w:woUserID w:val="1"/>
+        </w:rPr>
+        <w:t>它具体看哪些指标</w:t>
+      </w:r>
+    </w:p>
+    <w:p>
+      <w:pPr>
+        <w:numPr>
+          <w:numId w:val="0"/>
+        </w:numPr>
+        <w:bidi w:val="0"/>
+        <w:ind w:leftChars="0"/>
+        <w:rPr>
+          <w:rFonts w:hint="default"/>
+          <w:b w:val="0"/>
+          <w:bCs w:val="0"/>
+          <w:color w:val="000000"/>
+          <w:u w:val="none"/>
+          <w:lang w:val="en-US" w:eastAsia="zh-CN"/>
+          <w:woUserID w:val="1"/>
+        </w:rPr>
+      </w:pPr>
+      <w:r>
+        <w:rPr>
+          <w:rFonts w:hint="default"/>
+          <w:b w:val="0"/>
+          <w:bCs w:val="0"/>
+          <w:color w:val="000000"/>
+          <w:u w:val="none"/>
+          <w:lang w:val="en-US" w:eastAsia="zh-CN"/>
+          <w:woUserID w:val="1"/>
+        </w:rPr>
+        <w:t>专利把指标分成两个层次。功能本身的指标随任务而变：波束预测可以看预测波束是否正确、预测 RSRP 是否准确、上报是否及时；定位可以看定位误差和输出时延。同时运行时的影响指标则关注原指标变化，以及推理时延、吞吐量、处理负载和内存占用等。专利还提出用矩阵记录不同功能组合的影响，便于比较“F1 单独运行”和“F1＋F2 同时运行”。</w:t>
+      </w:r>
+      <w:r>
+        <w:rPr>
+          <w:rFonts w:hint="default"/>
+          <w:b w:val="0"/>
+          <w:bCs w:val="0"/>
+          <w:color w:val="000000"/>
+          <w:u w:val="none"/>
+          <w:lang w:val="en-US" w:eastAsia="zh-CN"/>
+          <w:woUserID w:val="1"/>
+        </w:rPr>
+        <w:fldChar w:fldCharType="begin"/>
+      </w:r>
+      <w:r>
+        <w:rPr>
+          <w:rFonts w:hint="default"/>
+          <w:b w:val="0"/>
+          <w:bCs w:val="0"/>
+          <w:color w:val="000000"/>
+          <w:u w:val="none"/>
+          <w:lang w:val="en-US" w:eastAsia="zh-CN"/>
+          <w:woUserID w:val="1"/>
+        </w:rPr>
+        <w:instrText xml:space="preserve"> HYPERLINK "https://patents.google.com/patent/GB2630327A/en?utm_source=chatgpt.com" </w:instrText>
+      </w:r>
+      <w:r>
+        <w:rPr>
+          <w:rFonts w:hint="default"/>
+          <w:b w:val="0"/>
+          <w:bCs w:val="0"/>
+          <w:color w:val="000000"/>
+          <w:u w:val="none"/>
+          <w:lang w:val="en-US" w:eastAsia="zh-CN"/>
+          <w:woUserID w:val="1"/>
+        </w:rPr>
+        <w:fldChar w:fldCharType="separate"/>
+      </w:r>
+      <w:r>
+        <w:rPr>
+          <w:rFonts w:hint="default"/>
+          <w:b w:val="0"/>
+          <w:bCs w:val="0"/>
+          <w:color w:val="000000"/>
+          <w:u w:val="none"/>
+          <w:lang w:val="en-US" w:eastAsia="zh-CN"/>
+          <w:woUserID w:val="1"/>
+        </w:rPr>
+        <w:t>Google Patents</w:t>
+      </w:r>
+      <w:r>
+        <w:rPr>
+          <w:rFonts w:hint="default"/>
+          <w:b w:val="0"/>
+          <w:bCs w:val="0"/>
+          <w:color w:val="000000"/>
+          <w:u w:val="none"/>
+          <w:lang w:val="en-US" w:eastAsia="zh-CN"/>
+          <w:woUserID w:val="1"/>
+        </w:rPr>
+        <w:fldChar w:fldCharType="end"/>
+      </w:r>
+    </w:p>
+    <w:p>
+      <w:pPr>
+        <w:numPr>
+          <w:numId w:val="0"/>
+        </w:numPr>
+        <w:bidi w:val="0"/>
+        <w:ind w:leftChars="0"/>
+        <w:rPr>
+          <w:rFonts w:hint="default"/>
+          <w:b w:val="0"/>
+          <w:bCs w:val="0"/>
+          <w:color w:val="000000"/>
+          <w:u w:val="none"/>
+          <w:lang w:val="en-US" w:eastAsia="zh-CN"/>
+          <w:woUserID w:val="1"/>
+        </w:rPr>
+      </w:pPr>
+      <w:r>
+        <w:rPr>
+          <w:rFonts w:hint="default"/>
+          <w:b w:val="0"/>
+          <w:bCs w:val="0"/>
+          <w:color w:val="000000"/>
+          <w:u w:val="none"/>
+          <w:lang w:val="en-US" w:eastAsia="zh-CN"/>
+          <w:woUserID w:val="1"/>
+        </w:rPr>
+        <w:t>专利举了一个说明计算方法的例子：定位功能单独运行时准确度为 95%、时延为 20 ms；同时运行 CSI 预测后，变为 90% 和 22 ms。测试记录的是定位准确度变化 −5 个百分点、时延变化 ＋2 ms。这是专利中的示意数值，不能当成诺基亚实测手机的实验结果。</w:t>
+      </w:r>
+      <w:r>
+        <w:rPr>
+          <w:rFonts w:hint="default"/>
+          <w:b w:val="0"/>
+          <w:bCs w:val="0"/>
+          <w:color w:val="000000"/>
+          <w:u w:val="none"/>
+          <w:lang w:val="en-US" w:eastAsia="zh-CN"/>
+          <w:woUserID w:val="1"/>
+        </w:rPr>
+        <w:fldChar w:fldCharType="begin"/>
+      </w:r>
+      <w:r>
+        <w:rPr>
+          <w:rFonts w:hint="default"/>
+          <w:b w:val="0"/>
+          <w:bCs w:val="0"/>
+          <w:color w:val="000000"/>
+          <w:u w:val="none"/>
+          <w:lang w:val="en-US" w:eastAsia="zh-CN"/>
+          <w:woUserID w:val="1"/>
+        </w:rPr>
+        <w:instrText xml:space="preserve"> HYPERLINK "https://patents.google.com/patent/GB2630327A/en?utm_source=chatgpt.com" </w:instrText>
+      </w:r>
+      <w:r>
+        <w:rPr>
+          <w:rFonts w:hint="default"/>
+          <w:b w:val="0"/>
+          <w:bCs w:val="0"/>
+          <w:color w:val="000000"/>
+          <w:u w:val="none"/>
+          <w:lang w:val="en-US" w:eastAsia="zh-CN"/>
+          <w:woUserID w:val="1"/>
+        </w:rPr>
+        <w:fldChar w:fldCharType="separate"/>
+      </w:r>
+      <w:r>
+        <w:rPr>
+          <w:rFonts w:hint="default"/>
+          <w:b w:val="0"/>
+          <w:bCs w:val="0"/>
+          <w:color w:val="000000"/>
+          <w:u w:val="none"/>
+          <w:lang w:val="en-US" w:eastAsia="zh-CN"/>
+          <w:woUserID w:val="1"/>
+        </w:rPr>
+        <w:t>Google Patents</w:t>
+      </w:r>
+      <w:r>
+        <w:rPr>
+          <w:rFonts w:hint="default"/>
+          <w:b w:val="0"/>
+          <w:bCs w:val="0"/>
+          <w:color w:val="000000"/>
+          <w:u w:val="none"/>
+          <w:lang w:val="en-US" w:eastAsia="zh-CN"/>
+          <w:woUserID w:val="1"/>
+        </w:rPr>
+        <w:fldChar w:fldCharType="end"/>
+      </w:r>
+    </w:p>
+    <w:p>
+      <w:pPr>
+        <w:numPr>
+          <w:numId w:val="0"/>
+        </w:numPr>
+        <w:bidi w:val="0"/>
+        <w:ind w:leftChars="0"/>
+        <w:rPr>
+          <w:rFonts w:hint="default"/>
+          <w:b w:val="0"/>
+          <w:bCs w:val="0"/>
+          <w:color w:val="000000"/>
+          <w:u w:val="none"/>
+          <w:lang w:val="en-US" w:eastAsia="zh-CN"/>
+          <w:woUserID w:val="1"/>
+        </w:rPr>
+      </w:pPr>
+      <w:r>
+        <w:rPr>
+          <w:rFonts w:hint="default"/>
+          <w:b w:val="0"/>
+          <w:bCs w:val="0"/>
+          <w:color w:val="000000"/>
+          <w:u w:val="none"/>
+          <w:lang w:val="en-US" w:eastAsia="zh-CN"/>
+          <w:woUserID w:val="1"/>
+        </w:rPr>
+        <w:t>还有一个实际测试时必须注意的细节：测试设备可以让两个功能在一段时间内同时处于激活状态，却未必能精确控制终端内部每一次模型推理在同一瞬间执行。因此，它证明的是指定配置和负载下的联合运行表现；如果要追究争用发生在哪个处理单元，还需要更细的终端内部记录。专利也提到终端可能需要专门的压力测试模式，才能上报计算负载等统计量。</w:t>
+      </w:r>
+      <w:r>
+        <w:rPr>
+          <w:rFonts w:hint="default"/>
+          <w:b w:val="0"/>
+          <w:bCs w:val="0"/>
+          <w:color w:val="000000"/>
+          <w:u w:val="none"/>
+          <w:lang w:val="en-US" w:eastAsia="zh-CN"/>
+          <w:woUserID w:val="1"/>
+        </w:rPr>
+        <w:fldChar w:fldCharType="begin"/>
+      </w:r>
+      <w:r>
+        <w:rPr>
+          <w:rFonts w:hint="default"/>
+          <w:b w:val="0"/>
+          <w:bCs w:val="0"/>
+          <w:color w:val="000000"/>
+          <w:u w:val="none"/>
+          <w:lang w:val="en-US" w:eastAsia="zh-CN"/>
+          <w:woUserID w:val="1"/>
+        </w:rPr>
+        <w:instrText xml:space="preserve"> HYPERLINK "https://patents.google.com/patent/GB2630327A/en?utm_source=chatgpt.com" </w:instrText>
+      </w:r>
+      <w:r>
+        <w:rPr>
+          <w:rFonts w:hint="default"/>
+          <w:b w:val="0"/>
+          <w:bCs w:val="0"/>
+          <w:color w:val="000000"/>
+          <w:u w:val="none"/>
+          <w:lang w:val="en-US" w:eastAsia="zh-CN"/>
+          <w:woUserID w:val="1"/>
+        </w:rPr>
+        <w:fldChar w:fldCharType="separate"/>
+      </w:r>
+      <w:r>
+        <w:rPr>
+          <w:rFonts w:hint="default"/>
+          <w:b w:val="0"/>
+          <w:bCs w:val="0"/>
+          <w:color w:val="000000"/>
+          <w:u w:val="none"/>
+          <w:lang w:val="en-US" w:eastAsia="zh-CN"/>
+          <w:woUserID w:val="1"/>
+        </w:rPr>
+        <w:t>Google Patents</w:t>
+      </w:r>
+      <w:r>
+        <w:rPr>
+          <w:rFonts w:hint="default"/>
+          <w:b w:val="0"/>
+          <w:bCs w:val="0"/>
+          <w:color w:val="000000"/>
+          <w:u w:val="none"/>
+          <w:lang w:val="en-US" w:eastAsia="zh-CN"/>
+          <w:woUserID w:val="1"/>
+        </w:rPr>
+        <w:fldChar w:fldCharType="end"/>
+      </w:r>
+    </w:p>
+    <w:p>
+      <w:pPr>
+        <w:numPr>
+          <w:numId w:val="0"/>
+        </w:numPr>
+        <w:bidi w:val="0"/>
+        <w:ind w:leftChars="0"/>
+        <w:rPr>
+          <w:rFonts w:hint="default"/>
+          <w:b w:val="0"/>
+          <w:bCs w:val="0"/>
+          <w:color w:val="000000"/>
+          <w:u w:val="none"/>
+          <w:lang w:val="en-US" w:eastAsia="zh-CN"/>
+          <w:woUserID w:val="1"/>
+        </w:rPr>
+      </w:pPr>
+      <w:r>
+        <w:rPr>
+          <w:rFonts w:hint="default"/>
+          <w:b w:val="0"/>
+          <w:bCs w:val="0"/>
+          <w:color w:val="000000"/>
+          <w:u w:val="none"/>
+          <w:lang w:val="en-US" w:eastAsia="zh-CN"/>
+          <w:woUserID w:val="1"/>
+        </w:rPr>
+        <w:t>为什么它与 RAN4 相关</w:t>
+      </w:r>
+    </w:p>
+    <w:p>
+      <w:pPr>
+        <w:numPr>
+          <w:numId w:val="0"/>
+        </w:numPr>
+        <w:bidi w:val="0"/>
+        <w:ind w:leftChars="0"/>
+        <w:rPr>
+          <w:rFonts w:hint="default"/>
+          <w:b w:val="0"/>
+          <w:bCs w:val="0"/>
+          <w:color w:val="000000"/>
+          <w:u w:val="none"/>
+          <w:lang w:val="en-US" w:eastAsia="zh-CN"/>
+          <w:woUserID w:val="1"/>
+        </w:rPr>
+      </w:pPr>
+      <w:r>
+        <w:rPr>
+          <w:rFonts w:hint="default"/>
+          <w:b w:val="0"/>
+          <w:bCs w:val="0"/>
+          <w:color w:val="000000"/>
+          <w:u w:val="none"/>
+          <w:lang w:val="en-US" w:eastAsia="zh-CN"/>
+          <w:woUserID w:val="1"/>
+        </w:rPr>
+        <w:t>专利直接讨论了终端 AI 功能的性能及测试框架。与之对应，3GPP 的 RAN4 已在 Rel-19 的 TS 38.133 变更中纳入 AI/ML 波束管理相关的 L1-RSRP 测量和激活 TCI 状态切换时延要求。二者的关系是：**RAN4 提供具体无线性能要求和测试依据；这项专利提出怎样进一步检查多个终端 AI 功能同时工作时的相互影响。**专利提出的“影响矩阵”不能直接说成已经被 3GPP 标准采纳。</w:t>
+      </w:r>
+      <w:r>
+        <w:rPr>
+          <w:rFonts w:hint="default"/>
+          <w:b w:val="0"/>
+          <w:bCs w:val="0"/>
+          <w:color w:val="000000"/>
+          <w:u w:val="none"/>
+          <w:lang w:val="en-US" w:eastAsia="zh-CN"/>
+          <w:woUserID w:val="1"/>
+        </w:rPr>
+        <w:fldChar w:fldCharType="begin"/>
+      </w:r>
+      <w:r>
+        <w:rPr>
+          <w:rFonts w:hint="default"/>
+          <w:b w:val="0"/>
+          <w:bCs w:val="0"/>
+          <w:color w:val="000000"/>
+          <w:u w:val="none"/>
+          <w:lang w:val="en-US" w:eastAsia="zh-CN"/>
+          <w:woUserID w:val="1"/>
+        </w:rPr>
+        <w:instrText xml:space="preserve"> HYPERLINK "https://portal.3gpp.org/DesktopModules/CRs/CrDetails.aspx?CrId=593030&amp;utm_source=chatgpt.com" </w:instrText>
+      </w:r>
+      <w:r>
+        <w:rPr>
+          <w:rFonts w:hint="default"/>
+          <w:b w:val="0"/>
+          <w:bCs w:val="0"/>
+          <w:color w:val="000000"/>
+          <w:u w:val="none"/>
+          <w:lang w:val="en-US" w:eastAsia="zh-CN"/>
+          <w:woUserID w:val="1"/>
+        </w:rPr>
+        <w:fldChar w:fldCharType="separate"/>
+      </w:r>
+      <w:r>
+        <w:rPr>
+          <w:rFonts w:hint="default"/>
+          <w:b w:val="0"/>
+          <w:bCs w:val="0"/>
+          <w:color w:val="000000"/>
+          <w:u w:val="none"/>
+          <w:lang w:val="en-US" w:eastAsia="zh-CN"/>
+          <w:woUserID w:val="1"/>
+        </w:rPr>
+        <w:t>portal.3gpp.org</w:t>
+      </w:r>
+      <w:r>
+        <w:rPr>
+          <w:rFonts w:hint="default"/>
+          <w:b w:val="0"/>
+          <w:bCs w:val="0"/>
+          <w:color w:val="000000"/>
+          <w:u w:val="none"/>
+          <w:lang w:val="en-US" w:eastAsia="zh-CN"/>
+          <w:woUserID w:val="1"/>
+        </w:rPr>
+        <w:fldChar w:fldCharType="end"/>
+      </w:r>
+    </w:p>
+    <w:p>
+      <w:pPr>
+        <w:numPr>
+          <w:numId w:val="0"/>
+        </w:numPr>
+        <w:bidi w:val="0"/>
+        <w:ind w:leftChars="0"/>
+        <w:rPr>
+          <w:rFonts w:hint="default"/>
+          <w:b w:val="0"/>
+          <w:bCs w:val="0"/>
+          <w:color w:val="000000"/>
+          <w:u w:val="none"/>
+          <w:lang w:val="en-US" w:eastAsia="zh-CN"/>
+          <w:woUserID w:val="1"/>
+        </w:rPr>
+      </w:pPr>
+      <w:r>
+        <w:rPr>
+          <w:rFonts w:hint="default"/>
+          <w:b w:val="0"/>
+          <w:bCs w:val="0"/>
+          <w:color w:val="000000"/>
+          <w:u w:val="none"/>
+          <w:lang w:val="en-US" w:eastAsia="zh-CN"/>
+          <w:woUserID w:val="1"/>
+        </w:rPr>
+        <w:t>研究成熟度与对你课题的启示</w:t>
+      </w:r>
+    </w:p>
+    <w:p>
+      <w:pPr>
+        <w:numPr>
+          <w:numId w:val="0"/>
+        </w:numPr>
+        <w:bidi w:val="0"/>
+        <w:ind w:leftChars="0"/>
+        <w:rPr>
+          <w:rFonts w:hint="default"/>
+          <w:b w:val="0"/>
+          <w:bCs w:val="0"/>
+          <w:color w:val="000000"/>
+          <w:u w:val="none"/>
+          <w:lang w:val="en-US" w:eastAsia="zh-CN"/>
+          <w:woUserID w:val="1"/>
+        </w:rPr>
+      </w:pPr>
+      <w:r>
+        <w:rPr>
+          <w:rFonts w:hint="default"/>
+          <w:b w:val="0"/>
+          <w:bCs w:val="0"/>
+          <w:color w:val="000000"/>
+          <w:u w:val="none"/>
+          <w:lang w:val="en-US" w:eastAsia="zh-CN"/>
+          <w:woUserID w:val="1"/>
+        </w:rPr>
+        <w:t>这是一项测试方法专利，提供了配置、激活、采集、比较和报告的方案；原文没有给出可据以宣称“真机性能改善多少”的系统实验结果。对手机企业来说，它的直接价值是提醒测试系统从“逐个验证 AI 功能”扩展到功能组合验证：在可控无线场景下，检查模型准确度是否保持、结果能否及时产生，以及多个功能争用终端资源后是否影响通信性能。</w:t>
+      </w:r>
+    </w:p>
+    <w:p>
+      <w:pPr>
+        <w:numPr>
+          <w:numId w:val="0"/>
+        </w:numPr>
+        <w:bidi w:val="0"/>
+        <w:ind w:leftChars="0"/>
+        <w:rPr>
+          <w:rFonts w:hint="default"/>
+          <w:b w:val="0"/>
+          <w:bCs w:val="0"/>
+          <w:color w:val="000000"/>
+          <w:u w:val="none"/>
+          <w:lang w:val="en-US" w:eastAsia="zh-CN"/>
+          <w:woUserID w:val="1"/>
+        </w:rPr>
+      </w:pPr>
+      <w:r>
+        <w:rPr>
+          <w:rFonts w:hint="default"/>
+          <w:b w:val="0"/>
+          <w:bCs w:val="0"/>
+          <w:color w:val="000000"/>
+          <w:u w:val="none"/>
+          <w:lang w:val="en-US" w:eastAsia="zh-CN"/>
+          <w:woUserID w:val="1"/>
+        </w:rPr>
+        <w:t>如果作为一个人一年内可推进的研究切入点，我认为最实际的是先选两个确实能在同一终端或原型平台运行的功能，建立单功能与双功能的对照测试；优先把测试条件、输出结果和时延记录准确。进一步做到 RAN4 对应的空口性能验证，则取决于能否使用可控测试仪表，以及能否取得终端 AI 功能的激活和内部统计接口。</w:t>
+      </w:r>
+    </w:p>
+    <w:p>
+      <w:pPr>
+        <w:numPr>
+          <w:numId w:val="0"/>
+        </w:numPr>
+        <w:bidi w:val="0"/>
+        <w:ind w:leftChars="0"/>
+        <w:rPr>
+          <w:rFonts w:hint="default"/>
+          <w:b w:val="0"/>
+          <w:bCs w:val="0"/>
+          <w:color w:val="000000"/>
+          <w:u w:val="none"/>
+          <w:lang w:val="en-US" w:eastAsia="zh-CN"/>
+          <w:woUserID w:val="1"/>
+        </w:rPr>
+      </w:pPr>
+      <w:r>
+        <w:rPr>
+          <w:rFonts w:hint="default"/>
+          <w:b w:val="0"/>
+          <w:bCs w:val="0"/>
+          <w:color w:val="000000"/>
+          <w:u w:val="none"/>
+          <w:lang w:val="en-US" w:eastAsia="zh-CN"/>
+          <w:woUserID w:val="1"/>
+        </w:rPr>
+        <w:t>汇报时可以这样说：“诺基亚这项专利关注终端 AI 功能的联合验证：测试设备先测单项功能，再激活另一项 AI 功能，比较预测准确度、报告时延和终端资源占用，发现单项测试合格但并行运行退化的问题。它为手机 AI 通信功能的测试系统提供了直接思路，具体门限和标准符合性仍要与 RAN4 要求对齐。”</w:t>
+      </w:r>
+    </w:p>
+    <w:p>
+      <w:pPr>
+        <w:numPr>
+          <w:numId w:val="0"/>
+        </w:numPr>
+        <w:bidi w:val="0"/>
+        <w:ind w:leftChars="0"/>
+        <w:rPr>
+          <w:rFonts w:hint="default"/>
+          <w:b w:val="0"/>
+          <w:bCs w:val="0"/>
+          <w:color w:val="000000"/>
+          <w:u w:val="none"/>
+          <w:lang w:val="en-US" w:eastAsia="zh-CN"/>
+          <w:woUserID w:val="1"/>
+        </w:rPr>
+      </w:pPr>
       <w:bookmarkStart w:id="0" w:name="_GoBack"/>
       <w:bookmarkEnd w:id="0"/>
     </w:p>
@@ -17105,1236 +21289,12 @@
         <w:bidi w:val="0"/>
         <w:ind w:left="0" w:leftChars="0" w:firstLine="0" w:firstLineChars="0"/>
         <w:rPr>
-          <w:rFonts w:hint="eastAsia"/>
-          <w:b w:val="0"/>
-          <w:bCs w:val="0"/>
-          <w:color w:val="000000"/>
-          <w:u w:val="none"/>
-          <w:lang w:val="en-US" w:eastAsia="zh"/>
-          <w:woUserID w:val="1"/>
-        </w:rPr>
-      </w:pPr>
-      <w:r>
-        <w:rPr>
-          <w:rFonts w:hint="eastAsia"/>
-          <w:b w:val="0"/>
-          <w:bCs w:val="0"/>
-          <w:color w:val="000000"/>
-          <w:u w:val="none"/>
-          <w:lang w:val="en-US" w:eastAsia="zh"/>
-          <w:woUserID w:val="1"/>
-        </w:rPr>
-        <w:t>应用二：蜂窝覆盖与终端实际体验——“手机走到这里会不会没服务？”</w:t>
-      </w:r>
-    </w:p>
-    <w:p>
-      <w:pPr>
-        <w:numPr>
-          <w:ilvl w:val="0"/>
-          <w:numId w:val="0"/>
-        </w:numPr>
-        <w:bidi w:val="0"/>
-        <w:ind w:left="0" w:leftChars="0" w:firstLine="0" w:firstLineChars="0"/>
-        <w:rPr>
-          <w:rFonts w:hint="eastAsia"/>
-          <w:b w:val="0"/>
-          <w:bCs w:val="0"/>
-          <w:color w:val="000000"/>
-          <w:u w:val="none"/>
-          <w:lang w:val="en-US" w:eastAsia="zh"/>
-          <w:woUserID w:val="1"/>
-        </w:rPr>
-      </w:pPr>
-      <w:r>
-        <w:rPr>
-          <w:rFonts w:hint="eastAsia"/>
-          <w:b w:val="0"/>
-          <w:bCs w:val="0"/>
-          <w:color w:val="000000"/>
-          <w:u w:val="none"/>
-          <w:lang w:val="en-US" w:eastAsia="zh"/>
-          <w:woUserID w:val="1"/>
-        </w:rPr>
-        <w:t>这种地图可以记录一个地点是否有服务、服务小区、信号水平，也可以进一步记录吞吐量或时延。手机是测量来源；地图可以在后台汇总。它关心的是手机实际经历了什么，所以通常无需先知道基站塔的准确坐标，但仍须解决手机测量位置的准确性。</w:t>
-      </w:r>
-    </w:p>
-    <w:p>
-      <w:pPr>
-        <w:numPr>
-          <w:ilvl w:val="0"/>
-          <w:numId w:val="0"/>
-        </w:numPr>
-        <w:bidi w:val="0"/>
-        <w:ind w:left="0" w:leftChars="0" w:firstLine="0" w:firstLineChars="0"/>
-        <w:rPr>
-          <w:rFonts w:hint="eastAsia"/>
-          <w:b w:val="0"/>
-          <w:bCs w:val="0"/>
-          <w:color w:val="000000"/>
-          <w:u w:val="none"/>
-          <w:lang w:val="en-US" w:eastAsia="zh"/>
-          <w:woUserID w:val="1"/>
-        </w:rPr>
-      </w:pPr>
-      <w:r>
-        <w:rPr>
-          <w:rFonts w:hint="eastAsia"/>
-          <w:b w:val="0"/>
-          <w:bCs w:val="0"/>
-          <w:color w:val="000000"/>
-          <w:u w:val="none"/>
-          <w:lang w:val="en-US" w:eastAsia="zh"/>
-          <w:woUserID w:val="1"/>
-        </w:rPr>
-        <w:t xml:space="preserve">2026 年更新的 </w:t>
-      </w:r>
-      <w:r>
-        <w:rPr>
-          <w:rFonts w:hint="eastAsia"/>
-          <w:b w:val="0"/>
-          <w:bCs w:val="0"/>
-          <w:color w:val="000000"/>
-          <w:u w:val="none"/>
-          <w:lang w:val="en-US" w:eastAsia="zh"/>
-          <w:woUserID w:val="1"/>
-        </w:rPr>
-        <w:fldChar w:fldCharType="begin"/>
-      </w:r>
-      <w:r>
-        <w:rPr>
-          <w:rFonts w:hint="eastAsia"/>
-          <w:b w:val="0"/>
-          <w:bCs w:val="0"/>
-          <w:color w:val="000000"/>
-          <w:u w:val="none"/>
-          <w:lang w:val="en-US" w:eastAsia="zh"/>
-          <w:woUserID w:val="1"/>
-        </w:rPr>
-        <w:instrText xml:space="preserve"> HYPERLINK "https://arxiv.org/abs/2510.13459?utm_source=chatgpt.com" </w:instrText>
-      </w:r>
-      <w:r>
-        <w:rPr>
-          <w:rFonts w:hint="eastAsia"/>
-          <w:b w:val="0"/>
-          <w:bCs w:val="0"/>
-          <w:color w:val="000000"/>
-          <w:u w:val="none"/>
-          <w:lang w:val="en-US" w:eastAsia="zh"/>
-          <w:woUserID w:val="1"/>
-        </w:rPr>
-        <w:fldChar w:fldCharType="separate"/>
-      </w:r>
-      <w:r>
-        <w:rPr>
-          <w:rFonts w:hint="eastAsia"/>
-          <w:b w:val="0"/>
-          <w:bCs w:val="0"/>
-          <w:color w:val="000000"/>
-          <w:u w:val="none"/>
-          <w:lang w:val="en-US" w:eastAsia="zh"/>
-          <w:woUserID w:val="1"/>
-        </w:rPr>
-        <w:t>Mobile Coverage Analysis using Crowdsourced Geolocation Data</w:t>
-      </w:r>
-      <w:r>
-        <w:rPr>
-          <w:rFonts w:hint="eastAsia"/>
-          <w:b w:val="0"/>
-          <w:bCs w:val="0"/>
-          <w:color w:val="000000"/>
-          <w:u w:val="none"/>
-          <w:lang w:val="en-US" w:eastAsia="zh"/>
-          <w:woUserID w:val="1"/>
-        </w:rPr>
-        <w:fldChar w:fldCharType="end"/>
-      </w:r>
-      <w:r>
-        <w:rPr>
-          <w:rFonts w:hint="eastAsia"/>
-          <w:b w:val="0"/>
-          <w:bCs w:val="0"/>
-          <w:color w:val="000000"/>
-          <w:u w:val="none"/>
-          <w:lang w:val="en-US" w:eastAsia="zh"/>
-          <w:woUserID w:val="1"/>
-        </w:rPr>
-        <w:t>展示了一个例子：按地理位置汇总手机侧服务观测，用 One-Class SVM 拟合小区覆盖轮廓，并结合无服务记录分析弱点。它预测的是覆盖范围，不是任意两点之间的路径损耗。证据边界要特别注意：该论文的实验使用基于 Vodafone NetPerform 构造的合成数据，而非直接拿其真实原始众包记录完成所述实验。</w:t>
-      </w:r>
-      <w:r>
-        <w:rPr>
-          <w:rFonts w:hint="eastAsia"/>
-          <w:b w:val="0"/>
-          <w:bCs w:val="0"/>
-          <w:color w:val="000000"/>
-          <w:u w:val="none"/>
-          <w:lang w:val="en-US" w:eastAsia="zh"/>
-          <w:woUserID w:val="1"/>
-        </w:rPr>
-        <w:fldChar w:fldCharType="begin"/>
-      </w:r>
-      <w:r>
-        <w:rPr>
-          <w:rFonts w:hint="eastAsia"/>
-          <w:b w:val="0"/>
-          <w:bCs w:val="0"/>
-          <w:color w:val="000000"/>
-          <w:u w:val="none"/>
-          <w:lang w:val="en-US" w:eastAsia="zh"/>
-          <w:woUserID w:val="1"/>
-        </w:rPr>
-        <w:instrText xml:space="preserve"> HYPERLINK "https://arxiv.org/html/2510.13459v2?utm_source=chatgpt.com" </w:instrText>
-      </w:r>
-      <w:r>
-        <w:rPr>
-          <w:rFonts w:hint="eastAsia"/>
-          <w:b w:val="0"/>
-          <w:bCs w:val="0"/>
-          <w:color w:val="000000"/>
-          <w:u w:val="none"/>
-          <w:lang w:val="en-US" w:eastAsia="zh"/>
-          <w:woUserID w:val="1"/>
-        </w:rPr>
-        <w:fldChar w:fldCharType="separate"/>
-      </w:r>
-      <w:r>
-        <w:rPr>
-          <w:rFonts w:hint="eastAsia"/>
-          <w:b w:val="0"/>
-          <w:bCs w:val="0"/>
-          <w:color w:val="000000"/>
-          <w:u w:val="none"/>
-          <w:lang w:val="en-US" w:eastAsia="zh"/>
-          <w:woUserID w:val="1"/>
-        </w:rPr>
-        <w:t>arxiv.org</w:t>
-      </w:r>
-      <w:r>
-        <w:rPr>
-          <w:rFonts w:hint="eastAsia"/>
-          <w:b w:val="0"/>
-          <w:bCs w:val="0"/>
-          <w:color w:val="000000"/>
-          <w:u w:val="none"/>
-          <w:lang w:val="en-US" w:eastAsia="zh"/>
-          <w:woUserID w:val="1"/>
-        </w:rPr>
-        <w:fldChar w:fldCharType="end"/>
-      </w:r>
-    </w:p>
-    <w:p>
-      <w:pPr>
-        <w:numPr>
-          <w:ilvl w:val="0"/>
-          <w:numId w:val="0"/>
-        </w:numPr>
-        <w:bidi w:val="0"/>
-        <w:ind w:left="0" w:leftChars="0" w:firstLine="0" w:firstLineChars="0"/>
-        <w:rPr>
-          <w:rFonts w:hint="eastAsia"/>
-          <w:b w:val="0"/>
-          <w:bCs w:val="0"/>
-          <w:color w:val="000000"/>
-          <w:u w:val="none"/>
-          <w:lang w:val="en-US" w:eastAsia="zh"/>
-          <w:woUserID w:val="1"/>
-        </w:rPr>
-      </w:pPr>
-      <w:r>
-        <w:rPr>
-          <w:rFonts w:hint="eastAsia"/>
-          <w:b w:val="0"/>
-          <w:bCs w:val="0"/>
-          <w:color w:val="000000"/>
-          <w:u w:val="none"/>
-          <w:lang w:val="en-US" w:eastAsia="zh"/>
-          <w:woUserID w:val="1"/>
-        </w:rPr>
-        <w:t xml:space="preserve">对手机企业，这类图的直接价值是把“覆盖弱点”与具体机型在某地点、某运动阶段的表现联系起来。建图时应分开记录机型、频段、服务小区、楼层和电梯门状态，否则不同条件混在一张图中，可能掩盖终端差异。2018 年的实测研究 </w:t>
-      </w:r>
-      <w:r>
-        <w:rPr>
-          <w:rFonts w:hint="eastAsia"/>
-          <w:b w:val="0"/>
-          <w:bCs w:val="0"/>
-          <w:color w:val="000000"/>
-          <w:u w:val="none"/>
-          <w:lang w:val="en-US" w:eastAsia="zh"/>
-          <w:woUserID w:val="1"/>
-        </w:rPr>
-        <w:fldChar w:fldCharType="begin"/>
-      </w:r>
-      <w:r>
-        <w:rPr>
-          <w:rFonts w:hint="eastAsia"/>
-          <w:b w:val="0"/>
-          <w:bCs w:val="0"/>
-          <w:color w:val="000000"/>
-          <w:u w:val="none"/>
-          <w:lang w:val="en-US" w:eastAsia="zh"/>
-          <w:woUserID w:val="1"/>
-        </w:rPr>
-        <w:instrText xml:space="preserve"> HYPERLINK "https://www.research.ed.ac.uk/en/publications/impact-of-device-diversity-on-crowdsourced-mobile-coverage-maps/?utm_source=chatgpt.com" </w:instrText>
-      </w:r>
-      <w:r>
-        <w:rPr>
-          <w:rFonts w:hint="eastAsia"/>
-          <w:b w:val="0"/>
-          <w:bCs w:val="0"/>
-          <w:color w:val="000000"/>
-          <w:u w:val="none"/>
-          <w:lang w:val="en-US" w:eastAsia="zh"/>
-          <w:woUserID w:val="1"/>
-        </w:rPr>
-        <w:fldChar w:fldCharType="separate"/>
-      </w:r>
-      <w:r>
-        <w:rPr>
-          <w:rFonts w:hint="eastAsia"/>
-          <w:b w:val="0"/>
-          <w:bCs w:val="0"/>
-          <w:color w:val="000000"/>
-          <w:u w:val="none"/>
-          <w:lang w:val="en-US" w:eastAsia="zh"/>
-          <w:woUserID w:val="1"/>
-        </w:rPr>
-        <w:t>Impact of Device Diversity on Crowdsourced Mobile Coverage Maps</w:t>
-      </w:r>
-      <w:r>
-        <w:rPr>
-          <w:rFonts w:hint="eastAsia"/>
-          <w:b w:val="0"/>
-          <w:bCs w:val="0"/>
-          <w:color w:val="000000"/>
-          <w:u w:val="none"/>
-          <w:lang w:val="en-US" w:eastAsia="zh"/>
-          <w:woUserID w:val="1"/>
-        </w:rPr>
-        <w:fldChar w:fldCharType="end"/>
-      </w:r>
-      <w:r>
-        <w:rPr>
-          <w:rFonts w:hint="eastAsia"/>
-          <w:b w:val="0"/>
-          <w:bCs w:val="0"/>
-          <w:color w:val="000000"/>
-          <w:u w:val="none"/>
-          <w:lang w:val="en-US" w:eastAsia="zh"/>
-          <w:woUserID w:val="1"/>
-        </w:rPr>
-        <w:t>已经发现，不同设备的接收信号测量分布存在明显差异。</w:t>
-      </w:r>
-      <w:r>
-        <w:rPr>
-          <w:rFonts w:hint="eastAsia"/>
-          <w:b w:val="0"/>
-          <w:bCs w:val="0"/>
-          <w:color w:val="000000"/>
-          <w:u w:val="none"/>
-          <w:lang w:val="en-US" w:eastAsia="zh"/>
-          <w:woUserID w:val="1"/>
-        </w:rPr>
-        <w:fldChar w:fldCharType="begin"/>
-      </w:r>
-      <w:r>
-        <w:rPr>
-          <w:rFonts w:hint="eastAsia"/>
-          <w:b w:val="0"/>
-          <w:bCs w:val="0"/>
-          <w:color w:val="000000"/>
-          <w:u w:val="none"/>
-          <w:lang w:val="en-US" w:eastAsia="zh"/>
-          <w:woUserID w:val="1"/>
-        </w:rPr>
-        <w:instrText xml:space="preserve"> HYPERLINK "https://www.research.ed.ac.uk/en/publications/impact-of-device-diversity-on-crowdsourced-mobile-coverage-maps/?utm_source=chatgpt.com" </w:instrText>
-      </w:r>
-      <w:r>
-        <w:rPr>
-          <w:rFonts w:hint="eastAsia"/>
-          <w:b w:val="0"/>
-          <w:bCs w:val="0"/>
-          <w:color w:val="000000"/>
-          <w:u w:val="none"/>
-          <w:lang w:val="en-US" w:eastAsia="zh"/>
-          <w:woUserID w:val="1"/>
-        </w:rPr>
-        <w:fldChar w:fldCharType="separate"/>
-      </w:r>
-      <w:r>
-        <w:rPr>
-          <w:rFonts w:hint="eastAsia"/>
-          <w:b w:val="0"/>
-          <w:bCs w:val="0"/>
-          <w:color w:val="000000"/>
-          <w:u w:val="none"/>
-          <w:lang w:val="en-US" w:eastAsia="zh"/>
-          <w:woUserID w:val="1"/>
-        </w:rPr>
-        <w:t>www.research.ed.ac.uk</w:t>
-      </w:r>
-      <w:r>
-        <w:rPr>
-          <w:rFonts w:hint="eastAsia"/>
-          <w:b w:val="0"/>
-          <w:bCs w:val="0"/>
-          <w:color w:val="000000"/>
-          <w:u w:val="none"/>
-          <w:lang w:val="en-US" w:eastAsia="zh"/>
-          <w:woUserID w:val="1"/>
-        </w:rPr>
-        <w:fldChar w:fldCharType="end"/>
-      </w:r>
-    </w:p>
-    <w:p>
-      <w:pPr>
-        <w:numPr>
-          <w:ilvl w:val="0"/>
-          <w:numId w:val="0"/>
-        </w:numPr>
-        <w:bidi w:val="0"/>
-        <w:ind w:left="0" w:leftChars="0" w:firstLine="0" w:firstLineChars="0"/>
-        <w:rPr>
-          <w:rFonts w:hint="eastAsia"/>
-          <w:b w:val="0"/>
-          <w:bCs w:val="0"/>
-          <w:color w:val="000000"/>
-          <w:u w:val="none"/>
-          <w:lang w:val="en-US" w:eastAsia="zh"/>
-          <w:woUserID w:val="1"/>
-        </w:rPr>
-      </w:pPr>
-      <w:r>
-        <w:rPr>
-          <w:rFonts w:hint="eastAsia"/>
-          <w:b w:val="0"/>
-          <w:bCs w:val="0"/>
-          <w:color w:val="000000"/>
-          <w:u w:val="none"/>
-          <w:lang w:val="en-US" w:eastAsia="zh"/>
-          <w:woUserID w:val="1"/>
-        </w:rPr>
-        <w:t>应用三：高可靠移动通信——“下一段位置哪个小区更稳？”</w:t>
-      </w:r>
-    </w:p>
-    <w:p>
-      <w:pPr>
-        <w:numPr>
-          <w:ilvl w:val="0"/>
-          <w:numId w:val="0"/>
-        </w:numPr>
-        <w:bidi w:val="0"/>
-        <w:ind w:left="0" w:leftChars="0" w:firstLine="0" w:firstLineChars="0"/>
-        <w:rPr>
-          <w:rFonts w:hint="eastAsia"/>
-          <w:b w:val="0"/>
-          <w:bCs w:val="0"/>
-          <w:color w:val="000000"/>
-          <w:u w:val="none"/>
-          <w:lang w:val="en-US" w:eastAsia="zh"/>
-          <w:woUserID w:val="1"/>
-        </w:rPr>
-      </w:pPr>
-      <w:r>
-        <w:rPr>
-          <w:rFonts w:hint="eastAsia"/>
-          <w:b w:val="0"/>
-          <w:bCs w:val="0"/>
-          <w:color w:val="000000"/>
-          <w:u w:val="none"/>
-          <w:lang w:val="en-US" w:eastAsia="zh"/>
-          <w:woUserID w:val="1"/>
-        </w:rPr>
-        <w:t xml:space="preserve">这里只看某处平均信号强度可能不够：平均值不错，仍可能偶尔深衰落。2025 年的 </w:t>
-      </w:r>
-      <w:r>
-        <w:rPr>
-          <w:rFonts w:hint="eastAsia"/>
-          <w:b w:val="0"/>
-          <w:bCs w:val="0"/>
-          <w:color w:val="000000"/>
-          <w:u w:val="none"/>
-          <w:lang w:val="en-US" w:eastAsia="zh"/>
-          <w:woUserID w:val="1"/>
-        </w:rPr>
-        <w:fldChar w:fldCharType="begin"/>
-      </w:r>
-      <w:r>
-        <w:rPr>
-          <w:rFonts w:hint="eastAsia"/>
-          <w:b w:val="0"/>
-          <w:bCs w:val="0"/>
-          <w:color w:val="000000"/>
-          <w:u w:val="none"/>
-          <w:lang w:val="en-US" w:eastAsia="zh"/>
-          <w:woUserID w:val="1"/>
-        </w:rPr>
-        <w:instrText xml:space="preserve"> HYPERLINK "https://arxiv.org/abs/2509.22547?utm_source=chatgpt.com" </w:instrText>
-      </w:r>
-      <w:r>
-        <w:rPr>
-          <w:rFonts w:hint="eastAsia"/>
-          <w:b w:val="0"/>
-          <w:bCs w:val="0"/>
-          <w:color w:val="000000"/>
-          <w:u w:val="none"/>
-          <w:lang w:val="en-US" w:eastAsia="zh"/>
-          <w:woUserID w:val="1"/>
-        </w:rPr>
-        <w:fldChar w:fldCharType="separate"/>
-      </w:r>
-      <w:r>
-        <w:rPr>
-          <w:rFonts w:hint="eastAsia"/>
-          <w:b w:val="0"/>
-          <w:bCs w:val="0"/>
-          <w:color w:val="000000"/>
-          <w:u w:val="none"/>
-          <w:lang w:val="en-US" w:eastAsia="zh"/>
-          <w:woUserID w:val="1"/>
-        </w:rPr>
-        <w:t>Extreme Value Theory-enhanced Radio Maps for Handovers in Ultra-reliable Communications</w:t>
-      </w:r>
-      <w:r>
-        <w:rPr>
-          <w:rFonts w:hint="eastAsia"/>
-          <w:b w:val="0"/>
-          <w:bCs w:val="0"/>
-          <w:color w:val="000000"/>
-          <w:u w:val="none"/>
-          <w:lang w:val="en-US" w:eastAsia="zh"/>
-          <w:woUserID w:val="1"/>
-        </w:rPr>
-        <w:fldChar w:fldCharType="end"/>
-      </w:r>
-      <w:r>
-        <w:rPr>
-          <w:rFonts w:hint="eastAsia"/>
-          <w:b w:val="0"/>
-          <w:bCs w:val="0"/>
-          <w:color w:val="000000"/>
-          <w:u w:val="none"/>
-          <w:lang w:val="en-US" w:eastAsia="zh"/>
-          <w:woUserID w:val="1"/>
-        </w:rPr>
-        <w:t>将统计 Radio Map 与极值理论结合，重点估计信号差的尾部风险，进一步决定移动用户在什么位置、什么时机切换，以及如何满足失效概率和发射功率要求。你可以把它理解为：地图给出“沿途各处的风险”，系统据此评估切换。论文使用已知位置的 SINR 测量，并通过数值实验评价；它不是已经在商用手机里执行的切换算法。</w:t>
-      </w:r>
-      <w:r>
-        <w:rPr>
-          <w:rFonts w:hint="eastAsia"/>
-          <w:b w:val="0"/>
-          <w:bCs w:val="0"/>
-          <w:color w:val="000000"/>
-          <w:u w:val="none"/>
-          <w:lang w:val="en-US" w:eastAsia="zh"/>
-          <w:woUserID w:val="1"/>
-        </w:rPr>
-        <w:fldChar w:fldCharType="begin"/>
-      </w:r>
-      <w:r>
-        <w:rPr>
-          <w:rFonts w:hint="eastAsia"/>
-          <w:b w:val="0"/>
-          <w:bCs w:val="0"/>
-          <w:color w:val="000000"/>
-          <w:u w:val="none"/>
-          <w:lang w:val="en-US" w:eastAsia="zh"/>
-          <w:woUserID w:val="1"/>
-        </w:rPr>
-        <w:instrText xml:space="preserve"> HYPERLINK "https://arxiv.org/html/2509.22547v1?utm_source=chatgpt.com" </w:instrText>
-      </w:r>
-      <w:r>
-        <w:rPr>
-          <w:rFonts w:hint="eastAsia"/>
-          <w:b w:val="0"/>
-          <w:bCs w:val="0"/>
-          <w:color w:val="000000"/>
-          <w:u w:val="none"/>
-          <w:lang w:val="en-US" w:eastAsia="zh"/>
-          <w:woUserID w:val="1"/>
-        </w:rPr>
-        <w:fldChar w:fldCharType="separate"/>
-      </w:r>
-      <w:r>
-        <w:rPr>
-          <w:rFonts w:hint="eastAsia"/>
-          <w:b w:val="0"/>
-          <w:bCs w:val="0"/>
-          <w:color w:val="000000"/>
-          <w:u w:val="none"/>
-          <w:lang w:val="en-US" w:eastAsia="zh"/>
-          <w:woUserID w:val="1"/>
-        </w:rPr>
-        <w:t>arxiv.org</w:t>
-      </w:r>
-      <w:r>
-        <w:rPr>
-          <w:rFonts w:hint="eastAsia"/>
-          <w:b w:val="0"/>
-          <w:bCs w:val="0"/>
-          <w:color w:val="000000"/>
-          <w:u w:val="none"/>
-          <w:lang w:val="en-US" w:eastAsia="zh"/>
-          <w:woUserID w:val="1"/>
-        </w:rPr>
-        <w:fldChar w:fldCharType="end"/>
-      </w:r>
-    </w:p>
-    <w:p>
-      <w:pPr>
-        <w:numPr>
-          <w:ilvl w:val="0"/>
-          <w:numId w:val="0"/>
-        </w:numPr>
-        <w:bidi w:val="0"/>
-        <w:ind w:left="0" w:leftChars="0" w:firstLine="0" w:firstLineChars="0"/>
-        <w:rPr>
-          <w:rFonts w:hint="eastAsia"/>
-          <w:b w:val="0"/>
-          <w:bCs w:val="0"/>
-          <w:color w:val="000000"/>
-          <w:u w:val="none"/>
-          <w:lang w:val="en-US" w:eastAsia="zh"/>
-          <w:woUserID w:val="1"/>
-        </w:rPr>
-      </w:pPr>
-      <w:r>
-        <w:rPr>
-          <w:rFonts w:hint="eastAsia"/>
-          <w:b w:val="0"/>
-          <w:bCs w:val="0"/>
-          <w:color w:val="000000"/>
-          <w:u w:val="none"/>
-          <w:lang w:val="en-US" w:eastAsia="zh"/>
-          <w:woUserID w:val="1"/>
-        </w:rPr>
-        <w:t>这篇还说明一个很现实的问题：即使不需要知道每个发射点的位置，如果系统需要根据“用户现在走到了地图哪里”作决定，就仍需要用户位置或可靠的区域判断。</w:t>
-      </w:r>
-    </w:p>
-    <w:p>
-      <w:pPr>
-        <w:numPr>
-          <w:ilvl w:val="0"/>
-          <w:numId w:val="0"/>
-        </w:numPr>
-        <w:bidi w:val="0"/>
-        <w:ind w:left="0" w:leftChars="0" w:firstLine="0" w:firstLineChars="0"/>
-        <w:rPr>
-          <w:rFonts w:hint="eastAsia"/>
-          <w:b w:val="0"/>
-          <w:bCs w:val="0"/>
-          <w:color w:val="000000"/>
-          <w:u w:val="none"/>
-          <w:lang w:val="en-US" w:eastAsia="zh"/>
-          <w:woUserID w:val="1"/>
-        </w:rPr>
-      </w:pPr>
-      <w:r>
-        <w:rPr>
-          <w:rFonts w:hint="eastAsia"/>
-          <w:b w:val="0"/>
-          <w:bCs w:val="0"/>
-          <w:color w:val="000000"/>
-          <w:u w:val="none"/>
-          <w:lang w:val="en-US" w:eastAsia="zh"/>
-          <w:woUserID w:val="1"/>
-        </w:rPr>
-        <w:t>应用四：网络覆盖优化——“调整天线方向会让哪里变好、哪里变差？”</w:t>
-      </w:r>
-    </w:p>
-    <w:p>
-      <w:pPr>
-        <w:numPr>
-          <w:ilvl w:val="0"/>
-          <w:numId w:val="0"/>
-        </w:numPr>
-        <w:bidi w:val="0"/>
-        <w:ind w:left="0" w:leftChars="0" w:firstLine="0" w:firstLineChars="0"/>
-        <w:rPr>
-          <w:rFonts w:hint="eastAsia"/>
-          <w:b w:val="0"/>
-          <w:bCs w:val="0"/>
-          <w:color w:val="000000"/>
-          <w:u w:val="none"/>
-          <w:lang w:val="en-US" w:eastAsia="zh"/>
-          <w:woUserID w:val="1"/>
-        </w:rPr>
-      </w:pPr>
-      <w:r>
-        <w:rPr>
-          <w:rFonts w:hint="eastAsia"/>
-          <w:b w:val="0"/>
-          <w:bCs w:val="0"/>
-          <w:color w:val="000000"/>
-          <w:u w:val="none"/>
-          <w:lang w:val="en-US" w:eastAsia="zh"/>
-          <w:woUserID w:val="1"/>
-        </w:rPr>
-        <w:t xml:space="preserve">2025 年版本的 </w:t>
-      </w:r>
-      <w:r>
-        <w:rPr>
-          <w:rFonts w:hint="eastAsia"/>
-          <w:b w:val="0"/>
-          <w:bCs w:val="0"/>
-          <w:color w:val="000000"/>
-          <w:u w:val="none"/>
-          <w:lang w:val="en-US" w:eastAsia="zh"/>
-          <w:woUserID w:val="1"/>
-        </w:rPr>
-        <w:fldChar w:fldCharType="begin"/>
-      </w:r>
-      <w:r>
-        <w:rPr>
-          <w:rFonts w:hint="eastAsia"/>
-          <w:b w:val="0"/>
-          <w:bCs w:val="0"/>
-          <w:color w:val="000000"/>
-          <w:u w:val="none"/>
-          <w:lang w:val="en-US" w:eastAsia="zh"/>
-          <w:woUserID w:val="1"/>
-        </w:rPr>
-        <w:instrText xml:space="preserve"> HYPERLINK "https://arxiv.org/abs/2410.17264?utm_source=chatgpt.com" </w:instrText>
-      </w:r>
-      <w:r>
-        <w:rPr>
-          <w:rFonts w:hint="eastAsia"/>
-          <w:b w:val="0"/>
-          <w:bCs w:val="0"/>
-          <w:color w:val="000000"/>
-          <w:u w:val="none"/>
-          <w:lang w:val="en-US" w:eastAsia="zh"/>
-          <w:woUserID w:val="1"/>
-        </w:rPr>
-        <w:fldChar w:fldCharType="separate"/>
-      </w:r>
-      <w:r>
-        <w:rPr>
-          <w:rFonts w:hint="eastAsia"/>
-          <w:b w:val="0"/>
-          <w:bCs w:val="0"/>
-          <w:color w:val="000000"/>
-          <w:u w:val="none"/>
-          <w:lang w:val="en-US" w:eastAsia="zh"/>
-          <w:woUserID w:val="1"/>
-        </w:rPr>
-        <w:t>Radio Map Prediction from Aerial Images and Application to Coverage Optimization</w:t>
-      </w:r>
-      <w:r>
-        <w:rPr>
-          <w:rFonts w:hint="eastAsia"/>
-          <w:b w:val="0"/>
-          <w:bCs w:val="0"/>
-          <w:color w:val="000000"/>
-          <w:u w:val="none"/>
-          <w:lang w:val="en-US" w:eastAsia="zh"/>
-          <w:woUserID w:val="1"/>
-        </w:rPr>
-        <w:fldChar w:fldCharType="end"/>
-      </w:r>
-      <w:r>
-        <w:rPr>
-          <w:rFonts w:hint="eastAsia"/>
-          <w:b w:val="0"/>
-          <w:bCs w:val="0"/>
-          <w:color w:val="000000"/>
-          <w:u w:val="none"/>
-          <w:lang w:val="en-US" w:eastAsia="zh"/>
-          <w:woUserID w:val="1"/>
-        </w:rPr>
-        <w:t>利用航拍图等信息预测不同基站配置下的路径损耗地图，再把地图用于优化基站天线方向。其思路是反复计算：天线换一个方向，目标区域哪些地方的接收功率或 SINR 会改善？这里需要知道待优化基站的位置和方向，因为它要评估具体配置动作。这也直接反驳“只要不用于定位，就不需要两端位置”：**网络优化应用同样可能依赖发射端几何信息。**论文中的优化是模型应用示例，不能等同商用网络自动调整了天线。</w:t>
-      </w:r>
-      <w:r>
-        <w:rPr>
-          <w:rFonts w:hint="eastAsia"/>
-          <w:b w:val="0"/>
-          <w:bCs w:val="0"/>
-          <w:color w:val="000000"/>
-          <w:u w:val="none"/>
-          <w:lang w:val="en-US" w:eastAsia="zh"/>
-          <w:woUserID w:val="1"/>
-        </w:rPr>
-        <w:fldChar w:fldCharType="begin"/>
-      </w:r>
-      <w:r>
-        <w:rPr>
-          <w:rFonts w:hint="eastAsia"/>
-          <w:b w:val="0"/>
-          <w:bCs w:val="0"/>
-          <w:color w:val="000000"/>
-          <w:u w:val="none"/>
-          <w:lang w:val="en-US" w:eastAsia="zh"/>
-          <w:woUserID w:val="1"/>
-        </w:rPr>
-        <w:instrText xml:space="preserve"> HYPERLINK "https://arxiv.org/html/2410.17264v2?utm_source=chatgpt.com" </w:instrText>
-      </w:r>
-      <w:r>
-        <w:rPr>
-          <w:rFonts w:hint="eastAsia"/>
-          <w:b w:val="0"/>
-          <w:bCs w:val="0"/>
-          <w:color w:val="000000"/>
-          <w:u w:val="none"/>
-          <w:lang w:val="en-US" w:eastAsia="zh"/>
-          <w:woUserID w:val="1"/>
-        </w:rPr>
-        <w:fldChar w:fldCharType="separate"/>
-      </w:r>
-      <w:r>
-        <w:rPr>
-          <w:rFonts w:hint="eastAsia"/>
-          <w:b w:val="0"/>
-          <w:bCs w:val="0"/>
-          <w:color w:val="000000"/>
-          <w:u w:val="none"/>
-          <w:lang w:val="en-US" w:eastAsia="zh"/>
-          <w:woUserID w:val="1"/>
-        </w:rPr>
-        <w:t>arxiv.org</w:t>
-      </w:r>
-      <w:r>
-        <w:rPr>
-          <w:rFonts w:hint="eastAsia"/>
-          <w:b w:val="0"/>
-          <w:bCs w:val="0"/>
-          <w:color w:val="000000"/>
-          <w:u w:val="none"/>
-          <w:lang w:val="en-US" w:eastAsia="zh"/>
-          <w:woUserID w:val="1"/>
-        </w:rPr>
-        <w:fldChar w:fldCharType="end"/>
-      </w:r>
-    </w:p>
-    <w:p>
-      <w:pPr>
-        <w:numPr>
-          <w:ilvl w:val="0"/>
-          <w:numId w:val="0"/>
-        </w:numPr>
-        <w:bidi w:val="0"/>
-        <w:ind w:left="0" w:leftChars="0" w:firstLine="0" w:firstLineChars="0"/>
-        <w:rPr>
-          <w:rFonts w:hint="eastAsia"/>
-          <w:b w:val="0"/>
-          <w:bCs w:val="0"/>
-          <w:color w:val="000000"/>
-          <w:u w:val="none"/>
-          <w:lang w:val="en-US" w:eastAsia="zh"/>
-          <w:woUserID w:val="1"/>
-        </w:rPr>
-      </w:pPr>
-      <w:r>
-        <w:rPr>
-          <w:rFonts w:hint="eastAsia"/>
-          <w:b w:val="0"/>
-          <w:bCs w:val="0"/>
-          <w:color w:val="000000"/>
-          <w:u w:val="none"/>
-          <w:lang w:val="en-US" w:eastAsia="zh"/>
-          <w:woUserID w:val="1"/>
-        </w:rPr>
-        <w:t>应用五：频谱与干扰管理——“某地点、某频段现在有多吵？”</w:t>
-      </w:r>
-    </w:p>
-    <w:p>
-      <w:pPr>
-        <w:numPr>
-          <w:ilvl w:val="0"/>
-          <w:numId w:val="0"/>
-        </w:numPr>
-        <w:bidi w:val="0"/>
-        <w:ind w:left="0" w:leftChars="0" w:firstLine="0" w:firstLineChars="0"/>
-        <w:rPr>
-          <w:rFonts w:hint="eastAsia"/>
-          <w:b w:val="0"/>
-          <w:bCs w:val="0"/>
-          <w:color w:val="000000"/>
-          <w:u w:val="none"/>
-          <w:lang w:val="en-US" w:eastAsia="zh"/>
-          <w:woUserID w:val="1"/>
-        </w:rPr>
-      </w:pPr>
-      <w:r>
-        <w:rPr>
-          <w:rFonts w:hint="eastAsia"/>
-          <w:b w:val="0"/>
-          <w:bCs w:val="0"/>
-          <w:color w:val="000000"/>
-          <w:u w:val="none"/>
-          <w:lang w:val="en-US" w:eastAsia="zh"/>
-          <w:woUserID w:val="1"/>
-        </w:rPr>
-        <w:t>此时地图可以存“位置＋频率 → 接收干扰功率或频谱功率密度”。要找哪里有频谱空闲、哪些位置同时使用同一频段容易互扰，观测点的信号与位置就能提供建图基础；不一定需要识别并定位每一个干扰发射源。Romero 和 Kim 的综述专门将频谱功率密度图用于频率复用、干扰协调等问题，并指出接收信号类地图可以不知发射源数量、位置与功率。</w:t>
-      </w:r>
-      <w:r>
-        <w:rPr>
-          <w:rFonts w:hint="eastAsia"/>
-          <w:b w:val="0"/>
-          <w:bCs w:val="0"/>
-          <w:color w:val="000000"/>
-          <w:u w:val="none"/>
-          <w:lang w:val="en-US" w:eastAsia="zh"/>
-          <w:woUserID w:val="1"/>
-        </w:rPr>
-        <w:fldChar w:fldCharType="begin"/>
-      </w:r>
-      <w:r>
-        <w:rPr>
-          <w:rFonts w:hint="eastAsia"/>
-          <w:b w:val="0"/>
-          <w:bCs w:val="0"/>
-          <w:color w:val="000000"/>
-          <w:u w:val="none"/>
-          <w:lang w:val="en-US" w:eastAsia="zh"/>
-          <w:woUserID w:val="1"/>
-        </w:rPr>
-        <w:instrText xml:space="preserve"> HYPERLINK "https://arxiv.org/html/2202.03269v2?utm_source=chatgpt.com" </w:instrText>
-      </w:r>
-      <w:r>
-        <w:rPr>
-          <w:rFonts w:hint="eastAsia"/>
-          <w:b w:val="0"/>
-          <w:bCs w:val="0"/>
-          <w:color w:val="000000"/>
-          <w:u w:val="none"/>
-          <w:lang w:val="en-US" w:eastAsia="zh"/>
-          <w:woUserID w:val="1"/>
-        </w:rPr>
-        <w:fldChar w:fldCharType="separate"/>
-      </w:r>
-      <w:r>
-        <w:rPr>
-          <w:rFonts w:hint="eastAsia"/>
-          <w:b w:val="0"/>
-          <w:bCs w:val="0"/>
-          <w:color w:val="000000"/>
-          <w:u w:val="none"/>
-          <w:lang w:val="en-US" w:eastAsia="zh"/>
-          <w:woUserID w:val="1"/>
-        </w:rPr>
-        <w:t>arxiv.org</w:t>
-      </w:r>
-      <w:r>
-        <w:rPr>
-          <w:rFonts w:hint="eastAsia"/>
-          <w:b w:val="0"/>
-          <w:bCs w:val="0"/>
-          <w:color w:val="000000"/>
-          <w:u w:val="none"/>
-          <w:lang w:val="en-US" w:eastAsia="zh"/>
-          <w:woUserID w:val="1"/>
-        </w:rPr>
-        <w:fldChar w:fldCharType="end"/>
-      </w:r>
-    </w:p>
-    <w:p>
-      <w:pPr>
-        <w:numPr>
-          <w:ilvl w:val="0"/>
-          <w:numId w:val="0"/>
-        </w:numPr>
-        <w:bidi w:val="0"/>
-        <w:ind w:left="0" w:leftChars="0" w:firstLine="0" w:firstLineChars="0"/>
-        <w:rPr>
-          <w:rFonts w:hint="eastAsia"/>
-          <w:b w:val="0"/>
-          <w:bCs w:val="0"/>
-          <w:color w:val="000000"/>
-          <w:u w:val="none"/>
-          <w:lang w:val="en-US" w:eastAsia="zh"/>
-          <w:woUserID w:val="1"/>
-        </w:rPr>
-      </w:pPr>
-      <w:r>
-        <w:rPr>
-          <w:rFonts w:hint="eastAsia"/>
-          <w:b w:val="0"/>
-          <w:bCs w:val="0"/>
-          <w:color w:val="000000"/>
-          <w:u w:val="none"/>
-          <w:lang w:val="en-US" w:eastAsia="zh"/>
-          <w:woUserID w:val="1"/>
-        </w:rPr>
-        <w:t>不过，若目标变成“把一个新发射机放在 A 点，会对 B 点接收机造成多少干扰？”，问题又回到传播关系，更需要描述 A→B 的链路。同一个‘干扰管理’应用，也可能分别用单点接收图和双端传播图；选择取决于要回答的是“现在观测到什么”，还是“改变发射动作后会发生什么”。</w:t>
-      </w:r>
-      <w:r>
-        <w:rPr>
-          <w:rFonts w:hint="eastAsia"/>
-          <w:b w:val="0"/>
-          <w:bCs w:val="0"/>
-          <w:color w:val="000000"/>
-          <w:u w:val="none"/>
-          <w:lang w:val="en-US" w:eastAsia="zh"/>
-          <w:woUserID w:val="1"/>
-        </w:rPr>
-        <w:fldChar w:fldCharType="begin"/>
-      </w:r>
-      <w:r>
-        <w:rPr>
-          <w:rFonts w:hint="eastAsia"/>
-          <w:b w:val="0"/>
-          <w:bCs w:val="0"/>
-          <w:color w:val="000000"/>
-          <w:u w:val="none"/>
-          <w:lang w:val="en-US" w:eastAsia="zh"/>
-          <w:woUserID w:val="1"/>
-        </w:rPr>
-        <w:instrText xml:space="preserve"> HYPERLINK "https://arxiv.org/html/2202.03269v2?utm_source=chatgpt.com" </w:instrText>
-      </w:r>
-      <w:r>
-        <w:rPr>
-          <w:rFonts w:hint="eastAsia"/>
-          <w:b w:val="0"/>
-          <w:bCs w:val="0"/>
-          <w:color w:val="000000"/>
-          <w:u w:val="none"/>
-          <w:lang w:val="en-US" w:eastAsia="zh"/>
-          <w:woUserID w:val="1"/>
-        </w:rPr>
-        <w:fldChar w:fldCharType="separate"/>
-      </w:r>
-      <w:r>
-        <w:rPr>
-          <w:rFonts w:hint="eastAsia"/>
-          <w:b w:val="0"/>
-          <w:bCs w:val="0"/>
-          <w:color w:val="000000"/>
-          <w:u w:val="none"/>
-          <w:lang w:val="en-US" w:eastAsia="zh"/>
-          <w:woUserID w:val="1"/>
-        </w:rPr>
-        <w:t>arxiv.org</w:t>
-      </w:r>
-      <w:r>
-        <w:rPr>
-          <w:rFonts w:hint="eastAsia"/>
-          <w:b w:val="0"/>
-          <w:bCs w:val="0"/>
-          <w:color w:val="000000"/>
-          <w:u w:val="none"/>
-          <w:lang w:val="en-US" w:eastAsia="zh"/>
-          <w:woUserID w:val="1"/>
-        </w:rPr>
-        <w:fldChar w:fldCharType="end"/>
-      </w:r>
-    </w:p>
-    <w:p>
-      <w:pPr>
-        <w:numPr>
-          <w:ilvl w:val="0"/>
-          <w:numId w:val="0"/>
-        </w:numPr>
-        <w:bidi w:val="0"/>
-        <w:ind w:left="0" w:leftChars="0" w:firstLine="0" w:firstLineChars="0"/>
-        <w:rPr>
-          <w:rFonts w:hint="eastAsia"/>
-          <w:b w:val="0"/>
-          <w:bCs w:val="0"/>
-          <w:color w:val="000000"/>
-          <w:u w:val="none"/>
-          <w:lang w:val="en-US" w:eastAsia="zh"/>
-          <w:woUserID w:val="1"/>
-        </w:rPr>
-      </w:pPr>
-      <w:r>
-        <w:rPr>
-          <w:rFonts w:hint="eastAsia"/>
-          <w:b w:val="0"/>
-          <w:bCs w:val="0"/>
-          <w:color w:val="000000"/>
-          <w:u w:val="none"/>
-          <w:lang w:val="en-US" w:eastAsia="zh"/>
-          <w:woUserID w:val="1"/>
-        </w:rPr>
-        <w:t>最后用一句判断规则串起来</w:t>
-      </w:r>
-    </w:p>
-    <w:p>
-      <w:pPr>
-        <w:numPr>
-          <w:ilvl w:val="0"/>
-          <w:numId w:val="0"/>
-        </w:numPr>
-        <w:bidi w:val="0"/>
-        <w:ind w:left="0" w:leftChars="0" w:firstLine="0" w:firstLineChars="0"/>
-        <w:rPr>
-          <w:rFonts w:hint="eastAsia"/>
-          <w:b w:val="0"/>
-          <w:bCs w:val="0"/>
-          <w:color w:val="000000"/>
-          <w:u w:val="none"/>
-          <w:lang w:val="en-US" w:eastAsia="zh"/>
-          <w:woUserID w:val="1"/>
-        </w:rPr>
-      </w:pPr>
-      <w:r>
-        <w:rPr>
-          <w:rFonts w:hint="eastAsia"/>
-          <w:b w:val="0"/>
-          <w:bCs w:val="0"/>
-          <w:color w:val="000000"/>
-          <w:u w:val="none"/>
-          <w:lang w:val="en-US" w:eastAsia="zh"/>
-          <w:woUserID w:val="1"/>
-        </w:rPr>
-        <w:t>先问地图输出什么，再问用什么证据建图：</w:t>
-      </w:r>
-    </w:p>
-    <w:p>
-      <w:pPr>
-        <w:numPr>
-          <w:ilvl w:val="0"/>
-          <w:numId w:val="0"/>
-        </w:numPr>
-        <w:bidi w:val="0"/>
-        <w:ind w:left="0" w:leftChars="0" w:firstLine="0" w:firstLineChars="0"/>
-        <w:rPr>
-          <w:rFonts w:hint="eastAsia"/>
-          <w:b w:val="0"/>
-          <w:bCs w:val="0"/>
-          <w:color w:val="000000"/>
-          <w:u w:val="none"/>
-          <w:lang w:val="en-US" w:eastAsia="zh"/>
-          <w:woUserID w:val="1"/>
-        </w:rPr>
-      </w:pPr>
-      <w:r>
-        <w:rPr>
-          <w:rFonts w:hint="eastAsia"/>
-          <w:b w:val="0"/>
-          <w:bCs w:val="0"/>
-          <w:color w:val="000000"/>
-          <w:u w:val="none"/>
-          <w:lang w:val="en-US" w:eastAsia="zh"/>
-          <w:woUserID w:val="1"/>
-        </w:rPr>
-        <w:t>输出“某位置手机实际收到什么／能否通信”：通常可以从手机位置＋手机测量出发，不必先知道基站坐标。</w:t>
-      </w:r>
-    </w:p>
-    <w:p>
-      <w:pPr>
-        <w:numPr>
-          <w:ilvl w:val="0"/>
-          <w:numId w:val="0"/>
-        </w:numPr>
-        <w:bidi w:val="0"/>
-        <w:ind w:left="0" w:leftChars="0" w:firstLine="0" w:firstLineChars="0"/>
-        <w:rPr>
-          <w:rFonts w:hint="eastAsia"/>
-          <w:b w:val="0"/>
-          <w:bCs w:val="0"/>
-          <w:color w:val="000000"/>
-          <w:u w:val="none"/>
-          <w:lang w:val="en-US" w:eastAsia="zh"/>
-          <w:woUserID w:val="1"/>
-        </w:rPr>
-      </w:pPr>
-      <w:r>
-        <w:rPr>
-          <w:rFonts w:hint="eastAsia"/>
-          <w:b w:val="0"/>
-          <w:bCs w:val="0"/>
-          <w:color w:val="000000"/>
-          <w:u w:val="none"/>
-          <w:lang w:val="en-US" w:eastAsia="zh"/>
-          <w:woUserID w:val="1"/>
-        </w:rPr>
-        <w:t>输出“某位置像建筑中的哪一处”：可以比较多信号指纹，AP 坐标仍可未知；但要把指纹贴到真实楼层，需位置标签、地标或轨迹推断。</w:t>
-      </w:r>
-    </w:p>
-    <w:p>
-      <w:pPr>
-        <w:numPr>
-          <w:ilvl w:val="0"/>
-          <w:numId w:val="0"/>
-        </w:numPr>
-        <w:bidi w:val="0"/>
-        <w:ind w:left="0" w:leftChars="0" w:firstLine="0" w:firstLineChars="0"/>
-        <w:rPr>
-          <w:rFonts w:hint="eastAsia"/>
-          <w:b w:val="0"/>
-          <w:bCs w:val="0"/>
-          <w:color w:val="000000"/>
-          <w:u w:val="none"/>
-          <w:lang w:val="en-US" w:eastAsia="zh"/>
-          <w:woUserID w:val="1"/>
-        </w:rPr>
-      </w:pPr>
-      <w:r>
-        <w:rPr>
-          <w:rFonts w:hint="eastAsia"/>
-          <w:b w:val="0"/>
-          <w:bCs w:val="0"/>
-          <w:color w:val="000000"/>
-          <w:u w:val="none"/>
-          <w:lang w:val="en-US" w:eastAsia="zh"/>
-          <w:woUserID w:val="1"/>
-        </w:rPr>
-        <w:t>输出“任意发射位置到任意接收位置的传播结果”：PropSplat 的实现要用两端坐标训练并查询；“无需建筑地图”没有消除这个要求。</w:t>
-      </w:r>
-    </w:p>
-    <w:p>
-      <w:pPr>
-        <w:numPr>
-          <w:ilvl w:val="0"/>
-          <w:numId w:val="0"/>
-        </w:numPr>
-        <w:bidi w:val="0"/>
-        <w:ind w:left="0" w:leftChars="0" w:firstLine="0" w:firstLineChars="0"/>
-        <w:rPr>
-          <w:rFonts w:hint="eastAsia"/>
-          <w:b w:val="0"/>
-          <w:bCs w:val="0"/>
-          <w:color w:val="000000"/>
-          <w:u w:val="none"/>
-          <w:lang w:val="en-US" w:eastAsia="zh"/>
-          <w:woUserID w:val="1"/>
-        </w:rPr>
-      </w:pPr>
-      <w:r>
-        <w:rPr>
-          <w:rFonts w:hint="eastAsia"/>
-          <w:b w:val="0"/>
-          <w:bCs w:val="0"/>
-          <w:color w:val="000000"/>
-          <w:u w:val="none"/>
-          <w:lang w:val="en-US" w:eastAsia="zh"/>
-          <w:woUserID w:val="1"/>
-        </w:rPr>
-        <w:t>输出“调整基站或选择新链路后的效果”：即使用途是覆盖优化而非定位，也可能重新需要发射端位置、天线配置以及接收区域。</w:t>
-      </w:r>
-    </w:p>
-    <w:p>
-      <w:pPr>
-        <w:numPr>
-          <w:ilvl w:val="0"/>
-          <w:numId w:val="0"/>
-        </w:numPr>
-        <w:bidi w:val="0"/>
-        <w:ind w:left="0" w:leftChars="0" w:firstLine="0" w:firstLineChars="0"/>
-        <w:rPr>
-          <w:rFonts w:hint="eastAsia"/>
-          <w:b w:val="0"/>
-          <w:bCs w:val="0"/>
-          <w:color w:val="000000"/>
-          <w:u w:val="none"/>
-          <w:lang w:val="en-US" w:eastAsia="zh"/>
-          <w:woUserID w:val="1"/>
-        </w:rPr>
-      </w:pPr>
-    </w:p>
-    <w:p>
-      <w:pPr>
-        <w:numPr>
-          <w:numId w:val="0"/>
-        </w:numPr>
-        <w:bidi w:val="0"/>
-        <w:ind w:leftChars="0"/>
-        <w:rPr>
-          <w:rFonts w:hint="eastAsia"/>
-          <w:b w:val="0"/>
-          <w:bCs w:val="0"/>
-          <w:color w:val="000000"/>
-          <w:u w:val="none"/>
-          <w:lang w:val="en-US" w:eastAsia="zh"/>
+          <w:rFonts w:hint="eastAsia" w:eastAsia="宋体"/>
+          <w:b w:val="0"/>
+          <w:bCs w:val="0"/>
+          <w:color w:val="000000"/>
+          <w:u w:val="none"/>
+          <w:lang w:val="en-US" w:eastAsia="zh-CN"/>
           <w:woUserID w:val="1"/>
         </w:rPr>
       </w:pPr>
@@ -18352,6 +21312,18 @@
 <file path=word/numbering.xml><?xml version="1.0" encoding="utf-8"?>
 <w:numbering xmlns:wpc="http://schemas.microsoft.com/office/word/2010/wordprocessingCanvas" xmlns:mc="http://schemas.openxmlformats.org/markup-compatibility/2006" xmlns:o="urn:schemas-microsoft-com:office:office" xmlns:r="http://schemas.openxmlformats.org/officeDocument/2006/relationships" xmlns:m="http://schemas.openxmlformats.org/officeDocument/2006/math" xmlns:v="urn:schemas-microsoft-com:vml" xmlns:wp14="http://schemas.microsoft.com/office/word/2010/wordprocessingDrawing" xmlns:wp="http://schemas.openxmlformats.org/drawingml/2006/wordprocessingDrawing" xmlns:w10="urn:schemas-microsoft-com:office:word" xmlns:w="http://schemas.openxmlformats.org/wordprocessingml/2006/main" xmlns:w14="http://schemas.microsoft.com/office/word/2010/wordml" xmlns:wpg="http://schemas.microsoft.com/office/word/2010/wordprocessingGroup" xmlns:wpi="http://schemas.microsoft.com/office/word/2010/wordprocessingInk" xmlns:wne="http://schemas.microsoft.com/office/word/2006/wordml" xmlns:wps="http://schemas.microsoft.com/office/word/2010/wordprocessingShape" xmlns:wpsCustomData="http://www.wps.cn/officeDocument/2013/wpsCustomData" mc:Ignorable="w14 wp14">
   <w:abstractNum w:abstractNumId="0">
+    <w:nsid w:val="8D066C6B"/>
+    <w:multiLevelType w:val="singleLevel"/>
+    <w:tmpl w:val="8D066C6B"/>
+    <w:lvl w:ilvl="0" w:tentative="0">
+      <w:start w:val="1"/>
+      <w:numFmt w:val="decimal"/>
+      <w:suff w:val="space"/>
+      <w:lvlText w:val="%1."/>
+      <w:lvlJc w:val="left"/>
+    </w:lvl>
+  </w:abstractNum>
+  <w:abstractNum w:abstractNumId="1">
     <w:nsid w:val="A9BF9CF4"/>
     <w:multiLevelType w:val="multilevel"/>
     <w:tmpl w:val="A9BF9CF4"/>
@@ -18491,7 +21463,7 @@
       </w:rPr>
     </w:lvl>
   </w:abstractNum>
-  <w:abstractNum w:abstractNumId="1">
+  <w:abstractNum w:abstractNumId="2">
     <w:nsid w:val="ADFE1DEC"/>
     <w:multiLevelType w:val="multilevel"/>
     <w:tmpl w:val="ADFE1DEC"/>
@@ -18631,7 +21603,22 @@
       </w:rPr>
     </w:lvl>
   </w:abstractNum>
-  <w:abstractNum w:abstractNumId="2">
+  <w:abstractNum w:abstractNumId="3">
+    <w:nsid w:val="D81CA597"/>
+    <w:multiLevelType w:val="singleLevel"/>
+    <w:tmpl w:val="D81CA597"/>
+    <w:lvl w:ilvl="0" w:tentative="0">
+      <w:start w:val="5"/>
+      <w:numFmt w:val="chineseCounting"/>
+      <w:suff w:val="nothing"/>
+      <w:lvlText w:val="%1、"/>
+      <w:lvlJc w:val="left"/>
+      <w:rPr>
+        <w:rFonts w:hint="eastAsia"/>
+      </w:rPr>
+    </w:lvl>
+  </w:abstractNum>
+  <w:abstractNum w:abstractNumId="4">
     <w:nsid w:val="DFFF0AEF"/>
     <w:multiLevelType w:val="multilevel"/>
     <w:tmpl w:val="DFFF0AEF"/>
@@ -18771,7 +21758,7 @@
       </w:rPr>
     </w:lvl>
   </w:abstractNum>
-  <w:abstractNum w:abstractNumId="3">
+  <w:abstractNum w:abstractNumId="5">
     <w:nsid w:val="EDFEBE65"/>
     <w:multiLevelType w:val="singleLevel"/>
     <w:tmpl w:val="EDFEBE65"/>
@@ -18787,16 +21774,22 @@
     </w:lvl>
   </w:abstractNum>
   <w:num w:numId="1">
+    <w:abstractNumId w:val="1"/>
+  </w:num>
+  <w:num w:numId="2">
+    <w:abstractNumId w:val="4"/>
+  </w:num>
+  <w:num w:numId="3">
+    <w:abstractNumId w:val="5"/>
+  </w:num>
+  <w:num w:numId="4">
+    <w:abstractNumId w:val="2"/>
+  </w:num>
+  <w:num w:numId="5">
     <w:abstractNumId w:val="0"/>
   </w:num>
-  <w:num w:numId="2">
-    <w:abstractNumId w:val="2"/>
-  </w:num>
-  <w:num w:numId="3">
+  <w:num w:numId="6">
     <w:abstractNumId w:val="3"/>
-  </w:num>
-  <w:num w:numId="4">
-    <w:abstractNumId w:val="1"/>
   </w:num>
 </w:numbering>
 </file>
@@ -18908,7 +21901,7 @@
     <w:lsdException w:uiPriority="99" w:name="HTML Acronym"/>
     <w:lsdException w:uiPriority="99" w:name="HTML Address"/>
     <w:lsdException w:uiPriority="99" w:name="HTML Cite"/>
-    <w:lsdException w:uiPriority="99" w:name="HTML Code"/>
+    <w:lsdException w:qFormat="1" w:uiPriority="99" w:name="HTML Code"/>
     <w:lsdException w:uiPriority="99" w:name="HTML Definition"/>
     <w:lsdException w:uiPriority="99" w:name="HTML Keyboard"/>
     <w:lsdException w:uiPriority="99" w:name="HTML Preformatted"/>
@@ -19081,6 +22074,7 @@
     <w:name w:val="heading 1"/>
     <w:basedOn w:val="1"/>
     <w:next w:val="1"/>
+    <w:link w:val="14"/>
     <w:qFormat/>
     <w:uiPriority w:val="9"/>
     <w:pPr>
@@ -19101,6 +22095,7 @@
     <w:name w:val="heading 2"/>
     <w:basedOn w:val="1"/>
     <w:next w:val="1"/>
+    <w:link w:val="15"/>
     <w:unhideWhenUsed/>
     <w:qFormat/>
     <w:uiPriority w:val="9"/>
@@ -19264,10 +22259,34 @@
     <w:basedOn w:val="9"/>
     <w:semiHidden/>
     <w:unhideWhenUsed/>
+    <w:qFormat/>
     <w:uiPriority w:val="99"/>
     <w:rPr>
       <w:rFonts w:ascii="Courier New" w:hAnsi="Courier New"/>
       <w:sz w:val="20"/>
+    </w:rPr>
+  </w:style>
+  <w:style w:type="character" w:customStyle="1" w:styleId="14">
+    <w:name w:val="标题 1 Char"/>
+    <w:link w:val="2"/>
+    <w:uiPriority w:val="9"/>
+    <w:rPr>
+      <w:rFonts w:ascii="Times New Roman" w:hAnsi="Times New Roman" w:eastAsia="宋体"/>
+      <w:b/>
+      <w:kern w:val="44"/>
+      <w:sz w:val="28"/>
+      <w:szCs w:val="28"/>
+    </w:rPr>
+  </w:style>
+  <w:style w:type="character" w:customStyle="1" w:styleId="15">
+    <w:name w:val="标题 2 Char"/>
+    <w:link w:val="3"/>
+    <w:uiPriority w:val="9"/>
+    <w:rPr>
+      <w:rFonts w:ascii="Times New Roman" w:hAnsi="Times New Roman" w:eastAsia="宋体"/>
+      <w:b/>
+      <w:sz w:val="24"/>
+      <w:szCs w:val="24"/>
     </w:rPr>
   </w:style>
 </w:styles>
